--- a/docs/word/大学生教程.docx
+++ b/docs/word/大学生教程.docx
@@ -1501,7 +1501,7 @@
         <w:rPr>
           <w:rFonts w:hint="eastAsia"/>
         </w:rPr>
-        <w:t xml:space="preserve">下方结果面板换分量、换色系、定位极值</w:t>
+        <w:t xml:space="preserve">「结果」小窗换分量、换色系、定位极值</w:t>
       </w:r>
     </w:p>
     <w:p>
@@ -1793,7 +1793,7 @@
               <w:rPr>
                 <w:rFonts w:hint="eastAsia"/>
               </w:rPr>
-              <w:t xml:space="preserve">分析步、求解、模态、屈曲、模型检查、分析网格、节点实体</w:t>
+              <w:t xml:space="preserve">分析步、求解、模态、屈曲、模型检查、节点实体</w:t>
             </w:r>
           </w:p>
         </w:tc>
@@ -1888,221 +1888,295 @@
         <w:rPr>
           <w:rFonts w:hint="eastAsia"/>
         </w:rPr>
-        <w:t xml:space="preserve">标准视角、拾取过滤器、工作平面、捕捉、</w:t>
-      </w:r>
-      <w:r>
-        <w:rPr>
-          <w:rFonts w:hint="eastAsia"/>
-          <w:b/>
-          <w:bCs/>
-        </w:rPr>
-        <w:t xml:space="preserve">工况下拉</w:t>
-      </w:r>
-      <w:r>
-        <w:t xml:space="preserve">、</w:t>
-      </w:r>
-      <w:r>
-        <w:rPr>
-          <w:rFonts w:hint="eastAsia"/>
-          <w:b/>
-          <w:bCs/>
-        </w:rPr>
-        <w:t xml:space="preserve">变形放大系数</w:t>
-      </w:r>
-      <w:r>
-        <w:t xml:space="preserve">。</w:t>
-      </w:r>
-      <w:r>
-        <w:t xml:space="preserve"> </w:t>
-      </w:r>
-      <w:r>
-        <w:rPr>
-          <w:rFonts w:hint="eastAsia"/>
-        </w:rPr>
-        <w:t xml:space="preserve">后两个是审结果时切得最勤的，所以常驻，不用来回切页签。</w:t>
-      </w:r>
-    </w:p>
-    <w:bookmarkEnd w:id="18"/>
-    <w:bookmarkStart w:id="19" w:name="Xf6bc2a06e93a001b8ebf3805fd24ef223212fe8"/>
-    <w:p>
-      <w:pPr>
-        <w:pStyle w:val="Heading3"/>
-      </w:pPr>
-      <w:r>
-        <w:t xml:space="preserve">2.3 </w:t>
-      </w:r>
-      <w:r>
-        <w:rPr>
-          <w:rFonts w:hint="eastAsia"/>
-        </w:rPr>
-        <w:t xml:space="preserve">流程条</w:t>
-      </w:r>
-    </w:p>
-    <w:p>
-      <w:pPr>
-        <w:pStyle w:val="FirstParagraph"/>
-      </w:pPr>
-      <w:r>
-        <w:rPr>
-          <w:rFonts w:hint="eastAsia"/>
-        </w:rPr>
-        <w:t xml:space="preserve">五步：</w:t>
-      </w:r>
-      <w:r>
-        <w:rPr>
-          <w:rStyle w:val="VerbatimChar"/>
-        </w:rPr>
-        <w:t xml:space="preserve">1 </w:t>
-      </w:r>
-      <w:r>
-        <w:rPr>
-          <w:rStyle w:val="VerbatimChar"/>
-          <w:rFonts w:hint="eastAsia"/>
-        </w:rPr>
-        <w:t xml:space="preserve">建模</w:t>
-      </w:r>
-      <w:r>
-        <w:t xml:space="preserve"> </w:t>
-      </w:r>
-      <w:r>
-        <w:t xml:space="preserve">→</w:t>
-      </w:r>
-      <w:r>
-        <w:t xml:space="preserve"> </w:t>
-      </w:r>
-      <w:r>
-        <w:rPr>
-          <w:rStyle w:val="VerbatimChar"/>
-        </w:rPr>
-        <w:t xml:space="preserve">2 </w:t>
-      </w:r>
-      <w:r>
-        <w:rPr>
-          <w:rStyle w:val="VerbatimChar"/>
-          <w:rFonts w:hint="eastAsia"/>
-        </w:rPr>
-        <w:t xml:space="preserve">定义</w:t>
-      </w:r>
-      <w:r>
-        <w:t xml:space="preserve"> </w:t>
-      </w:r>
-      <w:r>
-        <w:t xml:space="preserve">→</w:t>
-      </w:r>
-      <w:r>
-        <w:t xml:space="preserve"> </w:t>
-      </w:r>
-      <w:r>
-        <w:rPr>
-          <w:rStyle w:val="VerbatimChar"/>
-        </w:rPr>
-        <w:t xml:space="preserve">3 </w:t>
-      </w:r>
-      <w:r>
-        <w:rPr>
-          <w:rStyle w:val="VerbatimChar"/>
-          <w:rFonts w:hint="eastAsia"/>
-        </w:rPr>
-        <w:t xml:space="preserve">校验</w:t>
-      </w:r>
-      <w:r>
-        <w:t xml:space="preserve"> </w:t>
-      </w:r>
-      <w:r>
-        <w:t xml:space="preserve">→</w:t>
-      </w:r>
-      <w:r>
-        <w:t xml:space="preserve"> </w:t>
-      </w:r>
-      <w:r>
-        <w:rPr>
-          <w:rStyle w:val="VerbatimChar"/>
-        </w:rPr>
-        <w:t xml:space="preserve">4 </w:t>
-      </w:r>
-      <w:r>
-        <w:rPr>
-          <w:rStyle w:val="VerbatimChar"/>
-          <w:rFonts w:hint="eastAsia"/>
-        </w:rPr>
-        <w:t xml:space="preserve">求解</w:t>
-      </w:r>
-      <w:r>
-        <w:t xml:space="preserve"> </w:t>
-      </w:r>
-      <w:r>
-        <w:t xml:space="preserve">→</w:t>
-      </w:r>
-      <w:r>
-        <w:t xml:space="preserve"> </w:t>
-      </w:r>
-      <w:r>
-        <w:rPr>
-          <w:rStyle w:val="VerbatimChar"/>
-        </w:rPr>
-        <w:t xml:space="preserve">5 </w:t>
-      </w:r>
-      <w:r>
-        <w:rPr>
-          <w:rStyle w:val="VerbatimChar"/>
-          <w:rFonts w:hint="eastAsia"/>
-        </w:rPr>
-        <w:t xml:space="preserve">结果</w:t>
-      </w:r>
-      <w:r>
-        <w:t xml:space="preserve">。</w:t>
-      </w:r>
-      <w:r>
-        <w:t xml:space="preserve"> </w:t>
-      </w:r>
-      <w:r>
-        <w:rPr>
-          <w:rFonts w:hint="eastAsia"/>
-        </w:rPr>
-        <w:t xml:space="preserve">鼠标停上去看每一步在干什么。被阻断时按钮上会挂</w:t>
-      </w:r>
-      <w:r>
-        <w:t xml:space="preserve"> </w:t>
-      </w:r>
-      <w:r>
-        <w:rPr>
-          <w:rStyle w:val="VerbatimChar"/>
-        </w:rPr>
-        <w:t xml:space="preserve">!3</w:t>
-      </w:r>
-      <w:r>
-        <w:t xml:space="preserve"> </w:t>
-      </w:r>
-      <w:r>
-        <w:rPr>
-          <w:rFonts w:hint="eastAsia"/>
-        </w:rPr>
-        <w:t xml:space="preserve">这样的数字，</w:t>
-      </w:r>
-      <w:r>
-        <w:t xml:space="preserve"> </w:t>
-      </w:r>
-      <w:r>
-        <w:rPr>
-          <w:rFonts w:hint="eastAsia"/>
-        </w:rPr>
-        <w:t xml:space="preserve">表示有三条校验问题，下方问题面板里逐条列着。</w:t>
-      </w:r>
-    </w:p>
-    <w:bookmarkEnd w:id="19"/>
-    <w:bookmarkStart w:id="20" w:name="Xe91ead31b14d9be52c4b931631ad3565d436946"/>
-    <w:p>
-      <w:pPr>
-        <w:pStyle w:val="Heading3"/>
-      </w:pPr>
-      <w:r>
-        <w:t xml:space="preserve">2.4 </w:t>
-      </w:r>
-      <w:r>
-        <w:rPr>
-          <w:rFonts w:hint="eastAsia"/>
-        </w:rPr>
-        <w:t xml:space="preserve">四个面板</w:t>
+        <w:t xml:space="preserve">分三段，</w:t>
+      </w:r>
+      <w:r>
+        <w:rPr>
+          <w:rFonts w:hint="eastAsia"/>
+          <w:b/>
+          <w:bCs/>
+        </w:rPr>
+        <w:t xml:space="preserve">每个按钮都带文字</w:t>
+      </w:r>
+      <w:r>
+        <w:rPr>
+          <w:rFonts w:hint="eastAsia"/>
+        </w:rPr>
+        <w:t xml:space="preserve">——纯图标认不出来。</w:t>
+      </w:r>
+    </w:p>
+    <w:tbl>
+      <w:tblPr>
+        <w:tblStyle w:val="Table"/>
+        <w:tblW w:type="auto" w:w="0"/>
+        <w:tblLook w:firstRow="1" w:lastRow="0" w:firstColumn="0" w:lastColumn="0" w:noHBand="0" w:noVBand="0" w:val="0020"/>
+      </w:tblPr>
+      <w:tblGrid>
+        <w:gridCol w:w="2640"/>
+        <w:gridCol w:w="2640"/>
+        <w:gridCol w:w="2640"/>
+      </w:tblGrid>
+      <w:tr>
+        <w:trPr>
+          <w:tblHeader w:val="on"/>
+        </w:trPr>
+        <w:tc>
+          <w:tcPr/>
+          <w:p>
+            <w:pPr>
+              <w:pStyle w:val="Compact"/>
+            </w:pPr>
+            <w:r>
+              <w:rPr>
+                <w:rFonts w:hint="eastAsia"/>
+              </w:rPr>
+              <w:t xml:space="preserve">段</w:t>
+            </w:r>
+          </w:p>
+        </w:tc>
+        <w:tc>
+          <w:tcPr/>
+          <w:p>
+            <w:pPr>
+              <w:pStyle w:val="Compact"/>
+            </w:pPr>
+            <w:r>
+              <w:rPr>
+                <w:rFonts w:hint="eastAsia"/>
+              </w:rPr>
+              <w:t xml:space="preserve">内容</w:t>
+            </w:r>
+          </w:p>
+        </w:tc>
+        <w:tc>
+          <w:tcPr/>
+          <w:p>
+            <w:pPr>
+              <w:pStyle w:val="Compact"/>
+            </w:pPr>
+            <w:r>
+              <w:rPr>
+                <w:rFonts w:hint="eastAsia"/>
+              </w:rPr>
+              <w:t xml:space="preserve">什么时候在</w:t>
+            </w:r>
+          </w:p>
+        </w:tc>
+      </w:tr>
+      <w:tr>
+        <w:tc>
+          <w:tcPr/>
+          <w:p>
+            <w:pPr>
+              <w:pStyle w:val="Compact"/>
+            </w:pPr>
+            <w:r>
+              <w:rPr>
+                <w:rFonts w:hint="eastAsia"/>
+              </w:rPr>
+              <w:t xml:space="preserve">左（固定）</w:t>
+            </w:r>
+          </w:p>
+        </w:tc>
+        <w:tc>
+          <w:tcPr/>
+          <w:p>
+            <w:pPr>
+              <w:pStyle w:val="Compact"/>
+            </w:pPr>
+            <w:r>
+              <w:rPr>
+                <w:rFonts w:hint="eastAsia"/>
+              </w:rPr>
+              <w:t xml:space="preserve">前视/侧视/顶视/等轴测/适应窗口、撤销/重做</w:t>
+            </w:r>
+          </w:p>
+        </w:tc>
+        <w:tc>
+          <w:tcPr/>
+          <w:p>
+            <w:pPr>
+              <w:pStyle w:val="Compact"/>
+            </w:pPr>
+            <w:r>
+              <w:rPr>
+                <w:rFonts w:hint="eastAsia"/>
+              </w:rPr>
+              <w:t xml:space="preserve">一直在</w:t>
+            </w:r>
+          </w:p>
+        </w:tc>
+      </w:tr>
+      <w:tr>
+        <w:tc>
+          <w:tcPr/>
+          <w:p>
+            <w:pPr>
+              <w:pStyle w:val="Compact"/>
+            </w:pPr>
+            <w:r>
+              <w:rPr>
+                <w:rFonts w:hint="eastAsia"/>
+              </w:rPr>
+              <w:t xml:space="preserve">中（随阶段变）</w:t>
+            </w:r>
+          </w:p>
+        </w:tc>
+        <w:tc>
+          <w:tcPr/>
+          <w:p>
+            <w:pPr>
+              <w:pStyle w:val="Compact"/>
+            </w:pPr>
+            <w:r>
+              <w:rPr>
+                <w:rFonts w:hint="eastAsia"/>
+              </w:rPr>
+              <w:t xml:space="preserve">建模时：选择节点/杆件、建节点/建杆件/删除选中</w:t>
+            </w:r>
+            <w:r>
+              <w:rPr>
+                <w:rFonts w:hint="eastAsia"/>
+              </w:rPr>
+              <w:t xml:space="preserve">看结果时：</w:t>
+            </w:r>
+            <w:r>
+              <w:rPr>
+                <w:rFonts w:hint="eastAsia"/>
+                <w:b/>
+                <w:bCs/>
+              </w:rPr>
+              <w:t xml:space="preserve">工况下拉</w:t>
+            </w:r>
+            <w:r>
+              <w:t xml:space="preserve">、</w:t>
+            </w:r>
+            <w:r>
+              <w:rPr>
+                <w:rFonts w:hint="eastAsia"/>
+                <w:b/>
+                <w:bCs/>
+              </w:rPr>
+              <w:t xml:space="preserve">变形放大系数</w:t>
+            </w:r>
+          </w:p>
+        </w:tc>
+        <w:tc>
+          <w:tcPr/>
+          <w:p>
+            <w:pPr>
+              <w:pStyle w:val="Compact"/>
+            </w:pPr>
+            <w:r>
+              <w:rPr>
+                <w:rFonts w:hint="eastAsia"/>
+              </w:rPr>
+              <w:t xml:space="preserve">按当前页签与显示模式切换</w:t>
+            </w:r>
+          </w:p>
+        </w:tc>
+      </w:tr>
+      <w:tr>
+        <w:tc>
+          <w:tcPr/>
+          <w:p>
+            <w:pPr>
+              <w:pStyle w:val="Compact"/>
+            </w:pPr>
+            <w:r>
+              <w:rPr>
+                <w:rFonts w:hint="eastAsia"/>
+              </w:rPr>
+              <w:t xml:space="preserve">右（固定）</w:t>
+            </w:r>
+          </w:p>
+        </w:tc>
+        <w:tc>
+          <w:tcPr/>
+          <w:p>
+            <w:pPr>
+              <w:pStyle w:val="Compact"/>
+            </w:pPr>
+            <w:r>
+              <w:rPr>
+                <w:rFonts w:hint="eastAsia"/>
+              </w:rPr>
+              <w:t xml:space="preserve">显示模式：</w:t>
+            </w:r>
+            <w:r>
+              <w:rPr>
+                <w:rStyle w:val="VerbatimChar"/>
+                <w:rFonts w:hint="eastAsia"/>
+              </w:rPr>
+              <w:t xml:space="preserve">模型</w:t>
+            </w:r>
+            <w:r>
+              <w:t xml:space="preserve"> </w:t>
+            </w:r>
+            <w:r>
+              <w:rPr>
+                <w:rStyle w:val="VerbatimChar"/>
+                <w:rFonts w:hint="eastAsia"/>
+              </w:rPr>
+              <w:t xml:space="preserve">分析网格</w:t>
+            </w:r>
+            <w:r>
+              <w:t xml:space="preserve"> </w:t>
+            </w:r>
+            <w:r>
+              <w:rPr>
+                <w:rStyle w:val="VerbatimChar"/>
+                <w:rFonts w:hint="eastAsia"/>
+              </w:rPr>
+              <w:t xml:space="preserve">变形</w:t>
+            </w:r>
+            <w:r>
+              <w:t xml:space="preserve"> </w:t>
+            </w:r>
+            <w:r>
+              <w:rPr>
+                <w:rStyle w:val="VerbatimChar"/>
+                <w:rFonts w:hint="eastAsia"/>
+              </w:rPr>
+              <w:t xml:space="preserve">云图</w:t>
+            </w:r>
+            <w:r>
+              <w:t xml:space="preserve"> </w:t>
+            </w:r>
+            <w:r>
+              <w:rPr>
+                <w:rStyle w:val="VerbatimChar"/>
+                <w:rFonts w:hint="eastAsia"/>
+              </w:rPr>
+              <w:t xml:space="preserve">模态</w:t>
+            </w:r>
+          </w:p>
+        </w:tc>
+        <w:tc>
+          <w:tcPr/>
+          <w:p>
+            <w:pPr>
+              <w:pStyle w:val="Compact"/>
+            </w:pPr>
+            <w:r>
+              <w:rPr>
+                <w:rFonts w:hint="eastAsia"/>
+              </w:rPr>
+              <w:t xml:space="preserve">一直在，当前模式高亮</w:t>
+            </w:r>
+          </w:p>
+        </w:tc>
+      </w:tr>
+    </w:tbl>
+    <w:p>
+      <w:pPr>
+        <w:pStyle w:val="BodyText"/>
+      </w:pPr>
+      <w:r>
+        <w:rPr>
+          <w:rFonts w:hint="eastAsia"/>
+        </w:rPr>
+        <w:t xml:space="preserve">三点值得说明：</w:t>
       </w:r>
     </w:p>
     <w:p>
@@ -2119,30 +2193,22 @@
           <w:b/>
           <w:bCs/>
         </w:rPr>
-        <w:t xml:space="preserve">模型树</w:t>
-      </w:r>
-      <w:r>
-        <w:rPr>
-          <w:rFonts w:hint="eastAsia"/>
-        </w:rPr>
-        <w:t xml:space="preserve">（左）：材料几种、截面几种、多少节点杆件支座工况。</w:t>
-      </w:r>
-      <w:r>
-        <w:t xml:space="preserve"> </w:t>
-      </w:r>
-      <w:r>
-        <w:rPr>
-          <w:rFonts w:hint="eastAsia"/>
-          <w:b/>
-          <w:bCs/>
-        </w:rPr>
-        <w:t xml:space="preserve">它是你的检查清单</w:t>
-      </w:r>
-      <w:r>
-        <w:rPr>
-          <w:rFonts w:hint="eastAsia"/>
-        </w:rPr>
-        <w:t xml:space="preserve">——数字对不上就说明哪一步漏了。</w:t>
+        <w:t xml:space="preserve">中段为什么要换</w:t>
+      </w:r>
+      <w:r>
+        <w:rPr>
+          <w:rFonts w:hint="eastAsia"/>
+        </w:rPr>
+        <w:t xml:space="preserve">：建几何时没有结果可切，审结果时不会去建节点。</w:t>
+      </w:r>
+      <w:r>
+        <w:t xml:space="preserve"> </w:t>
+      </w:r>
+      <w:r>
+        <w:rPr>
+          <w:rFonts w:hint="eastAsia"/>
+        </w:rPr>
+        <w:t xml:space="preserve">两套控件原先同时常驻，同屏十几项，一多半是当前用不上的。</w:t>
       </w:r>
     </w:p>
     <w:p>
@@ -2155,24 +2221,56 @@
       </w:pPr>
       <w:r>
         <w:rPr>
-          <w:b/>
-          <w:bCs/>
-        </w:rPr>
-        <w:t xml:space="preserve">AI </w:t>
-      </w:r>
-      <w:r>
-        <w:rPr>
-          <w:rFonts w:hint="eastAsia"/>
-          <w:b/>
-          <w:bCs/>
-        </w:rPr>
-        <w:t xml:space="preserve">助手</w:t>
-      </w:r>
-      <w:r>
-        <w:rPr>
-          <w:rFonts w:hint="eastAsia"/>
-        </w:rPr>
-        <w:t xml:space="preserve">（右）：自然语言建模与追问。</w:t>
+          <w:rFonts w:hint="eastAsia"/>
+          <w:b/>
+          <w:bCs/>
+        </w:rPr>
+        <w:t xml:space="preserve">工作平面</w:t>
+      </w:r>
+      <w:r>
+        <w:rPr>
+          <w:b/>
+          <w:bCs/>
+        </w:rPr>
+        <w:t xml:space="preserve"> / </w:t>
+      </w:r>
+      <w:r>
+        <w:rPr>
+          <w:rFonts w:hint="eastAsia"/>
+          <w:b/>
+          <w:bCs/>
+        </w:rPr>
+        <w:t xml:space="preserve">捕捉</w:t>
+      </w:r>
+      <w:r>
+        <w:rPr>
+          <w:b/>
+          <w:bCs/>
+        </w:rPr>
+        <w:t xml:space="preserve"> / </w:t>
+      </w:r>
+      <w:r>
+        <w:rPr>
+          <w:rFonts w:hint="eastAsia"/>
+          <w:b/>
+          <w:bCs/>
+        </w:rPr>
+        <w:t xml:space="preserve">坐标建点</w:t>
+      </w:r>
+      <w:r>
+        <w:rPr>
+          <w:rFonts w:hint="eastAsia"/>
+        </w:rPr>
+        <w:t xml:space="preserve">只在勾了「建节点」或「建杆件」时才出现。</w:t>
+      </w:r>
+      <w:r>
+        <w:t xml:space="preserve"> </w:t>
+      </w:r>
+      <w:r>
+        <w:rPr>
+          <w:rFonts w:hint="eastAsia"/>
+        </w:rPr>
+        <w:t xml:space="preserve">它们只影响"下一个点落在哪儿"，不放点的时候没有意义。</w:t>
       </w:r>
     </w:p>
     <w:p>
@@ -2189,45 +2287,827 @@
           <w:b/>
           <w:bCs/>
         </w:rPr>
+        <w:t xml:space="preserve">显示模式是状态不是动作</w:t>
+      </w:r>
+      <w:r>
+        <w:rPr>
+          <w:rFonts w:hint="eastAsia"/>
+        </w:rPr>
+        <w:t xml:space="preserve">，所以做成一排互斥按钮而不是普通图标——</w:t>
+      </w:r>
+      <w:r>
+        <w:t xml:space="preserve"> </w:t>
+      </w:r>
+      <w:r>
+        <w:rPr>
+          <w:rFonts w:hint="eastAsia"/>
+        </w:rPr>
+        <w:t xml:space="preserve">你随时能看出自己在看模型还是在看云图。</w:t>
+      </w:r>
+      <w:r>
+        <w:rPr>
+          <w:rStyle w:val="VerbatimChar"/>
+          <w:rFonts w:hint="eastAsia"/>
+        </w:rPr>
+        <w:t xml:space="preserve">分析网格</w:t>
+      </w:r>
+      <w:r>
+        <w:t xml:space="preserve"> </w:t>
+      </w:r>
+      <w:r>
+        <w:rPr>
+          <w:rFonts w:hint="eastAsia"/>
+        </w:rPr>
+        <w:t xml:space="preserve">也在这里，</w:t>
+      </w:r>
+      <w:r>
+        <w:t xml:space="preserve"> </w:t>
+      </w:r>
+      <w:r>
+        <w:rPr>
+          <w:rFonts w:hint="eastAsia"/>
+        </w:rPr>
+        <w:t xml:space="preserve">它是一种显示模式，不在「分析」页里重复放一份。</w:t>
+      </w:r>
+    </w:p>
+    <w:p>
+      <w:pPr>
+        <w:pStyle w:val="FirstParagraph"/>
+      </w:pPr>
+      <w:r>
+        <w:rPr>
+          <w:rFonts w:hint="eastAsia"/>
+        </w:rPr>
+        <w:t xml:space="preserve">功能区可以收起：</w:t>
+      </w:r>
+      <w:r>
+        <w:rPr>
+          <w:rFonts w:hint="eastAsia"/>
+          <w:b/>
+          <w:bCs/>
+        </w:rPr>
+        <w:t xml:space="preserve">双击页签</w:t>
+      </w:r>
+      <w:r>
+        <w:rPr>
+          <w:rFonts w:hint="eastAsia"/>
+        </w:rPr>
+        <w:t xml:space="preserve">，或点页签行右端的</w:t>
+      </w:r>
+      <w:r>
+        <w:t xml:space="preserve"> </w:t>
+      </w:r>
+      <w:r>
+        <w:rPr>
+          <w:rStyle w:val="VerbatimChar"/>
+        </w:rPr>
+        <w:t xml:space="preserve">⌃</w:t>
+      </w:r>
+      <w:r>
+        <w:t xml:space="preserve">。</w:t>
+      </w:r>
+      <w:r>
+        <w:t xml:space="preserve"> </w:t>
+      </w:r>
+      <w:r>
+        <w:rPr>
+          <w:rFonts w:hint="eastAsia"/>
+        </w:rPr>
+        <w:t xml:space="preserve">收起后只留页签（高度</w:t>
+      </w:r>
+      <w:r>
+        <w:t xml:space="preserve"> 112px → </w:t>
+      </w:r>
+      <w:r>
+        <w:rPr>
+          <w:rFonts w:hint="eastAsia"/>
+        </w:rPr>
+        <w:t xml:space="preserve">33px），把地方让给视口；页签始终保留，</w:t>
+      </w:r>
+      <w:r>
+        <w:t xml:space="preserve"> </w:t>
+      </w:r>
+      <w:r>
+        <w:rPr>
+          <w:rFonts w:hint="eastAsia"/>
+        </w:rPr>
+        <w:t xml:space="preserve">因为它同时是"我在哪个模块"的指示。</w:t>
+      </w:r>
+    </w:p>
+    <w:bookmarkEnd w:id="18"/>
+    <w:bookmarkStart w:id="19" w:name="Xf6bc2a06e93a001b8ebf3805fd24ef223212fe8"/>
+    <w:p>
+      <w:pPr>
+        <w:pStyle w:val="Heading3"/>
+      </w:pPr>
+      <w:r>
+        <w:t xml:space="preserve">2.3 </w:t>
+      </w:r>
+      <w:r>
+        <w:rPr>
+          <w:rFonts w:hint="eastAsia"/>
+        </w:rPr>
+        <w:t xml:space="preserve">流程条</w:t>
+      </w:r>
+    </w:p>
+    <w:p>
+      <w:pPr>
+        <w:pStyle w:val="FirstParagraph"/>
+      </w:pPr>
+      <w:r>
+        <w:rPr>
+          <w:rFonts w:hint="eastAsia"/>
+        </w:rPr>
+        <w:t xml:space="preserve">五步：</w:t>
+      </w:r>
+      <w:r>
+        <w:rPr>
+          <w:rStyle w:val="VerbatimChar"/>
+        </w:rPr>
+        <w:t xml:space="preserve">1 </w:t>
+      </w:r>
+      <w:r>
+        <w:rPr>
+          <w:rStyle w:val="VerbatimChar"/>
+          <w:rFonts w:hint="eastAsia"/>
+        </w:rPr>
+        <w:t xml:space="preserve">建模</w:t>
+      </w:r>
+      <w:r>
+        <w:t xml:space="preserve"> </w:t>
+      </w:r>
+      <w:r>
+        <w:t xml:space="preserve">→</w:t>
+      </w:r>
+      <w:r>
+        <w:t xml:space="preserve"> </w:t>
+      </w:r>
+      <w:r>
+        <w:rPr>
+          <w:rStyle w:val="VerbatimChar"/>
+        </w:rPr>
+        <w:t xml:space="preserve">2 </w:t>
+      </w:r>
+      <w:r>
+        <w:rPr>
+          <w:rStyle w:val="VerbatimChar"/>
+          <w:rFonts w:hint="eastAsia"/>
+        </w:rPr>
+        <w:t xml:space="preserve">定义</w:t>
+      </w:r>
+      <w:r>
+        <w:t xml:space="preserve"> </w:t>
+      </w:r>
+      <w:r>
+        <w:t xml:space="preserve">→</w:t>
+      </w:r>
+      <w:r>
+        <w:t xml:space="preserve"> </w:t>
+      </w:r>
+      <w:r>
+        <w:rPr>
+          <w:rStyle w:val="VerbatimChar"/>
+        </w:rPr>
+        <w:t xml:space="preserve">3 </w:t>
+      </w:r>
+      <w:r>
+        <w:rPr>
+          <w:rStyle w:val="VerbatimChar"/>
+          <w:rFonts w:hint="eastAsia"/>
+        </w:rPr>
+        <w:t xml:space="preserve">校验</w:t>
+      </w:r>
+      <w:r>
+        <w:t xml:space="preserve"> </w:t>
+      </w:r>
+      <w:r>
+        <w:t xml:space="preserve">→</w:t>
+      </w:r>
+      <w:r>
+        <w:t xml:space="preserve"> </w:t>
+      </w:r>
+      <w:r>
+        <w:rPr>
+          <w:rStyle w:val="VerbatimChar"/>
+        </w:rPr>
+        <w:t xml:space="preserve">4 </w:t>
+      </w:r>
+      <w:r>
+        <w:rPr>
+          <w:rStyle w:val="VerbatimChar"/>
+          <w:rFonts w:hint="eastAsia"/>
+        </w:rPr>
+        <w:t xml:space="preserve">求解</w:t>
+      </w:r>
+      <w:r>
+        <w:t xml:space="preserve"> </w:t>
+      </w:r>
+      <w:r>
+        <w:t xml:space="preserve">→</w:t>
+      </w:r>
+      <w:r>
+        <w:t xml:space="preserve"> </w:t>
+      </w:r>
+      <w:r>
+        <w:rPr>
+          <w:rStyle w:val="VerbatimChar"/>
+        </w:rPr>
+        <w:t xml:space="preserve">5 </w:t>
+      </w:r>
+      <w:r>
+        <w:rPr>
+          <w:rStyle w:val="VerbatimChar"/>
+          <w:rFonts w:hint="eastAsia"/>
+        </w:rPr>
         <w:t xml:space="preserve">结果</w:t>
       </w:r>
       <w:r>
-        <w:rPr>
-          <w:rFonts w:hint="eastAsia"/>
-        </w:rPr>
-        <w:t xml:space="preserve">（下）：结果表</w:t>
-      </w:r>
-      <w:r>
-        <w:t xml:space="preserve"> + </w:t>
-      </w:r>
-      <w:r>
-        <w:rPr>
-          <w:rFonts w:hint="eastAsia"/>
-        </w:rPr>
-        <w:t xml:space="preserve">云图显示选项。</w:t>
-      </w:r>
-    </w:p>
-    <w:p>
-      <w:pPr>
-        <w:pStyle w:val="Compact"/>
-        <w:numPr>
-          <w:ilvl w:val="0"/>
-          <w:numId w:val="1004"/>
-        </w:numPr>
-      </w:pPr>
-      <w:r>
-        <w:rPr>
-          <w:rFonts w:hint="eastAsia"/>
-          <w:b/>
-          <w:bCs/>
-        </w:rPr>
-        <w:t xml:space="preserve">内力图</w:t>
-      </w:r>
-      <w:r>
-        <w:rPr>
-          <w:rFonts w:hint="eastAsia"/>
-        </w:rPr>
-        <w:t xml:space="preserve">（下）：沿杆长的内力曲线。</w:t>
+        <w:t xml:space="preserve">。</w:t>
+      </w:r>
+      <w:r>
+        <w:t xml:space="preserve"> </w:t>
+      </w:r>
+      <w:r>
+        <w:rPr>
+          <w:rFonts w:hint="eastAsia"/>
+        </w:rPr>
+        <w:t xml:space="preserve">鼠标停上去看每一步在干什么。被阻断时按钮上会挂</w:t>
+      </w:r>
+      <w:r>
+        <w:t xml:space="preserve"> </w:t>
+      </w:r>
+      <w:r>
+        <w:rPr>
+          <w:rStyle w:val="VerbatimChar"/>
+        </w:rPr>
+        <w:t xml:space="preserve">!3</w:t>
+      </w:r>
+      <w:r>
+        <w:t xml:space="preserve"> </w:t>
+      </w:r>
+      <w:r>
+        <w:rPr>
+          <w:rFonts w:hint="eastAsia"/>
+        </w:rPr>
+        <w:t xml:space="preserve">这样的数字，</w:t>
+      </w:r>
+      <w:r>
+        <w:t xml:space="preserve"> </w:t>
+      </w:r>
+      <w:r>
+        <w:rPr>
+          <w:rFonts w:hint="eastAsia"/>
+        </w:rPr>
+        <w:t xml:space="preserve">表示有三条校验问题，下方问题面板里逐条列着。</w:t>
+      </w:r>
+    </w:p>
+    <w:bookmarkEnd w:id="19"/>
+    <w:bookmarkStart w:id="20" w:name="Xb45ae654302e2daf5be72c2c05dd7331ced218e"/>
+    <w:p>
+      <w:pPr>
+        <w:pStyle w:val="Heading3"/>
+      </w:pPr>
+      <w:r>
+        <w:t xml:space="preserve">2.4 </w:t>
+      </w:r>
+      <w:r>
+        <w:rPr>
+          <w:rFonts w:hint="eastAsia"/>
+        </w:rPr>
+        <w:t xml:space="preserve">面板都是独立小窗</w:t>
+      </w:r>
+    </w:p>
+    <w:p>
+      <w:pPr>
+        <w:pStyle w:val="FirstParagraph"/>
+      </w:pPr>
+      <w:r>
+        <w:rPr>
+          <w:rFonts w:hint="eastAsia"/>
+          <w:b/>
+          <w:bCs/>
+        </w:rPr>
+        <w:t xml:space="preserve">九个面板没有一个是停靠的</w:t>
+      </w:r>
+      <w:r>
+        <w:rPr>
+          <w:rFonts w:hint="eastAsia"/>
+        </w:rPr>
+        <w:t xml:space="preserve">，全部是浮在视口上方的独立小窗，</w:t>
+      </w:r>
+      <w:r>
+        <w:t xml:space="preserve"> </w:t>
+      </w:r>
+      <w:r>
+        <w:rPr>
+          <w:rFonts w:hint="eastAsia"/>
+        </w:rPr>
+        <w:t xml:space="preserve">开关它们</w:t>
+      </w:r>
+      <w:r>
+        <w:rPr>
+          <w:rFonts w:hint="eastAsia"/>
+          <w:b/>
+          <w:bCs/>
+        </w:rPr>
+        <w:t xml:space="preserve">不会改变视口尺寸</w:t>
+      </w:r>
+      <w:r>
+        <w:t xml:space="preserve">。</w:t>
+      </w:r>
+    </w:p>
+    <w:tbl>
+      <w:tblPr>
+        <w:tblStyle w:val="Table"/>
+        <w:tblW w:type="auto" w:w="0"/>
+        <w:tblLook w:firstRow="1" w:lastRow="0" w:firstColumn="0" w:lastColumn="0" w:noHBand="0" w:noVBand="0" w:val="0020"/>
+      </w:tblPr>
+      <w:tblGrid>
+        <w:gridCol w:w="3960"/>
+        <w:gridCol w:w="3960"/>
+      </w:tblGrid>
+      <w:tr>
+        <w:trPr>
+          <w:tblHeader w:val="on"/>
+        </w:trPr>
+        <w:tc>
+          <w:tcPr/>
+          <w:p>
+            <w:pPr>
+              <w:pStyle w:val="Compact"/>
+            </w:pPr>
+            <w:r>
+              <w:rPr>
+                <w:rFonts w:hint="eastAsia"/>
+              </w:rPr>
+              <w:t xml:space="preserve">面板</w:t>
+            </w:r>
+          </w:p>
+        </w:tc>
+        <w:tc>
+          <w:tcPr/>
+          <w:p>
+            <w:pPr>
+              <w:pStyle w:val="Compact"/>
+            </w:pPr>
+            <w:r>
+              <w:rPr>
+                <w:rFonts w:hint="eastAsia"/>
+              </w:rPr>
+              <w:t xml:space="preserve">里面是什么</w:t>
+            </w:r>
+          </w:p>
+        </w:tc>
+      </w:tr>
+      <w:tr>
+        <w:tc>
+          <w:tcPr/>
+          <w:p>
+            <w:pPr>
+              <w:pStyle w:val="Compact"/>
+            </w:pPr>
+            <w:r>
+              <w:rPr>
+                <w:rFonts w:hint="eastAsia"/>
+              </w:rPr>
+              <w:t xml:space="preserve">模型树</w:t>
+            </w:r>
+          </w:p>
+        </w:tc>
+        <w:tc>
+          <w:tcPr/>
+          <w:p>
+            <w:pPr>
+              <w:pStyle w:val="Compact"/>
+            </w:pPr>
+            <w:r>
+              <w:rPr>
+                <w:rFonts w:hint="eastAsia"/>
+              </w:rPr>
+              <w:t xml:space="preserve">材料几种、截面几种、多少节点杆件支座工况。</w:t>
+            </w:r>
+            <w:r>
+              <w:rPr>
+                <w:rFonts w:hint="eastAsia"/>
+                <w:b/>
+                <w:bCs/>
+              </w:rPr>
+              <w:t xml:space="preserve">它是你的检查清单</w:t>
+            </w:r>
+            <w:r>
+              <w:rPr>
+                <w:rFonts w:hint="eastAsia"/>
+              </w:rPr>
+              <w:t xml:space="preserve">——数字对不上就说明哪一步漏了</w:t>
+            </w:r>
+          </w:p>
+        </w:tc>
+      </w:tr>
+      <w:tr>
+        <w:tc>
+          <w:tcPr/>
+          <w:p>
+            <w:pPr>
+              <w:pStyle w:val="Compact"/>
+            </w:pPr>
+            <w:r>
+              <w:rPr>
+                <w:rFonts w:hint="eastAsia"/>
+              </w:rPr>
+              <w:t xml:space="preserve">属性</w:t>
+            </w:r>
+          </w:p>
+        </w:tc>
+        <w:tc>
+          <w:tcPr/>
+          <w:p>
+            <w:pPr>
+              <w:pStyle w:val="Compact"/>
+            </w:pPr>
+            <w:r>
+              <w:rPr>
+                <w:rFonts w:hint="eastAsia"/>
+              </w:rPr>
+              <w:t xml:space="preserve">选中对象的材料、截面、释放、偏移</w:t>
+            </w:r>
+          </w:p>
+        </w:tc>
+      </w:tr>
+      <w:tr>
+        <w:tc>
+          <w:tcPr/>
+          <w:p>
+            <w:pPr>
+              <w:pStyle w:val="Compact"/>
+            </w:pPr>
+            <w:r>
+              <w:rPr>
+                <w:rFonts w:hint="eastAsia"/>
+              </w:rPr>
+              <w:t xml:space="preserve">建模过程</w:t>
+            </w:r>
+          </w:p>
+        </w:tc>
+        <w:tc>
+          <w:tcPr/>
+          <w:p>
+            <w:pPr>
+              <w:pStyle w:val="Compact"/>
+            </w:pPr>
+            <w:r>
+              <w:rPr>
+                <w:rFonts w:hint="eastAsia"/>
+              </w:rPr>
+              <w:t xml:space="preserve">每一步工具调用，可以点回任意一步</w:t>
+            </w:r>
+          </w:p>
+        </w:tc>
+      </w:tr>
+      <w:tr>
+        <w:tc>
+          <w:tcPr/>
+          <w:p>
+            <w:pPr>
+              <w:pStyle w:val="Compact"/>
+            </w:pPr>
+            <w:r>
+              <w:t xml:space="preserve">AI </w:t>
+            </w:r>
+            <w:r>
+              <w:rPr>
+                <w:rFonts w:hint="eastAsia"/>
+              </w:rPr>
+              <w:t xml:space="preserve">助手</w:t>
+            </w:r>
+          </w:p>
+        </w:tc>
+        <w:tc>
+          <w:tcPr/>
+          <w:p>
+            <w:pPr>
+              <w:pStyle w:val="Compact"/>
+            </w:pPr>
+            <w:r>
+              <w:rPr>
+                <w:rFonts w:hint="eastAsia"/>
+              </w:rPr>
+              <w:t xml:space="preserve">自然语言建模与追问</w:t>
+            </w:r>
+          </w:p>
+        </w:tc>
+      </w:tr>
+      <w:tr>
+        <w:tc>
+          <w:tcPr/>
+          <w:p>
+            <w:pPr>
+              <w:pStyle w:val="Compact"/>
+            </w:pPr>
+            <w:r>
+              <w:rPr>
+                <w:rFonts w:hint="eastAsia"/>
+              </w:rPr>
+              <w:t xml:space="preserve">手绘草图</w:t>
+            </w:r>
+          </w:p>
+        </w:tc>
+        <w:tc>
+          <w:tcPr/>
+          <w:p>
+            <w:pPr>
+              <w:pStyle w:val="Compact"/>
+            </w:pPr>
+            <w:r>
+              <w:rPr>
+                <w:rFonts w:hint="eastAsia"/>
+              </w:rPr>
+              <w:t xml:space="preserve">图纸/草图识别成模型</w:t>
+            </w:r>
+          </w:p>
+        </w:tc>
+      </w:tr>
+      <w:tr>
+        <w:tc>
+          <w:tcPr/>
+          <w:p>
+            <w:pPr>
+              <w:pStyle w:val="Compact"/>
+            </w:pPr>
+            <w:r>
+              <w:rPr>
+                <w:rFonts w:hint="eastAsia"/>
+              </w:rPr>
+              <w:t xml:space="preserve">边界条件</w:t>
+            </w:r>
+          </w:p>
+        </w:tc>
+        <w:tc>
+          <w:tcPr/>
+          <w:p>
+            <w:pPr>
+              <w:pStyle w:val="Compact"/>
+            </w:pPr>
+            <w:r>
+              <w:rPr>
+                <w:rFonts w:hint="eastAsia"/>
+              </w:rPr>
+              <w:t xml:space="preserve">支座、节点力、杆件荷载</w:t>
+            </w:r>
+          </w:p>
+        </w:tc>
+      </w:tr>
+      <w:tr>
+        <w:tc>
+          <w:tcPr/>
+          <w:p>
+            <w:pPr>
+              <w:pStyle w:val="Compact"/>
+            </w:pPr>
+            <w:r>
+              <w:rPr>
+                <w:rFonts w:hint="eastAsia"/>
+              </w:rPr>
+              <w:t xml:space="preserve">结果</w:t>
+            </w:r>
+          </w:p>
+        </w:tc>
+        <w:tc>
+          <w:tcPr/>
+          <w:p>
+            <w:pPr>
+              <w:pStyle w:val="Compact"/>
+            </w:pPr>
+            <w:r>
+              <w:rPr>
+                <w:rFonts w:hint="eastAsia"/>
+              </w:rPr>
+              <w:t xml:space="preserve">结果表</w:t>
+            </w:r>
+            <w:r>
+              <w:t xml:space="preserve"> + </w:t>
+            </w:r>
+            <w:r>
+              <w:rPr>
+                <w:rFonts w:hint="eastAsia"/>
+              </w:rPr>
+              <w:t xml:space="preserve">云图显示选项</w:t>
+            </w:r>
+          </w:p>
+        </w:tc>
+      </w:tr>
+      <w:tr>
+        <w:tc>
+          <w:tcPr/>
+          <w:p>
+            <w:pPr>
+              <w:pStyle w:val="Compact"/>
+            </w:pPr>
+            <w:r>
+              <w:rPr>
+                <w:rFonts w:hint="eastAsia"/>
+              </w:rPr>
+              <w:t xml:space="preserve">内力图</w:t>
+            </w:r>
+          </w:p>
+        </w:tc>
+        <w:tc>
+          <w:tcPr/>
+          <w:p>
+            <w:pPr>
+              <w:pStyle w:val="Compact"/>
+            </w:pPr>
+            <w:r>
+              <w:rPr>
+                <w:rFonts w:hint="eastAsia"/>
+              </w:rPr>
+              <w:t xml:space="preserve">沿杆长的内力曲线</w:t>
+            </w:r>
+          </w:p>
+        </w:tc>
+      </w:tr>
+      <w:tr>
+        <w:tc>
+          <w:tcPr/>
+          <w:p>
+            <w:pPr>
+              <w:pStyle w:val="Compact"/>
+            </w:pPr>
+            <w:r>
+              <w:rPr>
+                <w:rFonts w:hint="eastAsia"/>
+              </w:rPr>
+              <w:t xml:space="preserve">截面优化</w:t>
+            </w:r>
+          </w:p>
+        </w:tc>
+        <w:tc>
+          <w:tcPr/>
+          <w:p>
+            <w:pPr>
+              <w:pStyle w:val="Compact"/>
+            </w:pPr>
+            <w:r>
+              <w:rPr>
+                <w:rFonts w:hint="eastAsia"/>
+              </w:rPr>
+              <w:t xml:space="preserve">按约束搜截面</w:t>
+            </w:r>
+          </w:p>
+        </w:tc>
+      </w:tr>
+    </w:tbl>
+    <w:p>
+      <w:pPr>
+        <w:pStyle w:val="BodyText"/>
+      </w:pPr>
+      <w:r>
+        <w:rPr>
+          <w:rFonts w:hint="eastAsia"/>
+          <w:b/>
+          <w:bCs/>
+        </w:rPr>
+        <w:t xml:space="preserve">为什么不做成停靠。</w:t>
+      </w:r>
+      <w:r>
+        <w:t xml:space="preserve"> </w:t>
+      </w:r>
+      <w:r>
+        <w:rPr>
+          <w:rFonts w:hint="eastAsia"/>
+        </w:rPr>
+        <w:t xml:space="preserve">停靠的代价是每开一个面板，中央视口就被挤小一次，</w:t>
+      </w:r>
+      <w:r>
+        <w:t xml:space="preserve"> </w:t>
+      </w:r>
+      <w:r>
+        <w:rPr>
+          <w:rFonts w:hint="eastAsia"/>
+        </w:rPr>
+        <w:t xml:space="preserve">而这些面板多数是"看一眼就关"的——属性、边界条件、截面优化、建模过程</w:t>
+      </w:r>
+      <w:r>
+        <w:t xml:space="preserve"> </w:t>
+      </w:r>
+      <w:r>
+        <w:rPr>
+          <w:rFonts w:hint="eastAsia"/>
+        </w:rPr>
+        <w:t xml:space="preserve">都是。视口被挤到一半宽之后再想转个角度看模型，得先把面板关掉，</w:t>
+      </w:r>
+      <w:r>
+        <w:t xml:space="preserve"> </w:t>
+      </w:r>
+      <w:r>
+        <w:rPr>
+          <w:rFonts w:hint="eastAsia"/>
+        </w:rPr>
+        <w:t xml:space="preserve">这个来回是纯浪费。浮窗叠在视口上方，关掉就还原，视口尺寸从头到尾不变。</w:t>
+      </w:r>
+    </w:p>
+    <w:p>
+      <w:pPr>
+        <w:pStyle w:val="BodyText"/>
+      </w:pPr>
+      <w:r>
+        <w:rPr>
+          <w:rFonts w:hint="eastAsia"/>
+        </w:rPr>
+        <w:t xml:space="preserve">它们是</w:t>
+      </w:r>
+      <w:r>
+        <w:rPr>
+          <w:rFonts w:hint="eastAsia"/>
+          <w:b/>
+          <w:bCs/>
+        </w:rPr>
+        <w:t xml:space="preserve">工具窗</w:t>
+      </w:r>
+      <w:r>
+        <w:rPr>
+          <w:rFonts w:hint="eastAsia"/>
+        </w:rPr>
+        <w:t xml:space="preserve">：浮在主窗之上、跟着主窗一起关，不会在任务栏里各占一格。</w:t>
+      </w:r>
+      <w:r>
+        <w:t xml:space="preserve"> </w:t>
+      </w:r>
+      <w:r>
+        <w:rPr>
+          <w:rFonts w:hint="eastAsia"/>
+        </w:rPr>
+        <w:t xml:space="preserve">拖动可以随便摆，但停不回边上去。</w:t>
+      </w:r>
+    </w:p>
+    <w:p>
+      <w:pPr>
+        <w:pStyle w:val="BodyText"/>
+      </w:pPr>
+      <w:r>
+        <w:rPr>
+          <w:b/>
+          <w:bCs/>
+        </w:rPr>
+        <w:t xml:space="preserve">AI </w:t>
+      </w:r>
+      <w:r>
+        <w:rPr>
+          <w:rFonts w:hint="eastAsia"/>
+          <w:b/>
+          <w:bCs/>
+        </w:rPr>
+        <w:t xml:space="preserve">助手默认收起</w:t>
+      </w:r>
+      <w:r>
+        <w:rPr>
+          <w:rFonts w:hint="eastAsia"/>
+        </w:rPr>
+        <w:t xml:space="preserve">——它固定占</w:t>
+      </w:r>
+      <w:r>
+        <w:t xml:space="preserve"> </w:t>
+      </w:r>
+      <w:r>
+        <w:rPr>
+          <w:rFonts w:hint="eastAsia"/>
+        </w:rPr>
+        <w:t xml:space="preserve">400px，而只在想让</w:t>
+      </w:r>
+      <w:r>
+        <w:t xml:space="preserve"> AI </w:t>
+      </w:r>
+      <w:r>
+        <w:rPr>
+          <w:rFonts w:hint="eastAsia"/>
+        </w:rPr>
+        <w:t xml:space="preserve">帮忙时才用。</w:t>
+      </w:r>
+      <w:r>
+        <w:t xml:space="preserve"> </w:t>
+      </w:r>
+      <w:r>
+        <w:rPr>
+          <w:rFonts w:hint="eastAsia"/>
+        </w:rPr>
+        <w:t xml:space="preserve">点视口右缘那个</w:t>
+      </w:r>
+      <w:r>
+        <w:t xml:space="preserve"> </w:t>
+      </w:r>
+      <w:r>
+        <w:rPr>
+          <w:rStyle w:val="VerbatimChar"/>
+        </w:rPr>
+        <w:t xml:space="preserve">AI</w:t>
+      </w:r>
+      <w:r>
+        <w:t xml:space="preserve"> </w:t>
+      </w:r>
+      <w:r>
+        <w:rPr>
+          <w:rFonts w:hint="eastAsia"/>
+        </w:rPr>
+        <w:t xml:space="preserve">浮标打开。</w:t>
       </w:r>
     </w:p>
     <w:p>

--- a/docs/word/大学生教程.docx
+++ b/docs/word/大学生教程.docx
@@ -5262,6 +5262,617 @@
       </w:r>
       <w:r>
         <w:t xml:space="preserve">。</w:t>
+      </w:r>
+    </w:p>
+    <w:p>
+      <w:pPr>
+        <w:pStyle w:val="BlockText"/>
+      </w:pPr>
+      <w:r>
+        <w:rPr>
+          <w:rFonts w:hint="eastAsia"/>
+          <w:b/>
+          <w:bCs/>
+        </w:rPr>
+        <w:t xml:space="preserve">这两项必须把跨拆细，一跨一个单元是不够的。</w:t>
+      </w:r>
+    </w:p>
+    <w:p>
+      <w:pPr>
+        <w:pStyle w:val="BlockText"/>
+      </w:pPr>
+      <w:r>
+        <w:rPr>
+          <w:rFonts w:hint="eastAsia"/>
+        </w:rPr>
+        <w:t xml:space="preserve">静力内力是解析恢复的，与网格无关；但一致质量阵和几何刚度阵靠形函数装配，</w:t>
+      </w:r>
+      <w:r>
+        <w:t xml:space="preserve"> </w:t>
+      </w:r>
+      <w:r>
+        <w:rPr>
+          <w:rFonts w:hint="eastAsia"/>
+        </w:rPr>
+        <w:t xml:space="preserve">网格越粗报得越高——</w:t>
+      </w:r>
+      <w:r>
+        <w:rPr>
+          <w:rFonts w:hint="eastAsia"/>
+          <w:b/>
+          <w:bCs/>
+        </w:rPr>
+        <w:t xml:space="preserve">偏不安全那一侧</w:t>
+      </w:r>
+      <w:r>
+        <w:rPr>
+          <w:rFonts w:hint="eastAsia"/>
+        </w:rPr>
+        <w:t xml:space="preserve">。实测：</w:t>
+      </w:r>
+    </w:p>
+    <w:tbl>
+      <w:tblPr>
+        <w:tblStyle w:val="Table"/>
+        <w:tblW w:type="auto" w:w="0"/>
+        <w:tblLook w:firstRow="1" w:lastRow="0" w:firstColumn="0" w:lastColumn="0" w:noHBand="0" w:noVBand="0" w:val="0020"/>
+      </w:tblPr>
+      <w:tblGrid>
+        <w:gridCol w:w="1584"/>
+        <w:gridCol w:w="1584"/>
+        <w:gridCol w:w="1584"/>
+        <w:gridCol w:w="1584"/>
+        <w:gridCol w:w="1584"/>
+      </w:tblGrid>
+      <w:tr>
+        <w:trPr>
+          <w:tblHeader w:val="on"/>
+        </w:trPr>
+        <w:tc>
+          <w:tcPr/>
+          <w:p>
+            <w:pPr>
+              <w:pStyle w:val="Compact"/>
+            </w:pPr>
+            <w:r>
+              <w:rPr>
+                <w:rFonts w:hint="eastAsia"/>
+              </w:rPr>
+              <w:t xml:space="preserve">模型</w:t>
+            </w:r>
+          </w:p>
+        </w:tc>
+        <w:tc>
+          <w:tcPr/>
+          <w:p>
+            <w:pPr>
+              <w:pStyle w:val="Compact"/>
+            </w:pPr>
+            <w:r>
+              <w:rPr>
+                <w:rFonts w:hint="eastAsia"/>
+              </w:rPr>
+              <w:t xml:space="preserve">每跨单元数</w:t>
+            </w:r>
+          </w:p>
+        </w:tc>
+        <w:tc>
+          <w:tcPr/>
+          <w:p>
+            <w:pPr>
+              <w:pStyle w:val="Compact"/>
+            </w:pPr>
+            <w:r>
+              <w:rPr>
+                <w:rFonts w:hint="eastAsia"/>
+              </w:rPr>
+              <w:t xml:space="preserve">结果</w:t>
+            </w:r>
+          </w:p>
+        </w:tc>
+        <w:tc>
+          <w:tcPr/>
+          <w:p>
+            <w:pPr>
+              <w:pStyle w:val="Compact"/>
+            </w:pPr>
+            <w:r>
+              <w:rPr>
+                <w:rFonts w:hint="eastAsia"/>
+              </w:rPr>
+              <w:t xml:space="preserve">收敛值</w:t>
+            </w:r>
+          </w:p>
+        </w:tc>
+        <w:tc>
+          <w:tcPr/>
+          <w:p>
+            <w:pPr>
+              <w:pStyle w:val="Compact"/>
+            </w:pPr>
+            <w:r>
+              <w:rPr>
+                <w:rFonts w:hint="eastAsia"/>
+              </w:rPr>
+              <w:t xml:space="preserve">偏差</w:t>
+            </w:r>
+          </w:p>
+        </w:tc>
+      </w:tr>
+      <w:tr>
+        <w:tc>
+          <w:tcPr/>
+          <w:p>
+            <w:pPr>
+              <w:pStyle w:val="Compact"/>
+            </w:pPr>
+            <w:r>
+              <w:rPr>
+                <w:rFonts w:hint="eastAsia"/>
+              </w:rPr>
+              <w:t xml:space="preserve">单跨门式刚架（屈曲）</w:t>
+            </w:r>
+          </w:p>
+        </w:tc>
+        <w:tc>
+          <w:tcPr/>
+          <w:p>
+            <w:pPr>
+              <w:pStyle w:val="Compact"/>
+            </w:pPr>
+            <w:r>
+              <w:t xml:space="preserve">1</w:t>
+            </w:r>
+          </w:p>
+        </w:tc>
+        <w:tc>
+          <w:tcPr/>
+          <w:p>
+            <w:pPr>
+              <w:pStyle w:val="Compact"/>
+            </w:pPr>
+            <w:r>
+              <w:t xml:space="preserve">λ=1.66</w:t>
+            </w:r>
+          </w:p>
+        </w:tc>
+        <w:tc>
+          <w:tcPr/>
+          <w:p>
+            <w:pPr>
+              <w:pStyle w:val="Compact"/>
+            </w:pPr>
+            <w:r>
+              <w:t xml:space="preserve">λ=0.82</w:t>
+            </w:r>
+          </w:p>
+        </w:tc>
+        <w:tc>
+          <w:tcPr/>
+          <w:p>
+            <w:pPr>
+              <w:pStyle w:val="Compact"/>
+            </w:pPr>
+            <w:r>
+              <w:rPr>
+                <w:b/>
+                <w:bCs/>
+              </w:rPr>
+              <w:t xml:space="preserve">+102%</w:t>
+            </w:r>
+          </w:p>
+        </w:tc>
+      </w:tr>
+      <w:tr>
+        <w:tc>
+          <w:tcPr/>
+          <w:p>
+            <w:pPr>
+              <w:pStyle w:val="Compact"/>
+            </w:pPr>
+            <w:r>
+              <w:rPr>
+                <w:rFonts w:hint="eastAsia"/>
+              </w:rPr>
+              <w:t xml:space="preserve">单跨门式刚架（屈曲）</w:t>
+            </w:r>
+          </w:p>
+        </w:tc>
+        <w:tc>
+          <w:tcPr/>
+          <w:p>
+            <w:pPr>
+              <w:pStyle w:val="Compact"/>
+            </w:pPr>
+            <w:r>
+              <w:t xml:space="preserve">2</w:t>
+            </w:r>
+          </w:p>
+        </w:tc>
+        <w:tc>
+          <w:tcPr/>
+          <w:p>
+            <w:pPr>
+              <w:pStyle w:val="Compact"/>
+            </w:pPr>
+            <w:r>
+              <w:t xml:space="preserve">λ=0.8229</w:t>
+            </w:r>
+          </w:p>
+        </w:tc>
+        <w:tc>
+          <w:tcPr/>
+          <w:p>
+            <w:pPr>
+              <w:pStyle w:val="Compact"/>
+            </w:pPr>
+            <w:r>
+              <w:t xml:space="preserve">λ=0.8229</w:t>
+            </w:r>
+          </w:p>
+        </w:tc>
+        <w:tc>
+          <w:tcPr/>
+          <w:p>
+            <w:pPr>
+              <w:pStyle w:val="Compact"/>
+            </w:pPr>
+            <w:r>
+              <w:t xml:space="preserve">0%</w:t>
+            </w:r>
+          </w:p>
+        </w:tc>
+      </w:tr>
+      <w:tr>
+        <w:tc>
+          <w:tcPr/>
+          <w:p>
+            <w:pPr>
+              <w:pStyle w:val="Compact"/>
+            </w:pPr>
+            <w:r>
+              <w:t xml:space="preserve">8 m </w:t>
+            </w:r>
+            <w:r>
+              <w:rPr>
+                <w:rFonts w:hint="eastAsia"/>
+              </w:rPr>
+              <w:t xml:space="preserve">简支梁（屈曲）</w:t>
+            </w:r>
+          </w:p>
+        </w:tc>
+        <w:tc>
+          <w:tcPr/>
+          <w:p>
+            <w:pPr>
+              <w:pStyle w:val="Compact"/>
+            </w:pPr>
+            <w:r>
+              <w:t xml:space="preserve">1</w:t>
+            </w:r>
+          </w:p>
+        </w:tc>
+        <w:tc>
+          <w:tcPr/>
+          <w:p>
+            <w:pPr>
+              <w:pStyle w:val="Compact"/>
+            </w:pPr>
+            <w:r>
+              <w:t xml:space="preserve">—</w:t>
+            </w:r>
+          </w:p>
+        </w:tc>
+        <w:tc>
+          <w:tcPr/>
+          <w:p>
+            <w:pPr>
+              <w:pStyle w:val="Compact"/>
+            </w:pPr>
+            <w:r>
+              <w:t xml:space="preserve">—</w:t>
+            </w:r>
+          </w:p>
+        </w:tc>
+        <w:tc>
+          <w:tcPr/>
+          <w:p>
+            <w:pPr>
+              <w:pStyle w:val="Compact"/>
+            </w:pPr>
+            <w:r>
+              <w:t xml:space="preserve">+21.6%</w:t>
+            </w:r>
+          </w:p>
+        </w:tc>
+      </w:tr>
+      <w:tr>
+        <w:tc>
+          <w:tcPr/>
+          <w:p>
+            <w:pPr>
+              <w:pStyle w:val="Compact"/>
+            </w:pPr>
+            <w:r>
+              <w:t xml:space="preserve">8 m </w:t>
+            </w:r>
+            <w:r>
+              <w:rPr>
+                <w:rFonts w:hint="eastAsia"/>
+              </w:rPr>
+              <w:t xml:space="preserve">简支梁（模态</w:t>
+            </w:r>
+            <w:r>
+              <w:t xml:space="preserve"> </w:t>
+            </w:r>
+            <w:r>
+              <w:rPr>
+                <w:rFonts w:hint="eastAsia"/>
+              </w:rPr>
+              <w:t xml:space="preserve">f1）</w:t>
+            </w:r>
+          </w:p>
+        </w:tc>
+        <w:tc>
+          <w:tcPr/>
+          <w:p>
+            <w:pPr>
+              <w:pStyle w:val="Compact"/>
+            </w:pPr>
+            <w:r>
+              <w:t xml:space="preserve">1</w:t>
+            </w:r>
+          </w:p>
+        </w:tc>
+        <w:tc>
+          <w:tcPr/>
+          <w:p>
+            <w:pPr>
+              <w:pStyle w:val="Compact"/>
+            </w:pPr>
+            <w:r>
+              <w:t xml:space="preserve">8.24 Hz</w:t>
+            </w:r>
+          </w:p>
+        </w:tc>
+        <w:tc>
+          <w:tcPr/>
+          <w:p>
+            <w:pPr>
+              <w:pStyle w:val="Compact"/>
+            </w:pPr>
+            <w:r>
+              <w:t xml:space="preserve">7.43 Hz</w:t>
+            </w:r>
+          </w:p>
+        </w:tc>
+        <w:tc>
+          <w:tcPr/>
+          <w:p>
+            <w:pPr>
+              <w:pStyle w:val="Compact"/>
+            </w:pPr>
+            <w:r>
+              <w:t xml:space="preserve">+11.0%</w:t>
+            </w:r>
+          </w:p>
+        </w:tc>
+      </w:tr>
+      <w:tr>
+        <w:tc>
+          <w:tcPr/>
+          <w:p>
+            <w:pPr>
+              <w:pStyle w:val="Compact"/>
+            </w:pPr>
+            <w:r>
+              <w:t xml:space="preserve">8 m </w:t>
+            </w:r>
+            <w:r>
+              <w:rPr>
+                <w:rFonts w:hint="eastAsia"/>
+              </w:rPr>
+              <w:t xml:space="preserve">简支梁（模态</w:t>
+            </w:r>
+            <w:r>
+              <w:t xml:space="preserve"> </w:t>
+            </w:r>
+            <w:r>
+              <w:rPr>
+                <w:rFonts w:hint="eastAsia"/>
+              </w:rPr>
+              <w:t xml:space="preserve">f1）</w:t>
+            </w:r>
+          </w:p>
+        </w:tc>
+        <w:tc>
+          <w:tcPr/>
+          <w:p>
+            <w:pPr>
+              <w:pStyle w:val="Compact"/>
+            </w:pPr>
+            <w:r>
+              <w:t xml:space="preserve">4</w:t>
+            </w:r>
+          </w:p>
+        </w:tc>
+        <w:tc>
+          <w:tcPr/>
+          <w:p>
+            <w:pPr>
+              <w:pStyle w:val="Compact"/>
+            </w:pPr>
+            <w:r>
+              <w:t xml:space="preserve">7.4278 Hz</w:t>
+            </w:r>
+          </w:p>
+        </w:tc>
+        <w:tc>
+          <w:tcPr/>
+          <w:p>
+            <w:pPr>
+              <w:pStyle w:val="Compact"/>
+            </w:pPr>
+            <w:r>
+              <w:t xml:space="preserve">7.4259 Hz</w:t>
+            </w:r>
+          </w:p>
+        </w:tc>
+        <w:tc>
+          <w:tcPr/>
+          <w:p>
+            <w:pPr>
+              <w:pStyle w:val="Compact"/>
+            </w:pPr>
+            <w:r>
+              <w:t xml:space="preserve">+0.026%</w:t>
+            </w:r>
+          </w:p>
+        </w:tc>
+      </w:tr>
+    </w:tbl>
+    <w:p>
+      <w:pPr>
+        <w:pStyle w:val="BlockText"/>
+      </w:pPr>
+      <w:r>
+        <w:rPr>
+          <w:rFonts w:hint="eastAsia"/>
+        </w:rPr>
+        <w:t xml:space="preserve">第一行是要命的那个：λ=1.66</w:t>
+      </w:r>
+      <w:r>
+        <w:t xml:space="preserve"> </w:t>
+      </w:r>
+      <w:r>
+        <w:rPr>
+          <w:rFonts w:hint="eastAsia"/>
+        </w:rPr>
+        <w:t xml:space="preserve">在说还有</w:t>
+      </w:r>
+      <w:r>
+        <w:t xml:space="preserve"> 66% </w:t>
+      </w:r>
+      <w:r>
+        <w:rPr>
+          <w:rFonts w:hint="eastAsia"/>
+        </w:rPr>
+        <w:t xml:space="preserve">余量，而真相是</w:t>
+      </w:r>
+      <w:r>
+        <w:t xml:space="preserve"> </w:t>
+      </w:r>
+      <w:r>
+        <w:rPr>
+          <w:rFonts w:hint="eastAsia"/>
+        </w:rPr>
+        <w:t xml:space="preserve">λ&lt;1，</w:t>
+      </w:r>
+      <w:r>
+        <w:t xml:space="preserve"> </w:t>
+      </w:r>
+      <w:r>
+        <w:rPr>
+          <w:rFonts w:hint="eastAsia"/>
+          <w:b/>
+          <w:bCs/>
+        </w:rPr>
+        <w:t xml:space="preserve">它已经失稳了</w:t>
+      </w:r>
+      <w:r>
+        <w:t xml:space="preserve">。</w:t>
+      </w:r>
+      <w:r>
+        <w:rPr>
+          <w:rStyle w:val="VerbatimChar"/>
+        </w:rPr>
+        <w:t xml:space="preserve">generate_frame</w:t>
+      </w:r>
+      <w:r>
+        <w:t xml:space="preserve"> </w:t>
+      </w:r>
+      <w:r>
+        <w:rPr>
+          <w:rFonts w:hint="eastAsia"/>
+        </w:rPr>
+        <w:t xml:space="preserve">生成的恰好是每构件一个单元，</w:t>
+      </w:r>
+      <w:r>
+        <w:t xml:space="preserve"> </w:t>
+      </w:r>
+      <w:r>
+        <w:rPr>
+          <w:rFonts w:hint="eastAsia"/>
+        </w:rPr>
+        <w:t xml:space="preserve">所以这是最容易撞上的情形。</w:t>
+      </w:r>
+    </w:p>
+    <w:p>
+      <w:pPr>
+        <w:pStyle w:val="BlockText"/>
+      </w:pPr>
+      <w:r>
+        <w:rPr>
+          <w:rFonts w:hint="eastAsia"/>
+        </w:rPr>
+        <w:t xml:space="preserve">现在工具会自己把这件事说出来：网格不够时，屈曲与模态的结果里会多一个</w:t>
+      </w:r>
+      <w:r>
+        <w:t xml:space="preserve"> </w:t>
+      </w:r>
+      <w:r>
+        <w:rPr>
+          <w:rStyle w:val="VerbatimChar"/>
+        </w:rPr>
+        <w:t xml:space="preserve">mesh_warning</w:t>
+      </w:r>
+      <w:r>
+        <w:rPr>
+          <w:rFonts w:hint="eastAsia"/>
+        </w:rPr>
+        <w:t xml:space="preserve">，写明是哪一跨、几个单元、偏差多大。屈曲因网格太粗而解不出</w:t>
+      </w:r>
+      <w:r>
+        <w:t xml:space="preserve"> </w:t>
+      </w:r>
+      <w:r>
+        <w:rPr>
+          <w:rFonts w:hint="eastAsia"/>
+        </w:rPr>
+        <w:t xml:space="preserve">临界因子时，</w:t>
+      </w:r>
+      <w:r>
+        <w:rPr>
+          <w:rStyle w:val="VerbatimChar"/>
+        </w:rPr>
+        <w:t xml:space="preserve">likely_cause</w:t>
+      </w:r>
+      <w:r>
+        <w:t xml:space="preserve"> </w:t>
+      </w:r>
+      <w:r>
+        <w:rPr>
+          <w:rFonts w:hint="eastAsia"/>
+        </w:rPr>
+        <w:t xml:space="preserve">会直说是单元太少，而不是把你指向荷载方向。</w:t>
+      </w:r>
+      <w:r>
+        <w:t xml:space="preserve"> </w:t>
+      </w:r>
+      <w:r>
+        <w:rPr>
+          <w:rFonts w:hint="eastAsia"/>
+        </w:rPr>
+        <w:t xml:space="preserve">每跨拆到</w:t>
+      </w:r>
+      <w:r>
+        <w:t xml:space="preserve"> 4 </w:t>
+      </w:r>
+      <w:r>
+        <w:rPr>
+          <w:rFonts w:hint="eastAsia"/>
+        </w:rPr>
+        <w:t xml:space="preserve">个单元以上就不再提示。</w:t>
       </w:r>
     </w:p>
     <w:p>

--- a/docs/word/大学生教程.docx
+++ b/docs/word/大学生教程.docx
@@ -641,10 +641,28 @@
               <w:rPr>
                 <w:rFonts w:hint="eastAsia"/>
               </w:rPr>
-              <w:t xml:space="preserve">σ/[σ]、欧拉</w:t>
-            </w:r>
-            <w:r>
-              <w:t xml:space="preserve"> Pcr</w:t>
+              <w:t xml:space="preserve">σ/[σ]、折算应力</w:t>
+            </w:r>
+            <w:r>
+              <w:t xml:space="preserve"> </w:t>
+            </w:r>
+            <w:r>
+              <w:rPr>
+                <w:rFonts w:hint="eastAsia"/>
+              </w:rPr>
+              <w:t xml:space="preserve">√(σ²+3τ²)、材力四个强度理论、欧拉</w:t>
+            </w:r>
+            <w:r>
+              <w:t xml:space="preserve"> Pcr、GB 50017 </w:t>
+            </w:r>
+            <w:r>
+              <w:rPr>
+                <w:rFonts w:hint="eastAsia"/>
+              </w:rPr>
+              <w:t xml:space="preserve">稳定系数</w:t>
+            </w:r>
+            <w:r>
+              <w:t xml:space="preserve"> φ</w:t>
             </w:r>
           </w:p>
         </w:tc>
@@ -6976,7 +6994,7 @@
     </w:p>
     <w:bookmarkEnd w:id="46"/>
     <w:bookmarkEnd w:id="47"/>
-    <w:bookmarkStart w:id="52" w:name="X660251ce4c178a48b6d3910f1a9e676c5ac806e"/>
+    <w:bookmarkStart w:id="54" w:name="X660251ce4c178a48b6d3910f1a9e676c5ac806e"/>
     <w:p>
       <w:pPr>
         <w:pStyle w:val="Heading2"/>
@@ -7011,7 +7029,7 @@
         <w:t xml:space="preserve">"能算就行"的地方。</w:t>
       </w:r>
     </w:p>
-    <w:bookmarkStart w:id="48" w:name="Xa23393f9708cb39449696ab767e8ec5c29ec730"/>
+    <w:bookmarkStart w:id="50" w:name="Xa23393f9708cb39449696ab767e8ec5c29ec730"/>
     <w:p>
       <w:pPr>
         <w:pStyle w:val="Heading3"/>
@@ -7094,6 +7112,77 @@
           <w:b/>
           <w:bCs/>
         </w:rPr>
+        <w:t xml:space="preserve">折算应力</w:t>
+      </w:r>
+      <w:r>
+        <w:rPr>
+          <w:b/>
+          <w:bCs/>
+        </w:rPr>
+        <w:t xml:space="preserve"> √(σ²+3τ²)</w:t>
+      </w:r>
+      <w:r>
+        <w:rPr>
+          <w:rFonts w:hint="eastAsia"/>
+        </w:rPr>
+        <w:t xml:space="preserve">，即第四强度理论，也是</w:t>
+      </w:r>
+      <w:r>
+        <w:t xml:space="preserve"> GB 50017 §6.1.5 </w:t>
+      </w:r>
+      <w:r>
+        <w:rPr>
+          <w:rFonts w:hint="eastAsia"/>
+        </w:rPr>
+        <w:t xml:space="preserve">的式子</w:t>
+      </w:r>
+    </w:p>
+    <w:p>
+      <w:pPr>
+        <w:pStyle w:val="Compact"/>
+        <w:numPr>
+          <w:ilvl w:val="0"/>
+          <w:numId w:val="1011"/>
+        </w:numPr>
+      </w:pPr>
+      <w:r>
+        <w:rPr>
+          <w:rFonts w:hint="eastAsia"/>
+          <w:b/>
+          <w:bCs/>
+        </w:rPr>
+        <w:t xml:space="preserve">材力四个强度理论</w:t>
+      </w:r>
+      <w:r>
+        <w:rPr>
+          <w:rFonts w:hint="eastAsia"/>
+        </w:rPr>
+        <w:t xml:space="preserve">的相当应力</w:t>
+      </w:r>
+      <w:r>
+        <w:t xml:space="preserve"> </w:t>
+      </w:r>
+      <w:r>
+        <w:rPr>
+          <w:rFonts w:hint="eastAsia"/>
+        </w:rPr>
+        <w:t xml:space="preserve">σr1~σr4，一并列出</w:t>
+      </w:r>
+    </w:p>
+    <w:p>
+      <w:pPr>
+        <w:pStyle w:val="Compact"/>
+        <w:numPr>
+          <w:ilvl w:val="0"/>
+          <w:numId w:val="1011"/>
+        </w:numPr>
+      </w:pPr>
+      <w:r>
+        <w:rPr>
+          <w:rFonts w:hint="eastAsia"/>
+          <w:b/>
+          <w:bCs/>
+        </w:rPr>
         <w:t xml:space="preserve">受压杆的欧拉临界力</w:t>
       </w:r>
       <w:r>
@@ -7117,15 +7206,854 @@
     </w:p>
     <w:p>
       <w:pPr>
+        <w:pStyle w:val="Compact"/>
+        <w:numPr>
+          <w:ilvl w:val="0"/>
+          <w:numId w:val="1011"/>
+        </w:numPr>
+      </w:pPr>
+      <w:r>
+        <w:rPr>
+          <w:b/>
+          <w:bCs/>
+        </w:rPr>
+        <w:t xml:space="preserve">GB 50017 </w:t>
+      </w:r>
+      <w:r>
+        <w:rPr>
+          <w:rFonts w:hint="eastAsia"/>
+          <w:b/>
+          <w:bCs/>
+        </w:rPr>
+        <w:t xml:space="preserve">稳定系数</w:t>
+      </w:r>
+      <w:r>
+        <w:rPr>
+          <w:b/>
+          <w:bCs/>
+        </w:rPr>
+        <w:t xml:space="preserve"> φ</w:t>
+      </w:r>
+      <w:r>
+        <w:t xml:space="preserve"> </w:t>
+      </w:r>
+      <w:r>
+        <w:rPr>
+          <w:rFonts w:hint="eastAsia"/>
+        </w:rPr>
+        <w:t xml:space="preserve">与</w:t>
+      </w:r>
+      <w:r>
+        <w:t xml:space="preserve"> </w:t>
+      </w:r>
+      <w:r>
+        <w:rPr>
+          <w:rStyle w:val="VerbatimChar"/>
+        </w:rPr>
+        <w:t xml:space="preserve">N/(φA) ≤ f</w:t>
+      </w:r>
+    </w:p>
+    <w:bookmarkStart w:id="48" w:name="为什么正应力不够"/>
+    <w:p>
+      <w:pPr>
+        <w:pStyle w:val="Heading4"/>
+      </w:pPr>
+      <w:r>
+        <w:rPr>
+          <w:rFonts w:hint="eastAsia"/>
+        </w:rPr>
+        <w:t xml:space="preserve">为什么正应力不够</w:t>
+      </w:r>
+    </w:p>
+    <w:p>
+      <w:pPr>
         <w:pStyle w:val="FirstParagraph"/>
       </w:pPr>
       <w:r>
         <w:rPr>
           <w:rFonts w:hint="eastAsia"/>
-          <w:b/>
-          <w:bCs/>
-        </w:rPr>
-        <w:t xml:space="preserve">结论有三档不是两档</w:t>
+        </w:rPr>
+        <w:t xml:space="preserve">只看正应力会漏掉剪切控制的构件。实测同一根</w:t>
+      </w:r>
+      <w:r>
+        <w:t xml:space="preserve"> </w:t>
+      </w:r>
+      <w:r>
+        <w:rPr>
+          <w:rFonts w:hint="eastAsia"/>
+        </w:rPr>
+        <w:t xml:space="preserve">HN400，总荷载不变、只改跨度：</w:t>
+      </w:r>
+    </w:p>
+    <w:tbl>
+      <w:tblPr>
+        <w:tblStyle w:val="Table"/>
+        <w:tblW w:type="auto" w:w="0"/>
+        <w:tblLook w:firstRow="1" w:lastRow="0" w:firstColumn="0" w:lastColumn="0" w:noHBand="0" w:noVBand="0" w:val="0020"/>
+      </w:tblPr>
+      <w:tblGrid>
+        <w:gridCol w:w="1584"/>
+        <w:gridCol w:w="1584"/>
+        <w:gridCol w:w="1584"/>
+        <w:gridCol w:w="1584"/>
+        <w:gridCol w:w="1584"/>
+      </w:tblGrid>
+      <w:tr>
+        <w:trPr>
+          <w:tblHeader w:val="on"/>
+        </w:trPr>
+        <w:tc>
+          <w:tcPr/>
+          <w:p>
+            <w:pPr>
+              <w:pStyle w:val="Compact"/>
+            </w:pPr>
+            <w:r>
+              <w:t xml:space="preserve">L/h</w:t>
+            </w:r>
+          </w:p>
+        </w:tc>
+        <w:tc>
+          <w:tcPr/>
+          <w:p>
+            <w:pPr>
+              <w:pStyle w:val="Compact"/>
+            </w:pPr>
+            <w:r>
+              <w:rPr>
+                <w:rFonts w:hint="eastAsia"/>
+              </w:rPr>
+              <w:t xml:space="preserve">纯正应力</w:t>
+            </w:r>
+            <w:r>
+              <w:t xml:space="preserve"> σ</w:t>
+            </w:r>
+          </w:p>
+        </w:tc>
+        <w:tc>
+          <w:tcPr/>
+          <w:p>
+            <w:pPr>
+              <w:pStyle w:val="Compact"/>
+            </w:pPr>
+            <w:r>
+              <w:rPr>
+                <w:rFonts w:hint="eastAsia"/>
+              </w:rPr>
+              <w:t xml:space="preserve">折算应力</w:t>
+            </w:r>
+            <w:r>
+              <w:t xml:space="preserve"> σr4</w:t>
+            </w:r>
+          </w:p>
+        </w:tc>
+        <w:tc>
+          <w:tcPr/>
+          <w:p>
+            <w:pPr>
+              <w:pStyle w:val="Compact"/>
+            </w:pPr>
+            <w:r>
+              <w:rPr>
+                <w:rFonts w:hint="eastAsia"/>
+              </w:rPr>
+              <w:t xml:space="preserve">控制点</w:t>
+            </w:r>
+          </w:p>
+        </w:tc>
+        <w:tc>
+          <w:tcPr/>
+          <w:p>
+            <w:pPr>
+              <w:pStyle w:val="Compact"/>
+            </w:pPr>
+            <w:r>
+              <w:rPr>
+                <w:rFonts w:hint="eastAsia"/>
+              </w:rPr>
+              <w:t xml:space="preserve">倍数</w:t>
+            </w:r>
+          </w:p>
+        </w:tc>
+      </w:tr>
+      <w:tr>
+        <w:tc>
+          <w:tcPr/>
+          <w:p>
+            <w:pPr>
+              <w:pStyle w:val="Compact"/>
+            </w:pPr>
+            <w:r>
+              <w:t xml:space="preserve">15.0</w:t>
+            </w:r>
+          </w:p>
+        </w:tc>
+        <w:tc>
+          <w:tcPr/>
+          <w:p>
+            <w:pPr>
+              <w:pStyle w:val="Compact"/>
+            </w:pPr>
+            <w:r>
+              <w:t xml:space="preserve">117.57 MPa</w:t>
+            </w:r>
+          </w:p>
+        </w:tc>
+        <w:tc>
+          <w:tcPr/>
+          <w:p>
+            <w:pPr>
+              <w:pStyle w:val="Compact"/>
+            </w:pPr>
+            <w:r>
+              <w:t xml:space="preserve">117.57 MPa</w:t>
+            </w:r>
+          </w:p>
+        </w:tc>
+        <w:tc>
+          <w:tcPr/>
+          <w:p>
+            <w:pPr>
+              <w:pStyle w:val="Compact"/>
+            </w:pPr>
+            <w:r>
+              <w:rPr>
+                <w:rFonts w:hint="eastAsia"/>
+              </w:rPr>
+              <w:t xml:space="preserve">极端纤维</w:t>
+            </w:r>
+          </w:p>
+        </w:tc>
+        <w:tc>
+          <w:tcPr/>
+          <w:p>
+            <w:pPr>
+              <w:pStyle w:val="Compact"/>
+            </w:pPr>
+            <w:r>
+              <w:t xml:space="preserve">1.00</w:t>
+            </w:r>
+          </w:p>
+        </w:tc>
+      </w:tr>
+      <w:tr>
+        <w:tc>
+          <w:tcPr/>
+          <w:p>
+            <w:pPr>
+              <w:pStyle w:val="Compact"/>
+            </w:pPr>
+            <w:r>
+              <w:t xml:space="preserve">5.0</w:t>
+            </w:r>
+          </w:p>
+        </w:tc>
+        <w:tc>
+          <w:tcPr/>
+          <w:p>
+            <w:pPr>
+              <w:pStyle w:val="Compact"/>
+            </w:pPr>
+            <w:r>
+              <w:t xml:space="preserve">39.19 MPa</w:t>
+            </w:r>
+          </w:p>
+        </w:tc>
+        <w:tc>
+          <w:tcPr/>
+          <w:p>
+            <w:pPr>
+              <w:pStyle w:val="Compact"/>
+            </w:pPr>
+            <w:r>
+              <w:t xml:space="preserve">54.56 MPa</w:t>
+            </w:r>
+          </w:p>
+        </w:tc>
+        <w:tc>
+          <w:tcPr/>
+          <w:p>
+            <w:pPr>
+              <w:pStyle w:val="Compact"/>
+            </w:pPr>
+            <w:r>
+              <w:rPr>
+                <w:rFonts w:hint="eastAsia"/>
+              </w:rPr>
+              <w:t xml:space="preserve">中性轴</w:t>
+            </w:r>
+          </w:p>
+        </w:tc>
+        <w:tc>
+          <w:tcPr/>
+          <w:p>
+            <w:pPr>
+              <w:pStyle w:val="Compact"/>
+            </w:pPr>
+            <w:r>
+              <w:t xml:space="preserve">1.39</w:t>
+            </w:r>
+          </w:p>
+        </w:tc>
+      </w:tr>
+      <w:tr>
+        <w:tc>
+          <w:tcPr/>
+          <w:p>
+            <w:pPr>
+              <w:pStyle w:val="Compact"/>
+            </w:pPr>
+            <w:r>
+              <w:t xml:space="preserve">2.5</w:t>
+            </w:r>
+          </w:p>
+        </w:tc>
+        <w:tc>
+          <w:tcPr/>
+          <w:p>
+            <w:pPr>
+              <w:pStyle w:val="Compact"/>
+            </w:pPr>
+            <w:r>
+              <w:t xml:space="preserve">19.60 MPa</w:t>
+            </w:r>
+          </w:p>
+        </w:tc>
+        <w:tc>
+          <w:tcPr/>
+          <w:p>
+            <w:pPr>
+              <w:pStyle w:val="Compact"/>
+            </w:pPr>
+            <w:r>
+              <w:t xml:space="preserve">54.56 MPa</w:t>
+            </w:r>
+          </w:p>
+        </w:tc>
+        <w:tc>
+          <w:tcPr/>
+          <w:p>
+            <w:pPr>
+              <w:pStyle w:val="Compact"/>
+            </w:pPr>
+            <w:r>
+              <w:rPr>
+                <w:rFonts w:hint="eastAsia"/>
+              </w:rPr>
+              <w:t xml:space="preserve">中性轴</w:t>
+            </w:r>
+          </w:p>
+        </w:tc>
+        <w:tc>
+          <w:tcPr/>
+          <w:p>
+            <w:pPr>
+              <w:pStyle w:val="Compact"/>
+            </w:pPr>
+            <w:r>
+              <w:rPr>
+                <w:b/>
+                <w:bCs/>
+              </w:rPr>
+              <w:t xml:space="preserve">2.78</w:t>
+            </w:r>
+          </w:p>
+        </w:tc>
+      </w:tr>
+    </w:tbl>
+    <w:p>
+      <w:pPr>
+        <w:pStyle w:val="BodyText"/>
+      </w:pPr>
+      <w:r>
+        <w:t xml:space="preserve">L/h=2.5 </w:t>
+      </w:r>
+      <w:r>
+        <w:rPr>
+          <w:rFonts w:hint="eastAsia"/>
+        </w:rPr>
+        <w:t xml:space="preserve">那根，只看正应力是</w:t>
+      </w:r>
+      <w:r>
+        <w:t xml:space="preserve"> 19.6 </w:t>
+      </w:r>
+      <w:r>
+        <w:rPr>
+          <w:rFonts w:hint="eastAsia"/>
+        </w:rPr>
+        <w:t xml:space="preserve">MPa、应力比</w:t>
+      </w:r>
+      <w:r>
+        <w:t xml:space="preserve"> </w:t>
+      </w:r>
+      <w:r>
+        <w:rPr>
+          <w:rFonts w:hint="eastAsia"/>
+        </w:rPr>
+        <w:t xml:space="preserve">0.064，"安全得很"；</w:t>
+      </w:r>
+      <w:r>
+        <w:t xml:space="preserve"> </w:t>
+      </w:r>
+      <w:r>
+        <w:rPr>
+          <w:rFonts w:hint="eastAsia"/>
+        </w:rPr>
+        <w:t xml:space="preserve">真实折算应力</w:t>
+      </w:r>
+      <w:r>
+        <w:t xml:space="preserve"> 54.6 </w:t>
+      </w:r>
+      <w:r>
+        <w:rPr>
+          <w:rFonts w:hint="eastAsia"/>
+        </w:rPr>
+        <w:t xml:space="preserve">MPa。控制点在</w:t>
+      </w:r>
+      <w:r>
+        <w:rPr>
+          <w:rFonts w:hint="eastAsia"/>
+          <w:b/>
+          <w:bCs/>
+        </w:rPr>
+        <w:t xml:space="preserve">中性轴</w:t>
+      </w:r>
+      <w:r>
+        <w:rPr>
+          <w:rFonts w:hint="eastAsia"/>
+        </w:rPr>
+        <w:t xml:space="preserve">——那里弯曲</w:t>
+      </w:r>
+      <w:r>
+        <w:t xml:space="preserve"> σ=0 </w:t>
+      </w:r>
+      <w:r>
+        <w:rPr>
+          <w:rFonts w:hint="eastAsia"/>
+        </w:rPr>
+        <w:t xml:space="preserve">而</w:t>
+      </w:r>
+      <w:r>
+        <w:t xml:space="preserve"> τ </w:t>
+      </w:r>
+      <w:r>
+        <w:rPr>
+          <w:rFonts w:hint="eastAsia"/>
+        </w:rPr>
+        <w:t xml:space="preserve">最大，</w:t>
+      </w:r>
+      <w:r>
+        <w:t xml:space="preserve"> </w:t>
+      </w:r>
+      <w:r>
+        <w:rPr>
+          <w:rFonts w:hint="eastAsia"/>
+        </w:rPr>
+        <w:t xml:space="preserve">正应力校核永远看不到。</w:t>
+      </w:r>
+    </w:p>
+    <w:p>
+      <w:pPr>
+        <w:pStyle w:val="BodyText"/>
+      </w:pPr>
+      <w:r>
+        <w:rPr>
+          <w:rFonts w:hint="eastAsia"/>
+        </w:rPr>
+        <w:t xml:space="preserve">折算应力在</w:t>
+      </w:r>
+      <w:r>
+        <w:rPr>
+          <w:rFonts w:hint="eastAsia"/>
+          <w:b/>
+          <w:bCs/>
+        </w:rPr>
+        <w:t xml:space="preserve">三个特征点</w:t>
+      </w:r>
+      <w:r>
+        <w:rPr>
+          <w:rFonts w:hint="eastAsia"/>
+        </w:rPr>
+        <w:t xml:space="preserve">分别取值再合成：极端纤维（σ</w:t>
+      </w:r>
+      <w:r>
+        <w:t xml:space="preserve"> </w:t>
+      </w:r>
+      <w:r>
+        <w:rPr>
+          <w:rFonts w:hint="eastAsia"/>
+        </w:rPr>
+        <w:t xml:space="preserve">最大、τ=0）、</w:t>
+      </w:r>
+      <w:r>
+        <w:t xml:space="preserve"> </w:t>
+      </w:r>
+      <w:r>
+        <w:rPr>
+          <w:rFonts w:hint="eastAsia"/>
+        </w:rPr>
+        <w:t xml:space="preserve">中性轴（σ</w:t>
+      </w:r>
+      <w:r>
+        <w:t xml:space="preserve"> </w:t>
+      </w:r>
+      <w:r>
+        <w:rPr>
+          <w:rFonts w:hint="eastAsia"/>
+        </w:rPr>
+        <w:t xml:space="preserve">只剩</w:t>
+      </w:r>
+      <w:r>
+        <w:t xml:space="preserve"> N/A、τ </w:t>
+      </w:r>
+      <w:r>
+        <w:rPr>
+          <w:rFonts w:hint="eastAsia"/>
+        </w:rPr>
+        <w:t xml:space="preserve">最大）、腹板边缘（两者同时都大）。</w:t>
+      </w:r>
+      <w:r>
+        <w:t xml:space="preserve"> </w:t>
+      </w:r>
+      <w:r>
+        <w:rPr>
+          <w:rFonts w:hint="eastAsia"/>
+          <w:b/>
+          <w:bCs/>
+        </w:rPr>
+        <w:t xml:space="preserve">不是</w:t>
+      </w:r>
+      <w:r>
+        <w:rPr>
+          <w:rFonts w:hint="eastAsia"/>
+        </w:rPr>
+        <w:t xml:space="preserve">拿</w:t>
+      </w:r>
+      <w:r>
+        <w:t xml:space="preserve"> σmax </w:t>
+      </w:r>
+      <w:r>
+        <w:rPr>
+          <w:rFonts w:hint="eastAsia"/>
+        </w:rPr>
+        <w:t xml:space="preserve">与</w:t>
+      </w:r>
+      <w:r>
+        <w:t xml:space="preserve"> τmax </w:t>
+      </w:r>
+      <w:r>
+        <w:rPr>
+          <w:rFonts w:hint="eastAsia"/>
+        </w:rPr>
+        <w:t xml:space="preserve">凑成一个数——那个组合在截面上并不存在。</w:t>
+      </w:r>
+    </w:p>
+    <w:bookmarkEnd w:id="48"/>
+    <w:bookmarkStart w:id="49" w:name="为什么欧拉不够"/>
+    <w:p>
+      <w:pPr>
+        <w:pStyle w:val="Heading4"/>
+      </w:pPr>
+      <w:r>
+        <w:rPr>
+          <w:rFonts w:hint="eastAsia"/>
+        </w:rPr>
+        <w:t xml:space="preserve">为什么欧拉不够</w:t>
+      </w:r>
+    </w:p>
+    <w:p>
+      <w:pPr>
+        <w:pStyle w:val="FirstParagraph"/>
+      </w:pPr>
+      <w:r>
+        <w:rPr>
+          <w:rFonts w:hint="eastAsia"/>
+        </w:rPr>
+        <w:t xml:space="preserve">欧拉公式在</w:t>
+      </w:r>
+      <w:r>
+        <w:t xml:space="preserve"> λ&lt;λp </w:t>
+      </w:r>
+      <w:r>
+        <w:rPr>
+          <w:rFonts w:hint="eastAsia"/>
+        </w:rPr>
+        <w:t xml:space="preserve">时给出的</w:t>
+      </w:r>
+      <w:r>
+        <w:t xml:space="preserve"> σcr </w:t>
+      </w:r>
+      <w:r>
+        <w:rPr>
+          <w:rFonts w:hint="eastAsia"/>
+        </w:rPr>
+        <w:t xml:space="preserve">已超过屈服应力，没有物理意义。麻烦在于</w:t>
+      </w:r>
+      <w:r>
+        <w:t xml:space="preserve"> </w:t>
+      </w:r>
+      <w:r>
+        <w:rPr>
+          <w:rFonts w:hint="eastAsia"/>
+          <w:b/>
+          <w:bCs/>
+        </w:rPr>
+        <w:t xml:space="preserve">实际钢柱大多恰好落在那一段</w:t>
+      </w:r>
+      <w:r>
+        <w:rPr>
+          <w:rFonts w:hint="eastAsia"/>
+        </w:rPr>
+        <w:t xml:space="preserve">。实测一根</w:t>
+      </w:r>
+      <w:r>
+        <w:t xml:space="preserve"> λ=24.9 </w:t>
+      </w:r>
+      <w:r>
+        <w:rPr>
+          <w:rFonts w:hint="eastAsia"/>
+        </w:rPr>
+        <w:t xml:space="preserve">的粗短柱：</w:t>
+      </w:r>
+    </w:p>
+    <w:p>
+      <w:pPr>
+        <w:pStyle w:val="SourceCode"/>
+      </w:pPr>
+      <w:r>
+        <w:rPr>
+          <w:rStyle w:val="VerbatimChar"/>
+          <w:rFonts w:hint="eastAsia"/>
+        </w:rPr>
+        <w:t xml:space="preserve">欧拉</w:t>
+      </w:r>
+      <w:r>
+        <w:rPr>
+          <w:rStyle w:val="VerbatimChar"/>
+        </w:rPr>
+        <w:t xml:space="preserve">  N/Pcr        = 0.023   ← </w:t>
+      </w:r>
+      <w:r>
+        <w:rPr>
+          <w:rStyle w:val="VerbatimChar"/>
+          <w:rFonts w:hint="eastAsia"/>
+        </w:rPr>
+        <w:t xml:space="preserve">看着安全到离谱</w:t>
+      </w:r>
+      <w:r>
+        <w:br/>
+      </w:r>
+      <w:r>
+        <w:rPr>
+          <w:rStyle w:val="VerbatimChar"/>
+          <w:rFonts w:hint="eastAsia"/>
+        </w:rPr>
+        <w:t xml:space="preserve">规范</w:t>
+      </w:r>
+      <w:r>
+        <w:rPr>
+          <w:rStyle w:val="VerbatimChar"/>
+        </w:rPr>
+        <w:t xml:space="preserve">  N/(φA)/f     = 0.822</w:t>
+      </w:r>
+    </w:p>
+    <w:p>
+      <w:pPr>
+        <w:pStyle w:val="FirstParagraph"/>
+      </w:pPr>
+      <w:r>
+        <w:rPr>
+          <w:rFonts w:hint="eastAsia"/>
+        </w:rPr>
+        <w:t xml:space="preserve">差</w:t>
+      </w:r>
+      <w:r>
+        <w:t xml:space="preserve"> 35 </w:t>
+      </w:r>
+      <w:r>
+        <w:rPr>
+          <w:rFonts w:hint="eastAsia"/>
+        </w:rPr>
+        <w:t xml:space="preserve">倍，而且是偏不安全的方向。现在这一段由</w:t>
+      </w:r>
+      <w:r>
+        <w:t xml:space="preserve"> GB 50017 </w:t>
+      </w:r>
+      <w:r>
+        <w:rPr>
+          <w:rFonts w:hint="eastAsia"/>
+        </w:rPr>
+        <w:t xml:space="preserve">附录</w:t>
+      </w:r>
+      <w:r>
+        <w:t xml:space="preserve"> D </w:t>
+      </w:r>
+      <w:r>
+        <w:rPr>
+          <w:rFonts w:hint="eastAsia"/>
+        </w:rPr>
+        <w:t xml:space="preserve">的</w:t>
+      </w:r>
+      <w:r>
+        <w:t xml:space="preserve"> φ </w:t>
+      </w:r>
+      <w:r>
+        <w:rPr>
+          <w:rFonts w:hint="eastAsia"/>
+        </w:rPr>
+        <w:t xml:space="preserve">系数法</w:t>
+      </w:r>
+      <w:r>
+        <w:t xml:space="preserve"> </w:t>
+      </w:r>
+      <w:r>
+        <w:rPr>
+          <w:rFonts w:hint="eastAsia"/>
+        </w:rPr>
+        <w:t xml:space="preserve">接手，覆盖全柔度范围：λ→0</w:t>
+      </w:r>
+      <w:r>
+        <w:t xml:space="preserve"> </w:t>
+      </w:r>
+      <w:r>
+        <w:rPr>
+          <w:rFonts w:hint="eastAsia"/>
+        </w:rPr>
+        <w:t xml:space="preserve">时</w:t>
+      </w:r>
+      <w:r>
+        <w:t xml:space="preserve"> </w:t>
+      </w:r>
+      <w:r>
+        <w:rPr>
+          <w:rFonts w:hint="eastAsia"/>
+        </w:rPr>
+        <w:t xml:space="preserve">φ→1（强度控制），λ</w:t>
+      </w:r>
+      <w:r>
+        <w:t xml:space="preserve"> </w:t>
+      </w:r>
+      <w:r>
+        <w:rPr>
+          <w:rFonts w:hint="eastAsia"/>
+        </w:rPr>
+        <w:t xml:space="preserve">大时贴近但始终</w:t>
+      </w:r>
+      <w:r>
+        <w:rPr>
+          <w:rFonts w:hint="eastAsia"/>
+          <w:b/>
+          <w:bCs/>
+        </w:rPr>
+        <w:t xml:space="preserve">低于</w:t>
+      </w:r>
+      <w:r>
+        <w:t xml:space="preserve"> </w:t>
+      </w:r>
+      <w:r>
+        <w:rPr>
+          <w:rFonts w:hint="eastAsia"/>
+        </w:rPr>
+        <w:t xml:space="preserve">欧拉值（真实柱有初弯曲与残余应力，只会更弱）。</w:t>
+      </w:r>
+    </w:p>
+    <w:p>
+      <w:pPr>
+        <w:pStyle w:val="BodyText"/>
+      </w:pPr>
+      <w:r>
+        <w:rPr>
+          <w:rFonts w:hint="eastAsia"/>
+        </w:rPr>
+        <w:t xml:space="preserve">截面类别</w:t>
+      </w:r>
+      <w:r>
+        <w:t xml:space="preserve"> a/b/c/d </w:t>
+      </w:r>
+      <w:r>
+        <w:rPr>
+          <w:rFonts w:hint="eastAsia"/>
+        </w:rPr>
+        <w:t xml:space="preserve">不是细节：λ=80</w:t>
+      </w:r>
+      <w:r>
+        <w:t xml:space="preserve"> </w:t>
+      </w:r>
+      <w:r>
+        <w:rPr>
+          <w:rFonts w:hint="eastAsia"/>
+        </w:rPr>
+        <w:t xml:space="preserve">时</w:t>
+      </w:r>
+      <w:r>
+        <w:t xml:space="preserve"> a </w:t>
+      </w:r>
+      <w:r>
+        <w:rPr>
+          <w:rFonts w:hint="eastAsia"/>
+        </w:rPr>
+        <w:t xml:space="preserve">类</w:t>
+      </w:r>
+      <w:r>
+        <w:t xml:space="preserve"> φ=0.783、d </w:t>
+      </w:r>
+      <w:r>
+        <w:rPr>
+          <w:rFonts w:hint="eastAsia"/>
+        </w:rPr>
+        <w:t xml:space="preserve">类</w:t>
+      </w:r>
+      <w:r>
+        <w:t xml:space="preserve"> </w:t>
+      </w:r>
+      <w:r>
+        <w:rPr>
+          <w:rFonts w:hint="eastAsia"/>
+        </w:rPr>
+        <w:t xml:space="preserve">0.493，差</w:t>
+      </w:r>
+      <w:r>
+        <w:t xml:space="preserve"> 59%。</w:t>
+      </w:r>
+      <w:r>
+        <w:t xml:space="preserve"> </w:t>
+      </w:r>
+      <w:r>
+        <w:rPr>
+          <w:rFonts w:hint="eastAsia"/>
+        </w:rPr>
+        <w:t xml:space="preserve">默认取</w:t>
+      </w:r>
+      <w:r>
+        <w:t xml:space="preserve"> b </w:t>
+      </w:r>
+      <w:r>
+        <w:rPr>
+          <w:rFonts w:hint="eastAsia"/>
+        </w:rPr>
+        <w:t xml:space="preserve">类（热轧工字钢、H</w:t>
+      </w:r>
+      <w:r>
+        <w:t xml:space="preserve"> </w:t>
+      </w:r>
+      <w:r>
+        <w:rPr>
+          <w:rFonts w:hint="eastAsia"/>
+        </w:rPr>
+        <w:t xml:space="preserve">型钢绕强轴的常见归类），判不准时显式指定。</w:t>
+      </w:r>
+    </w:p>
+    <w:p>
+      <w:pPr>
+        <w:pStyle w:val="BodyText"/>
+      </w:pPr>
+      <w:r>
+        <w:rPr>
+          <w:rFonts w:hint="eastAsia"/>
+          <w:b/>
+          <w:bCs/>
+        </w:rPr>
+        <w:t xml:space="preserve">结论仍然有三档不是两档</w:t>
       </w:r>
       <w:r>
         <w:rPr>
@@ -7258,7 +8186,7 @@
                 <w:b/>
                 <w:bCs/>
               </w:rPr>
-              <w:t xml:space="preserve">稳定判不了</w:t>
+              <w:t xml:space="preserve">判不了</w:t>
             </w:r>
           </w:p>
         </w:tc>
@@ -7286,16 +8214,21 @@
               <w:rPr>
                 <w:rFonts w:hint="eastAsia"/>
               </w:rPr>
-              <w:t xml:space="preserve">：λ</w:t>
-            </w:r>
-            <w:r>
-              <w:t xml:space="preserve"> &lt; </w:t>
-            </w:r>
-            <w:r>
-              <w:rPr>
-                <w:rFonts w:hint="eastAsia"/>
-              </w:rPr>
-              <w:t xml:space="preserve">λp，杆件短粗，欧拉公式在它身上不适用</w:t>
+              <w:t xml:space="preserve">：现在只在</w:t>
+            </w:r>
+            <w:r>
+              <w:rPr>
+                <w:rFonts w:hint="eastAsia"/>
+                <w:b/>
+                <w:bCs/>
+              </w:rPr>
+              <w:t xml:space="preserve">连规范法也算不了</w:t>
+            </w:r>
+            <w:r>
+              <w:rPr>
+                <w:rFonts w:hint="eastAsia"/>
+              </w:rPr>
+              <w:t xml:space="preserve">时才出现（材料没给屈服应力）</w:t>
             </w:r>
           </w:p>
         </w:tc>
@@ -7309,27 +8242,45 @@
         <w:rPr>
           <w:rFonts w:hint="eastAsia"/>
         </w:rPr>
-        <w:t xml:space="preserve">第三档很重要。早期版本把"公式不适用"算成不通过，结果一个普通两层框架</w:t>
-      </w:r>
-      <w:r>
-        <w:t xml:space="preserve"> </w:t>
-      </w:r>
-      <w:r>
-        <w:rPr>
-          <w:rFonts w:hint="eastAsia"/>
-        </w:rPr>
-        <w:t xml:space="preserve">十根杆里八根报"不安全"——而事实是那些杆粗短、欧拉临界力对它们没有物理意义。</w:t>
-      </w:r>
-      <w:r>
-        <w:t xml:space="preserve"> </w:t>
-      </w:r>
-      <w:r>
-        <w:rPr>
-          <w:rFonts w:hint="eastAsia"/>
-          <w:b/>
-          <w:bCs/>
-        </w:rPr>
-        <w:t xml:space="preserve">软件宁可说"我判不了"，也不给一个来路不明的数。</w:t>
+        <w:t xml:space="preserve">第三档的范围比以前小得多。早期版本把"欧拉公式不适用"算成不通过，结果一个</w:t>
+      </w:r>
+      <w:r>
+        <w:t xml:space="preserve"> </w:t>
+      </w:r>
+      <w:r>
+        <w:rPr>
+          <w:rFonts w:hint="eastAsia"/>
+        </w:rPr>
+        <w:t xml:space="preserve">普通两层框架十根杆里八根报"不安全"；后来改成"判不了"，而那时中小柔度</w:t>
+      </w:r>
+      <w:r>
+        <w:t xml:space="preserve"> </w:t>
+      </w:r>
+      <w:r>
+        <w:rPr>
+          <w:rFonts w:hint="eastAsia"/>
+        </w:rPr>
+        <w:t xml:space="preserve">几乎全落进这一档。现在</w:t>
+      </w:r>
+      <w:r>
+        <w:t xml:space="preserve"> φ </w:t>
+      </w:r>
+      <w:r>
+        <w:rPr>
+          <w:rFonts w:hint="eastAsia"/>
+        </w:rPr>
+        <w:t xml:space="preserve">接手，只剩真正缺参数的情形。</w:t>
+      </w:r>
+      <w:r>
+        <w:t xml:space="preserve"> </w:t>
+      </w:r>
+      <w:r>
+        <w:rPr>
+          <w:rFonts w:hint="eastAsia"/>
+          <w:b/>
+          <w:bCs/>
+        </w:rPr>
+        <w:t xml:space="preserve">软件宁可说"我判不了"，也不给一个来路不明的数——这条没变。</w:t>
       </w:r>
     </w:p>
     <w:p>
@@ -7398,8 +8349,9 @@
         <w:t xml:space="preserve">算的，不是按剖分后的分段——按分段算会偏大四倍。</w:t>
       </w:r>
     </w:p>
-    <w:bookmarkEnd w:id="48"/>
-    <w:bookmarkStart w:id="49" w:name="X1b6d3735f0e930bc479663dd57728655f4b0861"/>
+    <w:bookmarkEnd w:id="49"/>
+    <w:bookmarkEnd w:id="50"/>
+    <w:bookmarkStart w:id="51" w:name="X1b6d3735f0e930bc479663dd57728655f4b0861"/>
     <w:p>
       <w:pPr>
         <w:pStyle w:val="Heading3"/>
@@ -7529,8 +8481,8 @@
         <w:t xml:space="preserve">对称性校核自己"值钱。</w:t>
       </w:r>
     </w:p>
-    <w:bookmarkEnd w:id="49"/>
-    <w:bookmarkStart w:id="50" w:name="X51baf0cf2399782416aa521666470bc4d6c1435"/>
+    <w:bookmarkEnd w:id="51"/>
+    <w:bookmarkStart w:id="52" w:name="X51baf0cf2399782416aa521666470bc4d6c1435"/>
     <w:p>
       <w:pPr>
         <w:pStyle w:val="Heading3"/>
@@ -7716,8 +8668,8 @@
         <w:t xml:space="preserve">，只告诉你代价。</w:t>
       </w:r>
     </w:p>
-    <w:bookmarkEnd w:id="50"/>
-    <w:bookmarkStart w:id="51" w:name="X23a619f8ffd72c07f22b1599583f07c8238bea2"/>
+    <w:bookmarkEnd w:id="52"/>
+    <w:bookmarkStart w:id="53" w:name="X23a619f8ffd72c07f22b1599583f07c8238bea2"/>
     <w:p>
       <w:pPr>
         <w:pStyle w:val="Heading3"/>
@@ -7978,9 +8930,9 @@
         </w:pict>
       </w:r>
     </w:p>
-    <w:bookmarkEnd w:id="51"/>
-    <w:bookmarkEnd w:id="52"/>
-    <w:bookmarkStart w:id="56" w:name="Xe0b52d0ef780a93371dd320c47d57e3591c5817"/>
+    <w:bookmarkEnd w:id="53"/>
+    <w:bookmarkEnd w:id="54"/>
+    <w:bookmarkStart w:id="58" w:name="Xe0b52d0ef780a93371dd320c47d57e3591c5817"/>
     <w:p>
       <w:pPr>
         <w:pStyle w:val="Heading2"/>
@@ -8015,7 +8967,7 @@
         <w:t xml:space="preserve">打开右侧对话面板。</w:t>
       </w:r>
     </w:p>
-    <w:bookmarkStart w:id="53" w:name="X7689556b281b6a8c29f43cf0b5c1e2971b0fea4"/>
+    <w:bookmarkStart w:id="55" w:name="X7689556b281b6a8c29f43cf0b5c1e2971b0fea4"/>
     <w:p>
       <w:pPr>
         <w:pStyle w:val="Heading3"/>
@@ -8154,8 +9106,8 @@
         <w:t xml:space="preserve">，你确认了才应用；删除类操作强制预演</w:t>
       </w:r>
     </w:p>
-    <w:bookmarkEnd w:id="53"/>
-    <w:bookmarkStart w:id="54" w:name="Xddcce370035533a63365ce5be47d63a5689cfa8"/>
+    <w:bookmarkEnd w:id="55"/>
+    <w:bookmarkStart w:id="56" w:name="Xddcce370035533a63365ce5be47d63a5689cfa8"/>
     <w:p>
       <w:pPr>
         <w:pStyle w:val="Heading3"/>
@@ -8246,8 +9198,8 @@
         <w:t xml:space="preserve">：不许把"判不了"说成"通过"。</w:t>
       </w:r>
     </w:p>
-    <w:bookmarkEnd w:id="54"/>
-    <w:bookmarkStart w:id="55" w:name="X28809e3e8b2ef58d7101e16c6d4d66626146c95"/>
+    <w:bookmarkEnd w:id="56"/>
+    <w:bookmarkStart w:id="57" w:name="X28809e3e8b2ef58d7101e16c6d4d66626146c95"/>
     <w:p>
       <w:pPr>
         <w:pStyle w:val="Heading3"/>
@@ -8375,9 +9327,9 @@
         </w:pict>
       </w:r>
     </w:p>
-    <w:bookmarkEnd w:id="55"/>
-    <w:bookmarkEnd w:id="56"/>
-    <w:bookmarkStart w:id="57" w:name="X82cb241971a171aef8047a92a0b3e61803726b4"/>
+    <w:bookmarkEnd w:id="57"/>
+    <w:bookmarkEnd w:id="58"/>
+    <w:bookmarkStart w:id="59" w:name="X82cb241971a171aef8047a92a0b3e61803726b4"/>
     <w:p>
       <w:pPr>
         <w:pStyle w:val="Heading2"/>
@@ -8466,8 +9418,8 @@
         </w:pict>
       </w:r>
     </w:p>
-    <w:bookmarkEnd w:id="57"/>
-    <w:bookmarkStart w:id="58" w:name="X66a1a4b906e5e54c2ee7d08b5baf14c6d2acb1e"/>
+    <w:bookmarkEnd w:id="59"/>
+    <w:bookmarkStart w:id="60" w:name="X66a1a4b906e5e54c2ee7d08b5baf14c6d2acb1e"/>
     <w:p>
       <w:pPr>
         <w:pStyle w:val="Heading2"/>
@@ -8867,8 +9819,8 @@
         </w:pict>
       </w:r>
     </w:p>
-    <w:bookmarkEnd w:id="58"/>
-    <w:bookmarkStart w:id="59" w:name="Xe4e71f373c5962550378fc544b6dac455f040c3"/>
+    <w:bookmarkEnd w:id="60"/>
+    <w:bookmarkStart w:id="61" w:name="Xe4e71f373c5962550378fc544b6dac455f040c3"/>
     <w:p>
       <w:pPr>
         <w:pStyle w:val="Heading2"/>
@@ -9698,8 +10650,8 @@
         </w:pict>
       </w:r>
     </w:p>
-    <w:bookmarkEnd w:id="59"/>
-    <w:bookmarkStart w:id="60" w:name="Xcdd73ec1195bd62b46f00da72fb281346606492"/>
+    <w:bookmarkEnd w:id="61"/>
+    <w:bookmarkStart w:id="62" w:name="Xcdd73ec1195bd62b46f00da72fb281346606492"/>
     <w:p>
       <w:pPr>
         <w:pStyle w:val="Heading2"/>
@@ -9828,8 +10780,8 @@
         </w:pict>
       </w:r>
     </w:p>
-    <w:bookmarkEnd w:id="60"/>
-    <w:bookmarkStart w:id="61" w:name="X366e2222c88aad6d69a5f110e0df7ce62ce4f7f"/>
+    <w:bookmarkEnd w:id="62"/>
+    <w:bookmarkStart w:id="63" w:name="X366e2222c88aad6d69a5f110e0df7ce62ce4f7f"/>
     <w:p>
       <w:pPr>
         <w:pStyle w:val="Heading2"/>
@@ -10179,8 +11131,8 @@
         </w:pict>
       </w:r>
     </w:p>
-    <w:bookmarkEnd w:id="61"/>
-    <w:bookmarkStart w:id="62" w:name="Xf8a61105dea46a54bffec07bc8bd2bef5a6c3ba"/>
+    <w:bookmarkEnd w:id="63"/>
+    <w:bookmarkStart w:id="64" w:name="Xf8a61105dea46a54bffec07bc8bd2bef5a6c3ba"/>
     <w:p>
       <w:pPr>
         <w:pStyle w:val="Heading2"/>
@@ -10300,7 +11252,7 @@
         <w:t xml:space="preserve">这个问题"，绕过去等于给自己一个来路不明的结论。</w:t>
       </w:r>
     </w:p>
-    <w:bookmarkEnd w:id="62"/>
+    <w:bookmarkEnd w:id="64"/>
     <w:sectPr/>
   </w:body>
 </w:document>

--- a/docs/word/大学生教程.docx
+++ b/docs/word/大学生教程.docx
@@ -2580,7 +2580,7 @@
       </w:r>
     </w:p>
     <w:bookmarkEnd w:id="19"/>
-    <w:bookmarkStart w:id="20" w:name="Xb45ae654302e2daf5be72c2c05dd7331ced218e"/>
+    <w:bookmarkStart w:id="20" w:name="X7f9907e52f7ffa590bdab70d83ff22b0f492712"/>
     <w:p>
       <w:pPr>
         <w:pStyle w:val="Heading3"/>
@@ -2592,7 +2592,7 @@
         <w:rPr>
           <w:rFonts w:hint="eastAsia"/>
         </w:rPr>
-        <w:t xml:space="preserve">面板都是独立小窗</w:t>
+        <w:t xml:space="preserve">面板都收在三个抽屉里</w:t>
       </w:r>
     </w:p>
     <w:p>
@@ -2602,2336 +2602,22 @@
       <w:r>
         <w:rPr>
           <w:rFonts w:hint="eastAsia"/>
-          <w:b/>
-          <w:bCs/>
-        </w:rPr>
-        <w:t xml:space="preserve">九个面板没有一个是停靠的</w:t>
-      </w:r>
-      <w:r>
-        <w:rPr>
-          <w:rFonts w:hint="eastAsia"/>
-        </w:rPr>
-        <w:t xml:space="preserve">，全部是浮在视口上方的独立小窗，</w:t>
-      </w:r>
-      <w:r>
-        <w:t xml:space="preserve"> </w:t>
-      </w:r>
-      <w:r>
-        <w:rPr>
-          <w:rFonts w:hint="eastAsia"/>
-        </w:rPr>
-        <w:t xml:space="preserve">开关它们</w:t>
-      </w:r>
-      <w:r>
-        <w:rPr>
-          <w:rFonts w:hint="eastAsia"/>
-          <w:b/>
-          <w:bCs/>
-        </w:rPr>
-        <w:t xml:space="preserve">不会改变视口尺寸</w:t>
-      </w:r>
-      <w:r>
-        <w:t xml:space="preserve">。</w:t>
-      </w:r>
-    </w:p>
-    <w:tbl>
-      <w:tblPr>
-        <w:tblStyle w:val="Table"/>
-        <w:tblW w:type="auto" w:w="0"/>
-        <w:tblLook w:firstRow="1" w:lastRow="0" w:firstColumn="0" w:lastColumn="0" w:noHBand="0" w:noVBand="0" w:val="0020"/>
-      </w:tblPr>
-      <w:tblGrid>
-        <w:gridCol w:w="3960"/>
-        <w:gridCol w:w="3960"/>
-      </w:tblGrid>
-      <w:tr>
-        <w:trPr>
-          <w:tblHeader w:val="on"/>
-        </w:trPr>
-        <w:tc>
-          <w:tcPr/>
-          <w:p>
-            <w:pPr>
-              <w:pStyle w:val="Compact"/>
-            </w:pPr>
-            <w:r>
-              <w:rPr>
-                <w:rFonts w:hint="eastAsia"/>
-              </w:rPr>
-              <w:t xml:space="preserve">面板</w:t>
-            </w:r>
-          </w:p>
-        </w:tc>
-        <w:tc>
-          <w:tcPr/>
-          <w:p>
-            <w:pPr>
-              <w:pStyle w:val="Compact"/>
-            </w:pPr>
-            <w:r>
-              <w:rPr>
-                <w:rFonts w:hint="eastAsia"/>
-              </w:rPr>
-              <w:t xml:space="preserve">里面是什么</w:t>
-            </w:r>
-          </w:p>
-        </w:tc>
-      </w:tr>
-      <w:tr>
-        <w:tc>
-          <w:tcPr/>
-          <w:p>
-            <w:pPr>
-              <w:pStyle w:val="Compact"/>
-            </w:pPr>
-            <w:r>
-              <w:rPr>
-                <w:rFonts w:hint="eastAsia"/>
-              </w:rPr>
-              <w:t xml:space="preserve">模型树</w:t>
-            </w:r>
-          </w:p>
-        </w:tc>
-        <w:tc>
-          <w:tcPr/>
-          <w:p>
-            <w:pPr>
-              <w:pStyle w:val="Compact"/>
-            </w:pPr>
-            <w:r>
-              <w:rPr>
-                <w:rFonts w:hint="eastAsia"/>
-              </w:rPr>
-              <w:t xml:space="preserve">材料几种、截面几种、多少节点杆件支座工况。</w:t>
-            </w:r>
-            <w:r>
-              <w:rPr>
-                <w:rFonts w:hint="eastAsia"/>
-                <w:b/>
-                <w:bCs/>
-              </w:rPr>
-              <w:t xml:space="preserve">它是你的检查清单</w:t>
-            </w:r>
-            <w:r>
-              <w:rPr>
-                <w:rFonts w:hint="eastAsia"/>
-              </w:rPr>
-              <w:t xml:space="preserve">——数字对不上就说明哪一步漏了</w:t>
-            </w:r>
-          </w:p>
-        </w:tc>
-      </w:tr>
-      <w:tr>
-        <w:tc>
-          <w:tcPr/>
-          <w:p>
-            <w:pPr>
-              <w:pStyle w:val="Compact"/>
-            </w:pPr>
-            <w:r>
-              <w:rPr>
-                <w:rFonts w:hint="eastAsia"/>
-              </w:rPr>
-              <w:t xml:space="preserve">属性</w:t>
-            </w:r>
-          </w:p>
-        </w:tc>
-        <w:tc>
-          <w:tcPr/>
-          <w:p>
-            <w:pPr>
-              <w:pStyle w:val="Compact"/>
-            </w:pPr>
-            <w:r>
-              <w:rPr>
-                <w:rFonts w:hint="eastAsia"/>
-              </w:rPr>
-              <w:t xml:space="preserve">选中对象的材料、截面、释放、偏移</w:t>
-            </w:r>
-          </w:p>
-        </w:tc>
-      </w:tr>
-      <w:tr>
-        <w:tc>
-          <w:tcPr/>
-          <w:p>
-            <w:pPr>
-              <w:pStyle w:val="Compact"/>
-            </w:pPr>
-            <w:r>
-              <w:rPr>
-                <w:rFonts w:hint="eastAsia"/>
-              </w:rPr>
-              <w:t xml:space="preserve">建模过程</w:t>
-            </w:r>
-          </w:p>
-        </w:tc>
-        <w:tc>
-          <w:tcPr/>
-          <w:p>
-            <w:pPr>
-              <w:pStyle w:val="Compact"/>
-            </w:pPr>
-            <w:r>
-              <w:rPr>
-                <w:rFonts w:hint="eastAsia"/>
-              </w:rPr>
-              <w:t xml:space="preserve">每一步工具调用，可以点回任意一步</w:t>
-            </w:r>
-          </w:p>
-        </w:tc>
-      </w:tr>
-      <w:tr>
-        <w:tc>
-          <w:tcPr/>
-          <w:p>
-            <w:pPr>
-              <w:pStyle w:val="Compact"/>
-            </w:pPr>
-            <w:r>
-              <w:t xml:space="preserve">AI </w:t>
-            </w:r>
-            <w:r>
-              <w:rPr>
-                <w:rFonts w:hint="eastAsia"/>
-              </w:rPr>
-              <w:t xml:space="preserve">助手</w:t>
-            </w:r>
-          </w:p>
-        </w:tc>
-        <w:tc>
-          <w:tcPr/>
-          <w:p>
-            <w:pPr>
-              <w:pStyle w:val="Compact"/>
-            </w:pPr>
-            <w:r>
-              <w:rPr>
-                <w:rFonts w:hint="eastAsia"/>
-              </w:rPr>
-              <w:t xml:space="preserve">自然语言建模与追问</w:t>
-            </w:r>
-          </w:p>
-        </w:tc>
-      </w:tr>
-      <w:tr>
-        <w:tc>
-          <w:tcPr/>
-          <w:p>
-            <w:pPr>
-              <w:pStyle w:val="Compact"/>
-            </w:pPr>
-            <w:r>
-              <w:rPr>
-                <w:rFonts w:hint="eastAsia"/>
-              </w:rPr>
-              <w:t xml:space="preserve">手绘草图</w:t>
-            </w:r>
-          </w:p>
-        </w:tc>
-        <w:tc>
-          <w:tcPr/>
-          <w:p>
-            <w:pPr>
-              <w:pStyle w:val="Compact"/>
-            </w:pPr>
-            <w:r>
-              <w:rPr>
-                <w:rFonts w:hint="eastAsia"/>
-              </w:rPr>
-              <w:t xml:space="preserve">图纸/草图识别成模型</w:t>
-            </w:r>
-          </w:p>
-        </w:tc>
-      </w:tr>
-      <w:tr>
-        <w:tc>
-          <w:tcPr/>
-          <w:p>
-            <w:pPr>
-              <w:pStyle w:val="Compact"/>
-            </w:pPr>
-            <w:r>
-              <w:rPr>
-                <w:rFonts w:hint="eastAsia"/>
-              </w:rPr>
-              <w:t xml:space="preserve">边界条件</w:t>
-            </w:r>
-          </w:p>
-        </w:tc>
-        <w:tc>
-          <w:tcPr/>
-          <w:p>
-            <w:pPr>
-              <w:pStyle w:val="Compact"/>
-            </w:pPr>
-            <w:r>
-              <w:rPr>
-                <w:rFonts w:hint="eastAsia"/>
-              </w:rPr>
-              <w:t xml:space="preserve">支座、节点力、杆件荷载</w:t>
-            </w:r>
-          </w:p>
-        </w:tc>
-      </w:tr>
-      <w:tr>
-        <w:tc>
-          <w:tcPr/>
-          <w:p>
-            <w:pPr>
-              <w:pStyle w:val="Compact"/>
-            </w:pPr>
-            <w:r>
-              <w:rPr>
-                <w:rFonts w:hint="eastAsia"/>
-              </w:rPr>
-              <w:t xml:space="preserve">结果</w:t>
-            </w:r>
-          </w:p>
-        </w:tc>
-        <w:tc>
-          <w:tcPr/>
-          <w:p>
-            <w:pPr>
-              <w:pStyle w:val="Compact"/>
-            </w:pPr>
-            <w:r>
-              <w:rPr>
-                <w:rFonts w:hint="eastAsia"/>
-              </w:rPr>
-              <w:t xml:space="preserve">结果表</w:t>
-            </w:r>
-            <w:r>
-              <w:t xml:space="preserve"> + </w:t>
-            </w:r>
-            <w:r>
-              <w:rPr>
-                <w:rFonts w:hint="eastAsia"/>
-              </w:rPr>
-              <w:t xml:space="preserve">云图显示选项</w:t>
-            </w:r>
-          </w:p>
-        </w:tc>
-      </w:tr>
-      <w:tr>
-        <w:tc>
-          <w:tcPr/>
-          <w:p>
-            <w:pPr>
-              <w:pStyle w:val="Compact"/>
-            </w:pPr>
-            <w:r>
-              <w:rPr>
-                <w:rFonts w:hint="eastAsia"/>
-              </w:rPr>
-              <w:t xml:space="preserve">内力图</w:t>
-            </w:r>
-          </w:p>
-        </w:tc>
-        <w:tc>
-          <w:tcPr/>
-          <w:p>
-            <w:pPr>
-              <w:pStyle w:val="Compact"/>
-            </w:pPr>
-            <w:r>
-              <w:rPr>
-                <w:rFonts w:hint="eastAsia"/>
-              </w:rPr>
-              <w:t xml:space="preserve">沿杆长的内力曲线</w:t>
-            </w:r>
-          </w:p>
-        </w:tc>
-      </w:tr>
-      <w:tr>
-        <w:tc>
-          <w:tcPr/>
-          <w:p>
-            <w:pPr>
-              <w:pStyle w:val="Compact"/>
-            </w:pPr>
-            <w:r>
-              <w:rPr>
-                <w:rFonts w:hint="eastAsia"/>
-              </w:rPr>
-              <w:t xml:space="preserve">截面优化</w:t>
-            </w:r>
-          </w:p>
-        </w:tc>
-        <w:tc>
-          <w:tcPr/>
-          <w:p>
-            <w:pPr>
-              <w:pStyle w:val="Compact"/>
-            </w:pPr>
-            <w:r>
-              <w:rPr>
-                <w:rFonts w:hint="eastAsia"/>
-              </w:rPr>
-              <w:t xml:space="preserve">按约束搜截面</w:t>
-            </w:r>
-          </w:p>
-        </w:tc>
-      </w:tr>
-    </w:tbl>
-    <w:p>
-      <w:pPr>
-        <w:pStyle w:val="BodyText"/>
-      </w:pPr>
-      <w:r>
-        <w:rPr>
-          <w:rFonts w:hint="eastAsia"/>
-          <w:b/>
-          <w:bCs/>
-        </w:rPr>
-        <w:t xml:space="preserve">为什么不做成停靠。</w:t>
-      </w:r>
-      <w:r>
-        <w:t xml:space="preserve"> </w:t>
-      </w:r>
-      <w:r>
-        <w:rPr>
-          <w:rFonts w:hint="eastAsia"/>
-        </w:rPr>
-        <w:t xml:space="preserve">停靠的代价是每开一个面板，中央视口就被挤小一次，</w:t>
-      </w:r>
-      <w:r>
-        <w:t xml:space="preserve"> </w:t>
-      </w:r>
-      <w:r>
-        <w:rPr>
-          <w:rFonts w:hint="eastAsia"/>
-        </w:rPr>
-        <w:t xml:space="preserve">而这些面板多数是"看一眼就关"的——属性、边界条件、截面优化、建模过程</w:t>
-      </w:r>
-      <w:r>
-        <w:t xml:space="preserve"> </w:t>
-      </w:r>
-      <w:r>
-        <w:rPr>
-          <w:rFonts w:hint="eastAsia"/>
-        </w:rPr>
-        <w:t xml:space="preserve">都是。视口被挤到一半宽之后再想转个角度看模型，得先把面板关掉，</w:t>
-      </w:r>
-      <w:r>
-        <w:t xml:space="preserve"> </w:t>
-      </w:r>
-      <w:r>
-        <w:rPr>
-          <w:rFonts w:hint="eastAsia"/>
-        </w:rPr>
-        <w:t xml:space="preserve">这个来回是纯浪费。浮窗叠在视口上方，关掉就还原，视口尺寸从头到尾不变。</w:t>
-      </w:r>
-    </w:p>
-    <w:p>
-      <w:pPr>
-        <w:pStyle w:val="BodyText"/>
-      </w:pPr>
-      <w:r>
-        <w:rPr>
-          <w:rFonts w:hint="eastAsia"/>
-        </w:rPr>
-        <w:t xml:space="preserve">它们是</w:t>
-      </w:r>
-      <w:r>
-        <w:rPr>
-          <w:rFonts w:hint="eastAsia"/>
-          <w:b/>
-          <w:bCs/>
-        </w:rPr>
-        <w:t xml:space="preserve">工具窗</w:t>
-      </w:r>
-      <w:r>
-        <w:rPr>
-          <w:rFonts w:hint="eastAsia"/>
-        </w:rPr>
-        <w:t xml:space="preserve">：浮在主窗之上、跟着主窗一起关，不会在任务栏里各占一格。</w:t>
-      </w:r>
-      <w:r>
-        <w:t xml:space="preserve"> </w:t>
-      </w:r>
-      <w:r>
-        <w:rPr>
-          <w:rFonts w:hint="eastAsia"/>
-        </w:rPr>
-        <w:t xml:space="preserve">拖动可以随便摆，但停不回边上去。</w:t>
-      </w:r>
-    </w:p>
-    <w:p>
-      <w:pPr>
-        <w:pStyle w:val="BodyText"/>
-      </w:pPr>
-      <w:r>
-        <w:rPr>
-          <w:b/>
-          <w:bCs/>
-        </w:rPr>
-        <w:t xml:space="preserve">AI </w:t>
-      </w:r>
-      <w:r>
-        <w:rPr>
-          <w:rFonts w:hint="eastAsia"/>
-          <w:b/>
-          <w:bCs/>
-        </w:rPr>
-        <w:t xml:space="preserve">助手默认收起</w:t>
-      </w:r>
-      <w:r>
-        <w:rPr>
-          <w:rFonts w:hint="eastAsia"/>
-        </w:rPr>
-        <w:t xml:space="preserve">——它固定占</w:t>
-      </w:r>
-      <w:r>
-        <w:t xml:space="preserve"> </w:t>
-      </w:r>
-      <w:r>
-        <w:rPr>
-          <w:rFonts w:hint="eastAsia"/>
-        </w:rPr>
-        <w:t xml:space="preserve">400px，而只在想让</w:t>
-      </w:r>
-      <w:r>
-        <w:t xml:space="preserve"> AI </w:t>
-      </w:r>
-      <w:r>
-        <w:rPr>
-          <w:rFonts w:hint="eastAsia"/>
-        </w:rPr>
-        <w:t xml:space="preserve">帮忙时才用。</w:t>
-      </w:r>
-      <w:r>
-        <w:t xml:space="preserve"> </w:t>
-      </w:r>
-      <w:r>
-        <w:rPr>
-          <w:rFonts w:hint="eastAsia"/>
-        </w:rPr>
-        <w:t xml:space="preserve">点视口右缘那个</w:t>
-      </w:r>
-      <w:r>
-        <w:t xml:space="preserve"> </w:t>
-      </w:r>
-      <w:r>
-        <w:rPr>
-          <w:rStyle w:val="VerbatimChar"/>
-        </w:rPr>
-        <w:t xml:space="preserve">AI</w:t>
-      </w:r>
-      <w:r>
-        <w:t xml:space="preserve"> </w:t>
-      </w:r>
-      <w:r>
-        <w:rPr>
-          <w:rFonts w:hint="eastAsia"/>
-        </w:rPr>
-        <w:t xml:space="preserve">浮标打开。</w:t>
-      </w:r>
-    </w:p>
-    <w:p>
-      <w:r>
-        <w:pict>
-          <v:rect style="width:0;height:1.5pt" o:hralign="center" o:hrstd="t" o:hr="t"/>
-        </w:pict>
-      </w:r>
-    </w:p>
-    <w:bookmarkEnd w:id="20"/>
-    <w:bookmarkEnd w:id="21"/>
-    <w:bookmarkStart w:id="27" w:name="X8325591aa31b1ca8a47b6028787de14f32c5757"/>
-    <w:p>
-      <w:pPr>
-        <w:pStyle w:val="Heading2"/>
-      </w:pPr>
-      <w:r>
-        <w:t xml:space="preserve">3 </w:t>
-      </w:r>
-      <w:r>
-        <w:rPr>
-          <w:rFonts w:hint="eastAsia"/>
-        </w:rPr>
-        <w:t xml:space="preserve">建模：五条路径</w:t>
-      </w:r>
-    </w:p>
-    <w:p>
-      <w:pPr>
-        <w:pStyle w:val="FirstParagraph"/>
-      </w:pPr>
-      <w:r>
-        <w:rPr>
-          <w:rFonts w:hint="eastAsia"/>
-          <w:b/>
-          <w:bCs/>
-        </w:rPr>
-        <w:t xml:space="preserve">都通向同一个模型对象</w:t>
-      </w:r>
-      <w:r>
-        <w:rPr>
-          <w:rFonts w:hint="eastAsia"/>
-        </w:rPr>
-        <w:t xml:space="preserve">，选顺手的那条。</w:t>
-      </w:r>
-    </w:p>
-    <w:bookmarkStart w:id="22" w:name="X108307fe129d64528412f08ca0e49ab0f40db02"/>
-    <w:p>
-      <w:pPr>
-        <w:pStyle w:val="Heading3"/>
-      </w:pPr>
-      <w:r>
-        <w:t xml:space="preserve">3.1 </w:t>
-      </w:r>
-      <w:r>
-        <w:rPr>
-          <w:rFonts w:hint="eastAsia"/>
-        </w:rPr>
-        <w:t xml:space="preserve">参数化（最快）</w:t>
-      </w:r>
-    </w:p>
-    <w:p>
-      <w:pPr>
-        <w:pStyle w:val="FirstParagraph"/>
-      </w:pPr>
-      <w:r>
-        <w:rPr>
-          <w:rStyle w:val="VerbatimChar"/>
-          <w:rFonts w:hint="eastAsia"/>
-        </w:rPr>
-        <w:t xml:space="preserve">建模</w:t>
-      </w:r>
-      <w:r>
-        <w:t xml:space="preserve"> </w:t>
-      </w:r>
-      <w:r>
-        <w:t xml:space="preserve">→ </w:t>
-      </w:r>
-      <w:r>
-        <w:rPr>
-          <w:rFonts w:hint="eastAsia"/>
-        </w:rPr>
-        <w:t xml:space="preserve">「规则框架」/「门式刚架」。规则结构直接生成。</w:t>
-      </w:r>
-    </w:p>
-    <w:bookmarkEnd w:id="22"/>
-    <w:bookmarkStart w:id="23" w:name="Xbebcdb22baa54c2804e46a1e14f37454db7dfb4"/>
-    <w:p>
-      <w:pPr>
-        <w:pStyle w:val="Heading3"/>
-      </w:pPr>
-      <w:r>
-        <w:t xml:space="preserve">3.2 </w:t>
-      </w:r>
-      <w:r>
-        <w:rPr>
-          <w:rFonts w:hint="eastAsia"/>
-        </w:rPr>
-        <w:t xml:space="preserve">草图拉伸（Abaqus</w:t>
-      </w:r>
-      <w:r>
-        <w:t xml:space="preserve"> </w:t>
-      </w:r>
-      <w:r>
-        <w:rPr>
-          <w:rFonts w:hint="eastAsia"/>
-        </w:rPr>
-        <w:t xml:space="preserve">式）</w:t>
-      </w:r>
-    </w:p>
-    <w:p>
-      <w:pPr>
-        <w:pStyle w:val="FirstParagraph"/>
-      </w:pPr>
-      <w:r>
-        <w:rPr>
-          <w:rStyle w:val="VerbatimChar"/>
-          <w:rFonts w:hint="eastAsia"/>
-        </w:rPr>
-        <w:t xml:space="preserve">建模</w:t>
-      </w:r>
-      <w:r>
-        <w:t xml:space="preserve"> </w:t>
-      </w:r>
-      <w:r>
-        <w:t xml:space="preserve">→ </w:t>
-      </w:r>
-      <w:r>
-        <w:rPr>
-          <w:rFonts w:hint="eastAsia"/>
-        </w:rPr>
-        <w:t xml:space="preserve">「草图建模」（</w:t>
-      </w:r>
-      <w:r>
-        <w:rPr>
-          <w:rStyle w:val="VerbatimChar"/>
-        </w:rPr>
-        <w:t xml:space="preserve">Ctrl+K</w:t>
-      </w:r>
-      <w:r>
-        <w:rPr>
-          <w:rFonts w:hint="eastAsia"/>
-        </w:rPr>
-        <w:t xml:space="preserve">）。二维画一榀框架，沿进深拉伸成三维。</w:t>
-      </w:r>
-      <w:r>
-        <w:t xml:space="preserve"> </w:t>
-      </w:r>
-      <w:r>
-        <w:rPr>
-          <w:rFonts w:hint="eastAsia"/>
-        </w:rPr>
-        <w:t xml:space="preserve">适合平面规则、进深重复的结构。</w:t>
-      </w:r>
-    </w:p>
-    <w:bookmarkEnd w:id="23"/>
-    <w:bookmarkStart w:id="24" w:name="X60a6fe545087e7214de1b77e613fdec0a4583b8"/>
-    <w:p>
-      <w:pPr>
-        <w:pStyle w:val="Heading3"/>
-      </w:pPr>
-      <w:r>
-        <w:t xml:space="preserve">3.3 </w:t>
-      </w:r>
-      <w:r>
-        <w:rPr>
-          <w:rFonts w:hint="eastAsia"/>
-        </w:rPr>
-        <w:t xml:space="preserve">手工建模</w:t>
-      </w:r>
-    </w:p>
-    <w:p>
-      <w:pPr>
-        <w:pStyle w:val="FirstParagraph"/>
-      </w:pPr>
-      <w:r>
-        <w:rPr>
-          <w:rFonts w:hint="eastAsia"/>
-        </w:rPr>
-        <w:t xml:space="preserve">拾取过滤器先定</w:t>
-      </w:r>
-      <w:r>
-        <w:rPr>
-          <w:rFonts w:hint="eastAsia"/>
-          <w:b/>
-          <w:bCs/>
-        </w:rPr>
-        <w:t xml:space="preserve">选什么</w:t>
-      </w:r>
-      <w:r>
-        <w:rPr>
-          <w:rFonts w:hint="eastAsia"/>
-        </w:rPr>
-        <w:t xml:space="preserve">再点：</w:t>
-      </w:r>
-      <w:r>
-        <w:rPr>
-          <w:rStyle w:val="VerbatimChar"/>
-        </w:rPr>
-        <w:t xml:space="preserve">N</w:t>
-      </w:r>
-      <w:r>
-        <w:t xml:space="preserve"> </w:t>
-      </w:r>
-      <w:r>
-        <w:rPr>
-          <w:rFonts w:hint="eastAsia"/>
-        </w:rPr>
-        <w:t xml:space="preserve">只选节点，</w:t>
-      </w:r>
-      <w:r>
-        <w:rPr>
-          <w:rStyle w:val="VerbatimChar"/>
-        </w:rPr>
-        <w:t xml:space="preserve">M</w:t>
-      </w:r>
-      <w:r>
-        <w:t xml:space="preserve"> </w:t>
-      </w:r>
-      <w:r>
-        <w:rPr>
-          <w:rFonts w:hint="eastAsia"/>
-        </w:rPr>
-        <w:t xml:space="preserve">只选杆件。</w:t>
-      </w:r>
-      <w:r>
-        <w:t xml:space="preserve"> </w:t>
-      </w:r>
-      <w:r>
-        <w:rPr>
-          <w:rFonts w:hint="eastAsia"/>
-        </w:rPr>
-        <w:t xml:space="preserve">然后「建节点」（</w:t>
-      </w:r>
-      <w:r>
-        <w:rPr>
-          <w:rStyle w:val="VerbatimChar"/>
-        </w:rPr>
-        <w:t xml:space="preserve">Ctrl+Shift+N</w:t>
-      </w:r>
-      <w:r>
-        <w:rPr>
-          <w:rFonts w:hint="eastAsia"/>
-        </w:rPr>
-        <w:t xml:space="preserve">）在视口里点位置，「建杆件」（</w:t>
-      </w:r>
-      <w:r>
-        <w:rPr>
-          <w:rStyle w:val="VerbatimChar"/>
-        </w:rPr>
-        <w:t xml:space="preserve">Ctrl+M</w:t>
-      </w:r>
-      <w:r>
-        <w:rPr>
-          <w:rFonts w:hint="eastAsia"/>
-        </w:rPr>
-        <w:t xml:space="preserve">）</w:t>
-      </w:r>
-      <w:r>
-        <w:t xml:space="preserve"> </w:t>
-      </w:r>
-      <w:r>
-        <w:rPr>
-          <w:rFonts w:hint="eastAsia"/>
-        </w:rPr>
-        <w:t xml:space="preserve">点两个节点连一根。</w:t>
-      </w:r>
-    </w:p>
-    <w:p>
-      <w:pPr>
-        <w:pStyle w:val="BodyText"/>
-      </w:pPr>
-      <w:r>
-        <w:rPr>
-          <w:rFonts w:hint="eastAsia"/>
-        </w:rPr>
-        <w:t xml:space="preserve">配合</w:t>
-      </w:r>
-      <w:r>
-        <w:t xml:space="preserve"> </w:t>
-      </w:r>
-      <w:r>
-        <w:rPr>
-          <w:rFonts w:hint="eastAsia"/>
-          <w:b/>
-          <w:bCs/>
-        </w:rPr>
-        <w:t xml:space="preserve">工作平面</w:t>
-      </w:r>
-      <w:r>
-        <w:rPr>
-          <w:rFonts w:hint="eastAsia"/>
-        </w:rPr>
-        <w:t xml:space="preserve">（XY/YZ/XZ</w:t>
-      </w:r>
-      <w:r>
-        <w:t xml:space="preserve"> + </w:t>
-      </w:r>
-      <w:r>
-        <w:rPr>
-          <w:rFonts w:hint="eastAsia"/>
-        </w:rPr>
-        <w:t xml:space="preserve">偏移</w:t>
-      </w:r>
-      <w:r>
-        <w:t xml:space="preserve"> </w:t>
-      </w:r>
-      <w:r>
-        <w:rPr>
-          <w:rFonts w:hint="eastAsia"/>
-        </w:rPr>
-        <w:t xml:space="preserve">z=）和</w:t>
-      </w:r>
-      <w:r>
-        <w:rPr>
-          <w:rFonts w:hint="eastAsia"/>
-          <w:b/>
-          <w:bCs/>
-        </w:rPr>
-        <w:t xml:space="preserve">捕捉</w:t>
-      </w:r>
-      <w:r>
-        <w:rPr>
-          <w:rFonts w:hint="eastAsia"/>
-        </w:rPr>
-        <w:t xml:space="preserve">用，否则三维里点不准。</w:t>
-      </w:r>
-    </w:p>
-    <w:bookmarkEnd w:id="24"/>
-    <w:bookmarkStart w:id="25" w:name="X2ad481195b20e086c1c78bdd5d5ac7a7ed651d4"/>
-    <w:p>
-      <w:pPr>
-        <w:pStyle w:val="Heading3"/>
-      </w:pPr>
-      <w:r>
-        <w:t xml:space="preserve">3.4 </w:t>
-      </w:r>
-      <w:r>
-        <w:rPr>
-          <w:rFonts w:hint="eastAsia"/>
-        </w:rPr>
-        <w:t xml:space="preserve">表格</w:t>
-      </w:r>
-      <w:r>
-        <w:t xml:space="preserve"> / JSON</w:t>
-      </w:r>
-    </w:p>
-    <w:p>
-      <w:pPr>
-        <w:pStyle w:val="FirstParagraph"/>
-      </w:pPr>
-      <w:r>
-        <w:rPr>
-          <w:rStyle w:val="VerbatimChar"/>
-          <w:rFonts w:hint="eastAsia"/>
-        </w:rPr>
-        <w:t xml:space="preserve">建模</w:t>
-      </w:r>
-      <w:r>
-        <w:t xml:space="preserve"> </w:t>
-      </w:r>
-      <w:r>
-        <w:t xml:space="preserve">→ </w:t>
-      </w:r>
-      <w:r>
-        <w:rPr>
-          <w:rFonts w:hint="eastAsia"/>
-        </w:rPr>
-        <w:t xml:space="preserve">「模型表格」（</w:t>
-      </w:r>
-      <w:r>
-        <w:rPr>
-          <w:rStyle w:val="VerbatimChar"/>
-        </w:rPr>
-        <w:t xml:space="preserve">Ctrl+T</w:t>
-      </w:r>
-      <w:r>
-        <w:rPr>
-          <w:rFonts w:hint="eastAsia"/>
-        </w:rPr>
-        <w:t xml:space="preserve">）七张表直接编辑，支持</w:t>
-      </w:r>
-      <w:r>
-        <w:t xml:space="preserve"> CSV </w:t>
-      </w:r>
-      <w:r>
-        <w:rPr>
-          <w:rFonts w:hint="eastAsia"/>
-        </w:rPr>
-        <w:t xml:space="preserve">导入导出；</w:t>
-      </w:r>
-      <w:r>
-        <w:t xml:space="preserve"> </w:t>
-      </w:r>
-      <w:r>
-        <w:rPr>
-          <w:rFonts w:hint="eastAsia"/>
-        </w:rPr>
-        <w:t xml:space="preserve">或「模型</w:t>
-      </w:r>
-      <w:r>
-        <w:t xml:space="preserve"> </w:t>
-      </w:r>
-      <w:r>
-        <w:rPr>
-          <w:rFonts w:hint="eastAsia"/>
-        </w:rPr>
-        <w:t xml:space="preserve">JSON」直接改原始数据，写回前会做结构校验。</w:t>
-      </w:r>
-    </w:p>
-    <w:p>
-      <w:pPr>
-        <w:pStyle w:val="BodyText"/>
-      </w:pPr>
-      <w:r>
-        <w:rPr>
-          <w:rFonts w:hint="eastAsia"/>
-          <w:b/>
-          <w:bCs/>
-        </w:rPr>
-        <w:t xml:space="preserve">从别的软件导数据时走这条。</w:t>
-      </w:r>
-    </w:p>
-    <w:bookmarkEnd w:id="25"/>
-    <w:bookmarkStart w:id="26" w:name="X9100b279715a0e4b4eae0a1802c6ed955c9ffcd"/>
-    <w:p>
-      <w:pPr>
-        <w:pStyle w:val="Heading3"/>
-      </w:pPr>
-      <w:r>
-        <w:t xml:space="preserve">3.5 </w:t>
-      </w:r>
-      <w:r>
-        <w:rPr>
-          <w:rFonts w:hint="eastAsia"/>
-        </w:rPr>
-        <w:t xml:space="preserve">手绘草图识别（多模态）</w:t>
-      </w:r>
-    </w:p>
-    <w:p>
-      <w:pPr>
-        <w:pStyle w:val="FirstParagraph"/>
-      </w:pPr>
-      <w:r>
-        <w:rPr>
-          <w:rStyle w:val="VerbatimChar"/>
-          <w:rFonts w:hint="eastAsia"/>
-        </w:rPr>
-        <w:t xml:space="preserve">建模</w:t>
-      </w:r>
-      <w:r>
-        <w:t xml:space="preserve"> </w:t>
-      </w:r>
-      <w:r>
-        <w:t xml:space="preserve">→ </w:t>
-      </w:r>
-      <w:r>
-        <w:rPr>
-          <w:rFonts w:hint="eastAsia"/>
-        </w:rPr>
-        <w:t xml:space="preserve">「草图识别」（</w:t>
-      </w:r>
-      <w:r>
-        <w:rPr>
-          <w:rStyle w:val="VerbatimChar"/>
-        </w:rPr>
-        <w:t xml:space="preserve">Ctrl+I</w:t>
-      </w:r>
-      <w:r>
-        <w:rPr>
-          <w:rFonts w:hint="eastAsia"/>
-        </w:rPr>
-        <w:t xml:space="preserve">）。上传手绘图，AI</w:t>
-      </w:r>
-      <w:r>
-        <w:t xml:space="preserve"> </w:t>
-      </w:r>
-      <w:r>
-        <w:rPr>
-          <w:rFonts w:hint="eastAsia"/>
-        </w:rPr>
-        <w:t xml:space="preserve">给出识别覆盖层，</w:t>
-      </w:r>
-      <w:r>
-        <w:t xml:space="preserve"> </w:t>
-      </w:r>
-      <w:r>
-        <w:rPr>
-          <w:rFonts w:hint="eastAsia"/>
-          <w:b/>
-          <w:bCs/>
-        </w:rPr>
-        <w:t xml:space="preserve">你逐条核对并编辑</w:t>
-      </w:r>
-      <w:r>
-        <w:rPr>
-          <w:rFonts w:hint="eastAsia"/>
-        </w:rPr>
-        <w:t xml:space="preserve">，标定尺度后再加载。</w:t>
-      </w:r>
-    </w:p>
-    <w:p>
-      <w:pPr>
-        <w:pStyle w:val="BodyText"/>
-      </w:pPr>
-      <w:r>
-        <w:rPr>
-          <w:rFonts w:hint="eastAsia"/>
-        </w:rPr>
-        <w:t xml:space="preserve">注意这条路径的定位：</w:t>
-      </w:r>
-      <w:r>
-        <w:rPr>
-          <w:rFonts w:hint="eastAsia"/>
-          <w:b/>
-          <w:bCs/>
-        </w:rPr>
-        <w:t xml:space="preserve">它是"帮你少打字"，不是"帮你看懂图"</w:t>
-      </w:r>
-      <w:r>
-        <w:t xml:space="preserve">。</w:t>
-      </w:r>
-      <w:r>
-        <w:t xml:space="preserve"> </w:t>
-      </w:r>
-      <w:r>
-        <w:rPr>
-          <w:rFonts w:hint="eastAsia"/>
-        </w:rPr>
-        <w:t xml:space="preserve">识别结果一律要你确认，因为识别错了是静默的——生成的模型合法，只是不是你画的那个。</w:t>
-      </w:r>
-    </w:p>
-    <w:p>
-      <w:r>
-        <w:pict>
-          <v:rect style="width:0;height:1.5pt" o:hralign="center" o:hrstd="t" o:hr="t"/>
-        </w:pict>
-      </w:r>
-    </w:p>
-    <w:bookmarkEnd w:id="26"/>
-    <w:bookmarkEnd w:id="27"/>
-    <w:bookmarkStart w:id="33" w:name="X0e2f760696acf07f72a9619f63034fbb67d4ef7"/>
-    <w:p>
-      <w:pPr>
-        <w:pStyle w:val="Heading2"/>
-      </w:pPr>
-      <w:r>
-        <w:t xml:space="preserve">4 </w:t>
-      </w:r>
-      <w:r>
-        <w:rPr>
-          <w:rFonts w:hint="eastAsia"/>
-        </w:rPr>
-        <w:t xml:space="preserve">属性：材料与截面</w:t>
-      </w:r>
-    </w:p>
-    <w:p>
-      <w:pPr>
-        <w:pStyle w:val="FirstParagraph"/>
-      </w:pPr>
-      <w:r>
-        <w:t xml:space="preserve">CAE </w:t>
-      </w:r>
-      <w:r>
-        <w:rPr>
-          <w:rFonts w:hint="eastAsia"/>
-        </w:rPr>
-        <w:t xml:space="preserve">的经典顺序：</w:t>
-      </w:r>
-      <w:r>
-        <w:rPr>
-          <w:rFonts w:hint="eastAsia"/>
-          <w:b/>
-          <w:bCs/>
-        </w:rPr>
-        <w:t xml:space="preserve">先有材料</w:t>
-      </w:r>
-      <w:r>
-        <w:rPr>
-          <w:b/>
-          <w:bCs/>
-        </w:rPr>
-        <w:t xml:space="preserve"> → </w:t>
-      </w:r>
-      <w:r>
-        <w:rPr>
-          <w:rFonts w:hint="eastAsia"/>
-          <w:b/>
-          <w:bCs/>
-        </w:rPr>
-        <w:t xml:space="preserve">再有截面</w:t>
-      </w:r>
-      <w:r>
-        <w:rPr>
-          <w:b/>
-          <w:bCs/>
-        </w:rPr>
-        <w:t xml:space="preserve"> → </w:t>
-      </w:r>
-      <w:r>
-        <w:rPr>
-          <w:rFonts w:hint="eastAsia"/>
-          <w:b/>
-          <w:bCs/>
-        </w:rPr>
-        <w:t xml:space="preserve">再指派给杆件</w:t>
-      </w:r>
-      <w:r>
-        <w:t xml:space="preserve">。</w:t>
-      </w:r>
-    </w:p>
-    <w:bookmarkStart w:id="28" w:name="X3c4d23fb8778201a82934d11605b9e3a30c44ff"/>
-    <w:p>
-      <w:pPr>
-        <w:pStyle w:val="Heading3"/>
-      </w:pPr>
-      <w:r>
-        <w:t xml:space="preserve">4.1 </w:t>
-      </w:r>
-      <w:r>
-        <w:rPr>
-          <w:rFonts w:hint="eastAsia"/>
-        </w:rPr>
-        <w:t xml:space="preserve">创建材料</w:t>
-      </w:r>
-    </w:p>
-    <w:p>
-      <w:pPr>
-        <w:pStyle w:val="FirstParagraph"/>
-      </w:pPr>
-      <w:r>
-        <w:rPr>
-          <w:rStyle w:val="VerbatimChar"/>
-          <w:rFonts w:hint="eastAsia"/>
-        </w:rPr>
-        <w:t xml:space="preserve">属性</w:t>
-      </w:r>
-      <w:r>
-        <w:t xml:space="preserve"> </w:t>
-      </w:r>
-      <w:r>
-        <w:t xml:space="preserve">→ </w:t>
-      </w:r>
-      <w:r>
-        <w:rPr>
-          <w:rFonts w:hint="eastAsia"/>
-        </w:rPr>
-        <w:t xml:space="preserve">「创建材料」。必填弹性模量</w:t>
-      </w:r>
-      <w:r>
-        <w:t xml:space="preserve"> </w:t>
-      </w:r>
-      <w:r>
-        <w:rPr>
-          <w:rStyle w:val="VerbatimChar"/>
-        </w:rPr>
-        <w:t xml:space="preserve">E</w:t>
-      </w:r>
-      <w:r>
-        <w:rPr>
-          <w:rFonts w:hint="eastAsia"/>
-        </w:rPr>
-        <w:t xml:space="preserve">、泊松比</w:t>
-      </w:r>
-      <w:r>
-        <w:t xml:space="preserve"> </w:t>
-      </w:r>
-      <w:r>
-        <w:rPr>
-          <w:rStyle w:val="VerbatimChar"/>
-        </w:rPr>
-        <w:t xml:space="preserve">ν</w:t>
-      </w:r>
-      <w:r>
-        <w:rPr>
-          <w:rFonts w:hint="eastAsia"/>
-        </w:rPr>
-        <w:t xml:space="preserve">、密度</w:t>
-      </w:r>
-      <w:r>
-        <w:t xml:space="preserve"> </w:t>
-      </w:r>
-      <w:r>
-        <w:rPr>
-          <w:rStyle w:val="VerbatimChar"/>
-        </w:rPr>
-        <w:t xml:space="preserve">ρ</w:t>
-      </w:r>
-      <w:r>
-        <w:t xml:space="preserve">。</w:t>
-      </w:r>
-    </w:p>
-    <w:p>
-      <w:pPr>
-        <w:pStyle w:val="BodyText"/>
-      </w:pPr>
-      <w:r>
-        <w:rPr>
-          <w:rFonts w:hint="eastAsia"/>
-        </w:rPr>
-        <w:t xml:space="preserve">下面还有一组**「强度验算与温度（可选）」**：</w:t>
-      </w:r>
-    </w:p>
-    <w:tbl>
-      <w:tblPr>
-        <w:tblStyle w:val="Table"/>
-        <w:tblW w:type="auto" w:w="0"/>
-        <w:tblLook w:firstRow="1" w:lastRow="0" w:firstColumn="0" w:lastColumn="0" w:noHBand="0" w:noVBand="0" w:val="0020"/>
-      </w:tblPr>
-      <w:tblGrid>
-        <w:gridCol w:w="3960"/>
-        <w:gridCol w:w="3960"/>
-      </w:tblGrid>
-      <w:tr>
-        <w:trPr>
-          <w:tblHeader w:val="on"/>
-        </w:trPr>
-        <w:tc>
-          <w:tcPr/>
-          <w:p>
-            <w:pPr>
-              <w:pStyle w:val="Compact"/>
-            </w:pPr>
-            <w:r>
-              <w:rPr>
-                <w:rFonts w:hint="eastAsia"/>
-              </w:rPr>
-              <w:t xml:space="preserve">字段</w:t>
-            </w:r>
-          </w:p>
-        </w:tc>
-        <w:tc>
-          <w:tcPr/>
-          <w:p>
-            <w:pPr>
-              <w:pStyle w:val="Compact"/>
-            </w:pPr>
-            <w:r>
-              <w:rPr>
-                <w:rFonts w:hint="eastAsia"/>
-              </w:rPr>
-              <w:t xml:space="preserve">不填的后果</w:t>
-            </w:r>
-          </w:p>
-        </w:tc>
-      </w:tr>
-      <w:tr>
-        <w:tc>
-          <w:tcPr/>
-          <w:p>
-            <w:pPr>
-              <w:pStyle w:val="Compact"/>
-            </w:pPr>
-            <w:r>
-              <w:rPr>
-                <w:rFonts w:hint="eastAsia"/>
-              </w:rPr>
-              <w:t xml:space="preserve">许用拉应力</w:t>
-            </w:r>
-            <w:r>
-              <w:t xml:space="preserve"> / </w:t>
-            </w:r>
-            <w:r>
-              <w:rPr>
-                <w:rFonts w:hint="eastAsia"/>
-              </w:rPr>
-              <w:t xml:space="preserve">许用压应力</w:t>
-            </w:r>
-          </w:p>
-        </w:tc>
-        <w:tc>
-          <w:tcPr/>
-          <w:p>
-            <w:pPr>
-              <w:pStyle w:val="Compact"/>
-            </w:pPr>
-            <w:r>
-              <w:rPr>
-                <w:rFonts w:hint="eastAsia"/>
-                <w:b/>
-                <w:bCs/>
-              </w:rPr>
-              <w:t xml:space="preserve">强度验算会被拒绝</w:t>
-            </w:r>
-            <w:r>
-              <w:rPr>
-                <w:rFonts w:hint="eastAsia"/>
-              </w:rPr>
-              <w:t xml:space="preserve">，不是给你个估计值</w:t>
-            </w:r>
-          </w:p>
-        </w:tc>
-      </w:tr>
-      <w:tr>
-        <w:tc>
-          <w:tcPr/>
-          <w:p>
-            <w:pPr>
-              <w:pStyle w:val="Compact"/>
-            </w:pPr>
-            <w:r>
-              <w:rPr>
-                <w:rFonts w:hint="eastAsia"/>
-              </w:rPr>
-              <w:t xml:space="preserve">屈服应力</w:t>
-            </w:r>
-          </w:p>
-        </w:tc>
-        <w:tc>
-          <w:tcPr/>
-          <w:p>
-            <w:pPr>
-              <w:pStyle w:val="Compact"/>
-            </w:pPr>
-            <w:r>
-              <w:rPr>
-                <w:rFonts w:hint="eastAsia"/>
-              </w:rPr>
-              <w:t xml:space="preserve">稳定校核的</w:t>
-            </w:r>
-            <w:r>
-              <w:t xml:space="preserve"> λp </w:t>
-            </w:r>
-            <w:r>
-              <w:rPr>
-                <w:rFonts w:hint="eastAsia"/>
-              </w:rPr>
-              <w:t xml:space="preserve">算不出来</w:t>
-            </w:r>
-          </w:p>
-        </w:tc>
-      </w:tr>
-      <w:tr>
-        <w:tc>
-          <w:tcPr/>
-          <w:p>
-            <w:pPr>
-              <w:pStyle w:val="Compact"/>
-            </w:pPr>
-            <w:r>
-              <w:rPr>
-                <w:rFonts w:hint="eastAsia"/>
-              </w:rPr>
-              <w:t xml:space="preserve">线膨胀系数</w:t>
-            </w:r>
-            <w:r>
-              <w:t xml:space="preserve"> α</w:t>
-            </w:r>
-          </w:p>
-        </w:tc>
-        <w:tc>
-          <w:tcPr/>
-          <w:p>
-            <w:pPr>
-              <w:pStyle w:val="Compact"/>
-            </w:pPr>
-            <w:r>
-              <w:rPr>
-                <w:rFonts w:hint="eastAsia"/>
-              </w:rPr>
-              <w:t xml:space="preserve">温度荷载算不了</w:t>
-            </w:r>
-          </w:p>
-        </w:tc>
-      </w:tr>
-    </w:tbl>
-    <w:p>
-      <w:pPr>
-        <w:pStyle w:val="BodyText"/>
-      </w:pPr>
-      <w:r>
-        <w:rPr>
-          <w:rFonts w:hint="eastAsia"/>
-        </w:rPr>
-        <w:t xml:space="preserve">拉压许用是</w:t>
-      </w:r>
-      <w:r>
-        <w:rPr>
-          <w:rFonts w:hint="eastAsia"/>
-          <w:b/>
-          <w:bCs/>
-        </w:rPr>
-        <w:t xml:space="preserve">分开</w:t>
-      </w:r>
-      <w:r>
-        <w:rPr>
-          <w:rFonts w:hint="eastAsia"/>
-        </w:rPr>
-        <w:t xml:space="preserve">的：铸铁、混凝土这类材料两者差很远，合成一个就错了。</w:t>
-      </w:r>
-    </w:p>
-    <w:bookmarkEnd w:id="28"/>
-    <w:bookmarkStart w:id="29" w:name="Xb2b1335b523210d90dd82fd7a42b404e9aef67d"/>
-    <w:p>
-      <w:pPr>
-        <w:pStyle w:val="Heading3"/>
-      </w:pPr>
-      <w:r>
-        <w:t xml:space="preserve">4.2 </w:t>
-      </w:r>
-      <w:r>
-        <w:rPr>
-          <w:rFonts w:hint="eastAsia"/>
-        </w:rPr>
-        <w:t xml:space="preserve">创建截面</w:t>
-      </w:r>
-    </w:p>
-    <w:p>
-      <w:pPr>
-        <w:pStyle w:val="FirstParagraph"/>
-      </w:pPr>
-      <w:r>
-        <w:rPr>
-          <w:rStyle w:val="VerbatimChar"/>
-          <w:rFonts w:hint="eastAsia"/>
-        </w:rPr>
-        <w:t xml:space="preserve">属性</w:t>
-      </w:r>
-      <w:r>
-        <w:t xml:space="preserve"> </w:t>
-      </w:r>
-      <w:r>
-        <w:t xml:space="preserve">→ </w:t>
-      </w:r>
-      <w:r>
-        <w:rPr>
-          <w:rFonts w:hint="eastAsia"/>
-        </w:rPr>
-        <w:t xml:space="preserve">「创建截面」。选类型（工字/箱形/管/矩形/圆等）填尺寸，</w:t>
-      </w:r>
-      <w:r>
-        <w:t xml:space="preserve"> </w:t>
-      </w:r>
-      <w:r>
-        <w:rPr>
-          <w:rFonts w:hint="eastAsia"/>
-        </w:rPr>
-        <w:t xml:space="preserve">程序自动算</w:t>
-      </w:r>
-      <w:r>
-        <w:t xml:space="preserve"> </w:t>
-      </w:r>
-      <w:r>
-        <w:rPr>
-          <w:rStyle w:val="VerbatimChar"/>
-        </w:rPr>
-        <w:t xml:space="preserve">A / Iy / Iz / J</w:t>
-      </w:r>
-      <w:r>
-        <w:rPr>
-          <w:rFonts w:hint="eastAsia"/>
-        </w:rPr>
-        <w:t xml:space="preserve">，</w:t>
-      </w:r>
-      <w:r>
-        <w:rPr>
-          <w:rFonts w:hint="eastAsia"/>
-          <w:b/>
-          <w:bCs/>
-        </w:rPr>
-        <w:t xml:space="preserve">并且算出</w:t>
-      </w:r>
-      <w:r>
-        <w:rPr>
-          <w:b/>
-          <w:bCs/>
-        </w:rPr>
-        <w:t xml:space="preserve"> </w:t>
-      </w:r>
-      <w:r>
-        <w:rPr>
-          <w:rStyle w:val="VerbatimChar"/>
-          <w:b/>
-          <w:bCs/>
-        </w:rPr>
-        <w:t xml:space="preserve">cy / cz</w:t>
-      </w:r>
-      <w:r>
-        <w:rPr>
-          <w:rFonts w:hint="eastAsia"/>
-          <w:b/>
-          <w:bCs/>
-        </w:rPr>
-        <w:t xml:space="preserve">（极端纤维距离）</w:t>
-      </w:r>
-      <w:r>
-        <w:t xml:space="preserve">。</w:t>
-      </w:r>
-    </w:p>
-    <w:p>
-      <w:pPr>
-        <w:pStyle w:val="BodyText"/>
-      </w:pPr>
-      <w:r>
-        <w:rPr>
-          <w:rFonts w:hint="eastAsia"/>
-          <w:b/>
-          <w:bCs/>
-        </w:rPr>
-        <w:t xml:space="preserve">这一点很关键</w:t>
-      </w:r>
-      <w:r>
-        <w:rPr>
-          <w:rFonts w:hint="eastAsia"/>
-        </w:rPr>
-        <w:t xml:space="preserve">：如果你直接填</w:t>
-      </w:r>
-      <w:r>
-        <w:t xml:space="preserve"> </w:t>
-      </w:r>
-      <w:r>
-        <w:rPr>
-          <w:rStyle w:val="VerbatimChar"/>
-        </w:rPr>
-        <w:t xml:space="preserve">A/I/J</w:t>
-      </w:r>
-      <w:r>
-        <w:rPr>
-          <w:rFonts w:hint="eastAsia"/>
-        </w:rPr>
-        <w:t xml:space="preserve">（截面管理器里可以），</w:t>
-      </w:r>
-      <w:r>
-        <w:t xml:space="preserve"> </w:t>
-      </w:r>
-      <w:r>
-        <w:rPr>
-          <w:rFonts w:hint="eastAsia"/>
-        </w:rPr>
-        <w:t xml:space="preserve">程序就没有</w:t>
-      </w:r>
-      <w:r>
-        <w:t xml:space="preserve"> </w:t>
-      </w:r>
-      <w:r>
-        <w:rPr>
-          <w:rStyle w:val="VerbatimChar"/>
-        </w:rPr>
-        <w:t xml:space="preserve">cy/cz</w:t>
-      </w:r>
-      <w:r>
-        <w:rPr>
-          <w:rFonts w:hint="eastAsia"/>
-        </w:rPr>
-        <w:t xml:space="preserve">，于是：</w:t>
-      </w:r>
-    </w:p>
-    <w:p>
-      <w:pPr>
-        <w:pStyle w:val="Compact"/>
-        <w:numPr>
-          <w:ilvl w:val="0"/>
-          <w:numId w:val="1005"/>
-        </w:numPr>
-      </w:pPr>
-      <w:r>
-        <w:rPr>
-          <w:rFonts w:hint="eastAsia"/>
-          <w:b/>
-          <w:bCs/>
-        </w:rPr>
-        <w:t xml:space="preserve">应力云图会被拒绝</w:t>
-      </w:r>
-    </w:p>
-    <w:p>
-      <w:pPr>
-        <w:pStyle w:val="Compact"/>
-        <w:numPr>
-          <w:ilvl w:val="0"/>
-          <w:numId w:val="1005"/>
-        </w:numPr>
-      </w:pPr>
-      <w:r>
-        <w:rPr>
-          <w:rFonts w:hint="eastAsia"/>
-          <w:b/>
-          <w:bCs/>
-        </w:rPr>
-        <w:t xml:space="preserve">强度验算会被拒绝</w:t>
-      </w:r>
-    </w:p>
-    <w:p>
-      <w:pPr>
-        <w:pStyle w:val="FirstParagraph"/>
-      </w:pPr>
-      <w:r>
-        <w:rPr>
-          <w:rFonts w:hint="eastAsia"/>
-        </w:rPr>
-        <w:t xml:space="preserve">不是算不出来就估一个，是明确告诉你缺什么。想要应力就用「创建截面」按尺寸建。</w:t>
-      </w:r>
-    </w:p>
-    <w:p>
-      <w:pPr>
-        <w:pStyle w:val="BlockText"/>
-      </w:pPr>
-      <w:r>
-        <w:rPr>
-          <w:rFonts w:hint="eastAsia"/>
-        </w:rPr>
-        <w:t xml:space="preserve">偏心截面（如</w:t>
-      </w:r>
-      <w:r>
-        <w:t xml:space="preserve"> T </w:t>
-      </w:r>
-      <w:r>
-        <w:rPr>
-          <w:rFonts w:hint="eastAsia"/>
-        </w:rPr>
-        <w:t xml:space="preserve">形、角钢）不给</w:t>
-      </w:r>
-      <w:r>
-        <w:t xml:space="preserve"> </w:t>
-      </w:r>
-      <w:r>
-        <w:rPr>
-          <w:rStyle w:val="VerbatimChar"/>
-        </w:rPr>
-        <w:t xml:space="preserve">cy/cz</w:t>
-      </w:r>
-      <w:r>
-        <w:rPr>
-          <w:rFonts w:hint="eastAsia"/>
-        </w:rPr>
-        <w:t xml:space="preserve">：它们形心不在几何中心，</w:t>
-      </w:r>
-      <w:r>
-        <w:t xml:space="preserve"> </w:t>
-      </w:r>
-      <w:r>
-        <w:rPr>
-          <w:rFonts w:hint="eastAsia"/>
-        </w:rPr>
-        <w:t xml:space="preserve">单个"极端纤维距离"表达不了，预览里会解释原因。</w:t>
-      </w:r>
-    </w:p>
-    <w:bookmarkEnd w:id="29"/>
-    <w:bookmarkStart w:id="30" w:name="X871d9b1d39610e6260290164792433ad77b1279"/>
-    <w:p>
-      <w:pPr>
-        <w:pStyle w:val="Heading3"/>
-      </w:pPr>
-      <w:r>
-        <w:t xml:space="preserve">4.3 </w:t>
-      </w:r>
-      <w:r>
-        <w:rPr>
-          <w:rFonts w:hint="eastAsia"/>
-        </w:rPr>
-        <w:t xml:space="preserve">属性指派</w:t>
-      </w:r>
-    </w:p>
-    <w:p>
-      <w:pPr>
-        <w:pStyle w:val="FirstParagraph"/>
-      </w:pPr>
-      <w:r>
-        <w:rPr>
-          <w:rStyle w:val="VerbatimChar"/>
-          <w:rFonts w:hint="eastAsia"/>
-        </w:rPr>
-        <w:t xml:space="preserve">属性</w:t>
-      </w:r>
-      <w:r>
-        <w:t xml:space="preserve"> </w:t>
-      </w:r>
-      <w:r>
-        <w:t xml:space="preserve">→ </w:t>
-      </w:r>
-      <w:r>
-        <w:rPr>
-          <w:rFonts w:hint="eastAsia"/>
-        </w:rPr>
-        <w:t xml:space="preserve">「属性指派」。选中杆件</w:t>
-      </w:r>
-      <w:r>
-        <w:t xml:space="preserve"> → </w:t>
-      </w:r>
-      <w:r>
-        <w:rPr>
-          <w:rFonts w:hint="eastAsia"/>
-        </w:rPr>
-        <w:t xml:space="preserve">一次指派材料与截面。</w:t>
-      </w:r>
-      <w:r>
-        <w:t xml:space="preserve"> </w:t>
-      </w:r>
-      <w:r>
-        <w:rPr>
-          <w:rFonts w:hint="eastAsia"/>
-        </w:rPr>
-        <w:t xml:space="preserve">这是</w:t>
-      </w:r>
-      <w:r>
-        <w:t xml:space="preserve"> Abaqus Property </w:t>
-      </w:r>
-      <w:r>
-        <w:rPr>
-          <w:rFonts w:hint="eastAsia"/>
-        </w:rPr>
-        <w:t xml:space="preserve">模块的核心操作。</w:t>
-      </w:r>
-    </w:p>
-    <w:bookmarkEnd w:id="30"/>
-    <w:bookmarkStart w:id="31" w:name="Xdaa96e8185b6b6374d13ea0883322f8ae56092b"/>
-    <w:p>
-      <w:pPr>
-        <w:pStyle w:val="Heading3"/>
-      </w:pPr>
-      <w:r>
-        <w:t xml:space="preserve">4.4 </w:t>
-      </w:r>
-      <w:r>
-        <w:rPr>
-          <w:rFonts w:hint="eastAsia"/>
-        </w:rPr>
-        <w:t xml:space="preserve">截面朝向（</w:t>
-      </w:r>
-      <w:r>
-        <w:rPr>
-          <w:rFonts w:hint="eastAsia"/>
-          <w:b/>
-          <w:bCs/>
-        </w:rPr>
-        <w:t xml:space="preserve">最容易静默出错的一处</w:t>
-      </w:r>
-      <w:r>
-        <w:rPr>
-          <w:rFonts w:hint="eastAsia"/>
-        </w:rPr>
-        <w:t xml:space="preserve">）</w:t>
-      </w:r>
-    </w:p>
-    <w:p>
-      <w:pPr>
-        <w:pStyle w:val="FirstParagraph"/>
-      </w:pPr>
-      <w:r>
-        <w:rPr>
-          <w:rFonts w:hint="eastAsia"/>
-        </w:rPr>
-        <w:t xml:space="preserve">强弱轴悬殊的截面（如</w:t>
-      </w:r>
-      <w:r>
-        <w:t xml:space="preserve"> 400×200 </w:t>
-      </w:r>
-      <w:r>
-        <w:rPr>
-          <w:rFonts w:hint="eastAsia"/>
-        </w:rPr>
-        <w:t xml:space="preserve">工字钢，</w:t>
-      </w:r>
-      <w:r>
-        <w:rPr>
-          <w:rStyle w:val="VerbatimChar"/>
-        </w:rPr>
-        <w:t xml:space="preserve">Iz/Iy ≈ 13</w:t>
-      </w:r>
-      <w:r>
-        <w:rPr>
-          <w:rFonts w:hint="eastAsia"/>
-        </w:rPr>
-        <w:t xml:space="preserve">），</w:t>
-      </w:r>
-      <w:r>
-        <w:t xml:space="preserve"> </w:t>
-      </w:r>
-      <w:r>
-        <w:rPr>
-          <w:rFonts w:hint="eastAsia"/>
-          <w:b/>
-          <w:bCs/>
-        </w:rPr>
-        <w:t xml:space="preserve">如果局部</w:t>
-      </w:r>
-      <w:r>
-        <w:rPr>
-          <w:b/>
-          <w:bCs/>
-        </w:rPr>
-        <w:t xml:space="preserve"> y </w:t>
-      </w:r>
-      <w:r>
-        <w:rPr>
-          <w:rFonts w:hint="eastAsia"/>
-          <w:b/>
-          <w:bCs/>
-        </w:rPr>
-        <w:t xml:space="preserve">轴朝向反了，弯矩分量全部张冠李戴，程序一声不吭。</w:t>
-      </w:r>
-    </w:p>
-    <w:p>
-      <w:pPr>
-        <w:pStyle w:val="Compact"/>
-        <w:numPr>
-          <w:ilvl w:val="0"/>
-          <w:numId w:val="1006"/>
-        </w:numPr>
-      </w:pPr>
-      <w:r>
-        <w:rPr>
-          <w:rFonts w:hint="eastAsia"/>
-        </w:rPr>
-        <w:t xml:space="preserve">想看某根杆的局部轴：选中它，属性面板里有局部</w:t>
-      </w:r>
-      <w:r>
-        <w:t xml:space="preserve"> x/y/z </w:t>
-      </w:r>
-      <w:r>
-        <w:rPr>
-          <w:rFonts w:hint="eastAsia"/>
-        </w:rPr>
-        <w:t xml:space="preserve">三色箭头（x</w:t>
-      </w:r>
-      <w:r>
-        <w:t xml:space="preserve"> </w:t>
-      </w:r>
-      <w:r>
-        <w:rPr>
-          <w:rFonts w:hint="eastAsia"/>
-        </w:rPr>
-        <w:t xml:space="preserve">红</w:t>
-      </w:r>
-      <w:r>
-        <w:t xml:space="preserve"> y </w:t>
-      </w:r>
-      <w:r>
-        <w:rPr>
-          <w:rFonts w:hint="eastAsia"/>
-        </w:rPr>
-        <w:t xml:space="preserve">绿</w:t>
-      </w:r>
-      <w:r>
-        <w:t xml:space="preserve"> z </w:t>
-      </w:r>
-      <w:r>
-        <w:rPr>
-          <w:rFonts w:hint="eastAsia"/>
-        </w:rPr>
-        <w:t xml:space="preserve">蓝）</w:t>
-      </w:r>
-    </w:p>
-    <w:p>
-      <w:pPr>
-        <w:pStyle w:val="Compact"/>
-        <w:numPr>
-          <w:ilvl w:val="0"/>
-          <w:numId w:val="1006"/>
-        </w:numPr>
-      </w:pPr>
-      <w:r>
-        <w:rPr>
-          <w:rFonts w:hint="eastAsia"/>
-        </w:rPr>
-        <w:t xml:space="preserve">生成器会给竖直杆显式写入参考向量，避免</w:t>
-      </w:r>
-      <w:r>
-        <w:t xml:space="preserve"> 0.01°/0.1° </w:t>
-      </w:r>
-      <w:r>
-        <w:rPr>
-          <w:rFonts w:hint="eastAsia"/>
-        </w:rPr>
-        <w:t xml:space="preserve">之间翻号</w:t>
-      </w:r>
-    </w:p>
-    <w:p>
-      <w:pPr>
-        <w:pStyle w:val="Compact"/>
-        <w:numPr>
-          <w:ilvl w:val="0"/>
-          <w:numId w:val="1006"/>
-        </w:numPr>
-      </w:pPr>
-      <w:r>
-        <w:rPr>
-          <w:rFonts w:hint="eastAsia"/>
-        </w:rPr>
-        <w:t xml:space="preserve">手工建模时若发现弯矩分量不对，</w:t>
-      </w:r>
-      <w:r>
-        <w:rPr>
-          <w:rFonts w:hint="eastAsia"/>
-          <w:b/>
-          <w:bCs/>
-        </w:rPr>
-        <w:t xml:space="preserve">第一个要怀疑的就是这里</w:t>
-      </w:r>
-    </w:p>
-    <w:bookmarkEnd w:id="31"/>
-    <w:bookmarkStart w:id="32" w:name="X281e04c35118044cd4e35f7911021b6757a69c1"/>
-    <w:p>
-      <w:pPr>
-        <w:pStyle w:val="Heading3"/>
-      </w:pPr>
-      <w:r>
-        <w:t xml:space="preserve">4.5 </w:t>
-      </w:r>
-      <w:r>
-        <w:rPr>
-          <w:rFonts w:hint="eastAsia"/>
-        </w:rPr>
-        <w:t xml:space="preserve">单位制</w:t>
-      </w:r>
-    </w:p>
-    <w:p>
-      <w:pPr>
-        <w:pStyle w:val="FirstParagraph"/>
-      </w:pPr>
-      <w:r>
-        <w:rPr>
-          <w:rStyle w:val="VerbatimChar"/>
-          <w:rFonts w:hint="eastAsia"/>
-        </w:rPr>
-        <w:t xml:space="preserve">属性</w:t>
-      </w:r>
-      <w:r>
-        <w:t xml:space="preserve"> </w:t>
-      </w:r>
-      <w:r>
-        <w:t xml:space="preserve">→ </w:t>
-      </w:r>
-      <w:r>
-        <w:rPr>
-          <w:rFonts w:hint="eastAsia"/>
-        </w:rPr>
-        <w:t xml:space="preserve">「单位制」在</w:t>
-      </w:r>
-      <w:r>
-        <w:t xml:space="preserve"> </w:t>
-      </w:r>
-      <w:r>
-        <w:rPr>
-          <w:rStyle w:val="VerbatimChar"/>
-        </w:rPr>
-        <w:t xml:space="preserve">N-m-Pa</w:t>
-      </w:r>
-      <w:r>
-        <w:t xml:space="preserve"> </w:t>
-      </w:r>
-      <w:r>
-        <w:rPr>
-          <w:rFonts w:hint="eastAsia"/>
-        </w:rPr>
-        <w:t xml:space="preserve">与</w:t>
-      </w:r>
-      <w:r>
-        <w:t xml:space="preserve"> </w:t>
-      </w:r>
-      <w:r>
-        <w:rPr>
-          <w:rStyle w:val="VerbatimChar"/>
-        </w:rPr>
-        <w:t xml:space="preserve">N-mm-MPa</w:t>
-      </w:r>
-      <w:r>
-        <w:t xml:space="preserve"> </w:t>
-      </w:r>
-      <w:r>
-        <w:rPr>
-          <w:rFonts w:hint="eastAsia"/>
-        </w:rPr>
-        <w:t xml:space="preserve">之间</w:t>
-      </w:r>
-      <w:r>
-        <w:rPr>
-          <w:rFonts w:hint="eastAsia"/>
-          <w:b/>
-          <w:bCs/>
-        </w:rPr>
-        <w:t xml:space="preserve">整份模型转换</w:t>
-      </w:r>
-      <w:r>
-        <w:rPr>
-          <w:rFonts w:hint="eastAsia"/>
-        </w:rPr>
-        <w:t xml:space="preserve">，</w:t>
-      </w:r>
-      <w:r>
-        <w:t xml:space="preserve"> </w:t>
-      </w:r>
-      <w:r>
-        <w:rPr>
-          <w:rFonts w:hint="eastAsia"/>
-        </w:rPr>
-        <w:t xml:space="preserve">不是只改显示。状态栏右下角常驻显示当前单位制。</w:t>
-      </w:r>
-    </w:p>
-    <w:p>
-      <w:r>
-        <w:pict>
-          <v:rect style="width:0;height:1.5pt" o:hralign="center" o:hrstd="t" o:hr="t"/>
-        </w:pict>
-      </w:r>
-    </w:p>
-    <w:bookmarkEnd w:id="32"/>
-    <w:bookmarkEnd w:id="33"/>
-    <w:bookmarkStart w:id="37" w:name="X442b27c0b0e3b05e6fe51eceed426bfe2126cc9"/>
-    <w:p>
-      <w:pPr>
-        <w:pStyle w:val="Heading2"/>
-      </w:pPr>
-      <w:r>
-        <w:t xml:space="preserve">5 </w:t>
-      </w:r>
-      <w:r>
-        <w:rPr>
-          <w:rFonts w:hint="eastAsia"/>
-        </w:rPr>
-        <w:t xml:space="preserve">边界条件与荷载</w:t>
-      </w:r>
-    </w:p>
-    <w:bookmarkStart w:id="34" w:name="X05e64d2455d8374a8840f216210d0dc6a1f42fa"/>
-    <w:p>
-      <w:pPr>
-        <w:pStyle w:val="Heading3"/>
-      </w:pPr>
-      <w:r>
-        <w:t xml:space="preserve">5.1 </w:t>
-      </w:r>
-      <w:r>
-        <w:rPr>
-          <w:rFonts w:hint="eastAsia"/>
-        </w:rPr>
-        <w:t xml:space="preserve">支座</w:t>
-      </w:r>
-    </w:p>
-    <w:p>
-      <w:pPr>
-        <w:pStyle w:val="FirstParagraph"/>
-      </w:pPr>
-      <w:r>
-        <w:rPr>
-          <w:rStyle w:val="VerbatimChar"/>
-          <w:rFonts w:hint="eastAsia"/>
-        </w:rPr>
-        <w:t xml:space="preserve">载荷</w:t>
-      </w:r>
-      <w:r>
-        <w:t xml:space="preserve"> </w:t>
-      </w:r>
-      <w:r>
-        <w:t xml:space="preserve">→ </w:t>
-      </w:r>
-      <w:r>
-        <w:rPr>
-          <w:rFonts w:hint="eastAsia"/>
-        </w:rPr>
-        <w:t xml:space="preserve">「创建边界条件」。选中节点，勾</w:t>
-      </w:r>
-      <w:r>
-        <w:t xml:space="preserve"> </w:t>
-      </w:r>
-      <w:r>
-        <w:rPr>
-          <w:rStyle w:val="VerbatimChar"/>
-        </w:rPr>
-        <w:t xml:space="preserve">U1/U2/U3/UR1/UR2/UR3</w:t>
-      </w:r>
-      <w:r>
-        <w:t xml:space="preserve"> </w:t>
-      </w:r>
-      <w:r>
-        <w:rPr>
-          <w:rFonts w:hint="eastAsia"/>
-        </w:rPr>
-        <w:t xml:space="preserve">六个自由度。</w:t>
-      </w:r>
-      <w:r>
-        <w:t xml:space="preserve"> </w:t>
-      </w:r>
-      <w:r>
-        <w:rPr>
-          <w:rFonts w:hint="eastAsia"/>
-        </w:rPr>
-        <w:t xml:space="preserve">全勾是固接，只勾三个平动是铰接。</w:t>
-      </w:r>
-    </w:p>
-    <w:p>
-      <w:pPr>
-        <w:pStyle w:val="BlockText"/>
-      </w:pPr>
-      <w:r>
-        <w:rPr>
-          <w:rFonts w:hint="eastAsia"/>
-        </w:rPr>
-        <w:t xml:space="preserve">视口里</w:t>
-      </w:r>
-      <w:r>
-        <w:rPr>
-          <w:rFonts w:hint="eastAsia"/>
-          <w:b/>
-          <w:bCs/>
-        </w:rPr>
-        <w:t xml:space="preserve">不是每个受约束节点都画符号</w:t>
-      </w:r>
-      <w:r>
-        <w:rPr>
-          <w:rFonts w:hint="eastAsia"/>
-        </w:rPr>
-        <w:t xml:space="preserve">：平面刚架的面外自由度是代码自动约束的，</w:t>
-      </w:r>
-      <w:r>
-        <w:t xml:space="preserve"> </w:t>
-      </w:r>
-      <w:r>
-        <w:rPr>
-          <w:rFonts w:hint="eastAsia"/>
-        </w:rPr>
-        <w:t xml:space="preserve">全画出来满屏符号，真正的柱脚反而看不见。只画约束住两个及以上平动方向的节点。</w:t>
-      </w:r>
-    </w:p>
-    <w:bookmarkEnd w:id="34"/>
-    <w:bookmarkStart w:id="35" w:name="Xadee4747154a81b5b46b94e95a4034c92d5821a"/>
-    <w:p>
-      <w:pPr>
-        <w:pStyle w:val="Heading3"/>
-      </w:pPr>
-      <w:r>
-        <w:t xml:space="preserve">5.2 </w:t>
-      </w:r>
-      <w:r>
-        <w:rPr>
-          <w:rFonts w:hint="eastAsia"/>
-        </w:rPr>
-        <w:t xml:space="preserve">荷载</w:t>
-      </w:r>
-    </w:p>
-    <w:p>
-      <w:pPr>
-        <w:pStyle w:val="FirstParagraph"/>
-      </w:pPr>
-      <w:r>
-        <w:rPr>
-          <w:rStyle w:val="VerbatimChar"/>
-          <w:rFonts w:hint="eastAsia"/>
-        </w:rPr>
-        <w:t xml:space="preserve">载荷</w:t>
-      </w:r>
-      <w:r>
-        <w:t xml:space="preserve"> </w:t>
-      </w:r>
-      <w:r>
-        <w:t xml:space="preserve">→ </w:t>
-      </w:r>
-      <w:r>
-        <w:rPr>
-          <w:rFonts w:hint="eastAsia"/>
-        </w:rPr>
-        <w:t xml:space="preserve">「创建载荷」：集中力、线荷载、重力，选中对象后输入分量。</w:t>
-      </w:r>
-      <w:r>
-        <w:t xml:space="preserve"> </w:t>
-      </w:r>
-      <w:r>
-        <w:rPr>
-          <w:rFonts w:hint="eastAsia"/>
-        </w:rPr>
-        <w:t xml:space="preserve">「重力」按密度和截面面积自动算自重。</w:t>
-      </w:r>
-    </w:p>
-    <w:p>
-      <w:pPr>
-        <w:pStyle w:val="BodyText"/>
-      </w:pPr>
-      <w:r>
-        <w:rPr>
-          <w:rFonts w:hint="eastAsia"/>
-        </w:rPr>
-        <w:t xml:space="preserve">荷载箭头旁边默认标数值。模型一大会糊成一片，</w:t>
-      </w:r>
-      <w:r>
-        <w:rPr>
-          <w:rStyle w:val="VerbatimChar"/>
-          <w:rFonts w:hint="eastAsia"/>
-        </w:rPr>
-        <w:t xml:space="preserve">视图</w:t>
-      </w:r>
-      <w:r>
-        <w:t xml:space="preserve"> </w:t>
-      </w:r>
-      <w:r>
-        <w:t xml:space="preserve">→ </w:t>
-      </w:r>
-      <w:r>
-        <w:rPr>
-          <w:rFonts w:hint="eastAsia"/>
-        </w:rPr>
-        <w:t xml:space="preserve">「荷载数值」</w:t>
-      </w:r>
-      <w:r>
-        <w:t xml:space="preserve"> </w:t>
-      </w:r>
-      <w:r>
-        <w:rPr>
-          <w:rFonts w:hint="eastAsia"/>
-        </w:rPr>
-        <w:t xml:space="preserve">（</w:t>
-      </w:r>
-      <w:r>
-        <w:rPr>
-          <w:rStyle w:val="VerbatimChar"/>
-        </w:rPr>
-        <w:t xml:space="preserve">Shift+L</w:t>
-      </w:r>
-      <w:r>
-        <w:rPr>
-          <w:rFonts w:hint="eastAsia"/>
-        </w:rPr>
-        <w:t xml:space="preserve">）整体关掉，箭头保留。</w:t>
-      </w:r>
-    </w:p>
-    <w:bookmarkEnd w:id="35"/>
-    <w:bookmarkStart w:id="36" w:name="X13763b8349c775d170840af371dac1902a1076b"/>
-    <w:p>
-      <w:pPr>
-        <w:pStyle w:val="Heading3"/>
-      </w:pPr>
-      <w:r>
-        <w:t xml:space="preserve">5.3 </w:t>
-      </w:r>
-      <w:r>
-        <w:rPr>
-          <w:rFonts w:hint="eastAsia"/>
-        </w:rPr>
-        <w:t xml:space="preserve">工况与组合</w:t>
-      </w:r>
-    </w:p>
-    <w:p>
-      <w:pPr>
-        <w:pStyle w:val="FirstParagraph"/>
-      </w:pPr>
-      <w:r>
-        <w:rPr>
-          <w:rStyle w:val="VerbatimChar"/>
-          <w:rFonts w:hint="eastAsia"/>
-        </w:rPr>
-        <w:t xml:space="preserve">载荷</w:t>
-      </w:r>
-      <w:r>
-        <w:t xml:space="preserve"> </w:t>
-      </w:r>
-      <w:r>
-        <w:t xml:space="preserve">→ </w:t>
-      </w:r>
-      <w:r>
-        <w:rPr>
-          <w:rFonts w:hint="eastAsia"/>
-        </w:rPr>
-        <w:t xml:space="preserve">「荷载组合」按分项系数组合。求解一次算完所有工况——</w:t>
-      </w:r>
-      <w:r>
-        <w:t xml:space="preserve"> </w:t>
-      </w:r>
-      <w:r>
-        <w:rPr>
-          <w:rFonts w:hint="eastAsia"/>
-        </w:rPr>
-        <w:t xml:space="preserve">总刚只分解一次，逐工况回代，这是多工况的全部好处所在。</w:t>
-      </w:r>
-    </w:p>
-    <w:p>
-      <w:r>
-        <w:pict>
-          <v:rect style="width:0;height:1.5pt" o:hralign="center" o:hrstd="t" o:hr="t"/>
-        </w:pict>
-      </w:r>
-    </w:p>
-    <w:bookmarkEnd w:id="36"/>
-    <w:bookmarkEnd w:id="37"/>
-    <w:bookmarkStart w:id="38" w:name="X4b27e17e9f4dd996024dd42f887aba91296199b"/>
-    <w:p>
-      <w:pPr>
-        <w:pStyle w:val="Heading2"/>
-      </w:pPr>
-      <w:r>
-        <w:t xml:space="preserve">6 </w:t>
-      </w:r>
-      <w:r>
-        <w:rPr>
-          <w:rFonts w:hint="eastAsia"/>
-        </w:rPr>
-        <w:t xml:space="preserve">分析步</w:t>
-      </w:r>
-    </w:p>
-    <w:p>
-      <w:pPr>
-        <w:pStyle w:val="FirstParagraph"/>
-      </w:pPr>
-      <w:r>
-        <w:rPr>
-          <w:rStyle w:val="VerbatimChar"/>
-          <w:rFonts w:hint="eastAsia"/>
-        </w:rPr>
-        <w:t xml:space="preserve">分析</w:t>
-      </w:r>
-      <w:r>
-        <w:t xml:space="preserve"> </w:t>
-      </w:r>
-      <w:r>
-        <w:t xml:space="preserve">→ </w:t>
-      </w:r>
-      <w:r>
-        <w:rPr>
-          <w:rFonts w:hint="eastAsia"/>
-        </w:rPr>
-        <w:t xml:space="preserve">「分析步」选类型：</w:t>
+        </w:rPr>
+        <w:t xml:space="preserve">视口两侧各有一条窄栏，面板都从这里拉出来，收进</w:t>
+      </w:r>
+      <w:r>
+        <w:rPr>
+          <w:rFonts w:hint="eastAsia"/>
+          <w:b/>
+          <w:bCs/>
+        </w:rPr>
+        <w:t xml:space="preserve">左、右、底三个抽屉</w:t>
+      </w:r>
+      <w:r>
+        <w:rPr>
+          <w:rFonts w:hint="eastAsia"/>
+        </w:rPr>
+        <w:t xml:space="preserve">：</w:t>
       </w:r>
     </w:p>
     <w:tbl>
@@ -4959,35 +2645,35 @@
               <w:rPr>
                 <w:rFonts w:hint="eastAsia"/>
               </w:rPr>
-              <w:t xml:space="preserve">类型</w:t>
-            </w:r>
-          </w:p>
-        </w:tc>
-        <w:tc>
-          <w:tcPr/>
-          <w:p>
-            <w:pPr>
-              <w:pStyle w:val="Compact"/>
-            </w:pPr>
-            <w:r>
-              <w:rPr>
-                <w:rFonts w:hint="eastAsia"/>
-              </w:rPr>
-              <w:t xml:space="preserve">什么时候用</w:t>
-            </w:r>
-          </w:p>
-        </w:tc>
-        <w:tc>
-          <w:tcPr/>
-          <w:p>
-            <w:pPr>
-              <w:pStyle w:val="Compact"/>
-            </w:pPr>
-            <w:r>
-              <w:rPr>
-                <w:rFonts w:hint="eastAsia"/>
-              </w:rPr>
-              <w:t xml:space="preserve">注意</w:t>
+              <w:t xml:space="preserve">抽屉</w:t>
+            </w:r>
+          </w:p>
+        </w:tc>
+        <w:tc>
+          <w:tcPr/>
+          <w:p>
+            <w:pPr>
+              <w:pStyle w:val="Compact"/>
+            </w:pPr>
+            <w:r>
+              <w:rPr>
+                <w:rFonts w:hint="eastAsia"/>
+              </w:rPr>
+              <w:t xml:space="preserve">页签</w:t>
+            </w:r>
+          </w:p>
+        </w:tc>
+        <w:tc>
+          <w:tcPr/>
+          <w:p>
+            <w:pPr>
+              <w:pStyle w:val="Compact"/>
+            </w:pPr>
+            <w:r>
+              <w:rPr>
+                <w:rFonts w:hint="eastAsia"/>
+              </w:rPr>
+              <w:t xml:space="preserve">从哪儿打开</w:t>
             </w:r>
           </w:p>
         </w:tc>
@@ -5003,32 +2689,49 @@
               <w:rPr>
                 <w:rFonts w:hint="eastAsia"/>
               </w:rPr>
-              <w:t xml:space="preserve">线性静力</w:t>
-            </w:r>
-          </w:p>
-        </w:tc>
-        <w:tc>
-          <w:tcPr/>
-          <w:p>
-            <w:pPr>
-              <w:pStyle w:val="Compact"/>
-            </w:pPr>
-            <w:r>
-              <w:rPr>
-                <w:rFonts w:hint="eastAsia"/>
-              </w:rPr>
-              <w:t xml:space="preserve">默认</w:t>
-            </w:r>
-          </w:p>
-        </w:tc>
-        <w:tc>
-          <w:tcPr/>
-          <w:p>
-            <w:pPr>
-              <w:pStyle w:val="Compact"/>
-            </w:pPr>
-            <w:r>
-              <w:t xml:space="preserve">—</w:t>
+              <w:t xml:space="preserve">左</w:t>
+            </w:r>
+          </w:p>
+        </w:tc>
+        <w:tc>
+          <w:tcPr/>
+          <w:p>
+            <w:pPr>
+              <w:pStyle w:val="Compact"/>
+            </w:pPr>
+            <w:r>
+              <w:rPr>
+                <w:rFonts w:hint="eastAsia"/>
+              </w:rPr>
+              <w:t xml:space="preserve">模型树、属性、建模过程</w:t>
+            </w:r>
+          </w:p>
+        </w:tc>
+        <w:tc>
+          <w:tcPr/>
+          <w:p>
+            <w:pPr>
+              <w:pStyle w:val="Compact"/>
+            </w:pPr>
+            <w:r>
+              <w:rPr>
+                <w:rFonts w:hint="eastAsia"/>
+              </w:rPr>
+              <w:t xml:space="preserve">左侧窄栏。</w:t>
+            </w:r>
+            <w:r>
+              <w:rPr>
+                <w:rFonts w:hint="eastAsia"/>
+                <w:b/>
+                <w:bCs/>
+              </w:rPr>
+              <w:t xml:space="preserve">模型树是你的检查清单</w:t>
+            </w:r>
+            <w:r>
+              <w:rPr>
+                <w:rFonts w:hint="eastAsia"/>
+              </w:rPr>
+              <w:t xml:space="preserve">——材料几种、截面几种、多少节点杆件支座工况，数字对不上就说明哪一步漏了</w:t>
             </w:r>
           </w:p>
         </w:tc>
@@ -5041,41 +2744,41 @@
               <w:pStyle w:val="Compact"/>
             </w:pPr>
             <w:r>
-              <w:t xml:space="preserve">P-Delta </w:t>
-            </w:r>
-            <w:r>
-              <w:rPr>
-                <w:rFonts w:hint="eastAsia"/>
-              </w:rPr>
-              <w:t xml:space="preserve">二阶弹性</w:t>
-            </w:r>
-          </w:p>
-        </w:tc>
-        <w:tc>
-          <w:tcPr/>
-          <w:p>
-            <w:pPr>
-              <w:pStyle w:val="Compact"/>
-            </w:pPr>
-            <w:r>
-              <w:rPr>
-                <w:rFonts w:hint="eastAsia"/>
-              </w:rPr>
-              <w:t xml:space="preserve">轴压大、侧移敏感的框架</w:t>
-            </w:r>
-          </w:p>
-        </w:tc>
-        <w:tc>
-          <w:tcPr/>
-          <w:p>
-            <w:pPr>
-              <w:pStyle w:val="Compact"/>
-            </w:pPr>
-            <w:r>
-              <w:rPr>
-                <w:rFonts w:hint="eastAsia"/>
-              </w:rPr>
-              <w:t xml:space="preserve">小应变，非</w:t>
+              <w:rPr>
+                <w:rFonts w:hint="eastAsia"/>
+              </w:rPr>
+              <w:t xml:space="preserve">右</w:t>
+            </w:r>
+          </w:p>
+        </w:tc>
+        <w:tc>
+          <w:tcPr/>
+          <w:p>
+            <w:pPr>
+              <w:pStyle w:val="Compact"/>
+            </w:pPr>
+            <w:r>
+              <w:t xml:space="preserve">AI </w:t>
+            </w:r>
+            <w:r>
+              <w:rPr>
+                <w:rFonts w:hint="eastAsia"/>
+              </w:rPr>
+              <w:t xml:space="preserve">助手、边界条件、手绘草图</w:t>
+            </w:r>
+          </w:p>
+        </w:tc>
+        <w:tc>
+          <w:tcPr/>
+          <w:p>
+            <w:pPr>
+              <w:pStyle w:val="Compact"/>
+            </w:pPr>
+            <w:r>
+              <w:rPr>
+                <w:rFonts w:hint="eastAsia"/>
+              </w:rPr>
+              <w:t xml:space="preserve">右侧窄栏最上面的</w:t>
             </w:r>
             <w:r>
               <w:t xml:space="preserve"> </w:t>
@@ -5084,7 +2787,20 @@
               <w:rPr>
                 <w:rStyle w:val="VerbatimChar"/>
               </w:rPr>
-              <w:t xml:space="preserve">NLGEOM</w:t>
+              <w:t xml:space="preserve">AI </w:t>
+            </w:r>
+            <w:r>
+              <w:rPr>
+                <w:rStyle w:val="VerbatimChar"/>
+                <w:rFonts w:hint="eastAsia"/>
+              </w:rPr>
+              <w:t xml:space="preserve">助手</w:t>
+            </w:r>
+            <w:r>
+              <w:rPr>
+                <w:rFonts w:hint="eastAsia"/>
+              </w:rPr>
+              <w:t xml:space="preserve">：一点召唤，再点收起；另两页由功能区命令打开</w:t>
             </w:r>
           </w:p>
         </w:tc>
@@ -5100,21 +2816,1029 @@
               <w:rPr>
                 <w:rFonts w:hint="eastAsia"/>
               </w:rPr>
-              <w:t xml:space="preserve">双线性轴向材料非线性</w:t>
-            </w:r>
-          </w:p>
-        </w:tc>
-        <w:tc>
-          <w:tcPr/>
-          <w:p>
-            <w:pPr>
-              <w:pStyle w:val="Compact"/>
-            </w:pPr>
-            <w:r>
-              <w:rPr>
-                <w:rFonts w:hint="eastAsia"/>
-              </w:rPr>
-              <w:t xml:space="preserve">轴向进入塑性</w:t>
+              <w:t xml:space="preserve">底</w:t>
+            </w:r>
+          </w:p>
+        </w:tc>
+        <w:tc>
+          <w:tcPr/>
+          <w:p>
+            <w:pPr>
+              <w:pStyle w:val="Compact"/>
+            </w:pPr>
+            <w:r>
+              <w:rPr>
+                <w:rFonts w:hint="eastAsia"/>
+              </w:rPr>
+              <w:t xml:space="preserve">结果表、内力图、截面优化</w:t>
+            </w:r>
+          </w:p>
+        </w:tc>
+        <w:tc>
+          <w:tcPr/>
+          <w:p>
+            <w:pPr>
+              <w:pStyle w:val="Compact"/>
+            </w:pPr>
+            <w:r>
+              <w:rPr>
+                <w:rFonts w:hint="eastAsia"/>
+              </w:rPr>
+              <w:t xml:space="preserve">右侧窄栏的</w:t>
+            </w:r>
+            <w:r>
+              <w:t xml:space="preserve"> </w:t>
+            </w:r>
+            <w:r>
+              <w:rPr>
+                <w:rStyle w:val="VerbatimChar"/>
+                <w:rFonts w:hint="eastAsia"/>
+              </w:rPr>
+              <w:t xml:space="preserve">结果</w:t>
+            </w:r>
+            <w:r>
+              <w:t xml:space="preserve"> </w:t>
+            </w:r>
+            <w:r>
+              <w:rPr>
+                <w:rStyle w:val="VerbatimChar"/>
+                <w:rFonts w:hint="eastAsia"/>
+              </w:rPr>
+              <w:t xml:space="preserve">内力图</w:t>
+            </w:r>
+            <w:r>
+              <w:t xml:space="preserve"> </w:t>
+            </w:r>
+            <w:r>
+              <w:rPr>
+                <w:rStyle w:val="VerbatimChar"/>
+                <w:rFonts w:hint="eastAsia"/>
+              </w:rPr>
+              <w:t xml:space="preserve">优化</w:t>
+            </w:r>
+          </w:p>
+        </w:tc>
+      </w:tr>
+    </w:tbl>
+    <w:p>
+      <w:pPr>
+        <w:pStyle w:val="BodyText"/>
+      </w:pPr>
+      <w:r>
+        <w:rPr>
+          <w:rFonts w:hint="eastAsia"/>
+        </w:rPr>
+        <w:t xml:space="preserve">三条规矩：</w:t>
+      </w:r>
+    </w:p>
+    <w:p>
+      <w:pPr>
+        <w:pStyle w:val="Compact"/>
+        <w:numPr>
+          <w:ilvl w:val="0"/>
+          <w:numId w:val="1005"/>
+        </w:numPr>
+      </w:pPr>
+      <w:r>
+        <w:rPr>
+          <w:rFonts w:hint="eastAsia"/>
+          <w:b/>
+          <w:bCs/>
+        </w:rPr>
+        <w:t xml:space="preserve">抽屉叠在视口上，视口尺寸从头到尾不变。</w:t>
+      </w:r>
+      <w:r>
+        <w:t xml:space="preserve"> </w:t>
+      </w:r>
+      <w:r>
+        <w:rPr>
+          <w:rFonts w:hint="eastAsia"/>
+        </w:rPr>
+        <w:t xml:space="preserve">停靠会每开一个面板就把视口</w:t>
+      </w:r>
+      <w:r>
+        <w:t xml:space="preserve"> </w:t>
+      </w:r>
+      <w:r>
+        <w:rPr>
+          <w:rFonts w:hint="eastAsia"/>
+        </w:rPr>
+        <w:t xml:space="preserve">挤小一次；上一版的九个自由浮窗不挤视口，却会压在功能区上把按钮挡住，</w:t>
+      </w:r>
+      <w:r>
+        <w:t xml:space="preserve"> </w:t>
+      </w:r>
+      <w:r>
+        <w:rPr>
+          <w:rFonts w:hint="eastAsia"/>
+        </w:rPr>
+        <w:t xml:space="preserve">拖走了还找不回来。抽屉的位置由视口决定，永远碰不到上面的工具栏。</w:t>
+      </w:r>
+    </w:p>
+    <w:p>
+      <w:pPr>
+        <w:pStyle w:val="Compact"/>
+        <w:numPr>
+          <w:ilvl w:val="0"/>
+          <w:numId w:val="1005"/>
+        </w:numPr>
+      </w:pPr>
+      <w:r>
+        <w:rPr>
+          <w:rFonts w:hint="eastAsia"/>
+          <w:b/>
+          <w:bCs/>
+        </w:rPr>
+        <w:t xml:space="preserve">抽屉打开时模型会自动挪进没被盖住的那一块</w:t>
+      </w:r>
+      <w:r>
+        <w:rPr>
+          <w:rFonts w:hint="eastAsia"/>
+        </w:rPr>
+        <w:t xml:space="preserve">，并按比例缩小，所以开着</w:t>
+      </w:r>
+      <w:r>
+        <w:t xml:space="preserve"> </w:t>
+      </w:r>
+      <w:r>
+        <w:rPr>
+          <w:rFonts w:hint="eastAsia"/>
+        </w:rPr>
+        <w:t xml:space="preserve">结果表也能看到整个结构；收起抽屉就原样复位。</w:t>
+      </w:r>
+    </w:p>
+    <w:p>
+      <w:pPr>
+        <w:pStyle w:val="Compact"/>
+        <w:numPr>
+          <w:ilvl w:val="0"/>
+          <w:numId w:val="1005"/>
+        </w:numPr>
+      </w:pPr>
+      <w:r>
+        <w:rPr>
+          <w:b/>
+          <w:bCs/>
+        </w:rPr>
+        <w:t xml:space="preserve">Esc </w:t>
+      </w:r>
+      <w:r>
+        <w:rPr>
+          <w:rFonts w:hint="eastAsia"/>
+          <w:b/>
+          <w:bCs/>
+        </w:rPr>
+        <w:t xml:space="preserve">收起最后打开的那个抽屉</w:t>
+      </w:r>
+      <w:r>
+        <w:rPr>
+          <w:rFonts w:hint="eastAsia"/>
+        </w:rPr>
+        <w:t xml:space="preserve">（在拾取或建模模式里时先退出那个模式）。</w:t>
+      </w:r>
+      <w:r>
+        <w:t xml:space="preserve"> </w:t>
+      </w:r>
+      <w:r>
+        <w:rPr>
+          <w:rFonts w:hint="eastAsia"/>
+        </w:rPr>
+        <w:t xml:space="preserve">抽屉内侧的边可以拖动改宽高。</w:t>
+      </w:r>
+    </w:p>
+    <w:p>
+      <w:pPr>
+        <w:pStyle w:val="FirstParagraph"/>
+      </w:pPr>
+      <w:r>
+        <w:rPr>
+          <w:rFonts w:hint="eastAsia"/>
+        </w:rPr>
+        <w:t xml:space="preserve">求解完成后结果先画在模型上，</w:t>
+      </w:r>
+      <w:r>
+        <w:rPr>
+          <w:rFonts w:hint="eastAsia"/>
+          <w:b/>
+          <w:bCs/>
+        </w:rPr>
+        <w:t xml:space="preserve">结果表不会自动弹出</w:t>
+      </w:r>
+      <w:r>
+        <w:rPr>
+          <w:rFonts w:hint="eastAsia"/>
+        </w:rPr>
+        <w:t xml:space="preserve">——各工况的最大位移、</w:t>
+      </w:r>
+      <w:r>
+        <w:t xml:space="preserve"> </w:t>
+      </w:r>
+      <w:r>
+        <w:rPr>
+          <w:rFonts w:hint="eastAsia"/>
+        </w:rPr>
+        <w:t xml:space="preserve">挠度和平衡检查已经填好在「结果」里，想看数字时再点。</w:t>
+      </w:r>
+    </w:p>
+    <w:p>
+      <w:pPr>
+        <w:pStyle w:val="BodyText"/>
+      </w:pPr>
+      <w:r>
+        <w:rPr>
+          <w:b/>
+          <w:bCs/>
+        </w:rPr>
+        <w:t xml:space="preserve">AI </w:t>
+      </w:r>
+      <w:r>
+        <w:rPr>
+          <w:rFonts w:hint="eastAsia"/>
+          <w:b/>
+          <w:bCs/>
+        </w:rPr>
+        <w:t xml:space="preserve">助手默认收起</w:t>
+      </w:r>
+      <w:r>
+        <w:rPr>
+          <w:rFonts w:hint="eastAsia"/>
+        </w:rPr>
+        <w:t xml:space="preserve">——没配密钥时一打开就是一段配置说明，第一眼看到的</w:t>
+      </w:r>
+      <w:r>
+        <w:t xml:space="preserve"> </w:t>
+      </w:r>
+      <w:r>
+        <w:rPr>
+          <w:rFonts w:hint="eastAsia"/>
+        </w:rPr>
+        <w:t xml:space="preserve">不该是它。</w:t>
+      </w:r>
+    </w:p>
+    <w:p>
+      <w:r>
+        <w:pict>
+          <v:rect style="width:0;height:1.5pt" o:hralign="center" o:hrstd="t" o:hr="t"/>
+        </w:pict>
+      </w:r>
+    </w:p>
+    <w:bookmarkEnd w:id="20"/>
+    <w:bookmarkEnd w:id="21"/>
+    <w:bookmarkStart w:id="27" w:name="X8325591aa31b1ca8a47b6028787de14f32c5757"/>
+    <w:p>
+      <w:pPr>
+        <w:pStyle w:val="Heading2"/>
+      </w:pPr>
+      <w:r>
+        <w:t xml:space="preserve">3 </w:t>
+      </w:r>
+      <w:r>
+        <w:rPr>
+          <w:rFonts w:hint="eastAsia"/>
+        </w:rPr>
+        <w:t xml:space="preserve">建模：五条路径</w:t>
+      </w:r>
+    </w:p>
+    <w:p>
+      <w:pPr>
+        <w:pStyle w:val="FirstParagraph"/>
+      </w:pPr>
+      <w:r>
+        <w:rPr>
+          <w:rFonts w:hint="eastAsia"/>
+          <w:b/>
+          <w:bCs/>
+        </w:rPr>
+        <w:t xml:space="preserve">都通向同一个模型对象</w:t>
+      </w:r>
+      <w:r>
+        <w:rPr>
+          <w:rFonts w:hint="eastAsia"/>
+        </w:rPr>
+        <w:t xml:space="preserve">，选顺手的那条。</w:t>
+      </w:r>
+    </w:p>
+    <w:bookmarkStart w:id="22" w:name="X108307fe129d64528412f08ca0e49ab0f40db02"/>
+    <w:p>
+      <w:pPr>
+        <w:pStyle w:val="Heading3"/>
+      </w:pPr>
+      <w:r>
+        <w:t xml:space="preserve">3.1 </w:t>
+      </w:r>
+      <w:r>
+        <w:rPr>
+          <w:rFonts w:hint="eastAsia"/>
+        </w:rPr>
+        <w:t xml:space="preserve">参数化（最快）</w:t>
+      </w:r>
+    </w:p>
+    <w:p>
+      <w:pPr>
+        <w:pStyle w:val="FirstParagraph"/>
+      </w:pPr>
+      <w:r>
+        <w:rPr>
+          <w:rStyle w:val="VerbatimChar"/>
+          <w:rFonts w:hint="eastAsia"/>
+        </w:rPr>
+        <w:t xml:space="preserve">建模</w:t>
+      </w:r>
+      <w:r>
+        <w:t xml:space="preserve"> </w:t>
+      </w:r>
+      <w:r>
+        <w:t xml:space="preserve">→ </w:t>
+      </w:r>
+      <w:r>
+        <w:rPr>
+          <w:rFonts w:hint="eastAsia"/>
+        </w:rPr>
+        <w:t xml:space="preserve">「规则框架」/「门式刚架」。规则结构直接生成。</w:t>
+      </w:r>
+    </w:p>
+    <w:bookmarkEnd w:id="22"/>
+    <w:bookmarkStart w:id="23" w:name="Xbebcdb22baa54c2804e46a1e14f37454db7dfb4"/>
+    <w:p>
+      <w:pPr>
+        <w:pStyle w:val="Heading3"/>
+      </w:pPr>
+      <w:r>
+        <w:t xml:space="preserve">3.2 </w:t>
+      </w:r>
+      <w:r>
+        <w:rPr>
+          <w:rFonts w:hint="eastAsia"/>
+        </w:rPr>
+        <w:t xml:space="preserve">草图拉伸（Abaqus</w:t>
+      </w:r>
+      <w:r>
+        <w:t xml:space="preserve"> </w:t>
+      </w:r>
+      <w:r>
+        <w:rPr>
+          <w:rFonts w:hint="eastAsia"/>
+        </w:rPr>
+        <w:t xml:space="preserve">式）</w:t>
+      </w:r>
+    </w:p>
+    <w:p>
+      <w:pPr>
+        <w:pStyle w:val="FirstParagraph"/>
+      </w:pPr>
+      <w:r>
+        <w:rPr>
+          <w:rStyle w:val="VerbatimChar"/>
+          <w:rFonts w:hint="eastAsia"/>
+        </w:rPr>
+        <w:t xml:space="preserve">建模</w:t>
+      </w:r>
+      <w:r>
+        <w:t xml:space="preserve"> </w:t>
+      </w:r>
+      <w:r>
+        <w:t xml:space="preserve">→ </w:t>
+      </w:r>
+      <w:r>
+        <w:rPr>
+          <w:rFonts w:hint="eastAsia"/>
+        </w:rPr>
+        <w:t xml:space="preserve">「草图建模」（</w:t>
+      </w:r>
+      <w:r>
+        <w:rPr>
+          <w:rStyle w:val="VerbatimChar"/>
+        </w:rPr>
+        <w:t xml:space="preserve">Ctrl+K</w:t>
+      </w:r>
+      <w:r>
+        <w:rPr>
+          <w:rFonts w:hint="eastAsia"/>
+        </w:rPr>
+        <w:t xml:space="preserve">）。二维画一榀框架，沿进深拉伸成三维。</w:t>
+      </w:r>
+      <w:r>
+        <w:t xml:space="preserve"> </w:t>
+      </w:r>
+      <w:r>
+        <w:rPr>
+          <w:rFonts w:hint="eastAsia"/>
+        </w:rPr>
+        <w:t xml:space="preserve">适合平面规则、进深重复的结构。</w:t>
+      </w:r>
+    </w:p>
+    <w:bookmarkEnd w:id="23"/>
+    <w:bookmarkStart w:id="24" w:name="X60a6fe545087e7214de1b77e613fdec0a4583b8"/>
+    <w:p>
+      <w:pPr>
+        <w:pStyle w:val="Heading3"/>
+      </w:pPr>
+      <w:r>
+        <w:t xml:space="preserve">3.3 </w:t>
+      </w:r>
+      <w:r>
+        <w:rPr>
+          <w:rFonts w:hint="eastAsia"/>
+        </w:rPr>
+        <w:t xml:space="preserve">手工建模</w:t>
+      </w:r>
+    </w:p>
+    <w:p>
+      <w:pPr>
+        <w:pStyle w:val="FirstParagraph"/>
+      </w:pPr>
+      <w:r>
+        <w:rPr>
+          <w:rFonts w:hint="eastAsia"/>
+        </w:rPr>
+        <w:t xml:space="preserve">拾取过滤器先定</w:t>
+      </w:r>
+      <w:r>
+        <w:rPr>
+          <w:rFonts w:hint="eastAsia"/>
+          <w:b/>
+          <w:bCs/>
+        </w:rPr>
+        <w:t xml:space="preserve">选什么</w:t>
+      </w:r>
+      <w:r>
+        <w:rPr>
+          <w:rFonts w:hint="eastAsia"/>
+        </w:rPr>
+        <w:t xml:space="preserve">再点：</w:t>
+      </w:r>
+      <w:r>
+        <w:rPr>
+          <w:rStyle w:val="VerbatimChar"/>
+        </w:rPr>
+        <w:t xml:space="preserve">N</w:t>
+      </w:r>
+      <w:r>
+        <w:t xml:space="preserve"> </w:t>
+      </w:r>
+      <w:r>
+        <w:rPr>
+          <w:rFonts w:hint="eastAsia"/>
+        </w:rPr>
+        <w:t xml:space="preserve">只选节点，</w:t>
+      </w:r>
+      <w:r>
+        <w:rPr>
+          <w:rStyle w:val="VerbatimChar"/>
+        </w:rPr>
+        <w:t xml:space="preserve">M</w:t>
+      </w:r>
+      <w:r>
+        <w:t xml:space="preserve"> </w:t>
+      </w:r>
+      <w:r>
+        <w:rPr>
+          <w:rFonts w:hint="eastAsia"/>
+        </w:rPr>
+        <w:t xml:space="preserve">只选杆件。</w:t>
+      </w:r>
+      <w:r>
+        <w:t xml:space="preserve"> </w:t>
+      </w:r>
+      <w:r>
+        <w:rPr>
+          <w:rFonts w:hint="eastAsia"/>
+        </w:rPr>
+        <w:t xml:space="preserve">然后「建节点」（</w:t>
+      </w:r>
+      <w:r>
+        <w:rPr>
+          <w:rStyle w:val="VerbatimChar"/>
+        </w:rPr>
+        <w:t xml:space="preserve">Ctrl+Shift+N</w:t>
+      </w:r>
+      <w:r>
+        <w:rPr>
+          <w:rFonts w:hint="eastAsia"/>
+        </w:rPr>
+        <w:t xml:space="preserve">）在视口里点位置，「建杆件」（</w:t>
+      </w:r>
+      <w:r>
+        <w:rPr>
+          <w:rStyle w:val="VerbatimChar"/>
+        </w:rPr>
+        <w:t xml:space="preserve">Ctrl+M</w:t>
+      </w:r>
+      <w:r>
+        <w:rPr>
+          <w:rFonts w:hint="eastAsia"/>
+        </w:rPr>
+        <w:t xml:space="preserve">）</w:t>
+      </w:r>
+      <w:r>
+        <w:t xml:space="preserve"> </w:t>
+      </w:r>
+      <w:r>
+        <w:rPr>
+          <w:rFonts w:hint="eastAsia"/>
+        </w:rPr>
+        <w:t xml:space="preserve">点两个节点连一根。</w:t>
+      </w:r>
+    </w:p>
+    <w:p>
+      <w:pPr>
+        <w:pStyle w:val="BodyText"/>
+      </w:pPr>
+      <w:r>
+        <w:rPr>
+          <w:rFonts w:hint="eastAsia"/>
+        </w:rPr>
+        <w:t xml:space="preserve">配合</w:t>
+      </w:r>
+      <w:r>
+        <w:t xml:space="preserve"> </w:t>
+      </w:r>
+      <w:r>
+        <w:rPr>
+          <w:rFonts w:hint="eastAsia"/>
+          <w:b/>
+          <w:bCs/>
+        </w:rPr>
+        <w:t xml:space="preserve">工作平面</w:t>
+      </w:r>
+      <w:r>
+        <w:rPr>
+          <w:rFonts w:hint="eastAsia"/>
+        </w:rPr>
+        <w:t xml:space="preserve">（XY/YZ/XZ</w:t>
+      </w:r>
+      <w:r>
+        <w:t xml:space="preserve"> + </w:t>
+      </w:r>
+      <w:r>
+        <w:rPr>
+          <w:rFonts w:hint="eastAsia"/>
+        </w:rPr>
+        <w:t xml:space="preserve">偏移</w:t>
+      </w:r>
+      <w:r>
+        <w:t xml:space="preserve"> </w:t>
+      </w:r>
+      <w:r>
+        <w:rPr>
+          <w:rFonts w:hint="eastAsia"/>
+        </w:rPr>
+        <w:t xml:space="preserve">z=）和</w:t>
+      </w:r>
+      <w:r>
+        <w:rPr>
+          <w:rFonts w:hint="eastAsia"/>
+          <w:b/>
+          <w:bCs/>
+        </w:rPr>
+        <w:t xml:space="preserve">捕捉</w:t>
+      </w:r>
+      <w:r>
+        <w:rPr>
+          <w:rFonts w:hint="eastAsia"/>
+        </w:rPr>
+        <w:t xml:space="preserve">用，否则三维里点不准。</w:t>
+      </w:r>
+    </w:p>
+    <w:bookmarkEnd w:id="24"/>
+    <w:bookmarkStart w:id="25" w:name="X2ad481195b20e086c1c78bdd5d5ac7a7ed651d4"/>
+    <w:p>
+      <w:pPr>
+        <w:pStyle w:val="Heading3"/>
+      </w:pPr>
+      <w:r>
+        <w:t xml:space="preserve">3.4 </w:t>
+      </w:r>
+      <w:r>
+        <w:rPr>
+          <w:rFonts w:hint="eastAsia"/>
+        </w:rPr>
+        <w:t xml:space="preserve">表格</w:t>
+      </w:r>
+      <w:r>
+        <w:t xml:space="preserve"> / JSON</w:t>
+      </w:r>
+    </w:p>
+    <w:p>
+      <w:pPr>
+        <w:pStyle w:val="FirstParagraph"/>
+      </w:pPr>
+      <w:r>
+        <w:rPr>
+          <w:rStyle w:val="VerbatimChar"/>
+          <w:rFonts w:hint="eastAsia"/>
+        </w:rPr>
+        <w:t xml:space="preserve">建模</w:t>
+      </w:r>
+      <w:r>
+        <w:t xml:space="preserve"> </w:t>
+      </w:r>
+      <w:r>
+        <w:t xml:space="preserve">→ </w:t>
+      </w:r>
+      <w:r>
+        <w:rPr>
+          <w:rFonts w:hint="eastAsia"/>
+        </w:rPr>
+        <w:t xml:space="preserve">「模型表格」（</w:t>
+      </w:r>
+      <w:r>
+        <w:rPr>
+          <w:rStyle w:val="VerbatimChar"/>
+        </w:rPr>
+        <w:t xml:space="preserve">Ctrl+T</w:t>
+      </w:r>
+      <w:r>
+        <w:rPr>
+          <w:rFonts w:hint="eastAsia"/>
+        </w:rPr>
+        <w:t xml:space="preserve">）七张表直接编辑，支持</w:t>
+      </w:r>
+      <w:r>
+        <w:t xml:space="preserve"> CSV </w:t>
+      </w:r>
+      <w:r>
+        <w:rPr>
+          <w:rFonts w:hint="eastAsia"/>
+        </w:rPr>
+        <w:t xml:space="preserve">导入导出；</w:t>
+      </w:r>
+      <w:r>
+        <w:t xml:space="preserve"> </w:t>
+      </w:r>
+      <w:r>
+        <w:rPr>
+          <w:rFonts w:hint="eastAsia"/>
+        </w:rPr>
+        <w:t xml:space="preserve">或「模型</w:t>
+      </w:r>
+      <w:r>
+        <w:t xml:space="preserve"> </w:t>
+      </w:r>
+      <w:r>
+        <w:rPr>
+          <w:rFonts w:hint="eastAsia"/>
+        </w:rPr>
+        <w:t xml:space="preserve">JSON」直接改原始数据，写回前会做结构校验。</w:t>
+      </w:r>
+    </w:p>
+    <w:p>
+      <w:pPr>
+        <w:pStyle w:val="BodyText"/>
+      </w:pPr>
+      <w:r>
+        <w:rPr>
+          <w:rFonts w:hint="eastAsia"/>
+          <w:b/>
+          <w:bCs/>
+        </w:rPr>
+        <w:t xml:space="preserve">从别的软件导数据时走这条。</w:t>
+      </w:r>
+    </w:p>
+    <w:bookmarkEnd w:id="25"/>
+    <w:bookmarkStart w:id="26" w:name="X9100b279715a0e4b4eae0a1802c6ed955c9ffcd"/>
+    <w:p>
+      <w:pPr>
+        <w:pStyle w:val="Heading3"/>
+      </w:pPr>
+      <w:r>
+        <w:t xml:space="preserve">3.5 </w:t>
+      </w:r>
+      <w:r>
+        <w:rPr>
+          <w:rFonts w:hint="eastAsia"/>
+        </w:rPr>
+        <w:t xml:space="preserve">手绘草图识别（多模态）</w:t>
+      </w:r>
+    </w:p>
+    <w:p>
+      <w:pPr>
+        <w:pStyle w:val="FirstParagraph"/>
+      </w:pPr>
+      <w:r>
+        <w:rPr>
+          <w:rStyle w:val="VerbatimChar"/>
+          <w:rFonts w:hint="eastAsia"/>
+        </w:rPr>
+        <w:t xml:space="preserve">建模</w:t>
+      </w:r>
+      <w:r>
+        <w:t xml:space="preserve"> </w:t>
+      </w:r>
+      <w:r>
+        <w:t xml:space="preserve">→ </w:t>
+      </w:r>
+      <w:r>
+        <w:rPr>
+          <w:rFonts w:hint="eastAsia"/>
+        </w:rPr>
+        <w:t xml:space="preserve">「草图识别」（</w:t>
+      </w:r>
+      <w:r>
+        <w:rPr>
+          <w:rStyle w:val="VerbatimChar"/>
+        </w:rPr>
+        <w:t xml:space="preserve">Ctrl+I</w:t>
+      </w:r>
+      <w:r>
+        <w:rPr>
+          <w:rFonts w:hint="eastAsia"/>
+        </w:rPr>
+        <w:t xml:space="preserve">）。上传手绘图，AI</w:t>
+      </w:r>
+      <w:r>
+        <w:t xml:space="preserve"> </w:t>
+      </w:r>
+      <w:r>
+        <w:rPr>
+          <w:rFonts w:hint="eastAsia"/>
+        </w:rPr>
+        <w:t xml:space="preserve">给出识别覆盖层，</w:t>
+      </w:r>
+      <w:r>
+        <w:t xml:space="preserve"> </w:t>
+      </w:r>
+      <w:r>
+        <w:rPr>
+          <w:rFonts w:hint="eastAsia"/>
+          <w:b/>
+          <w:bCs/>
+        </w:rPr>
+        <w:t xml:space="preserve">你逐条核对并编辑</w:t>
+      </w:r>
+      <w:r>
+        <w:rPr>
+          <w:rFonts w:hint="eastAsia"/>
+        </w:rPr>
+        <w:t xml:space="preserve">，标定尺度后再加载。</w:t>
+      </w:r>
+    </w:p>
+    <w:p>
+      <w:pPr>
+        <w:pStyle w:val="BodyText"/>
+      </w:pPr>
+      <w:r>
+        <w:rPr>
+          <w:rFonts w:hint="eastAsia"/>
+        </w:rPr>
+        <w:t xml:space="preserve">注意这条路径的定位：</w:t>
+      </w:r>
+      <w:r>
+        <w:rPr>
+          <w:rFonts w:hint="eastAsia"/>
+          <w:b/>
+          <w:bCs/>
+        </w:rPr>
+        <w:t xml:space="preserve">它是"帮你少打字"，不是"帮你看懂图"</w:t>
+      </w:r>
+      <w:r>
+        <w:t xml:space="preserve">。</w:t>
+      </w:r>
+      <w:r>
+        <w:t xml:space="preserve"> </w:t>
+      </w:r>
+      <w:r>
+        <w:rPr>
+          <w:rFonts w:hint="eastAsia"/>
+        </w:rPr>
+        <w:t xml:space="preserve">识别结果一律要你确认，因为识别错了是静默的——生成的模型合法，只是不是你画的那个。</w:t>
+      </w:r>
+    </w:p>
+    <w:p>
+      <w:r>
+        <w:pict>
+          <v:rect style="width:0;height:1.5pt" o:hralign="center" o:hrstd="t" o:hr="t"/>
+        </w:pict>
+      </w:r>
+    </w:p>
+    <w:bookmarkEnd w:id="26"/>
+    <w:bookmarkEnd w:id="27"/>
+    <w:bookmarkStart w:id="33" w:name="X0e2f760696acf07f72a9619f63034fbb67d4ef7"/>
+    <w:p>
+      <w:pPr>
+        <w:pStyle w:val="Heading2"/>
+      </w:pPr>
+      <w:r>
+        <w:t xml:space="preserve">4 </w:t>
+      </w:r>
+      <w:r>
+        <w:rPr>
+          <w:rFonts w:hint="eastAsia"/>
+        </w:rPr>
+        <w:t xml:space="preserve">属性：材料与截面</w:t>
+      </w:r>
+    </w:p>
+    <w:p>
+      <w:pPr>
+        <w:pStyle w:val="FirstParagraph"/>
+      </w:pPr>
+      <w:r>
+        <w:t xml:space="preserve">CAE </w:t>
+      </w:r>
+      <w:r>
+        <w:rPr>
+          <w:rFonts w:hint="eastAsia"/>
+        </w:rPr>
+        <w:t xml:space="preserve">的经典顺序：</w:t>
+      </w:r>
+      <w:r>
+        <w:rPr>
+          <w:rFonts w:hint="eastAsia"/>
+          <w:b/>
+          <w:bCs/>
+        </w:rPr>
+        <w:t xml:space="preserve">先有材料</w:t>
+      </w:r>
+      <w:r>
+        <w:rPr>
+          <w:b/>
+          <w:bCs/>
+        </w:rPr>
+        <w:t xml:space="preserve"> → </w:t>
+      </w:r>
+      <w:r>
+        <w:rPr>
+          <w:rFonts w:hint="eastAsia"/>
+          <w:b/>
+          <w:bCs/>
+        </w:rPr>
+        <w:t xml:space="preserve">再有截面</w:t>
+      </w:r>
+      <w:r>
+        <w:rPr>
+          <w:b/>
+          <w:bCs/>
+        </w:rPr>
+        <w:t xml:space="preserve"> → </w:t>
+      </w:r>
+      <w:r>
+        <w:rPr>
+          <w:rFonts w:hint="eastAsia"/>
+          <w:b/>
+          <w:bCs/>
+        </w:rPr>
+        <w:t xml:space="preserve">再指派给杆件</w:t>
+      </w:r>
+      <w:r>
+        <w:t xml:space="preserve">。</w:t>
+      </w:r>
+    </w:p>
+    <w:bookmarkStart w:id="28" w:name="X3c4d23fb8778201a82934d11605b9e3a30c44ff"/>
+    <w:p>
+      <w:pPr>
+        <w:pStyle w:val="Heading3"/>
+      </w:pPr>
+      <w:r>
+        <w:t xml:space="preserve">4.1 </w:t>
+      </w:r>
+      <w:r>
+        <w:rPr>
+          <w:rFonts w:hint="eastAsia"/>
+        </w:rPr>
+        <w:t xml:space="preserve">创建材料</w:t>
+      </w:r>
+    </w:p>
+    <w:p>
+      <w:pPr>
+        <w:pStyle w:val="FirstParagraph"/>
+      </w:pPr>
+      <w:r>
+        <w:rPr>
+          <w:rStyle w:val="VerbatimChar"/>
+          <w:rFonts w:hint="eastAsia"/>
+        </w:rPr>
+        <w:t xml:space="preserve">属性</w:t>
+      </w:r>
+      <w:r>
+        <w:t xml:space="preserve"> </w:t>
+      </w:r>
+      <w:r>
+        <w:t xml:space="preserve">→ </w:t>
+      </w:r>
+      <w:r>
+        <w:rPr>
+          <w:rFonts w:hint="eastAsia"/>
+        </w:rPr>
+        <w:t xml:space="preserve">「创建材料」。必填弹性模量</w:t>
+      </w:r>
+      <w:r>
+        <w:t xml:space="preserve"> </w:t>
+      </w:r>
+      <w:r>
+        <w:rPr>
+          <w:rStyle w:val="VerbatimChar"/>
+        </w:rPr>
+        <w:t xml:space="preserve">E</w:t>
+      </w:r>
+      <w:r>
+        <w:rPr>
+          <w:rFonts w:hint="eastAsia"/>
+        </w:rPr>
+        <w:t xml:space="preserve">、泊松比</w:t>
+      </w:r>
+      <w:r>
+        <w:t xml:space="preserve"> </w:t>
+      </w:r>
+      <w:r>
+        <w:rPr>
+          <w:rStyle w:val="VerbatimChar"/>
+        </w:rPr>
+        <w:t xml:space="preserve">ν</w:t>
+      </w:r>
+      <w:r>
+        <w:rPr>
+          <w:rFonts w:hint="eastAsia"/>
+        </w:rPr>
+        <w:t xml:space="preserve">、密度</w:t>
+      </w:r>
+      <w:r>
+        <w:t xml:space="preserve"> </w:t>
+      </w:r>
+      <w:r>
+        <w:rPr>
+          <w:rStyle w:val="VerbatimChar"/>
+        </w:rPr>
+        <w:t xml:space="preserve">ρ</w:t>
+      </w:r>
+      <w:r>
+        <w:t xml:space="preserve">。</w:t>
+      </w:r>
+    </w:p>
+    <w:p>
+      <w:pPr>
+        <w:pStyle w:val="BodyText"/>
+      </w:pPr>
+      <w:r>
+        <w:rPr>
+          <w:rFonts w:hint="eastAsia"/>
+        </w:rPr>
+        <w:t xml:space="preserve">下面还有一组**「强度验算与温度（可选）」**：</w:t>
+      </w:r>
+    </w:p>
+    <w:tbl>
+      <w:tblPr>
+        <w:tblStyle w:val="Table"/>
+        <w:tblW w:type="auto" w:w="0"/>
+        <w:tblLook w:firstRow="1" w:lastRow="0" w:firstColumn="0" w:lastColumn="0" w:noHBand="0" w:noVBand="0" w:val="0020"/>
+      </w:tblPr>
+      <w:tblGrid>
+        <w:gridCol w:w="3960"/>
+        <w:gridCol w:w="3960"/>
+      </w:tblGrid>
+      <w:tr>
+        <w:trPr>
+          <w:tblHeader w:val="on"/>
+        </w:trPr>
+        <w:tc>
+          <w:tcPr/>
+          <w:p>
+            <w:pPr>
+              <w:pStyle w:val="Compact"/>
+            </w:pPr>
+            <w:r>
+              <w:rPr>
+                <w:rFonts w:hint="eastAsia"/>
+              </w:rPr>
+              <w:t xml:space="preserve">字段</w:t>
+            </w:r>
+          </w:p>
+        </w:tc>
+        <w:tc>
+          <w:tcPr/>
+          <w:p>
+            <w:pPr>
+              <w:pStyle w:val="Compact"/>
+            </w:pPr>
+            <w:r>
+              <w:rPr>
+                <w:rFonts w:hint="eastAsia"/>
+              </w:rPr>
+              <w:t xml:space="preserve">不填的后果</w:t>
+            </w:r>
+          </w:p>
+        </w:tc>
+      </w:tr>
+      <w:tr>
+        <w:tc>
+          <w:tcPr/>
+          <w:p>
+            <w:pPr>
+              <w:pStyle w:val="Compact"/>
+            </w:pPr>
+            <w:r>
+              <w:rPr>
+                <w:rFonts w:hint="eastAsia"/>
+              </w:rPr>
+              <w:t xml:space="preserve">许用拉应力</w:t>
+            </w:r>
+            <w:r>
+              <w:t xml:space="preserve"> / </w:t>
+            </w:r>
+            <w:r>
+              <w:rPr>
+                <w:rFonts w:hint="eastAsia"/>
+              </w:rPr>
+              <w:t xml:space="preserve">许用压应力</w:t>
             </w:r>
           </w:p>
         </w:tc>
@@ -5130,13 +3854,85 @@
                 <w:b/>
                 <w:bCs/>
               </w:rPr>
-              <w:t xml:space="preserve">仅轴向</w:t>
-            </w:r>
-            <w:r>
-              <w:rPr>
-                <w:rFonts w:hint="eastAsia"/>
-              </w:rPr>
-              <w:t xml:space="preserve">，弯曲仍弹性</w:t>
+              <w:t xml:space="preserve">强度验算会被拒绝</w:t>
+            </w:r>
+            <w:r>
+              <w:rPr>
+                <w:rFonts w:hint="eastAsia"/>
+              </w:rPr>
+              <w:t xml:space="preserve">，不是给你个估计值</w:t>
+            </w:r>
+          </w:p>
+        </w:tc>
+      </w:tr>
+      <w:tr>
+        <w:tc>
+          <w:tcPr/>
+          <w:p>
+            <w:pPr>
+              <w:pStyle w:val="Compact"/>
+            </w:pPr>
+            <w:r>
+              <w:rPr>
+                <w:rFonts w:hint="eastAsia"/>
+              </w:rPr>
+              <w:t xml:space="preserve">屈服应力</w:t>
+            </w:r>
+          </w:p>
+        </w:tc>
+        <w:tc>
+          <w:tcPr/>
+          <w:p>
+            <w:pPr>
+              <w:pStyle w:val="Compact"/>
+            </w:pPr>
+            <w:r>
+              <w:rPr>
+                <w:rFonts w:hint="eastAsia"/>
+              </w:rPr>
+              <w:t xml:space="preserve">稳定校核的</w:t>
+            </w:r>
+            <w:r>
+              <w:t xml:space="preserve"> λp </w:t>
+            </w:r>
+            <w:r>
+              <w:rPr>
+                <w:rFonts w:hint="eastAsia"/>
+              </w:rPr>
+              <w:t xml:space="preserve">算不出来</w:t>
+            </w:r>
+          </w:p>
+        </w:tc>
+      </w:tr>
+      <w:tr>
+        <w:tc>
+          <w:tcPr/>
+          <w:p>
+            <w:pPr>
+              <w:pStyle w:val="Compact"/>
+            </w:pPr>
+            <w:r>
+              <w:rPr>
+                <w:rFonts w:hint="eastAsia"/>
+              </w:rPr>
+              <w:t xml:space="preserve">线膨胀系数</w:t>
+            </w:r>
+            <w:r>
+              <w:t xml:space="preserve"> α</w:t>
+            </w:r>
+          </w:p>
+        </w:tc>
+        <w:tc>
+          <w:tcPr/>
+          <w:p>
+            <w:pPr>
+              <w:pStyle w:val="Compact"/>
+            </w:pPr>
+            <w:r>
+              <w:rPr>
+                <w:rFonts w:hint="eastAsia"/>
+              </w:rPr>
+              <w:t xml:space="preserve">温度荷载算不了</w:t>
             </w:r>
           </w:p>
         </w:tc>
@@ -5150,7 +3946,421 @@
         <w:rPr>
           <w:rFonts w:hint="eastAsia"/>
         </w:rPr>
-        <w:t xml:space="preserve">另外两个独立分析：</w:t>
+        <w:t xml:space="preserve">拉压许用是</w:t>
+      </w:r>
+      <w:r>
+        <w:rPr>
+          <w:rFonts w:hint="eastAsia"/>
+          <w:b/>
+          <w:bCs/>
+        </w:rPr>
+        <w:t xml:space="preserve">分开</w:t>
+      </w:r>
+      <w:r>
+        <w:rPr>
+          <w:rFonts w:hint="eastAsia"/>
+        </w:rPr>
+        <w:t xml:space="preserve">的：铸铁、混凝土这类材料两者差很远，合成一个就错了。</w:t>
+      </w:r>
+    </w:p>
+    <w:bookmarkEnd w:id="28"/>
+    <w:bookmarkStart w:id="29" w:name="Xb2b1335b523210d90dd82fd7a42b404e9aef67d"/>
+    <w:p>
+      <w:pPr>
+        <w:pStyle w:val="Heading3"/>
+      </w:pPr>
+      <w:r>
+        <w:t xml:space="preserve">4.2 </w:t>
+      </w:r>
+      <w:r>
+        <w:rPr>
+          <w:rFonts w:hint="eastAsia"/>
+        </w:rPr>
+        <w:t xml:space="preserve">创建截面</w:t>
+      </w:r>
+    </w:p>
+    <w:p>
+      <w:pPr>
+        <w:pStyle w:val="FirstParagraph"/>
+      </w:pPr>
+      <w:r>
+        <w:rPr>
+          <w:rStyle w:val="VerbatimChar"/>
+          <w:rFonts w:hint="eastAsia"/>
+        </w:rPr>
+        <w:t xml:space="preserve">属性</w:t>
+      </w:r>
+      <w:r>
+        <w:t xml:space="preserve"> </w:t>
+      </w:r>
+      <w:r>
+        <w:t xml:space="preserve">→ </w:t>
+      </w:r>
+      <w:r>
+        <w:rPr>
+          <w:rFonts w:hint="eastAsia"/>
+        </w:rPr>
+        <w:t xml:space="preserve">「创建截面」。选类型（工字/箱形/管/矩形/圆等）填尺寸，</w:t>
+      </w:r>
+      <w:r>
+        <w:t xml:space="preserve"> </w:t>
+      </w:r>
+      <w:r>
+        <w:rPr>
+          <w:rFonts w:hint="eastAsia"/>
+        </w:rPr>
+        <w:t xml:space="preserve">程序自动算</w:t>
+      </w:r>
+      <w:r>
+        <w:t xml:space="preserve"> </w:t>
+      </w:r>
+      <w:r>
+        <w:rPr>
+          <w:rStyle w:val="VerbatimChar"/>
+        </w:rPr>
+        <w:t xml:space="preserve">A / Iy / Iz / J</w:t>
+      </w:r>
+      <w:r>
+        <w:rPr>
+          <w:rFonts w:hint="eastAsia"/>
+        </w:rPr>
+        <w:t xml:space="preserve">，</w:t>
+      </w:r>
+      <w:r>
+        <w:rPr>
+          <w:rFonts w:hint="eastAsia"/>
+          <w:b/>
+          <w:bCs/>
+        </w:rPr>
+        <w:t xml:space="preserve">并且算出</w:t>
+      </w:r>
+      <w:r>
+        <w:rPr>
+          <w:b/>
+          <w:bCs/>
+        </w:rPr>
+        <w:t xml:space="preserve"> </w:t>
+      </w:r>
+      <w:r>
+        <w:rPr>
+          <w:rStyle w:val="VerbatimChar"/>
+          <w:b/>
+          <w:bCs/>
+        </w:rPr>
+        <w:t xml:space="preserve">cy / cz</w:t>
+      </w:r>
+      <w:r>
+        <w:rPr>
+          <w:rFonts w:hint="eastAsia"/>
+          <w:b/>
+          <w:bCs/>
+        </w:rPr>
+        <w:t xml:space="preserve">（极端纤维距离）</w:t>
+      </w:r>
+      <w:r>
+        <w:t xml:space="preserve">。</w:t>
+      </w:r>
+    </w:p>
+    <w:p>
+      <w:pPr>
+        <w:pStyle w:val="BodyText"/>
+      </w:pPr>
+      <w:r>
+        <w:rPr>
+          <w:rFonts w:hint="eastAsia"/>
+          <w:b/>
+          <w:bCs/>
+        </w:rPr>
+        <w:t xml:space="preserve">这一点很关键</w:t>
+      </w:r>
+      <w:r>
+        <w:rPr>
+          <w:rFonts w:hint="eastAsia"/>
+        </w:rPr>
+        <w:t xml:space="preserve">：如果你直接填</w:t>
+      </w:r>
+      <w:r>
+        <w:t xml:space="preserve"> </w:t>
+      </w:r>
+      <w:r>
+        <w:rPr>
+          <w:rStyle w:val="VerbatimChar"/>
+        </w:rPr>
+        <w:t xml:space="preserve">A/I/J</w:t>
+      </w:r>
+      <w:r>
+        <w:rPr>
+          <w:rFonts w:hint="eastAsia"/>
+        </w:rPr>
+        <w:t xml:space="preserve">（截面管理器里可以），</w:t>
+      </w:r>
+      <w:r>
+        <w:t xml:space="preserve"> </w:t>
+      </w:r>
+      <w:r>
+        <w:rPr>
+          <w:rFonts w:hint="eastAsia"/>
+        </w:rPr>
+        <w:t xml:space="preserve">程序就没有</w:t>
+      </w:r>
+      <w:r>
+        <w:t xml:space="preserve"> </w:t>
+      </w:r>
+      <w:r>
+        <w:rPr>
+          <w:rStyle w:val="VerbatimChar"/>
+        </w:rPr>
+        <w:t xml:space="preserve">cy/cz</w:t>
+      </w:r>
+      <w:r>
+        <w:rPr>
+          <w:rFonts w:hint="eastAsia"/>
+        </w:rPr>
+        <w:t xml:space="preserve">，于是：</w:t>
+      </w:r>
+    </w:p>
+    <w:p>
+      <w:pPr>
+        <w:pStyle w:val="Compact"/>
+        <w:numPr>
+          <w:ilvl w:val="0"/>
+          <w:numId w:val="1006"/>
+        </w:numPr>
+      </w:pPr>
+      <w:r>
+        <w:rPr>
+          <w:rFonts w:hint="eastAsia"/>
+          <w:b/>
+          <w:bCs/>
+        </w:rPr>
+        <w:t xml:space="preserve">应力云图会被拒绝</w:t>
+      </w:r>
+    </w:p>
+    <w:p>
+      <w:pPr>
+        <w:pStyle w:val="Compact"/>
+        <w:numPr>
+          <w:ilvl w:val="0"/>
+          <w:numId w:val="1006"/>
+        </w:numPr>
+      </w:pPr>
+      <w:r>
+        <w:rPr>
+          <w:rFonts w:hint="eastAsia"/>
+          <w:b/>
+          <w:bCs/>
+        </w:rPr>
+        <w:t xml:space="preserve">强度验算会被拒绝</w:t>
+      </w:r>
+    </w:p>
+    <w:p>
+      <w:pPr>
+        <w:pStyle w:val="FirstParagraph"/>
+      </w:pPr>
+      <w:r>
+        <w:rPr>
+          <w:rFonts w:hint="eastAsia"/>
+        </w:rPr>
+        <w:t xml:space="preserve">不是算不出来就估一个，是明确告诉你缺什么。想要应力就用「创建截面」按尺寸建。</w:t>
+      </w:r>
+    </w:p>
+    <w:p>
+      <w:pPr>
+        <w:pStyle w:val="BlockText"/>
+      </w:pPr>
+      <w:r>
+        <w:rPr>
+          <w:rFonts w:hint="eastAsia"/>
+        </w:rPr>
+        <w:t xml:space="preserve">偏心截面（如</w:t>
+      </w:r>
+      <w:r>
+        <w:t xml:space="preserve"> T </w:t>
+      </w:r>
+      <w:r>
+        <w:rPr>
+          <w:rFonts w:hint="eastAsia"/>
+        </w:rPr>
+        <w:t xml:space="preserve">形、角钢）不给</w:t>
+      </w:r>
+      <w:r>
+        <w:t xml:space="preserve"> </w:t>
+      </w:r>
+      <w:r>
+        <w:rPr>
+          <w:rStyle w:val="VerbatimChar"/>
+        </w:rPr>
+        <w:t xml:space="preserve">cy/cz</w:t>
+      </w:r>
+      <w:r>
+        <w:rPr>
+          <w:rFonts w:hint="eastAsia"/>
+        </w:rPr>
+        <w:t xml:space="preserve">：它们形心不在几何中心，</w:t>
+      </w:r>
+      <w:r>
+        <w:t xml:space="preserve"> </w:t>
+      </w:r>
+      <w:r>
+        <w:rPr>
+          <w:rFonts w:hint="eastAsia"/>
+        </w:rPr>
+        <w:t xml:space="preserve">单个"极端纤维距离"表达不了，预览里会解释原因。</w:t>
+      </w:r>
+    </w:p>
+    <w:bookmarkEnd w:id="29"/>
+    <w:bookmarkStart w:id="30" w:name="X871d9b1d39610e6260290164792433ad77b1279"/>
+    <w:p>
+      <w:pPr>
+        <w:pStyle w:val="Heading3"/>
+      </w:pPr>
+      <w:r>
+        <w:t xml:space="preserve">4.3 </w:t>
+      </w:r>
+      <w:r>
+        <w:rPr>
+          <w:rFonts w:hint="eastAsia"/>
+        </w:rPr>
+        <w:t xml:space="preserve">属性指派</w:t>
+      </w:r>
+    </w:p>
+    <w:p>
+      <w:pPr>
+        <w:pStyle w:val="FirstParagraph"/>
+      </w:pPr>
+      <w:r>
+        <w:rPr>
+          <w:rStyle w:val="VerbatimChar"/>
+          <w:rFonts w:hint="eastAsia"/>
+        </w:rPr>
+        <w:t xml:space="preserve">属性</w:t>
+      </w:r>
+      <w:r>
+        <w:t xml:space="preserve"> </w:t>
+      </w:r>
+      <w:r>
+        <w:t xml:space="preserve">→ </w:t>
+      </w:r>
+      <w:r>
+        <w:rPr>
+          <w:rFonts w:hint="eastAsia"/>
+        </w:rPr>
+        <w:t xml:space="preserve">「属性指派」。选中杆件</w:t>
+      </w:r>
+      <w:r>
+        <w:t xml:space="preserve"> → </w:t>
+      </w:r>
+      <w:r>
+        <w:rPr>
+          <w:rFonts w:hint="eastAsia"/>
+        </w:rPr>
+        <w:t xml:space="preserve">一次指派材料与截面。</w:t>
+      </w:r>
+      <w:r>
+        <w:t xml:space="preserve"> </w:t>
+      </w:r>
+      <w:r>
+        <w:rPr>
+          <w:rFonts w:hint="eastAsia"/>
+        </w:rPr>
+        <w:t xml:space="preserve">这是</w:t>
+      </w:r>
+      <w:r>
+        <w:t xml:space="preserve"> Abaqus Property </w:t>
+      </w:r>
+      <w:r>
+        <w:rPr>
+          <w:rFonts w:hint="eastAsia"/>
+        </w:rPr>
+        <w:t xml:space="preserve">模块的核心操作。</w:t>
+      </w:r>
+    </w:p>
+    <w:bookmarkEnd w:id="30"/>
+    <w:bookmarkStart w:id="31" w:name="Xdaa96e8185b6b6374d13ea0883322f8ae56092b"/>
+    <w:p>
+      <w:pPr>
+        <w:pStyle w:val="Heading3"/>
+      </w:pPr>
+      <w:r>
+        <w:t xml:space="preserve">4.4 </w:t>
+      </w:r>
+      <w:r>
+        <w:rPr>
+          <w:rFonts w:hint="eastAsia"/>
+        </w:rPr>
+        <w:t xml:space="preserve">截面朝向（</w:t>
+      </w:r>
+      <w:r>
+        <w:rPr>
+          <w:rFonts w:hint="eastAsia"/>
+          <w:b/>
+          <w:bCs/>
+        </w:rPr>
+        <w:t xml:space="preserve">最容易静默出错的一处</w:t>
+      </w:r>
+      <w:r>
+        <w:rPr>
+          <w:rFonts w:hint="eastAsia"/>
+        </w:rPr>
+        <w:t xml:space="preserve">）</w:t>
+      </w:r>
+    </w:p>
+    <w:p>
+      <w:pPr>
+        <w:pStyle w:val="FirstParagraph"/>
+      </w:pPr>
+      <w:r>
+        <w:rPr>
+          <w:rFonts w:hint="eastAsia"/>
+        </w:rPr>
+        <w:t xml:space="preserve">强弱轴悬殊的截面（如</w:t>
+      </w:r>
+      <w:r>
+        <w:t xml:space="preserve"> 400×200 </w:t>
+      </w:r>
+      <w:r>
+        <w:rPr>
+          <w:rFonts w:hint="eastAsia"/>
+        </w:rPr>
+        <w:t xml:space="preserve">工字钢，</w:t>
+      </w:r>
+      <w:r>
+        <w:rPr>
+          <w:rStyle w:val="VerbatimChar"/>
+        </w:rPr>
+        <w:t xml:space="preserve">Iz/Iy ≈ 13</w:t>
+      </w:r>
+      <w:r>
+        <w:rPr>
+          <w:rFonts w:hint="eastAsia"/>
+        </w:rPr>
+        <w:t xml:space="preserve">），</w:t>
+      </w:r>
+      <w:r>
+        <w:t xml:space="preserve"> </w:t>
+      </w:r>
+      <w:r>
+        <w:rPr>
+          <w:rFonts w:hint="eastAsia"/>
+          <w:b/>
+          <w:bCs/>
+        </w:rPr>
+        <w:t xml:space="preserve">如果局部</w:t>
+      </w:r>
+      <w:r>
+        <w:rPr>
+          <w:b/>
+          <w:bCs/>
+        </w:rPr>
+        <w:t xml:space="preserve"> y </w:t>
+      </w:r>
+      <w:r>
+        <w:rPr>
+          <w:rFonts w:hint="eastAsia"/>
+          <w:b/>
+          <w:bCs/>
+        </w:rPr>
+        <w:t xml:space="preserve">轴朝向反了，弯矩分量全部张冠李戴，程序一声不吭。</w:t>
       </w:r>
     </w:p>
     <w:p>
@@ -5164,65 +4374,44 @@
       <w:r>
         <w:rPr>
           <w:rFonts w:hint="eastAsia"/>
-          <w:b/>
-          <w:bCs/>
-        </w:rPr>
-        <w:t xml:space="preserve">「模态」</w:t>
-      </w:r>
-      <w:r>
-        <w:rPr>
-          <w:rFonts w:hint="eastAsia"/>
-        </w:rPr>
-        <w:t xml:space="preserve">（</w:t>
-      </w:r>
-      <w:r>
-        <w:rPr>
-          <w:rStyle w:val="VerbatimChar"/>
-        </w:rPr>
-        <w:t xml:space="preserve">Ctrl+4</w:t>
-      </w:r>
-      <w:r>
-        <w:rPr>
-          <w:rFonts w:hint="eastAsia"/>
-        </w:rPr>
-        <w:t xml:space="preserve">）：自振频率与振型，</w:t>
-      </w:r>
-      <w:r>
-        <w:rPr>
-          <w:rFonts w:hint="eastAsia"/>
-          <w:b/>
-          <w:bCs/>
-        </w:rPr>
-        <w:t xml:space="preserve">需要材料密度</w:t>
-      </w:r>
-      <w:r>
-        <w:t xml:space="preserve">。</w:t>
-      </w:r>
-      <w:r>
-        <w:t xml:space="preserve"> </w:t>
-      </w:r>
-      <w:r>
-        <w:rPr>
-          <w:rFonts w:hint="eastAsia"/>
-        </w:rPr>
-        <w:t xml:space="preserve">一致质量阵会</w:t>
-      </w:r>
-      <w:r>
-        <w:rPr>
-          <w:rFonts w:hint="eastAsia"/>
-          <w:b/>
-          <w:bCs/>
-        </w:rPr>
-        <w:t xml:space="preserve">高估</w:t>
-      </w:r>
-      <w:r>
-        <w:rPr>
-          <w:rFonts w:hint="eastAsia"/>
-        </w:rPr>
-        <w:t xml:space="preserve">频率，这是该做法的真实精度，不是</w:t>
-      </w:r>
-      <w:r>
-        <w:t xml:space="preserve"> bug。</w:t>
+        </w:rPr>
+        <w:t xml:space="preserve">想看某根杆的局部轴：选中它，属性面板里有局部</w:t>
+      </w:r>
+      <w:r>
+        <w:t xml:space="preserve"> x/y/z </w:t>
+      </w:r>
+      <w:r>
+        <w:rPr>
+          <w:rFonts w:hint="eastAsia"/>
+        </w:rPr>
+        <w:t xml:space="preserve">三色箭头（x</w:t>
+      </w:r>
+      <w:r>
+        <w:t xml:space="preserve"> </w:t>
+      </w:r>
+      <w:r>
+        <w:rPr>
+          <w:rFonts w:hint="eastAsia"/>
+        </w:rPr>
+        <w:t xml:space="preserve">红</w:t>
+      </w:r>
+      <w:r>
+        <w:t xml:space="preserve"> y </w:t>
+      </w:r>
+      <w:r>
+        <w:rPr>
+          <w:rFonts w:hint="eastAsia"/>
+        </w:rPr>
+        <w:t xml:space="preserve">绿</w:t>
+      </w:r>
+      <w:r>
+        <w:t xml:space="preserve"> z </w:t>
+      </w:r>
+      <w:r>
+        <w:rPr>
+          <w:rFonts w:hint="eastAsia"/>
+        </w:rPr>
+        <w:t xml:space="preserve">蓝）</w:t>
       </w:r>
     </w:p>
     <w:p>
@@ -5231,6 +4420,764 @@
         <w:numPr>
           <w:ilvl w:val="0"/>
           <w:numId w:val="1007"/>
+        </w:numPr>
+      </w:pPr>
+      <w:r>
+        <w:rPr>
+          <w:rFonts w:hint="eastAsia"/>
+        </w:rPr>
+        <w:t xml:space="preserve">生成器会给竖直杆显式写入参考向量，避免</w:t>
+      </w:r>
+      <w:r>
+        <w:t xml:space="preserve"> 0.01°/0.1° </w:t>
+      </w:r>
+      <w:r>
+        <w:rPr>
+          <w:rFonts w:hint="eastAsia"/>
+        </w:rPr>
+        <w:t xml:space="preserve">之间翻号</w:t>
+      </w:r>
+    </w:p>
+    <w:p>
+      <w:pPr>
+        <w:pStyle w:val="Compact"/>
+        <w:numPr>
+          <w:ilvl w:val="0"/>
+          <w:numId w:val="1007"/>
+        </w:numPr>
+      </w:pPr>
+      <w:r>
+        <w:rPr>
+          <w:rFonts w:hint="eastAsia"/>
+        </w:rPr>
+        <w:t xml:space="preserve">手工建模时若发现弯矩分量不对，</w:t>
+      </w:r>
+      <w:r>
+        <w:rPr>
+          <w:rFonts w:hint="eastAsia"/>
+          <w:b/>
+          <w:bCs/>
+        </w:rPr>
+        <w:t xml:space="preserve">第一个要怀疑的就是这里</w:t>
+      </w:r>
+    </w:p>
+    <w:bookmarkEnd w:id="31"/>
+    <w:bookmarkStart w:id="32" w:name="X281e04c35118044cd4e35f7911021b6757a69c1"/>
+    <w:p>
+      <w:pPr>
+        <w:pStyle w:val="Heading3"/>
+      </w:pPr>
+      <w:r>
+        <w:t xml:space="preserve">4.5 </w:t>
+      </w:r>
+      <w:r>
+        <w:rPr>
+          <w:rFonts w:hint="eastAsia"/>
+        </w:rPr>
+        <w:t xml:space="preserve">单位制</w:t>
+      </w:r>
+    </w:p>
+    <w:p>
+      <w:pPr>
+        <w:pStyle w:val="FirstParagraph"/>
+      </w:pPr>
+      <w:r>
+        <w:rPr>
+          <w:rStyle w:val="VerbatimChar"/>
+          <w:rFonts w:hint="eastAsia"/>
+        </w:rPr>
+        <w:t xml:space="preserve">属性</w:t>
+      </w:r>
+      <w:r>
+        <w:t xml:space="preserve"> </w:t>
+      </w:r>
+      <w:r>
+        <w:t xml:space="preserve">→ </w:t>
+      </w:r>
+      <w:r>
+        <w:rPr>
+          <w:rFonts w:hint="eastAsia"/>
+        </w:rPr>
+        <w:t xml:space="preserve">「单位制」在</w:t>
+      </w:r>
+      <w:r>
+        <w:t xml:space="preserve"> </w:t>
+      </w:r>
+      <w:r>
+        <w:rPr>
+          <w:rStyle w:val="VerbatimChar"/>
+        </w:rPr>
+        <w:t xml:space="preserve">N-m-Pa</w:t>
+      </w:r>
+      <w:r>
+        <w:t xml:space="preserve"> </w:t>
+      </w:r>
+      <w:r>
+        <w:rPr>
+          <w:rFonts w:hint="eastAsia"/>
+        </w:rPr>
+        <w:t xml:space="preserve">与</w:t>
+      </w:r>
+      <w:r>
+        <w:t xml:space="preserve"> </w:t>
+      </w:r>
+      <w:r>
+        <w:rPr>
+          <w:rStyle w:val="VerbatimChar"/>
+        </w:rPr>
+        <w:t xml:space="preserve">N-mm-MPa</w:t>
+      </w:r>
+      <w:r>
+        <w:t xml:space="preserve"> </w:t>
+      </w:r>
+      <w:r>
+        <w:rPr>
+          <w:rFonts w:hint="eastAsia"/>
+        </w:rPr>
+        <w:t xml:space="preserve">之间</w:t>
+      </w:r>
+      <w:r>
+        <w:rPr>
+          <w:rFonts w:hint="eastAsia"/>
+          <w:b/>
+          <w:bCs/>
+        </w:rPr>
+        <w:t xml:space="preserve">整份模型转换</w:t>
+      </w:r>
+      <w:r>
+        <w:rPr>
+          <w:rFonts w:hint="eastAsia"/>
+        </w:rPr>
+        <w:t xml:space="preserve">，</w:t>
+      </w:r>
+      <w:r>
+        <w:t xml:space="preserve"> </w:t>
+      </w:r>
+      <w:r>
+        <w:rPr>
+          <w:rFonts w:hint="eastAsia"/>
+        </w:rPr>
+        <w:t xml:space="preserve">不是只改显示。状态栏右下角常驻显示当前单位制。</w:t>
+      </w:r>
+    </w:p>
+    <w:p>
+      <w:r>
+        <w:pict>
+          <v:rect style="width:0;height:1.5pt" o:hralign="center" o:hrstd="t" o:hr="t"/>
+        </w:pict>
+      </w:r>
+    </w:p>
+    <w:bookmarkEnd w:id="32"/>
+    <w:bookmarkEnd w:id="33"/>
+    <w:bookmarkStart w:id="37" w:name="X442b27c0b0e3b05e6fe51eceed426bfe2126cc9"/>
+    <w:p>
+      <w:pPr>
+        <w:pStyle w:val="Heading2"/>
+      </w:pPr>
+      <w:r>
+        <w:t xml:space="preserve">5 </w:t>
+      </w:r>
+      <w:r>
+        <w:rPr>
+          <w:rFonts w:hint="eastAsia"/>
+        </w:rPr>
+        <w:t xml:space="preserve">边界条件与荷载</w:t>
+      </w:r>
+    </w:p>
+    <w:bookmarkStart w:id="34" w:name="X05e64d2455d8374a8840f216210d0dc6a1f42fa"/>
+    <w:p>
+      <w:pPr>
+        <w:pStyle w:val="Heading3"/>
+      </w:pPr>
+      <w:r>
+        <w:t xml:space="preserve">5.1 </w:t>
+      </w:r>
+      <w:r>
+        <w:rPr>
+          <w:rFonts w:hint="eastAsia"/>
+        </w:rPr>
+        <w:t xml:space="preserve">支座</w:t>
+      </w:r>
+    </w:p>
+    <w:p>
+      <w:pPr>
+        <w:pStyle w:val="FirstParagraph"/>
+      </w:pPr>
+      <w:r>
+        <w:rPr>
+          <w:rStyle w:val="VerbatimChar"/>
+          <w:rFonts w:hint="eastAsia"/>
+        </w:rPr>
+        <w:t xml:space="preserve">载荷</w:t>
+      </w:r>
+      <w:r>
+        <w:t xml:space="preserve"> </w:t>
+      </w:r>
+      <w:r>
+        <w:t xml:space="preserve">→ </w:t>
+      </w:r>
+      <w:r>
+        <w:rPr>
+          <w:rFonts w:hint="eastAsia"/>
+        </w:rPr>
+        <w:t xml:space="preserve">「创建边界条件」。选中节点，勾</w:t>
+      </w:r>
+      <w:r>
+        <w:t xml:space="preserve"> </w:t>
+      </w:r>
+      <w:r>
+        <w:rPr>
+          <w:rStyle w:val="VerbatimChar"/>
+        </w:rPr>
+        <w:t xml:space="preserve">U1/U2/U3/UR1/UR2/UR3</w:t>
+      </w:r>
+      <w:r>
+        <w:t xml:space="preserve"> </w:t>
+      </w:r>
+      <w:r>
+        <w:rPr>
+          <w:rFonts w:hint="eastAsia"/>
+        </w:rPr>
+        <w:t xml:space="preserve">六个自由度。</w:t>
+      </w:r>
+      <w:r>
+        <w:t xml:space="preserve"> </w:t>
+      </w:r>
+      <w:r>
+        <w:rPr>
+          <w:rFonts w:hint="eastAsia"/>
+        </w:rPr>
+        <w:t xml:space="preserve">全勾是固接，只勾三个平动是铰接。</w:t>
+      </w:r>
+    </w:p>
+    <w:p>
+      <w:pPr>
+        <w:pStyle w:val="BlockText"/>
+      </w:pPr>
+      <w:r>
+        <w:rPr>
+          <w:rFonts w:hint="eastAsia"/>
+        </w:rPr>
+        <w:t xml:space="preserve">视口里</w:t>
+      </w:r>
+      <w:r>
+        <w:rPr>
+          <w:rFonts w:hint="eastAsia"/>
+          <w:b/>
+          <w:bCs/>
+        </w:rPr>
+        <w:t xml:space="preserve">不是每个受约束节点都画符号</w:t>
+      </w:r>
+      <w:r>
+        <w:rPr>
+          <w:rFonts w:hint="eastAsia"/>
+        </w:rPr>
+        <w:t xml:space="preserve">：平面刚架的面外自由度是代码自动约束的，</w:t>
+      </w:r>
+      <w:r>
+        <w:t xml:space="preserve"> </w:t>
+      </w:r>
+      <w:r>
+        <w:rPr>
+          <w:rFonts w:hint="eastAsia"/>
+        </w:rPr>
+        <w:t xml:space="preserve">全画出来满屏符号，真正的柱脚反而看不见。只画约束住两个及以上平动方向的节点。</w:t>
+      </w:r>
+    </w:p>
+    <w:bookmarkEnd w:id="34"/>
+    <w:bookmarkStart w:id="35" w:name="Xadee4747154a81b5b46b94e95a4034c92d5821a"/>
+    <w:p>
+      <w:pPr>
+        <w:pStyle w:val="Heading3"/>
+      </w:pPr>
+      <w:r>
+        <w:t xml:space="preserve">5.2 </w:t>
+      </w:r>
+      <w:r>
+        <w:rPr>
+          <w:rFonts w:hint="eastAsia"/>
+        </w:rPr>
+        <w:t xml:space="preserve">荷载</w:t>
+      </w:r>
+    </w:p>
+    <w:p>
+      <w:pPr>
+        <w:pStyle w:val="FirstParagraph"/>
+      </w:pPr>
+      <w:r>
+        <w:rPr>
+          <w:rStyle w:val="VerbatimChar"/>
+          <w:rFonts w:hint="eastAsia"/>
+        </w:rPr>
+        <w:t xml:space="preserve">载荷</w:t>
+      </w:r>
+      <w:r>
+        <w:t xml:space="preserve"> </w:t>
+      </w:r>
+      <w:r>
+        <w:t xml:space="preserve">→ </w:t>
+      </w:r>
+      <w:r>
+        <w:rPr>
+          <w:rFonts w:hint="eastAsia"/>
+        </w:rPr>
+        <w:t xml:space="preserve">「创建载荷」：集中力、线荷载、重力，选中对象后输入分量。</w:t>
+      </w:r>
+      <w:r>
+        <w:t xml:space="preserve"> </w:t>
+      </w:r>
+      <w:r>
+        <w:rPr>
+          <w:rFonts w:hint="eastAsia"/>
+        </w:rPr>
+        <w:t xml:space="preserve">「重力」按密度和截面面积自动算自重。</w:t>
+      </w:r>
+    </w:p>
+    <w:p>
+      <w:pPr>
+        <w:pStyle w:val="BodyText"/>
+      </w:pPr>
+      <w:r>
+        <w:rPr>
+          <w:rFonts w:hint="eastAsia"/>
+        </w:rPr>
+        <w:t xml:space="preserve">荷载箭头旁边默认标数值。模型一大会糊成一片，</w:t>
+      </w:r>
+      <w:r>
+        <w:rPr>
+          <w:rStyle w:val="VerbatimChar"/>
+          <w:rFonts w:hint="eastAsia"/>
+        </w:rPr>
+        <w:t xml:space="preserve">视图</w:t>
+      </w:r>
+      <w:r>
+        <w:t xml:space="preserve"> </w:t>
+      </w:r>
+      <w:r>
+        <w:t xml:space="preserve">→ </w:t>
+      </w:r>
+      <w:r>
+        <w:rPr>
+          <w:rFonts w:hint="eastAsia"/>
+        </w:rPr>
+        <w:t xml:space="preserve">「荷载数值」</w:t>
+      </w:r>
+      <w:r>
+        <w:t xml:space="preserve"> </w:t>
+      </w:r>
+      <w:r>
+        <w:rPr>
+          <w:rFonts w:hint="eastAsia"/>
+        </w:rPr>
+        <w:t xml:space="preserve">（</w:t>
+      </w:r>
+      <w:r>
+        <w:rPr>
+          <w:rStyle w:val="VerbatimChar"/>
+        </w:rPr>
+        <w:t xml:space="preserve">Shift+L</w:t>
+      </w:r>
+      <w:r>
+        <w:rPr>
+          <w:rFonts w:hint="eastAsia"/>
+        </w:rPr>
+        <w:t xml:space="preserve">）整体关掉，箭头保留。</w:t>
+      </w:r>
+    </w:p>
+    <w:bookmarkEnd w:id="35"/>
+    <w:bookmarkStart w:id="36" w:name="X13763b8349c775d170840af371dac1902a1076b"/>
+    <w:p>
+      <w:pPr>
+        <w:pStyle w:val="Heading3"/>
+      </w:pPr>
+      <w:r>
+        <w:t xml:space="preserve">5.3 </w:t>
+      </w:r>
+      <w:r>
+        <w:rPr>
+          <w:rFonts w:hint="eastAsia"/>
+        </w:rPr>
+        <w:t xml:space="preserve">工况与组合</w:t>
+      </w:r>
+    </w:p>
+    <w:p>
+      <w:pPr>
+        <w:pStyle w:val="FirstParagraph"/>
+      </w:pPr>
+      <w:r>
+        <w:rPr>
+          <w:rStyle w:val="VerbatimChar"/>
+          <w:rFonts w:hint="eastAsia"/>
+        </w:rPr>
+        <w:t xml:space="preserve">载荷</w:t>
+      </w:r>
+      <w:r>
+        <w:t xml:space="preserve"> </w:t>
+      </w:r>
+      <w:r>
+        <w:t xml:space="preserve">→ </w:t>
+      </w:r>
+      <w:r>
+        <w:rPr>
+          <w:rFonts w:hint="eastAsia"/>
+        </w:rPr>
+        <w:t xml:space="preserve">「荷载组合」按分项系数组合。求解一次算完所有工况——</w:t>
+      </w:r>
+      <w:r>
+        <w:t xml:space="preserve"> </w:t>
+      </w:r>
+      <w:r>
+        <w:rPr>
+          <w:rFonts w:hint="eastAsia"/>
+        </w:rPr>
+        <w:t xml:space="preserve">总刚只分解一次，逐工况回代，这是多工况的全部好处所在。</w:t>
+      </w:r>
+    </w:p>
+    <w:p>
+      <w:r>
+        <w:pict>
+          <v:rect style="width:0;height:1.5pt" o:hralign="center" o:hrstd="t" o:hr="t"/>
+        </w:pict>
+      </w:r>
+    </w:p>
+    <w:bookmarkEnd w:id="36"/>
+    <w:bookmarkEnd w:id="37"/>
+    <w:bookmarkStart w:id="38" w:name="X4b27e17e9f4dd996024dd42f887aba91296199b"/>
+    <w:p>
+      <w:pPr>
+        <w:pStyle w:val="Heading2"/>
+      </w:pPr>
+      <w:r>
+        <w:t xml:space="preserve">6 </w:t>
+      </w:r>
+      <w:r>
+        <w:rPr>
+          <w:rFonts w:hint="eastAsia"/>
+        </w:rPr>
+        <w:t xml:space="preserve">分析步</w:t>
+      </w:r>
+    </w:p>
+    <w:p>
+      <w:pPr>
+        <w:pStyle w:val="FirstParagraph"/>
+      </w:pPr>
+      <w:r>
+        <w:rPr>
+          <w:rStyle w:val="VerbatimChar"/>
+          <w:rFonts w:hint="eastAsia"/>
+        </w:rPr>
+        <w:t xml:space="preserve">分析</w:t>
+      </w:r>
+      <w:r>
+        <w:t xml:space="preserve"> </w:t>
+      </w:r>
+      <w:r>
+        <w:t xml:space="preserve">→ </w:t>
+      </w:r>
+      <w:r>
+        <w:rPr>
+          <w:rFonts w:hint="eastAsia"/>
+        </w:rPr>
+        <w:t xml:space="preserve">「分析步」选类型：</w:t>
+      </w:r>
+    </w:p>
+    <w:tbl>
+      <w:tblPr>
+        <w:tblStyle w:val="Table"/>
+        <w:tblW w:type="auto" w:w="0"/>
+        <w:tblLook w:firstRow="1" w:lastRow="0" w:firstColumn="0" w:lastColumn="0" w:noHBand="0" w:noVBand="0" w:val="0020"/>
+      </w:tblPr>
+      <w:tblGrid>
+        <w:gridCol w:w="2640"/>
+        <w:gridCol w:w="2640"/>
+        <w:gridCol w:w="2640"/>
+      </w:tblGrid>
+      <w:tr>
+        <w:trPr>
+          <w:tblHeader w:val="on"/>
+        </w:trPr>
+        <w:tc>
+          <w:tcPr/>
+          <w:p>
+            <w:pPr>
+              <w:pStyle w:val="Compact"/>
+            </w:pPr>
+            <w:r>
+              <w:rPr>
+                <w:rFonts w:hint="eastAsia"/>
+              </w:rPr>
+              <w:t xml:space="preserve">类型</w:t>
+            </w:r>
+          </w:p>
+        </w:tc>
+        <w:tc>
+          <w:tcPr/>
+          <w:p>
+            <w:pPr>
+              <w:pStyle w:val="Compact"/>
+            </w:pPr>
+            <w:r>
+              <w:rPr>
+                <w:rFonts w:hint="eastAsia"/>
+              </w:rPr>
+              <w:t xml:space="preserve">什么时候用</w:t>
+            </w:r>
+          </w:p>
+        </w:tc>
+        <w:tc>
+          <w:tcPr/>
+          <w:p>
+            <w:pPr>
+              <w:pStyle w:val="Compact"/>
+            </w:pPr>
+            <w:r>
+              <w:rPr>
+                <w:rFonts w:hint="eastAsia"/>
+              </w:rPr>
+              <w:t xml:space="preserve">注意</w:t>
+            </w:r>
+          </w:p>
+        </w:tc>
+      </w:tr>
+      <w:tr>
+        <w:tc>
+          <w:tcPr/>
+          <w:p>
+            <w:pPr>
+              <w:pStyle w:val="Compact"/>
+            </w:pPr>
+            <w:r>
+              <w:rPr>
+                <w:rFonts w:hint="eastAsia"/>
+              </w:rPr>
+              <w:t xml:space="preserve">线性静力</w:t>
+            </w:r>
+          </w:p>
+        </w:tc>
+        <w:tc>
+          <w:tcPr/>
+          <w:p>
+            <w:pPr>
+              <w:pStyle w:val="Compact"/>
+            </w:pPr>
+            <w:r>
+              <w:rPr>
+                <w:rFonts w:hint="eastAsia"/>
+              </w:rPr>
+              <w:t xml:space="preserve">默认</w:t>
+            </w:r>
+          </w:p>
+        </w:tc>
+        <w:tc>
+          <w:tcPr/>
+          <w:p>
+            <w:pPr>
+              <w:pStyle w:val="Compact"/>
+            </w:pPr>
+            <w:r>
+              <w:t xml:space="preserve">—</w:t>
+            </w:r>
+          </w:p>
+        </w:tc>
+      </w:tr>
+      <w:tr>
+        <w:tc>
+          <w:tcPr/>
+          <w:p>
+            <w:pPr>
+              <w:pStyle w:val="Compact"/>
+            </w:pPr>
+            <w:r>
+              <w:t xml:space="preserve">P-Delta </w:t>
+            </w:r>
+            <w:r>
+              <w:rPr>
+                <w:rFonts w:hint="eastAsia"/>
+              </w:rPr>
+              <w:t xml:space="preserve">二阶弹性</w:t>
+            </w:r>
+          </w:p>
+        </w:tc>
+        <w:tc>
+          <w:tcPr/>
+          <w:p>
+            <w:pPr>
+              <w:pStyle w:val="Compact"/>
+            </w:pPr>
+            <w:r>
+              <w:rPr>
+                <w:rFonts w:hint="eastAsia"/>
+              </w:rPr>
+              <w:t xml:space="preserve">轴压大、侧移敏感的框架</w:t>
+            </w:r>
+          </w:p>
+        </w:tc>
+        <w:tc>
+          <w:tcPr/>
+          <w:p>
+            <w:pPr>
+              <w:pStyle w:val="Compact"/>
+            </w:pPr>
+            <w:r>
+              <w:rPr>
+                <w:rFonts w:hint="eastAsia"/>
+              </w:rPr>
+              <w:t xml:space="preserve">小应变，非</w:t>
+            </w:r>
+            <w:r>
+              <w:t xml:space="preserve"> </w:t>
+            </w:r>
+            <w:r>
+              <w:rPr>
+                <w:rStyle w:val="VerbatimChar"/>
+              </w:rPr>
+              <w:t xml:space="preserve">NLGEOM</w:t>
+            </w:r>
+          </w:p>
+        </w:tc>
+      </w:tr>
+      <w:tr>
+        <w:tc>
+          <w:tcPr/>
+          <w:p>
+            <w:pPr>
+              <w:pStyle w:val="Compact"/>
+            </w:pPr>
+            <w:r>
+              <w:rPr>
+                <w:rFonts w:hint="eastAsia"/>
+              </w:rPr>
+              <w:t xml:space="preserve">双线性轴向材料非线性</w:t>
+            </w:r>
+          </w:p>
+        </w:tc>
+        <w:tc>
+          <w:tcPr/>
+          <w:p>
+            <w:pPr>
+              <w:pStyle w:val="Compact"/>
+            </w:pPr>
+            <w:r>
+              <w:rPr>
+                <w:rFonts w:hint="eastAsia"/>
+              </w:rPr>
+              <w:t xml:space="preserve">轴向进入塑性</w:t>
+            </w:r>
+          </w:p>
+        </w:tc>
+        <w:tc>
+          <w:tcPr/>
+          <w:p>
+            <w:pPr>
+              <w:pStyle w:val="Compact"/>
+            </w:pPr>
+            <w:r>
+              <w:rPr>
+                <w:rFonts w:hint="eastAsia"/>
+                <w:b/>
+                <w:bCs/>
+              </w:rPr>
+              <w:t xml:space="preserve">仅轴向</w:t>
+            </w:r>
+            <w:r>
+              <w:rPr>
+                <w:rFonts w:hint="eastAsia"/>
+              </w:rPr>
+              <w:t xml:space="preserve">，弯曲仍弹性</w:t>
+            </w:r>
+          </w:p>
+        </w:tc>
+      </w:tr>
+    </w:tbl>
+    <w:p>
+      <w:pPr>
+        <w:pStyle w:val="BodyText"/>
+      </w:pPr>
+      <w:r>
+        <w:rPr>
+          <w:rFonts w:hint="eastAsia"/>
+        </w:rPr>
+        <w:t xml:space="preserve">另外两个独立分析：</w:t>
+      </w:r>
+    </w:p>
+    <w:p>
+      <w:pPr>
+        <w:pStyle w:val="Compact"/>
+        <w:numPr>
+          <w:ilvl w:val="0"/>
+          <w:numId w:val="1008"/>
+        </w:numPr>
+      </w:pPr>
+      <w:r>
+        <w:rPr>
+          <w:rFonts w:hint="eastAsia"/>
+          <w:b/>
+          <w:bCs/>
+        </w:rPr>
+        <w:t xml:space="preserve">「模态」</w:t>
+      </w:r>
+      <w:r>
+        <w:rPr>
+          <w:rFonts w:hint="eastAsia"/>
+        </w:rPr>
+        <w:t xml:space="preserve">（</w:t>
+      </w:r>
+      <w:r>
+        <w:rPr>
+          <w:rStyle w:val="VerbatimChar"/>
+        </w:rPr>
+        <w:t xml:space="preserve">Ctrl+4</w:t>
+      </w:r>
+      <w:r>
+        <w:rPr>
+          <w:rFonts w:hint="eastAsia"/>
+        </w:rPr>
+        <w:t xml:space="preserve">）：自振频率与振型，</w:t>
+      </w:r>
+      <w:r>
+        <w:rPr>
+          <w:rFonts w:hint="eastAsia"/>
+          <w:b/>
+          <w:bCs/>
+        </w:rPr>
+        <w:t xml:space="preserve">需要材料密度</w:t>
+      </w:r>
+      <w:r>
+        <w:t xml:space="preserve">。</w:t>
+      </w:r>
+      <w:r>
+        <w:t xml:space="preserve"> </w:t>
+      </w:r>
+      <w:r>
+        <w:rPr>
+          <w:rFonts w:hint="eastAsia"/>
+        </w:rPr>
+        <w:t xml:space="preserve">一致质量阵会</w:t>
+      </w:r>
+      <w:r>
+        <w:rPr>
+          <w:rFonts w:hint="eastAsia"/>
+          <w:b/>
+          <w:bCs/>
+        </w:rPr>
+        <w:t xml:space="preserve">高估</w:t>
+      </w:r>
+      <w:r>
+        <w:rPr>
+          <w:rFonts w:hint="eastAsia"/>
+        </w:rPr>
+        <w:t xml:space="preserve">频率，这是该做法的真实精度，不是</w:t>
+      </w:r>
+      <w:r>
+        <w:t xml:space="preserve"> bug。</w:t>
+      </w:r>
+    </w:p>
+    <w:p>
+      <w:pPr>
+        <w:pStyle w:val="Compact"/>
+        <w:numPr>
+          <w:ilvl w:val="0"/>
+          <w:numId w:val="1008"/>
         </w:numPr>
       </w:pPr>
       <w:r>
@@ -6037,7 +5984,7 @@
         <w:pStyle w:val="Compact"/>
         <w:numPr>
           <w:ilvl w:val="0"/>
-          <w:numId w:val="1008"/>
+          <w:numId w:val="1009"/>
         </w:numPr>
       </w:pPr>
       <w:r>
@@ -6075,7 +6022,7 @@
         <w:pStyle w:val="Compact"/>
         <w:numPr>
           <w:ilvl w:val="0"/>
-          <w:numId w:val="1008"/>
+          <w:numId w:val="1009"/>
         </w:numPr>
       </w:pPr>
       <w:r>
@@ -6660,7 +6607,7 @@
         <w:pStyle w:val="Compact"/>
         <w:numPr>
           <w:ilvl w:val="0"/>
-          <w:numId w:val="1009"/>
+          <w:numId w:val="1010"/>
         </w:numPr>
       </w:pPr>
       <w:r>
@@ -6676,198 +6623,6 @@
           <w:rFonts w:hint="eastAsia"/>
         </w:rPr>
         <w:t xml:space="preserve">，用顺序色标，从零起</w:t>
-      </w:r>
-    </w:p>
-    <w:p>
-      <w:pPr>
-        <w:pStyle w:val="Compact"/>
-        <w:numPr>
-          <w:ilvl w:val="0"/>
-          <w:numId w:val="1009"/>
-        </w:numPr>
-      </w:pPr>
-      <w:r>
-        <w:rPr>
-          <w:rFonts w:hint="eastAsia"/>
-          <w:b/>
-          <w:bCs/>
-        </w:rPr>
-        <w:t xml:space="preserve">有符号分量关于零对称</w:t>
-      </w:r>
-      <w:r>
-        <w:rPr>
-          <w:rFonts w:hint="eastAsia"/>
-        </w:rPr>
-        <w:t xml:space="preserve">，中点是零</w:t>
-      </w:r>
-    </w:p>
-    <w:p>
-      <w:pPr>
-        <w:pStyle w:val="Compact"/>
-        <w:numPr>
-          <w:ilvl w:val="0"/>
-          <w:numId w:val="1009"/>
-        </w:numPr>
-      </w:pPr>
-      <w:r>
-        <w:rPr>
-          <w:rFonts w:hint="eastAsia"/>
-        </w:rPr>
-        <w:t xml:space="preserve">超出量程的段单独画成</w:t>
-      </w:r>
-      <w:r>
-        <w:rPr>
-          <w:rFonts w:hint="eastAsia"/>
-          <w:b/>
-          <w:bCs/>
-        </w:rPr>
-        <w:t xml:space="preserve">橙色</w:t>
-      </w:r>
-      <w:r>
-        <w:rPr>
-          <w:rFonts w:hint="eastAsia"/>
-        </w:rPr>
-        <w:t xml:space="preserve">，否则峰值位置会消失在饱和的同色里</w:t>
-      </w:r>
-    </w:p>
-    <w:p>
-      <w:pPr>
-        <w:pStyle w:val="Compact"/>
-        <w:numPr>
-          <w:ilvl w:val="0"/>
-          <w:numId w:val="1009"/>
-        </w:numPr>
-      </w:pPr>
-      <w:r>
-        <w:rPr>
-          <w:rFonts w:hint="eastAsia"/>
-        </w:rPr>
-        <w:t xml:space="preserve">彩虹色系明度不单调，</w:t>
-      </w:r>
-      <w:r>
-        <w:rPr>
-          <w:rFonts w:hint="eastAsia"/>
-          <w:b/>
-          <w:bCs/>
-        </w:rPr>
-        <w:t xml:space="preserve">黑白打印和色盲读不出高低</w:t>
-      </w:r>
-      <w:r>
-        <w:rPr>
-          <w:rFonts w:hint="eastAsia"/>
-        </w:rPr>
-        <w:t xml:space="preserve">，那两种场合换另外两套</w:t>
-      </w:r>
-    </w:p>
-    <w:p>
-      <w:pPr>
-        <w:pStyle w:val="BlockText"/>
-      </w:pPr>
-      <w:r>
-        <w:rPr>
-          <w:b/>
-          <w:bCs/>
-        </w:rPr>
-        <w:t xml:space="preserve">σ </w:t>
-      </w:r>
-      <w:r>
-        <w:rPr>
-          <w:rFonts w:hint="eastAsia"/>
-          <w:b/>
-          <w:bCs/>
-        </w:rPr>
-        <w:t xml:space="preserve">是极端纤维正应力</w:t>
-      </w:r>
-      <w:r>
-        <w:t xml:space="preserve"> </w:t>
-      </w:r>
-      <w:r>
-        <w:rPr>
-          <w:rStyle w:val="VerbatimChar"/>
-        </w:rPr>
-        <w:t xml:space="preserve">σ = N/A ± M·c/I</w:t>
-      </w:r>
-      <w:r>
-        <w:rPr>
-          <w:rFonts w:hint="eastAsia"/>
-        </w:rPr>
-        <w:t xml:space="preserve">，不含剪应力与扭转，</w:t>
-      </w:r>
-      <w:r>
-        <w:t xml:space="preserve"> </w:t>
-      </w:r>
-      <w:r>
-        <w:rPr>
-          <w:rFonts w:hint="eastAsia"/>
-        </w:rPr>
-        <w:t xml:space="preserve">所以</w:t>
-      </w:r>
-      <w:r>
-        <w:rPr>
-          <w:rFonts w:hint="eastAsia"/>
-          <w:b/>
-          <w:bCs/>
-        </w:rPr>
-        <w:t xml:space="preserve">不是</w:t>
-      </w:r>
-      <w:r>
-        <w:rPr>
-          <w:b/>
-          <w:bCs/>
-        </w:rPr>
-        <w:t xml:space="preserve"> von Mises</w:t>
-      </w:r>
-      <w:r>
-        <w:rPr>
-          <w:rFonts w:hint="eastAsia"/>
-        </w:rPr>
-        <w:t xml:space="preserve">。截面缺</w:t>
-      </w:r>
-      <w:r>
-        <w:t xml:space="preserve"> </w:t>
-      </w:r>
-      <w:r>
-        <w:rPr>
-          <w:rStyle w:val="VerbatimChar"/>
-        </w:rPr>
-        <w:t xml:space="preserve">cy/cz</w:t>
-      </w:r>
-      <w:r>
-        <w:t xml:space="preserve"> </w:t>
-      </w:r>
-      <w:r>
-        <w:rPr>
-          <w:rFonts w:hint="eastAsia"/>
-        </w:rPr>
-        <w:t xml:space="preserve">时点它会被当场拒绝。</w:t>
-      </w:r>
-    </w:p>
-    <w:bookmarkEnd w:id="44"/>
-    <w:bookmarkStart w:id="45" w:name="Xed9ea7b943ddd954bd7215cb8fdadabecf6bcf5"/>
-    <w:p>
-      <w:pPr>
-        <w:pStyle w:val="Heading3"/>
-      </w:pPr>
-      <w:r>
-        <w:t xml:space="preserve">8.3 </w:t>
-      </w:r>
-      <w:r>
-        <w:rPr>
-          <w:rFonts w:hint="eastAsia"/>
-        </w:rPr>
-        <w:t xml:space="preserve">内力图（</w:t>
-      </w:r>
-      <w:r>
-        <w:rPr>
-          <w:rStyle w:val="VerbatimChar"/>
-        </w:rPr>
-        <w:t xml:space="preserve">Ctrl+D</w:t>
-      </w:r>
-      <w:r>
-        <w:rPr>
-          <w:rFonts w:hint="eastAsia"/>
-        </w:rPr>
-        <w:t xml:space="preserve">）与包络</w:t>
       </w:r>
     </w:p>
     <w:p>
@@ -6881,8 +6636,16 @@
       <w:r>
         <w:rPr>
           <w:rFonts w:hint="eastAsia"/>
-        </w:rPr>
-        <w:t xml:space="preserve">「内力图」：沿杆长的曲线，峰值位置、过零点、各组合包络</w:t>
+          <w:b/>
+          <w:bCs/>
+        </w:rPr>
+        <w:t xml:space="preserve">有符号分量关于零对称</w:t>
+      </w:r>
+      <w:r>
+        <w:rPr>
+          <w:rFonts w:hint="eastAsia"/>
+        </w:rPr>
+        <w:t xml:space="preserve">，中点是零</w:t>
       </w:r>
     </w:p>
     <w:p>
@@ -6897,15 +6660,21 @@
         <w:rPr>
           <w:rFonts w:hint="eastAsia"/>
         </w:rPr>
-        <w:t xml:space="preserve">「包络」：各分量沿杆件的极值与</w:t>
-      </w:r>
-      <w:r>
-        <w:rPr>
-          <w:rFonts w:hint="eastAsia"/>
-          <w:b/>
-          <w:bCs/>
-        </w:rPr>
-        <w:t xml:space="preserve">控制组合</w:t>
+        <w:t xml:space="preserve">超出量程的段单独画成</w:t>
+      </w:r>
+      <w:r>
+        <w:rPr>
+          <w:rFonts w:hint="eastAsia"/>
+          <w:b/>
+          <w:bCs/>
+        </w:rPr>
+        <w:t xml:space="preserve">橙色</w:t>
+      </w:r>
+      <w:r>
+        <w:rPr>
+          <w:rFonts w:hint="eastAsia"/>
+        </w:rPr>
+        <w:t xml:space="preserve">，否则峰值位置会消失在饱和的同色里</w:t>
       </w:r>
     </w:p>
     <w:p>
@@ -6920,152 +6689,132 @@
         <w:rPr>
           <w:rFonts w:hint="eastAsia"/>
         </w:rPr>
-        <w:t xml:space="preserve">「最大挠度」：最不利杆件的挠度、位置与</w:t>
-      </w:r>
-      <w:r>
-        <w:rPr>
-          <w:rFonts w:hint="eastAsia"/>
-          <w:b/>
-          <w:bCs/>
-        </w:rPr>
-        <w:t xml:space="preserve">挠跨比</w:t>
-      </w:r>
-    </w:p>
-    <w:bookmarkEnd w:id="45"/>
-    <w:bookmarkStart w:id="46" w:name="X576bd797637f7ea3bb611b3e9dcf87d227915ad"/>
+        <w:t xml:space="preserve">彩虹色系明度不单调，</w:t>
+      </w:r>
+      <w:r>
+        <w:rPr>
+          <w:rFonts w:hint="eastAsia"/>
+          <w:b/>
+          <w:bCs/>
+        </w:rPr>
+        <w:t xml:space="preserve">黑白打印和色盲读不出高低</w:t>
+      </w:r>
+      <w:r>
+        <w:rPr>
+          <w:rFonts w:hint="eastAsia"/>
+        </w:rPr>
+        <w:t xml:space="preserve">，那两种场合换另外两套</w:t>
+      </w:r>
+    </w:p>
+    <w:p>
+      <w:pPr>
+        <w:pStyle w:val="BlockText"/>
+      </w:pPr>
+      <w:r>
+        <w:rPr>
+          <w:b/>
+          <w:bCs/>
+        </w:rPr>
+        <w:t xml:space="preserve">σ </w:t>
+      </w:r>
+      <w:r>
+        <w:rPr>
+          <w:rFonts w:hint="eastAsia"/>
+          <w:b/>
+          <w:bCs/>
+        </w:rPr>
+        <w:t xml:space="preserve">是极端纤维正应力</w:t>
+      </w:r>
+      <w:r>
+        <w:t xml:space="preserve"> </w:t>
+      </w:r>
+      <w:r>
+        <w:rPr>
+          <w:rStyle w:val="VerbatimChar"/>
+        </w:rPr>
+        <w:t xml:space="preserve">σ = N/A ± M·c/I</w:t>
+      </w:r>
+      <w:r>
+        <w:rPr>
+          <w:rFonts w:hint="eastAsia"/>
+        </w:rPr>
+        <w:t xml:space="preserve">，不含剪应力与扭转，</w:t>
+      </w:r>
+      <w:r>
+        <w:t xml:space="preserve"> </w:t>
+      </w:r>
+      <w:r>
+        <w:rPr>
+          <w:rFonts w:hint="eastAsia"/>
+        </w:rPr>
+        <w:t xml:space="preserve">所以</w:t>
+      </w:r>
+      <w:r>
+        <w:rPr>
+          <w:rFonts w:hint="eastAsia"/>
+          <w:b/>
+          <w:bCs/>
+        </w:rPr>
+        <w:t xml:space="preserve">不是</w:t>
+      </w:r>
+      <w:r>
+        <w:rPr>
+          <w:b/>
+          <w:bCs/>
+        </w:rPr>
+        <w:t xml:space="preserve"> von Mises</w:t>
+      </w:r>
+      <w:r>
+        <w:rPr>
+          <w:rFonts w:hint="eastAsia"/>
+        </w:rPr>
+        <w:t xml:space="preserve">。截面缺</w:t>
+      </w:r>
+      <w:r>
+        <w:t xml:space="preserve"> </w:t>
+      </w:r>
+      <w:r>
+        <w:rPr>
+          <w:rStyle w:val="VerbatimChar"/>
+        </w:rPr>
+        <w:t xml:space="preserve">cy/cz</w:t>
+      </w:r>
+      <w:r>
+        <w:t xml:space="preserve"> </w:t>
+      </w:r>
+      <w:r>
+        <w:rPr>
+          <w:rFonts w:hint="eastAsia"/>
+        </w:rPr>
+        <w:t xml:space="preserve">时点它会被当场拒绝。</w:t>
+      </w:r>
+    </w:p>
+    <w:bookmarkEnd w:id="44"/>
+    <w:bookmarkStart w:id="45" w:name="Xed9ea7b943ddd954bd7215cb8fdadabecf6bcf5"/>
     <w:p>
       <w:pPr>
         <w:pStyle w:val="Heading3"/>
       </w:pPr>
       <w:r>
-        <w:t xml:space="preserve">8.4 </w:t>
-      </w:r>
-      <w:r>
-        <w:rPr>
-          <w:rFonts w:hint="eastAsia"/>
-        </w:rPr>
-        <w:t xml:space="preserve">定位</w:t>
-      </w:r>
-    </w:p>
-    <w:p>
-      <w:pPr>
-        <w:pStyle w:val="FirstParagraph"/>
-      </w:pPr>
-      <w:r>
-        <w:rPr>
-          <w:rFonts w:hint="eastAsia"/>
-        </w:rPr>
-        <w:t xml:space="preserve">结果表里点一行</w:t>
-      </w:r>
-      <w:r>
-        <w:t xml:space="preserve"> → </w:t>
-      </w:r>
-      <w:r>
-        <w:rPr>
-          <w:rFonts w:hint="eastAsia"/>
-        </w:rPr>
-        <w:t xml:space="preserve">视口高亮那根杆。「定位当前分量极值」直接跳到峰值位置。</w:t>
-      </w:r>
-      <w:r>
-        <w:t xml:space="preserve"> </w:t>
+        <w:t xml:space="preserve">8.3 </w:t>
+      </w:r>
+      <w:r>
+        <w:rPr>
+          <w:rFonts w:hint="eastAsia"/>
+        </w:rPr>
+        <w:t xml:space="preserve">内力图（</w:t>
       </w:r>
       <w:r>
         <w:rPr>
           <w:rStyle w:val="VerbatimChar"/>
         </w:rPr>
-        <w:t xml:space="preserve">L</w:t>
-      </w:r>
-      <w:r>
-        <w:t xml:space="preserve"> </w:t>
-      </w:r>
-      <w:r>
-        <w:rPr>
-          <w:rFonts w:hint="eastAsia"/>
-        </w:rPr>
-        <w:t xml:space="preserve">键打开编号标注，报错和结果定位时必备。</w:t>
-      </w:r>
-    </w:p>
-    <w:p>
-      <w:r>
-        <w:pict>
-          <v:rect style="width:0;height:1.5pt" o:hralign="center" o:hrstd="t" o:hr="t"/>
-        </w:pict>
-      </w:r>
-    </w:p>
-    <w:bookmarkEnd w:id="46"/>
-    <w:bookmarkEnd w:id="47"/>
-    <w:bookmarkStart w:id="54" w:name="X660251ce4c178a48b6d3910f1a9e676c5ac806e"/>
-    <w:p>
-      <w:pPr>
-        <w:pStyle w:val="Heading2"/>
-      </w:pPr>
-      <w:r>
-        <w:t xml:space="preserve">9 </w:t>
-      </w:r>
-      <w:r>
-        <w:rPr>
-          <w:rFonts w:hint="eastAsia"/>
-        </w:rPr>
-        <w:t xml:space="preserve">四项校核</w:t>
-      </w:r>
-    </w:p>
-    <w:p>
-      <w:pPr>
-        <w:pStyle w:val="FirstParagraph"/>
-      </w:pPr>
-      <w:r>
-        <w:rPr>
-          <w:rFonts w:hint="eastAsia"/>
-        </w:rPr>
-        <w:t xml:space="preserve">这四项对应课程讲义《程序灵活应用及讨论》的具体条目，是这个程序区别于</w:t>
-      </w:r>
-      <w:r>
-        <w:t xml:space="preserve"> </w:t>
-      </w:r>
-      <w:r>
-        <w:rPr>
-          <w:rFonts w:hint="eastAsia"/>
-        </w:rPr>
-        <w:t xml:space="preserve">"能算就行"的地方。</w:t>
-      </w:r>
-    </w:p>
-    <w:bookmarkStart w:id="50" w:name="Xa23393f9708cb39449696ab767e8ec5c29ec730"/>
-    <w:p>
-      <w:pPr>
-        <w:pStyle w:val="Heading3"/>
-      </w:pPr>
-      <w:r>
-        <w:t xml:space="preserve">9.1 </w:t>
-      </w:r>
-      <w:r>
-        <w:rPr>
-          <w:rFonts w:hint="eastAsia"/>
-        </w:rPr>
-        <w:t xml:space="preserve">强度验算</w:t>
-      </w:r>
-    </w:p>
-    <w:p>
-      <w:pPr>
-        <w:pStyle w:val="FirstParagraph"/>
-      </w:pPr>
-      <w:r>
-        <w:rPr>
-          <w:rStyle w:val="VerbatimChar"/>
-          <w:rFonts w:hint="eastAsia"/>
-        </w:rPr>
-        <w:t xml:space="preserve">结果</w:t>
-      </w:r>
-      <w:r>
-        <w:t xml:space="preserve"> </w:t>
-      </w:r>
-      <w:r>
-        <w:t xml:space="preserve">→ </w:t>
-      </w:r>
-      <w:r>
-        <w:rPr>
-          <w:rFonts w:hint="eastAsia"/>
-        </w:rPr>
-        <w:t xml:space="preserve">「强度验算」。逐杆给出：</w:t>
+        <w:t xml:space="preserve">Ctrl+D</w:t>
+      </w:r>
+      <w:r>
+        <w:rPr>
+          <w:rFonts w:hint="eastAsia"/>
+        </w:rPr>
+        <w:t xml:space="preserve">）与包络</w:t>
       </w:r>
     </w:p>
     <w:p>
@@ -7079,23 +6828,8 @@
       <w:r>
         <w:rPr>
           <w:rFonts w:hint="eastAsia"/>
-          <w:b/>
-          <w:bCs/>
-        </w:rPr>
-        <w:t xml:space="preserve">应力比</w:t>
-      </w:r>
-      <w:r>
-        <w:rPr>
-          <w:b/>
-          <w:bCs/>
-        </w:rPr>
-        <w:t xml:space="preserve"> σ/[σ]</w:t>
-      </w:r>
-      <w:r>
-        <w:rPr>
-          <w:rFonts w:hint="eastAsia"/>
-        </w:rPr>
-        <w:t xml:space="preserve">，拉压许用分开算，取较大者</w:t>
+        </w:rPr>
+        <w:t xml:space="preserve">「内力图」：沿杆长的曲线，峰值位置、过零点、各组合包络</w:t>
       </w:r>
     </w:p>
     <w:p>
@@ -7109,32 +6843,16 @@
       <w:r>
         <w:rPr>
           <w:rFonts w:hint="eastAsia"/>
-          <w:b/>
-          <w:bCs/>
-        </w:rPr>
-        <w:t xml:space="preserve">折算应力</w:t>
-      </w:r>
-      <w:r>
-        <w:rPr>
-          <w:b/>
-          <w:bCs/>
-        </w:rPr>
-        <w:t xml:space="preserve"> √(σ²+3τ²)</w:t>
-      </w:r>
-      <w:r>
-        <w:rPr>
-          <w:rFonts w:hint="eastAsia"/>
-        </w:rPr>
-        <w:t xml:space="preserve">，即第四强度理论，也是</w:t>
-      </w:r>
-      <w:r>
-        <w:t xml:space="preserve"> GB 50017 §6.1.5 </w:t>
-      </w:r>
-      <w:r>
-        <w:rPr>
-          <w:rFonts w:hint="eastAsia"/>
-        </w:rPr>
-        <w:t xml:space="preserve">的式子</w:t>
+        </w:rPr>
+        <w:t xml:space="preserve">「包络」：各分量沿杆件的极值与</w:t>
+      </w:r>
+      <w:r>
+        <w:rPr>
+          <w:rFonts w:hint="eastAsia"/>
+          <w:b/>
+          <w:bCs/>
+        </w:rPr>
+        <w:t xml:space="preserve">控制组合</w:t>
       </w:r>
     </w:p>
     <w:p>
@@ -7148,25 +6866,153 @@
       <w:r>
         <w:rPr>
           <w:rFonts w:hint="eastAsia"/>
-          <w:b/>
-          <w:bCs/>
-        </w:rPr>
-        <w:t xml:space="preserve">材力四个强度理论</w:t>
-      </w:r>
-      <w:r>
-        <w:rPr>
-          <w:rFonts w:hint="eastAsia"/>
-        </w:rPr>
-        <w:t xml:space="preserve">的相当应力</w:t>
-      </w:r>
-      <w:r>
-        <w:t xml:space="preserve"> </w:t>
-      </w:r>
-      <w:r>
-        <w:rPr>
-          <w:rFonts w:hint="eastAsia"/>
-        </w:rPr>
-        <w:t xml:space="preserve">σr1~σr4，一并列出</w:t>
+        </w:rPr>
+        <w:t xml:space="preserve">「最大挠度」：最不利杆件的挠度、位置与</w:t>
+      </w:r>
+      <w:r>
+        <w:rPr>
+          <w:rFonts w:hint="eastAsia"/>
+          <w:b/>
+          <w:bCs/>
+        </w:rPr>
+        <w:t xml:space="preserve">挠跨比</w:t>
+      </w:r>
+    </w:p>
+    <w:bookmarkEnd w:id="45"/>
+    <w:bookmarkStart w:id="46" w:name="X576bd797637f7ea3bb611b3e9dcf87d227915ad"/>
+    <w:p>
+      <w:pPr>
+        <w:pStyle w:val="Heading3"/>
+      </w:pPr>
+      <w:r>
+        <w:t xml:space="preserve">8.4 </w:t>
+      </w:r>
+      <w:r>
+        <w:rPr>
+          <w:rFonts w:hint="eastAsia"/>
+        </w:rPr>
+        <w:t xml:space="preserve">定位</w:t>
+      </w:r>
+    </w:p>
+    <w:p>
+      <w:pPr>
+        <w:pStyle w:val="FirstParagraph"/>
+      </w:pPr>
+      <w:r>
+        <w:rPr>
+          <w:rFonts w:hint="eastAsia"/>
+        </w:rPr>
+        <w:t xml:space="preserve">结果表里点一行</w:t>
+      </w:r>
+      <w:r>
+        <w:t xml:space="preserve"> → </w:t>
+      </w:r>
+      <w:r>
+        <w:rPr>
+          <w:rFonts w:hint="eastAsia"/>
+        </w:rPr>
+        <w:t xml:space="preserve">视口高亮那根杆。「定位当前分量极值」直接跳到峰值位置。</w:t>
+      </w:r>
+      <w:r>
+        <w:t xml:space="preserve"> </w:t>
+      </w:r>
+      <w:r>
+        <w:rPr>
+          <w:rStyle w:val="VerbatimChar"/>
+        </w:rPr>
+        <w:t xml:space="preserve">L</w:t>
+      </w:r>
+      <w:r>
+        <w:t xml:space="preserve"> </w:t>
+      </w:r>
+      <w:r>
+        <w:rPr>
+          <w:rFonts w:hint="eastAsia"/>
+        </w:rPr>
+        <w:t xml:space="preserve">键打开编号标注，报错和结果定位时必备。</w:t>
+      </w:r>
+    </w:p>
+    <w:p>
+      <w:r>
+        <w:pict>
+          <v:rect style="width:0;height:1.5pt" o:hralign="center" o:hrstd="t" o:hr="t"/>
+        </w:pict>
+      </w:r>
+    </w:p>
+    <w:bookmarkEnd w:id="46"/>
+    <w:bookmarkEnd w:id="47"/>
+    <w:bookmarkStart w:id="54" w:name="X660251ce4c178a48b6d3910f1a9e676c5ac806e"/>
+    <w:p>
+      <w:pPr>
+        <w:pStyle w:val="Heading2"/>
+      </w:pPr>
+      <w:r>
+        <w:t xml:space="preserve">9 </w:t>
+      </w:r>
+      <w:r>
+        <w:rPr>
+          <w:rFonts w:hint="eastAsia"/>
+        </w:rPr>
+        <w:t xml:space="preserve">四项校核</w:t>
+      </w:r>
+    </w:p>
+    <w:p>
+      <w:pPr>
+        <w:pStyle w:val="FirstParagraph"/>
+      </w:pPr>
+      <w:r>
+        <w:rPr>
+          <w:rFonts w:hint="eastAsia"/>
+        </w:rPr>
+        <w:t xml:space="preserve">这四项对应课程讲义《程序灵活应用及讨论》的具体条目，是这个程序区别于</w:t>
+      </w:r>
+      <w:r>
+        <w:t xml:space="preserve"> </w:t>
+      </w:r>
+      <w:r>
+        <w:rPr>
+          <w:rFonts w:hint="eastAsia"/>
+        </w:rPr>
+        <w:t xml:space="preserve">"能算就行"的地方。</w:t>
+      </w:r>
+    </w:p>
+    <w:bookmarkStart w:id="50" w:name="Xa23393f9708cb39449696ab767e8ec5c29ec730"/>
+    <w:p>
+      <w:pPr>
+        <w:pStyle w:val="Heading3"/>
+      </w:pPr>
+      <w:r>
+        <w:t xml:space="preserve">9.1 </w:t>
+      </w:r>
+      <w:r>
+        <w:rPr>
+          <w:rFonts w:hint="eastAsia"/>
+        </w:rPr>
+        <w:t xml:space="preserve">强度验算</w:t>
+      </w:r>
+    </w:p>
+    <w:p>
+      <w:pPr>
+        <w:pStyle w:val="FirstParagraph"/>
+      </w:pPr>
+      <w:r>
+        <w:rPr>
+          <w:rStyle w:val="VerbatimChar"/>
+          <w:rFonts w:hint="eastAsia"/>
+        </w:rPr>
+        <w:t xml:space="preserve">结果</w:t>
+      </w:r>
+      <w:r>
+        <w:t xml:space="preserve"> </w:t>
+      </w:r>
+      <w:r>
+        <w:t xml:space="preserve">→ </w:t>
+      </w:r>
+      <w:r>
+        <w:rPr>
+          <w:rFonts w:hint="eastAsia"/>
+        </w:rPr>
+        <w:t xml:space="preserve">「强度验算」。逐杆给出：</w:t>
       </w:r>
     </w:p>
     <w:p>
@@ -7174,7 +7020,7 @@
         <w:pStyle w:val="Compact"/>
         <w:numPr>
           <w:ilvl w:val="0"/>
-          <w:numId w:val="1011"/>
+          <w:numId w:val="1012"/>
         </w:numPr>
       </w:pPr>
       <w:r>
@@ -7183,25 +7029,20 @@
           <w:b/>
           <w:bCs/>
         </w:rPr>
-        <w:t xml:space="preserve">受压杆的欧拉临界力</w:t>
-      </w:r>
-      <w:r>
-        <w:t xml:space="preserve"> </w:t>
-      </w:r>
-      <w:r>
-        <w:rPr>
-          <w:rStyle w:val="VerbatimChar"/>
-        </w:rPr>
-        <w:t xml:space="preserve">Pcr = π²EI/(μl)²</w:t>
-      </w:r>
-      <w:r>
-        <w:rPr>
-          <w:rFonts w:hint="eastAsia"/>
-        </w:rPr>
-        <w:t xml:space="preserve">，长细比</w:t>
-      </w:r>
-      <w:r>
-        <w:t xml:space="preserve"> λ</w:t>
+        <w:t xml:space="preserve">应力比</w:t>
+      </w:r>
+      <w:r>
+        <w:rPr>
+          <w:b/>
+          <w:bCs/>
+        </w:rPr>
+        <w:t xml:space="preserve"> σ/[σ]</w:t>
+      </w:r>
+      <w:r>
+        <w:rPr>
+          <w:rFonts w:hint="eastAsia"/>
+        </w:rPr>
+        <w:t xml:space="preserve">，拉压许用分开算，取较大者</w:t>
       </w:r>
     </w:p>
     <w:p>
@@ -7209,7 +7050,113 @@
         <w:pStyle w:val="Compact"/>
         <w:numPr>
           <w:ilvl w:val="0"/>
-          <w:numId w:val="1011"/>
+          <w:numId w:val="1012"/>
+        </w:numPr>
+      </w:pPr>
+      <w:r>
+        <w:rPr>
+          <w:rFonts w:hint="eastAsia"/>
+          <w:b/>
+          <w:bCs/>
+        </w:rPr>
+        <w:t xml:space="preserve">折算应力</w:t>
+      </w:r>
+      <w:r>
+        <w:rPr>
+          <w:b/>
+          <w:bCs/>
+        </w:rPr>
+        <w:t xml:space="preserve"> √(σ²+3τ²)</w:t>
+      </w:r>
+      <w:r>
+        <w:rPr>
+          <w:rFonts w:hint="eastAsia"/>
+        </w:rPr>
+        <w:t xml:space="preserve">，即第四强度理论，也是</w:t>
+      </w:r>
+      <w:r>
+        <w:t xml:space="preserve"> GB 50017 §6.1.5 </w:t>
+      </w:r>
+      <w:r>
+        <w:rPr>
+          <w:rFonts w:hint="eastAsia"/>
+        </w:rPr>
+        <w:t xml:space="preserve">的式子</w:t>
+      </w:r>
+    </w:p>
+    <w:p>
+      <w:pPr>
+        <w:pStyle w:val="Compact"/>
+        <w:numPr>
+          <w:ilvl w:val="0"/>
+          <w:numId w:val="1012"/>
+        </w:numPr>
+      </w:pPr>
+      <w:r>
+        <w:rPr>
+          <w:rFonts w:hint="eastAsia"/>
+          <w:b/>
+          <w:bCs/>
+        </w:rPr>
+        <w:t xml:space="preserve">材力四个强度理论</w:t>
+      </w:r>
+      <w:r>
+        <w:rPr>
+          <w:rFonts w:hint="eastAsia"/>
+        </w:rPr>
+        <w:t xml:space="preserve">的相当应力</w:t>
+      </w:r>
+      <w:r>
+        <w:t xml:space="preserve"> </w:t>
+      </w:r>
+      <w:r>
+        <w:rPr>
+          <w:rFonts w:hint="eastAsia"/>
+        </w:rPr>
+        <w:t xml:space="preserve">σr1~σr4，一并列出</w:t>
+      </w:r>
+    </w:p>
+    <w:p>
+      <w:pPr>
+        <w:pStyle w:val="Compact"/>
+        <w:numPr>
+          <w:ilvl w:val="0"/>
+          <w:numId w:val="1012"/>
+        </w:numPr>
+      </w:pPr>
+      <w:r>
+        <w:rPr>
+          <w:rFonts w:hint="eastAsia"/>
+          <w:b/>
+          <w:bCs/>
+        </w:rPr>
+        <w:t xml:space="preserve">受压杆的欧拉临界力</w:t>
+      </w:r>
+      <w:r>
+        <w:t xml:space="preserve"> </w:t>
+      </w:r>
+      <w:r>
+        <w:rPr>
+          <w:rStyle w:val="VerbatimChar"/>
+        </w:rPr>
+        <w:t xml:space="preserve">Pcr = π²EI/(μl)²</w:t>
+      </w:r>
+      <w:r>
+        <w:rPr>
+          <w:rFonts w:hint="eastAsia"/>
+        </w:rPr>
+        <w:t xml:space="preserve">，长细比</w:t>
+      </w:r>
+      <w:r>
+        <w:t xml:space="preserve"> λ</w:t>
+      </w:r>
+    </w:p>
+    <w:p>
+      <w:pPr>
+        <w:pStyle w:val="Compact"/>
+        <w:numPr>
+          <w:ilvl w:val="0"/>
+          <w:numId w:val="1012"/>
         </w:numPr>
       </w:pPr>
       <w:r>
@@ -8772,7 +8719,7 @@
         <w:pStyle w:val="Compact"/>
         <w:numPr>
           <w:ilvl w:val="0"/>
-          <w:numId w:val="1012"/>
+          <w:numId w:val="1013"/>
         </w:numPr>
       </w:pPr>
       <w:r>
@@ -8802,184 +8749,6 @@
           <w:bCs/>
         </w:rPr>
         <w:t xml:space="preserve">无上界</w:t>
-      </w:r>
-    </w:p>
-    <w:p>
-      <w:pPr>
-        <w:pStyle w:val="Compact"/>
-        <w:numPr>
-          <w:ilvl w:val="0"/>
-          <w:numId w:val="1012"/>
-        </w:numPr>
-      </w:pPr>
-      <w:r>
-        <w:rPr>
-          <w:rFonts w:hint="eastAsia"/>
-        </w:rPr>
-        <w:t xml:space="preserve">所以</w:t>
-      </w:r>
-      <w:r>
-        <w:t xml:space="preserve"> Kt </w:t>
-      </w:r>
-      <w:r>
-        <w:rPr>
-          <w:rFonts w:hint="eastAsia"/>
-        </w:rPr>
-        <w:t xml:space="preserve">一律以</w:t>
-      </w:r>
-      <w:r>
-        <w:t xml:space="preserve"> </w:t>
-      </w:r>
-      <w:r>
-        <w:rPr>
-          <w:b/>
-          <w:bCs/>
-        </w:rPr>
-        <w:t xml:space="preserve">IIW 0.4t/1.0t </w:t>
-      </w:r>
-      <w:r>
-        <w:rPr>
-          <w:rFonts w:hint="eastAsia"/>
-          <w:b/>
-          <w:bCs/>
-        </w:rPr>
-        <w:t xml:space="preserve">线性外推的热点应力</w:t>
-      </w:r>
-      <w:r>
-        <w:rPr>
-          <w:rFonts w:hint="eastAsia"/>
-        </w:rPr>
-        <w:t xml:space="preserve">为分子</w:t>
-      </w:r>
-    </w:p>
-    <w:p>
-      <w:pPr>
-        <w:pStyle w:val="Compact"/>
-        <w:numPr>
-          <w:ilvl w:val="0"/>
-          <w:numId w:val="1012"/>
-        </w:numPr>
-      </w:pPr>
-      <w:r>
-        <w:rPr>
-          <w:rFonts w:hint="eastAsia"/>
-        </w:rPr>
-        <w:t xml:space="preserve">拿不到热点应力就</w:t>
-      </w:r>
-      <w:r>
-        <w:rPr>
-          <w:rFonts w:hint="eastAsia"/>
-          <w:b/>
-          <w:bCs/>
-        </w:rPr>
-        <w:t xml:space="preserve">明确拒绝</w:t>
-      </w:r>
-      <w:r>
-        <w:rPr>
-          <w:rFonts w:hint="eastAsia"/>
-        </w:rPr>
-        <w:t xml:space="preserve">，不报一个随网格变的假数</w:t>
-      </w:r>
-    </w:p>
-    <w:p>
-      <w:pPr>
-        <w:pStyle w:val="Compact"/>
-        <w:numPr>
-          <w:ilvl w:val="0"/>
-          <w:numId w:val="1012"/>
-        </w:numPr>
-      </w:pPr>
-      <w:r>
-        <w:rPr>
-          <w:rFonts w:hint="eastAsia"/>
-        </w:rPr>
-        <w:t xml:space="preserve">收敛判据是三档网格</w:t>
-      </w:r>
-      <w:r>
-        <w:t xml:space="preserve"> + </w:t>
-      </w:r>
-      <w:r>
-        <w:rPr>
-          <w:rFonts w:hint="eastAsia"/>
-        </w:rPr>
-        <w:t xml:space="preserve">发散识别，不是"两档差</w:t>
-      </w:r>
-      <w:r>
-        <w:t xml:space="preserve"> 5% </w:t>
-      </w:r>
-      <w:r>
-        <w:rPr>
-          <w:rFonts w:hint="eastAsia"/>
-        </w:rPr>
-        <w:t xml:space="preserve">就算收敛"</w:t>
-      </w:r>
-      <w:r>
-        <w:t xml:space="preserve"> </w:t>
-      </w:r>
-      <w:r>
-        <w:rPr>
-          <w:rFonts w:hint="eastAsia"/>
-        </w:rPr>
-        <w:t xml:space="preserve">（那个判据会把奇异问题误判成收敛）</w:t>
-      </w:r>
-    </w:p>
-    <w:p>
-      <w:r>
-        <w:pict>
-          <v:rect style="width:0;height:1.5pt" o:hralign="center" o:hrstd="t" o:hr="t"/>
-        </w:pict>
-      </w:r>
-    </w:p>
-    <w:bookmarkEnd w:id="53"/>
-    <w:bookmarkEnd w:id="54"/>
-    <w:bookmarkStart w:id="58" w:name="Xe0b52d0ef780a93371dd320c47d57e3591c5817"/>
-    <w:p>
-      <w:pPr>
-        <w:pStyle w:val="Heading2"/>
-      </w:pPr>
-      <w:r>
-        <w:t xml:space="preserve">10 AI </w:t>
-      </w:r>
-      <w:r>
-        <w:rPr>
-          <w:rFonts w:hint="eastAsia"/>
-        </w:rPr>
-        <w:t xml:space="preserve">面板怎么用</w:t>
-      </w:r>
-    </w:p>
-    <w:p>
-      <w:pPr>
-        <w:pStyle w:val="FirstParagraph"/>
-      </w:pPr>
-      <w:r>
-        <w:rPr>
-          <w:rStyle w:val="VerbatimChar"/>
-        </w:rPr>
-        <w:t xml:space="preserve">Ctrl+G</w:t>
-      </w:r>
-      <w:r>
-        <w:t xml:space="preserve"> </w:t>
-      </w:r>
-      <w:r>
-        <w:rPr>
-          <w:rFonts w:hint="eastAsia"/>
-        </w:rPr>
-        <w:t xml:space="preserve">打开右侧对话面板。</w:t>
-      </w:r>
-    </w:p>
-    <w:bookmarkStart w:id="55" w:name="X7689556b281b6a8c29f43cf0b5c1e2971b0fea4"/>
-    <w:p>
-      <w:pPr>
-        <w:pStyle w:val="Heading3"/>
-      </w:pPr>
-      <w:r>
-        <w:t xml:space="preserve">10.1 </w:t>
-      </w:r>
-      <w:r>
-        <w:rPr>
-          <w:rFonts w:hint="eastAsia"/>
-        </w:rPr>
-        <w:t xml:space="preserve">它能做什么</w:t>
       </w:r>
     </w:p>
     <w:p>
@@ -8994,34 +8763,40 @@
         <w:rPr>
           <w:rFonts w:hint="eastAsia"/>
         </w:rPr>
-        <w:t xml:space="preserve">把"两跨三层、跨度</w:t>
-      </w:r>
-      <w:r>
-        <w:t xml:space="preserve"> 6 </w:t>
-      </w:r>
-      <w:r>
-        <w:rPr>
-          <w:rFonts w:hint="eastAsia"/>
-        </w:rPr>
-        <w:t xml:space="preserve">米、层高</w:t>
-      </w:r>
-      <w:r>
-        <w:t xml:space="preserve"> 3.6 </w:t>
-      </w:r>
-      <w:r>
-        <w:rPr>
-          <w:rFonts w:hint="eastAsia"/>
-        </w:rPr>
-        <w:t xml:space="preserve">米、梁上均布</w:t>
-      </w:r>
-      <w:r>
-        <w:t xml:space="preserve"> 20 </w:t>
-      </w:r>
-      <w:r>
-        <w:rPr>
-          <w:rFonts w:hint="eastAsia"/>
-        </w:rPr>
-        <w:t xml:space="preserve">kN/m"变成一次建模调用</w:t>
+        <w:t xml:space="preserve">所以</w:t>
+      </w:r>
+      <w:r>
+        <w:t xml:space="preserve"> Kt </w:t>
+      </w:r>
+      <w:r>
+        <w:rPr>
+          <w:rFonts w:hint="eastAsia"/>
+        </w:rPr>
+        <w:t xml:space="preserve">一律以</w:t>
+      </w:r>
+      <w:r>
+        <w:t xml:space="preserve"> </w:t>
+      </w:r>
+      <w:r>
+        <w:rPr>
+          <w:b/>
+          <w:bCs/>
+        </w:rPr>
+        <w:t xml:space="preserve">IIW 0.4t/1.0t </w:t>
+      </w:r>
+      <w:r>
+        <w:rPr>
+          <w:rFonts w:hint="eastAsia"/>
+          <w:b/>
+          <w:bCs/>
+        </w:rPr>
+        <w:t xml:space="preserve">线性外推的热点应力</w:t>
+      </w:r>
+      <w:r>
+        <w:rPr>
+          <w:rFonts w:hint="eastAsia"/>
+        </w:rPr>
+        <w:t xml:space="preserve">为分子</w:t>
       </w:r>
     </w:p>
     <w:p>
@@ -9035,16 +8810,22 @@
       <w:r>
         <w:rPr>
           <w:rFonts w:hint="eastAsia"/>
-          <w:b/>
-          <w:bCs/>
-        </w:rPr>
-        <w:t xml:space="preserve">信息不全时主动追问</w:t>
-      </w:r>
-      <w:r>
-        <w:rPr>
-          <w:rFonts w:hint="eastAsia"/>
-        </w:rPr>
-        <w:t xml:space="preserve">，而不是套个默认值算下去</w:t>
+        </w:rPr>
+        <w:t xml:space="preserve">拿不到热点应力就</w:t>
+      </w:r>
+      <w:r>
+        <w:rPr>
+          <w:rFonts w:hint="eastAsia"/>
+          <w:b/>
+          <w:bCs/>
+        </w:rPr>
+        <w:t xml:space="preserve">明确拒绝</w:t>
+      </w:r>
+      <w:r>
+        <w:rPr>
+          <w:rFonts w:hint="eastAsia"/>
+        </w:rPr>
+        <w:t xml:space="preserve">，不报一个随网格变的假数</w:t>
       </w:r>
     </w:p>
     <w:p>
@@ -9059,7 +8840,93 @@
         <w:rPr>
           <w:rFonts w:hint="eastAsia"/>
         </w:rPr>
-        <w:t xml:space="preserve">求解奇异时，把零空间方向翻译成"哪根杆缺什么约束"</w:t>
+        <w:t xml:space="preserve">收敛判据是三档网格</w:t>
+      </w:r>
+      <w:r>
+        <w:t xml:space="preserve"> + </w:t>
+      </w:r>
+      <w:r>
+        <w:rPr>
+          <w:rFonts w:hint="eastAsia"/>
+        </w:rPr>
+        <w:t xml:space="preserve">发散识别，不是"两档差</w:t>
+      </w:r>
+      <w:r>
+        <w:t xml:space="preserve"> 5% </w:t>
+      </w:r>
+      <w:r>
+        <w:rPr>
+          <w:rFonts w:hint="eastAsia"/>
+        </w:rPr>
+        <w:t xml:space="preserve">就算收敛"</w:t>
+      </w:r>
+      <w:r>
+        <w:t xml:space="preserve"> </w:t>
+      </w:r>
+      <w:r>
+        <w:rPr>
+          <w:rFonts w:hint="eastAsia"/>
+        </w:rPr>
+        <w:t xml:space="preserve">（那个判据会把奇异问题误判成收敛）</w:t>
+      </w:r>
+    </w:p>
+    <w:p>
+      <w:r>
+        <w:pict>
+          <v:rect style="width:0;height:1.5pt" o:hralign="center" o:hrstd="t" o:hr="t"/>
+        </w:pict>
+      </w:r>
+    </w:p>
+    <w:bookmarkEnd w:id="53"/>
+    <w:bookmarkEnd w:id="54"/>
+    <w:bookmarkStart w:id="58" w:name="Xe0b52d0ef780a93371dd320c47d57e3591c5817"/>
+    <w:p>
+      <w:pPr>
+        <w:pStyle w:val="Heading2"/>
+      </w:pPr>
+      <w:r>
+        <w:t xml:space="preserve">10 AI </w:t>
+      </w:r>
+      <w:r>
+        <w:rPr>
+          <w:rFonts w:hint="eastAsia"/>
+        </w:rPr>
+        <w:t xml:space="preserve">面板怎么用</w:t>
+      </w:r>
+    </w:p>
+    <w:p>
+      <w:pPr>
+        <w:pStyle w:val="FirstParagraph"/>
+      </w:pPr>
+      <w:r>
+        <w:rPr>
+          <w:rStyle w:val="VerbatimChar"/>
+        </w:rPr>
+        <w:t xml:space="preserve">Ctrl+G</w:t>
+      </w:r>
+      <w:r>
+        <w:t xml:space="preserve"> </w:t>
+      </w:r>
+      <w:r>
+        <w:rPr>
+          <w:rFonts w:hint="eastAsia"/>
+        </w:rPr>
+        <w:t xml:space="preserve">打开右侧对话面板。</w:t>
+      </w:r>
+    </w:p>
+    <w:bookmarkStart w:id="55" w:name="X7689556b281b6a8c29f43cf0b5c1e2971b0fea4"/>
+    <w:p>
+      <w:pPr>
+        <w:pStyle w:val="Heading3"/>
+      </w:pPr>
+      <w:r>
+        <w:t xml:space="preserve">10.1 </w:t>
+      </w:r>
+      <w:r>
+        <w:rPr>
+          <w:rFonts w:hint="eastAsia"/>
+        </w:rPr>
+        <w:t xml:space="preserve">它能做什么</w:t>
       </w:r>
     </w:p>
     <w:p>
@@ -9067,7 +8934,87 @@
         <w:pStyle w:val="Compact"/>
         <w:numPr>
           <w:ilvl w:val="0"/>
-          <w:numId w:val="1013"/>
+          <w:numId w:val="1014"/>
+        </w:numPr>
+      </w:pPr>
+      <w:r>
+        <w:rPr>
+          <w:rFonts w:hint="eastAsia"/>
+        </w:rPr>
+        <w:t xml:space="preserve">把"两跨三层、跨度</w:t>
+      </w:r>
+      <w:r>
+        <w:t xml:space="preserve"> 6 </w:t>
+      </w:r>
+      <w:r>
+        <w:rPr>
+          <w:rFonts w:hint="eastAsia"/>
+        </w:rPr>
+        <w:t xml:space="preserve">米、层高</w:t>
+      </w:r>
+      <w:r>
+        <w:t xml:space="preserve"> 3.6 </w:t>
+      </w:r>
+      <w:r>
+        <w:rPr>
+          <w:rFonts w:hint="eastAsia"/>
+        </w:rPr>
+        <w:t xml:space="preserve">米、梁上均布</w:t>
+      </w:r>
+      <w:r>
+        <w:t xml:space="preserve"> 20 </w:t>
+      </w:r>
+      <w:r>
+        <w:rPr>
+          <w:rFonts w:hint="eastAsia"/>
+        </w:rPr>
+        <w:t xml:space="preserve">kN/m"变成一次建模调用</w:t>
+      </w:r>
+    </w:p>
+    <w:p>
+      <w:pPr>
+        <w:pStyle w:val="Compact"/>
+        <w:numPr>
+          <w:ilvl w:val="0"/>
+          <w:numId w:val="1014"/>
+        </w:numPr>
+      </w:pPr>
+      <w:r>
+        <w:rPr>
+          <w:rFonts w:hint="eastAsia"/>
+          <w:b/>
+          <w:bCs/>
+        </w:rPr>
+        <w:t xml:space="preserve">信息不全时主动追问</w:t>
+      </w:r>
+      <w:r>
+        <w:rPr>
+          <w:rFonts w:hint="eastAsia"/>
+        </w:rPr>
+        <w:t xml:space="preserve">，而不是套个默认值算下去</w:t>
+      </w:r>
+    </w:p>
+    <w:p>
+      <w:pPr>
+        <w:pStyle w:val="Compact"/>
+        <w:numPr>
+          <w:ilvl w:val="0"/>
+          <w:numId w:val="1014"/>
+        </w:numPr>
+      </w:pPr>
+      <w:r>
+        <w:rPr>
+          <w:rFonts w:hint="eastAsia"/>
+        </w:rPr>
+        <w:t xml:space="preserve">求解奇异时，把零空间方向翻译成"哪根杆缺什么约束"</w:t>
+      </w:r>
+    </w:p>
+    <w:p>
+      <w:pPr>
+        <w:pStyle w:val="Compact"/>
+        <w:numPr>
+          <w:ilvl w:val="0"/>
+          <w:numId w:val="1014"/>
         </w:numPr>
       </w:pPr>
       <w:r>
@@ -11152,7 +11099,7 @@
         <w:pStyle w:val="Compact"/>
         <w:numPr>
           <w:ilvl w:val="0"/>
-          <w:numId w:val="1014"/>
+          <w:numId w:val="1015"/>
         </w:numPr>
       </w:pPr>
       <w:r>
@@ -11187,7 +11134,7 @@
         <w:pStyle w:val="Compact"/>
         <w:numPr>
           <w:ilvl w:val="0"/>
-          <w:numId w:val="1014"/>
+          <w:numId w:val="1015"/>
         </w:numPr>
       </w:pPr>
       <w:r>
@@ -11222,7 +11169,7 @@
         <w:pStyle w:val="Compact"/>
         <w:numPr>
           <w:ilvl w:val="0"/>
-          <w:numId w:val="1014"/>
+          <w:numId w:val="1015"/>
         </w:numPr>
       </w:pPr>
       <w:r>
@@ -11590,6 +11537,9 @@
     <w:abstractNumId w:val="991"/>
   </w:num>
   <w:num w:numId="1014">
+    <w:abstractNumId w:val="991"/>
+  </w:num>
+  <w:num w:numId="1015">
     <w:abstractNumId w:val="99411"/>
     <w:lvlOverride w:ilvl="0">
       <w:startOverride w:val="1"/>

--- a/docs/word/大学生教程.docx
+++ b/docs/word/大学生教程.docx
@@ -6897,6 +6897,70 @@
     <w:p>
       <w:pPr>
         <w:pStyle w:val="FirstParagraph"/>
+      </w:pPr>
+      <w:r>
+        <w:rPr>
+          <w:rFonts w:hint="eastAsia"/>
+          <w:b/>
+          <w:bCs/>
+        </w:rPr>
+        <w:t xml:space="preserve">读取节点位移</w:t>
+      </w:r>
+      <w:r>
+        <w:rPr>
+          <w:rFonts w:hint="eastAsia"/>
+        </w:rPr>
+        <w:t xml:space="preserve">：求解完成后选好工况，按</w:t>
+      </w:r>
+      <w:r>
+        <w:t xml:space="preserve"> </w:t>
+      </w:r>
+      <w:r>
+        <w:rPr>
+          <w:rFonts w:hint="eastAsia"/>
+        </w:rPr>
+        <w:t xml:space="preserve">N，再点节点（或在模型树中选节点）。结果表显示全局</w:t>
+      </w:r>
+      <w:r>
+        <w:t xml:space="preserve"> </w:t>
+      </w:r>
+      <w:r>
+        <w:rPr>
+          <w:rFonts w:hint="eastAsia"/>
+        </w:rPr>
+        <w:t xml:space="preserve">Ux/Uy/Uz，单位</w:t>
+      </w:r>
+      <w:r>
+        <w:t xml:space="preserve"> </w:t>
+      </w:r>
+      <w:r>
+        <w:rPr>
+          <w:rFonts w:hint="eastAsia"/>
+        </w:rPr>
+        <w:t xml:space="preserve">mm；URx/URy/URz</w:t>
+      </w:r>
+      <w:r>
+        <w:t xml:space="preserve"> </w:t>
+      </w:r>
+      <w:r>
+        <w:rPr>
+          <w:rFonts w:hint="eastAsia"/>
+        </w:rPr>
+        <w:t xml:space="preserve">为转角，单位</w:t>
+      </w:r>
+      <w:r>
+        <w:t xml:space="preserve"> </w:t>
+      </w:r>
+      <w:r>
+        <w:rPr>
+          <w:rFonts w:hint="eastAsia"/>
+        </w:rPr>
+        <w:t xml:space="preserve">rad；位移幅值为平移向量的长度。切换工况会同步更新读数，变形放大系数不改变数值。属性面板中的坐标是原始位置，与求解位移不同。</w:t>
+      </w:r>
+    </w:p>
+    <w:p>
+      <w:pPr>
+        <w:pStyle w:val="BodyText"/>
       </w:pPr>
       <w:r>
         <w:rPr>

--- a/docs/word/大学生教程.docx
+++ b/docs/word/大学生教程.docx
@@ -199,6 +199,165 @@
     <w:p>
       <w:pPr>
         <w:pStyle w:val="FirstParagraph"/>
+      </w:pPr>
+      <w:r>
+        <w:rPr>
+          <w:rFonts w:hint="eastAsia"/>
+          <w:b/>
+          <w:bCs/>
+        </w:rPr>
+        <w:t xml:space="preserve">坐标定位与点结果（2026-10-11）</w:t>
+      </w:r>
+      <w:r>
+        <w:rPr>
+          <w:rFonts w:hint="eastAsia"/>
+        </w:rPr>
+        <w:t xml:space="preserve">：创建杆件荷载时，可以用原始全局坐标确定作用点或</w:t>
+      </w:r>
+      <w:r>
+        <w:t xml:space="preserve"> </w:t>
+      </w:r>
+      <w:r>
+        <w:rPr>
+          <w:rFonts w:hint="eastAsia"/>
+        </w:rPr>
+        <w:t xml:space="preserve">受载区间，也可以用距</w:t>
+      </w:r>
+      <w:r>
+        <w:t xml:space="preserve"> i </w:t>
+      </w:r>
+      <w:r>
+        <w:rPr>
+          <w:rFonts w:hint="eastAsia"/>
+        </w:rPr>
+        <w:t xml:space="preserve">端的</w:t>
+      </w:r>
+      <w:r>
+        <w:t xml:space="preserve"> </w:t>
+      </w:r>
+      <w:r>
+        <w:rPr>
+          <w:rFonts w:hint="eastAsia"/>
+        </w:rPr>
+        <w:t xml:space="preserve">a、b。坐标投影必须同时通过中心线距离和杆长范围检查，</w:t>
+      </w:r>
+      <w:r>
+        <w:t xml:space="preserve"> </w:t>
+      </w:r>
+      <w:r>
+        <w:rPr>
+          <w:rFonts w:hint="eastAsia"/>
+        </w:rPr>
+        <w:t xml:space="preserve">离杆点不会直接当作有效作用点。区间均布与区间梯形分别使用原有</w:t>
+      </w:r>
+      <w:r>
+        <w:t xml:space="preserve"> partial </w:t>
+      </w:r>
+      <w:r>
+        <w:rPr>
+          <w:rFonts w:hint="eastAsia"/>
+        </w:rPr>
+        <w:t xml:space="preserve">和</w:t>
+      </w:r>
+      <w:r>
+        <w:t xml:space="preserve"> </w:t>
+      </w:r>
+      <w:r>
+        <w:t xml:space="preserve">partial_trapezoid </w:t>
+      </w:r>
+      <w:r>
+        <w:rPr>
+          <w:rFonts w:hint="eastAsia"/>
+        </w:rPr>
+        <w:t xml:space="preserve">内核；集中力只有一个作用点，终点</w:t>
+      </w:r>
+      <w:r>
+        <w:t xml:space="preserve"> b </w:t>
+      </w:r>
+      <w:r>
+        <w:rPr>
+          <w:rFonts w:hint="eastAsia"/>
+        </w:rPr>
+        <w:t xml:space="preserve">不参与计算。</w:t>
+      </w:r>
+    </w:p>
+    <w:p>
+      <w:pPr>
+        <w:pStyle w:val="BodyText"/>
+      </w:pPr>
+      <w:r>
+        <w:rPr>
+          <w:rFonts w:hint="eastAsia"/>
+        </w:rPr>
+        <w:t xml:space="preserve">求解后，节点位移来自真实节点自由度；杆中中心线位移通过内力曲率积分恢复并插值，</w:t>
+      </w:r>
+      <w:r>
+        <w:t xml:space="preserve"> </w:t>
+      </w:r>
+      <w:r>
+        <w:rPr>
+          <w:rFonts w:hint="eastAsia"/>
+        </w:rPr>
+        <w:t xml:space="preserve">不能仅用两端节点位移做线性内插。杆件应力查询给出轴力与双向弯曲的极端纤维正应力，</w:t>
+      </w:r>
+      <w:r>
+        <w:t xml:space="preserve"> </w:t>
+      </w:r>
+      <w:r>
+        <w:rPr>
+          <w:rFonts w:hint="eastAsia"/>
+        </w:rPr>
+        <w:t xml:space="preserve">不等同于实体</w:t>
+      </w:r>
+      <w:r>
+        <w:t xml:space="preserve"> Mises </w:t>
+      </w:r>
+      <w:r>
+        <w:rPr>
+          <w:rFonts w:hint="eastAsia"/>
+        </w:rPr>
+        <w:t xml:space="preserve">应力。坐标查询支持物理杆件自动剖分映射，交叉处需指定杆件号。</w:t>
+      </w:r>
+      <w:r>
+        <w:t xml:space="preserve"> </w:t>
+      </w:r>
+      <w:r>
+        <w:rPr>
+          <w:rFonts w:hint="eastAsia"/>
+        </w:rPr>
+        <w:t xml:space="preserve">完整</w:t>
+      </w:r>
+      <w:r>
+        <w:t xml:space="preserve"> CSV </w:t>
+      </w:r>
+      <w:r>
+        <w:rPr>
+          <w:rFonts w:hint="eastAsia"/>
+        </w:rPr>
+        <w:t xml:space="preserve">包含全部模型模块及已生成分析结果，按模块与嵌套数据路径展开；没有结果的模块</w:t>
+      </w:r>
+      <w:r>
+        <w:t xml:space="preserve"> </w:t>
+      </w:r>
+      <w:r>
+        <w:rPr>
+          <w:rFonts w:hint="eastAsia"/>
+        </w:rPr>
+        <w:t xml:space="preserve">保留明确状态，未应用的输入草稿不会附带旧求解数据。操作步骤见使用手册</w:t>
+      </w:r>
+      <w:r>
+        <w:t xml:space="preserve"> 3.10 </w:t>
+      </w:r>
+      <w:r>
+        <w:rPr>
+          <w:rFonts w:hint="eastAsia"/>
+        </w:rPr>
+        <w:t xml:space="preserve">节。</w:t>
+      </w:r>
+    </w:p>
+    <w:p>
+      <w:pPr>
+        <w:pStyle w:val="BodyText"/>
       </w:pPr>
       <w:r>
         <w:rPr>

--- a/docs/word/大学生教程.docx
+++ b/docs/word/大学生教程.docx
@@ -8652,16 +8652,16 @@
         <w:rPr>
           <w:rFonts w:hint="eastAsia"/>
         </w:rPr>
-        <w:t xml:space="preserve">「节点实体」。选中已求解的圆管节点，把梁单元算出的杆端力</w:t>
-      </w:r>
-      <w:r>
-        <w:t xml:space="preserve"> </w:t>
-      </w:r>
-      <w:r>
-        <w:rPr>
-          <w:rFonts w:hint="eastAsia"/>
-        </w:rPr>
-        <w:t xml:space="preserve">变成局部实体模型的边界条件，用自研</w:t>
+        <w:t xml:space="preserve">「节点实体」。选中已求解的圆管节点，恢复每个实际切面处的整体梁平移和转角，</w:t>
+      </w:r>
+      <w:r>
+        <w:t xml:space="preserve"> </w:t>
+      </w:r>
+      <w:r>
+        <w:rPr>
+          <w:rFonts w:hint="eastAsia"/>
+        </w:rPr>
+        <w:t xml:space="preserve">用面积加权分布耦合约束切面的平均运动，用自研</w:t>
       </w:r>
       <w:r>
         <w:t xml:space="preserve"> </w:t>
@@ -8686,6 +8686,15 @@
         <w:t xml:space="preserve"> </w:t>
       </w:r>
       <w:r>
+        <w:rPr>
+          <w:rFonts w:hint="eastAsia"/>
+        </w:rPr>
+        <w:t xml:space="preserve">切面仍可发生局部变形；位移模式不再任选一个切面固定。原六分量内力加载保留用于对照。</w:t>
+      </w:r>
+      <w:r>
+        <w:t xml:space="preserve"> </w:t>
+      </w:r>
+      <w:r>
         <w:t xml:space="preserve">Gmsh </w:t>
       </w:r>
       <w:r>
@@ -8712,6 +8721,51 @@
           <w:rFonts w:hint="eastAsia"/>
         </w:rPr>
         <w:t xml:space="preserve">：</w:t>
+      </w:r>
+    </w:p>
+    <w:p>
+      <w:pPr>
+        <w:pStyle w:val="Compact"/>
+        <w:numPr>
+          <w:ilvl w:val="0"/>
+          <w:numId w:val="1013"/>
+        </w:numPr>
+      </w:pPr>
+      <w:r>
+        <w:rPr>
+          <w:rFonts w:hint="eastAsia"/>
+        </w:rPr>
+        <w:t xml:space="preserve">当前支持同材料、无刚域偏移的圆钢/圆管与线性静力整体解；局部几何仍需正确反映结构</w:t>
+      </w:r>
+    </w:p>
+    <w:p>
+      <w:pPr>
+        <w:pStyle w:val="Compact"/>
+        <w:numPr>
+          <w:ilvl w:val="0"/>
+          <w:numId w:val="1013"/>
+        </w:numPr>
+      </w:pPr>
+      <w:r>
+        <w:rPr>
+          <w:rFonts w:hint="eastAsia"/>
+        </w:rPr>
+        <w:t xml:space="preserve">位移驱动要求整体与实体的平均刚度相近，切面远离关注区域；应改变短臂长度检查边界影响</w:t>
+      </w:r>
+    </w:p>
+    <w:p>
+      <w:pPr>
+        <w:pStyle w:val="Compact"/>
+        <w:numPr>
+          <w:ilvl w:val="0"/>
+          <w:numId w:val="1013"/>
+        </w:numPr>
+      </w:pPr>
+      <w:r>
+        <w:rPr>
+          <w:rFonts w:hint="eastAsia"/>
+        </w:rPr>
+        <w:t xml:space="preserve">保留区域内的直接荷载、分布荷载和温度场须在实体中重建；未定义时明确拒绝，不能只传边界运动而漏掉区域载荷</w:t>
       </w:r>
     </w:p>
     <w:p>

--- a/docs/word/大学生教程.docx
+++ b/docs/word/大学生教程.docx
@@ -8765,7 +8765,7 @@
         <w:rPr>
           <w:rFonts w:hint="eastAsia"/>
         </w:rPr>
-        <w:t xml:space="preserve">保留区域内的直接荷载、分布荷载和温度场须在实体中重建；未定义时明确拒绝，不能只传边界运动而漏掉区域载荷</w:t>
+        <w:t xml:space="preserve">保留区域内的直接荷载、分布荷载、温度场和内部支承须在实体中重建；未定义时明确拒绝，不能只传边界运动而漏掉区域载荷</w:t>
       </w:r>
     </w:p>
     <w:p>

--- a/docs/word/大学生教程.docx
+++ b/docs/word/大学生教程.docx
@@ -8636,6 +8636,119 @@
         <w:pStyle w:val="FirstParagraph"/>
       </w:pPr>
       <w:r>
+        <w:t xml:space="preserve">2026-10-13 </w:t>
+      </w:r>
+      <w:r>
+        <w:rPr>
+          <w:rFonts w:hint="eastAsia"/>
+        </w:rPr>
+        <w:t xml:space="preserve">扩展局部实体几何与显示：矩形、矩形管、圆钢、圆管、工字、槽钢、角钢、T形</w:t>
+      </w:r>
+      <w:r>
+        <w:t xml:space="preserve"> </w:t>
+      </w:r>
+      <w:r>
+        <w:rPr>
+          <w:rFonts w:hint="eastAsia"/>
+        </w:rPr>
+        <w:t xml:space="preserve">均保存真实尺寸，工具和模型文件还可提供带孔多边形轮廓。几何按材料形心与原杆件局部轴</w:t>
+      </w:r>
+      <w:r>
+        <w:t xml:space="preserve"> </w:t>
+      </w:r>
+      <w:r>
+        <w:rPr>
+          <w:rFonts w:hint="eastAsia"/>
+        </w:rPr>
+        <w:t xml:space="preserve">挤出，旧文件仅有A/I/J且无法确定形状时须补充截面尺寸。自动连接过渡实体在节点附近</w:t>
+      </w:r>
+      <w:r>
+        <w:t xml:space="preserve"> </w:t>
+      </w:r>
+      <w:r>
+        <w:rPr>
+          <w:rFonts w:hint="eastAsia"/>
+        </w:rPr>
+        <w:t xml:space="preserve">构造有限范围凸包、与杆件并集、再减去空腔并集，保留远端截面与孔洞；这是明确的新增材料</w:t>
+      </w:r>
+      <w:r>
+        <w:t xml:space="preserve"> </w:t>
+      </w:r>
+      <w:r>
+        <w:rPr>
+          <w:rFonts w:hint="eastAsia"/>
+        </w:rPr>
+        <w:t xml:space="preserve">假设，未生成实际焊缝、螺栓或接触。可选原始杆件交汇作对照。非圆截面和新增连接几何</w:t>
+      </w:r>
+      <w:r>
+        <w:t xml:space="preserve"> </w:t>
+      </w:r>
+      <w:r>
+        <w:rPr>
+          <w:rFonts w:hint="eastAsia"/>
+        </w:rPr>
+        <w:t xml:space="preserve">尚无对应IIW路径，暂不输出正式Kt。当前仍要求同材料、无刚域偏移和线性静力整体解。</w:t>
+      </w:r>
+      <w:r>
+        <w:t xml:space="preserve"> </w:t>
+      </w:r>
+      <w:r>
+        <w:rPr>
+          <w:rFonts w:hint="eastAsia"/>
+        </w:rPr>
+        <w:t xml:space="preserve">网格尺寸与后端可由分析窗口指定，节点附近局部细化；自研规模不足时可选Abaqus。</w:t>
+      </w:r>
+      <w:r>
+        <w:t xml:space="preserve"> </w:t>
+      </w:r>
+      <w:r>
+        <w:rPr>
+          <w:rFonts w:hint="eastAsia"/>
+        </w:rPr>
+        <w:t xml:space="preserve">实体云图默认柔和蓝红配色，另有蓝绿黄、蓝黄；节点应力张量外推后按体积平均，只用于显示，</w:t>
+      </w:r>
+      <w:r>
+        <w:t xml:space="preserve"> </w:t>
+      </w:r>
+      <w:r>
+        <w:rPr>
+          <w:rFonts w:hint="eastAsia"/>
+        </w:rPr>
+        <w:t xml:space="preserve">原单元峰值、单元数据与数值文件均保留。网格细化与应力收敛仍须通过真实多档计算判断。</w:t>
+      </w:r>
+      <w:r>
+        <w:t xml:space="preserve"> </w:t>
+      </w:r>
+      <w:r>
+        <w:rPr>
+          <w:rFonts w:hint="eastAsia"/>
+        </w:rPr>
+        <w:t xml:space="preserve">真实H型三档自研和矩形STEP/Abaqus三档链路已完成，毫米尺度与原始ODB来源已核验。</w:t>
+      </w:r>
+      <w:r>
+        <w:t xml:space="preserve"> </w:t>
+      </w:r>
+      <w:r>
+        <w:rPr>
+          <w:rFonts w:hint="eastAsia"/>
+        </w:rPr>
+        <w:t xml:space="preserve">切面反力与整体内力比较仍有明显偏差；连接材料刚度和切面边界仍须校准，</w:t>
+      </w:r>
+      <w:r>
+        <w:t xml:space="preserve"> </w:t>
+      </w:r>
+      <w:r>
+        <w:rPr>
+          <w:rFonts w:hint="eastAsia"/>
+        </w:rPr>
+        <w:t xml:space="preserve">不能据显示平滑或单纯峰值稳定认定应力可靠。</w:t>
+      </w:r>
+    </w:p>
+    <w:p>
+      <w:pPr>
+        <w:pStyle w:val="BodyText"/>
+      </w:pPr>
+      <w:r>
         <w:rPr>
           <w:rStyle w:val="VerbatimChar"/>
           <w:rFonts w:hint="eastAsia"/>
@@ -8652,7 +8765,7 @@
         <w:rPr>
           <w:rFonts w:hint="eastAsia"/>
         </w:rPr>
-        <w:t xml:space="preserve">「节点实体」。选中已求解的圆管节点，恢复每个实际切面处的整体梁平移和转角，</w:t>
+        <w:t xml:space="preserve">「节点实体」。选中已求解的节点，恢复每个实际切面处的整体梁平移和转角，</w:t>
       </w:r>
       <w:r>
         <w:t xml:space="preserve"> </w:t>
@@ -8735,7 +8848,7 @@
         <w:rPr>
           <w:rFonts w:hint="eastAsia"/>
         </w:rPr>
-        <w:t xml:space="preserve">当前支持同材料、无刚域偏移的圆钢/圆管与线性静力整体解；局部几何仍需正确反映结构</w:t>
+        <w:t xml:space="preserve">当前支持八类参数截面和带孔多边形；要求同材料、无刚域偏移与线性静力整体解；局部几何仍需正确反映结构</w:t>
       </w:r>
     </w:p>
     <w:p>

--- a/docs/word/大学生教程.docx
+++ b/docs/word/大学生教程.docx
@@ -8642,106 +8642,115 @@
         <w:rPr>
           <w:rFonts w:hint="eastAsia"/>
         </w:rPr>
-        <w:t xml:space="preserve">扩展局部实体几何与显示：矩形、矩形管、圆钢、圆管、工字、槽钢、角钢、T形</w:t>
-      </w:r>
-      <w:r>
-        <w:t xml:space="preserve"> </w:t>
-      </w:r>
-      <w:r>
-        <w:rPr>
-          <w:rFonts w:hint="eastAsia"/>
-        </w:rPr>
-        <w:t xml:space="preserve">均保存真实尺寸，工具和模型文件还可提供带孔多边形轮廓。几何按材料形心与原杆件局部轴</w:t>
-      </w:r>
-      <w:r>
-        <w:t xml:space="preserve"> </w:t>
-      </w:r>
-      <w:r>
-        <w:rPr>
-          <w:rFonts w:hint="eastAsia"/>
-        </w:rPr>
-        <w:t xml:space="preserve">挤出，旧文件仅有A/I/J且无法确定形状时须补充截面尺寸。自动连接过渡实体在节点附近</w:t>
-      </w:r>
-      <w:r>
-        <w:t xml:space="preserve"> </w:t>
-      </w:r>
-      <w:r>
-        <w:rPr>
-          <w:rFonts w:hint="eastAsia"/>
-        </w:rPr>
-        <w:t xml:space="preserve">构造有限范围凸包、与杆件并集、再减去空腔并集，保留远端截面与孔洞；这是明确的新增材料</w:t>
-      </w:r>
-      <w:r>
-        <w:t xml:space="preserve"> </w:t>
-      </w:r>
-      <w:r>
-        <w:rPr>
-          <w:rFonts w:hint="eastAsia"/>
-        </w:rPr>
-        <w:t xml:space="preserve">假设，未生成实际焊缝、螺栓或接触。可选原始杆件交汇作对照。非圆截面和新增连接几何</w:t>
-      </w:r>
-      <w:r>
-        <w:t xml:space="preserve"> </w:t>
-      </w:r>
-      <w:r>
-        <w:rPr>
-          <w:rFonts w:hint="eastAsia"/>
-        </w:rPr>
-        <w:t xml:space="preserve">尚无对应IIW路径，暂不输出正式Kt。当前仍要求同材料、无刚域偏移和线性静力整体解。</w:t>
-      </w:r>
-      <w:r>
-        <w:t xml:space="preserve"> </w:t>
-      </w:r>
-      <w:r>
-        <w:rPr>
-          <w:rFonts w:hint="eastAsia"/>
-        </w:rPr>
-        <w:t xml:space="preserve">网格尺寸与后端可由分析窗口指定，节点附近局部细化；自研规模不足时可选Abaqus。</w:t>
-      </w:r>
-      <w:r>
-        <w:t xml:space="preserve"> </w:t>
-      </w:r>
-      <w:r>
-        <w:rPr>
-          <w:rFonts w:hint="eastAsia"/>
-        </w:rPr>
-        <w:t xml:space="preserve">实体云图默认柔和蓝红配色，另有蓝绿黄、蓝黄；节点应力张量外推后按体积平均，只用于显示，</w:t>
-      </w:r>
-      <w:r>
-        <w:t xml:space="preserve"> </w:t>
-      </w:r>
-      <w:r>
-        <w:rPr>
-          <w:rFonts w:hint="eastAsia"/>
-        </w:rPr>
-        <w:t xml:space="preserve">原单元峰值、单元数据与数值文件均保留。网格细化与应力收敛仍须通过真实多档计算判断。</w:t>
-      </w:r>
-      <w:r>
-        <w:t xml:space="preserve"> </w:t>
-      </w:r>
-      <w:r>
-        <w:rPr>
-          <w:rFonts w:hint="eastAsia"/>
-        </w:rPr>
-        <w:t xml:space="preserve">真实H型三档自研和矩形STEP/Abaqus三档链路已完成，毫米尺度与原始ODB来源已核验。</w:t>
-      </w:r>
-      <w:r>
-        <w:t xml:space="preserve"> </w:t>
-      </w:r>
-      <w:r>
-        <w:rPr>
-          <w:rFonts w:hint="eastAsia"/>
-        </w:rPr>
-        <w:t xml:space="preserve">切面反力与整体内力比较仍有明显偏差；连接材料刚度和切面边界仍须校准，</w:t>
-      </w:r>
-      <w:r>
-        <w:t xml:space="preserve"> </w:t>
-      </w:r>
-      <w:r>
-        <w:rPr>
-          <w:rFonts w:hint="eastAsia"/>
-        </w:rPr>
-        <w:t xml:space="preserve">不能据显示平滑或单纯峰值稳定认定应力可靠。</w:t>
+        <w:t xml:space="preserve">更新节点连接算法：匹配的两臂截面优先采用五次Bézier曲线扫掠。</w:t>
+      </w:r>
+      <w:r>
+        <w:t xml:space="preserve"> </w:t>
+      </w:r>
+      <w:r>
+        <w:rPr>
+          <w:rFonts w:hint="eastAsia"/>
+        </w:rPr>
+        <w:t xml:space="preserve">前三与后三控制点分别沿直杆方向共线且等距，端点曲率为零；优化控制点比例以降低最大曲率，</w:t>
+      </w:r>
+      <w:r>
+        <w:t xml:space="preserve"> </w:t>
+      </w:r>
+      <w:r>
+        <w:rPr>
+          <w:rFonts w:hint="eastAsia"/>
+        </w:rPr>
+        <w:t xml:space="preserve">并将最小中心线曲率半径限制在截面包围半径的1.3倍以上。由真实轮廓生成CAD扫掠实体，</w:t>
+      </w:r>
+      <w:r>
+        <w:t xml:space="preserve"> </w:t>
+      </w:r>
+      <w:r>
+        <w:rPr>
+          <w:rFonts w:hint="eastAsia"/>
+        </w:rPr>
+        <w:t xml:space="preserve">腹板、翼缘、管壁和孔洞随曲线连续过渡，远端切面尺寸与朝向保留。</w:t>
+      </w:r>
+      <w:r>
+        <w:t xml:space="preserve"> </w:t>
+      </w:r>
+      <w:r>
+        <w:rPr>
+          <w:rFonts w:hint="eastAsia"/>
+        </w:rPr>
+        <w:t xml:space="preserve">多臂、截面不一致或朝向不匹配时，沿角平分半空间延拓与裁切杆件及空腔，再并为连续实体，</w:t>
+      </w:r>
+      <w:r>
+        <w:t xml:space="preserve"> </w:t>
+      </w:r>
+      <w:r>
+        <w:rPr>
+          <w:rFonts w:hint="eastAsia"/>
+        </w:rPr>
+        <w:t xml:space="preserve">按局部材料占比识别凹边并生成滚动球圆角；圆角失败明确记录，保留有效斜接，不自动改回凸包。</w:t>
+      </w:r>
+      <w:r>
+        <w:t xml:space="preserve"> </w:t>
+      </w:r>
+      <w:r>
+        <w:rPr>
+          <w:rFonts w:hint="eastAsia"/>
+        </w:rPr>
+        <w:t xml:space="preserve">节点几何提供曲率连续过渡（自动）、斜接裁切与圆角、截面包络填充（原方式）、原始杆件交汇。</w:t>
+      </w:r>
+      <w:r>
+        <w:t xml:space="preserve"> </w:t>
+      </w:r>
+      <w:r>
+        <w:rPr>
+          <w:rFonts w:hint="eastAsia"/>
+        </w:rPr>
+        <w:t xml:space="preserve">结果保存实际算法、控制点、过渡长度、最小中心线半径或实际圆角状态，实体面板同步显示。</w:t>
+      </w:r>
+      <w:r>
+        <w:t xml:space="preserve"> </w:t>
+      </w:r>
+      <w:r>
+        <w:rPr>
+          <w:rFonts w:hint="eastAsia"/>
+        </w:rPr>
+        <w:t xml:space="preserve">支持八类参数截面和带孔多边形，旧模型只有A/I/J而无真实尺寸时仍须补充轮廓。</w:t>
+      </w:r>
+      <w:r>
+        <w:t xml:space="preserve"> </w:t>
+      </w:r>
+      <w:r>
+        <w:rPr>
+          <w:rFonts w:hint="eastAsia"/>
+        </w:rPr>
+        <w:t xml:space="preserve">G2扫掠改变节点中心线形状，斜接和圆角也代表几何假设；焊接节点可直接选择斜接方式，</w:t>
+      </w:r>
+      <w:r>
+        <w:t xml:space="preserve"> </w:t>
+      </w:r>
+      <w:r>
+        <w:rPr>
+          <w:rFonts w:hint="eastAsia"/>
+        </w:rPr>
+        <w:t xml:space="preserve">应按实际图纸校核。当前仍限同材料、无刚域偏移和线性静力整体解，未定义真实焊缝、螺栓或接触。</w:t>
+      </w:r>
+      <w:r>
+        <w:t xml:space="preserve"> </w:t>
+      </w:r>
+      <w:r>
+        <w:rPr>
+          <w:rFonts w:hint="eastAsia"/>
+        </w:rPr>
+        <w:t xml:space="preserve">网格可指定尺寸并局部加密，圆角区域按实际半径细化；云图张量平均仅用于显示，原始峰值保留。</w:t>
+      </w:r>
+      <w:r>
+        <w:t xml:space="preserve"> </w:t>
+      </w:r>
+      <w:r>
+        <w:rPr>
+          <w:rFonts w:hint="eastAsia"/>
+        </w:rPr>
+        <w:t xml:space="preserve">自动过渡尚无IIW焊趾路径，暂不给正式Kt；几何光顺不代表强度优化完成，切面反力差异仍需校核。</w:t>
       </w:r>
     </w:p>
     <w:p>

--- a/docs/word/大学生教程.docx
+++ b/docs/word/大学生教程.docx
@@ -8642,6 +8642,92 @@
         <w:rPr>
           <w:rFonts w:hint="eastAsia"/>
         </w:rPr>
+        <w:t xml:space="preserve">修复加载节点：切面位移驱动同时重建实体保留区的集中力、力矩和线荷载。</w:t>
+      </w:r>
+      <w:r>
+        <w:t xml:space="preserve"> </w:t>
+      </w:r>
+      <w:r>
+        <w:rPr>
+          <w:rFonts w:hint="eastAsia"/>
+        </w:rPr>
+        <w:t xml:space="preserve">使用已编译工况和组合系数，集中力剖分成节点荷载后只计一次；分布荷载按保留长度裁切，</w:t>
+      </w:r>
+      <w:r>
+        <w:t xml:space="preserve"> </w:t>
+      </w:r>
+      <w:r>
+        <w:rPr>
+          <w:rFonts w:hint="eastAsia"/>
+        </w:rPr>
+        <w:t xml:space="preserve">线性强度逐段解析积分，保留合力及关于节点原点的合矩。</w:t>
+      </w:r>
+      <w:r>
+        <w:t xml:space="preserve"> </w:t>
+      </w:r>
+      <w:r>
+        <w:rPr>
+          <w:rFonts w:hint="eastAsia"/>
+        </w:rPr>
+        <w:t xml:space="preserve">加载区采用实体外表面的正面积权重，通过六分量对偶算子施加静力等效节点力；驱动切面不参与加载区。</w:t>
+      </w:r>
+      <w:r>
+        <w:t xml:space="preserve"> </w:t>
+      </w:r>
+      <w:r>
+        <w:rPr>
+          <w:rFonts w:hint="eastAsia"/>
+        </w:rPr>
+        <w:t xml:space="preserve">加载区范围与截面尺度有关，属于缺少真实加载头时的施力假设，区内峰值不能解释为真实接触或焊缝应力。</w:t>
+      </w:r>
+      <w:r>
+        <w:t xml:space="preserve"> </w:t>
+      </w:r>
+      <w:r>
+        <w:rPr>
+          <w:rFonts w:hint="eastAsia"/>
+        </w:rPr>
+        <w:t xml:space="preserve">自研与Abaqus共用同一表面积分配算法，结果保存原载荷来源、加载区及实际施加合力与合矩。</w:t>
+      </w:r>
+      <w:r>
+        <w:t xml:space="preserve"> </w:t>
+      </w:r>
+      <w:r>
+        <w:rPr>
+          <w:rFonts w:hint="eastAsia"/>
+        </w:rPr>
+        <w:t xml:space="preserve">切面反力对照改为整体梁真实切面内力，包含保留段分布荷载的影响；内部支承、温度或初应变未重建时仍拒绝。</w:t>
+      </w:r>
+      <w:r>
+        <w:t xml:space="preserve"> </w:t>
+      </w:r>
+      <w:r>
+        <w:rPr>
+          <w:rFonts w:hint="eastAsia"/>
+        </w:rPr>
+        <w:t xml:space="preserve">云图按二次单元中点提取曲面，以连续应力张量平均着色，保留截面锐边并增加轮廓线；不改变原始网格和峰值。</w:t>
+      </w:r>
+      <w:r>
+        <w:t xml:space="preserve"> </w:t>
+      </w:r>
+      <w:r>
+        <w:rPr>
+          <w:rFonts w:hint="eastAsia"/>
+        </w:rPr>
+        <w:t xml:space="preserve">显示曲面单元号映回原体单元；色标明确绑定应力图层，防止轮廓图层改变色谱或单位范围。</w:t>
+      </w:r>
+    </w:p>
+    <w:p>
+      <w:pPr>
+        <w:pStyle w:val="BodyText"/>
+      </w:pPr>
+      <w:r>
+        <w:t xml:space="preserve">2026-10-13 </w:t>
+      </w:r>
+      <w:r>
+        <w:rPr>
+          <w:rFonts w:hint="eastAsia"/>
+        </w:rPr>
         <w:t xml:space="preserve">更新节点连接算法：匹配的两臂截面优先采用五次Bézier曲线扫掠。</w:t>
       </w:r>
       <w:r>
@@ -8887,7 +8973,7 @@
         <w:rPr>
           <w:rFonts w:hint="eastAsia"/>
         </w:rPr>
-        <w:t xml:space="preserve">保留区域内的直接荷载、分布荷载、温度场和内部支承须在实体中重建；未定义时明确拒绝，不能只传边界运动而漏掉区域载荷</w:t>
+        <w:t xml:space="preserve">保留区集中力、力矩和线荷载已按静力等效加载区重建；未重建的温度场和内部支承仍拒绝，不能漏载后给出应力</w:t>
       </w:r>
     </w:p>
     <w:p>

--- a/docs/word/大学生教程.docx
+++ b/docs/word/大学生教程.docx
@@ -8715,6 +8715,24 @@
           <w:rFonts w:hint="eastAsia"/>
         </w:rPr>
         <w:t xml:space="preserve">显示曲面单元号映回原体单元；色标明确绑定应力图层，防止轮廓图层改变色谱或单位范围。</w:t>
+      </w:r>
+      <w:r>
+        <w:t xml:space="preserve"> </w:t>
+      </w:r>
+      <w:r>
+        <w:rPr>
+          <w:rFonts w:hint="eastAsia"/>
+        </w:rPr>
+        <w:t xml:space="preserve">实体配色默认采用Abaqus</w:t>
+      </w:r>
+      <w:r>
+        <w:t xml:space="preserve"> </w:t>
+      </w:r>
+      <w:r>
+        <w:rPr>
+          <w:rFonts w:hint="eastAsia"/>
+        </w:rPr>
+        <w:t xml:space="preserve">Rainbow十二级离散彩虹谱，低值蓝、经青绿黄到高值红；桌面、自研图片和Abaqus导出一致，仍可选择柔和蓝红、蓝绿黄或蓝黄。</w:t>
       </w:r>
     </w:p>
     <w:p>

--- a/docs/word/大学生教程.docx
+++ b/docs/word/大学生教程.docx
@@ -8733,6 +8733,72 @@
           <w:rFonts w:hint="eastAsia"/>
         </w:rPr>
         <w:t xml:space="preserve">Rainbow十二级离散彩虹谱，低值蓝、经青绿黄到高值红；桌面、自研图片和Abaqus导出一致，仍可选择柔和蓝红、蓝绿黄或蓝黄。</w:t>
+      </w:r>
+    </w:p>
+    <w:p>
+      <w:pPr>
+        <w:pStyle w:val="BodyText"/>
+      </w:pPr>
+      <w:r>
+        <w:rPr>
+          <w:rFonts w:hint="eastAsia"/>
+        </w:rPr>
+        <w:t xml:space="preserve">教学示例</w:t>
+      </w:r>
+      <w:r>
+        <w:t xml:space="preserve"> </w:t>
+      </w:r>
+      <w:r>
+        <w:rPr>
+          <w:rStyle w:val="VerbatimChar"/>
+          <w:rFonts w:hint="eastAsia"/>
+        </w:rPr>
+        <w:t xml:space="preserve">examples/空间刚架_简单整体复杂实体.json</w:t>
+      </w:r>
+      <w:r>
+        <w:t xml:space="preserve"> </w:t>
+      </w:r>
+      <w:r>
+        <w:rPr>
+          <w:rFonts w:hint="eastAsia"/>
+        </w:rPr>
+        <w:t xml:space="preserve">可直接打开：4m×3m平面、3m层高，</w:t>
+      </w:r>
+      <w:r>
+        <w:t xml:space="preserve"> </w:t>
+      </w:r>
+      <w:r>
+        <w:rPr>
+          <w:rFonts w:hint="eastAsia"/>
+        </w:rPr>
+        <w:t xml:space="preserve">8个节点、4柱4梁，柱脚固接；H200×200×12×16柱与H200×100×10×14梁保留真实轮廓。</w:t>
+      </w:r>
+      <w:r>
+        <w:t xml:space="preserve"> </w:t>
+      </w:r>
+      <w:r>
+        <w:rPr>
+          <w:rFonts w:hint="eastAsia"/>
+        </w:rPr>
+        <w:t xml:space="preserve">G工况四个柱顶各向下10kN，柱脚各反力10kN，柱顶Uz=-0.0173040717634464mm与-P·L/(EA)一致；</w:t>
+      </w:r>
+      <w:r>
+        <w:t xml:space="preserve"> </w:t>
+      </w:r>
+      <w:r>
+        <w:rPr>
+          <w:rFonts w:hint="eastAsia"/>
+        </w:rPr>
+        <w:t xml:space="preserve">W工况用于空间侧移，节点5已完成6568个C3D10的三向梁柱斜接实体试算。</w:t>
+      </w:r>
+      <w:r>
+        <w:t xml:space="preserve"> </w:t>
+      </w:r>
+      <w:r>
+        <w:rPr>
+          <w:rFonts w:hint="eastAsia"/>
+        </w:rPr>
+        <w:t xml:space="preserve">本次圆角未形成，保留实际几何记录；单档网格和切面反力差异不作为局部应力收敛结论。</w:t>
       </w:r>
     </w:p>
     <w:p>

--- a/docs/word/大学生教程.docx
+++ b/docs/word/大学生教程.docx
@@ -8789,16 +8789,66 @@
         <w:rPr>
           <w:rFonts w:hint="eastAsia"/>
         </w:rPr>
-        <w:t xml:space="preserve">W工况用于空间侧移，节点5已完成6568个C3D10的三向梁柱斜接实体试算。</w:t>
-      </w:r>
-      <w:r>
-        <w:t xml:space="preserve"> </w:t>
-      </w:r>
-      <w:r>
-        <w:rPr>
-          <w:rFonts w:hint="eastAsia"/>
-        </w:rPr>
-        <w:t xml:space="preserve">本次圆角未形成，保留实际几何记录；单档网格和切面反力差异不作为局部应力收敛结论。</w:t>
+        <w:t xml:space="preserve">W工况用于空间侧移，节点5修正版已完成7210个C3D10的柱截面保持与梁端贴合实体试算。</w:t>
+      </w:r>
+      <w:r>
+        <w:t xml:space="preserve"> </w:t>
+      </w:r>
+      <w:r>
+        <w:rPr>
+          <w:rFonts w:hint="eastAsia"/>
+        </w:rPr>
+        <w:t xml:space="preserve">旧角平分斜接削切柱翼缘的局部结果已弃用；单档网格和切面反力差异不作为局部应力收敛结论。</w:t>
+      </w:r>
+    </w:p>
+    <w:p>
+      <w:pPr>
+        <w:pStyle w:val="BodyText"/>
+      </w:pPr>
+      <w:r>
+        <w:t xml:space="preserve">2026-10-13 </w:t>
+      </w:r>
+      <w:r>
+        <w:rPr>
+          <w:rFonts w:hint="eastAsia"/>
+        </w:rPr>
+        <w:t xml:space="preserve">修复柱顶连接：唯一竖向柱与水平梁相接时，自动方式优先保持完整柱截面。</w:t>
+      </w:r>
+      <w:r>
+        <w:t xml:space="preserve"> </w:t>
+      </w:r>
+      <w:r>
+        <w:rPr>
+          <w:rFonts w:hint="eastAsia"/>
+        </w:rPr>
+        <w:t xml:space="preserve">梁端根据柱真实轮廓与轴线的交点接到翼缘或腹板，逐段检查梁宽投影是否完整落在柱材料范围，</w:t>
+      </w:r>
+      <w:r>
+        <w:t xml:space="preserve"> </w:t>
+      </w:r>
+      <w:r>
+        <w:rPr>
+          <w:rFonts w:hint="eastAsia"/>
+        </w:rPr>
+        <w:t xml:space="preserve">孔洞、过宽梁或不能贴合的斜面明确拒绝，不用角平分面削切柱翼缘或向后延拓梁填入柱空隙。</w:t>
+      </w:r>
+      <w:r>
+        <w:t xml:space="preserve"> </w:t>
+      </w:r>
+      <w:r>
+        <w:rPr>
+          <w:rFonts w:hint="eastAsia"/>
+        </w:rPr>
+        <w:t xml:space="preserve">柱顶延长至梁外缘，保存柱杆件号、延长量及各梁起点；这是明确的柱顶尺寸与理想粘结假设，</w:t>
+      </w:r>
+      <w:r>
+        <w:t xml:space="preserve"> </w:t>
+      </w:r>
+      <w:r>
+        <w:rPr>
+          <w:rFonts w:hint="eastAsia"/>
+        </w:rPr>
+        <w:t xml:space="preserve">未建立焊缝、连接板或接触。其他节点仍按已记录的扫掠或斜接方式处理，显式斜接选项保留。</w:t>
       </w:r>
     </w:p>
     <w:p>

--- a/docs/word/大学生教程.docx
+++ b/docs/word/大学生教程.docx
@@ -8789,16 +8789,16 @@
         <w:rPr>
           <w:rFonts w:hint="eastAsia"/>
         </w:rPr>
-        <w:t xml:space="preserve">W工况用于空间侧移，节点5修正版已完成7210个C3D10的柱截面保持与梁端贴合实体试算。</w:t>
-      </w:r>
-      <w:r>
-        <w:t xml:space="preserve"> </w:t>
-      </w:r>
-      <w:r>
-        <w:rPr>
-          <w:rFonts w:hint="eastAsia"/>
-        </w:rPr>
-        <w:t xml:space="preserve">旧角平分斜接削切柱翼缘的局部结果已弃用；单档网格和切面反力差异不作为局部应力收敛结论。</w:t>
+        <w:t xml:space="preserve">W工况用于空间侧移，节点5的一体连续版已完成19244个C3D10试算，实际局部过渡半径9mm。</w:t>
+      </w:r>
+      <w:r>
+        <w:t xml:space="preserve"> </w:t>
+      </w:r>
+      <w:r>
+        <w:rPr>
+          <w:rFonts w:hint="eastAsia"/>
+        </w:rPr>
+        <w:t xml:space="preserve">原材料与远端截面保持；单档网格和切面反力差异不作为局部应力收敛结论。</w:t>
       </w:r>
     </w:p>
     <w:p>
@@ -8806,6 +8806,83 @@
         <w:pStyle w:val="BodyText"/>
       </w:pPr>
       <w:r>
+        <w:t xml:space="preserve">2026-10-14 </w:t>
+      </w:r>
+      <w:r>
+        <w:rPr>
+          <w:rFonts w:hint="eastAsia"/>
+        </w:rPr>
+        <w:t xml:space="preserve">一体连续节点：用户明确选择一体成形实体假设，无焊缝、螺栓或接触界面。</w:t>
+      </w:r>
+      <w:r>
+        <w:t xml:space="preserve"> </w:t>
+      </w:r>
+      <w:r>
+        <w:rPr>
+          <w:rFonts w:hint="eastAsia"/>
+        </w:rPr>
+        <w:t xml:space="preserve">柱顶模板先保留完整柱截面并按真实材料面定位梁端，再使用OpenCASCADE滚动球算法生成交汇处曲面。</w:t>
+      </w:r>
+      <w:r>
+        <w:t xml:space="preserve"> </w:t>
+      </w:r>
+      <w:r>
+        <w:rPr>
+          <w:rFonts w:hint="eastAsia"/>
+        </w:rPr>
+        <w:t xml:space="preserve">请求半径取最小截面特征厚度的0.9倍，内核不接受时尝试半径减半；这属于几何模板参数，不是规范设计尺寸。</w:t>
+      </w:r>
+      <w:r>
+        <w:t xml:space="preserve"> </w:t>
+      </w:r>
+      <w:r>
+        <w:rPr>
+          <w:rFonts w:hint="eastAsia"/>
+        </w:rPr>
+        <w:t xml:space="preserve">通过CAD实体差集验证原材料未被削减、新增材料全部位于半径为最短臂长度0.6倍的局部球域内；</w:t>
+      </w:r>
+      <w:r>
+        <w:t xml:space="preserve"> </w:t>
+      </w:r>
+      <w:r>
+        <w:rPr>
+          <w:rFonts w:hint="eastAsia"/>
+        </w:rPr>
+        <w:t xml:space="preserve">校验不通过则拒绝候选过渡，两个候选都失败时说明原因，不把尖角实体标成曲面过渡。</w:t>
+      </w:r>
+      <w:r>
+        <w:t xml:space="preserve"> </w:t>
+      </w:r>
+      <w:r>
+        <w:rPr>
+          <w:rFonts w:hint="eastAsia"/>
+        </w:rPr>
+        <w:t xml:space="preserve">保留驱动切面原轮廓与面积，结果记录实际半径、材料损失量、过渡域外增材量与容差。</w:t>
+      </w:r>
+      <w:r>
+        <w:t xml:space="preserve"> </w:t>
+      </w:r>
+      <w:r>
+        <w:rPr>
+          <w:rFonts w:hint="eastAsia"/>
+        </w:rPr>
+        <w:t xml:space="preserve">当前明确验证的是三向H型柱顶模板；匹配两臂继续采用G2扫掠，其他拓扑按实际算法记录核对。</w:t>
+      </w:r>
+      <w:r>
+        <w:t xml:space="preserve"> </w:t>
+      </w:r>
+      <w:r>
+        <w:rPr>
+          <w:rFonts w:hint="eastAsia"/>
+        </w:rPr>
+        <w:t xml:space="preserve">一体连续实体与实际钢结构装配节点的局部应力、刚度不同，几何光顺不作为强度或刚度验算结论。</w:t>
+      </w:r>
+    </w:p>
+    <w:p>
+      <w:pPr>
+        <w:pStyle w:val="BodyText"/>
+      </w:pPr>
+      <w:r>
         <w:t xml:space="preserve">2026-10-13 </w:t>
       </w:r>
       <w:r>
@@ -8916,7 +8993,7 @@
         <w:rPr>
           <w:rFonts w:hint="eastAsia"/>
         </w:rPr>
-        <w:t xml:space="preserve">节点几何提供曲率连续过渡（自动）、斜接裁切与圆角、截面包络填充（原方式）、原始杆件交汇。</w:t>
+        <w:t xml:space="preserve">节点几何提供一体连续节点（自动）、斜接裁切与圆角、截面包络填充（原方式）、原始杆件交汇。</w:t>
       </w:r>
       <w:r>
         <w:t xml:space="preserve"> </w:t>
@@ -8943,7 +9020,7 @@
         <w:rPr>
           <w:rFonts w:hint="eastAsia"/>
         </w:rPr>
-        <w:t xml:space="preserve">G2扫掠改变节点中心线形状，斜接和圆角也代表几何假设；焊接节点可直接选择斜接方式，</w:t>
+        <w:t xml:space="preserve">G2扫掠改变节点中心线形状，斜接和圆角也代表几何假设；一体连续实体与实际焊接节点应分别解释，</w:t>
       </w:r>
       <w:r>
         <w:t xml:space="preserve"> </w:t>

--- a/docs/word/大学生教程.docx
+++ b/docs/word/大学生教程.docx
@@ -1557,7 +1557,7 @@
         <w:t xml:space="preserve">界面地图</w:t>
       </w:r>
     </w:p>
-    <w:bookmarkStart w:id="17" w:name="X2f76939f7da011798b3ce2c5d5face8853596e3"/>
+    <w:bookmarkStart w:id="17" w:name="X8af56215d5b0760a480857284ecb1285cf234a0"/>
     <w:p>
       <w:pPr>
         <w:pStyle w:val="Heading3"/>
@@ -1569,7 +1569,7 @@
         <w:rPr>
           <w:rFonts w:hint="eastAsia"/>
         </w:rPr>
-        <w:t xml:space="preserve">功能区（顶部六个页签）</w:t>
+        <w:t xml:space="preserve">功能区（顶部十一个页签）</w:t>
       </w:r>
     </w:p>
     <w:p>
@@ -1749,7 +1749,7 @@
               <w:rPr>
                 <w:rFonts w:hint="eastAsia"/>
               </w:rPr>
-              <w:t xml:space="preserve">创建材料、创建截面、截面管理器、属性指派、单位制</w:t>
+              <w:t xml:space="preserve">创建材料、创建截面、截面管理器、属性指派、批量属性指派、梁截面方向、单位制</w:t>
             </w:r>
           </w:p>
         </w:tc>
@@ -1766,21 +1766,21 @@
                 <w:rStyle w:val="VerbatimChar"/>
                 <w:rFonts w:hint="eastAsia"/>
               </w:rPr>
-              <w:t xml:space="preserve">载荷</w:t>
-            </w:r>
-          </w:p>
-        </w:tc>
-        <w:tc>
-          <w:tcPr/>
-          <w:p>
-            <w:pPr>
-              <w:pStyle w:val="Compact"/>
-            </w:pPr>
-            <w:r>
-              <w:rPr>
-                <w:rFonts w:hint="eastAsia"/>
-              </w:rPr>
-              <w:t xml:space="preserve">创建边界条件、创建载荷、重力、荷载组合、支座/载荷管理器</w:t>
+              <w:t xml:space="preserve">装配</w:t>
+            </w:r>
+          </w:p>
+        </w:tc>
+        <w:tc>
+          <w:tcPr/>
+          <w:p>
+            <w:pPr>
+              <w:pStyle w:val="Compact"/>
+            </w:pPr>
+            <w:r>
+              <w:rPr>
+                <w:rFonts w:hint="eastAsia"/>
+              </w:rPr>
+              <w:t xml:space="preserve">装配检查、命名集合及全局杆系端点复核</w:t>
             </w:r>
           </w:p>
         </w:tc>
@@ -1811,7 +1811,7 @@
               <w:rPr>
                 <w:rFonts w:hint="eastAsia"/>
               </w:rPr>
-              <w:t xml:space="preserve">分析步、求解、模态、屈曲、模型检查、节点实体</w:t>
+              <w:t xml:space="preserve">求解设置、分析步管理器、幅值曲线</w:t>
             </w:r>
           </w:p>
         </w:tc>
@@ -1828,21 +1828,21 @@
                 <w:rStyle w:val="VerbatimChar"/>
                 <w:rFonts w:hint="eastAsia"/>
               </w:rPr>
-              <w:t xml:space="preserve">结果</w:t>
-            </w:r>
-          </w:p>
-        </w:tc>
-        <w:tc>
-          <w:tcPr/>
-          <w:p>
-            <w:pPr>
-              <w:pStyle w:val="Compact"/>
-            </w:pPr>
-            <w:r>
-              <w:rPr>
-                <w:rFonts w:hint="eastAsia"/>
-              </w:rPr>
-              <w:t xml:space="preserve">内力分量、清除结果、内力图、包络、最大挠度、报告、强度验算、对称性、编号与存储</w:t>
+              <w:t xml:space="preserve">连接</w:t>
+            </w:r>
+          </w:p>
+        </w:tc>
+        <w:tc>
+          <w:tcPr/>
+          <w:p>
+            <w:pPr>
+              <w:pStyle w:val="Compact"/>
+            </w:pPr>
+            <w:r>
+              <w:rPr>
+                <w:rFonts w:hint="eastAsia"/>
+              </w:rPr>
+              <w:t xml:space="preserve">杆端刚接、释放或转动弹簧；局部轴复核</w:t>
             </w:r>
           </w:p>
         </w:tc>
@@ -1859,6 +1859,130 @@
                 <w:rStyle w:val="VerbatimChar"/>
                 <w:rFonts w:hint="eastAsia"/>
               </w:rPr>
+              <w:t xml:space="preserve">载荷</w:t>
+            </w:r>
+          </w:p>
+        </w:tc>
+        <w:tc>
+          <w:tcPr/>
+          <w:p>
+            <w:pPr>
+              <w:pStyle w:val="Compact"/>
+            </w:pPr>
+            <w:r>
+              <w:rPr>
+                <w:rFonts w:hint="eastAsia"/>
+              </w:rPr>
+              <w:t xml:space="preserve">创建边界条件、创建载荷、重力、荷载组合、支座/载荷管理器</w:t>
+            </w:r>
+          </w:p>
+        </w:tc>
+      </w:tr>
+      <w:tr>
+        <w:tc>
+          <w:tcPr/>
+          <w:p>
+            <w:pPr>
+              <w:pStyle w:val="Compact"/>
+            </w:pPr>
+            <w:r>
+              <w:rPr>
+                <w:rStyle w:val="VerbatimChar"/>
+                <w:rFonts w:hint="eastAsia"/>
+              </w:rPr>
+              <w:t xml:space="preserve">网格</w:t>
+            </w:r>
+          </w:p>
+        </w:tc>
+        <w:tc>
+          <w:tcPr/>
+          <w:p>
+            <w:pPr>
+              <w:pStyle w:val="Compact"/>
+            </w:pPr>
+            <w:r>
+              <w:rPr>
+                <w:rFonts w:hint="eastAsia"/>
+              </w:rPr>
+              <w:t xml:space="preserve">预览整体梁分析杆段映射；局部实体网格在整体求解后设置</w:t>
+            </w:r>
+          </w:p>
+        </w:tc>
+      </w:tr>
+      <w:tr>
+        <w:tc>
+          <w:tcPr/>
+          <w:p>
+            <w:pPr>
+              <w:pStyle w:val="Compact"/>
+            </w:pPr>
+            <w:r>
+              <w:rPr>
+                <w:rStyle w:val="VerbatimChar"/>
+                <w:rFonts w:hint="eastAsia"/>
+              </w:rPr>
+              <w:t xml:space="preserve">作业</w:t>
+            </w:r>
+          </w:p>
+        </w:tc>
+        <w:tc>
+          <w:tcPr/>
+          <w:p>
+            <w:pPr>
+              <w:pStyle w:val="Compact"/>
+            </w:pPr>
+            <w:r>
+              <w:rPr>
+                <w:rFonts w:hint="eastAsia"/>
+              </w:rPr>
+              <w:t xml:space="preserve">完整性校验、机构诊断、独立工况求解、提交分析步、停止任务、屈曲与节点实体</w:t>
+            </w:r>
+          </w:p>
+        </w:tc>
+      </w:tr>
+      <w:tr>
+        <w:tc>
+          <w:tcPr/>
+          <w:p>
+            <w:pPr>
+              <w:pStyle w:val="Compact"/>
+            </w:pPr>
+            <w:r>
+              <w:rPr>
+                <w:rStyle w:val="VerbatimChar"/>
+                <w:rFonts w:hint="eastAsia"/>
+              </w:rPr>
+              <w:t xml:space="preserve">结果</w:t>
+            </w:r>
+          </w:p>
+        </w:tc>
+        <w:tc>
+          <w:tcPr/>
+          <w:p>
+            <w:pPr>
+              <w:pStyle w:val="Compact"/>
+            </w:pPr>
+            <w:r>
+              <w:rPr>
+                <w:rFonts w:hint="eastAsia"/>
+              </w:rPr>
+              <w:t xml:space="preserve">内力分量、清除结果、内力图、包络、最大挠度、报告、强度验算、对称性、编号与存储</w:t>
+            </w:r>
+          </w:p>
+        </w:tc>
+      </w:tr>
+      <w:tr>
+        <w:tc>
+          <w:tcPr/>
+          <w:p>
+            <w:pPr>
+              <w:pStyle w:val="Compact"/>
+            </w:pPr>
+            <w:r>
+              <w:rPr>
+                <w:rStyle w:val="VerbatimChar"/>
+                <w:rFonts w:hint="eastAsia"/>
+              </w:rPr>
               <w:t xml:space="preserve">视图</w:t>
             </w:r>
           </w:p>
@@ -1882,6 +2006,28 @@
         </w:tc>
       </w:tr>
     </w:tbl>
+    <w:p>
+      <w:pPr>
+        <w:pStyle w:val="BodyText"/>
+      </w:pPr>
+      <w:r>
+        <w:rPr>
+          <w:rFonts w:hint="eastAsia"/>
+        </w:rPr>
+        <w:t xml:space="preserve">人工建模可打开全流程清单，按九阶段检查当前定义。已指派不等于已复核，模型修改后旧确认与网格预览失效。批量连接按局部轴设置，保持原值不改动其他方向；转动弹簧需给出有依据的绝对刚度。</w:t>
+      </w:r>
+    </w:p>
+    <w:p>
+      <w:pPr>
+        <w:pStyle w:val="BodyText"/>
+      </w:pPr>
+      <w:r>
+        <w:rPr>
+          <w:rFonts w:hint="eastAsia"/>
+        </w:rPr>
+        <w:t xml:space="preserve">独立工况用普通求解，声明步骤用提交分析步；后者已接入后台任务与当前结果发布，保留最后一步。各步从无应力状态重解，不代表施工过程或塑性历史。详细操作见使用手册3.0节。</w:t>
+      </w:r>
+    </w:p>
     <w:bookmarkEnd w:id="17"/>
     <w:bookmarkStart w:id="18" w:name="Xc85b117615d4df70b6e88a4598ae767c3c74c6f"/>
     <w:p>
@@ -9059,7 +9205,7 @@
           <w:rStyle w:val="VerbatimChar"/>
           <w:rFonts w:hint="eastAsia"/>
         </w:rPr>
-        <w:t xml:space="preserve">分析</w:t>
+        <w:t xml:space="preserve">作业</w:t>
       </w:r>
       <w:r>
         <w:t xml:space="preserve"> </w:t>

--- a/docs/word/大学生教程.docx
+++ b/docs/word/大学生教程.docx
@@ -2726,7 +2726,7 @@
       </w:r>
     </w:p>
     <w:bookmarkEnd w:id="19"/>
-    <w:bookmarkStart w:id="20" w:name="X7f9907e52f7ffa590bdab70d83ff22b0f492712"/>
+    <w:bookmarkStart w:id="20" w:name="X8f30b01535e7471f4aedc96bbaafed95a10ec57"/>
     <w:p>
       <w:pPr>
         <w:pStyle w:val="Heading3"/>
@@ -2738,7 +2738,7 @@
         <w:rPr>
           <w:rFonts w:hint="eastAsia"/>
         </w:rPr>
-        <w:t xml:space="preserve">面板都收在三个抽屉里</w:t>
+        <w:t xml:space="preserve">模型侧栏与独立结果窗口</w:t>
       </w:r>
     </w:p>
     <w:p>
@@ -2749,21 +2749,2118 @@
         <w:rPr>
           <w:rFonts w:hint="eastAsia"/>
         </w:rPr>
-        <w:t xml:space="preserve">视口两侧各有一条窄栏，面板都从这里拉出来，收进</w:t>
-      </w:r>
-      <w:r>
-        <w:rPr>
-          <w:rFonts w:hint="eastAsia"/>
-          <w:b/>
-          <w:bCs/>
-        </w:rPr>
-        <w:t xml:space="preserve">左、右、底三个抽屉</w:t>
-      </w:r>
-      <w:r>
-        <w:rPr>
-          <w:rFonts w:hint="eastAsia"/>
-        </w:rPr>
-        <w:t xml:space="preserve">：</w:t>
+        <w:t xml:space="preserve">视口两侧各有一条窄栏：模型定义与AI助手使用侧边抽屉，结果明细默认在独立窗口查看：</w:t>
+      </w:r>
+    </w:p>
+    <w:p>
+      <w:pPr>
+        <w:pStyle w:val="Compact"/>
+        <w:numPr>
+          <w:ilvl w:val="0"/>
+          <w:numId w:val="1005"/>
+        </w:numPr>
+      </w:pPr>
+      <w:r>
+        <w:rPr>
+          <w:rFonts w:hint="eastAsia"/>
+          <w:b/>
+          <w:bCs/>
+        </w:rPr>
+        <w:t xml:space="preserve">左侧抽屉</w:t>
+      </w:r>
+      <w:r>
+        <w:rPr>
+          <w:rFonts w:hint="eastAsia"/>
+        </w:rPr>
+        <w:t xml:space="preserve">：模型树、属性、边界条件、建模过程和实体结果设置，从左侧窄栏或对应命令打开。模型树是检查清单；材料、截面、节点、杆件、支座与工况数量应逐项核对。</w:t>
+      </w:r>
+    </w:p>
+    <w:p>
+      <w:pPr>
+        <w:pStyle w:val="Compact"/>
+        <w:numPr>
+          <w:ilvl w:val="0"/>
+          <w:numId w:val="1005"/>
+        </w:numPr>
+      </w:pPr>
+      <w:r>
+        <w:rPr>
+          <w:rFonts w:hint="eastAsia"/>
+          <w:b/>
+          <w:bCs/>
+        </w:rPr>
+        <w:t xml:space="preserve">右侧抽屉</w:t>
+      </w:r>
+      <w:r>
+        <w:rPr>
+          <w:rFonts w:hint="eastAsia"/>
+        </w:rPr>
+        <w:t xml:space="preserve">：AI助手，从右侧窄栏点击展开，再点收起。</w:t>
+      </w:r>
+    </w:p>
+    <w:p>
+      <w:pPr>
+        <w:pStyle w:val="Compact"/>
+        <w:numPr>
+          <w:ilvl w:val="0"/>
+          <w:numId w:val="1005"/>
+        </w:numPr>
+      </w:pPr>
+      <w:r>
+        <w:rPr>
+          <w:rFonts w:hint="eastAsia"/>
+          <w:b/>
+          <w:bCs/>
+        </w:rPr>
+        <w:t xml:space="preserve">结果弹窗</w:t>
+      </w:r>
+      <w:r>
+        <w:rPr>
+          <w:rFonts w:hint="eastAsia"/>
+        </w:rPr>
+        <w:t xml:space="preserve">：结果表、单杆内力图和截面优化，从左侧窄栏的结果、单杆、优化打开，可移动、缩放，关闭后从原入口重开。</w:t>
+      </w:r>
+    </w:p>
+    <w:p>
+      <w:pPr>
+        <w:pStyle w:val="Compact"/>
+        <w:numPr>
+          <w:ilvl w:val="0"/>
+          <w:numId w:val="1005"/>
+        </w:numPr>
+      </w:pPr>
+      <w:r>
+        <w:rPr>
+          <w:rFonts w:hint="eastAsia"/>
+          <w:b/>
+          <w:bCs/>
+        </w:rPr>
+        <w:t xml:space="preserve">草图弹窗</w:t>
+      </w:r>
+      <w:r>
+        <w:rPr>
+          <w:rFonts w:hint="eastAsia"/>
+        </w:rPr>
+        <w:t xml:space="preserve">：手绘草图识别，从建模页的草图识别命令打开。</w:t>
+      </w:r>
+    </w:p>
+    <w:p>
+      <w:pPr>
+        <w:pStyle w:val="FirstParagraph"/>
+      </w:pPr>
+      <w:r>
+        <w:rPr>
+          <w:rFonts w:hint="eastAsia"/>
+        </w:rPr>
+        <w:t xml:space="preserve">三条规矩：</w:t>
+      </w:r>
+    </w:p>
+    <w:p>
+      <w:pPr>
+        <w:pStyle w:val="Compact"/>
+        <w:numPr>
+          <w:ilvl w:val="0"/>
+          <w:numId w:val="1006"/>
+        </w:numPr>
+      </w:pPr>
+      <w:r>
+        <w:rPr>
+          <w:rFonts w:hint="eastAsia"/>
+          <w:b/>
+          <w:bCs/>
+        </w:rPr>
+        <w:t xml:space="preserve">抽屉叠在视口上，视口尺寸从头到尾不变。</w:t>
+      </w:r>
+      <w:r>
+        <w:t xml:space="preserve"> </w:t>
+      </w:r>
+      <w:r>
+        <w:rPr>
+          <w:rFonts w:hint="eastAsia"/>
+        </w:rPr>
+        <w:t xml:space="preserve">停靠会每开一个面板就把视口</w:t>
+      </w:r>
+      <w:r>
+        <w:t xml:space="preserve"> </w:t>
+      </w:r>
+      <w:r>
+        <w:rPr>
+          <w:rFonts w:hint="eastAsia"/>
+        </w:rPr>
+        <w:t xml:space="preserve">挤小一次；上一版的九个自由浮窗不挤视口，却会压在功能区上把按钮挡住，</w:t>
+      </w:r>
+      <w:r>
+        <w:t xml:space="preserve"> </w:t>
+      </w:r>
+      <w:r>
+        <w:rPr>
+          <w:rFonts w:hint="eastAsia"/>
+        </w:rPr>
+        <w:t xml:space="preserve">拖走了还找不回来。抽屉的位置由视口决定，永远碰不到上面的工具栏。</w:t>
+      </w:r>
+    </w:p>
+    <w:p>
+      <w:pPr>
+        <w:pStyle w:val="Compact"/>
+        <w:numPr>
+          <w:ilvl w:val="0"/>
+          <w:numId w:val="1006"/>
+        </w:numPr>
+      </w:pPr>
+      <w:r>
+        <w:rPr>
+          <w:rFonts w:hint="eastAsia"/>
+          <w:b/>
+          <w:bCs/>
+        </w:rPr>
+        <w:t xml:space="preserve">侧边抽屉打开时模型会自动挪进没被盖住的那一块</w:t>
+      </w:r>
+      <w:r>
+        <w:rPr>
+          <w:rFonts w:hint="eastAsia"/>
+        </w:rPr>
+        <w:t xml:space="preserve">，并按比例缩小；收起就复位。</w:t>
+      </w:r>
+      <w:r>
+        <w:t xml:space="preserve"> </w:t>
+      </w:r>
+      <w:r>
+        <w:rPr>
+          <w:rFonts w:hint="eastAsia"/>
+        </w:rPr>
+        <w:t xml:space="preserve">结果表和单杆内力图默认独立打开，不占底部，也不调整模型相机。小屏幕弹窗初始不超过</w:t>
+      </w:r>
+      <w:r>
+        <w:t xml:space="preserve"> </w:t>
+      </w:r>
+      <w:r>
+        <w:rPr>
+          <w:rFonts w:hint="eastAsia"/>
+        </w:rPr>
+        <w:t xml:space="preserve">可用屏幕宽度的80%、高度的75%；宽表格可滚动查看，仍可手动放大。</w:t>
+      </w:r>
+    </w:p>
+    <w:p>
+      <w:pPr>
+        <w:pStyle w:val="Compact"/>
+        <w:numPr>
+          <w:ilvl w:val="0"/>
+          <w:numId w:val="1006"/>
+        </w:numPr>
+      </w:pPr>
+      <w:r>
+        <w:rPr>
+          <w:b/>
+          <w:bCs/>
+        </w:rPr>
+        <w:t xml:space="preserve">Esc </w:t>
+      </w:r>
+      <w:r>
+        <w:rPr>
+          <w:rFonts w:hint="eastAsia"/>
+          <w:b/>
+          <w:bCs/>
+        </w:rPr>
+        <w:t xml:space="preserve">收起最后打开的那个抽屉</w:t>
+      </w:r>
+      <w:r>
+        <w:rPr>
+          <w:rFonts w:hint="eastAsia"/>
+        </w:rPr>
+        <w:t xml:space="preserve">（在拾取或建模模式里时先退出那个模式）。</w:t>
+      </w:r>
+      <w:r>
+        <w:t xml:space="preserve"> </w:t>
+      </w:r>
+      <w:r>
+        <w:rPr>
+          <w:rFonts w:hint="eastAsia"/>
+        </w:rPr>
+        <w:t xml:space="preserve">抽屉内侧的边可以拖动改宽高。</w:t>
+      </w:r>
+      <w:r>
+        <w:t xml:space="preserve"> </w:t>
+      </w:r>
+      <w:r>
+        <w:rPr>
+          <w:rFonts w:hint="eastAsia"/>
+        </w:rPr>
+        <w:t xml:space="preserve">独立窗口内按Esc只关闭该窗口，数据与选择保留；也可以手动停靠回底部。</w:t>
+      </w:r>
+    </w:p>
+    <w:p>
+      <w:pPr>
+        <w:pStyle w:val="FirstParagraph"/>
+      </w:pPr>
+      <w:r>
+        <w:rPr>
+          <w:rFonts w:hint="eastAsia"/>
+        </w:rPr>
+        <w:t xml:space="preserve">求解完成后结果先画在模型上，</w:t>
+      </w:r>
+      <w:r>
+        <w:rPr>
+          <w:rFonts w:hint="eastAsia"/>
+          <w:b/>
+          <w:bCs/>
+        </w:rPr>
+        <w:t xml:space="preserve">结果表不会自动弹出</w:t>
+      </w:r>
+      <w:r>
+        <w:rPr>
+          <w:rFonts w:hint="eastAsia"/>
+        </w:rPr>
+        <w:t xml:space="preserve">——各工况的最大位移、</w:t>
+      </w:r>
+      <w:r>
+        <w:t xml:space="preserve"> </w:t>
+      </w:r>
+      <w:r>
+        <w:rPr>
+          <w:rFonts w:hint="eastAsia"/>
+        </w:rPr>
+        <w:t xml:space="preserve">挠度和平衡检查已经填好在「结果」里，想看数字时再点。</w:t>
+      </w:r>
+    </w:p>
+    <w:p>
+      <w:pPr>
+        <w:pStyle w:val="BodyText"/>
+      </w:pPr>
+      <w:r>
+        <w:rPr>
+          <w:b/>
+          <w:bCs/>
+        </w:rPr>
+        <w:t xml:space="preserve">AI </w:t>
+      </w:r>
+      <w:r>
+        <w:rPr>
+          <w:rFonts w:hint="eastAsia"/>
+          <w:b/>
+          <w:bCs/>
+        </w:rPr>
+        <w:t xml:space="preserve">助手默认收起</w:t>
+      </w:r>
+      <w:r>
+        <w:rPr>
+          <w:rFonts w:hint="eastAsia"/>
+        </w:rPr>
+        <w:t xml:space="preserve">——没配密钥时一打开就是一段配置说明，第一眼看到的</w:t>
+      </w:r>
+      <w:r>
+        <w:t xml:space="preserve"> </w:t>
+      </w:r>
+      <w:r>
+        <w:rPr>
+          <w:rFonts w:hint="eastAsia"/>
+        </w:rPr>
+        <w:t xml:space="preserve">不该是它。</w:t>
+      </w:r>
+    </w:p>
+    <w:p>
+      <w:r>
+        <w:pict>
+          <v:rect style="width:0;height:1.5pt" o:hralign="center" o:hrstd="t" o:hr="t"/>
+        </w:pict>
+      </w:r>
+    </w:p>
+    <w:bookmarkEnd w:id="20"/>
+    <w:bookmarkEnd w:id="21"/>
+    <w:bookmarkStart w:id="27" w:name="X8325591aa31b1ca8a47b6028787de14f32c5757"/>
+    <w:p>
+      <w:pPr>
+        <w:pStyle w:val="Heading2"/>
+      </w:pPr>
+      <w:r>
+        <w:t xml:space="preserve">3 </w:t>
+      </w:r>
+      <w:r>
+        <w:rPr>
+          <w:rFonts w:hint="eastAsia"/>
+        </w:rPr>
+        <w:t xml:space="preserve">建模：五条路径</w:t>
+      </w:r>
+    </w:p>
+    <w:p>
+      <w:pPr>
+        <w:pStyle w:val="FirstParagraph"/>
+      </w:pPr>
+      <w:r>
+        <w:rPr>
+          <w:rFonts w:hint="eastAsia"/>
+          <w:b/>
+          <w:bCs/>
+        </w:rPr>
+        <w:t xml:space="preserve">都通向同一个模型对象</w:t>
+      </w:r>
+      <w:r>
+        <w:rPr>
+          <w:rFonts w:hint="eastAsia"/>
+        </w:rPr>
+        <w:t xml:space="preserve">，选顺手的那条。</w:t>
+      </w:r>
+    </w:p>
+    <w:bookmarkStart w:id="22" w:name="X108307fe129d64528412f08ca0e49ab0f40db02"/>
+    <w:p>
+      <w:pPr>
+        <w:pStyle w:val="Heading3"/>
+      </w:pPr>
+      <w:r>
+        <w:t xml:space="preserve">3.1 </w:t>
+      </w:r>
+      <w:r>
+        <w:rPr>
+          <w:rFonts w:hint="eastAsia"/>
+        </w:rPr>
+        <w:t xml:space="preserve">参数化（最快）</w:t>
+      </w:r>
+    </w:p>
+    <w:p>
+      <w:pPr>
+        <w:pStyle w:val="FirstParagraph"/>
+      </w:pPr>
+      <w:r>
+        <w:rPr>
+          <w:rStyle w:val="VerbatimChar"/>
+          <w:rFonts w:hint="eastAsia"/>
+        </w:rPr>
+        <w:t xml:space="preserve">建模</w:t>
+      </w:r>
+      <w:r>
+        <w:t xml:space="preserve"> </w:t>
+      </w:r>
+      <w:r>
+        <w:t xml:space="preserve">→ </w:t>
+      </w:r>
+      <w:r>
+        <w:rPr>
+          <w:rFonts w:hint="eastAsia"/>
+        </w:rPr>
+        <w:t xml:space="preserve">「规则框架」/「门式刚架」。规则结构直接生成。</w:t>
+      </w:r>
+    </w:p>
+    <w:bookmarkEnd w:id="22"/>
+    <w:bookmarkStart w:id="23" w:name="Xbebcdb22baa54c2804e46a1e14f37454db7dfb4"/>
+    <w:p>
+      <w:pPr>
+        <w:pStyle w:val="Heading3"/>
+      </w:pPr>
+      <w:r>
+        <w:t xml:space="preserve">3.2 </w:t>
+      </w:r>
+      <w:r>
+        <w:rPr>
+          <w:rFonts w:hint="eastAsia"/>
+        </w:rPr>
+        <w:t xml:space="preserve">草图拉伸（Abaqus</w:t>
+      </w:r>
+      <w:r>
+        <w:t xml:space="preserve"> </w:t>
+      </w:r>
+      <w:r>
+        <w:rPr>
+          <w:rFonts w:hint="eastAsia"/>
+        </w:rPr>
+        <w:t xml:space="preserve">式）</w:t>
+      </w:r>
+    </w:p>
+    <w:p>
+      <w:pPr>
+        <w:pStyle w:val="FirstParagraph"/>
+      </w:pPr>
+      <w:r>
+        <w:rPr>
+          <w:rStyle w:val="VerbatimChar"/>
+          <w:rFonts w:hint="eastAsia"/>
+        </w:rPr>
+        <w:t xml:space="preserve">建模</w:t>
+      </w:r>
+      <w:r>
+        <w:t xml:space="preserve"> </w:t>
+      </w:r>
+      <w:r>
+        <w:t xml:space="preserve">→ </w:t>
+      </w:r>
+      <w:r>
+        <w:rPr>
+          <w:rFonts w:hint="eastAsia"/>
+        </w:rPr>
+        <w:t xml:space="preserve">「草图建模」（</w:t>
+      </w:r>
+      <w:r>
+        <w:rPr>
+          <w:rStyle w:val="VerbatimChar"/>
+        </w:rPr>
+        <w:t xml:space="preserve">Ctrl+K</w:t>
+      </w:r>
+      <w:r>
+        <w:rPr>
+          <w:rFonts w:hint="eastAsia"/>
+        </w:rPr>
+        <w:t xml:space="preserve">）。二维画一榀框架，沿进深拉伸成三维。</w:t>
+      </w:r>
+      <w:r>
+        <w:t xml:space="preserve"> </w:t>
+      </w:r>
+      <w:r>
+        <w:rPr>
+          <w:rFonts w:hint="eastAsia"/>
+        </w:rPr>
+        <w:t xml:space="preserve">适合平面规则、进深重复的结构。</w:t>
+      </w:r>
+    </w:p>
+    <w:bookmarkEnd w:id="23"/>
+    <w:bookmarkStart w:id="24" w:name="X60a6fe545087e7214de1b77e613fdec0a4583b8"/>
+    <w:p>
+      <w:pPr>
+        <w:pStyle w:val="Heading3"/>
+      </w:pPr>
+      <w:r>
+        <w:t xml:space="preserve">3.3 </w:t>
+      </w:r>
+      <w:r>
+        <w:rPr>
+          <w:rFonts w:hint="eastAsia"/>
+        </w:rPr>
+        <w:t xml:space="preserve">手工建模</w:t>
+      </w:r>
+    </w:p>
+    <w:p>
+      <w:pPr>
+        <w:pStyle w:val="FirstParagraph"/>
+      </w:pPr>
+      <w:r>
+        <w:rPr>
+          <w:rFonts w:hint="eastAsia"/>
+        </w:rPr>
+        <w:t xml:space="preserve">拾取过滤器先定</w:t>
+      </w:r>
+      <w:r>
+        <w:rPr>
+          <w:rFonts w:hint="eastAsia"/>
+          <w:b/>
+          <w:bCs/>
+        </w:rPr>
+        <w:t xml:space="preserve">选什么</w:t>
+      </w:r>
+      <w:r>
+        <w:rPr>
+          <w:rFonts w:hint="eastAsia"/>
+        </w:rPr>
+        <w:t xml:space="preserve">再点：</w:t>
+      </w:r>
+      <w:r>
+        <w:rPr>
+          <w:rStyle w:val="VerbatimChar"/>
+        </w:rPr>
+        <w:t xml:space="preserve">N</w:t>
+      </w:r>
+      <w:r>
+        <w:t xml:space="preserve"> </w:t>
+      </w:r>
+      <w:r>
+        <w:rPr>
+          <w:rFonts w:hint="eastAsia"/>
+        </w:rPr>
+        <w:t xml:space="preserve">只选节点，</w:t>
+      </w:r>
+      <w:r>
+        <w:rPr>
+          <w:rStyle w:val="VerbatimChar"/>
+        </w:rPr>
+        <w:t xml:space="preserve">M</w:t>
+      </w:r>
+      <w:r>
+        <w:t xml:space="preserve"> </w:t>
+      </w:r>
+      <w:r>
+        <w:rPr>
+          <w:rFonts w:hint="eastAsia"/>
+        </w:rPr>
+        <w:t xml:space="preserve">只选杆件。</w:t>
+      </w:r>
+      <w:r>
+        <w:t xml:space="preserve"> </w:t>
+      </w:r>
+      <w:r>
+        <w:rPr>
+          <w:rFonts w:hint="eastAsia"/>
+        </w:rPr>
+        <w:t xml:space="preserve">然后「建节点」（</w:t>
+      </w:r>
+      <w:r>
+        <w:rPr>
+          <w:rStyle w:val="VerbatimChar"/>
+        </w:rPr>
+        <w:t xml:space="preserve">Ctrl+Shift+N</w:t>
+      </w:r>
+      <w:r>
+        <w:rPr>
+          <w:rFonts w:hint="eastAsia"/>
+        </w:rPr>
+        <w:t xml:space="preserve">）在视口里点位置，「建杆件」（</w:t>
+      </w:r>
+      <w:r>
+        <w:rPr>
+          <w:rStyle w:val="VerbatimChar"/>
+        </w:rPr>
+        <w:t xml:space="preserve">Ctrl+M</w:t>
+      </w:r>
+      <w:r>
+        <w:rPr>
+          <w:rFonts w:hint="eastAsia"/>
+        </w:rPr>
+        <w:t xml:space="preserve">）</w:t>
+      </w:r>
+      <w:r>
+        <w:t xml:space="preserve"> </w:t>
+      </w:r>
+      <w:r>
+        <w:rPr>
+          <w:rFonts w:hint="eastAsia"/>
+        </w:rPr>
+        <w:t xml:space="preserve">点两个节点连一根。</w:t>
+      </w:r>
+    </w:p>
+    <w:p>
+      <w:pPr>
+        <w:pStyle w:val="BodyText"/>
+      </w:pPr>
+      <w:r>
+        <w:rPr>
+          <w:rFonts w:hint="eastAsia"/>
+        </w:rPr>
+        <w:t xml:space="preserve">配合</w:t>
+      </w:r>
+      <w:r>
+        <w:t xml:space="preserve"> </w:t>
+      </w:r>
+      <w:r>
+        <w:rPr>
+          <w:rFonts w:hint="eastAsia"/>
+          <w:b/>
+          <w:bCs/>
+        </w:rPr>
+        <w:t xml:space="preserve">工作平面</w:t>
+      </w:r>
+      <w:r>
+        <w:rPr>
+          <w:rFonts w:hint="eastAsia"/>
+        </w:rPr>
+        <w:t xml:space="preserve">（XY/YZ/XZ</w:t>
+      </w:r>
+      <w:r>
+        <w:t xml:space="preserve"> + </w:t>
+      </w:r>
+      <w:r>
+        <w:rPr>
+          <w:rFonts w:hint="eastAsia"/>
+        </w:rPr>
+        <w:t xml:space="preserve">偏移</w:t>
+      </w:r>
+      <w:r>
+        <w:t xml:space="preserve"> </w:t>
+      </w:r>
+      <w:r>
+        <w:rPr>
+          <w:rFonts w:hint="eastAsia"/>
+        </w:rPr>
+        <w:t xml:space="preserve">z=）和</w:t>
+      </w:r>
+      <w:r>
+        <w:rPr>
+          <w:rFonts w:hint="eastAsia"/>
+          <w:b/>
+          <w:bCs/>
+        </w:rPr>
+        <w:t xml:space="preserve">捕捉</w:t>
+      </w:r>
+      <w:r>
+        <w:rPr>
+          <w:rFonts w:hint="eastAsia"/>
+        </w:rPr>
+        <w:t xml:space="preserve">用，否则三维里点不准。</w:t>
+      </w:r>
+    </w:p>
+    <w:bookmarkEnd w:id="24"/>
+    <w:bookmarkStart w:id="25" w:name="X2ad481195b20e086c1c78bdd5d5ac7a7ed651d4"/>
+    <w:p>
+      <w:pPr>
+        <w:pStyle w:val="Heading3"/>
+      </w:pPr>
+      <w:r>
+        <w:t xml:space="preserve">3.4 </w:t>
+      </w:r>
+      <w:r>
+        <w:rPr>
+          <w:rFonts w:hint="eastAsia"/>
+        </w:rPr>
+        <w:t xml:space="preserve">表格</w:t>
+      </w:r>
+      <w:r>
+        <w:t xml:space="preserve"> / JSON</w:t>
+      </w:r>
+    </w:p>
+    <w:p>
+      <w:pPr>
+        <w:pStyle w:val="FirstParagraph"/>
+      </w:pPr>
+      <w:r>
+        <w:rPr>
+          <w:rStyle w:val="VerbatimChar"/>
+          <w:rFonts w:hint="eastAsia"/>
+        </w:rPr>
+        <w:t xml:space="preserve">建模</w:t>
+      </w:r>
+      <w:r>
+        <w:t xml:space="preserve"> </w:t>
+      </w:r>
+      <w:r>
+        <w:t xml:space="preserve">→ </w:t>
+      </w:r>
+      <w:r>
+        <w:rPr>
+          <w:rFonts w:hint="eastAsia"/>
+        </w:rPr>
+        <w:t xml:space="preserve">「模型表格」（</w:t>
+      </w:r>
+      <w:r>
+        <w:rPr>
+          <w:rStyle w:val="VerbatimChar"/>
+        </w:rPr>
+        <w:t xml:space="preserve">Ctrl+T</w:t>
+      </w:r>
+      <w:r>
+        <w:rPr>
+          <w:rFonts w:hint="eastAsia"/>
+        </w:rPr>
+        <w:t xml:space="preserve">）七张表直接编辑，支持</w:t>
+      </w:r>
+      <w:r>
+        <w:t xml:space="preserve"> CSV </w:t>
+      </w:r>
+      <w:r>
+        <w:rPr>
+          <w:rFonts w:hint="eastAsia"/>
+        </w:rPr>
+        <w:t xml:space="preserve">导入导出；</w:t>
+      </w:r>
+      <w:r>
+        <w:t xml:space="preserve"> </w:t>
+      </w:r>
+      <w:r>
+        <w:rPr>
+          <w:rFonts w:hint="eastAsia"/>
+        </w:rPr>
+        <w:t xml:space="preserve">或「模型</w:t>
+      </w:r>
+      <w:r>
+        <w:t xml:space="preserve"> </w:t>
+      </w:r>
+      <w:r>
+        <w:rPr>
+          <w:rFonts w:hint="eastAsia"/>
+        </w:rPr>
+        <w:t xml:space="preserve">JSON」直接改原始数据，写回前会做结构校验。</w:t>
+      </w:r>
+    </w:p>
+    <w:p>
+      <w:pPr>
+        <w:pStyle w:val="BodyText"/>
+      </w:pPr>
+      <w:r>
+        <w:rPr>
+          <w:rFonts w:hint="eastAsia"/>
+          <w:b/>
+          <w:bCs/>
+        </w:rPr>
+        <w:t xml:space="preserve">从别的软件导数据时走这条。</w:t>
+      </w:r>
+    </w:p>
+    <w:bookmarkEnd w:id="25"/>
+    <w:bookmarkStart w:id="26" w:name="X9100b279715a0e4b4eae0a1802c6ed955c9ffcd"/>
+    <w:p>
+      <w:pPr>
+        <w:pStyle w:val="Heading3"/>
+      </w:pPr>
+      <w:r>
+        <w:t xml:space="preserve">3.5 </w:t>
+      </w:r>
+      <w:r>
+        <w:rPr>
+          <w:rFonts w:hint="eastAsia"/>
+        </w:rPr>
+        <w:t xml:space="preserve">手绘草图识别（多模态）</w:t>
+      </w:r>
+    </w:p>
+    <w:p>
+      <w:pPr>
+        <w:pStyle w:val="FirstParagraph"/>
+      </w:pPr>
+      <w:r>
+        <w:rPr>
+          <w:rStyle w:val="VerbatimChar"/>
+          <w:rFonts w:hint="eastAsia"/>
+        </w:rPr>
+        <w:t xml:space="preserve">建模</w:t>
+      </w:r>
+      <w:r>
+        <w:t xml:space="preserve"> </w:t>
+      </w:r>
+      <w:r>
+        <w:t xml:space="preserve">→ </w:t>
+      </w:r>
+      <w:r>
+        <w:rPr>
+          <w:rFonts w:hint="eastAsia"/>
+        </w:rPr>
+        <w:t xml:space="preserve">「草图识别」（</w:t>
+      </w:r>
+      <w:r>
+        <w:rPr>
+          <w:rStyle w:val="VerbatimChar"/>
+        </w:rPr>
+        <w:t xml:space="preserve">Ctrl+I</w:t>
+      </w:r>
+      <w:r>
+        <w:rPr>
+          <w:rFonts w:hint="eastAsia"/>
+        </w:rPr>
+        <w:t xml:space="preserve">）。上传手绘图，AI</w:t>
+      </w:r>
+      <w:r>
+        <w:t xml:space="preserve"> </w:t>
+      </w:r>
+      <w:r>
+        <w:rPr>
+          <w:rFonts w:hint="eastAsia"/>
+        </w:rPr>
+        <w:t xml:space="preserve">给出识别覆盖层，</w:t>
+      </w:r>
+      <w:r>
+        <w:t xml:space="preserve"> </w:t>
+      </w:r>
+      <w:r>
+        <w:rPr>
+          <w:rFonts w:hint="eastAsia"/>
+          <w:b/>
+          <w:bCs/>
+        </w:rPr>
+        <w:t xml:space="preserve">你逐条核对并编辑</w:t>
+      </w:r>
+      <w:r>
+        <w:rPr>
+          <w:rFonts w:hint="eastAsia"/>
+        </w:rPr>
+        <w:t xml:space="preserve">，标定尺度后再加载。</w:t>
+      </w:r>
+    </w:p>
+    <w:p>
+      <w:pPr>
+        <w:pStyle w:val="BodyText"/>
+      </w:pPr>
+      <w:r>
+        <w:rPr>
+          <w:rFonts w:hint="eastAsia"/>
+        </w:rPr>
+        <w:t xml:space="preserve">注意这条路径的定位：</w:t>
+      </w:r>
+      <w:r>
+        <w:rPr>
+          <w:rFonts w:hint="eastAsia"/>
+          <w:b/>
+          <w:bCs/>
+        </w:rPr>
+        <w:t xml:space="preserve">它是"帮你少打字"，不是"帮你看懂图"</w:t>
+      </w:r>
+      <w:r>
+        <w:t xml:space="preserve">。</w:t>
+      </w:r>
+      <w:r>
+        <w:t xml:space="preserve"> </w:t>
+      </w:r>
+      <w:r>
+        <w:rPr>
+          <w:rFonts w:hint="eastAsia"/>
+        </w:rPr>
+        <w:t xml:space="preserve">识别结果一律要你确认，因为识别错了是静默的——生成的模型合法，只是不是你画的那个。</w:t>
+      </w:r>
+    </w:p>
+    <w:p>
+      <w:r>
+        <w:pict>
+          <v:rect style="width:0;height:1.5pt" o:hralign="center" o:hrstd="t" o:hr="t"/>
+        </w:pict>
+      </w:r>
+    </w:p>
+    <w:bookmarkEnd w:id="26"/>
+    <w:bookmarkEnd w:id="27"/>
+    <w:bookmarkStart w:id="33" w:name="X0e2f760696acf07f72a9619f63034fbb67d4ef7"/>
+    <w:p>
+      <w:pPr>
+        <w:pStyle w:val="Heading2"/>
+      </w:pPr>
+      <w:r>
+        <w:t xml:space="preserve">4 </w:t>
+      </w:r>
+      <w:r>
+        <w:rPr>
+          <w:rFonts w:hint="eastAsia"/>
+        </w:rPr>
+        <w:t xml:space="preserve">属性：材料与截面</w:t>
+      </w:r>
+    </w:p>
+    <w:p>
+      <w:pPr>
+        <w:pStyle w:val="FirstParagraph"/>
+      </w:pPr>
+      <w:r>
+        <w:t xml:space="preserve">CAE </w:t>
+      </w:r>
+      <w:r>
+        <w:rPr>
+          <w:rFonts w:hint="eastAsia"/>
+        </w:rPr>
+        <w:t xml:space="preserve">的经典顺序：</w:t>
+      </w:r>
+      <w:r>
+        <w:rPr>
+          <w:rFonts w:hint="eastAsia"/>
+          <w:b/>
+          <w:bCs/>
+        </w:rPr>
+        <w:t xml:space="preserve">先有材料</w:t>
+      </w:r>
+      <w:r>
+        <w:rPr>
+          <w:b/>
+          <w:bCs/>
+        </w:rPr>
+        <w:t xml:space="preserve"> → </w:t>
+      </w:r>
+      <w:r>
+        <w:rPr>
+          <w:rFonts w:hint="eastAsia"/>
+          <w:b/>
+          <w:bCs/>
+        </w:rPr>
+        <w:t xml:space="preserve">再有截面</w:t>
+      </w:r>
+      <w:r>
+        <w:rPr>
+          <w:b/>
+          <w:bCs/>
+        </w:rPr>
+        <w:t xml:space="preserve"> → </w:t>
+      </w:r>
+      <w:r>
+        <w:rPr>
+          <w:rFonts w:hint="eastAsia"/>
+          <w:b/>
+          <w:bCs/>
+        </w:rPr>
+        <w:t xml:space="preserve">再指派给杆件</w:t>
+      </w:r>
+      <w:r>
+        <w:t xml:space="preserve">。</w:t>
+      </w:r>
+    </w:p>
+    <w:bookmarkStart w:id="28" w:name="X3c4d23fb8778201a82934d11605b9e3a30c44ff"/>
+    <w:p>
+      <w:pPr>
+        <w:pStyle w:val="Heading3"/>
+      </w:pPr>
+      <w:r>
+        <w:t xml:space="preserve">4.1 </w:t>
+      </w:r>
+      <w:r>
+        <w:rPr>
+          <w:rFonts w:hint="eastAsia"/>
+        </w:rPr>
+        <w:t xml:space="preserve">创建材料</w:t>
+      </w:r>
+    </w:p>
+    <w:p>
+      <w:pPr>
+        <w:pStyle w:val="FirstParagraph"/>
+      </w:pPr>
+      <w:r>
+        <w:rPr>
+          <w:rStyle w:val="VerbatimChar"/>
+          <w:rFonts w:hint="eastAsia"/>
+        </w:rPr>
+        <w:t xml:space="preserve">属性</w:t>
+      </w:r>
+      <w:r>
+        <w:t xml:space="preserve"> </w:t>
+      </w:r>
+      <w:r>
+        <w:t xml:space="preserve">→ </w:t>
+      </w:r>
+      <w:r>
+        <w:rPr>
+          <w:rFonts w:hint="eastAsia"/>
+        </w:rPr>
+        <w:t xml:space="preserve">「创建材料」。必填弹性模量</w:t>
+      </w:r>
+      <w:r>
+        <w:t xml:space="preserve"> </w:t>
+      </w:r>
+      <w:r>
+        <w:rPr>
+          <w:rStyle w:val="VerbatimChar"/>
+        </w:rPr>
+        <w:t xml:space="preserve">E</w:t>
+      </w:r>
+      <w:r>
+        <w:rPr>
+          <w:rFonts w:hint="eastAsia"/>
+        </w:rPr>
+        <w:t xml:space="preserve">、泊松比</w:t>
+      </w:r>
+      <w:r>
+        <w:t xml:space="preserve"> </w:t>
+      </w:r>
+      <w:r>
+        <w:rPr>
+          <w:rStyle w:val="VerbatimChar"/>
+        </w:rPr>
+        <w:t xml:space="preserve">ν</w:t>
+      </w:r>
+      <w:r>
+        <w:rPr>
+          <w:rFonts w:hint="eastAsia"/>
+        </w:rPr>
+        <w:t xml:space="preserve">、密度</w:t>
+      </w:r>
+      <w:r>
+        <w:t xml:space="preserve"> </w:t>
+      </w:r>
+      <w:r>
+        <w:rPr>
+          <w:rStyle w:val="VerbatimChar"/>
+        </w:rPr>
+        <w:t xml:space="preserve">ρ</w:t>
+      </w:r>
+      <w:r>
+        <w:t xml:space="preserve">。</w:t>
+      </w:r>
+    </w:p>
+    <w:p>
+      <w:pPr>
+        <w:pStyle w:val="BodyText"/>
+      </w:pPr>
+      <w:r>
+        <w:rPr>
+          <w:rFonts w:hint="eastAsia"/>
+        </w:rPr>
+        <w:t xml:space="preserve">下面还有一组**「强度验算与温度（可选）」**：</w:t>
+      </w:r>
+    </w:p>
+    <w:tbl>
+      <w:tblPr>
+        <w:tblStyle w:val="Table"/>
+        <w:tblW w:type="auto" w:w="0"/>
+        <w:tblLook w:firstRow="1" w:lastRow="0" w:firstColumn="0" w:lastColumn="0" w:noHBand="0" w:noVBand="0" w:val="0020"/>
+      </w:tblPr>
+      <w:tblGrid>
+        <w:gridCol w:w="3960"/>
+        <w:gridCol w:w="3960"/>
+      </w:tblGrid>
+      <w:tr>
+        <w:trPr>
+          <w:tblHeader w:val="on"/>
+        </w:trPr>
+        <w:tc>
+          <w:tcPr/>
+          <w:p>
+            <w:pPr>
+              <w:pStyle w:val="Compact"/>
+            </w:pPr>
+            <w:r>
+              <w:rPr>
+                <w:rFonts w:hint="eastAsia"/>
+              </w:rPr>
+              <w:t xml:space="preserve">字段</w:t>
+            </w:r>
+          </w:p>
+        </w:tc>
+        <w:tc>
+          <w:tcPr/>
+          <w:p>
+            <w:pPr>
+              <w:pStyle w:val="Compact"/>
+            </w:pPr>
+            <w:r>
+              <w:rPr>
+                <w:rFonts w:hint="eastAsia"/>
+              </w:rPr>
+              <w:t xml:space="preserve">不填的后果</w:t>
+            </w:r>
+          </w:p>
+        </w:tc>
+      </w:tr>
+      <w:tr>
+        <w:tc>
+          <w:tcPr/>
+          <w:p>
+            <w:pPr>
+              <w:pStyle w:val="Compact"/>
+            </w:pPr>
+            <w:r>
+              <w:rPr>
+                <w:rFonts w:hint="eastAsia"/>
+              </w:rPr>
+              <w:t xml:space="preserve">许用拉应力</w:t>
+            </w:r>
+            <w:r>
+              <w:t xml:space="preserve"> / </w:t>
+            </w:r>
+            <w:r>
+              <w:rPr>
+                <w:rFonts w:hint="eastAsia"/>
+              </w:rPr>
+              <w:t xml:space="preserve">许用压应力</w:t>
+            </w:r>
+          </w:p>
+        </w:tc>
+        <w:tc>
+          <w:tcPr/>
+          <w:p>
+            <w:pPr>
+              <w:pStyle w:val="Compact"/>
+            </w:pPr>
+            <w:r>
+              <w:rPr>
+                <w:rFonts w:hint="eastAsia"/>
+                <w:b/>
+                <w:bCs/>
+              </w:rPr>
+              <w:t xml:space="preserve">强度验算会被拒绝</w:t>
+            </w:r>
+            <w:r>
+              <w:rPr>
+                <w:rFonts w:hint="eastAsia"/>
+              </w:rPr>
+              <w:t xml:space="preserve">，不是给你个估计值</w:t>
+            </w:r>
+          </w:p>
+        </w:tc>
+      </w:tr>
+      <w:tr>
+        <w:tc>
+          <w:tcPr/>
+          <w:p>
+            <w:pPr>
+              <w:pStyle w:val="Compact"/>
+            </w:pPr>
+            <w:r>
+              <w:rPr>
+                <w:rFonts w:hint="eastAsia"/>
+              </w:rPr>
+              <w:t xml:space="preserve">屈服应力</w:t>
+            </w:r>
+          </w:p>
+        </w:tc>
+        <w:tc>
+          <w:tcPr/>
+          <w:p>
+            <w:pPr>
+              <w:pStyle w:val="Compact"/>
+            </w:pPr>
+            <w:r>
+              <w:rPr>
+                <w:rFonts w:hint="eastAsia"/>
+              </w:rPr>
+              <w:t xml:space="preserve">稳定校核的</w:t>
+            </w:r>
+            <w:r>
+              <w:t xml:space="preserve"> λp </w:t>
+            </w:r>
+            <w:r>
+              <w:rPr>
+                <w:rFonts w:hint="eastAsia"/>
+              </w:rPr>
+              <w:t xml:space="preserve">算不出来</w:t>
+            </w:r>
+          </w:p>
+        </w:tc>
+      </w:tr>
+      <w:tr>
+        <w:tc>
+          <w:tcPr/>
+          <w:p>
+            <w:pPr>
+              <w:pStyle w:val="Compact"/>
+            </w:pPr>
+            <w:r>
+              <w:rPr>
+                <w:rFonts w:hint="eastAsia"/>
+              </w:rPr>
+              <w:t xml:space="preserve">线膨胀系数</w:t>
+            </w:r>
+            <w:r>
+              <w:t xml:space="preserve"> α</w:t>
+            </w:r>
+          </w:p>
+        </w:tc>
+        <w:tc>
+          <w:tcPr/>
+          <w:p>
+            <w:pPr>
+              <w:pStyle w:val="Compact"/>
+            </w:pPr>
+            <w:r>
+              <w:rPr>
+                <w:rFonts w:hint="eastAsia"/>
+              </w:rPr>
+              <w:t xml:space="preserve">温度荷载算不了</w:t>
+            </w:r>
+          </w:p>
+        </w:tc>
+      </w:tr>
+    </w:tbl>
+    <w:p>
+      <w:pPr>
+        <w:pStyle w:val="BodyText"/>
+      </w:pPr>
+      <w:r>
+        <w:rPr>
+          <w:rFonts w:hint="eastAsia"/>
+        </w:rPr>
+        <w:t xml:space="preserve">拉压许用是</w:t>
+      </w:r>
+      <w:r>
+        <w:rPr>
+          <w:rFonts w:hint="eastAsia"/>
+          <w:b/>
+          <w:bCs/>
+        </w:rPr>
+        <w:t xml:space="preserve">分开</w:t>
+      </w:r>
+      <w:r>
+        <w:rPr>
+          <w:rFonts w:hint="eastAsia"/>
+        </w:rPr>
+        <w:t xml:space="preserve">的：铸铁、混凝土这类材料两者差很远，合成一个就错了。</w:t>
+      </w:r>
+    </w:p>
+    <w:bookmarkEnd w:id="28"/>
+    <w:bookmarkStart w:id="29" w:name="Xb2b1335b523210d90dd82fd7a42b404e9aef67d"/>
+    <w:p>
+      <w:pPr>
+        <w:pStyle w:val="Heading3"/>
+      </w:pPr>
+      <w:r>
+        <w:t xml:space="preserve">4.2 </w:t>
+      </w:r>
+      <w:r>
+        <w:rPr>
+          <w:rFonts w:hint="eastAsia"/>
+        </w:rPr>
+        <w:t xml:space="preserve">创建截面</w:t>
+      </w:r>
+    </w:p>
+    <w:p>
+      <w:pPr>
+        <w:pStyle w:val="FirstParagraph"/>
+      </w:pPr>
+      <w:r>
+        <w:rPr>
+          <w:rStyle w:val="VerbatimChar"/>
+          <w:rFonts w:hint="eastAsia"/>
+        </w:rPr>
+        <w:t xml:space="preserve">属性</w:t>
+      </w:r>
+      <w:r>
+        <w:t xml:space="preserve"> </w:t>
+      </w:r>
+      <w:r>
+        <w:t xml:space="preserve">→ </w:t>
+      </w:r>
+      <w:r>
+        <w:rPr>
+          <w:rFonts w:hint="eastAsia"/>
+        </w:rPr>
+        <w:t xml:space="preserve">「创建截面」。选类型（工字/箱形/管/矩形/圆等）填尺寸，</w:t>
+      </w:r>
+      <w:r>
+        <w:t xml:space="preserve"> </w:t>
+      </w:r>
+      <w:r>
+        <w:rPr>
+          <w:rFonts w:hint="eastAsia"/>
+        </w:rPr>
+        <w:t xml:space="preserve">程序自动算</w:t>
+      </w:r>
+      <w:r>
+        <w:t xml:space="preserve"> </w:t>
+      </w:r>
+      <w:r>
+        <w:rPr>
+          <w:rStyle w:val="VerbatimChar"/>
+        </w:rPr>
+        <w:t xml:space="preserve">A / Iy / Iz / J</w:t>
+      </w:r>
+      <w:r>
+        <w:rPr>
+          <w:rFonts w:hint="eastAsia"/>
+        </w:rPr>
+        <w:t xml:space="preserve">，</w:t>
+      </w:r>
+      <w:r>
+        <w:rPr>
+          <w:rFonts w:hint="eastAsia"/>
+          <w:b/>
+          <w:bCs/>
+        </w:rPr>
+        <w:t xml:space="preserve">并且算出</w:t>
+      </w:r>
+      <w:r>
+        <w:rPr>
+          <w:b/>
+          <w:bCs/>
+        </w:rPr>
+        <w:t xml:space="preserve"> </w:t>
+      </w:r>
+      <w:r>
+        <w:rPr>
+          <w:rStyle w:val="VerbatimChar"/>
+          <w:b/>
+          <w:bCs/>
+        </w:rPr>
+        <w:t xml:space="preserve">cy / cz</w:t>
+      </w:r>
+      <w:r>
+        <w:rPr>
+          <w:rFonts w:hint="eastAsia"/>
+          <w:b/>
+          <w:bCs/>
+        </w:rPr>
+        <w:t xml:space="preserve">（极端纤维距离）</w:t>
+      </w:r>
+      <w:r>
+        <w:t xml:space="preserve">。</w:t>
+      </w:r>
+    </w:p>
+    <w:p>
+      <w:pPr>
+        <w:pStyle w:val="BodyText"/>
+      </w:pPr>
+      <w:r>
+        <w:rPr>
+          <w:rFonts w:hint="eastAsia"/>
+          <w:b/>
+          <w:bCs/>
+        </w:rPr>
+        <w:t xml:space="preserve">这一点很关键</w:t>
+      </w:r>
+      <w:r>
+        <w:rPr>
+          <w:rFonts w:hint="eastAsia"/>
+        </w:rPr>
+        <w:t xml:space="preserve">：如果你直接填</w:t>
+      </w:r>
+      <w:r>
+        <w:t xml:space="preserve"> </w:t>
+      </w:r>
+      <w:r>
+        <w:rPr>
+          <w:rStyle w:val="VerbatimChar"/>
+        </w:rPr>
+        <w:t xml:space="preserve">A/I/J</w:t>
+      </w:r>
+      <w:r>
+        <w:rPr>
+          <w:rFonts w:hint="eastAsia"/>
+        </w:rPr>
+        <w:t xml:space="preserve">（截面管理器里可以），</w:t>
+      </w:r>
+      <w:r>
+        <w:t xml:space="preserve"> </w:t>
+      </w:r>
+      <w:r>
+        <w:rPr>
+          <w:rFonts w:hint="eastAsia"/>
+        </w:rPr>
+        <w:t xml:space="preserve">程序就没有</w:t>
+      </w:r>
+      <w:r>
+        <w:t xml:space="preserve"> </w:t>
+      </w:r>
+      <w:r>
+        <w:rPr>
+          <w:rStyle w:val="VerbatimChar"/>
+        </w:rPr>
+        <w:t xml:space="preserve">cy/cz</w:t>
+      </w:r>
+      <w:r>
+        <w:rPr>
+          <w:rFonts w:hint="eastAsia"/>
+        </w:rPr>
+        <w:t xml:space="preserve">，于是：</w:t>
+      </w:r>
+    </w:p>
+    <w:p>
+      <w:pPr>
+        <w:pStyle w:val="Compact"/>
+        <w:numPr>
+          <w:ilvl w:val="0"/>
+          <w:numId w:val="1007"/>
+        </w:numPr>
+      </w:pPr>
+      <w:r>
+        <w:rPr>
+          <w:rFonts w:hint="eastAsia"/>
+          <w:b/>
+          <w:bCs/>
+        </w:rPr>
+        <w:t xml:space="preserve">应力云图会被拒绝</w:t>
+      </w:r>
+    </w:p>
+    <w:p>
+      <w:pPr>
+        <w:pStyle w:val="Compact"/>
+        <w:numPr>
+          <w:ilvl w:val="0"/>
+          <w:numId w:val="1007"/>
+        </w:numPr>
+      </w:pPr>
+      <w:r>
+        <w:rPr>
+          <w:rFonts w:hint="eastAsia"/>
+          <w:b/>
+          <w:bCs/>
+        </w:rPr>
+        <w:t xml:space="preserve">强度验算会被拒绝</w:t>
+      </w:r>
+    </w:p>
+    <w:p>
+      <w:pPr>
+        <w:pStyle w:val="FirstParagraph"/>
+      </w:pPr>
+      <w:r>
+        <w:rPr>
+          <w:rFonts w:hint="eastAsia"/>
+        </w:rPr>
+        <w:t xml:space="preserve">不是算不出来就估一个，是明确告诉你缺什么。想要应力就用「创建截面」按尺寸建。</w:t>
+      </w:r>
+    </w:p>
+    <w:p>
+      <w:pPr>
+        <w:pStyle w:val="BlockText"/>
+      </w:pPr>
+      <w:r>
+        <w:rPr>
+          <w:rFonts w:hint="eastAsia"/>
+        </w:rPr>
+        <w:t xml:space="preserve">偏心截面（如</w:t>
+      </w:r>
+      <w:r>
+        <w:t xml:space="preserve"> T </w:t>
+      </w:r>
+      <w:r>
+        <w:rPr>
+          <w:rFonts w:hint="eastAsia"/>
+        </w:rPr>
+        <w:t xml:space="preserve">形、角钢）不给</w:t>
+      </w:r>
+      <w:r>
+        <w:t xml:space="preserve"> </w:t>
+      </w:r>
+      <w:r>
+        <w:rPr>
+          <w:rStyle w:val="VerbatimChar"/>
+        </w:rPr>
+        <w:t xml:space="preserve">cy/cz</w:t>
+      </w:r>
+      <w:r>
+        <w:rPr>
+          <w:rFonts w:hint="eastAsia"/>
+        </w:rPr>
+        <w:t xml:space="preserve">：它们形心不在几何中心，</w:t>
+      </w:r>
+      <w:r>
+        <w:t xml:space="preserve"> </w:t>
+      </w:r>
+      <w:r>
+        <w:rPr>
+          <w:rFonts w:hint="eastAsia"/>
+        </w:rPr>
+        <w:t xml:space="preserve">单个"极端纤维距离"表达不了，预览里会解释原因。</w:t>
+      </w:r>
+    </w:p>
+    <w:bookmarkEnd w:id="29"/>
+    <w:bookmarkStart w:id="30" w:name="X871d9b1d39610e6260290164792433ad77b1279"/>
+    <w:p>
+      <w:pPr>
+        <w:pStyle w:val="Heading3"/>
+      </w:pPr>
+      <w:r>
+        <w:t xml:space="preserve">4.3 </w:t>
+      </w:r>
+      <w:r>
+        <w:rPr>
+          <w:rFonts w:hint="eastAsia"/>
+        </w:rPr>
+        <w:t xml:space="preserve">属性指派</w:t>
+      </w:r>
+    </w:p>
+    <w:p>
+      <w:pPr>
+        <w:pStyle w:val="FirstParagraph"/>
+      </w:pPr>
+      <w:r>
+        <w:rPr>
+          <w:rStyle w:val="VerbatimChar"/>
+          <w:rFonts w:hint="eastAsia"/>
+        </w:rPr>
+        <w:t xml:space="preserve">属性</w:t>
+      </w:r>
+      <w:r>
+        <w:t xml:space="preserve"> </w:t>
+      </w:r>
+      <w:r>
+        <w:t xml:space="preserve">→ </w:t>
+      </w:r>
+      <w:r>
+        <w:rPr>
+          <w:rFonts w:hint="eastAsia"/>
+        </w:rPr>
+        <w:t xml:space="preserve">「属性指派」。选中杆件</w:t>
+      </w:r>
+      <w:r>
+        <w:t xml:space="preserve"> → </w:t>
+      </w:r>
+      <w:r>
+        <w:rPr>
+          <w:rFonts w:hint="eastAsia"/>
+        </w:rPr>
+        <w:t xml:space="preserve">一次指派材料与截面。</w:t>
+      </w:r>
+      <w:r>
+        <w:t xml:space="preserve"> </w:t>
+      </w:r>
+      <w:r>
+        <w:rPr>
+          <w:rFonts w:hint="eastAsia"/>
+        </w:rPr>
+        <w:t xml:space="preserve">这是</w:t>
+      </w:r>
+      <w:r>
+        <w:t xml:space="preserve"> Abaqus Property </w:t>
+      </w:r>
+      <w:r>
+        <w:rPr>
+          <w:rFonts w:hint="eastAsia"/>
+        </w:rPr>
+        <w:t xml:space="preserve">模块的核心操作。</w:t>
+      </w:r>
+    </w:p>
+    <w:bookmarkEnd w:id="30"/>
+    <w:bookmarkStart w:id="31" w:name="Xdaa96e8185b6b6374d13ea0883322f8ae56092b"/>
+    <w:p>
+      <w:pPr>
+        <w:pStyle w:val="Heading3"/>
+      </w:pPr>
+      <w:r>
+        <w:t xml:space="preserve">4.4 </w:t>
+      </w:r>
+      <w:r>
+        <w:rPr>
+          <w:rFonts w:hint="eastAsia"/>
+        </w:rPr>
+        <w:t xml:space="preserve">截面朝向（</w:t>
+      </w:r>
+      <w:r>
+        <w:rPr>
+          <w:rFonts w:hint="eastAsia"/>
+          <w:b/>
+          <w:bCs/>
+        </w:rPr>
+        <w:t xml:space="preserve">最容易静默出错的一处</w:t>
+      </w:r>
+      <w:r>
+        <w:rPr>
+          <w:rFonts w:hint="eastAsia"/>
+        </w:rPr>
+        <w:t xml:space="preserve">）</w:t>
+      </w:r>
+    </w:p>
+    <w:p>
+      <w:pPr>
+        <w:pStyle w:val="FirstParagraph"/>
+      </w:pPr>
+      <w:r>
+        <w:rPr>
+          <w:rFonts w:hint="eastAsia"/>
+        </w:rPr>
+        <w:t xml:space="preserve">强弱轴悬殊的截面（如</w:t>
+      </w:r>
+      <w:r>
+        <w:t xml:space="preserve"> 400×200 </w:t>
+      </w:r>
+      <w:r>
+        <w:rPr>
+          <w:rFonts w:hint="eastAsia"/>
+        </w:rPr>
+        <w:t xml:space="preserve">工字钢，</w:t>
+      </w:r>
+      <w:r>
+        <w:rPr>
+          <w:rStyle w:val="VerbatimChar"/>
+        </w:rPr>
+        <w:t xml:space="preserve">Iz/Iy ≈ 13</w:t>
+      </w:r>
+      <w:r>
+        <w:rPr>
+          <w:rFonts w:hint="eastAsia"/>
+        </w:rPr>
+        <w:t xml:space="preserve">），</w:t>
+      </w:r>
+      <w:r>
+        <w:t xml:space="preserve"> </w:t>
+      </w:r>
+      <w:r>
+        <w:rPr>
+          <w:rFonts w:hint="eastAsia"/>
+          <w:b/>
+          <w:bCs/>
+        </w:rPr>
+        <w:t xml:space="preserve">如果局部</w:t>
+      </w:r>
+      <w:r>
+        <w:rPr>
+          <w:b/>
+          <w:bCs/>
+        </w:rPr>
+        <w:t xml:space="preserve"> y </w:t>
+      </w:r>
+      <w:r>
+        <w:rPr>
+          <w:rFonts w:hint="eastAsia"/>
+          <w:b/>
+          <w:bCs/>
+        </w:rPr>
+        <w:t xml:space="preserve">轴朝向反了，弯矩分量全部张冠李戴，程序一声不吭。</w:t>
+      </w:r>
+    </w:p>
+    <w:p>
+      <w:pPr>
+        <w:pStyle w:val="Compact"/>
+        <w:numPr>
+          <w:ilvl w:val="0"/>
+          <w:numId w:val="1008"/>
+        </w:numPr>
+      </w:pPr>
+      <w:r>
+        <w:rPr>
+          <w:rFonts w:hint="eastAsia"/>
+        </w:rPr>
+        <w:t xml:space="preserve">想看某根杆的局部轴：选中它，属性面板里有局部</w:t>
+      </w:r>
+      <w:r>
+        <w:t xml:space="preserve"> x/y/z </w:t>
+      </w:r>
+      <w:r>
+        <w:rPr>
+          <w:rFonts w:hint="eastAsia"/>
+        </w:rPr>
+        <w:t xml:space="preserve">三色箭头（x</w:t>
+      </w:r>
+      <w:r>
+        <w:t xml:space="preserve"> </w:t>
+      </w:r>
+      <w:r>
+        <w:rPr>
+          <w:rFonts w:hint="eastAsia"/>
+        </w:rPr>
+        <w:t xml:space="preserve">红</w:t>
+      </w:r>
+      <w:r>
+        <w:t xml:space="preserve"> y </w:t>
+      </w:r>
+      <w:r>
+        <w:rPr>
+          <w:rFonts w:hint="eastAsia"/>
+        </w:rPr>
+        <w:t xml:space="preserve">绿</w:t>
+      </w:r>
+      <w:r>
+        <w:t xml:space="preserve"> z </w:t>
+      </w:r>
+      <w:r>
+        <w:rPr>
+          <w:rFonts w:hint="eastAsia"/>
+        </w:rPr>
+        <w:t xml:space="preserve">蓝）</w:t>
+      </w:r>
+    </w:p>
+    <w:p>
+      <w:pPr>
+        <w:pStyle w:val="Compact"/>
+        <w:numPr>
+          <w:ilvl w:val="0"/>
+          <w:numId w:val="1008"/>
+        </w:numPr>
+      </w:pPr>
+      <w:r>
+        <w:rPr>
+          <w:rFonts w:hint="eastAsia"/>
+        </w:rPr>
+        <w:t xml:space="preserve">生成器会给竖直杆显式写入参考向量，避免</w:t>
+      </w:r>
+      <w:r>
+        <w:t xml:space="preserve"> 0.01°/0.1° </w:t>
+      </w:r>
+      <w:r>
+        <w:rPr>
+          <w:rFonts w:hint="eastAsia"/>
+        </w:rPr>
+        <w:t xml:space="preserve">之间翻号</w:t>
+      </w:r>
+    </w:p>
+    <w:p>
+      <w:pPr>
+        <w:pStyle w:val="Compact"/>
+        <w:numPr>
+          <w:ilvl w:val="0"/>
+          <w:numId w:val="1008"/>
+        </w:numPr>
+      </w:pPr>
+      <w:r>
+        <w:rPr>
+          <w:rFonts w:hint="eastAsia"/>
+        </w:rPr>
+        <w:t xml:space="preserve">手工建模时若发现弯矩分量不对，</w:t>
+      </w:r>
+      <w:r>
+        <w:rPr>
+          <w:rFonts w:hint="eastAsia"/>
+          <w:b/>
+          <w:bCs/>
+        </w:rPr>
+        <w:t xml:space="preserve">第一个要怀疑的就是这里</w:t>
+      </w:r>
+    </w:p>
+    <w:bookmarkEnd w:id="31"/>
+    <w:bookmarkStart w:id="32" w:name="X281e04c35118044cd4e35f7911021b6757a69c1"/>
+    <w:p>
+      <w:pPr>
+        <w:pStyle w:val="Heading3"/>
+      </w:pPr>
+      <w:r>
+        <w:t xml:space="preserve">4.5 </w:t>
+      </w:r>
+      <w:r>
+        <w:rPr>
+          <w:rFonts w:hint="eastAsia"/>
+        </w:rPr>
+        <w:t xml:space="preserve">单位制</w:t>
+      </w:r>
+    </w:p>
+    <w:p>
+      <w:pPr>
+        <w:pStyle w:val="FirstParagraph"/>
+      </w:pPr>
+      <w:r>
+        <w:rPr>
+          <w:rStyle w:val="VerbatimChar"/>
+          <w:rFonts w:hint="eastAsia"/>
+        </w:rPr>
+        <w:t xml:space="preserve">属性</w:t>
+      </w:r>
+      <w:r>
+        <w:t xml:space="preserve"> </w:t>
+      </w:r>
+      <w:r>
+        <w:t xml:space="preserve">→ </w:t>
+      </w:r>
+      <w:r>
+        <w:rPr>
+          <w:rFonts w:hint="eastAsia"/>
+        </w:rPr>
+        <w:t xml:space="preserve">「单位制」在</w:t>
+      </w:r>
+      <w:r>
+        <w:t xml:space="preserve"> </w:t>
+      </w:r>
+      <w:r>
+        <w:rPr>
+          <w:rStyle w:val="VerbatimChar"/>
+        </w:rPr>
+        <w:t xml:space="preserve">N-m-Pa</w:t>
+      </w:r>
+      <w:r>
+        <w:t xml:space="preserve"> </w:t>
+      </w:r>
+      <w:r>
+        <w:rPr>
+          <w:rFonts w:hint="eastAsia"/>
+        </w:rPr>
+        <w:t xml:space="preserve">与</w:t>
+      </w:r>
+      <w:r>
+        <w:t xml:space="preserve"> </w:t>
+      </w:r>
+      <w:r>
+        <w:rPr>
+          <w:rStyle w:val="VerbatimChar"/>
+        </w:rPr>
+        <w:t xml:space="preserve">N-mm-MPa</w:t>
+      </w:r>
+      <w:r>
+        <w:t xml:space="preserve"> </w:t>
+      </w:r>
+      <w:r>
+        <w:rPr>
+          <w:rFonts w:hint="eastAsia"/>
+        </w:rPr>
+        <w:t xml:space="preserve">之间</w:t>
+      </w:r>
+      <w:r>
+        <w:rPr>
+          <w:rFonts w:hint="eastAsia"/>
+          <w:b/>
+          <w:bCs/>
+        </w:rPr>
+        <w:t xml:space="preserve">整份模型转换</w:t>
+      </w:r>
+      <w:r>
+        <w:rPr>
+          <w:rFonts w:hint="eastAsia"/>
+        </w:rPr>
+        <w:t xml:space="preserve">，</w:t>
+      </w:r>
+      <w:r>
+        <w:t xml:space="preserve"> </w:t>
+      </w:r>
+      <w:r>
+        <w:rPr>
+          <w:rFonts w:hint="eastAsia"/>
+        </w:rPr>
+        <w:t xml:space="preserve">不是只改显示。状态栏右下角常驻显示当前单位制。</w:t>
+      </w:r>
+    </w:p>
+    <w:p>
+      <w:r>
+        <w:pict>
+          <v:rect style="width:0;height:1.5pt" o:hralign="center" o:hrstd="t" o:hr="t"/>
+        </w:pict>
+      </w:r>
+    </w:p>
+    <w:bookmarkEnd w:id="32"/>
+    <w:bookmarkEnd w:id="33"/>
+    <w:bookmarkStart w:id="37" w:name="X442b27c0b0e3b05e6fe51eceed426bfe2126cc9"/>
+    <w:p>
+      <w:pPr>
+        <w:pStyle w:val="Heading2"/>
+      </w:pPr>
+      <w:r>
+        <w:t xml:space="preserve">5 </w:t>
+      </w:r>
+      <w:r>
+        <w:rPr>
+          <w:rFonts w:hint="eastAsia"/>
+        </w:rPr>
+        <w:t xml:space="preserve">边界条件与荷载</w:t>
+      </w:r>
+    </w:p>
+    <w:bookmarkStart w:id="34" w:name="X05e64d2455d8374a8840f216210d0dc6a1f42fa"/>
+    <w:p>
+      <w:pPr>
+        <w:pStyle w:val="Heading3"/>
+      </w:pPr>
+      <w:r>
+        <w:t xml:space="preserve">5.1 </w:t>
+      </w:r>
+      <w:r>
+        <w:rPr>
+          <w:rFonts w:hint="eastAsia"/>
+        </w:rPr>
+        <w:t xml:space="preserve">支座</w:t>
+      </w:r>
+    </w:p>
+    <w:p>
+      <w:pPr>
+        <w:pStyle w:val="FirstParagraph"/>
+      </w:pPr>
+      <w:r>
+        <w:rPr>
+          <w:rStyle w:val="VerbatimChar"/>
+          <w:rFonts w:hint="eastAsia"/>
+        </w:rPr>
+        <w:t xml:space="preserve">载荷</w:t>
+      </w:r>
+      <w:r>
+        <w:t xml:space="preserve"> </w:t>
+      </w:r>
+      <w:r>
+        <w:t xml:space="preserve">→ </w:t>
+      </w:r>
+      <w:r>
+        <w:rPr>
+          <w:rFonts w:hint="eastAsia"/>
+        </w:rPr>
+        <w:t xml:space="preserve">「创建边界条件」。选中节点，勾</w:t>
+      </w:r>
+      <w:r>
+        <w:t xml:space="preserve"> </w:t>
+      </w:r>
+      <w:r>
+        <w:rPr>
+          <w:rStyle w:val="VerbatimChar"/>
+        </w:rPr>
+        <w:t xml:space="preserve">U1/U2/U3/UR1/UR2/UR3</w:t>
+      </w:r>
+      <w:r>
+        <w:t xml:space="preserve"> </w:t>
+      </w:r>
+      <w:r>
+        <w:rPr>
+          <w:rFonts w:hint="eastAsia"/>
+        </w:rPr>
+        <w:t xml:space="preserve">六个自由度。</w:t>
+      </w:r>
+      <w:r>
+        <w:t xml:space="preserve"> </w:t>
+      </w:r>
+      <w:r>
+        <w:rPr>
+          <w:rFonts w:hint="eastAsia"/>
+        </w:rPr>
+        <w:t xml:space="preserve">全勾是固接，只勾三个平动是铰接。</w:t>
+      </w:r>
+    </w:p>
+    <w:p>
+      <w:pPr>
+        <w:pStyle w:val="BlockText"/>
+      </w:pPr>
+      <w:r>
+        <w:rPr>
+          <w:rFonts w:hint="eastAsia"/>
+        </w:rPr>
+        <w:t xml:space="preserve">视口里</w:t>
+      </w:r>
+      <w:r>
+        <w:rPr>
+          <w:rFonts w:hint="eastAsia"/>
+          <w:b/>
+          <w:bCs/>
+        </w:rPr>
+        <w:t xml:space="preserve">不是每个受约束节点都画符号</w:t>
+      </w:r>
+      <w:r>
+        <w:rPr>
+          <w:rFonts w:hint="eastAsia"/>
+        </w:rPr>
+        <w:t xml:space="preserve">：平面刚架的面外自由度是代码自动约束的，</w:t>
+      </w:r>
+      <w:r>
+        <w:t xml:space="preserve"> </w:t>
+      </w:r>
+      <w:r>
+        <w:rPr>
+          <w:rFonts w:hint="eastAsia"/>
+        </w:rPr>
+        <w:t xml:space="preserve">全画出来满屏符号，真正的柱脚反而看不见。只画约束住两个及以上平动方向的节点。</w:t>
+      </w:r>
+    </w:p>
+    <w:bookmarkEnd w:id="34"/>
+    <w:bookmarkStart w:id="35" w:name="Xadee4747154a81b5b46b94e95a4034c92d5821a"/>
+    <w:p>
+      <w:pPr>
+        <w:pStyle w:val="Heading3"/>
+      </w:pPr>
+      <w:r>
+        <w:t xml:space="preserve">5.2 </w:t>
+      </w:r>
+      <w:r>
+        <w:rPr>
+          <w:rFonts w:hint="eastAsia"/>
+        </w:rPr>
+        <w:t xml:space="preserve">荷载</w:t>
+      </w:r>
+    </w:p>
+    <w:p>
+      <w:pPr>
+        <w:pStyle w:val="FirstParagraph"/>
+      </w:pPr>
+      <w:r>
+        <w:rPr>
+          <w:rStyle w:val="VerbatimChar"/>
+          <w:rFonts w:hint="eastAsia"/>
+        </w:rPr>
+        <w:t xml:space="preserve">载荷</w:t>
+      </w:r>
+      <w:r>
+        <w:t xml:space="preserve"> </w:t>
+      </w:r>
+      <w:r>
+        <w:t xml:space="preserve">→ </w:t>
+      </w:r>
+      <w:r>
+        <w:rPr>
+          <w:rFonts w:hint="eastAsia"/>
+        </w:rPr>
+        <w:t xml:space="preserve">「创建载荷」：集中力、线荷载、重力，选中对象后输入分量。</w:t>
+      </w:r>
+      <w:r>
+        <w:t xml:space="preserve"> </w:t>
+      </w:r>
+      <w:r>
+        <w:rPr>
+          <w:rFonts w:hint="eastAsia"/>
+        </w:rPr>
+        <w:t xml:space="preserve">「重力」按密度和截面面积自动算自重。</w:t>
+      </w:r>
+    </w:p>
+    <w:p>
+      <w:pPr>
+        <w:pStyle w:val="BodyText"/>
+      </w:pPr>
+      <w:r>
+        <w:rPr>
+          <w:rFonts w:hint="eastAsia"/>
+        </w:rPr>
+        <w:t xml:space="preserve">荷载箭头旁边默认标数值。模型一大会糊成一片，</w:t>
+      </w:r>
+      <w:r>
+        <w:rPr>
+          <w:rStyle w:val="VerbatimChar"/>
+          <w:rFonts w:hint="eastAsia"/>
+        </w:rPr>
+        <w:t xml:space="preserve">视图</w:t>
+      </w:r>
+      <w:r>
+        <w:t xml:space="preserve"> </w:t>
+      </w:r>
+      <w:r>
+        <w:t xml:space="preserve">→ </w:t>
+      </w:r>
+      <w:r>
+        <w:rPr>
+          <w:rFonts w:hint="eastAsia"/>
+        </w:rPr>
+        <w:t xml:space="preserve">「荷载数值」</w:t>
+      </w:r>
+      <w:r>
+        <w:t xml:space="preserve"> </w:t>
+      </w:r>
+      <w:r>
+        <w:rPr>
+          <w:rFonts w:hint="eastAsia"/>
+        </w:rPr>
+        <w:t xml:space="preserve">（</w:t>
+      </w:r>
+      <w:r>
+        <w:rPr>
+          <w:rStyle w:val="VerbatimChar"/>
+        </w:rPr>
+        <w:t xml:space="preserve">Shift+L</w:t>
+      </w:r>
+      <w:r>
+        <w:rPr>
+          <w:rFonts w:hint="eastAsia"/>
+        </w:rPr>
+        <w:t xml:space="preserve">）整体关掉，箭头保留。</w:t>
+      </w:r>
+    </w:p>
+    <w:bookmarkEnd w:id="35"/>
+    <w:bookmarkStart w:id="36" w:name="X13763b8349c775d170840af371dac1902a1076b"/>
+    <w:p>
+      <w:pPr>
+        <w:pStyle w:val="Heading3"/>
+      </w:pPr>
+      <w:r>
+        <w:t xml:space="preserve">5.3 </w:t>
+      </w:r>
+      <w:r>
+        <w:rPr>
+          <w:rFonts w:hint="eastAsia"/>
+        </w:rPr>
+        <w:t xml:space="preserve">工况与组合</w:t>
+      </w:r>
+    </w:p>
+    <w:p>
+      <w:pPr>
+        <w:pStyle w:val="FirstParagraph"/>
+      </w:pPr>
+      <w:r>
+        <w:rPr>
+          <w:rStyle w:val="VerbatimChar"/>
+          <w:rFonts w:hint="eastAsia"/>
+        </w:rPr>
+        <w:t xml:space="preserve">载荷</w:t>
+      </w:r>
+      <w:r>
+        <w:t xml:space="preserve"> </w:t>
+      </w:r>
+      <w:r>
+        <w:t xml:space="preserve">→ </w:t>
+      </w:r>
+      <w:r>
+        <w:rPr>
+          <w:rFonts w:hint="eastAsia"/>
+        </w:rPr>
+        <w:t xml:space="preserve">「荷载组合」按分项系数组合。求解一次算完所有工况——</w:t>
+      </w:r>
+      <w:r>
+        <w:t xml:space="preserve"> </w:t>
+      </w:r>
+      <w:r>
+        <w:rPr>
+          <w:rFonts w:hint="eastAsia"/>
+        </w:rPr>
+        <w:t xml:space="preserve">总刚只分解一次，逐工况回代，这是多工况的全部好处所在。</w:t>
+      </w:r>
+    </w:p>
+    <w:p>
+      <w:r>
+        <w:pict>
+          <v:rect style="width:0;height:1.5pt" o:hralign="center" o:hrstd="t" o:hr="t"/>
+        </w:pict>
+      </w:r>
+    </w:p>
+    <w:bookmarkEnd w:id="36"/>
+    <w:bookmarkEnd w:id="37"/>
+    <w:bookmarkStart w:id="38" w:name="X4b27e17e9f4dd996024dd42f887aba91296199b"/>
+    <w:p>
+      <w:pPr>
+        <w:pStyle w:val="Heading2"/>
+      </w:pPr>
+      <w:r>
+        <w:t xml:space="preserve">6 </w:t>
+      </w:r>
+      <w:r>
+        <w:rPr>
+          <w:rFonts w:hint="eastAsia"/>
+        </w:rPr>
+        <w:t xml:space="preserve">分析步</w:t>
+      </w:r>
+    </w:p>
+    <w:p>
+      <w:pPr>
+        <w:pStyle w:val="FirstParagraph"/>
+      </w:pPr>
+      <w:r>
+        <w:rPr>
+          <w:rStyle w:val="VerbatimChar"/>
+          <w:rFonts w:hint="eastAsia"/>
+        </w:rPr>
+        <w:t xml:space="preserve">分析</w:t>
+      </w:r>
+      <w:r>
+        <w:t xml:space="preserve"> </w:t>
+      </w:r>
+      <w:r>
+        <w:t xml:space="preserve">→ </w:t>
+      </w:r>
+      <w:r>
+        <w:rPr>
+          <w:rFonts w:hint="eastAsia"/>
+        </w:rPr>
+        <w:t xml:space="preserve">「分析步」选类型：</w:t>
       </w:r>
     </w:p>
     <w:tbl>
@@ -2791,35 +4888,35 @@
               <w:rPr>
                 <w:rFonts w:hint="eastAsia"/>
               </w:rPr>
-              <w:t xml:space="preserve">抽屉</w:t>
-            </w:r>
-          </w:p>
-        </w:tc>
-        <w:tc>
-          <w:tcPr/>
-          <w:p>
-            <w:pPr>
-              <w:pStyle w:val="Compact"/>
-            </w:pPr>
-            <w:r>
-              <w:rPr>
-                <w:rFonts w:hint="eastAsia"/>
-              </w:rPr>
-              <w:t xml:space="preserve">页签</w:t>
-            </w:r>
-          </w:p>
-        </w:tc>
-        <w:tc>
-          <w:tcPr/>
-          <w:p>
-            <w:pPr>
-              <w:pStyle w:val="Compact"/>
-            </w:pPr>
-            <w:r>
-              <w:rPr>
-                <w:rFonts w:hint="eastAsia"/>
-              </w:rPr>
-              <w:t xml:space="preserve">从哪儿打开</w:t>
+              <w:t xml:space="preserve">类型</w:t>
+            </w:r>
+          </w:p>
+        </w:tc>
+        <w:tc>
+          <w:tcPr/>
+          <w:p>
+            <w:pPr>
+              <w:pStyle w:val="Compact"/>
+            </w:pPr>
+            <w:r>
+              <w:rPr>
+                <w:rFonts w:hint="eastAsia"/>
+              </w:rPr>
+              <w:t xml:space="preserve">什么时候用</w:t>
+            </w:r>
+          </w:p>
+        </w:tc>
+        <w:tc>
+          <w:tcPr/>
+          <w:p>
+            <w:pPr>
+              <w:pStyle w:val="Compact"/>
+            </w:pPr>
+            <w:r>
+              <w:rPr>
+                <w:rFonts w:hint="eastAsia"/>
+              </w:rPr>
+              <w:t xml:space="preserve">注意</w:t>
             </w:r>
           </w:p>
         </w:tc>
@@ -2835,192 +4932,140 @@
               <w:rPr>
                 <w:rFonts w:hint="eastAsia"/>
               </w:rPr>
-              <w:t xml:space="preserve">左</w:t>
-            </w:r>
-          </w:p>
-        </w:tc>
-        <w:tc>
-          <w:tcPr/>
-          <w:p>
-            <w:pPr>
-              <w:pStyle w:val="Compact"/>
-            </w:pPr>
-            <w:r>
-              <w:rPr>
-                <w:rFonts w:hint="eastAsia"/>
-              </w:rPr>
-              <w:t xml:space="preserve">模型树、属性、建模过程</w:t>
-            </w:r>
-          </w:p>
-        </w:tc>
-        <w:tc>
-          <w:tcPr/>
-          <w:p>
-            <w:pPr>
-              <w:pStyle w:val="Compact"/>
-            </w:pPr>
-            <w:r>
-              <w:rPr>
-                <w:rFonts w:hint="eastAsia"/>
-              </w:rPr>
-              <w:t xml:space="preserve">左侧窄栏。</w:t>
-            </w:r>
+              <w:t xml:space="preserve">线性静力</w:t>
+            </w:r>
+          </w:p>
+        </w:tc>
+        <w:tc>
+          <w:tcPr/>
+          <w:p>
+            <w:pPr>
+              <w:pStyle w:val="Compact"/>
+            </w:pPr>
+            <w:r>
+              <w:rPr>
+                <w:rFonts w:hint="eastAsia"/>
+              </w:rPr>
+              <w:t xml:space="preserve">默认</w:t>
+            </w:r>
+          </w:p>
+        </w:tc>
+        <w:tc>
+          <w:tcPr/>
+          <w:p>
+            <w:pPr>
+              <w:pStyle w:val="Compact"/>
+            </w:pPr>
+            <w:r>
+              <w:t xml:space="preserve">—</w:t>
+            </w:r>
+          </w:p>
+        </w:tc>
+      </w:tr>
+      <w:tr>
+        <w:tc>
+          <w:tcPr/>
+          <w:p>
+            <w:pPr>
+              <w:pStyle w:val="Compact"/>
+            </w:pPr>
+            <w:r>
+              <w:t xml:space="preserve">P-Delta </w:t>
+            </w:r>
+            <w:r>
+              <w:rPr>
+                <w:rFonts w:hint="eastAsia"/>
+              </w:rPr>
+              <w:t xml:space="preserve">二阶弹性</w:t>
+            </w:r>
+          </w:p>
+        </w:tc>
+        <w:tc>
+          <w:tcPr/>
+          <w:p>
+            <w:pPr>
+              <w:pStyle w:val="Compact"/>
+            </w:pPr>
+            <w:r>
+              <w:rPr>
+                <w:rFonts w:hint="eastAsia"/>
+              </w:rPr>
+              <w:t xml:space="preserve">轴压大、侧移敏感的框架</w:t>
+            </w:r>
+          </w:p>
+        </w:tc>
+        <w:tc>
+          <w:tcPr/>
+          <w:p>
+            <w:pPr>
+              <w:pStyle w:val="Compact"/>
+            </w:pPr>
+            <w:r>
+              <w:rPr>
+                <w:rFonts w:hint="eastAsia"/>
+              </w:rPr>
+              <w:t xml:space="preserve">小应变，非</w:t>
+            </w:r>
+            <w:r>
+              <w:t xml:space="preserve"> </w:t>
+            </w:r>
+            <w:r>
+              <w:rPr>
+                <w:rStyle w:val="VerbatimChar"/>
+              </w:rPr>
+              <w:t xml:space="preserve">NLGEOM</w:t>
+            </w:r>
+          </w:p>
+        </w:tc>
+      </w:tr>
+      <w:tr>
+        <w:tc>
+          <w:tcPr/>
+          <w:p>
+            <w:pPr>
+              <w:pStyle w:val="Compact"/>
+            </w:pPr>
+            <w:r>
+              <w:rPr>
+                <w:rFonts w:hint="eastAsia"/>
+              </w:rPr>
+              <w:t xml:space="preserve">双线性轴向材料非线性</w:t>
+            </w:r>
+          </w:p>
+        </w:tc>
+        <w:tc>
+          <w:tcPr/>
+          <w:p>
+            <w:pPr>
+              <w:pStyle w:val="Compact"/>
+            </w:pPr>
+            <w:r>
+              <w:rPr>
+                <w:rFonts w:hint="eastAsia"/>
+              </w:rPr>
+              <w:t xml:space="preserve">轴向进入塑性</w:t>
+            </w:r>
+          </w:p>
+        </w:tc>
+        <w:tc>
+          <w:tcPr/>
+          <w:p>
+            <w:pPr>
+              <w:pStyle w:val="Compact"/>
+            </w:pPr>
             <w:r>
               <w:rPr>
                 <w:rFonts w:hint="eastAsia"/>
                 <w:b/>
                 <w:bCs/>
               </w:rPr>
-              <w:t xml:space="preserve">模型树是你的检查清单</w:t>
-            </w:r>
-            <w:r>
-              <w:rPr>
-                <w:rFonts w:hint="eastAsia"/>
-              </w:rPr>
-              <w:t xml:space="preserve">——材料几种、截面几种、多少节点杆件支座工况，数字对不上就说明哪一步漏了</w:t>
-            </w:r>
-          </w:p>
-        </w:tc>
-      </w:tr>
-      <w:tr>
-        <w:tc>
-          <w:tcPr/>
-          <w:p>
-            <w:pPr>
-              <w:pStyle w:val="Compact"/>
-            </w:pPr>
-            <w:r>
-              <w:rPr>
-                <w:rFonts w:hint="eastAsia"/>
-              </w:rPr>
-              <w:t xml:space="preserve">右</w:t>
-            </w:r>
-          </w:p>
-        </w:tc>
-        <w:tc>
-          <w:tcPr/>
-          <w:p>
-            <w:pPr>
-              <w:pStyle w:val="Compact"/>
-            </w:pPr>
-            <w:r>
-              <w:t xml:space="preserve">AI </w:t>
-            </w:r>
-            <w:r>
-              <w:rPr>
-                <w:rFonts w:hint="eastAsia"/>
-              </w:rPr>
-              <w:t xml:space="preserve">助手、边界条件、手绘草图</w:t>
-            </w:r>
-          </w:p>
-        </w:tc>
-        <w:tc>
-          <w:tcPr/>
-          <w:p>
-            <w:pPr>
-              <w:pStyle w:val="Compact"/>
-            </w:pPr>
-            <w:r>
-              <w:rPr>
-                <w:rFonts w:hint="eastAsia"/>
-              </w:rPr>
-              <w:t xml:space="preserve">右侧窄栏最上面的</w:t>
-            </w:r>
-            <w:r>
-              <w:t xml:space="preserve"> </w:t>
-            </w:r>
-            <w:r>
-              <w:rPr>
-                <w:rStyle w:val="VerbatimChar"/>
-              </w:rPr>
-              <w:t xml:space="preserve">AI </w:t>
-            </w:r>
-            <w:r>
-              <w:rPr>
-                <w:rStyle w:val="VerbatimChar"/>
-                <w:rFonts w:hint="eastAsia"/>
-              </w:rPr>
-              <w:t xml:space="preserve">助手</w:t>
-            </w:r>
-            <w:r>
-              <w:rPr>
-                <w:rFonts w:hint="eastAsia"/>
-              </w:rPr>
-              <w:t xml:space="preserve">：一点召唤，再点收起；另两页由功能区命令打开</w:t>
-            </w:r>
-          </w:p>
-        </w:tc>
-      </w:tr>
-      <w:tr>
-        <w:tc>
-          <w:tcPr/>
-          <w:p>
-            <w:pPr>
-              <w:pStyle w:val="Compact"/>
-            </w:pPr>
-            <w:r>
-              <w:rPr>
-                <w:rFonts w:hint="eastAsia"/>
-              </w:rPr>
-              <w:t xml:space="preserve">底</w:t>
-            </w:r>
-          </w:p>
-        </w:tc>
-        <w:tc>
-          <w:tcPr/>
-          <w:p>
-            <w:pPr>
-              <w:pStyle w:val="Compact"/>
-            </w:pPr>
-            <w:r>
-              <w:rPr>
-                <w:rFonts w:hint="eastAsia"/>
-              </w:rPr>
-              <w:t xml:space="preserve">结果表、内力图、截面优化</w:t>
-            </w:r>
-          </w:p>
-        </w:tc>
-        <w:tc>
-          <w:tcPr/>
-          <w:p>
-            <w:pPr>
-              <w:pStyle w:val="Compact"/>
-            </w:pPr>
-            <w:r>
-              <w:rPr>
-                <w:rFonts w:hint="eastAsia"/>
-              </w:rPr>
-              <w:t xml:space="preserve">右侧窄栏的</w:t>
-            </w:r>
-            <w:r>
-              <w:t xml:space="preserve"> </w:t>
-            </w:r>
-            <w:r>
-              <w:rPr>
-                <w:rStyle w:val="VerbatimChar"/>
-                <w:rFonts w:hint="eastAsia"/>
-              </w:rPr>
-              <w:t xml:space="preserve">结果</w:t>
-            </w:r>
-            <w:r>
-              <w:t xml:space="preserve"> </w:t>
-            </w:r>
-            <w:r>
-              <w:rPr>
-                <w:rStyle w:val="VerbatimChar"/>
-                <w:rFonts w:hint="eastAsia"/>
-              </w:rPr>
-              <w:t xml:space="preserve">内力图</w:t>
-            </w:r>
-            <w:r>
-              <w:t xml:space="preserve"> </w:t>
-            </w:r>
-            <w:r>
-              <w:rPr>
-                <w:rStyle w:val="VerbatimChar"/>
-                <w:rFonts w:hint="eastAsia"/>
-              </w:rPr>
-              <w:t xml:space="preserve">优化</w:t>
+              <w:t xml:space="preserve">仅轴向</w:t>
+            </w:r>
+            <w:r>
+              <w:rPr>
+                <w:rFonts w:hint="eastAsia"/>
+              </w:rPr>
+              <w:t xml:space="preserve">，弯曲仍弹性</w:t>
             </w:r>
           </w:p>
         </w:tc>
@@ -3034,7 +5079,7 @@
         <w:rPr>
           <w:rFonts w:hint="eastAsia"/>
         </w:rPr>
-        <w:t xml:space="preserve">三条规矩：</w:t>
+        <w:t xml:space="preserve">另外两个独立分析：</w:t>
       </w:r>
     </w:p>
     <w:p>
@@ -3042,7 +5087,7 @@
         <w:pStyle w:val="Compact"/>
         <w:numPr>
           <w:ilvl w:val="0"/>
-          <w:numId w:val="1005"/>
+          <w:numId w:val="1009"/>
         </w:numPr>
       </w:pPr>
       <w:r>
@@ -3051,34 +5096,62 @@
           <w:b/>
           <w:bCs/>
         </w:rPr>
-        <w:t xml:space="preserve">抽屉叠在视口上，视口尺寸从头到尾不变。</w:t>
-      </w:r>
-      <w:r>
-        <w:t xml:space="preserve"> </w:t>
-      </w:r>
-      <w:r>
-        <w:rPr>
-          <w:rFonts w:hint="eastAsia"/>
-        </w:rPr>
-        <w:t xml:space="preserve">停靠会每开一个面板就把视口</w:t>
-      </w:r>
-      <w:r>
-        <w:t xml:space="preserve"> </w:t>
-      </w:r>
-      <w:r>
-        <w:rPr>
-          <w:rFonts w:hint="eastAsia"/>
-        </w:rPr>
-        <w:t xml:space="preserve">挤小一次；上一版的九个自由浮窗不挤视口，却会压在功能区上把按钮挡住，</w:t>
-      </w:r>
-      <w:r>
-        <w:t xml:space="preserve"> </w:t>
-      </w:r>
-      <w:r>
-        <w:rPr>
-          <w:rFonts w:hint="eastAsia"/>
-        </w:rPr>
-        <w:t xml:space="preserve">拖走了还找不回来。抽屉的位置由视口决定，永远碰不到上面的工具栏。</w:t>
+        <w:t xml:space="preserve">「模态」</w:t>
+      </w:r>
+      <w:r>
+        <w:rPr>
+          <w:rFonts w:hint="eastAsia"/>
+        </w:rPr>
+        <w:t xml:space="preserve">（</w:t>
+      </w:r>
+      <w:r>
+        <w:rPr>
+          <w:rStyle w:val="VerbatimChar"/>
+        </w:rPr>
+        <w:t xml:space="preserve">Ctrl+4</w:t>
+      </w:r>
+      <w:r>
+        <w:rPr>
+          <w:rFonts w:hint="eastAsia"/>
+        </w:rPr>
+        <w:t xml:space="preserve">）：自振频率与振型，</w:t>
+      </w:r>
+      <w:r>
+        <w:rPr>
+          <w:rFonts w:hint="eastAsia"/>
+          <w:b/>
+          <w:bCs/>
+        </w:rPr>
+        <w:t xml:space="preserve">需要材料密度</w:t>
+      </w:r>
+      <w:r>
+        <w:t xml:space="preserve">。</w:t>
+      </w:r>
+      <w:r>
+        <w:t xml:space="preserve"> </w:t>
+      </w:r>
+      <w:r>
+        <w:rPr>
+          <w:rFonts w:hint="eastAsia"/>
+        </w:rPr>
+        <w:t xml:space="preserve">一致质量阵会</w:t>
+      </w:r>
+      <w:r>
+        <w:rPr>
+          <w:rFonts w:hint="eastAsia"/>
+          <w:b/>
+          <w:bCs/>
+        </w:rPr>
+        <w:t xml:space="preserve">高估</w:t>
+      </w:r>
+      <w:r>
+        <w:rPr>
+          <w:rFonts w:hint="eastAsia"/>
+        </w:rPr>
+        <w:t xml:space="preserve">频率，这是该做法的真实精度，不是</w:t>
+      </w:r>
+      <w:r>
+        <w:t xml:space="preserve"> bug。</w:t>
       </w:r>
     </w:p>
     <w:p>
@@ -3086,2244 +5159,7 @@
         <w:pStyle w:val="Compact"/>
         <w:numPr>
           <w:ilvl w:val="0"/>
-          <w:numId w:val="1005"/>
-        </w:numPr>
-      </w:pPr>
-      <w:r>
-        <w:rPr>
-          <w:rFonts w:hint="eastAsia"/>
-          <w:b/>
-          <w:bCs/>
-        </w:rPr>
-        <w:t xml:space="preserve">抽屉打开时模型会自动挪进没被盖住的那一块</w:t>
-      </w:r>
-      <w:r>
-        <w:rPr>
-          <w:rFonts w:hint="eastAsia"/>
-        </w:rPr>
-        <w:t xml:space="preserve">，并按比例缩小，所以开着</w:t>
-      </w:r>
-      <w:r>
-        <w:t xml:space="preserve"> </w:t>
-      </w:r>
-      <w:r>
-        <w:rPr>
-          <w:rFonts w:hint="eastAsia"/>
-        </w:rPr>
-        <w:t xml:space="preserve">结果表也能看到整个结构；收起抽屉就原样复位。</w:t>
-      </w:r>
-    </w:p>
-    <w:p>
-      <w:pPr>
-        <w:pStyle w:val="Compact"/>
-        <w:numPr>
-          <w:ilvl w:val="0"/>
-          <w:numId w:val="1005"/>
-        </w:numPr>
-      </w:pPr>
-      <w:r>
-        <w:rPr>
-          <w:b/>
-          <w:bCs/>
-        </w:rPr>
-        <w:t xml:space="preserve">Esc </w:t>
-      </w:r>
-      <w:r>
-        <w:rPr>
-          <w:rFonts w:hint="eastAsia"/>
-          <w:b/>
-          <w:bCs/>
-        </w:rPr>
-        <w:t xml:space="preserve">收起最后打开的那个抽屉</w:t>
-      </w:r>
-      <w:r>
-        <w:rPr>
-          <w:rFonts w:hint="eastAsia"/>
-        </w:rPr>
-        <w:t xml:space="preserve">（在拾取或建模模式里时先退出那个模式）。</w:t>
-      </w:r>
-      <w:r>
-        <w:t xml:space="preserve"> </w:t>
-      </w:r>
-      <w:r>
-        <w:rPr>
-          <w:rFonts w:hint="eastAsia"/>
-        </w:rPr>
-        <w:t xml:space="preserve">抽屉内侧的边可以拖动改宽高。</w:t>
-      </w:r>
-    </w:p>
-    <w:p>
-      <w:pPr>
-        <w:pStyle w:val="FirstParagraph"/>
-      </w:pPr>
-      <w:r>
-        <w:rPr>
-          <w:rFonts w:hint="eastAsia"/>
-        </w:rPr>
-        <w:t xml:space="preserve">求解完成后结果先画在模型上，</w:t>
-      </w:r>
-      <w:r>
-        <w:rPr>
-          <w:rFonts w:hint="eastAsia"/>
-          <w:b/>
-          <w:bCs/>
-        </w:rPr>
-        <w:t xml:space="preserve">结果表不会自动弹出</w:t>
-      </w:r>
-      <w:r>
-        <w:rPr>
-          <w:rFonts w:hint="eastAsia"/>
-        </w:rPr>
-        <w:t xml:space="preserve">——各工况的最大位移、</w:t>
-      </w:r>
-      <w:r>
-        <w:t xml:space="preserve"> </w:t>
-      </w:r>
-      <w:r>
-        <w:rPr>
-          <w:rFonts w:hint="eastAsia"/>
-        </w:rPr>
-        <w:t xml:space="preserve">挠度和平衡检查已经填好在「结果」里，想看数字时再点。</w:t>
-      </w:r>
-    </w:p>
-    <w:p>
-      <w:pPr>
-        <w:pStyle w:val="BodyText"/>
-      </w:pPr>
-      <w:r>
-        <w:rPr>
-          <w:b/>
-          <w:bCs/>
-        </w:rPr>
-        <w:t xml:space="preserve">AI </w:t>
-      </w:r>
-      <w:r>
-        <w:rPr>
-          <w:rFonts w:hint="eastAsia"/>
-          <w:b/>
-          <w:bCs/>
-        </w:rPr>
-        <w:t xml:space="preserve">助手默认收起</w:t>
-      </w:r>
-      <w:r>
-        <w:rPr>
-          <w:rFonts w:hint="eastAsia"/>
-        </w:rPr>
-        <w:t xml:space="preserve">——没配密钥时一打开就是一段配置说明，第一眼看到的</w:t>
-      </w:r>
-      <w:r>
-        <w:t xml:space="preserve"> </w:t>
-      </w:r>
-      <w:r>
-        <w:rPr>
-          <w:rFonts w:hint="eastAsia"/>
-        </w:rPr>
-        <w:t xml:space="preserve">不该是它。</w:t>
-      </w:r>
-    </w:p>
-    <w:p>
-      <w:r>
-        <w:pict>
-          <v:rect style="width:0;height:1.5pt" o:hralign="center" o:hrstd="t" o:hr="t"/>
-        </w:pict>
-      </w:r>
-    </w:p>
-    <w:bookmarkEnd w:id="20"/>
-    <w:bookmarkEnd w:id="21"/>
-    <w:bookmarkStart w:id="27" w:name="X8325591aa31b1ca8a47b6028787de14f32c5757"/>
-    <w:p>
-      <w:pPr>
-        <w:pStyle w:val="Heading2"/>
-      </w:pPr>
-      <w:r>
-        <w:t xml:space="preserve">3 </w:t>
-      </w:r>
-      <w:r>
-        <w:rPr>
-          <w:rFonts w:hint="eastAsia"/>
-        </w:rPr>
-        <w:t xml:space="preserve">建模：五条路径</w:t>
-      </w:r>
-    </w:p>
-    <w:p>
-      <w:pPr>
-        <w:pStyle w:val="FirstParagraph"/>
-      </w:pPr>
-      <w:r>
-        <w:rPr>
-          <w:rFonts w:hint="eastAsia"/>
-          <w:b/>
-          <w:bCs/>
-        </w:rPr>
-        <w:t xml:space="preserve">都通向同一个模型对象</w:t>
-      </w:r>
-      <w:r>
-        <w:rPr>
-          <w:rFonts w:hint="eastAsia"/>
-        </w:rPr>
-        <w:t xml:space="preserve">，选顺手的那条。</w:t>
-      </w:r>
-    </w:p>
-    <w:bookmarkStart w:id="22" w:name="X108307fe129d64528412f08ca0e49ab0f40db02"/>
-    <w:p>
-      <w:pPr>
-        <w:pStyle w:val="Heading3"/>
-      </w:pPr>
-      <w:r>
-        <w:t xml:space="preserve">3.1 </w:t>
-      </w:r>
-      <w:r>
-        <w:rPr>
-          <w:rFonts w:hint="eastAsia"/>
-        </w:rPr>
-        <w:t xml:space="preserve">参数化（最快）</w:t>
-      </w:r>
-    </w:p>
-    <w:p>
-      <w:pPr>
-        <w:pStyle w:val="FirstParagraph"/>
-      </w:pPr>
-      <w:r>
-        <w:rPr>
-          <w:rStyle w:val="VerbatimChar"/>
-          <w:rFonts w:hint="eastAsia"/>
-        </w:rPr>
-        <w:t xml:space="preserve">建模</w:t>
-      </w:r>
-      <w:r>
-        <w:t xml:space="preserve"> </w:t>
-      </w:r>
-      <w:r>
-        <w:t xml:space="preserve">→ </w:t>
-      </w:r>
-      <w:r>
-        <w:rPr>
-          <w:rFonts w:hint="eastAsia"/>
-        </w:rPr>
-        <w:t xml:space="preserve">「规则框架」/「门式刚架」。规则结构直接生成。</w:t>
-      </w:r>
-    </w:p>
-    <w:bookmarkEnd w:id="22"/>
-    <w:bookmarkStart w:id="23" w:name="Xbebcdb22baa54c2804e46a1e14f37454db7dfb4"/>
-    <w:p>
-      <w:pPr>
-        <w:pStyle w:val="Heading3"/>
-      </w:pPr>
-      <w:r>
-        <w:t xml:space="preserve">3.2 </w:t>
-      </w:r>
-      <w:r>
-        <w:rPr>
-          <w:rFonts w:hint="eastAsia"/>
-        </w:rPr>
-        <w:t xml:space="preserve">草图拉伸（Abaqus</w:t>
-      </w:r>
-      <w:r>
-        <w:t xml:space="preserve"> </w:t>
-      </w:r>
-      <w:r>
-        <w:rPr>
-          <w:rFonts w:hint="eastAsia"/>
-        </w:rPr>
-        <w:t xml:space="preserve">式）</w:t>
-      </w:r>
-    </w:p>
-    <w:p>
-      <w:pPr>
-        <w:pStyle w:val="FirstParagraph"/>
-      </w:pPr>
-      <w:r>
-        <w:rPr>
-          <w:rStyle w:val="VerbatimChar"/>
-          <w:rFonts w:hint="eastAsia"/>
-        </w:rPr>
-        <w:t xml:space="preserve">建模</w:t>
-      </w:r>
-      <w:r>
-        <w:t xml:space="preserve"> </w:t>
-      </w:r>
-      <w:r>
-        <w:t xml:space="preserve">→ </w:t>
-      </w:r>
-      <w:r>
-        <w:rPr>
-          <w:rFonts w:hint="eastAsia"/>
-        </w:rPr>
-        <w:t xml:space="preserve">「草图建模」（</w:t>
-      </w:r>
-      <w:r>
-        <w:rPr>
-          <w:rStyle w:val="VerbatimChar"/>
-        </w:rPr>
-        <w:t xml:space="preserve">Ctrl+K</w:t>
-      </w:r>
-      <w:r>
-        <w:rPr>
-          <w:rFonts w:hint="eastAsia"/>
-        </w:rPr>
-        <w:t xml:space="preserve">）。二维画一榀框架，沿进深拉伸成三维。</w:t>
-      </w:r>
-      <w:r>
-        <w:t xml:space="preserve"> </w:t>
-      </w:r>
-      <w:r>
-        <w:rPr>
-          <w:rFonts w:hint="eastAsia"/>
-        </w:rPr>
-        <w:t xml:space="preserve">适合平面规则、进深重复的结构。</w:t>
-      </w:r>
-    </w:p>
-    <w:bookmarkEnd w:id="23"/>
-    <w:bookmarkStart w:id="24" w:name="X60a6fe545087e7214de1b77e613fdec0a4583b8"/>
-    <w:p>
-      <w:pPr>
-        <w:pStyle w:val="Heading3"/>
-      </w:pPr>
-      <w:r>
-        <w:t xml:space="preserve">3.3 </w:t>
-      </w:r>
-      <w:r>
-        <w:rPr>
-          <w:rFonts w:hint="eastAsia"/>
-        </w:rPr>
-        <w:t xml:space="preserve">手工建模</w:t>
-      </w:r>
-    </w:p>
-    <w:p>
-      <w:pPr>
-        <w:pStyle w:val="FirstParagraph"/>
-      </w:pPr>
-      <w:r>
-        <w:rPr>
-          <w:rFonts w:hint="eastAsia"/>
-        </w:rPr>
-        <w:t xml:space="preserve">拾取过滤器先定</w:t>
-      </w:r>
-      <w:r>
-        <w:rPr>
-          <w:rFonts w:hint="eastAsia"/>
-          <w:b/>
-          <w:bCs/>
-        </w:rPr>
-        <w:t xml:space="preserve">选什么</w:t>
-      </w:r>
-      <w:r>
-        <w:rPr>
-          <w:rFonts w:hint="eastAsia"/>
-        </w:rPr>
-        <w:t xml:space="preserve">再点：</w:t>
-      </w:r>
-      <w:r>
-        <w:rPr>
-          <w:rStyle w:val="VerbatimChar"/>
-        </w:rPr>
-        <w:t xml:space="preserve">N</w:t>
-      </w:r>
-      <w:r>
-        <w:t xml:space="preserve"> </w:t>
-      </w:r>
-      <w:r>
-        <w:rPr>
-          <w:rFonts w:hint="eastAsia"/>
-        </w:rPr>
-        <w:t xml:space="preserve">只选节点，</w:t>
-      </w:r>
-      <w:r>
-        <w:rPr>
-          <w:rStyle w:val="VerbatimChar"/>
-        </w:rPr>
-        <w:t xml:space="preserve">M</w:t>
-      </w:r>
-      <w:r>
-        <w:t xml:space="preserve"> </w:t>
-      </w:r>
-      <w:r>
-        <w:rPr>
-          <w:rFonts w:hint="eastAsia"/>
-        </w:rPr>
-        <w:t xml:space="preserve">只选杆件。</w:t>
-      </w:r>
-      <w:r>
-        <w:t xml:space="preserve"> </w:t>
-      </w:r>
-      <w:r>
-        <w:rPr>
-          <w:rFonts w:hint="eastAsia"/>
-        </w:rPr>
-        <w:t xml:space="preserve">然后「建节点」（</w:t>
-      </w:r>
-      <w:r>
-        <w:rPr>
-          <w:rStyle w:val="VerbatimChar"/>
-        </w:rPr>
-        <w:t xml:space="preserve">Ctrl+Shift+N</w:t>
-      </w:r>
-      <w:r>
-        <w:rPr>
-          <w:rFonts w:hint="eastAsia"/>
-        </w:rPr>
-        <w:t xml:space="preserve">）在视口里点位置，「建杆件」（</w:t>
-      </w:r>
-      <w:r>
-        <w:rPr>
-          <w:rStyle w:val="VerbatimChar"/>
-        </w:rPr>
-        <w:t xml:space="preserve">Ctrl+M</w:t>
-      </w:r>
-      <w:r>
-        <w:rPr>
-          <w:rFonts w:hint="eastAsia"/>
-        </w:rPr>
-        <w:t xml:space="preserve">）</w:t>
-      </w:r>
-      <w:r>
-        <w:t xml:space="preserve"> </w:t>
-      </w:r>
-      <w:r>
-        <w:rPr>
-          <w:rFonts w:hint="eastAsia"/>
-        </w:rPr>
-        <w:t xml:space="preserve">点两个节点连一根。</w:t>
-      </w:r>
-    </w:p>
-    <w:p>
-      <w:pPr>
-        <w:pStyle w:val="BodyText"/>
-      </w:pPr>
-      <w:r>
-        <w:rPr>
-          <w:rFonts w:hint="eastAsia"/>
-        </w:rPr>
-        <w:t xml:space="preserve">配合</w:t>
-      </w:r>
-      <w:r>
-        <w:t xml:space="preserve"> </w:t>
-      </w:r>
-      <w:r>
-        <w:rPr>
-          <w:rFonts w:hint="eastAsia"/>
-          <w:b/>
-          <w:bCs/>
-        </w:rPr>
-        <w:t xml:space="preserve">工作平面</w:t>
-      </w:r>
-      <w:r>
-        <w:rPr>
-          <w:rFonts w:hint="eastAsia"/>
-        </w:rPr>
-        <w:t xml:space="preserve">（XY/YZ/XZ</w:t>
-      </w:r>
-      <w:r>
-        <w:t xml:space="preserve"> + </w:t>
-      </w:r>
-      <w:r>
-        <w:rPr>
-          <w:rFonts w:hint="eastAsia"/>
-        </w:rPr>
-        <w:t xml:space="preserve">偏移</w:t>
-      </w:r>
-      <w:r>
-        <w:t xml:space="preserve"> </w:t>
-      </w:r>
-      <w:r>
-        <w:rPr>
-          <w:rFonts w:hint="eastAsia"/>
-        </w:rPr>
-        <w:t xml:space="preserve">z=）和</w:t>
-      </w:r>
-      <w:r>
-        <w:rPr>
-          <w:rFonts w:hint="eastAsia"/>
-          <w:b/>
-          <w:bCs/>
-        </w:rPr>
-        <w:t xml:space="preserve">捕捉</w:t>
-      </w:r>
-      <w:r>
-        <w:rPr>
-          <w:rFonts w:hint="eastAsia"/>
-        </w:rPr>
-        <w:t xml:space="preserve">用，否则三维里点不准。</w:t>
-      </w:r>
-    </w:p>
-    <w:bookmarkEnd w:id="24"/>
-    <w:bookmarkStart w:id="25" w:name="X2ad481195b20e086c1c78bdd5d5ac7a7ed651d4"/>
-    <w:p>
-      <w:pPr>
-        <w:pStyle w:val="Heading3"/>
-      </w:pPr>
-      <w:r>
-        <w:t xml:space="preserve">3.4 </w:t>
-      </w:r>
-      <w:r>
-        <w:rPr>
-          <w:rFonts w:hint="eastAsia"/>
-        </w:rPr>
-        <w:t xml:space="preserve">表格</w:t>
-      </w:r>
-      <w:r>
-        <w:t xml:space="preserve"> / JSON</w:t>
-      </w:r>
-    </w:p>
-    <w:p>
-      <w:pPr>
-        <w:pStyle w:val="FirstParagraph"/>
-      </w:pPr>
-      <w:r>
-        <w:rPr>
-          <w:rStyle w:val="VerbatimChar"/>
-          <w:rFonts w:hint="eastAsia"/>
-        </w:rPr>
-        <w:t xml:space="preserve">建模</w:t>
-      </w:r>
-      <w:r>
-        <w:t xml:space="preserve"> </w:t>
-      </w:r>
-      <w:r>
-        <w:t xml:space="preserve">→ </w:t>
-      </w:r>
-      <w:r>
-        <w:rPr>
-          <w:rFonts w:hint="eastAsia"/>
-        </w:rPr>
-        <w:t xml:space="preserve">「模型表格」（</w:t>
-      </w:r>
-      <w:r>
-        <w:rPr>
-          <w:rStyle w:val="VerbatimChar"/>
-        </w:rPr>
-        <w:t xml:space="preserve">Ctrl+T</w:t>
-      </w:r>
-      <w:r>
-        <w:rPr>
-          <w:rFonts w:hint="eastAsia"/>
-        </w:rPr>
-        <w:t xml:space="preserve">）七张表直接编辑，支持</w:t>
-      </w:r>
-      <w:r>
-        <w:t xml:space="preserve"> CSV </w:t>
-      </w:r>
-      <w:r>
-        <w:rPr>
-          <w:rFonts w:hint="eastAsia"/>
-        </w:rPr>
-        <w:t xml:space="preserve">导入导出；</w:t>
-      </w:r>
-      <w:r>
-        <w:t xml:space="preserve"> </w:t>
-      </w:r>
-      <w:r>
-        <w:rPr>
-          <w:rFonts w:hint="eastAsia"/>
-        </w:rPr>
-        <w:t xml:space="preserve">或「模型</w:t>
-      </w:r>
-      <w:r>
-        <w:t xml:space="preserve"> </w:t>
-      </w:r>
-      <w:r>
-        <w:rPr>
-          <w:rFonts w:hint="eastAsia"/>
-        </w:rPr>
-        <w:t xml:space="preserve">JSON」直接改原始数据，写回前会做结构校验。</w:t>
-      </w:r>
-    </w:p>
-    <w:p>
-      <w:pPr>
-        <w:pStyle w:val="BodyText"/>
-      </w:pPr>
-      <w:r>
-        <w:rPr>
-          <w:rFonts w:hint="eastAsia"/>
-          <w:b/>
-          <w:bCs/>
-        </w:rPr>
-        <w:t xml:space="preserve">从别的软件导数据时走这条。</w:t>
-      </w:r>
-    </w:p>
-    <w:bookmarkEnd w:id="25"/>
-    <w:bookmarkStart w:id="26" w:name="X9100b279715a0e4b4eae0a1802c6ed955c9ffcd"/>
-    <w:p>
-      <w:pPr>
-        <w:pStyle w:val="Heading3"/>
-      </w:pPr>
-      <w:r>
-        <w:t xml:space="preserve">3.5 </w:t>
-      </w:r>
-      <w:r>
-        <w:rPr>
-          <w:rFonts w:hint="eastAsia"/>
-        </w:rPr>
-        <w:t xml:space="preserve">手绘草图识别（多模态）</w:t>
-      </w:r>
-    </w:p>
-    <w:p>
-      <w:pPr>
-        <w:pStyle w:val="FirstParagraph"/>
-      </w:pPr>
-      <w:r>
-        <w:rPr>
-          <w:rStyle w:val="VerbatimChar"/>
-          <w:rFonts w:hint="eastAsia"/>
-        </w:rPr>
-        <w:t xml:space="preserve">建模</w:t>
-      </w:r>
-      <w:r>
-        <w:t xml:space="preserve"> </w:t>
-      </w:r>
-      <w:r>
-        <w:t xml:space="preserve">→ </w:t>
-      </w:r>
-      <w:r>
-        <w:rPr>
-          <w:rFonts w:hint="eastAsia"/>
-        </w:rPr>
-        <w:t xml:space="preserve">「草图识别」（</w:t>
-      </w:r>
-      <w:r>
-        <w:rPr>
-          <w:rStyle w:val="VerbatimChar"/>
-        </w:rPr>
-        <w:t xml:space="preserve">Ctrl+I</w:t>
-      </w:r>
-      <w:r>
-        <w:rPr>
-          <w:rFonts w:hint="eastAsia"/>
-        </w:rPr>
-        <w:t xml:space="preserve">）。上传手绘图，AI</w:t>
-      </w:r>
-      <w:r>
-        <w:t xml:space="preserve"> </w:t>
-      </w:r>
-      <w:r>
-        <w:rPr>
-          <w:rFonts w:hint="eastAsia"/>
-        </w:rPr>
-        <w:t xml:space="preserve">给出识别覆盖层，</w:t>
-      </w:r>
-      <w:r>
-        <w:t xml:space="preserve"> </w:t>
-      </w:r>
-      <w:r>
-        <w:rPr>
-          <w:rFonts w:hint="eastAsia"/>
-          <w:b/>
-          <w:bCs/>
-        </w:rPr>
-        <w:t xml:space="preserve">你逐条核对并编辑</w:t>
-      </w:r>
-      <w:r>
-        <w:rPr>
-          <w:rFonts w:hint="eastAsia"/>
-        </w:rPr>
-        <w:t xml:space="preserve">，标定尺度后再加载。</w:t>
-      </w:r>
-    </w:p>
-    <w:p>
-      <w:pPr>
-        <w:pStyle w:val="BodyText"/>
-      </w:pPr>
-      <w:r>
-        <w:rPr>
-          <w:rFonts w:hint="eastAsia"/>
-        </w:rPr>
-        <w:t xml:space="preserve">注意这条路径的定位：</w:t>
-      </w:r>
-      <w:r>
-        <w:rPr>
-          <w:rFonts w:hint="eastAsia"/>
-          <w:b/>
-          <w:bCs/>
-        </w:rPr>
-        <w:t xml:space="preserve">它是"帮你少打字"，不是"帮你看懂图"</w:t>
-      </w:r>
-      <w:r>
-        <w:t xml:space="preserve">。</w:t>
-      </w:r>
-      <w:r>
-        <w:t xml:space="preserve"> </w:t>
-      </w:r>
-      <w:r>
-        <w:rPr>
-          <w:rFonts w:hint="eastAsia"/>
-        </w:rPr>
-        <w:t xml:space="preserve">识别结果一律要你确认，因为识别错了是静默的——生成的模型合法，只是不是你画的那个。</w:t>
-      </w:r>
-    </w:p>
-    <w:p>
-      <w:r>
-        <w:pict>
-          <v:rect style="width:0;height:1.5pt" o:hralign="center" o:hrstd="t" o:hr="t"/>
-        </w:pict>
-      </w:r>
-    </w:p>
-    <w:bookmarkEnd w:id="26"/>
-    <w:bookmarkEnd w:id="27"/>
-    <w:bookmarkStart w:id="33" w:name="X0e2f760696acf07f72a9619f63034fbb67d4ef7"/>
-    <w:p>
-      <w:pPr>
-        <w:pStyle w:val="Heading2"/>
-      </w:pPr>
-      <w:r>
-        <w:t xml:space="preserve">4 </w:t>
-      </w:r>
-      <w:r>
-        <w:rPr>
-          <w:rFonts w:hint="eastAsia"/>
-        </w:rPr>
-        <w:t xml:space="preserve">属性：材料与截面</w:t>
-      </w:r>
-    </w:p>
-    <w:p>
-      <w:pPr>
-        <w:pStyle w:val="FirstParagraph"/>
-      </w:pPr>
-      <w:r>
-        <w:t xml:space="preserve">CAE </w:t>
-      </w:r>
-      <w:r>
-        <w:rPr>
-          <w:rFonts w:hint="eastAsia"/>
-        </w:rPr>
-        <w:t xml:space="preserve">的经典顺序：</w:t>
-      </w:r>
-      <w:r>
-        <w:rPr>
-          <w:rFonts w:hint="eastAsia"/>
-          <w:b/>
-          <w:bCs/>
-        </w:rPr>
-        <w:t xml:space="preserve">先有材料</w:t>
-      </w:r>
-      <w:r>
-        <w:rPr>
-          <w:b/>
-          <w:bCs/>
-        </w:rPr>
-        <w:t xml:space="preserve"> → </w:t>
-      </w:r>
-      <w:r>
-        <w:rPr>
-          <w:rFonts w:hint="eastAsia"/>
-          <w:b/>
-          <w:bCs/>
-        </w:rPr>
-        <w:t xml:space="preserve">再有截面</w:t>
-      </w:r>
-      <w:r>
-        <w:rPr>
-          <w:b/>
-          <w:bCs/>
-        </w:rPr>
-        <w:t xml:space="preserve"> → </w:t>
-      </w:r>
-      <w:r>
-        <w:rPr>
-          <w:rFonts w:hint="eastAsia"/>
-          <w:b/>
-          <w:bCs/>
-        </w:rPr>
-        <w:t xml:space="preserve">再指派给杆件</w:t>
-      </w:r>
-      <w:r>
-        <w:t xml:space="preserve">。</w:t>
-      </w:r>
-    </w:p>
-    <w:bookmarkStart w:id="28" w:name="X3c4d23fb8778201a82934d11605b9e3a30c44ff"/>
-    <w:p>
-      <w:pPr>
-        <w:pStyle w:val="Heading3"/>
-      </w:pPr>
-      <w:r>
-        <w:t xml:space="preserve">4.1 </w:t>
-      </w:r>
-      <w:r>
-        <w:rPr>
-          <w:rFonts w:hint="eastAsia"/>
-        </w:rPr>
-        <w:t xml:space="preserve">创建材料</w:t>
-      </w:r>
-    </w:p>
-    <w:p>
-      <w:pPr>
-        <w:pStyle w:val="FirstParagraph"/>
-      </w:pPr>
-      <w:r>
-        <w:rPr>
-          <w:rStyle w:val="VerbatimChar"/>
-          <w:rFonts w:hint="eastAsia"/>
-        </w:rPr>
-        <w:t xml:space="preserve">属性</w:t>
-      </w:r>
-      <w:r>
-        <w:t xml:space="preserve"> </w:t>
-      </w:r>
-      <w:r>
-        <w:t xml:space="preserve">→ </w:t>
-      </w:r>
-      <w:r>
-        <w:rPr>
-          <w:rFonts w:hint="eastAsia"/>
-        </w:rPr>
-        <w:t xml:space="preserve">「创建材料」。必填弹性模量</w:t>
-      </w:r>
-      <w:r>
-        <w:t xml:space="preserve"> </w:t>
-      </w:r>
-      <w:r>
-        <w:rPr>
-          <w:rStyle w:val="VerbatimChar"/>
-        </w:rPr>
-        <w:t xml:space="preserve">E</w:t>
-      </w:r>
-      <w:r>
-        <w:rPr>
-          <w:rFonts w:hint="eastAsia"/>
-        </w:rPr>
-        <w:t xml:space="preserve">、泊松比</w:t>
-      </w:r>
-      <w:r>
-        <w:t xml:space="preserve"> </w:t>
-      </w:r>
-      <w:r>
-        <w:rPr>
-          <w:rStyle w:val="VerbatimChar"/>
-        </w:rPr>
-        <w:t xml:space="preserve">ν</w:t>
-      </w:r>
-      <w:r>
-        <w:rPr>
-          <w:rFonts w:hint="eastAsia"/>
-        </w:rPr>
-        <w:t xml:space="preserve">、密度</w:t>
-      </w:r>
-      <w:r>
-        <w:t xml:space="preserve"> </w:t>
-      </w:r>
-      <w:r>
-        <w:rPr>
-          <w:rStyle w:val="VerbatimChar"/>
-        </w:rPr>
-        <w:t xml:space="preserve">ρ</w:t>
-      </w:r>
-      <w:r>
-        <w:t xml:space="preserve">。</w:t>
-      </w:r>
-    </w:p>
-    <w:p>
-      <w:pPr>
-        <w:pStyle w:val="BodyText"/>
-      </w:pPr>
-      <w:r>
-        <w:rPr>
-          <w:rFonts w:hint="eastAsia"/>
-        </w:rPr>
-        <w:t xml:space="preserve">下面还有一组**「强度验算与温度（可选）」**：</w:t>
-      </w:r>
-    </w:p>
-    <w:tbl>
-      <w:tblPr>
-        <w:tblStyle w:val="Table"/>
-        <w:tblW w:type="auto" w:w="0"/>
-        <w:tblLook w:firstRow="1" w:lastRow="0" w:firstColumn="0" w:lastColumn="0" w:noHBand="0" w:noVBand="0" w:val="0020"/>
-      </w:tblPr>
-      <w:tblGrid>
-        <w:gridCol w:w="3960"/>
-        <w:gridCol w:w="3960"/>
-      </w:tblGrid>
-      <w:tr>
-        <w:trPr>
-          <w:tblHeader w:val="on"/>
-        </w:trPr>
-        <w:tc>
-          <w:tcPr/>
-          <w:p>
-            <w:pPr>
-              <w:pStyle w:val="Compact"/>
-            </w:pPr>
-            <w:r>
-              <w:rPr>
-                <w:rFonts w:hint="eastAsia"/>
-              </w:rPr>
-              <w:t xml:space="preserve">字段</w:t>
-            </w:r>
-          </w:p>
-        </w:tc>
-        <w:tc>
-          <w:tcPr/>
-          <w:p>
-            <w:pPr>
-              <w:pStyle w:val="Compact"/>
-            </w:pPr>
-            <w:r>
-              <w:rPr>
-                <w:rFonts w:hint="eastAsia"/>
-              </w:rPr>
-              <w:t xml:space="preserve">不填的后果</w:t>
-            </w:r>
-          </w:p>
-        </w:tc>
-      </w:tr>
-      <w:tr>
-        <w:tc>
-          <w:tcPr/>
-          <w:p>
-            <w:pPr>
-              <w:pStyle w:val="Compact"/>
-            </w:pPr>
-            <w:r>
-              <w:rPr>
-                <w:rFonts w:hint="eastAsia"/>
-              </w:rPr>
-              <w:t xml:space="preserve">许用拉应力</w:t>
-            </w:r>
-            <w:r>
-              <w:t xml:space="preserve"> / </w:t>
-            </w:r>
-            <w:r>
-              <w:rPr>
-                <w:rFonts w:hint="eastAsia"/>
-              </w:rPr>
-              <w:t xml:space="preserve">许用压应力</w:t>
-            </w:r>
-          </w:p>
-        </w:tc>
-        <w:tc>
-          <w:tcPr/>
-          <w:p>
-            <w:pPr>
-              <w:pStyle w:val="Compact"/>
-            </w:pPr>
-            <w:r>
-              <w:rPr>
-                <w:rFonts w:hint="eastAsia"/>
-                <w:b/>
-                <w:bCs/>
-              </w:rPr>
-              <w:t xml:space="preserve">强度验算会被拒绝</w:t>
-            </w:r>
-            <w:r>
-              <w:rPr>
-                <w:rFonts w:hint="eastAsia"/>
-              </w:rPr>
-              <w:t xml:space="preserve">，不是给你个估计值</w:t>
-            </w:r>
-          </w:p>
-        </w:tc>
-      </w:tr>
-      <w:tr>
-        <w:tc>
-          <w:tcPr/>
-          <w:p>
-            <w:pPr>
-              <w:pStyle w:val="Compact"/>
-            </w:pPr>
-            <w:r>
-              <w:rPr>
-                <w:rFonts w:hint="eastAsia"/>
-              </w:rPr>
-              <w:t xml:space="preserve">屈服应力</w:t>
-            </w:r>
-          </w:p>
-        </w:tc>
-        <w:tc>
-          <w:tcPr/>
-          <w:p>
-            <w:pPr>
-              <w:pStyle w:val="Compact"/>
-            </w:pPr>
-            <w:r>
-              <w:rPr>
-                <w:rFonts w:hint="eastAsia"/>
-              </w:rPr>
-              <w:t xml:space="preserve">稳定校核的</w:t>
-            </w:r>
-            <w:r>
-              <w:t xml:space="preserve"> λp </w:t>
-            </w:r>
-            <w:r>
-              <w:rPr>
-                <w:rFonts w:hint="eastAsia"/>
-              </w:rPr>
-              <w:t xml:space="preserve">算不出来</w:t>
-            </w:r>
-          </w:p>
-        </w:tc>
-      </w:tr>
-      <w:tr>
-        <w:tc>
-          <w:tcPr/>
-          <w:p>
-            <w:pPr>
-              <w:pStyle w:val="Compact"/>
-            </w:pPr>
-            <w:r>
-              <w:rPr>
-                <w:rFonts w:hint="eastAsia"/>
-              </w:rPr>
-              <w:t xml:space="preserve">线膨胀系数</w:t>
-            </w:r>
-            <w:r>
-              <w:t xml:space="preserve"> α</w:t>
-            </w:r>
-          </w:p>
-        </w:tc>
-        <w:tc>
-          <w:tcPr/>
-          <w:p>
-            <w:pPr>
-              <w:pStyle w:val="Compact"/>
-            </w:pPr>
-            <w:r>
-              <w:rPr>
-                <w:rFonts w:hint="eastAsia"/>
-              </w:rPr>
-              <w:t xml:space="preserve">温度荷载算不了</w:t>
-            </w:r>
-          </w:p>
-        </w:tc>
-      </w:tr>
-    </w:tbl>
-    <w:p>
-      <w:pPr>
-        <w:pStyle w:val="BodyText"/>
-      </w:pPr>
-      <w:r>
-        <w:rPr>
-          <w:rFonts w:hint="eastAsia"/>
-        </w:rPr>
-        <w:t xml:space="preserve">拉压许用是</w:t>
-      </w:r>
-      <w:r>
-        <w:rPr>
-          <w:rFonts w:hint="eastAsia"/>
-          <w:b/>
-          <w:bCs/>
-        </w:rPr>
-        <w:t xml:space="preserve">分开</w:t>
-      </w:r>
-      <w:r>
-        <w:rPr>
-          <w:rFonts w:hint="eastAsia"/>
-        </w:rPr>
-        <w:t xml:space="preserve">的：铸铁、混凝土这类材料两者差很远，合成一个就错了。</w:t>
-      </w:r>
-    </w:p>
-    <w:bookmarkEnd w:id="28"/>
-    <w:bookmarkStart w:id="29" w:name="Xb2b1335b523210d90dd82fd7a42b404e9aef67d"/>
-    <w:p>
-      <w:pPr>
-        <w:pStyle w:val="Heading3"/>
-      </w:pPr>
-      <w:r>
-        <w:t xml:space="preserve">4.2 </w:t>
-      </w:r>
-      <w:r>
-        <w:rPr>
-          <w:rFonts w:hint="eastAsia"/>
-        </w:rPr>
-        <w:t xml:space="preserve">创建截面</w:t>
-      </w:r>
-    </w:p>
-    <w:p>
-      <w:pPr>
-        <w:pStyle w:val="FirstParagraph"/>
-      </w:pPr>
-      <w:r>
-        <w:rPr>
-          <w:rStyle w:val="VerbatimChar"/>
-          <w:rFonts w:hint="eastAsia"/>
-        </w:rPr>
-        <w:t xml:space="preserve">属性</w:t>
-      </w:r>
-      <w:r>
-        <w:t xml:space="preserve"> </w:t>
-      </w:r>
-      <w:r>
-        <w:t xml:space="preserve">→ </w:t>
-      </w:r>
-      <w:r>
-        <w:rPr>
-          <w:rFonts w:hint="eastAsia"/>
-        </w:rPr>
-        <w:t xml:space="preserve">「创建截面」。选类型（工字/箱形/管/矩形/圆等）填尺寸，</w:t>
-      </w:r>
-      <w:r>
-        <w:t xml:space="preserve"> </w:t>
-      </w:r>
-      <w:r>
-        <w:rPr>
-          <w:rFonts w:hint="eastAsia"/>
-        </w:rPr>
-        <w:t xml:space="preserve">程序自动算</w:t>
-      </w:r>
-      <w:r>
-        <w:t xml:space="preserve"> </w:t>
-      </w:r>
-      <w:r>
-        <w:rPr>
-          <w:rStyle w:val="VerbatimChar"/>
-        </w:rPr>
-        <w:t xml:space="preserve">A / Iy / Iz / J</w:t>
-      </w:r>
-      <w:r>
-        <w:rPr>
-          <w:rFonts w:hint="eastAsia"/>
-        </w:rPr>
-        <w:t xml:space="preserve">，</w:t>
-      </w:r>
-      <w:r>
-        <w:rPr>
-          <w:rFonts w:hint="eastAsia"/>
-          <w:b/>
-          <w:bCs/>
-        </w:rPr>
-        <w:t xml:space="preserve">并且算出</w:t>
-      </w:r>
-      <w:r>
-        <w:rPr>
-          <w:b/>
-          <w:bCs/>
-        </w:rPr>
-        <w:t xml:space="preserve"> </w:t>
-      </w:r>
-      <w:r>
-        <w:rPr>
-          <w:rStyle w:val="VerbatimChar"/>
-          <w:b/>
-          <w:bCs/>
-        </w:rPr>
-        <w:t xml:space="preserve">cy / cz</w:t>
-      </w:r>
-      <w:r>
-        <w:rPr>
-          <w:rFonts w:hint="eastAsia"/>
-          <w:b/>
-          <w:bCs/>
-        </w:rPr>
-        <w:t xml:space="preserve">（极端纤维距离）</w:t>
-      </w:r>
-      <w:r>
-        <w:t xml:space="preserve">。</w:t>
-      </w:r>
-    </w:p>
-    <w:p>
-      <w:pPr>
-        <w:pStyle w:val="BodyText"/>
-      </w:pPr>
-      <w:r>
-        <w:rPr>
-          <w:rFonts w:hint="eastAsia"/>
-          <w:b/>
-          <w:bCs/>
-        </w:rPr>
-        <w:t xml:space="preserve">这一点很关键</w:t>
-      </w:r>
-      <w:r>
-        <w:rPr>
-          <w:rFonts w:hint="eastAsia"/>
-        </w:rPr>
-        <w:t xml:space="preserve">：如果你直接填</w:t>
-      </w:r>
-      <w:r>
-        <w:t xml:space="preserve"> </w:t>
-      </w:r>
-      <w:r>
-        <w:rPr>
-          <w:rStyle w:val="VerbatimChar"/>
-        </w:rPr>
-        <w:t xml:space="preserve">A/I/J</w:t>
-      </w:r>
-      <w:r>
-        <w:rPr>
-          <w:rFonts w:hint="eastAsia"/>
-        </w:rPr>
-        <w:t xml:space="preserve">（截面管理器里可以），</w:t>
-      </w:r>
-      <w:r>
-        <w:t xml:space="preserve"> </w:t>
-      </w:r>
-      <w:r>
-        <w:rPr>
-          <w:rFonts w:hint="eastAsia"/>
-        </w:rPr>
-        <w:t xml:space="preserve">程序就没有</w:t>
-      </w:r>
-      <w:r>
-        <w:t xml:space="preserve"> </w:t>
-      </w:r>
-      <w:r>
-        <w:rPr>
-          <w:rStyle w:val="VerbatimChar"/>
-        </w:rPr>
-        <w:t xml:space="preserve">cy/cz</w:t>
-      </w:r>
-      <w:r>
-        <w:rPr>
-          <w:rFonts w:hint="eastAsia"/>
-        </w:rPr>
-        <w:t xml:space="preserve">，于是：</w:t>
-      </w:r>
-    </w:p>
-    <w:p>
-      <w:pPr>
-        <w:pStyle w:val="Compact"/>
-        <w:numPr>
-          <w:ilvl w:val="0"/>
-          <w:numId w:val="1006"/>
-        </w:numPr>
-      </w:pPr>
-      <w:r>
-        <w:rPr>
-          <w:rFonts w:hint="eastAsia"/>
-          <w:b/>
-          <w:bCs/>
-        </w:rPr>
-        <w:t xml:space="preserve">应力云图会被拒绝</w:t>
-      </w:r>
-    </w:p>
-    <w:p>
-      <w:pPr>
-        <w:pStyle w:val="Compact"/>
-        <w:numPr>
-          <w:ilvl w:val="0"/>
-          <w:numId w:val="1006"/>
-        </w:numPr>
-      </w:pPr>
-      <w:r>
-        <w:rPr>
-          <w:rFonts w:hint="eastAsia"/>
-          <w:b/>
-          <w:bCs/>
-        </w:rPr>
-        <w:t xml:space="preserve">强度验算会被拒绝</w:t>
-      </w:r>
-    </w:p>
-    <w:p>
-      <w:pPr>
-        <w:pStyle w:val="FirstParagraph"/>
-      </w:pPr>
-      <w:r>
-        <w:rPr>
-          <w:rFonts w:hint="eastAsia"/>
-        </w:rPr>
-        <w:t xml:space="preserve">不是算不出来就估一个，是明确告诉你缺什么。想要应力就用「创建截面」按尺寸建。</w:t>
-      </w:r>
-    </w:p>
-    <w:p>
-      <w:pPr>
-        <w:pStyle w:val="BlockText"/>
-      </w:pPr>
-      <w:r>
-        <w:rPr>
-          <w:rFonts w:hint="eastAsia"/>
-        </w:rPr>
-        <w:t xml:space="preserve">偏心截面（如</w:t>
-      </w:r>
-      <w:r>
-        <w:t xml:space="preserve"> T </w:t>
-      </w:r>
-      <w:r>
-        <w:rPr>
-          <w:rFonts w:hint="eastAsia"/>
-        </w:rPr>
-        <w:t xml:space="preserve">形、角钢）不给</w:t>
-      </w:r>
-      <w:r>
-        <w:t xml:space="preserve"> </w:t>
-      </w:r>
-      <w:r>
-        <w:rPr>
-          <w:rStyle w:val="VerbatimChar"/>
-        </w:rPr>
-        <w:t xml:space="preserve">cy/cz</w:t>
-      </w:r>
-      <w:r>
-        <w:rPr>
-          <w:rFonts w:hint="eastAsia"/>
-        </w:rPr>
-        <w:t xml:space="preserve">：它们形心不在几何中心，</w:t>
-      </w:r>
-      <w:r>
-        <w:t xml:space="preserve"> </w:t>
-      </w:r>
-      <w:r>
-        <w:rPr>
-          <w:rFonts w:hint="eastAsia"/>
-        </w:rPr>
-        <w:t xml:space="preserve">单个"极端纤维距离"表达不了，预览里会解释原因。</w:t>
-      </w:r>
-    </w:p>
-    <w:bookmarkEnd w:id="29"/>
-    <w:bookmarkStart w:id="30" w:name="X871d9b1d39610e6260290164792433ad77b1279"/>
-    <w:p>
-      <w:pPr>
-        <w:pStyle w:val="Heading3"/>
-      </w:pPr>
-      <w:r>
-        <w:t xml:space="preserve">4.3 </w:t>
-      </w:r>
-      <w:r>
-        <w:rPr>
-          <w:rFonts w:hint="eastAsia"/>
-        </w:rPr>
-        <w:t xml:space="preserve">属性指派</w:t>
-      </w:r>
-    </w:p>
-    <w:p>
-      <w:pPr>
-        <w:pStyle w:val="FirstParagraph"/>
-      </w:pPr>
-      <w:r>
-        <w:rPr>
-          <w:rStyle w:val="VerbatimChar"/>
-          <w:rFonts w:hint="eastAsia"/>
-        </w:rPr>
-        <w:t xml:space="preserve">属性</w:t>
-      </w:r>
-      <w:r>
-        <w:t xml:space="preserve"> </w:t>
-      </w:r>
-      <w:r>
-        <w:t xml:space="preserve">→ </w:t>
-      </w:r>
-      <w:r>
-        <w:rPr>
-          <w:rFonts w:hint="eastAsia"/>
-        </w:rPr>
-        <w:t xml:space="preserve">「属性指派」。选中杆件</w:t>
-      </w:r>
-      <w:r>
-        <w:t xml:space="preserve"> → </w:t>
-      </w:r>
-      <w:r>
-        <w:rPr>
-          <w:rFonts w:hint="eastAsia"/>
-        </w:rPr>
-        <w:t xml:space="preserve">一次指派材料与截面。</w:t>
-      </w:r>
-      <w:r>
-        <w:t xml:space="preserve"> </w:t>
-      </w:r>
-      <w:r>
-        <w:rPr>
-          <w:rFonts w:hint="eastAsia"/>
-        </w:rPr>
-        <w:t xml:space="preserve">这是</w:t>
-      </w:r>
-      <w:r>
-        <w:t xml:space="preserve"> Abaqus Property </w:t>
-      </w:r>
-      <w:r>
-        <w:rPr>
-          <w:rFonts w:hint="eastAsia"/>
-        </w:rPr>
-        <w:t xml:space="preserve">模块的核心操作。</w:t>
-      </w:r>
-    </w:p>
-    <w:bookmarkEnd w:id="30"/>
-    <w:bookmarkStart w:id="31" w:name="Xdaa96e8185b6b6374d13ea0883322f8ae56092b"/>
-    <w:p>
-      <w:pPr>
-        <w:pStyle w:val="Heading3"/>
-      </w:pPr>
-      <w:r>
-        <w:t xml:space="preserve">4.4 </w:t>
-      </w:r>
-      <w:r>
-        <w:rPr>
-          <w:rFonts w:hint="eastAsia"/>
-        </w:rPr>
-        <w:t xml:space="preserve">截面朝向（</w:t>
-      </w:r>
-      <w:r>
-        <w:rPr>
-          <w:rFonts w:hint="eastAsia"/>
-          <w:b/>
-          <w:bCs/>
-        </w:rPr>
-        <w:t xml:space="preserve">最容易静默出错的一处</w:t>
-      </w:r>
-      <w:r>
-        <w:rPr>
-          <w:rFonts w:hint="eastAsia"/>
-        </w:rPr>
-        <w:t xml:space="preserve">）</w:t>
-      </w:r>
-    </w:p>
-    <w:p>
-      <w:pPr>
-        <w:pStyle w:val="FirstParagraph"/>
-      </w:pPr>
-      <w:r>
-        <w:rPr>
-          <w:rFonts w:hint="eastAsia"/>
-        </w:rPr>
-        <w:t xml:space="preserve">强弱轴悬殊的截面（如</w:t>
-      </w:r>
-      <w:r>
-        <w:t xml:space="preserve"> 400×200 </w:t>
-      </w:r>
-      <w:r>
-        <w:rPr>
-          <w:rFonts w:hint="eastAsia"/>
-        </w:rPr>
-        <w:t xml:space="preserve">工字钢，</w:t>
-      </w:r>
-      <w:r>
-        <w:rPr>
-          <w:rStyle w:val="VerbatimChar"/>
-        </w:rPr>
-        <w:t xml:space="preserve">Iz/Iy ≈ 13</w:t>
-      </w:r>
-      <w:r>
-        <w:rPr>
-          <w:rFonts w:hint="eastAsia"/>
-        </w:rPr>
-        <w:t xml:space="preserve">），</w:t>
-      </w:r>
-      <w:r>
-        <w:t xml:space="preserve"> </w:t>
-      </w:r>
-      <w:r>
-        <w:rPr>
-          <w:rFonts w:hint="eastAsia"/>
-          <w:b/>
-          <w:bCs/>
-        </w:rPr>
-        <w:t xml:space="preserve">如果局部</w:t>
-      </w:r>
-      <w:r>
-        <w:rPr>
-          <w:b/>
-          <w:bCs/>
-        </w:rPr>
-        <w:t xml:space="preserve"> y </w:t>
-      </w:r>
-      <w:r>
-        <w:rPr>
-          <w:rFonts w:hint="eastAsia"/>
-          <w:b/>
-          <w:bCs/>
-        </w:rPr>
-        <w:t xml:space="preserve">轴朝向反了，弯矩分量全部张冠李戴，程序一声不吭。</w:t>
-      </w:r>
-    </w:p>
-    <w:p>
-      <w:pPr>
-        <w:pStyle w:val="Compact"/>
-        <w:numPr>
-          <w:ilvl w:val="0"/>
-          <w:numId w:val="1007"/>
-        </w:numPr>
-      </w:pPr>
-      <w:r>
-        <w:rPr>
-          <w:rFonts w:hint="eastAsia"/>
-        </w:rPr>
-        <w:t xml:space="preserve">想看某根杆的局部轴：选中它，属性面板里有局部</w:t>
-      </w:r>
-      <w:r>
-        <w:t xml:space="preserve"> x/y/z </w:t>
-      </w:r>
-      <w:r>
-        <w:rPr>
-          <w:rFonts w:hint="eastAsia"/>
-        </w:rPr>
-        <w:t xml:space="preserve">三色箭头（x</w:t>
-      </w:r>
-      <w:r>
-        <w:t xml:space="preserve"> </w:t>
-      </w:r>
-      <w:r>
-        <w:rPr>
-          <w:rFonts w:hint="eastAsia"/>
-        </w:rPr>
-        <w:t xml:space="preserve">红</w:t>
-      </w:r>
-      <w:r>
-        <w:t xml:space="preserve"> y </w:t>
-      </w:r>
-      <w:r>
-        <w:rPr>
-          <w:rFonts w:hint="eastAsia"/>
-        </w:rPr>
-        <w:t xml:space="preserve">绿</w:t>
-      </w:r>
-      <w:r>
-        <w:t xml:space="preserve"> z </w:t>
-      </w:r>
-      <w:r>
-        <w:rPr>
-          <w:rFonts w:hint="eastAsia"/>
-        </w:rPr>
-        <w:t xml:space="preserve">蓝）</w:t>
-      </w:r>
-    </w:p>
-    <w:p>
-      <w:pPr>
-        <w:pStyle w:val="Compact"/>
-        <w:numPr>
-          <w:ilvl w:val="0"/>
-          <w:numId w:val="1007"/>
-        </w:numPr>
-      </w:pPr>
-      <w:r>
-        <w:rPr>
-          <w:rFonts w:hint="eastAsia"/>
-        </w:rPr>
-        <w:t xml:space="preserve">生成器会给竖直杆显式写入参考向量，避免</w:t>
-      </w:r>
-      <w:r>
-        <w:t xml:space="preserve"> 0.01°/0.1° </w:t>
-      </w:r>
-      <w:r>
-        <w:rPr>
-          <w:rFonts w:hint="eastAsia"/>
-        </w:rPr>
-        <w:t xml:space="preserve">之间翻号</w:t>
-      </w:r>
-    </w:p>
-    <w:p>
-      <w:pPr>
-        <w:pStyle w:val="Compact"/>
-        <w:numPr>
-          <w:ilvl w:val="0"/>
-          <w:numId w:val="1007"/>
-        </w:numPr>
-      </w:pPr>
-      <w:r>
-        <w:rPr>
-          <w:rFonts w:hint="eastAsia"/>
-        </w:rPr>
-        <w:t xml:space="preserve">手工建模时若发现弯矩分量不对，</w:t>
-      </w:r>
-      <w:r>
-        <w:rPr>
-          <w:rFonts w:hint="eastAsia"/>
-          <w:b/>
-          <w:bCs/>
-        </w:rPr>
-        <w:t xml:space="preserve">第一个要怀疑的就是这里</w:t>
-      </w:r>
-    </w:p>
-    <w:bookmarkEnd w:id="31"/>
-    <w:bookmarkStart w:id="32" w:name="X281e04c35118044cd4e35f7911021b6757a69c1"/>
-    <w:p>
-      <w:pPr>
-        <w:pStyle w:val="Heading3"/>
-      </w:pPr>
-      <w:r>
-        <w:t xml:space="preserve">4.5 </w:t>
-      </w:r>
-      <w:r>
-        <w:rPr>
-          <w:rFonts w:hint="eastAsia"/>
-        </w:rPr>
-        <w:t xml:space="preserve">单位制</w:t>
-      </w:r>
-    </w:p>
-    <w:p>
-      <w:pPr>
-        <w:pStyle w:val="FirstParagraph"/>
-      </w:pPr>
-      <w:r>
-        <w:rPr>
-          <w:rStyle w:val="VerbatimChar"/>
-          <w:rFonts w:hint="eastAsia"/>
-        </w:rPr>
-        <w:t xml:space="preserve">属性</w:t>
-      </w:r>
-      <w:r>
-        <w:t xml:space="preserve"> </w:t>
-      </w:r>
-      <w:r>
-        <w:t xml:space="preserve">→ </w:t>
-      </w:r>
-      <w:r>
-        <w:rPr>
-          <w:rFonts w:hint="eastAsia"/>
-        </w:rPr>
-        <w:t xml:space="preserve">「单位制」在</w:t>
-      </w:r>
-      <w:r>
-        <w:t xml:space="preserve"> </w:t>
-      </w:r>
-      <w:r>
-        <w:rPr>
-          <w:rStyle w:val="VerbatimChar"/>
-        </w:rPr>
-        <w:t xml:space="preserve">N-m-Pa</w:t>
-      </w:r>
-      <w:r>
-        <w:t xml:space="preserve"> </w:t>
-      </w:r>
-      <w:r>
-        <w:rPr>
-          <w:rFonts w:hint="eastAsia"/>
-        </w:rPr>
-        <w:t xml:space="preserve">与</w:t>
-      </w:r>
-      <w:r>
-        <w:t xml:space="preserve"> </w:t>
-      </w:r>
-      <w:r>
-        <w:rPr>
-          <w:rStyle w:val="VerbatimChar"/>
-        </w:rPr>
-        <w:t xml:space="preserve">N-mm-MPa</w:t>
-      </w:r>
-      <w:r>
-        <w:t xml:space="preserve"> </w:t>
-      </w:r>
-      <w:r>
-        <w:rPr>
-          <w:rFonts w:hint="eastAsia"/>
-        </w:rPr>
-        <w:t xml:space="preserve">之间</w:t>
-      </w:r>
-      <w:r>
-        <w:rPr>
-          <w:rFonts w:hint="eastAsia"/>
-          <w:b/>
-          <w:bCs/>
-        </w:rPr>
-        <w:t xml:space="preserve">整份模型转换</w:t>
-      </w:r>
-      <w:r>
-        <w:rPr>
-          <w:rFonts w:hint="eastAsia"/>
-        </w:rPr>
-        <w:t xml:space="preserve">，</w:t>
-      </w:r>
-      <w:r>
-        <w:t xml:space="preserve"> </w:t>
-      </w:r>
-      <w:r>
-        <w:rPr>
-          <w:rFonts w:hint="eastAsia"/>
-        </w:rPr>
-        <w:t xml:space="preserve">不是只改显示。状态栏右下角常驻显示当前单位制。</w:t>
-      </w:r>
-    </w:p>
-    <w:p>
-      <w:r>
-        <w:pict>
-          <v:rect style="width:0;height:1.5pt" o:hralign="center" o:hrstd="t" o:hr="t"/>
-        </w:pict>
-      </w:r>
-    </w:p>
-    <w:bookmarkEnd w:id="32"/>
-    <w:bookmarkEnd w:id="33"/>
-    <w:bookmarkStart w:id="37" w:name="X442b27c0b0e3b05e6fe51eceed426bfe2126cc9"/>
-    <w:p>
-      <w:pPr>
-        <w:pStyle w:val="Heading2"/>
-      </w:pPr>
-      <w:r>
-        <w:t xml:space="preserve">5 </w:t>
-      </w:r>
-      <w:r>
-        <w:rPr>
-          <w:rFonts w:hint="eastAsia"/>
-        </w:rPr>
-        <w:t xml:space="preserve">边界条件与荷载</w:t>
-      </w:r>
-    </w:p>
-    <w:bookmarkStart w:id="34" w:name="X05e64d2455d8374a8840f216210d0dc6a1f42fa"/>
-    <w:p>
-      <w:pPr>
-        <w:pStyle w:val="Heading3"/>
-      </w:pPr>
-      <w:r>
-        <w:t xml:space="preserve">5.1 </w:t>
-      </w:r>
-      <w:r>
-        <w:rPr>
-          <w:rFonts w:hint="eastAsia"/>
-        </w:rPr>
-        <w:t xml:space="preserve">支座</w:t>
-      </w:r>
-    </w:p>
-    <w:p>
-      <w:pPr>
-        <w:pStyle w:val="FirstParagraph"/>
-      </w:pPr>
-      <w:r>
-        <w:rPr>
-          <w:rStyle w:val="VerbatimChar"/>
-          <w:rFonts w:hint="eastAsia"/>
-        </w:rPr>
-        <w:t xml:space="preserve">载荷</w:t>
-      </w:r>
-      <w:r>
-        <w:t xml:space="preserve"> </w:t>
-      </w:r>
-      <w:r>
-        <w:t xml:space="preserve">→ </w:t>
-      </w:r>
-      <w:r>
-        <w:rPr>
-          <w:rFonts w:hint="eastAsia"/>
-        </w:rPr>
-        <w:t xml:space="preserve">「创建边界条件」。选中节点，勾</w:t>
-      </w:r>
-      <w:r>
-        <w:t xml:space="preserve"> </w:t>
-      </w:r>
-      <w:r>
-        <w:rPr>
-          <w:rStyle w:val="VerbatimChar"/>
-        </w:rPr>
-        <w:t xml:space="preserve">U1/U2/U3/UR1/UR2/UR3</w:t>
-      </w:r>
-      <w:r>
-        <w:t xml:space="preserve"> </w:t>
-      </w:r>
-      <w:r>
-        <w:rPr>
-          <w:rFonts w:hint="eastAsia"/>
-        </w:rPr>
-        <w:t xml:space="preserve">六个自由度。</w:t>
-      </w:r>
-      <w:r>
-        <w:t xml:space="preserve"> </w:t>
-      </w:r>
-      <w:r>
-        <w:rPr>
-          <w:rFonts w:hint="eastAsia"/>
-        </w:rPr>
-        <w:t xml:space="preserve">全勾是固接，只勾三个平动是铰接。</w:t>
-      </w:r>
-    </w:p>
-    <w:p>
-      <w:pPr>
-        <w:pStyle w:val="BlockText"/>
-      </w:pPr>
-      <w:r>
-        <w:rPr>
-          <w:rFonts w:hint="eastAsia"/>
-        </w:rPr>
-        <w:t xml:space="preserve">视口里</w:t>
-      </w:r>
-      <w:r>
-        <w:rPr>
-          <w:rFonts w:hint="eastAsia"/>
-          <w:b/>
-          <w:bCs/>
-        </w:rPr>
-        <w:t xml:space="preserve">不是每个受约束节点都画符号</w:t>
-      </w:r>
-      <w:r>
-        <w:rPr>
-          <w:rFonts w:hint="eastAsia"/>
-        </w:rPr>
-        <w:t xml:space="preserve">：平面刚架的面外自由度是代码自动约束的，</w:t>
-      </w:r>
-      <w:r>
-        <w:t xml:space="preserve"> </w:t>
-      </w:r>
-      <w:r>
-        <w:rPr>
-          <w:rFonts w:hint="eastAsia"/>
-        </w:rPr>
-        <w:t xml:space="preserve">全画出来满屏符号，真正的柱脚反而看不见。只画约束住两个及以上平动方向的节点。</w:t>
-      </w:r>
-    </w:p>
-    <w:bookmarkEnd w:id="34"/>
-    <w:bookmarkStart w:id="35" w:name="Xadee4747154a81b5b46b94e95a4034c92d5821a"/>
-    <w:p>
-      <w:pPr>
-        <w:pStyle w:val="Heading3"/>
-      </w:pPr>
-      <w:r>
-        <w:t xml:space="preserve">5.2 </w:t>
-      </w:r>
-      <w:r>
-        <w:rPr>
-          <w:rFonts w:hint="eastAsia"/>
-        </w:rPr>
-        <w:t xml:space="preserve">荷载</w:t>
-      </w:r>
-    </w:p>
-    <w:p>
-      <w:pPr>
-        <w:pStyle w:val="FirstParagraph"/>
-      </w:pPr>
-      <w:r>
-        <w:rPr>
-          <w:rStyle w:val="VerbatimChar"/>
-          <w:rFonts w:hint="eastAsia"/>
-        </w:rPr>
-        <w:t xml:space="preserve">载荷</w:t>
-      </w:r>
-      <w:r>
-        <w:t xml:space="preserve"> </w:t>
-      </w:r>
-      <w:r>
-        <w:t xml:space="preserve">→ </w:t>
-      </w:r>
-      <w:r>
-        <w:rPr>
-          <w:rFonts w:hint="eastAsia"/>
-        </w:rPr>
-        <w:t xml:space="preserve">「创建载荷」：集中力、线荷载、重力，选中对象后输入分量。</w:t>
-      </w:r>
-      <w:r>
-        <w:t xml:space="preserve"> </w:t>
-      </w:r>
-      <w:r>
-        <w:rPr>
-          <w:rFonts w:hint="eastAsia"/>
-        </w:rPr>
-        <w:t xml:space="preserve">「重力」按密度和截面面积自动算自重。</w:t>
-      </w:r>
-    </w:p>
-    <w:p>
-      <w:pPr>
-        <w:pStyle w:val="BodyText"/>
-      </w:pPr>
-      <w:r>
-        <w:rPr>
-          <w:rFonts w:hint="eastAsia"/>
-        </w:rPr>
-        <w:t xml:space="preserve">荷载箭头旁边默认标数值。模型一大会糊成一片，</w:t>
-      </w:r>
-      <w:r>
-        <w:rPr>
-          <w:rStyle w:val="VerbatimChar"/>
-          <w:rFonts w:hint="eastAsia"/>
-        </w:rPr>
-        <w:t xml:space="preserve">视图</w:t>
-      </w:r>
-      <w:r>
-        <w:t xml:space="preserve"> </w:t>
-      </w:r>
-      <w:r>
-        <w:t xml:space="preserve">→ </w:t>
-      </w:r>
-      <w:r>
-        <w:rPr>
-          <w:rFonts w:hint="eastAsia"/>
-        </w:rPr>
-        <w:t xml:space="preserve">「荷载数值」</w:t>
-      </w:r>
-      <w:r>
-        <w:t xml:space="preserve"> </w:t>
-      </w:r>
-      <w:r>
-        <w:rPr>
-          <w:rFonts w:hint="eastAsia"/>
-        </w:rPr>
-        <w:t xml:space="preserve">（</w:t>
-      </w:r>
-      <w:r>
-        <w:rPr>
-          <w:rStyle w:val="VerbatimChar"/>
-        </w:rPr>
-        <w:t xml:space="preserve">Shift+L</w:t>
-      </w:r>
-      <w:r>
-        <w:rPr>
-          <w:rFonts w:hint="eastAsia"/>
-        </w:rPr>
-        <w:t xml:space="preserve">）整体关掉，箭头保留。</w:t>
-      </w:r>
-    </w:p>
-    <w:bookmarkEnd w:id="35"/>
-    <w:bookmarkStart w:id="36" w:name="X13763b8349c775d170840af371dac1902a1076b"/>
-    <w:p>
-      <w:pPr>
-        <w:pStyle w:val="Heading3"/>
-      </w:pPr>
-      <w:r>
-        <w:t xml:space="preserve">5.3 </w:t>
-      </w:r>
-      <w:r>
-        <w:rPr>
-          <w:rFonts w:hint="eastAsia"/>
-        </w:rPr>
-        <w:t xml:space="preserve">工况与组合</w:t>
-      </w:r>
-    </w:p>
-    <w:p>
-      <w:pPr>
-        <w:pStyle w:val="FirstParagraph"/>
-      </w:pPr>
-      <w:r>
-        <w:rPr>
-          <w:rStyle w:val="VerbatimChar"/>
-          <w:rFonts w:hint="eastAsia"/>
-        </w:rPr>
-        <w:t xml:space="preserve">载荷</w:t>
-      </w:r>
-      <w:r>
-        <w:t xml:space="preserve"> </w:t>
-      </w:r>
-      <w:r>
-        <w:t xml:space="preserve">→ </w:t>
-      </w:r>
-      <w:r>
-        <w:rPr>
-          <w:rFonts w:hint="eastAsia"/>
-        </w:rPr>
-        <w:t xml:space="preserve">「荷载组合」按分项系数组合。求解一次算完所有工况——</w:t>
-      </w:r>
-      <w:r>
-        <w:t xml:space="preserve"> </w:t>
-      </w:r>
-      <w:r>
-        <w:rPr>
-          <w:rFonts w:hint="eastAsia"/>
-        </w:rPr>
-        <w:t xml:space="preserve">总刚只分解一次，逐工况回代，这是多工况的全部好处所在。</w:t>
-      </w:r>
-    </w:p>
-    <w:p>
-      <w:r>
-        <w:pict>
-          <v:rect style="width:0;height:1.5pt" o:hralign="center" o:hrstd="t" o:hr="t"/>
-        </w:pict>
-      </w:r>
-    </w:p>
-    <w:bookmarkEnd w:id="36"/>
-    <w:bookmarkEnd w:id="37"/>
-    <w:bookmarkStart w:id="38" w:name="X4b27e17e9f4dd996024dd42f887aba91296199b"/>
-    <w:p>
-      <w:pPr>
-        <w:pStyle w:val="Heading2"/>
-      </w:pPr>
-      <w:r>
-        <w:t xml:space="preserve">6 </w:t>
-      </w:r>
-      <w:r>
-        <w:rPr>
-          <w:rFonts w:hint="eastAsia"/>
-        </w:rPr>
-        <w:t xml:space="preserve">分析步</w:t>
-      </w:r>
-    </w:p>
-    <w:p>
-      <w:pPr>
-        <w:pStyle w:val="FirstParagraph"/>
-      </w:pPr>
-      <w:r>
-        <w:rPr>
-          <w:rStyle w:val="VerbatimChar"/>
-          <w:rFonts w:hint="eastAsia"/>
-        </w:rPr>
-        <w:t xml:space="preserve">分析</w:t>
-      </w:r>
-      <w:r>
-        <w:t xml:space="preserve"> </w:t>
-      </w:r>
-      <w:r>
-        <w:t xml:space="preserve">→ </w:t>
-      </w:r>
-      <w:r>
-        <w:rPr>
-          <w:rFonts w:hint="eastAsia"/>
-        </w:rPr>
-        <w:t xml:space="preserve">「分析步」选类型：</w:t>
-      </w:r>
-    </w:p>
-    <w:tbl>
-      <w:tblPr>
-        <w:tblStyle w:val="Table"/>
-        <w:tblW w:type="auto" w:w="0"/>
-        <w:tblLook w:firstRow="1" w:lastRow="0" w:firstColumn="0" w:lastColumn="0" w:noHBand="0" w:noVBand="0" w:val="0020"/>
-      </w:tblPr>
-      <w:tblGrid>
-        <w:gridCol w:w="2640"/>
-        <w:gridCol w:w="2640"/>
-        <w:gridCol w:w="2640"/>
-      </w:tblGrid>
-      <w:tr>
-        <w:trPr>
-          <w:tblHeader w:val="on"/>
-        </w:trPr>
-        <w:tc>
-          <w:tcPr/>
-          <w:p>
-            <w:pPr>
-              <w:pStyle w:val="Compact"/>
-            </w:pPr>
-            <w:r>
-              <w:rPr>
-                <w:rFonts w:hint="eastAsia"/>
-              </w:rPr>
-              <w:t xml:space="preserve">类型</w:t>
-            </w:r>
-          </w:p>
-        </w:tc>
-        <w:tc>
-          <w:tcPr/>
-          <w:p>
-            <w:pPr>
-              <w:pStyle w:val="Compact"/>
-            </w:pPr>
-            <w:r>
-              <w:rPr>
-                <w:rFonts w:hint="eastAsia"/>
-              </w:rPr>
-              <w:t xml:space="preserve">什么时候用</w:t>
-            </w:r>
-          </w:p>
-        </w:tc>
-        <w:tc>
-          <w:tcPr/>
-          <w:p>
-            <w:pPr>
-              <w:pStyle w:val="Compact"/>
-            </w:pPr>
-            <w:r>
-              <w:rPr>
-                <w:rFonts w:hint="eastAsia"/>
-              </w:rPr>
-              <w:t xml:space="preserve">注意</w:t>
-            </w:r>
-          </w:p>
-        </w:tc>
-      </w:tr>
-      <w:tr>
-        <w:tc>
-          <w:tcPr/>
-          <w:p>
-            <w:pPr>
-              <w:pStyle w:val="Compact"/>
-            </w:pPr>
-            <w:r>
-              <w:rPr>
-                <w:rFonts w:hint="eastAsia"/>
-              </w:rPr>
-              <w:t xml:space="preserve">线性静力</w:t>
-            </w:r>
-          </w:p>
-        </w:tc>
-        <w:tc>
-          <w:tcPr/>
-          <w:p>
-            <w:pPr>
-              <w:pStyle w:val="Compact"/>
-            </w:pPr>
-            <w:r>
-              <w:rPr>
-                <w:rFonts w:hint="eastAsia"/>
-              </w:rPr>
-              <w:t xml:space="preserve">默认</w:t>
-            </w:r>
-          </w:p>
-        </w:tc>
-        <w:tc>
-          <w:tcPr/>
-          <w:p>
-            <w:pPr>
-              <w:pStyle w:val="Compact"/>
-            </w:pPr>
-            <w:r>
-              <w:t xml:space="preserve">—</w:t>
-            </w:r>
-          </w:p>
-        </w:tc>
-      </w:tr>
-      <w:tr>
-        <w:tc>
-          <w:tcPr/>
-          <w:p>
-            <w:pPr>
-              <w:pStyle w:val="Compact"/>
-            </w:pPr>
-            <w:r>
-              <w:t xml:space="preserve">P-Delta </w:t>
-            </w:r>
-            <w:r>
-              <w:rPr>
-                <w:rFonts w:hint="eastAsia"/>
-              </w:rPr>
-              <w:t xml:space="preserve">二阶弹性</w:t>
-            </w:r>
-          </w:p>
-        </w:tc>
-        <w:tc>
-          <w:tcPr/>
-          <w:p>
-            <w:pPr>
-              <w:pStyle w:val="Compact"/>
-            </w:pPr>
-            <w:r>
-              <w:rPr>
-                <w:rFonts w:hint="eastAsia"/>
-              </w:rPr>
-              <w:t xml:space="preserve">轴压大、侧移敏感的框架</w:t>
-            </w:r>
-          </w:p>
-        </w:tc>
-        <w:tc>
-          <w:tcPr/>
-          <w:p>
-            <w:pPr>
-              <w:pStyle w:val="Compact"/>
-            </w:pPr>
-            <w:r>
-              <w:rPr>
-                <w:rFonts w:hint="eastAsia"/>
-              </w:rPr>
-              <w:t xml:space="preserve">小应变，非</w:t>
-            </w:r>
-            <w:r>
-              <w:t xml:space="preserve"> </w:t>
-            </w:r>
-            <w:r>
-              <w:rPr>
-                <w:rStyle w:val="VerbatimChar"/>
-              </w:rPr>
-              <w:t xml:space="preserve">NLGEOM</w:t>
-            </w:r>
-          </w:p>
-        </w:tc>
-      </w:tr>
-      <w:tr>
-        <w:tc>
-          <w:tcPr/>
-          <w:p>
-            <w:pPr>
-              <w:pStyle w:val="Compact"/>
-            </w:pPr>
-            <w:r>
-              <w:rPr>
-                <w:rFonts w:hint="eastAsia"/>
-              </w:rPr>
-              <w:t xml:space="preserve">双线性轴向材料非线性</w:t>
-            </w:r>
-          </w:p>
-        </w:tc>
-        <w:tc>
-          <w:tcPr/>
-          <w:p>
-            <w:pPr>
-              <w:pStyle w:val="Compact"/>
-            </w:pPr>
-            <w:r>
-              <w:rPr>
-                <w:rFonts w:hint="eastAsia"/>
-              </w:rPr>
-              <w:t xml:space="preserve">轴向进入塑性</w:t>
-            </w:r>
-          </w:p>
-        </w:tc>
-        <w:tc>
-          <w:tcPr/>
-          <w:p>
-            <w:pPr>
-              <w:pStyle w:val="Compact"/>
-            </w:pPr>
-            <w:r>
-              <w:rPr>
-                <w:rFonts w:hint="eastAsia"/>
-                <w:b/>
-                <w:bCs/>
-              </w:rPr>
-              <w:t xml:space="preserve">仅轴向</w:t>
-            </w:r>
-            <w:r>
-              <w:rPr>
-                <w:rFonts w:hint="eastAsia"/>
-              </w:rPr>
-              <w:t xml:space="preserve">，弯曲仍弹性</w:t>
-            </w:r>
-          </w:p>
-        </w:tc>
-      </w:tr>
-    </w:tbl>
-    <w:p>
-      <w:pPr>
-        <w:pStyle w:val="BodyText"/>
-      </w:pPr>
-      <w:r>
-        <w:rPr>
-          <w:rFonts w:hint="eastAsia"/>
-        </w:rPr>
-        <w:t xml:space="preserve">另外两个独立分析：</w:t>
-      </w:r>
-    </w:p>
-    <w:p>
-      <w:pPr>
-        <w:pStyle w:val="Compact"/>
-        <w:numPr>
-          <w:ilvl w:val="0"/>
-          <w:numId w:val="1008"/>
-        </w:numPr>
-      </w:pPr>
-      <w:r>
-        <w:rPr>
-          <w:rFonts w:hint="eastAsia"/>
-          <w:b/>
-          <w:bCs/>
-        </w:rPr>
-        <w:t xml:space="preserve">「模态」</w:t>
-      </w:r>
-      <w:r>
-        <w:rPr>
-          <w:rFonts w:hint="eastAsia"/>
-        </w:rPr>
-        <w:t xml:space="preserve">（</w:t>
-      </w:r>
-      <w:r>
-        <w:rPr>
-          <w:rStyle w:val="VerbatimChar"/>
-        </w:rPr>
-        <w:t xml:space="preserve">Ctrl+4</w:t>
-      </w:r>
-      <w:r>
-        <w:rPr>
-          <w:rFonts w:hint="eastAsia"/>
-        </w:rPr>
-        <w:t xml:space="preserve">）：自振频率与振型，</w:t>
-      </w:r>
-      <w:r>
-        <w:rPr>
-          <w:rFonts w:hint="eastAsia"/>
-          <w:b/>
-          <w:bCs/>
-        </w:rPr>
-        <w:t xml:space="preserve">需要材料密度</w:t>
-      </w:r>
-      <w:r>
-        <w:t xml:space="preserve">。</w:t>
-      </w:r>
-      <w:r>
-        <w:t xml:space="preserve"> </w:t>
-      </w:r>
-      <w:r>
-        <w:rPr>
-          <w:rFonts w:hint="eastAsia"/>
-        </w:rPr>
-        <w:t xml:space="preserve">一致质量阵会</w:t>
-      </w:r>
-      <w:r>
-        <w:rPr>
-          <w:rFonts w:hint="eastAsia"/>
-          <w:b/>
-          <w:bCs/>
-        </w:rPr>
-        <w:t xml:space="preserve">高估</w:t>
-      </w:r>
-      <w:r>
-        <w:rPr>
-          <w:rFonts w:hint="eastAsia"/>
-        </w:rPr>
-        <w:t xml:space="preserve">频率，这是该做法的真实精度，不是</w:t>
-      </w:r>
-      <w:r>
-        <w:t xml:space="preserve"> bug。</w:t>
-      </w:r>
-    </w:p>
-    <w:p>
-      <w:pPr>
-        <w:pStyle w:val="Compact"/>
-        <w:numPr>
-          <w:ilvl w:val="0"/>
-          <w:numId w:val="1008"/>
+          <w:numId w:val="1009"/>
         </w:numPr>
       </w:pPr>
       <w:r>
@@ -6130,7 +5966,7 @@
         <w:pStyle w:val="Compact"/>
         <w:numPr>
           <w:ilvl w:val="0"/>
-          <w:numId w:val="1009"/>
+          <w:numId w:val="1010"/>
         </w:numPr>
       </w:pPr>
       <w:r>
@@ -6168,7 +6004,7 @@
         <w:pStyle w:val="Compact"/>
         <w:numPr>
           <w:ilvl w:val="0"/>
-          <w:numId w:val="1009"/>
+          <w:numId w:val="1010"/>
         </w:numPr>
       </w:pPr>
       <w:r>
@@ -6753,7 +6589,7 @@
         <w:pStyle w:val="Compact"/>
         <w:numPr>
           <w:ilvl w:val="0"/>
-          <w:numId w:val="1010"/>
+          <w:numId w:val="1011"/>
         </w:numPr>
       </w:pPr>
       <w:r>
@@ -6769,198 +6605,6 @@
           <w:rFonts w:hint="eastAsia"/>
         </w:rPr>
         <w:t xml:space="preserve">，用顺序色标，从零起</w:t>
-      </w:r>
-    </w:p>
-    <w:p>
-      <w:pPr>
-        <w:pStyle w:val="Compact"/>
-        <w:numPr>
-          <w:ilvl w:val="0"/>
-          <w:numId w:val="1010"/>
-        </w:numPr>
-      </w:pPr>
-      <w:r>
-        <w:rPr>
-          <w:rFonts w:hint="eastAsia"/>
-          <w:b/>
-          <w:bCs/>
-        </w:rPr>
-        <w:t xml:space="preserve">有符号分量关于零对称</w:t>
-      </w:r>
-      <w:r>
-        <w:rPr>
-          <w:rFonts w:hint="eastAsia"/>
-        </w:rPr>
-        <w:t xml:space="preserve">，中点是零</w:t>
-      </w:r>
-    </w:p>
-    <w:p>
-      <w:pPr>
-        <w:pStyle w:val="Compact"/>
-        <w:numPr>
-          <w:ilvl w:val="0"/>
-          <w:numId w:val="1010"/>
-        </w:numPr>
-      </w:pPr>
-      <w:r>
-        <w:rPr>
-          <w:rFonts w:hint="eastAsia"/>
-        </w:rPr>
-        <w:t xml:space="preserve">超出量程的段单独画成</w:t>
-      </w:r>
-      <w:r>
-        <w:rPr>
-          <w:rFonts w:hint="eastAsia"/>
-          <w:b/>
-          <w:bCs/>
-        </w:rPr>
-        <w:t xml:space="preserve">橙色</w:t>
-      </w:r>
-      <w:r>
-        <w:rPr>
-          <w:rFonts w:hint="eastAsia"/>
-        </w:rPr>
-        <w:t xml:space="preserve">，否则峰值位置会消失在饱和的同色里</w:t>
-      </w:r>
-    </w:p>
-    <w:p>
-      <w:pPr>
-        <w:pStyle w:val="Compact"/>
-        <w:numPr>
-          <w:ilvl w:val="0"/>
-          <w:numId w:val="1010"/>
-        </w:numPr>
-      </w:pPr>
-      <w:r>
-        <w:rPr>
-          <w:rFonts w:hint="eastAsia"/>
-        </w:rPr>
-        <w:t xml:space="preserve">彩虹色系明度不单调，</w:t>
-      </w:r>
-      <w:r>
-        <w:rPr>
-          <w:rFonts w:hint="eastAsia"/>
-          <w:b/>
-          <w:bCs/>
-        </w:rPr>
-        <w:t xml:space="preserve">黑白打印和色盲读不出高低</w:t>
-      </w:r>
-      <w:r>
-        <w:rPr>
-          <w:rFonts w:hint="eastAsia"/>
-        </w:rPr>
-        <w:t xml:space="preserve">，那两种场合换另外两套</w:t>
-      </w:r>
-    </w:p>
-    <w:p>
-      <w:pPr>
-        <w:pStyle w:val="BlockText"/>
-      </w:pPr>
-      <w:r>
-        <w:rPr>
-          <w:b/>
-          <w:bCs/>
-        </w:rPr>
-        <w:t xml:space="preserve">σ </w:t>
-      </w:r>
-      <w:r>
-        <w:rPr>
-          <w:rFonts w:hint="eastAsia"/>
-          <w:b/>
-          <w:bCs/>
-        </w:rPr>
-        <w:t xml:space="preserve">是极端纤维正应力</w:t>
-      </w:r>
-      <w:r>
-        <w:t xml:space="preserve"> </w:t>
-      </w:r>
-      <w:r>
-        <w:rPr>
-          <w:rStyle w:val="VerbatimChar"/>
-        </w:rPr>
-        <w:t xml:space="preserve">σ = N/A ± M·c/I</w:t>
-      </w:r>
-      <w:r>
-        <w:rPr>
-          <w:rFonts w:hint="eastAsia"/>
-        </w:rPr>
-        <w:t xml:space="preserve">，不含剪应力与扭转，</w:t>
-      </w:r>
-      <w:r>
-        <w:t xml:space="preserve"> </w:t>
-      </w:r>
-      <w:r>
-        <w:rPr>
-          <w:rFonts w:hint="eastAsia"/>
-        </w:rPr>
-        <w:t xml:space="preserve">所以</w:t>
-      </w:r>
-      <w:r>
-        <w:rPr>
-          <w:rFonts w:hint="eastAsia"/>
-          <w:b/>
-          <w:bCs/>
-        </w:rPr>
-        <w:t xml:space="preserve">不是</w:t>
-      </w:r>
-      <w:r>
-        <w:rPr>
-          <w:b/>
-          <w:bCs/>
-        </w:rPr>
-        <w:t xml:space="preserve"> von Mises</w:t>
-      </w:r>
-      <w:r>
-        <w:rPr>
-          <w:rFonts w:hint="eastAsia"/>
-        </w:rPr>
-        <w:t xml:space="preserve">。截面缺</w:t>
-      </w:r>
-      <w:r>
-        <w:t xml:space="preserve"> </w:t>
-      </w:r>
-      <w:r>
-        <w:rPr>
-          <w:rStyle w:val="VerbatimChar"/>
-        </w:rPr>
-        <w:t xml:space="preserve">cy/cz</w:t>
-      </w:r>
-      <w:r>
-        <w:t xml:space="preserve"> </w:t>
-      </w:r>
-      <w:r>
-        <w:rPr>
-          <w:rFonts w:hint="eastAsia"/>
-        </w:rPr>
-        <w:t xml:space="preserve">时点它会被当场拒绝。</w:t>
-      </w:r>
-    </w:p>
-    <w:bookmarkEnd w:id="44"/>
-    <w:bookmarkStart w:id="45" w:name="Xed9ea7b943ddd954bd7215cb8fdadabecf6bcf5"/>
-    <w:p>
-      <w:pPr>
-        <w:pStyle w:val="Heading3"/>
-      </w:pPr>
-      <w:r>
-        <w:t xml:space="preserve">8.3 </w:t>
-      </w:r>
-      <w:r>
-        <w:rPr>
-          <w:rFonts w:hint="eastAsia"/>
-        </w:rPr>
-        <w:t xml:space="preserve">内力图（</w:t>
-      </w:r>
-      <w:r>
-        <w:rPr>
-          <w:rStyle w:val="VerbatimChar"/>
-        </w:rPr>
-        <w:t xml:space="preserve">Ctrl+D</w:t>
-      </w:r>
-      <w:r>
-        <w:rPr>
-          <w:rFonts w:hint="eastAsia"/>
-        </w:rPr>
-        <w:t xml:space="preserve">）与包络</w:t>
       </w:r>
     </w:p>
     <w:p>
@@ -6974,8 +6618,16 @@
       <w:r>
         <w:rPr>
           <w:rFonts w:hint="eastAsia"/>
-        </w:rPr>
-        <w:t xml:space="preserve">「内力图」：沿杆长的曲线，峰值位置、过零点、各组合包络</w:t>
+          <w:b/>
+          <w:bCs/>
+        </w:rPr>
+        <w:t xml:space="preserve">有符号分量关于零对称</w:t>
+      </w:r>
+      <w:r>
+        <w:rPr>
+          <w:rFonts w:hint="eastAsia"/>
+        </w:rPr>
+        <w:t xml:space="preserve">，中点是零</w:t>
       </w:r>
     </w:p>
     <w:p>
@@ -6990,15 +6642,21 @@
         <w:rPr>
           <w:rFonts w:hint="eastAsia"/>
         </w:rPr>
-        <w:t xml:space="preserve">「包络」：各分量沿杆件的极值与</w:t>
-      </w:r>
-      <w:r>
-        <w:rPr>
-          <w:rFonts w:hint="eastAsia"/>
-          <w:b/>
-          <w:bCs/>
-        </w:rPr>
-        <w:t xml:space="preserve">控制组合</w:t>
+        <w:t xml:space="preserve">超出量程的段单独画成</w:t>
+      </w:r>
+      <w:r>
+        <w:rPr>
+          <w:rFonts w:hint="eastAsia"/>
+          <w:b/>
+          <w:bCs/>
+        </w:rPr>
+        <w:t xml:space="preserve">橙色</w:t>
+      </w:r>
+      <w:r>
+        <w:rPr>
+          <w:rFonts w:hint="eastAsia"/>
+        </w:rPr>
+        <w:t xml:space="preserve">，否则峰值位置会消失在饱和的同色里</w:t>
       </w:r>
     </w:p>
     <w:p>
@@ -7013,152 +6671,132 @@
         <w:rPr>
           <w:rFonts w:hint="eastAsia"/>
         </w:rPr>
-        <w:t xml:space="preserve">「最大挠度」：最不利杆件的挠度、位置与</w:t>
-      </w:r>
-      <w:r>
-        <w:rPr>
-          <w:rFonts w:hint="eastAsia"/>
-          <w:b/>
-          <w:bCs/>
-        </w:rPr>
-        <w:t xml:space="preserve">挠跨比</w:t>
-      </w:r>
-    </w:p>
-    <w:bookmarkEnd w:id="45"/>
-    <w:bookmarkStart w:id="46" w:name="X576bd797637f7ea3bb611b3e9dcf87d227915ad"/>
+        <w:t xml:space="preserve">彩虹色系明度不单调，</w:t>
+      </w:r>
+      <w:r>
+        <w:rPr>
+          <w:rFonts w:hint="eastAsia"/>
+          <w:b/>
+          <w:bCs/>
+        </w:rPr>
+        <w:t xml:space="preserve">黑白打印和色盲读不出高低</w:t>
+      </w:r>
+      <w:r>
+        <w:rPr>
+          <w:rFonts w:hint="eastAsia"/>
+        </w:rPr>
+        <w:t xml:space="preserve">，那两种场合换另外两套</w:t>
+      </w:r>
+    </w:p>
+    <w:p>
+      <w:pPr>
+        <w:pStyle w:val="BlockText"/>
+      </w:pPr>
+      <w:r>
+        <w:rPr>
+          <w:b/>
+          <w:bCs/>
+        </w:rPr>
+        <w:t xml:space="preserve">σ </w:t>
+      </w:r>
+      <w:r>
+        <w:rPr>
+          <w:rFonts w:hint="eastAsia"/>
+          <w:b/>
+          <w:bCs/>
+        </w:rPr>
+        <w:t xml:space="preserve">是极端纤维正应力</w:t>
+      </w:r>
+      <w:r>
+        <w:t xml:space="preserve"> </w:t>
+      </w:r>
+      <w:r>
+        <w:rPr>
+          <w:rStyle w:val="VerbatimChar"/>
+        </w:rPr>
+        <w:t xml:space="preserve">σ = N/A ± M·c/I</w:t>
+      </w:r>
+      <w:r>
+        <w:rPr>
+          <w:rFonts w:hint="eastAsia"/>
+        </w:rPr>
+        <w:t xml:space="preserve">，不含剪应力与扭转，</w:t>
+      </w:r>
+      <w:r>
+        <w:t xml:space="preserve"> </w:t>
+      </w:r>
+      <w:r>
+        <w:rPr>
+          <w:rFonts w:hint="eastAsia"/>
+        </w:rPr>
+        <w:t xml:space="preserve">所以</w:t>
+      </w:r>
+      <w:r>
+        <w:rPr>
+          <w:rFonts w:hint="eastAsia"/>
+          <w:b/>
+          <w:bCs/>
+        </w:rPr>
+        <w:t xml:space="preserve">不是</w:t>
+      </w:r>
+      <w:r>
+        <w:rPr>
+          <w:b/>
+          <w:bCs/>
+        </w:rPr>
+        <w:t xml:space="preserve"> von Mises</w:t>
+      </w:r>
+      <w:r>
+        <w:rPr>
+          <w:rFonts w:hint="eastAsia"/>
+        </w:rPr>
+        <w:t xml:space="preserve">。截面缺</w:t>
+      </w:r>
+      <w:r>
+        <w:t xml:space="preserve"> </w:t>
+      </w:r>
+      <w:r>
+        <w:rPr>
+          <w:rStyle w:val="VerbatimChar"/>
+        </w:rPr>
+        <w:t xml:space="preserve">cy/cz</w:t>
+      </w:r>
+      <w:r>
+        <w:t xml:space="preserve"> </w:t>
+      </w:r>
+      <w:r>
+        <w:rPr>
+          <w:rFonts w:hint="eastAsia"/>
+        </w:rPr>
+        <w:t xml:space="preserve">时点它会被当场拒绝。</w:t>
+      </w:r>
+    </w:p>
+    <w:bookmarkEnd w:id="44"/>
+    <w:bookmarkStart w:id="45" w:name="Xed9ea7b943ddd954bd7215cb8fdadabecf6bcf5"/>
     <w:p>
       <w:pPr>
         <w:pStyle w:val="Heading3"/>
       </w:pPr>
       <w:r>
-        <w:t xml:space="preserve">8.4 </w:t>
-      </w:r>
-      <w:r>
-        <w:rPr>
-          <w:rFonts w:hint="eastAsia"/>
-        </w:rPr>
-        <w:t xml:space="preserve">定位</w:t>
-      </w:r>
-    </w:p>
-    <w:p>
-      <w:pPr>
-        <w:pStyle w:val="FirstParagraph"/>
-      </w:pPr>
-      <w:r>
-        <w:rPr>
-          <w:rFonts w:hint="eastAsia"/>
-        </w:rPr>
-        <w:t xml:space="preserve">结果表里点一行</w:t>
-      </w:r>
-      <w:r>
-        <w:t xml:space="preserve"> → </w:t>
-      </w:r>
-      <w:r>
-        <w:rPr>
-          <w:rFonts w:hint="eastAsia"/>
-        </w:rPr>
-        <w:t xml:space="preserve">视口高亮那根杆。「定位当前分量极值」直接跳到峰值位置。</w:t>
-      </w:r>
-      <w:r>
-        <w:t xml:space="preserve"> </w:t>
+        <w:t xml:space="preserve">8.3 </w:t>
+      </w:r>
+      <w:r>
+        <w:rPr>
+          <w:rFonts w:hint="eastAsia"/>
+        </w:rPr>
+        <w:t xml:space="preserve">内力图（</w:t>
       </w:r>
       <w:r>
         <w:rPr>
           <w:rStyle w:val="VerbatimChar"/>
         </w:rPr>
-        <w:t xml:space="preserve">L</w:t>
-      </w:r>
-      <w:r>
-        <w:t xml:space="preserve"> </w:t>
-      </w:r>
-      <w:r>
-        <w:rPr>
-          <w:rFonts w:hint="eastAsia"/>
-        </w:rPr>
-        <w:t xml:space="preserve">键打开编号标注，报错和结果定位时必备。</w:t>
-      </w:r>
-    </w:p>
-    <w:p>
-      <w:r>
-        <w:pict>
-          <v:rect style="width:0;height:1.5pt" o:hralign="center" o:hrstd="t" o:hr="t"/>
-        </w:pict>
-      </w:r>
-    </w:p>
-    <w:bookmarkEnd w:id="46"/>
-    <w:bookmarkEnd w:id="47"/>
-    <w:bookmarkStart w:id="54" w:name="X660251ce4c178a48b6d3910f1a9e676c5ac806e"/>
-    <w:p>
-      <w:pPr>
-        <w:pStyle w:val="Heading2"/>
-      </w:pPr>
-      <w:r>
-        <w:t xml:space="preserve">9 </w:t>
-      </w:r>
-      <w:r>
-        <w:rPr>
-          <w:rFonts w:hint="eastAsia"/>
-        </w:rPr>
-        <w:t xml:space="preserve">四项校核</w:t>
-      </w:r>
-    </w:p>
-    <w:p>
-      <w:pPr>
-        <w:pStyle w:val="FirstParagraph"/>
-      </w:pPr>
-      <w:r>
-        <w:rPr>
-          <w:rFonts w:hint="eastAsia"/>
-        </w:rPr>
-        <w:t xml:space="preserve">这四项对应课程讲义《程序灵活应用及讨论》的具体条目，是这个程序区别于</w:t>
-      </w:r>
-      <w:r>
-        <w:t xml:space="preserve"> </w:t>
-      </w:r>
-      <w:r>
-        <w:rPr>
-          <w:rFonts w:hint="eastAsia"/>
-        </w:rPr>
-        <w:t xml:space="preserve">"能算就行"的地方。</w:t>
-      </w:r>
-    </w:p>
-    <w:bookmarkStart w:id="50" w:name="Xa23393f9708cb39449696ab767e8ec5c29ec730"/>
-    <w:p>
-      <w:pPr>
-        <w:pStyle w:val="Heading3"/>
-      </w:pPr>
-      <w:r>
-        <w:t xml:space="preserve">9.1 </w:t>
-      </w:r>
-      <w:r>
-        <w:rPr>
-          <w:rFonts w:hint="eastAsia"/>
-        </w:rPr>
-        <w:t xml:space="preserve">强度验算</w:t>
-      </w:r>
-    </w:p>
-    <w:p>
-      <w:pPr>
-        <w:pStyle w:val="FirstParagraph"/>
-      </w:pPr>
-      <w:r>
-        <w:rPr>
-          <w:rStyle w:val="VerbatimChar"/>
-          <w:rFonts w:hint="eastAsia"/>
-        </w:rPr>
-        <w:t xml:space="preserve">结果</w:t>
-      </w:r>
-      <w:r>
-        <w:t xml:space="preserve"> </w:t>
-      </w:r>
-      <w:r>
-        <w:t xml:space="preserve">→ </w:t>
-      </w:r>
-      <w:r>
-        <w:rPr>
-          <w:rFonts w:hint="eastAsia"/>
-        </w:rPr>
-        <w:t xml:space="preserve">「强度验算」。逐杆给出：</w:t>
+        <w:t xml:space="preserve">Ctrl+D</w:t>
+      </w:r>
+      <w:r>
+        <w:rPr>
+          <w:rFonts w:hint="eastAsia"/>
+        </w:rPr>
+        <w:t xml:space="preserve">）与包络</w:t>
       </w:r>
     </w:p>
     <w:p>
@@ -7172,23 +6810,8 @@
       <w:r>
         <w:rPr>
           <w:rFonts w:hint="eastAsia"/>
-          <w:b/>
-          <w:bCs/>
-        </w:rPr>
-        <w:t xml:space="preserve">应力比</w:t>
-      </w:r>
-      <w:r>
-        <w:rPr>
-          <w:b/>
-          <w:bCs/>
-        </w:rPr>
-        <w:t xml:space="preserve"> σ/[σ]</w:t>
-      </w:r>
-      <w:r>
-        <w:rPr>
-          <w:rFonts w:hint="eastAsia"/>
-        </w:rPr>
-        <w:t xml:space="preserve">，拉压许用分开算，取较大者</w:t>
+        </w:rPr>
+        <w:t xml:space="preserve">「内力图」：沿杆长的曲线，峰值位置、过零点、各组合包络</w:t>
       </w:r>
     </w:p>
     <w:p>
@@ -7202,32 +6825,16 @@
       <w:r>
         <w:rPr>
           <w:rFonts w:hint="eastAsia"/>
-          <w:b/>
-          <w:bCs/>
-        </w:rPr>
-        <w:t xml:space="preserve">折算应力</w:t>
-      </w:r>
-      <w:r>
-        <w:rPr>
-          <w:b/>
-          <w:bCs/>
-        </w:rPr>
-        <w:t xml:space="preserve"> √(σ²+3τ²)</w:t>
-      </w:r>
-      <w:r>
-        <w:rPr>
-          <w:rFonts w:hint="eastAsia"/>
-        </w:rPr>
-        <w:t xml:space="preserve">，即第四强度理论，也是</w:t>
-      </w:r>
-      <w:r>
-        <w:t xml:space="preserve"> GB 50017 §6.1.5 </w:t>
-      </w:r>
-      <w:r>
-        <w:rPr>
-          <w:rFonts w:hint="eastAsia"/>
-        </w:rPr>
-        <w:t xml:space="preserve">的式子</w:t>
+        </w:rPr>
+        <w:t xml:space="preserve">「包络」：各分量沿杆件的极值与</w:t>
+      </w:r>
+      <w:r>
+        <w:rPr>
+          <w:rFonts w:hint="eastAsia"/>
+          <w:b/>
+          <w:bCs/>
+        </w:rPr>
+        <w:t xml:space="preserve">控制组合</w:t>
       </w:r>
     </w:p>
     <w:p>
@@ -7241,25 +6848,153 @@
       <w:r>
         <w:rPr>
           <w:rFonts w:hint="eastAsia"/>
-          <w:b/>
-          <w:bCs/>
-        </w:rPr>
-        <w:t xml:space="preserve">材力四个强度理论</w:t>
-      </w:r>
-      <w:r>
-        <w:rPr>
-          <w:rFonts w:hint="eastAsia"/>
-        </w:rPr>
-        <w:t xml:space="preserve">的相当应力</w:t>
-      </w:r>
-      <w:r>
-        <w:t xml:space="preserve"> </w:t>
-      </w:r>
-      <w:r>
-        <w:rPr>
-          <w:rFonts w:hint="eastAsia"/>
-        </w:rPr>
-        <w:t xml:space="preserve">σr1~σr4，一并列出</w:t>
+        </w:rPr>
+        <w:t xml:space="preserve">「最大挠度」：最不利杆件的挠度、位置与</w:t>
+      </w:r>
+      <w:r>
+        <w:rPr>
+          <w:rFonts w:hint="eastAsia"/>
+          <w:b/>
+          <w:bCs/>
+        </w:rPr>
+        <w:t xml:space="preserve">挠跨比</w:t>
+      </w:r>
+    </w:p>
+    <w:bookmarkEnd w:id="45"/>
+    <w:bookmarkStart w:id="46" w:name="X576bd797637f7ea3bb611b3e9dcf87d227915ad"/>
+    <w:p>
+      <w:pPr>
+        <w:pStyle w:val="Heading3"/>
+      </w:pPr>
+      <w:r>
+        <w:t xml:space="preserve">8.4 </w:t>
+      </w:r>
+      <w:r>
+        <w:rPr>
+          <w:rFonts w:hint="eastAsia"/>
+        </w:rPr>
+        <w:t xml:space="preserve">定位</w:t>
+      </w:r>
+    </w:p>
+    <w:p>
+      <w:pPr>
+        <w:pStyle w:val="FirstParagraph"/>
+      </w:pPr>
+      <w:r>
+        <w:rPr>
+          <w:rFonts w:hint="eastAsia"/>
+        </w:rPr>
+        <w:t xml:space="preserve">结果表里点一行</w:t>
+      </w:r>
+      <w:r>
+        <w:t xml:space="preserve"> → </w:t>
+      </w:r>
+      <w:r>
+        <w:rPr>
+          <w:rFonts w:hint="eastAsia"/>
+        </w:rPr>
+        <w:t xml:space="preserve">视口高亮那根杆。「定位当前分量极值」直接跳到峰值位置。</w:t>
+      </w:r>
+      <w:r>
+        <w:t xml:space="preserve"> </w:t>
+      </w:r>
+      <w:r>
+        <w:rPr>
+          <w:rStyle w:val="VerbatimChar"/>
+        </w:rPr>
+        <w:t xml:space="preserve">L</w:t>
+      </w:r>
+      <w:r>
+        <w:t xml:space="preserve"> </w:t>
+      </w:r>
+      <w:r>
+        <w:rPr>
+          <w:rFonts w:hint="eastAsia"/>
+        </w:rPr>
+        <w:t xml:space="preserve">键打开编号标注，报错和结果定位时必备。</w:t>
+      </w:r>
+    </w:p>
+    <w:p>
+      <w:r>
+        <w:pict>
+          <v:rect style="width:0;height:1.5pt" o:hralign="center" o:hrstd="t" o:hr="t"/>
+        </w:pict>
+      </w:r>
+    </w:p>
+    <w:bookmarkEnd w:id="46"/>
+    <w:bookmarkEnd w:id="47"/>
+    <w:bookmarkStart w:id="54" w:name="X660251ce4c178a48b6d3910f1a9e676c5ac806e"/>
+    <w:p>
+      <w:pPr>
+        <w:pStyle w:val="Heading2"/>
+      </w:pPr>
+      <w:r>
+        <w:t xml:space="preserve">9 </w:t>
+      </w:r>
+      <w:r>
+        <w:rPr>
+          <w:rFonts w:hint="eastAsia"/>
+        </w:rPr>
+        <w:t xml:space="preserve">四项校核</w:t>
+      </w:r>
+    </w:p>
+    <w:p>
+      <w:pPr>
+        <w:pStyle w:val="FirstParagraph"/>
+      </w:pPr>
+      <w:r>
+        <w:rPr>
+          <w:rFonts w:hint="eastAsia"/>
+        </w:rPr>
+        <w:t xml:space="preserve">这四项对应课程讲义《程序灵活应用及讨论》的具体条目，是这个程序区别于</w:t>
+      </w:r>
+      <w:r>
+        <w:t xml:space="preserve"> </w:t>
+      </w:r>
+      <w:r>
+        <w:rPr>
+          <w:rFonts w:hint="eastAsia"/>
+        </w:rPr>
+        <w:t xml:space="preserve">"能算就行"的地方。</w:t>
+      </w:r>
+    </w:p>
+    <w:bookmarkStart w:id="50" w:name="Xa23393f9708cb39449696ab767e8ec5c29ec730"/>
+    <w:p>
+      <w:pPr>
+        <w:pStyle w:val="Heading3"/>
+      </w:pPr>
+      <w:r>
+        <w:t xml:space="preserve">9.1 </w:t>
+      </w:r>
+      <w:r>
+        <w:rPr>
+          <w:rFonts w:hint="eastAsia"/>
+        </w:rPr>
+        <w:t xml:space="preserve">强度验算</w:t>
+      </w:r>
+    </w:p>
+    <w:p>
+      <w:pPr>
+        <w:pStyle w:val="FirstParagraph"/>
+      </w:pPr>
+      <w:r>
+        <w:rPr>
+          <w:rStyle w:val="VerbatimChar"/>
+          <w:rFonts w:hint="eastAsia"/>
+        </w:rPr>
+        <w:t xml:space="preserve">结果</w:t>
+      </w:r>
+      <w:r>
+        <w:t xml:space="preserve"> </w:t>
+      </w:r>
+      <w:r>
+        <w:t xml:space="preserve">→ </w:t>
+      </w:r>
+      <w:r>
+        <w:rPr>
+          <w:rFonts w:hint="eastAsia"/>
+        </w:rPr>
+        <w:t xml:space="preserve">「强度验算」。逐杆给出：</w:t>
       </w:r>
     </w:p>
     <w:p>
@@ -7267,7 +7002,7 @@
         <w:pStyle w:val="Compact"/>
         <w:numPr>
           <w:ilvl w:val="0"/>
-          <w:numId w:val="1012"/>
+          <w:numId w:val="1013"/>
         </w:numPr>
       </w:pPr>
       <w:r>
@@ -7276,25 +7011,20 @@
           <w:b/>
           <w:bCs/>
         </w:rPr>
-        <w:t xml:space="preserve">受压杆的欧拉临界力</w:t>
-      </w:r>
-      <w:r>
-        <w:t xml:space="preserve"> </w:t>
-      </w:r>
-      <w:r>
-        <w:rPr>
-          <w:rStyle w:val="VerbatimChar"/>
-        </w:rPr>
-        <w:t xml:space="preserve">Pcr = π²EI/(μl)²</w:t>
-      </w:r>
-      <w:r>
-        <w:rPr>
-          <w:rFonts w:hint="eastAsia"/>
-        </w:rPr>
-        <w:t xml:space="preserve">，长细比</w:t>
-      </w:r>
-      <w:r>
-        <w:t xml:space="preserve"> λ</w:t>
+        <w:t xml:space="preserve">应力比</w:t>
+      </w:r>
+      <w:r>
+        <w:rPr>
+          <w:b/>
+          <w:bCs/>
+        </w:rPr>
+        <w:t xml:space="preserve"> σ/[σ]</w:t>
+      </w:r>
+      <w:r>
+        <w:rPr>
+          <w:rFonts w:hint="eastAsia"/>
+        </w:rPr>
+        <w:t xml:space="preserve">，拉压许用分开算，取较大者</w:t>
       </w:r>
     </w:p>
     <w:p>
@@ -7302,7 +7032,113 @@
         <w:pStyle w:val="Compact"/>
         <w:numPr>
           <w:ilvl w:val="0"/>
-          <w:numId w:val="1012"/>
+          <w:numId w:val="1013"/>
+        </w:numPr>
+      </w:pPr>
+      <w:r>
+        <w:rPr>
+          <w:rFonts w:hint="eastAsia"/>
+          <w:b/>
+          <w:bCs/>
+        </w:rPr>
+        <w:t xml:space="preserve">折算应力</w:t>
+      </w:r>
+      <w:r>
+        <w:rPr>
+          <w:b/>
+          <w:bCs/>
+        </w:rPr>
+        <w:t xml:space="preserve"> √(σ²+3τ²)</w:t>
+      </w:r>
+      <w:r>
+        <w:rPr>
+          <w:rFonts w:hint="eastAsia"/>
+        </w:rPr>
+        <w:t xml:space="preserve">，即第四强度理论，也是</w:t>
+      </w:r>
+      <w:r>
+        <w:t xml:space="preserve"> GB 50017 §6.1.5 </w:t>
+      </w:r>
+      <w:r>
+        <w:rPr>
+          <w:rFonts w:hint="eastAsia"/>
+        </w:rPr>
+        <w:t xml:space="preserve">的式子</w:t>
+      </w:r>
+    </w:p>
+    <w:p>
+      <w:pPr>
+        <w:pStyle w:val="Compact"/>
+        <w:numPr>
+          <w:ilvl w:val="0"/>
+          <w:numId w:val="1013"/>
+        </w:numPr>
+      </w:pPr>
+      <w:r>
+        <w:rPr>
+          <w:rFonts w:hint="eastAsia"/>
+          <w:b/>
+          <w:bCs/>
+        </w:rPr>
+        <w:t xml:space="preserve">材力四个强度理论</w:t>
+      </w:r>
+      <w:r>
+        <w:rPr>
+          <w:rFonts w:hint="eastAsia"/>
+        </w:rPr>
+        <w:t xml:space="preserve">的相当应力</w:t>
+      </w:r>
+      <w:r>
+        <w:t xml:space="preserve"> </w:t>
+      </w:r>
+      <w:r>
+        <w:rPr>
+          <w:rFonts w:hint="eastAsia"/>
+        </w:rPr>
+        <w:t xml:space="preserve">σr1~σr4，一并列出</w:t>
+      </w:r>
+    </w:p>
+    <w:p>
+      <w:pPr>
+        <w:pStyle w:val="Compact"/>
+        <w:numPr>
+          <w:ilvl w:val="0"/>
+          <w:numId w:val="1013"/>
+        </w:numPr>
+      </w:pPr>
+      <w:r>
+        <w:rPr>
+          <w:rFonts w:hint="eastAsia"/>
+          <w:b/>
+          <w:bCs/>
+        </w:rPr>
+        <w:t xml:space="preserve">受压杆的欧拉临界力</w:t>
+      </w:r>
+      <w:r>
+        <w:t xml:space="preserve"> </w:t>
+      </w:r>
+      <w:r>
+        <w:rPr>
+          <w:rStyle w:val="VerbatimChar"/>
+        </w:rPr>
+        <w:t xml:space="preserve">Pcr = π²EI/(μl)²</w:t>
+      </w:r>
+      <w:r>
+        <w:rPr>
+          <w:rFonts w:hint="eastAsia"/>
+        </w:rPr>
+        <w:t xml:space="preserve">，长细比</w:t>
+      </w:r>
+      <w:r>
+        <w:t xml:space="preserve"> λ</w:t>
+      </w:r>
+    </w:p>
+    <w:p>
+      <w:pPr>
+        <w:pStyle w:val="Compact"/>
+        <w:numPr>
+          <w:ilvl w:val="0"/>
+          <w:numId w:val="1013"/>
         </w:numPr>
       </w:pPr>
       <w:r>
@@ -9293,7 +9129,7 @@
         <w:pStyle w:val="Compact"/>
         <w:numPr>
           <w:ilvl w:val="0"/>
-          <w:numId w:val="1013"/>
+          <w:numId w:val="1014"/>
         </w:numPr>
       </w:pPr>
       <w:r>
@@ -9301,251 +9137,6 @@
           <w:rFonts w:hint="eastAsia"/>
         </w:rPr>
         <w:t xml:space="preserve">当前支持八类参数截面和带孔多边形；要求同材料、无刚域偏移与线性静力整体解；局部几何仍需正确反映结构</w:t>
-      </w:r>
-    </w:p>
-    <w:p>
-      <w:pPr>
-        <w:pStyle w:val="Compact"/>
-        <w:numPr>
-          <w:ilvl w:val="0"/>
-          <w:numId w:val="1013"/>
-        </w:numPr>
-      </w:pPr>
-      <w:r>
-        <w:rPr>
-          <w:rFonts w:hint="eastAsia"/>
-        </w:rPr>
-        <w:t xml:space="preserve">位移驱动要求整体与实体的平均刚度相近，切面远离关注区域；应改变短臂长度检查边界影响</w:t>
-      </w:r>
-    </w:p>
-    <w:p>
-      <w:pPr>
-        <w:pStyle w:val="Compact"/>
-        <w:numPr>
-          <w:ilvl w:val="0"/>
-          <w:numId w:val="1013"/>
-        </w:numPr>
-      </w:pPr>
-      <w:r>
-        <w:rPr>
-          <w:rFonts w:hint="eastAsia"/>
-        </w:rPr>
-        <w:t xml:space="preserve">保留区集中力、力矩和线荷载已按静力等效加载区重建；未重建的温度场和内部支承仍拒绝，不能漏载后给出应力</w:t>
-      </w:r>
-    </w:p>
-    <w:p>
-      <w:pPr>
-        <w:pStyle w:val="Compact"/>
-        <w:numPr>
-          <w:ilvl w:val="0"/>
-          <w:numId w:val="1013"/>
-        </w:numPr>
-      </w:pPr>
-      <w:r>
-        <w:rPr>
-          <w:rFonts w:hint="eastAsia"/>
-        </w:rPr>
-        <w:t xml:space="preserve">几何不含焊缝倒圆时，相贯线是</w:t>
-      </w:r>
-      <w:r>
-        <w:rPr>
-          <w:rFonts w:hint="eastAsia"/>
-          <w:b/>
-          <w:bCs/>
-        </w:rPr>
-        <w:t xml:space="preserve">应力奇异点</w:t>
-      </w:r>
-      <w:r>
-        <w:rPr>
-          <w:rFonts w:hint="eastAsia"/>
-        </w:rPr>
-        <w:t xml:space="preserve">，峰值随网格加密</w:t>
-      </w:r>
-      <w:r>
-        <w:rPr>
-          <w:rFonts w:hint="eastAsia"/>
-          <w:b/>
-          <w:bCs/>
-        </w:rPr>
-        <w:t xml:space="preserve">无上界</w:t>
-      </w:r>
-    </w:p>
-    <w:p>
-      <w:pPr>
-        <w:pStyle w:val="Compact"/>
-        <w:numPr>
-          <w:ilvl w:val="0"/>
-          <w:numId w:val="1013"/>
-        </w:numPr>
-      </w:pPr>
-      <w:r>
-        <w:rPr>
-          <w:rFonts w:hint="eastAsia"/>
-        </w:rPr>
-        <w:t xml:space="preserve">所以</w:t>
-      </w:r>
-      <w:r>
-        <w:t xml:space="preserve"> Kt </w:t>
-      </w:r>
-      <w:r>
-        <w:rPr>
-          <w:rFonts w:hint="eastAsia"/>
-        </w:rPr>
-        <w:t xml:space="preserve">一律以</w:t>
-      </w:r>
-      <w:r>
-        <w:t xml:space="preserve"> </w:t>
-      </w:r>
-      <w:r>
-        <w:rPr>
-          <w:b/>
-          <w:bCs/>
-        </w:rPr>
-        <w:t xml:space="preserve">IIW 0.4t/1.0t </w:t>
-      </w:r>
-      <w:r>
-        <w:rPr>
-          <w:rFonts w:hint="eastAsia"/>
-          <w:b/>
-          <w:bCs/>
-        </w:rPr>
-        <w:t xml:space="preserve">线性外推的热点应力</w:t>
-      </w:r>
-      <w:r>
-        <w:rPr>
-          <w:rFonts w:hint="eastAsia"/>
-        </w:rPr>
-        <w:t xml:space="preserve">为分子</w:t>
-      </w:r>
-    </w:p>
-    <w:p>
-      <w:pPr>
-        <w:pStyle w:val="Compact"/>
-        <w:numPr>
-          <w:ilvl w:val="0"/>
-          <w:numId w:val="1013"/>
-        </w:numPr>
-      </w:pPr>
-      <w:r>
-        <w:rPr>
-          <w:rFonts w:hint="eastAsia"/>
-        </w:rPr>
-        <w:t xml:space="preserve">拿不到热点应力就</w:t>
-      </w:r>
-      <w:r>
-        <w:rPr>
-          <w:rFonts w:hint="eastAsia"/>
-          <w:b/>
-          <w:bCs/>
-        </w:rPr>
-        <w:t xml:space="preserve">明确拒绝</w:t>
-      </w:r>
-      <w:r>
-        <w:rPr>
-          <w:rFonts w:hint="eastAsia"/>
-        </w:rPr>
-        <w:t xml:space="preserve">，不报一个随网格变的假数</w:t>
-      </w:r>
-    </w:p>
-    <w:p>
-      <w:pPr>
-        <w:pStyle w:val="Compact"/>
-        <w:numPr>
-          <w:ilvl w:val="0"/>
-          <w:numId w:val="1013"/>
-        </w:numPr>
-      </w:pPr>
-      <w:r>
-        <w:rPr>
-          <w:rFonts w:hint="eastAsia"/>
-        </w:rPr>
-        <w:t xml:space="preserve">收敛判据是三档网格</w:t>
-      </w:r>
-      <w:r>
-        <w:t xml:space="preserve"> + </w:t>
-      </w:r>
-      <w:r>
-        <w:rPr>
-          <w:rFonts w:hint="eastAsia"/>
-        </w:rPr>
-        <w:t xml:space="preserve">发散识别，不是"两档差</w:t>
-      </w:r>
-      <w:r>
-        <w:t xml:space="preserve"> 5% </w:t>
-      </w:r>
-      <w:r>
-        <w:rPr>
-          <w:rFonts w:hint="eastAsia"/>
-        </w:rPr>
-        <w:t xml:space="preserve">就算收敛"</w:t>
-      </w:r>
-      <w:r>
-        <w:t xml:space="preserve"> </w:t>
-      </w:r>
-      <w:r>
-        <w:rPr>
-          <w:rFonts w:hint="eastAsia"/>
-        </w:rPr>
-        <w:t xml:space="preserve">（那个判据会把奇异问题误判成收敛）</w:t>
-      </w:r>
-    </w:p>
-    <w:p>
-      <w:r>
-        <w:pict>
-          <v:rect style="width:0;height:1.5pt" o:hralign="center" o:hrstd="t" o:hr="t"/>
-        </w:pict>
-      </w:r>
-    </w:p>
-    <w:bookmarkEnd w:id="53"/>
-    <w:bookmarkEnd w:id="54"/>
-    <w:bookmarkStart w:id="58" w:name="Xe0b52d0ef780a93371dd320c47d57e3591c5817"/>
-    <w:p>
-      <w:pPr>
-        <w:pStyle w:val="Heading2"/>
-      </w:pPr>
-      <w:r>
-        <w:t xml:space="preserve">10 AI </w:t>
-      </w:r>
-      <w:r>
-        <w:rPr>
-          <w:rFonts w:hint="eastAsia"/>
-        </w:rPr>
-        <w:t xml:space="preserve">面板怎么用</w:t>
-      </w:r>
-    </w:p>
-    <w:p>
-      <w:pPr>
-        <w:pStyle w:val="FirstParagraph"/>
-      </w:pPr>
-      <w:r>
-        <w:rPr>
-          <w:rStyle w:val="VerbatimChar"/>
-        </w:rPr>
-        <w:t xml:space="preserve">Ctrl+G</w:t>
-      </w:r>
-      <w:r>
-        <w:t xml:space="preserve"> </w:t>
-      </w:r>
-      <w:r>
-        <w:rPr>
-          <w:rFonts w:hint="eastAsia"/>
-        </w:rPr>
-        <w:t xml:space="preserve">打开右侧对话面板。</w:t>
-      </w:r>
-    </w:p>
-    <w:bookmarkStart w:id="55" w:name="X7689556b281b6a8c29f43cf0b5c1e2971b0fea4"/>
-    <w:p>
-      <w:pPr>
-        <w:pStyle w:val="Heading3"/>
-      </w:pPr>
-      <w:r>
-        <w:t xml:space="preserve">10.1 </w:t>
-      </w:r>
-      <w:r>
-        <w:rPr>
-          <w:rFonts w:hint="eastAsia"/>
-        </w:rPr>
-        <w:t xml:space="preserve">它能做什么</w:t>
       </w:r>
     </w:p>
     <w:p>
@@ -9560,34 +9151,7 @@
         <w:rPr>
           <w:rFonts w:hint="eastAsia"/>
         </w:rPr>
-        <w:t xml:space="preserve">把"两跨三层、跨度</w:t>
-      </w:r>
-      <w:r>
-        <w:t xml:space="preserve"> 6 </w:t>
-      </w:r>
-      <w:r>
-        <w:rPr>
-          <w:rFonts w:hint="eastAsia"/>
-        </w:rPr>
-        <w:t xml:space="preserve">米、层高</w:t>
-      </w:r>
-      <w:r>
-        <w:t xml:space="preserve"> 3.6 </w:t>
-      </w:r>
-      <w:r>
-        <w:rPr>
-          <w:rFonts w:hint="eastAsia"/>
-        </w:rPr>
-        <w:t xml:space="preserve">米、梁上均布</w:t>
-      </w:r>
-      <w:r>
-        <w:t xml:space="preserve"> 20 </w:t>
-      </w:r>
-      <w:r>
-        <w:rPr>
-          <w:rFonts w:hint="eastAsia"/>
-        </w:rPr>
-        <w:t xml:space="preserve">kN/m"变成一次建模调用</w:t>
+        <w:t xml:space="preserve">位移驱动要求整体与实体的平均刚度相近，切面远离关注区域；应改变短臂长度检查边界影响</w:t>
       </w:r>
     </w:p>
     <w:p>
@@ -9601,16 +9165,8 @@
       <w:r>
         <w:rPr>
           <w:rFonts w:hint="eastAsia"/>
-          <w:b/>
-          <w:bCs/>
-        </w:rPr>
-        <w:t xml:space="preserve">信息不全时主动追问</w:t>
-      </w:r>
-      <w:r>
-        <w:rPr>
-          <w:rFonts w:hint="eastAsia"/>
-        </w:rPr>
-        <w:t xml:space="preserve">，而不是套个默认值算下去</w:t>
+        </w:rPr>
+        <w:t xml:space="preserve">保留区集中力、力矩和线荷载已按静力等效加载区重建；未重建的温度场和内部支承仍拒绝，不能漏载后给出应力</w:t>
       </w:r>
     </w:p>
     <w:p>
@@ -9625,7 +9181,29 @@
         <w:rPr>
           <w:rFonts w:hint="eastAsia"/>
         </w:rPr>
-        <w:t xml:space="preserve">求解奇异时，把零空间方向翻译成"哪根杆缺什么约束"</w:t>
+        <w:t xml:space="preserve">几何不含焊缝倒圆时，相贯线是</w:t>
+      </w:r>
+      <w:r>
+        <w:rPr>
+          <w:rFonts w:hint="eastAsia"/>
+          <w:b/>
+          <w:bCs/>
+        </w:rPr>
+        <w:t xml:space="preserve">应力奇异点</w:t>
+      </w:r>
+      <w:r>
+        <w:rPr>
+          <w:rFonts w:hint="eastAsia"/>
+        </w:rPr>
+        <w:t xml:space="preserve">，峰值随网格加密</w:t>
+      </w:r>
+      <w:r>
+        <w:rPr>
+          <w:rFonts w:hint="eastAsia"/>
+          <w:b/>
+          <w:bCs/>
+        </w:rPr>
+        <w:t xml:space="preserve">无上界</w:t>
       </w:r>
     </w:p>
     <w:p>
@@ -9634,6 +9212,264 @@
         <w:numPr>
           <w:ilvl w:val="0"/>
           <w:numId w:val="1014"/>
+        </w:numPr>
+      </w:pPr>
+      <w:r>
+        <w:rPr>
+          <w:rFonts w:hint="eastAsia"/>
+        </w:rPr>
+        <w:t xml:space="preserve">所以</w:t>
+      </w:r>
+      <w:r>
+        <w:t xml:space="preserve"> Kt </w:t>
+      </w:r>
+      <w:r>
+        <w:rPr>
+          <w:rFonts w:hint="eastAsia"/>
+        </w:rPr>
+        <w:t xml:space="preserve">一律以</w:t>
+      </w:r>
+      <w:r>
+        <w:t xml:space="preserve"> </w:t>
+      </w:r>
+      <w:r>
+        <w:rPr>
+          <w:b/>
+          <w:bCs/>
+        </w:rPr>
+        <w:t xml:space="preserve">IIW 0.4t/1.0t </w:t>
+      </w:r>
+      <w:r>
+        <w:rPr>
+          <w:rFonts w:hint="eastAsia"/>
+          <w:b/>
+          <w:bCs/>
+        </w:rPr>
+        <w:t xml:space="preserve">线性外推的热点应力</w:t>
+      </w:r>
+      <w:r>
+        <w:rPr>
+          <w:rFonts w:hint="eastAsia"/>
+        </w:rPr>
+        <w:t xml:space="preserve">为分子</w:t>
+      </w:r>
+    </w:p>
+    <w:p>
+      <w:pPr>
+        <w:pStyle w:val="Compact"/>
+        <w:numPr>
+          <w:ilvl w:val="0"/>
+          <w:numId w:val="1014"/>
+        </w:numPr>
+      </w:pPr>
+      <w:r>
+        <w:rPr>
+          <w:rFonts w:hint="eastAsia"/>
+        </w:rPr>
+        <w:t xml:space="preserve">拿不到热点应力就</w:t>
+      </w:r>
+      <w:r>
+        <w:rPr>
+          <w:rFonts w:hint="eastAsia"/>
+          <w:b/>
+          <w:bCs/>
+        </w:rPr>
+        <w:t xml:space="preserve">明确拒绝</w:t>
+      </w:r>
+      <w:r>
+        <w:rPr>
+          <w:rFonts w:hint="eastAsia"/>
+        </w:rPr>
+        <w:t xml:space="preserve">，不报一个随网格变的假数</w:t>
+      </w:r>
+    </w:p>
+    <w:p>
+      <w:pPr>
+        <w:pStyle w:val="Compact"/>
+        <w:numPr>
+          <w:ilvl w:val="0"/>
+          <w:numId w:val="1014"/>
+        </w:numPr>
+      </w:pPr>
+      <w:r>
+        <w:rPr>
+          <w:rFonts w:hint="eastAsia"/>
+        </w:rPr>
+        <w:t xml:space="preserve">收敛判据是三档网格</w:t>
+      </w:r>
+      <w:r>
+        <w:t xml:space="preserve"> + </w:t>
+      </w:r>
+      <w:r>
+        <w:rPr>
+          <w:rFonts w:hint="eastAsia"/>
+        </w:rPr>
+        <w:t xml:space="preserve">发散识别，不是"两档差</w:t>
+      </w:r>
+      <w:r>
+        <w:t xml:space="preserve"> 5% </w:t>
+      </w:r>
+      <w:r>
+        <w:rPr>
+          <w:rFonts w:hint="eastAsia"/>
+        </w:rPr>
+        <w:t xml:space="preserve">就算收敛"</w:t>
+      </w:r>
+      <w:r>
+        <w:t xml:space="preserve"> </w:t>
+      </w:r>
+      <w:r>
+        <w:rPr>
+          <w:rFonts w:hint="eastAsia"/>
+        </w:rPr>
+        <w:t xml:space="preserve">（那个判据会把奇异问题误判成收敛）</w:t>
+      </w:r>
+    </w:p>
+    <w:p>
+      <w:r>
+        <w:pict>
+          <v:rect style="width:0;height:1.5pt" o:hralign="center" o:hrstd="t" o:hr="t"/>
+        </w:pict>
+      </w:r>
+    </w:p>
+    <w:bookmarkEnd w:id="53"/>
+    <w:bookmarkEnd w:id="54"/>
+    <w:bookmarkStart w:id="58" w:name="Xe0b52d0ef780a93371dd320c47d57e3591c5817"/>
+    <w:p>
+      <w:pPr>
+        <w:pStyle w:val="Heading2"/>
+      </w:pPr>
+      <w:r>
+        <w:t xml:space="preserve">10 AI </w:t>
+      </w:r>
+      <w:r>
+        <w:rPr>
+          <w:rFonts w:hint="eastAsia"/>
+        </w:rPr>
+        <w:t xml:space="preserve">面板怎么用</w:t>
+      </w:r>
+    </w:p>
+    <w:p>
+      <w:pPr>
+        <w:pStyle w:val="FirstParagraph"/>
+      </w:pPr>
+      <w:r>
+        <w:rPr>
+          <w:rStyle w:val="VerbatimChar"/>
+        </w:rPr>
+        <w:t xml:space="preserve">Ctrl+G</w:t>
+      </w:r>
+      <w:r>
+        <w:t xml:space="preserve"> </w:t>
+      </w:r>
+      <w:r>
+        <w:rPr>
+          <w:rFonts w:hint="eastAsia"/>
+        </w:rPr>
+        <w:t xml:space="preserve">打开右侧对话面板。</w:t>
+      </w:r>
+    </w:p>
+    <w:bookmarkStart w:id="55" w:name="X7689556b281b6a8c29f43cf0b5c1e2971b0fea4"/>
+    <w:p>
+      <w:pPr>
+        <w:pStyle w:val="Heading3"/>
+      </w:pPr>
+      <w:r>
+        <w:t xml:space="preserve">10.1 </w:t>
+      </w:r>
+      <w:r>
+        <w:rPr>
+          <w:rFonts w:hint="eastAsia"/>
+        </w:rPr>
+        <w:t xml:space="preserve">它能做什么</w:t>
+      </w:r>
+    </w:p>
+    <w:p>
+      <w:pPr>
+        <w:pStyle w:val="Compact"/>
+        <w:numPr>
+          <w:ilvl w:val="0"/>
+          <w:numId w:val="1015"/>
+        </w:numPr>
+      </w:pPr>
+      <w:r>
+        <w:rPr>
+          <w:rFonts w:hint="eastAsia"/>
+        </w:rPr>
+        <w:t xml:space="preserve">把"两跨三层、跨度</w:t>
+      </w:r>
+      <w:r>
+        <w:t xml:space="preserve"> 6 </w:t>
+      </w:r>
+      <w:r>
+        <w:rPr>
+          <w:rFonts w:hint="eastAsia"/>
+        </w:rPr>
+        <w:t xml:space="preserve">米、层高</w:t>
+      </w:r>
+      <w:r>
+        <w:t xml:space="preserve"> 3.6 </w:t>
+      </w:r>
+      <w:r>
+        <w:rPr>
+          <w:rFonts w:hint="eastAsia"/>
+        </w:rPr>
+        <w:t xml:space="preserve">米、梁上均布</w:t>
+      </w:r>
+      <w:r>
+        <w:t xml:space="preserve"> 20 </w:t>
+      </w:r>
+      <w:r>
+        <w:rPr>
+          <w:rFonts w:hint="eastAsia"/>
+        </w:rPr>
+        <w:t xml:space="preserve">kN/m"变成一次建模调用</w:t>
+      </w:r>
+    </w:p>
+    <w:p>
+      <w:pPr>
+        <w:pStyle w:val="Compact"/>
+        <w:numPr>
+          <w:ilvl w:val="0"/>
+          <w:numId w:val="1015"/>
+        </w:numPr>
+      </w:pPr>
+      <w:r>
+        <w:rPr>
+          <w:rFonts w:hint="eastAsia"/>
+          <w:b/>
+          <w:bCs/>
+        </w:rPr>
+        <w:t xml:space="preserve">信息不全时主动追问</w:t>
+      </w:r>
+      <w:r>
+        <w:rPr>
+          <w:rFonts w:hint="eastAsia"/>
+        </w:rPr>
+        <w:t xml:space="preserve">，而不是套个默认值算下去</w:t>
+      </w:r>
+    </w:p>
+    <w:p>
+      <w:pPr>
+        <w:pStyle w:val="Compact"/>
+        <w:numPr>
+          <w:ilvl w:val="0"/>
+          <w:numId w:val="1015"/>
+        </w:numPr>
+      </w:pPr>
+      <w:r>
+        <w:rPr>
+          <w:rFonts w:hint="eastAsia"/>
+        </w:rPr>
+        <w:t xml:space="preserve">求解奇异时，把零空间方向翻译成"哪根杆缺什么约束"</w:t>
+      </w:r>
+    </w:p>
+    <w:p>
+      <w:pPr>
+        <w:pStyle w:val="Compact"/>
+        <w:numPr>
+          <w:ilvl w:val="0"/>
+          <w:numId w:val="1015"/>
         </w:numPr>
       </w:pPr>
       <w:r>
@@ -11718,7 +11554,7 @@
         <w:pStyle w:val="Compact"/>
         <w:numPr>
           <w:ilvl w:val="0"/>
-          <w:numId w:val="1015"/>
+          <w:numId w:val="1016"/>
         </w:numPr>
       </w:pPr>
       <w:r>
@@ -11753,7 +11589,7 @@
         <w:pStyle w:val="Compact"/>
         <w:numPr>
           <w:ilvl w:val="0"/>
-          <w:numId w:val="1015"/>
+          <w:numId w:val="1016"/>
         </w:numPr>
       </w:pPr>
       <w:r>
@@ -11788,7 +11624,7 @@
         <w:pStyle w:val="Compact"/>
         <w:numPr>
           <w:ilvl w:val="0"/>
-          <w:numId w:val="1015"/>
+          <w:numId w:val="1016"/>
         </w:numPr>
       </w:pPr>
       <w:r>
@@ -12159,6 +11995,9 @@
     <w:abstractNumId w:val="991"/>
   </w:num>
   <w:num w:numId="1015">
+    <w:abstractNumId w:val="991"/>
+  </w:num>
+  <w:num w:numId="1016">
     <w:abstractNumId w:val="99411"/>
     <w:lvlOverride w:ilvl="0">
       <w:startOverride w:val="1"/>

--- a/docs/word/大学生教程.docx
+++ b/docs/word/大学生教程.docx
@@ -2749,7 +2749,7 @@
         <w:rPr>
           <w:rFonts w:hint="eastAsia"/>
         </w:rPr>
-        <w:t xml:space="preserve">视口两侧各有一条窄栏：模型定义与AI助手使用侧边抽屉，结果明细默认在独立窗口查看：</w:t>
+        <w:t xml:space="preserve">模型定义使用侧边抽屉，对话与三维模型默认并排，结果明细默认在独立窗口查看：</w:t>
       </w:r>
     </w:p>
     <w:p>
@@ -2789,13 +2789,22 @@
           <w:b/>
           <w:bCs/>
         </w:rPr>
-        <w:t xml:space="preserve">右侧抽屉</w:t>
-      </w:r>
-      <w:r>
-        <w:rPr>
-          <w:rFonts w:hint="eastAsia"/>
-        </w:rPr>
-        <w:t xml:space="preserve">：AI助手，从右侧窄栏点击展开，再点收起。</w:t>
+        <w:t xml:space="preserve">并排对话</w:t>
+      </w:r>
+      <w:r>
+        <w:rPr>
+          <w:rFonts w:hint="eastAsia"/>
+        </w:rPr>
+        <w:t xml:space="preserve">：AI助手与三维模型并排，可拖动分隔线调整宽度；右侧</w:t>
+      </w:r>
+      <w:r>
+        <w:t xml:space="preserve"> AI </w:t>
+      </w:r>
+      <w:r>
+        <w:rPr>
+          <w:rFonts w:hint="eastAsia"/>
+        </w:rPr>
+        <w:t xml:space="preserve">按钮切换显隐。</w:t>
       </w:r>
     </w:p>
     <w:p>
@@ -3039,22 +3048,13 @@
           <w:b/>
           <w:bCs/>
         </w:rPr>
-        <w:t xml:space="preserve">助手默认收起</w:t>
-      </w:r>
-      <w:r>
-        <w:rPr>
-          <w:rFonts w:hint="eastAsia"/>
-        </w:rPr>
-        <w:t xml:space="preserve">——没配密钥时一打开就是一段配置说明，第一眼看到的</w:t>
-      </w:r>
-      <w:r>
-        <w:t xml:space="preserve"> </w:t>
-      </w:r>
-      <w:r>
-        <w:rPr>
-          <w:rFonts w:hint="eastAsia"/>
-        </w:rPr>
-        <w:t xml:space="preserve">不该是它。</w:t>
+        <w:t xml:space="preserve">助手默认并排显示</w:t>
+      </w:r>
+      <w:r>
+        <w:rPr>
+          <w:rFonts w:hint="eastAsia"/>
+        </w:rPr>
+        <w:t xml:space="preserve">，密钥与连接表单在独立窗口配置；小屏幕保留输入与对象选择，会话切换收进菜单。</w:t>
       </w:r>
     </w:p>
     <w:p>
@@ -9366,7 +9366,7 @@
         <w:rPr>
           <w:rFonts w:hint="eastAsia"/>
         </w:rPr>
-        <w:t xml:space="preserve">打开右侧对话面板。</w:t>
+        <w:t xml:space="preserve">显示或隐藏并排对话面板。</w:t>
       </w:r>
     </w:p>
     <w:bookmarkStart w:id="55" w:name="X7689556b281b6a8c29f43cf0b5c1e2971b0fea4"/>
@@ -9672,54 +9672,99 @@
         <w:rPr>
           <w:rFonts w:hint="eastAsia"/>
         </w:rPr>
-        <w:t xml:space="preserve">配密钥的方法：界面上那行提示会直接印出该放的</w:t>
-      </w:r>
-      <w:r>
-        <w:rPr>
-          <w:rFonts w:hint="eastAsia"/>
-          <w:b/>
-          <w:bCs/>
-        </w:rPr>
-        <w:t xml:space="preserve">绝对路径</w:t>
-      </w:r>
-      <w:r>
-        <w:rPr>
-          <w:rFonts w:hint="eastAsia"/>
-        </w:rPr>
-        <w:t xml:space="preserve">，</w:t>
-      </w:r>
-      <w:r>
-        <w:t xml:space="preserve"> </w:t>
-      </w:r>
-      <w:r>
-        <w:rPr>
-          <w:rFonts w:hint="eastAsia"/>
-        </w:rPr>
-        <w:t xml:space="preserve">新建一个纯文本文件写入你自己的</w:t>
-      </w:r>
-      <w:r>
-        <w:t xml:space="preserve"> API key </w:t>
-      </w:r>
-      <w:r>
-        <w:rPr>
-          <w:rFonts w:hint="eastAsia"/>
-        </w:rPr>
-        <w:t xml:space="preserve">一行即可；或设环境变量</w:t>
-      </w:r>
-      <w:r>
-        <w:t xml:space="preserve"> </w:t>
-      </w:r>
-      <w:r>
-        <w:rPr>
-          <w:rStyle w:val="VerbatimChar"/>
-        </w:rPr>
-        <w:t xml:space="preserve">DEEPSEEK_API_KEY</w:t>
-      </w:r>
-      <w:r>
-        <w:rPr>
-          <w:rFonts w:hint="eastAsia"/>
-        </w:rPr>
-        <w:t xml:space="preserve">。程序不会打印密钥，只显示一个不可还原的短指纹。</w:t>
+        <w:t xml:space="preserve">配密钥的方法：在对话面板打开模型连接设置，可粘贴密钥或导入单行</w:t>
+      </w:r>
+      <w:r>
+        <w:t xml:space="preserve"> UTF-8 </w:t>
+      </w:r>
+      <w:r>
+        <w:rPr>
+          <w:rFonts w:hint="eastAsia"/>
+        </w:rPr>
+        <w:t xml:space="preserve">密钥文件，</w:t>
+      </w:r>
+      <w:r>
+        <w:t xml:space="preserve"> </w:t>
+      </w:r>
+      <w:r>
+        <w:rPr>
+          <w:rFonts w:hint="eastAsia"/>
+        </w:rPr>
+        <w:t xml:space="preserve">选择提供商协议、基础地址与实际模型标识。Windows</w:t>
+      </w:r>
+      <w:r>
+        <w:t xml:space="preserve"> </w:t>
+      </w:r>
+      <w:r>
+        <w:rPr>
+          <w:rFonts w:hint="eastAsia"/>
+        </w:rPr>
+        <w:t xml:space="preserve">可使用当前用户安全存储；仅本次运行模式不保存密钥。</w:t>
+      </w:r>
+      <w:r>
+        <w:t xml:space="preserve"> </w:t>
+      </w:r>
+      <w:r>
+        <w:rPr>
+          <w:rFonts w:hint="eastAsia"/>
+        </w:rPr>
+        <w:t xml:space="preserve">先读取模型目录，再检测工具调用，最后保存并使用。目录成功不代表工程工具可用；检测产生一次固定模型请求。</w:t>
+      </w:r>
+      <w:r>
+        <w:t xml:space="preserve"> </w:t>
+      </w:r>
+      <w:r>
+        <w:rPr>
+          <w:rFonts w:hint="eastAsia"/>
+        </w:rPr>
+        <w:t xml:space="preserve">环境变量</w:t>
+      </w:r>
+      <w:r>
+        <w:t xml:space="preserve"> DEEPSEEK_API_KEY </w:t>
+      </w:r>
+      <w:r>
+        <w:rPr>
+          <w:rFonts w:hint="eastAsia"/>
+        </w:rPr>
+        <w:t xml:space="preserve">与程序目录下的</w:t>
+      </w:r>
+      <w:r>
+        <w:t xml:space="preserve"> deepseek.key </w:t>
+      </w:r>
+      <w:r>
+        <w:rPr>
+          <w:rFonts w:hint="eastAsia"/>
+        </w:rPr>
+        <w:t xml:space="preserve">仍可使用。程序只显示密钥来源或短指纹。</w:t>
+      </w:r>
+    </w:p>
+    <w:p>
+      <w:pPr>
+        <w:pStyle w:val="BodyText"/>
+      </w:pPr>
+      <w:r>
+        <w:rPr>
+          <w:rFonts w:hint="eastAsia"/>
+        </w:rPr>
+        <w:t xml:space="preserve">切换模型保留历史与工程；新建和切换会话仅保留于本次运行，所有会话共用当前工程。</w:t>
+      </w:r>
+      <w:r>
+        <w:t xml:space="preserve"> </w:t>
+      </w:r>
+      <w:r>
+        <w:rPr>
+          <w:rFonts w:hint="eastAsia"/>
+        </w:rPr>
+        <w:t xml:space="preserve">选择工程对象窗口支持搜索与多选，或在视口选中后显式加入对话；模型修改后必须重新选择引用。</w:t>
+      </w:r>
+      <w:r>
+        <w:t xml:space="preserve"> </w:t>
+      </w:r>
+      <w:r>
+        <w:rPr>
+          <w:rFonts w:hint="eastAsia"/>
+        </w:rPr>
+        <w:t xml:space="preserve">第一阶段尚未加入子Agent、知识库检索与隔离方案比较，它们将按后续任务架构接入。</w:t>
       </w:r>
     </w:p>
     <w:p>

--- a/docs/word/大学生教程.docx
+++ b/docs/word/大学生教程.docx
@@ -9764,7 +9764,52 @@
         <w:rPr>
           <w:rFonts w:hint="eastAsia"/>
         </w:rPr>
-        <w:t xml:space="preserve">第一阶段尚未加入子Agent、知识库检索与隔离方案比较，它们将按后续任务架构接入。</w:t>
+        <w:t xml:space="preserve">点击</w:t>
+      </w:r>
+      <w:r>
+        <w:t xml:space="preserve"> Agent </w:t>
+      </w:r>
+      <w:r>
+        <w:rPr>
+          <w:rFonts w:hint="eastAsia"/>
+        </w:rPr>
+        <w:t xml:space="preserve">任务进入真实协作窗口：主Agent组织步骤，建模与检查子Agent使用独立Session和受限工具。</w:t>
+      </w:r>
+      <w:r>
+        <w:t xml:space="preserve"> </w:t>
+      </w:r>
+      <w:r>
+        <w:rPr>
+          <w:rFonts w:hint="eastAsia"/>
+        </w:rPr>
+        <w:t xml:space="preserve">缺参选项先填入输入框再继续任务，停止或网络失败可在本次运行恢复，预算累计不重置。</w:t>
+      </w:r>
+      <w:r>
+        <w:t xml:space="preserve"> </w:t>
+      </w:r>
+      <w:r>
+        <w:rPr>
+          <w:rFonts w:hint="eastAsia"/>
+        </w:rPr>
+        <w:t xml:space="preserve">检查使用指定候选的真实工具，不直接改变原工程；预览差异并明确应用后才写入主模型，原有分析结果失效。</w:t>
+      </w:r>
+      <w:r>
+        <w:t xml:space="preserve"> </w:t>
+      </w:r>
+      <w:r>
+        <w:rPr>
+          <w:rFonts w:hint="eastAsia"/>
+        </w:rPr>
+        <w:t xml:space="preserve">人工编辑会使旧基线失效，任务记录保留模型版本、工具参数和结果。离线只检查已有模型，不代替自由在线任务。</w:t>
+      </w:r>
+      <w:r>
+        <w:t xml:space="preserve"> </w:t>
+      </w:r>
+      <w:r>
+        <w:rPr>
+          <w:rFonts w:hint="eastAsia"/>
+        </w:rPr>
+        <w:t xml:space="preserve">知识库检索、跨运行恢复与参数比较界面仍未接入。</w:t>
       </w:r>
     </w:p>
     <w:p>

--- a/docs/word/大学生教程.docx
+++ b/docs/word/大学生教程.docx
@@ -1378,54 +1378,7 @@
         <w:rPr>
           <w:rFonts w:hint="eastAsia"/>
         </w:rPr>
-        <w:t xml:space="preserve">看流程条（视口上方那一排）。它是</w:t>
-      </w:r>
-      <w:r>
-        <w:rPr>
-          <w:rFonts w:hint="eastAsia"/>
-          <w:b/>
-          <w:bCs/>
-        </w:rPr>
-        <w:t xml:space="preserve">状态机不是装饰</w:t>
-      </w:r>
-      <w:r>
-        <w:rPr>
-          <w:rFonts w:hint="eastAsia"/>
-        </w:rPr>
-        <w:t xml:space="preserve">：每一步只有在前一步</w:t>
-      </w:r>
-      <w:r>
-        <w:t xml:space="preserve"> </w:t>
-      </w:r>
-      <w:r>
-        <w:rPr>
-          <w:rFonts w:hint="eastAsia"/>
-        </w:rPr>
-        <w:t xml:space="preserve">真正完成时才变绿。直接点</w:t>
-      </w:r>
-      <w:r>
-        <w:t xml:space="preserve"> </w:t>
-      </w:r>
-      <w:r>
-        <w:rPr>
-          <w:b/>
-          <w:bCs/>
-        </w:rPr>
-        <w:t xml:space="preserve">「4 </w:t>
-      </w:r>
-      <w:r>
-        <w:rPr>
-          <w:rFonts w:hint="eastAsia"/>
-          <w:b/>
-          <w:bCs/>
-        </w:rPr>
-        <w:t xml:space="preserve">求解」</w:t>
-      </w:r>
-      <w:r>
-        <w:rPr>
-          <w:rFonts w:hint="eastAsia"/>
-        </w:rPr>
-        <w:t xml:space="preserve">（或</w:t>
+        <w:t xml:space="preserve">在「作业」页点「求解」（或</w:t>
       </w:r>
       <w:r>
         <w:t xml:space="preserve"> </w:t>
@@ -1440,7 +1393,16 @@
         <w:rPr>
           <w:rFonts w:hint="eastAsia"/>
         </w:rPr>
-        <w:t xml:space="preserve">）。</w:t>
+        <w:t xml:space="preserve">）。页签行右端的「流程」菜单和下一步按钮</w:t>
+      </w:r>
+      <w:r>
+        <w:t xml:space="preserve"> </w:t>
+      </w:r>
+      <w:r>
+        <w:rPr>
+          <w:rFonts w:hint="eastAsia"/>
+        </w:rPr>
+        <w:t xml:space="preserve">按实际模型状态提示下一项操作，校验失败时先修正问题。</w:t>
       </w:r>
     </w:p>
     <w:bookmarkEnd w:id="14"/>
@@ -1780,7 +1742,7 @@
               <w:rPr>
                 <w:rFonts w:hint="eastAsia"/>
               </w:rPr>
-              <w:t xml:space="preserve">装配检查、命名集合及全局杆系端点复核</w:t>
+              <w:t xml:space="preserve">装配检查、命名集合、独立实例、线性阵列、环形阵列与实例管理器</w:t>
             </w:r>
           </w:p>
         </w:tc>
@@ -1811,7 +1773,7 @@
               <w:rPr>
                 <w:rFonts w:hint="eastAsia"/>
               </w:rPr>
-              <w:t xml:space="preserve">求解设置、分析步管理器、幅值曲线</w:t>
+              <w:t xml:space="preserve">求解设置、静力/P-Δ/频率/屈曲分析步、幅值曲线</w:t>
             </w:r>
           </w:p>
         </w:tc>
@@ -1842,7 +1804,7 @@
               <w:rPr>
                 <w:rFonts w:hint="eastAsia"/>
               </w:rPr>
-              <w:t xml:space="preserve">杆端刚接、释放或转动弹簧；局部轴复核</w:t>
+              <w:t xml:space="preserve">杆端刚接、释放、转动弹簧；刚性连杆、TIE、PIN与运动耦合</w:t>
             </w:r>
           </w:p>
         </w:tc>
@@ -1873,7 +1835,7 @@
               <w:rPr>
                 <w:rFonts w:hint="eastAsia"/>
               </w:rPr>
-              <w:t xml:space="preserve">创建边界条件、创建载荷、重力、荷载组合、支座/载荷管理器</w:t>
+              <w:t xml:space="preserve">边界条件及载荷对象、给定位移、重力、工况与荷载组合</w:t>
             </w:r>
           </w:p>
         </w:tc>
@@ -1904,7 +1866,7 @@
               <w:rPr>
                 <w:rFonts w:hint="eastAsia"/>
               </w:rPr>
-              <w:t xml:space="preserve">预览整体梁分析杆段映射；局部实体网格在整体求解后设置</w:t>
+              <w:t xml:space="preserve">全局布种、杆件布种与梁网格映射；局部实体网格另行设置</w:t>
             </w:r>
           </w:p>
         </w:tc>
@@ -1935,7 +1897,7 @@
               <w:rPr>
                 <w:rFonts w:hint="eastAsia"/>
               </w:rPr>
-              <w:t xml:space="preserve">完整性校验、机构诊断、独立工况求解、提交分析步、停止任务、屈曲与节点实体</w:t>
+              <w:t xml:space="preserve">作业创建、检查、提交、消息与结果；独立工况及分析步求解、停止、屈曲与节点实体</w:t>
             </w:r>
           </w:p>
         </w:tc>
@@ -1966,7 +1928,7 @@
               <w:rPr>
                 <w:rFonts w:hint="eastAsia"/>
               </w:rPr>
-              <w:t xml:space="preserve">内力分量、清除结果、内力图、包络、最大挠度、报告、强度验算、对称性、编号与存储</w:t>
+              <w:t xml:space="preserve">结果表、单杆及路径曲线、动画、包络、挠度、报告、强度验算与截面优化</w:t>
             </w:r>
           </w:p>
         </w:tc>
@@ -1997,7 +1959,7 @@
               <w:rPr>
                 <w:rFonts w:hint="eastAsia"/>
               </w:rPr>
-              <w:t xml:space="preserve">视口背景、网格地面、编号标注、荷载数值、截图、中</w:t>
+              <w:t xml:space="preserve">视口背景、截面渲染、显示组、荷载数值、截图、中</w:t>
             </w:r>
             <w:r>
               <w:t xml:space="preserve"> / EN</w:t>
@@ -2025,7 +1987,16 @@
         <w:rPr>
           <w:rFonts w:hint="eastAsia"/>
         </w:rPr>
-        <w:t xml:space="preserve">独立工况用普通求解，声明步骤用提交分析步；后者已接入后台任务与当前结果发布，保留最后一步。各步从无应力状态重解，不代表施工过程或塑性历史。详细操作见使用手册3.0节。</w:t>
+        <w:t xml:space="preserve">独立工况用普通求解，声明步骤用提交分析步；结果树保留各步结果，单击步或帧即可查看，无需重新求解。</w:t>
+      </w:r>
+      <w:r>
+        <w:t xml:space="preserve"> </w:t>
+      </w:r>
+      <w:r>
+        <w:rPr>
+          <w:rFonts w:hint="eastAsia"/>
+        </w:rPr>
+        <w:t xml:space="preserve">各步从无应力状态重解，不代表施工过程或塑性历史。详细操作见使用手册3.0节。</w:t>
       </w:r>
     </w:p>
     <w:bookmarkEnd w:id="17"/>
@@ -2559,7 +2530,7 @@
       </w:r>
     </w:p>
     <w:bookmarkEnd w:id="18"/>
-    <w:bookmarkStart w:id="19" w:name="Xf6bc2a06e93a001b8ebf3805fd24ef223212fe8"/>
+    <w:bookmarkStart w:id="19" w:name="Xe15db37cf2e36cdaeb8c99886516aa5aa65f6e1"/>
     <w:p>
       <w:pPr>
         <w:pStyle w:val="Heading3"/>
@@ -2571,7 +2542,7 @@
         <w:rPr>
           <w:rFonts w:hint="eastAsia"/>
         </w:rPr>
-        <w:t xml:space="preserve">流程条</w:t>
+        <w:t xml:space="preserve">流程菜单与命令面板</w:t>
       </w:r>
     </w:p>
     <w:p>
@@ -2582,147 +2553,34 @@
         <w:rPr>
           <w:rFonts w:hint="eastAsia"/>
         </w:rPr>
-        <w:t xml:space="preserve">五步：</w:t>
-      </w:r>
-      <w:r>
-        <w:rPr>
-          <w:rStyle w:val="VerbatimChar"/>
-        </w:rPr>
-        <w:t xml:space="preserve">1 </w:t>
-      </w:r>
-      <w:r>
-        <w:rPr>
-          <w:rStyle w:val="VerbatimChar"/>
-          <w:rFonts w:hint="eastAsia"/>
-        </w:rPr>
-        <w:t xml:space="preserve">建模</w:t>
-      </w:r>
-      <w:r>
-        <w:t xml:space="preserve"> </w:t>
-      </w:r>
-      <w:r>
-        <w:t xml:space="preserve">→</w:t>
-      </w:r>
-      <w:r>
-        <w:t xml:space="preserve"> </w:t>
-      </w:r>
-      <w:r>
-        <w:rPr>
-          <w:rStyle w:val="VerbatimChar"/>
-        </w:rPr>
-        <w:t xml:space="preserve">2 </w:t>
-      </w:r>
-      <w:r>
-        <w:rPr>
-          <w:rStyle w:val="VerbatimChar"/>
-          <w:rFonts w:hint="eastAsia"/>
-        </w:rPr>
-        <w:t xml:space="preserve">定义</w:t>
-      </w:r>
-      <w:r>
-        <w:t xml:space="preserve"> </w:t>
-      </w:r>
-      <w:r>
-        <w:t xml:space="preserve">→</w:t>
-      </w:r>
-      <w:r>
-        <w:t xml:space="preserve"> </w:t>
-      </w:r>
-      <w:r>
-        <w:rPr>
-          <w:rStyle w:val="VerbatimChar"/>
-        </w:rPr>
-        <w:t xml:space="preserve">3 </w:t>
-      </w:r>
-      <w:r>
-        <w:rPr>
-          <w:rStyle w:val="VerbatimChar"/>
-          <w:rFonts w:hint="eastAsia"/>
-        </w:rPr>
-        <w:t xml:space="preserve">校验</w:t>
-      </w:r>
-      <w:r>
-        <w:t xml:space="preserve"> </w:t>
-      </w:r>
-      <w:r>
-        <w:t xml:space="preserve">→</w:t>
-      </w:r>
-      <w:r>
-        <w:t xml:space="preserve"> </w:t>
-      </w:r>
-      <w:r>
-        <w:rPr>
-          <w:rStyle w:val="VerbatimChar"/>
-        </w:rPr>
-        <w:t xml:space="preserve">4 </w:t>
-      </w:r>
-      <w:r>
-        <w:rPr>
-          <w:rStyle w:val="VerbatimChar"/>
-          <w:rFonts w:hint="eastAsia"/>
-        </w:rPr>
-        <w:t xml:space="preserve">求解</w:t>
-      </w:r>
-      <w:r>
-        <w:t xml:space="preserve"> </w:t>
-      </w:r>
-      <w:r>
-        <w:t xml:space="preserve">→</w:t>
-      </w:r>
-      <w:r>
-        <w:t xml:space="preserve"> </w:t>
-      </w:r>
-      <w:r>
-        <w:rPr>
-          <w:rStyle w:val="VerbatimChar"/>
-        </w:rPr>
-        <w:t xml:space="preserve">5 </w:t>
-      </w:r>
-      <w:r>
-        <w:rPr>
-          <w:rStyle w:val="VerbatimChar"/>
-          <w:rFonts w:hint="eastAsia"/>
-        </w:rPr>
-        <w:t xml:space="preserve">结果</w:t>
-      </w:r>
-      <w:r>
-        <w:t xml:space="preserve">。</w:t>
-      </w:r>
-      <w:r>
-        <w:t xml:space="preserve"> </w:t>
-      </w:r>
-      <w:r>
-        <w:rPr>
-          <w:rFonts w:hint="eastAsia"/>
-        </w:rPr>
-        <w:t xml:space="preserve">鼠标停上去看每一步在干什么。被阻断时按钮上会挂</w:t>
-      </w:r>
-      <w:r>
-        <w:t xml:space="preserve"> </w:t>
-      </w:r>
-      <w:r>
-        <w:rPr>
-          <w:rStyle w:val="VerbatimChar"/>
-        </w:rPr>
-        <w:t xml:space="preserve">!3</w:t>
-      </w:r>
-      <w:r>
-        <w:t xml:space="preserve"> </w:t>
-      </w:r>
-      <w:r>
-        <w:rPr>
-          <w:rFonts w:hint="eastAsia"/>
-        </w:rPr>
-        <w:t xml:space="preserve">这样的数字，</w:t>
-      </w:r>
-      <w:r>
-        <w:t xml:space="preserve"> </w:t>
-      </w:r>
-      <w:r>
-        <w:rPr>
-          <w:rFonts w:hint="eastAsia"/>
-        </w:rPr>
-        <w:t xml:space="preserve">表示有三条校验问题，下方问题面板里逐条列着。</w:t>
+        <w:t xml:space="preserve">页签行右端保留「流程」菜单、下一步主按钮与「AI</w:t>
+      </w:r>
+      <w:r>
+        <w:t xml:space="preserve"> </w:t>
+      </w:r>
+      <w:r>
+        <w:rPr>
+          <w:rFonts w:hint="eastAsia"/>
+        </w:rPr>
+        <w:t xml:space="preserve">助手」开关。</w:t>
+      </w:r>
+      <w:r>
+        <w:t xml:space="preserve"> </w:t>
+      </w:r>
+      <w:r>
+        <w:rPr>
+          <w:rFonts w:hint="eastAsia"/>
+        </w:rPr>
+        <w:t xml:space="preserve">流程按建模、定义、校验、求解、结果组织，下一步所属页签有圆点提示；底部显示校验问题和拾取说明。</w:t>
+      </w:r>
+      <w:r>
+        <w:t xml:space="preserve"> </w:t>
+      </w:r>
+      <w:r>
+        <w:rPr>
+          <w:rFonts w:hint="eastAsia"/>
+        </w:rPr>
+        <w:t xml:space="preserve">Ctrl+Shift+P打开「命令面板」，可按中文或英文搜索命令，找不到时可将需求交给AI助手。</w:t>
       </w:r>
     </w:p>
     <w:bookmarkEnd w:id="19"/>
@@ -2749,7 +2607,7 @@
         <w:rPr>
           <w:rFonts w:hint="eastAsia"/>
         </w:rPr>
-        <w:t xml:space="preserve">模型定义使用侧边抽屉，对话与三维模型默认并排，结果明细默认在独立窗口查看：</w:t>
+        <w:t xml:space="preserve">模型栏、三维视口与AI助手并排，结果明细默认在独立窗口查看：</w:t>
       </w:r>
     </w:p>
     <w:p>
@@ -2766,13 +2624,13 @@
           <w:b/>
           <w:bCs/>
         </w:rPr>
-        <w:t xml:space="preserve">左侧抽屉</w:t>
-      </w:r>
-      <w:r>
-        <w:rPr>
-          <w:rFonts w:hint="eastAsia"/>
-        </w:rPr>
-        <w:t xml:space="preserve">：模型树、属性、边界条件、建模过程和实体结果设置，从左侧窄栏或对应命令打开。模型树是检查清单；材料、截面、节点、杆件、支座与工况数量应逐项核对。</w:t>
+        <w:t xml:space="preserve">左侧模型栏</w:t>
+      </w:r>
+      <w:r>
+        <w:rPr>
+          <w:rFonts w:hint="eastAsia"/>
+        </w:rPr>
+        <w:t xml:space="preserve">：模型树在上、属性在下，常驻并占用布局宽度。树中单击高亮对象，右键打开对象管理；材料、截面、集合、分析步、约束、装配及作业按类型组织。</w:t>
       </w:r>
     </w:p>
     <w:p>
@@ -2795,16 +2653,7 @@
         <w:rPr>
           <w:rFonts w:hint="eastAsia"/>
         </w:rPr>
-        <w:t xml:space="preserve">：AI助手与三维模型并排，可拖动分隔线调整宽度；右侧</w:t>
-      </w:r>
-      <w:r>
-        <w:t xml:space="preserve"> AI </w:t>
-      </w:r>
-      <w:r>
-        <w:rPr>
-          <w:rFonts w:hint="eastAsia"/>
-        </w:rPr>
-        <w:t xml:space="preserve">按钮切换显隐。</w:t>
+        <w:t xml:space="preserve">：AI助手在视口右侧，可拖动分隔线调整宽度；页签行右端按钮切换显隐。</w:t>
       </w:r>
     </w:p>
     <w:p>
@@ -2827,7 +2676,7 @@
         <w:rPr>
           <w:rFonts w:hint="eastAsia"/>
         </w:rPr>
-        <w:t xml:space="preserve">：结果表、单杆内力图和截面优化，从左侧窄栏的结果、单杆、优化打开，可移动、缩放，关闭后从原入口重开。</w:t>
+        <w:t xml:space="preserve">：结果表、单杆内力图和截面优化，从结果页打开，可移动、缩放，关闭后从原入口重开。</w:t>
       </w:r>
     </w:p>
     <w:p>
@@ -2878,34 +2727,13 @@
           <w:b/>
           <w:bCs/>
         </w:rPr>
-        <w:t xml:space="preserve">抽屉叠在视口上，视口尺寸从头到尾不变。</w:t>
-      </w:r>
-      <w:r>
-        <w:t xml:space="preserve"> </w:t>
-      </w:r>
-      <w:r>
-        <w:rPr>
-          <w:rFonts w:hint="eastAsia"/>
-        </w:rPr>
-        <w:t xml:space="preserve">停靠会每开一个面板就把视口</w:t>
-      </w:r>
-      <w:r>
-        <w:t xml:space="preserve"> </w:t>
-      </w:r>
-      <w:r>
-        <w:rPr>
-          <w:rFonts w:hint="eastAsia"/>
-        </w:rPr>
-        <w:t xml:space="preserve">挤小一次；上一版的九个自由浮窗不挤视口，却会压在功能区上把按钮挡住，</w:t>
-      </w:r>
-      <w:r>
-        <w:t xml:space="preserve"> </w:t>
-      </w:r>
-      <w:r>
-        <w:rPr>
-          <w:rFonts w:hint="eastAsia"/>
-        </w:rPr>
-        <w:t xml:space="preserve">拖走了还找不回来。抽屉的位置由视口决定，永远碰不到上面的工具栏。</w:t>
+        <w:t xml:space="preserve">模型栏与AI助手直接参与布局</w:t>
+      </w:r>
+      <w:r>
+        <w:rPr>
+          <w:rFonts w:hint="eastAsia"/>
+        </w:rPr>
+        <w:t xml:space="preserve">，拖动分隔线改变可用视口，左右窄栏已移除。</w:t>
       </w:r>
     </w:p>
     <w:p>
@@ -2922,13 +2750,10 @@
           <w:b/>
           <w:bCs/>
         </w:rPr>
-        <w:t xml:space="preserve">侧边抽屉打开时模型会自动挪进没被盖住的那一块</w:t>
-      </w:r>
-      <w:r>
-        <w:rPr>
-          <w:rFonts w:hint="eastAsia"/>
-        </w:rPr>
-        <w:t xml:space="preserve">，并按比例缩小；收起就复位。</w:t>
+        <w:t xml:space="preserve">辅助面板按对应命令打开</w:t>
+      </w:r>
+      <w:r>
+        <w:t xml:space="preserve">。</w:t>
       </w:r>
       <w:r>
         <w:t xml:space="preserve"> </w:t>
@@ -4824,7 +4649,7 @@
     </w:p>
     <w:bookmarkEnd w:id="36"/>
     <w:bookmarkEnd w:id="37"/>
-    <w:bookmarkStart w:id="38" w:name="X4b27e17e9f4dd996024dd42f887aba91296199b"/>
+    <w:bookmarkStart w:id="38" w:name="Xce1bd0484bb3dd7401a97218b2b152ab92cbe8e"/>
     <w:p>
       <w:pPr>
         <w:pStyle w:val="Heading2"/>
@@ -4836,7 +4661,7 @@
         <w:rPr>
           <w:rFonts w:hint="eastAsia"/>
         </w:rPr>
-        <w:t xml:space="preserve">分析步</w:t>
+        <w:t xml:space="preserve">分析步、对象与作业</w:t>
       </w:r>
     </w:p>
     <w:p>
@@ -4860,7 +4685,7 @@
         <w:rPr>
           <w:rFonts w:hint="eastAsia"/>
         </w:rPr>
-        <w:t xml:space="preserve">「分析步」选类型：</w:t>
+        <w:t xml:space="preserve">「分析步」创建并管理步骤：</w:t>
       </w:r>
     </w:p>
     <w:tbl>
@@ -4946,18 +4771,21 @@
               <w:rPr>
                 <w:rFonts w:hint="eastAsia"/>
               </w:rPr>
-              <w:t xml:space="preserve">默认</w:t>
-            </w:r>
-          </w:p>
-        </w:tc>
-        <w:tc>
-          <w:tcPr/>
-          <w:p>
-            <w:pPr>
-              <w:pStyle w:val="Compact"/>
-            </w:pPr>
-            <w:r>
-              <w:t xml:space="preserve">—</w:t>
+              <w:t xml:space="preserve">初始模型的独立静力平衡</w:t>
+            </w:r>
+          </w:p>
+        </w:tc>
+        <w:tc>
+          <w:tcPr/>
+          <w:p>
+            <w:pPr>
+              <w:pStyle w:val="Compact"/>
+            </w:pPr>
+            <w:r>
+              <w:rPr>
+                <w:rFonts w:hint="eastAsia"/>
+              </w:rPr>
+              <w:t xml:space="preserve">荷载属于工况，分析步激活工况</w:t>
             </w:r>
           </w:p>
         </w:tc>
@@ -5004,16 +4832,7 @@
               <w:rPr>
                 <w:rFonts w:hint="eastAsia"/>
               </w:rPr>
-              <w:t xml:space="preserve">小应变，非</w:t>
-            </w:r>
-            <w:r>
-              <w:t xml:space="preserve"> </w:t>
-            </w:r>
-            <w:r>
-              <w:rPr>
-                <w:rStyle w:val="VerbatimChar"/>
-              </w:rPr>
-              <w:t xml:space="preserve">NLGEOM</w:t>
+              <w:t xml:space="preserve">小应变，非通用大变形；不继承塑性历史</w:t>
             </w:r>
           </w:p>
         </w:tc>
@@ -5029,43 +4848,79 @@
               <w:rPr>
                 <w:rFonts w:hint="eastAsia"/>
               </w:rPr>
-              <w:t xml:space="preserve">双线性轴向材料非线性</w:t>
-            </w:r>
-          </w:p>
-        </w:tc>
-        <w:tc>
-          <w:tcPr/>
-          <w:p>
-            <w:pPr>
-              <w:pStyle w:val="Compact"/>
-            </w:pPr>
-            <w:r>
-              <w:rPr>
-                <w:rFonts w:hint="eastAsia"/>
-              </w:rPr>
-              <w:t xml:space="preserve">轴向进入塑性</w:t>
-            </w:r>
-          </w:p>
-        </w:tc>
-        <w:tc>
-          <w:tcPr/>
-          <w:p>
-            <w:pPr>
-              <w:pStyle w:val="Compact"/>
-            </w:pPr>
-            <w:r>
-              <w:rPr>
-                <w:rFonts w:hint="eastAsia"/>
-                <w:b/>
-                <w:bCs/>
-              </w:rPr>
-              <w:t xml:space="preserve">仅轴向</w:t>
-            </w:r>
-            <w:r>
-              <w:rPr>
-                <w:rFonts w:hint="eastAsia"/>
-              </w:rPr>
-              <w:t xml:space="preserve">，弯曲仍弹性</w:t>
+              <w:t xml:space="preserve">频率</w:t>
+            </w:r>
+          </w:p>
+        </w:tc>
+        <w:tc>
+          <w:tcPr/>
+          <w:p>
+            <w:pPr>
+              <w:pStyle w:val="Compact"/>
+            </w:pPr>
+            <w:r>
+              <w:rPr>
+                <w:rFonts w:hint="eastAsia"/>
+              </w:rPr>
+              <w:t xml:space="preserve">自振频率、振型与参与质量</w:t>
+            </w:r>
+          </w:p>
+        </w:tc>
+        <w:tc>
+          <w:tcPr/>
+          <w:p>
+            <w:pPr>
+              <w:pStyle w:val="Compact"/>
+            </w:pPr>
+            <w:r>
+              <w:rPr>
+                <w:rFonts w:hint="eastAsia"/>
+              </w:rPr>
+              <w:t xml:space="preserve">需要密度；线性摄动步修改不向后传播</w:t>
+            </w:r>
+          </w:p>
+        </w:tc>
+      </w:tr>
+      <w:tr>
+        <w:tc>
+          <w:tcPr/>
+          <w:p>
+            <w:pPr>
+              <w:pStyle w:val="Compact"/>
+            </w:pPr>
+            <w:r>
+              <w:rPr>
+                <w:rFonts w:hint="eastAsia"/>
+              </w:rPr>
+              <w:t xml:space="preserve">屈曲</w:t>
+            </w:r>
+          </w:p>
+        </w:tc>
+        <w:tc>
+          <w:tcPr/>
+          <w:p>
+            <w:pPr>
+              <w:pStyle w:val="Compact"/>
+            </w:pPr>
+            <w:r>
+              <w:rPr>
+                <w:rFonts w:hint="eastAsia"/>
+              </w:rPr>
+              <w:t xml:space="preserve">参考荷载下的临界放大倍数与模态</w:t>
+            </w:r>
+          </w:p>
+        </w:tc>
+        <w:tc>
+          <w:tcPr/>
+          <w:p>
+            <w:pPr>
+              <w:pStyle w:val="Compact"/>
+            </w:pPr>
+            <w:r>
+              <w:rPr>
+                <w:rFonts w:hint="eastAsia"/>
+              </w:rPr>
+              <w:t xml:space="preserve">线弹性上限，不能直接作为设计承载力</w:t>
             </w:r>
           </w:p>
         </w:tc>
@@ -5079,7 +4934,25 @@
         <w:rPr>
           <w:rFonts w:hint="eastAsia"/>
         </w:rPr>
-        <w:t xml:space="preserve">另外两个独立分析：</w:t>
+        <w:t xml:space="preserve">普通求解设置中仍提供双线性轴向材料分析，仅轴向塑性、弯曲弹性，不能把多工况非线性结果事后叠加。</w:t>
+      </w:r>
+      <w:r>
+        <w:t xml:space="preserve"> </w:t>
+      </w:r>
+      <w:r>
+        <w:rPr>
+          <w:rFonts w:hint="eastAsia"/>
+        </w:rPr>
+        <w:t xml:space="preserve">「模态」（Ctrl+4）显示振型，「屈曲」入口可单独执行特征值分析；</w:t>
+      </w:r>
+      <w:r>
+        <w:t xml:space="preserve"> </w:t>
+      </w:r>
+      <w:r>
+        <w:rPr>
+          <w:rFonts w:hint="eastAsia"/>
+        </w:rPr>
+        <w:t xml:space="preserve">统一流程是在分析步中定义，再通过作业管理器提交。作业保存模型指纹、状态和消息；会话仅保留当前结果，模型变化或结果被其他作业覆盖后须重新提交，不支持多作业快照对比。</w:t>
       </w:r>
     </w:p>
     <w:p>
@@ -5762,7 +5635,25 @@
         <w:rPr>
           <w:rFonts w:hint="eastAsia"/>
         </w:rPr>
-        <w:t xml:space="preserve">现在工具会自己把这件事说出来：网格不够时，屈曲与模态的结果里会多一个</w:t>
+        <w:t xml:space="preserve">当前频率、屈曲与P-Δ分析会按每根杆件至少4段自动加密，用户布种要求更细时取更细的网格。</w:t>
+      </w:r>
+      <w:r>
+        <w:t xml:space="preserve"> </w:t>
+      </w:r>
+      <w:r>
+        <w:rPr>
+          <w:rFonts w:hint="eastAsia"/>
+        </w:rPr>
+        <w:t xml:space="preserve">原有粗网格对照说明为什么不能把一根杆直接当成一个分析杆段；自动加密仍不能替代收敛检查。</w:t>
+      </w:r>
+      <w:r>
+        <w:t xml:space="preserve"> </w:t>
+      </w:r>
+      <w:r>
+        <w:rPr>
+          <w:rFonts w:hint="eastAsia"/>
+        </w:rPr>
+        <w:t xml:space="preserve">网格不够时，屈曲与模态的结果里会多一个</w:t>
       </w:r>
       <w:r>
         <w:t xml:space="preserve"> </w:t>
@@ -5820,6 +5711,84 @@
           <w:rFonts w:hint="eastAsia"/>
         </w:rPr>
         <w:t xml:space="preserve">个单元以上就不再提示。</w:t>
+      </w:r>
+    </w:p>
+    <w:p>
+      <w:pPr>
+        <w:pStyle w:val="FirstParagraph"/>
+      </w:pPr>
+      <w:r>
+        <w:rPr>
+          <w:rFonts w:hint="eastAsia"/>
+        </w:rPr>
+        <w:t xml:space="preserve">边界条件、荷载、截面指派及梁方向是作用于区域的命名对象。区域写集合名时是活引用，</w:t>
+      </w:r>
+      <w:r>
+        <w:t xml:space="preserve"> </w:t>
+      </w:r>
+      <w:r>
+        <w:rPr>
+          <w:rFonts w:hint="eastAsia"/>
+        </w:rPr>
+        <w:t xml:space="preserve">修改集合会触发再生成；对象与旧式逐节点直接定义的条目不能重叠覆盖。</w:t>
+      </w:r>
+      <w:r>
+        <w:t xml:space="preserve"> </w:t>
+      </w:r>
+      <w:r>
+        <w:rPr>
+          <w:rFonts w:hint="eastAsia"/>
+        </w:rPr>
+        <w:t xml:space="preserve">旧支座可从模型树一键转换成边界条件对象，转换保持数值模型并可撤销。</w:t>
+      </w:r>
+      <w:r>
+        <w:t xml:space="preserve"> </w:t>
+      </w:r>
+      <w:r>
+        <w:rPr>
+          <w:rFonts w:hint="eastAsia"/>
+        </w:rPr>
+        <w:t xml:space="preserve">管理器按分析步显示创建、传播、修改、失活；给定位移仅在Initial创建，指定工况，且只能作用于固定方向。</w:t>
+      </w:r>
+    </w:p>
+    <w:p>
+      <w:pPr>
+        <w:pStyle w:val="BodyText"/>
+      </w:pPr>
+      <w:r>
+        <w:rPr>
+          <w:rFonts w:hint="eastAsia"/>
+        </w:rPr>
+        <w:t xml:space="preserve">连接约束用主从自由度消元处理。BEAM刚性连杆、TIE、PIN与运动耦合覆盖偏心连接、重合节点连接和刚性楼板。</w:t>
+      </w:r>
+      <w:r>
+        <w:t xml:space="preserve"> </w:t>
+      </w:r>
+      <w:r>
+        <w:rPr>
+          <w:rFonts w:hint="eastAsia"/>
+        </w:rPr>
+        <w:t xml:space="preserve">重叠从自由度、从节点支座冲突及约束环会被拒绝。实例阵列只复制杆系及属性，不复制装配荷载与边界条件。</w:t>
+      </w:r>
+    </w:p>
+    <w:p>
+      <w:pPr>
+        <w:pStyle w:val="BodyText"/>
+      </w:pPr>
+      <w:r>
+        <w:rPr>
+          <w:rFonts w:hint="eastAsia"/>
+        </w:rPr>
+        <w:t xml:space="preserve">三维屈曲扫描应先核对控制模态。保持GJ不变而只增大极惯性矩时，纯扭转临界力可能降低；</w:t>
+      </w:r>
+      <w:r>
+        <w:t xml:space="preserve"> </w:t>
+      </w:r>
+      <w:r>
+        <w:rPr>
+          <w:rFonts w:hint="eastAsia"/>
+        </w:rPr>
+        <w:t xml:space="preserve">“截面越大临界因子必然越大”只适用于相应的弯曲控制条件，不能据此删掉有效模态。</w:t>
       </w:r>
     </w:p>
     <w:p>
@@ -5868,16 +5837,7 @@
         <w:rPr>
           <w:rFonts w:hint="eastAsia"/>
         </w:rPr>
-        <w:t xml:space="preserve">点「4</w:t>
-      </w:r>
-      <w:r>
-        <w:t xml:space="preserve"> </w:t>
-      </w:r>
-      <w:r>
-        <w:rPr>
-          <w:rFonts w:hint="eastAsia"/>
-        </w:rPr>
-        <w:t xml:space="preserve">求解」之前，程序先做确定性完整性校验：有没有杆子悬空、有没有地方</w:t>
+        <w:t xml:space="preserve">点「求解」之前，程序先做确定性完整性校验：有没有杆子悬空、有没有地方</w:t>
       </w:r>
       <w:r>
         <w:t xml:space="preserve"> </w:t>
@@ -9746,7 +9706,7 @@
         <w:rPr>
           <w:rFonts w:hint="eastAsia"/>
         </w:rPr>
-        <w:t xml:space="preserve">切换模型保留历史与工程；新建和切换会话仅保留于本次运行，所有会话共用当前工程。</w:t>
+        <w:t xml:space="preserve">切换模型保留历史与工程；对话及其模型上下文可在本地保存并于重启后恢复，所有会话共用当前工程。聊天历史不代表已恢复当时的工程模型。</w:t>
       </w:r>
       <w:r>
         <w:t xml:space="preserve"> </w:t>

--- a/docs/word/大学生教程.docx
+++ b/docs/word/大学生教程.docx
@@ -1378,54 +1378,7 @@
         <w:rPr>
           <w:rFonts w:hint="eastAsia"/>
         </w:rPr>
-        <w:t xml:space="preserve">看流程条（视口上方那一排）。它是</w:t>
-      </w:r>
-      <w:r>
-        <w:rPr>
-          <w:rFonts w:hint="eastAsia"/>
-          <w:b/>
-          <w:bCs/>
-        </w:rPr>
-        <w:t xml:space="preserve">状态机不是装饰</w:t>
-      </w:r>
-      <w:r>
-        <w:rPr>
-          <w:rFonts w:hint="eastAsia"/>
-        </w:rPr>
-        <w:t xml:space="preserve">：每一步只有在前一步</w:t>
-      </w:r>
-      <w:r>
-        <w:t xml:space="preserve"> </w:t>
-      </w:r>
-      <w:r>
-        <w:rPr>
-          <w:rFonts w:hint="eastAsia"/>
-        </w:rPr>
-        <w:t xml:space="preserve">真正完成时才变绿。直接点</w:t>
-      </w:r>
-      <w:r>
-        <w:t xml:space="preserve"> </w:t>
-      </w:r>
-      <w:r>
-        <w:rPr>
-          <w:b/>
-          <w:bCs/>
-        </w:rPr>
-        <w:t xml:space="preserve">「4 </w:t>
-      </w:r>
-      <w:r>
-        <w:rPr>
-          <w:rFonts w:hint="eastAsia"/>
-          <w:b/>
-          <w:bCs/>
-        </w:rPr>
-        <w:t xml:space="preserve">求解」</w:t>
-      </w:r>
-      <w:r>
-        <w:rPr>
-          <w:rFonts w:hint="eastAsia"/>
-        </w:rPr>
-        <w:t xml:space="preserve">（或</w:t>
+        <w:t xml:space="preserve">在「作业」页点「求解」（或</w:t>
       </w:r>
       <w:r>
         <w:t xml:space="preserve"> </w:t>
@@ -1440,7 +1393,16 @@
         <w:rPr>
           <w:rFonts w:hint="eastAsia"/>
         </w:rPr>
-        <w:t xml:space="preserve">）。</w:t>
+        <w:t xml:space="preserve">）。页签行右端的「流程」菜单和下一步按钮</w:t>
+      </w:r>
+      <w:r>
+        <w:t xml:space="preserve"> </w:t>
+      </w:r>
+      <w:r>
+        <w:rPr>
+          <w:rFonts w:hint="eastAsia"/>
+        </w:rPr>
+        <w:t xml:space="preserve">按实际模型状态提示下一项操作，校验失败时先修正问题。</w:t>
       </w:r>
     </w:p>
     <w:bookmarkEnd w:id="14"/>
@@ -1557,7 +1519,7 @@
         <w:t xml:space="preserve">界面地图</w:t>
       </w:r>
     </w:p>
-    <w:bookmarkStart w:id="17" w:name="X2f76939f7da011798b3ce2c5d5face8853596e3"/>
+    <w:bookmarkStart w:id="17" w:name="X8af56215d5b0760a480857284ecb1285cf234a0"/>
     <w:p>
       <w:pPr>
         <w:pStyle w:val="Heading3"/>
@@ -1569,7 +1531,7 @@
         <w:rPr>
           <w:rFonts w:hint="eastAsia"/>
         </w:rPr>
-        <w:t xml:space="preserve">功能区（顶部六个页签）</w:t>
+        <w:t xml:space="preserve">功能区（顶部十一个页签）</w:t>
       </w:r>
     </w:p>
     <w:p>
@@ -1749,7 +1711,7 @@
               <w:rPr>
                 <w:rFonts w:hint="eastAsia"/>
               </w:rPr>
-              <w:t xml:space="preserve">创建材料、创建截面、截面管理器、属性指派、单位制</w:t>
+              <w:t xml:space="preserve">创建材料、创建截面、截面管理器、属性指派、批量属性指派、梁截面方向、单位制</w:t>
             </w:r>
           </w:p>
         </w:tc>
@@ -1766,21 +1728,21 @@
                 <w:rStyle w:val="VerbatimChar"/>
                 <w:rFonts w:hint="eastAsia"/>
               </w:rPr>
-              <w:t xml:space="preserve">载荷</w:t>
-            </w:r>
-          </w:p>
-        </w:tc>
-        <w:tc>
-          <w:tcPr/>
-          <w:p>
-            <w:pPr>
-              <w:pStyle w:val="Compact"/>
-            </w:pPr>
-            <w:r>
-              <w:rPr>
-                <w:rFonts w:hint="eastAsia"/>
-              </w:rPr>
-              <w:t xml:space="preserve">创建边界条件、创建载荷、重力、荷载组合、支座/载荷管理器</w:t>
+              <w:t xml:space="preserve">装配</w:t>
+            </w:r>
+          </w:p>
+        </w:tc>
+        <w:tc>
+          <w:tcPr/>
+          <w:p>
+            <w:pPr>
+              <w:pStyle w:val="Compact"/>
+            </w:pPr>
+            <w:r>
+              <w:rPr>
+                <w:rFonts w:hint="eastAsia"/>
+              </w:rPr>
+              <w:t xml:space="preserve">装配检查、命名集合、独立实例、线性阵列、环形阵列与实例管理器</w:t>
             </w:r>
           </w:p>
         </w:tc>
@@ -1811,7 +1773,7 @@
               <w:rPr>
                 <w:rFonts w:hint="eastAsia"/>
               </w:rPr>
-              <w:t xml:space="preserve">分析步、求解、模态、屈曲、模型检查、节点实体</w:t>
+              <w:t xml:space="preserve">求解设置、静力/P-Δ/频率/屈曲分析步、幅值曲线</w:t>
             </w:r>
           </w:p>
         </w:tc>
@@ -1828,21 +1790,21 @@
                 <w:rStyle w:val="VerbatimChar"/>
                 <w:rFonts w:hint="eastAsia"/>
               </w:rPr>
-              <w:t xml:space="preserve">结果</w:t>
-            </w:r>
-          </w:p>
-        </w:tc>
-        <w:tc>
-          <w:tcPr/>
-          <w:p>
-            <w:pPr>
-              <w:pStyle w:val="Compact"/>
-            </w:pPr>
-            <w:r>
-              <w:rPr>
-                <w:rFonts w:hint="eastAsia"/>
-              </w:rPr>
-              <w:t xml:space="preserve">内力分量、清除结果、内力图、包络、最大挠度、报告、强度验算、对称性、编号与存储</w:t>
+              <w:t xml:space="preserve">连接</w:t>
+            </w:r>
+          </w:p>
+        </w:tc>
+        <w:tc>
+          <w:tcPr/>
+          <w:p>
+            <w:pPr>
+              <w:pStyle w:val="Compact"/>
+            </w:pPr>
+            <w:r>
+              <w:rPr>
+                <w:rFonts w:hint="eastAsia"/>
+              </w:rPr>
+              <w:t xml:space="preserve">杆端刚接、释放、转动弹簧；刚性连杆、TIE、PIN与运动耦合</w:t>
             </w:r>
           </w:p>
         </w:tc>
@@ -1859,6 +1821,130 @@
                 <w:rStyle w:val="VerbatimChar"/>
                 <w:rFonts w:hint="eastAsia"/>
               </w:rPr>
+              <w:t xml:space="preserve">载荷</w:t>
+            </w:r>
+          </w:p>
+        </w:tc>
+        <w:tc>
+          <w:tcPr/>
+          <w:p>
+            <w:pPr>
+              <w:pStyle w:val="Compact"/>
+            </w:pPr>
+            <w:r>
+              <w:rPr>
+                <w:rFonts w:hint="eastAsia"/>
+              </w:rPr>
+              <w:t xml:space="preserve">边界条件及载荷对象、给定位移、重力、工况与荷载组合</w:t>
+            </w:r>
+          </w:p>
+        </w:tc>
+      </w:tr>
+      <w:tr>
+        <w:tc>
+          <w:tcPr/>
+          <w:p>
+            <w:pPr>
+              <w:pStyle w:val="Compact"/>
+            </w:pPr>
+            <w:r>
+              <w:rPr>
+                <w:rStyle w:val="VerbatimChar"/>
+                <w:rFonts w:hint="eastAsia"/>
+              </w:rPr>
+              <w:t xml:space="preserve">网格</w:t>
+            </w:r>
+          </w:p>
+        </w:tc>
+        <w:tc>
+          <w:tcPr/>
+          <w:p>
+            <w:pPr>
+              <w:pStyle w:val="Compact"/>
+            </w:pPr>
+            <w:r>
+              <w:rPr>
+                <w:rFonts w:hint="eastAsia"/>
+              </w:rPr>
+              <w:t xml:space="preserve">全局布种、杆件布种与梁网格映射；局部实体网格另行设置</w:t>
+            </w:r>
+          </w:p>
+        </w:tc>
+      </w:tr>
+      <w:tr>
+        <w:tc>
+          <w:tcPr/>
+          <w:p>
+            <w:pPr>
+              <w:pStyle w:val="Compact"/>
+            </w:pPr>
+            <w:r>
+              <w:rPr>
+                <w:rStyle w:val="VerbatimChar"/>
+                <w:rFonts w:hint="eastAsia"/>
+              </w:rPr>
+              <w:t xml:space="preserve">作业</w:t>
+            </w:r>
+          </w:p>
+        </w:tc>
+        <w:tc>
+          <w:tcPr/>
+          <w:p>
+            <w:pPr>
+              <w:pStyle w:val="Compact"/>
+            </w:pPr>
+            <w:r>
+              <w:rPr>
+                <w:rFonts w:hint="eastAsia"/>
+              </w:rPr>
+              <w:t xml:space="preserve">作业创建、检查、提交、消息与结果；独立工况及分析步求解、停止、屈曲与节点实体</w:t>
+            </w:r>
+          </w:p>
+        </w:tc>
+      </w:tr>
+      <w:tr>
+        <w:tc>
+          <w:tcPr/>
+          <w:p>
+            <w:pPr>
+              <w:pStyle w:val="Compact"/>
+            </w:pPr>
+            <w:r>
+              <w:rPr>
+                <w:rStyle w:val="VerbatimChar"/>
+                <w:rFonts w:hint="eastAsia"/>
+              </w:rPr>
+              <w:t xml:space="preserve">结果</w:t>
+            </w:r>
+          </w:p>
+        </w:tc>
+        <w:tc>
+          <w:tcPr/>
+          <w:p>
+            <w:pPr>
+              <w:pStyle w:val="Compact"/>
+            </w:pPr>
+            <w:r>
+              <w:rPr>
+                <w:rFonts w:hint="eastAsia"/>
+              </w:rPr>
+              <w:t xml:space="preserve">结果表、单杆及路径曲线、动画、包络、挠度、报告、强度验算与截面优化</w:t>
+            </w:r>
+          </w:p>
+        </w:tc>
+      </w:tr>
+      <w:tr>
+        <w:tc>
+          <w:tcPr/>
+          <w:p>
+            <w:pPr>
+              <w:pStyle w:val="Compact"/>
+            </w:pPr>
+            <w:r>
+              <w:rPr>
+                <w:rStyle w:val="VerbatimChar"/>
+                <w:rFonts w:hint="eastAsia"/>
+              </w:rPr>
               <w:t xml:space="preserve">视图</w:t>
             </w:r>
           </w:p>
@@ -1873,7 +1959,7 @@
               <w:rPr>
                 <w:rFonts w:hint="eastAsia"/>
               </w:rPr>
-              <w:t xml:space="preserve">视口背景、网格地面、编号标注、荷载数值、截图、中</w:t>
+              <w:t xml:space="preserve">视口背景、截面渲染、显示组、荷载数值、截图、中</w:t>
             </w:r>
             <w:r>
               <w:t xml:space="preserve"> / EN</w:t>
@@ -1882,6 +1968,37 @@
         </w:tc>
       </w:tr>
     </w:tbl>
+    <w:p>
+      <w:pPr>
+        <w:pStyle w:val="BodyText"/>
+      </w:pPr>
+      <w:r>
+        <w:rPr>
+          <w:rFonts w:hint="eastAsia"/>
+        </w:rPr>
+        <w:t xml:space="preserve">人工建模可打开全流程清单，按九阶段检查当前定义。已指派不等于已复核，模型修改后旧确认与网格预览失效。批量连接按局部轴设置，保持原值不改动其他方向；转动弹簧需给出有依据的绝对刚度。</w:t>
+      </w:r>
+    </w:p>
+    <w:p>
+      <w:pPr>
+        <w:pStyle w:val="BodyText"/>
+      </w:pPr>
+      <w:r>
+        <w:rPr>
+          <w:rFonts w:hint="eastAsia"/>
+        </w:rPr>
+        <w:t xml:space="preserve">独立工况用普通求解，声明步骤用提交分析步；结果树保留各步结果，单击步或帧即可查看，无需重新求解。</w:t>
+      </w:r>
+      <w:r>
+        <w:t xml:space="preserve"> </w:t>
+      </w:r>
+      <w:r>
+        <w:rPr>
+          <w:rFonts w:hint="eastAsia"/>
+        </w:rPr>
+        <w:t xml:space="preserve">各步从无应力状态重解，不代表施工过程或塑性历史。详细操作见使用手册3.0节。</w:t>
+      </w:r>
+    </w:p>
     <w:bookmarkEnd w:id="17"/>
     <w:bookmarkStart w:id="18" w:name="Xc85b117615d4df70b6e88a4598ae767c3c74c6f"/>
     <w:p>
@@ -2413,7 +2530,7 @@
       </w:r>
     </w:p>
     <w:bookmarkEnd w:id="18"/>
-    <w:bookmarkStart w:id="19" w:name="Xf6bc2a06e93a001b8ebf3805fd24ef223212fe8"/>
+    <w:bookmarkStart w:id="19" w:name="Xe15db37cf2e36cdaeb8c99886516aa5aa65f6e1"/>
     <w:p>
       <w:pPr>
         <w:pStyle w:val="Heading3"/>
@@ -2425,7 +2542,7 @@
         <w:rPr>
           <w:rFonts w:hint="eastAsia"/>
         </w:rPr>
-        <w:t xml:space="preserve">流程条</w:t>
+        <w:t xml:space="preserve">流程菜单与命令面板</w:t>
       </w:r>
     </w:p>
     <w:p>
@@ -2436,14 +2553,446 @@
         <w:rPr>
           <w:rFonts w:hint="eastAsia"/>
         </w:rPr>
-        <w:t xml:space="preserve">五步：</w:t>
-      </w:r>
+        <w:t xml:space="preserve">页签行右端保留「流程」菜单、下一步主按钮与「AI</w:t>
+      </w:r>
+      <w:r>
+        <w:t xml:space="preserve"> </w:t>
+      </w:r>
+      <w:r>
+        <w:rPr>
+          <w:rFonts w:hint="eastAsia"/>
+        </w:rPr>
+        <w:t xml:space="preserve">助手」开关。</w:t>
+      </w:r>
+      <w:r>
+        <w:t xml:space="preserve"> </w:t>
+      </w:r>
+      <w:r>
+        <w:rPr>
+          <w:rFonts w:hint="eastAsia"/>
+        </w:rPr>
+        <w:t xml:space="preserve">流程按建模、定义、校验、求解、结果组织，下一步所属页签有圆点提示；底部显示校验问题和拾取说明。</w:t>
+      </w:r>
+      <w:r>
+        <w:t xml:space="preserve"> </w:t>
+      </w:r>
+      <w:r>
+        <w:rPr>
+          <w:rFonts w:hint="eastAsia"/>
+        </w:rPr>
+        <w:t xml:space="preserve">Ctrl+Shift+P打开「命令面板」，可按中文或英文搜索命令，找不到时可将需求交给AI助手。</w:t>
+      </w:r>
+    </w:p>
+    <w:bookmarkEnd w:id="19"/>
+    <w:bookmarkStart w:id="20" w:name="X8f30b01535e7471f4aedc96bbaafed95a10ec57"/>
+    <w:p>
+      <w:pPr>
+        <w:pStyle w:val="Heading3"/>
+      </w:pPr>
+      <w:r>
+        <w:t xml:space="preserve">2.4 </w:t>
+      </w:r>
+      <w:r>
+        <w:rPr>
+          <w:rFonts w:hint="eastAsia"/>
+        </w:rPr>
+        <w:t xml:space="preserve">模型侧栏与独立结果窗口</w:t>
+      </w:r>
+    </w:p>
+    <w:p>
+      <w:pPr>
+        <w:pStyle w:val="FirstParagraph"/>
+      </w:pPr>
+      <w:r>
+        <w:rPr>
+          <w:rFonts w:hint="eastAsia"/>
+        </w:rPr>
+        <w:t xml:space="preserve">模型栏、三维视口与AI助手并排，结果明细默认在独立窗口查看：</w:t>
+      </w:r>
+    </w:p>
+    <w:p>
+      <w:pPr>
+        <w:pStyle w:val="Compact"/>
+        <w:numPr>
+          <w:ilvl w:val="0"/>
+          <w:numId w:val="1005"/>
+        </w:numPr>
+      </w:pPr>
+      <w:r>
+        <w:rPr>
+          <w:rFonts w:hint="eastAsia"/>
+          <w:b/>
+          <w:bCs/>
+        </w:rPr>
+        <w:t xml:space="preserve">左侧模型栏</w:t>
+      </w:r>
+      <w:r>
+        <w:rPr>
+          <w:rFonts w:hint="eastAsia"/>
+        </w:rPr>
+        <w:t xml:space="preserve">：模型树在上、属性在下，常驻并占用布局宽度。树中单击高亮对象，右键打开对象管理；材料、截面、集合、分析步、约束、装配及作业按类型组织。</w:t>
+      </w:r>
+    </w:p>
+    <w:p>
+      <w:pPr>
+        <w:pStyle w:val="Compact"/>
+        <w:numPr>
+          <w:ilvl w:val="0"/>
+          <w:numId w:val="1005"/>
+        </w:numPr>
+      </w:pPr>
+      <w:r>
+        <w:rPr>
+          <w:rFonts w:hint="eastAsia"/>
+          <w:b/>
+          <w:bCs/>
+        </w:rPr>
+        <w:t xml:space="preserve">并排对话</w:t>
+      </w:r>
+      <w:r>
+        <w:rPr>
+          <w:rFonts w:hint="eastAsia"/>
+        </w:rPr>
+        <w:t xml:space="preserve">：AI助手在视口右侧，可拖动分隔线调整宽度；页签行右端按钮切换显隐。</w:t>
+      </w:r>
+    </w:p>
+    <w:p>
+      <w:pPr>
+        <w:pStyle w:val="Compact"/>
+        <w:numPr>
+          <w:ilvl w:val="0"/>
+          <w:numId w:val="1005"/>
+        </w:numPr>
+      </w:pPr>
+      <w:r>
+        <w:rPr>
+          <w:rFonts w:hint="eastAsia"/>
+          <w:b/>
+          <w:bCs/>
+        </w:rPr>
+        <w:t xml:space="preserve">结果弹窗</w:t>
+      </w:r>
+      <w:r>
+        <w:rPr>
+          <w:rFonts w:hint="eastAsia"/>
+        </w:rPr>
+        <w:t xml:space="preserve">：结果表、单杆内力图和截面优化，从结果页打开，可移动、缩放，关闭后从原入口重开。</w:t>
+      </w:r>
+    </w:p>
+    <w:p>
+      <w:pPr>
+        <w:pStyle w:val="Compact"/>
+        <w:numPr>
+          <w:ilvl w:val="0"/>
+          <w:numId w:val="1005"/>
+        </w:numPr>
+      </w:pPr>
+      <w:r>
+        <w:rPr>
+          <w:rFonts w:hint="eastAsia"/>
+          <w:b/>
+          <w:bCs/>
+        </w:rPr>
+        <w:t xml:space="preserve">草图弹窗</w:t>
+      </w:r>
+      <w:r>
+        <w:rPr>
+          <w:rFonts w:hint="eastAsia"/>
+        </w:rPr>
+        <w:t xml:space="preserve">：手绘草图识别，从建模页的草图识别命令打开。</w:t>
+      </w:r>
+    </w:p>
+    <w:p>
+      <w:pPr>
+        <w:pStyle w:val="FirstParagraph"/>
+      </w:pPr>
+      <w:r>
+        <w:rPr>
+          <w:rFonts w:hint="eastAsia"/>
+        </w:rPr>
+        <w:t xml:space="preserve">三条规矩：</w:t>
+      </w:r>
+    </w:p>
+    <w:p>
+      <w:pPr>
+        <w:pStyle w:val="Compact"/>
+        <w:numPr>
+          <w:ilvl w:val="0"/>
+          <w:numId w:val="1006"/>
+        </w:numPr>
+      </w:pPr>
+      <w:r>
+        <w:rPr>
+          <w:rFonts w:hint="eastAsia"/>
+          <w:b/>
+          <w:bCs/>
+        </w:rPr>
+        <w:t xml:space="preserve">模型栏与AI助手直接参与布局</w:t>
+      </w:r>
+      <w:r>
+        <w:rPr>
+          <w:rFonts w:hint="eastAsia"/>
+        </w:rPr>
+        <w:t xml:space="preserve">，拖动分隔线改变可用视口，左右窄栏已移除。</w:t>
+      </w:r>
+    </w:p>
+    <w:p>
+      <w:pPr>
+        <w:pStyle w:val="Compact"/>
+        <w:numPr>
+          <w:ilvl w:val="0"/>
+          <w:numId w:val="1006"/>
+        </w:numPr>
+      </w:pPr>
+      <w:r>
+        <w:rPr>
+          <w:rFonts w:hint="eastAsia"/>
+          <w:b/>
+          <w:bCs/>
+        </w:rPr>
+        <w:t xml:space="preserve">辅助面板按对应命令打开</w:t>
+      </w:r>
+      <w:r>
+        <w:t xml:space="preserve">。</w:t>
+      </w:r>
+      <w:r>
+        <w:t xml:space="preserve"> </w:t>
+      </w:r>
+      <w:r>
+        <w:rPr>
+          <w:rFonts w:hint="eastAsia"/>
+        </w:rPr>
+        <w:t xml:space="preserve">结果表和单杆内力图默认独立打开，不占底部，也不调整模型相机。小屏幕弹窗初始不超过</w:t>
+      </w:r>
+      <w:r>
+        <w:t xml:space="preserve"> </w:t>
+      </w:r>
+      <w:r>
+        <w:rPr>
+          <w:rFonts w:hint="eastAsia"/>
+        </w:rPr>
+        <w:t xml:space="preserve">可用屏幕宽度的80%、高度的75%；宽表格可滚动查看，仍可手动放大。</w:t>
+      </w:r>
+    </w:p>
+    <w:p>
+      <w:pPr>
+        <w:pStyle w:val="Compact"/>
+        <w:numPr>
+          <w:ilvl w:val="0"/>
+          <w:numId w:val="1006"/>
+        </w:numPr>
+      </w:pPr>
+      <w:r>
+        <w:rPr>
+          <w:b/>
+          <w:bCs/>
+        </w:rPr>
+        <w:t xml:space="preserve">Esc </w:t>
+      </w:r>
+      <w:r>
+        <w:rPr>
+          <w:rFonts w:hint="eastAsia"/>
+          <w:b/>
+          <w:bCs/>
+        </w:rPr>
+        <w:t xml:space="preserve">收起最后打开的那个抽屉</w:t>
+      </w:r>
+      <w:r>
+        <w:rPr>
+          <w:rFonts w:hint="eastAsia"/>
+        </w:rPr>
+        <w:t xml:space="preserve">（在拾取或建模模式里时先退出那个模式）。</w:t>
+      </w:r>
+      <w:r>
+        <w:t xml:space="preserve"> </w:t>
+      </w:r>
+      <w:r>
+        <w:rPr>
+          <w:rFonts w:hint="eastAsia"/>
+        </w:rPr>
+        <w:t xml:space="preserve">抽屉内侧的边可以拖动改宽高。</w:t>
+      </w:r>
+      <w:r>
+        <w:t xml:space="preserve"> </w:t>
+      </w:r>
+      <w:r>
+        <w:rPr>
+          <w:rFonts w:hint="eastAsia"/>
+        </w:rPr>
+        <w:t xml:space="preserve">独立窗口内按Esc只关闭该窗口，数据与选择保留；也可以手动停靠回底部。</w:t>
+      </w:r>
+    </w:p>
+    <w:p>
+      <w:pPr>
+        <w:pStyle w:val="FirstParagraph"/>
+      </w:pPr>
+      <w:r>
+        <w:rPr>
+          <w:rFonts w:hint="eastAsia"/>
+        </w:rPr>
+        <w:t xml:space="preserve">求解完成后结果先画在模型上，</w:t>
+      </w:r>
+      <w:r>
+        <w:rPr>
+          <w:rFonts w:hint="eastAsia"/>
+          <w:b/>
+          <w:bCs/>
+        </w:rPr>
+        <w:t xml:space="preserve">结果表不会自动弹出</w:t>
+      </w:r>
+      <w:r>
+        <w:rPr>
+          <w:rFonts w:hint="eastAsia"/>
+        </w:rPr>
+        <w:t xml:space="preserve">——各工况的最大位移、</w:t>
+      </w:r>
+      <w:r>
+        <w:t xml:space="preserve"> </w:t>
+      </w:r>
+      <w:r>
+        <w:rPr>
+          <w:rFonts w:hint="eastAsia"/>
+        </w:rPr>
+        <w:t xml:space="preserve">挠度和平衡检查已经填好在「结果」里，想看数字时再点。</w:t>
+      </w:r>
+    </w:p>
+    <w:p>
+      <w:pPr>
+        <w:pStyle w:val="BodyText"/>
+      </w:pPr>
+      <w:r>
+        <w:rPr>
+          <w:b/>
+          <w:bCs/>
+        </w:rPr>
+        <w:t xml:space="preserve">AI </w:t>
+      </w:r>
+      <w:r>
+        <w:rPr>
+          <w:rFonts w:hint="eastAsia"/>
+          <w:b/>
+          <w:bCs/>
+        </w:rPr>
+        <w:t xml:space="preserve">助手默认并排显示</w:t>
+      </w:r>
+      <w:r>
+        <w:rPr>
+          <w:rFonts w:hint="eastAsia"/>
+        </w:rPr>
+        <w:t xml:space="preserve">，密钥与连接表单在独立窗口配置；小屏幕保留输入与对象选择，会话切换收进菜单。</w:t>
+      </w:r>
+    </w:p>
+    <w:p>
+      <w:r>
+        <w:pict>
+          <v:rect style="width:0;height:1.5pt" o:hralign="center" o:hrstd="t" o:hr="t"/>
+        </w:pict>
+      </w:r>
+    </w:p>
+    <w:bookmarkEnd w:id="20"/>
+    <w:bookmarkEnd w:id="21"/>
+    <w:bookmarkStart w:id="27" w:name="X8325591aa31b1ca8a47b6028787de14f32c5757"/>
+    <w:p>
+      <w:pPr>
+        <w:pStyle w:val="Heading2"/>
+      </w:pPr>
+      <w:r>
+        <w:t xml:space="preserve">3 </w:t>
+      </w:r>
+      <w:r>
+        <w:rPr>
+          <w:rFonts w:hint="eastAsia"/>
+        </w:rPr>
+        <w:t xml:space="preserve">建模：五条路径</w:t>
+      </w:r>
+    </w:p>
+    <w:p>
+      <w:pPr>
+        <w:pStyle w:val="FirstParagraph"/>
+      </w:pPr>
+      <w:r>
+        <w:rPr>
+          <w:rFonts w:hint="eastAsia"/>
+          <w:b/>
+          <w:bCs/>
+        </w:rPr>
+        <w:t xml:space="preserve">都通向同一个模型对象</w:t>
+      </w:r>
+      <w:r>
+        <w:rPr>
+          <w:rFonts w:hint="eastAsia"/>
+        </w:rPr>
+        <w:t xml:space="preserve">，选顺手的那条。</w:t>
+      </w:r>
+    </w:p>
+    <w:bookmarkStart w:id="22" w:name="X108307fe129d64528412f08ca0e49ab0f40db02"/>
+    <w:p>
+      <w:pPr>
+        <w:pStyle w:val="Heading3"/>
+      </w:pPr>
+      <w:r>
+        <w:t xml:space="preserve">3.1 </w:t>
+      </w:r>
+      <w:r>
+        <w:rPr>
+          <w:rFonts w:hint="eastAsia"/>
+        </w:rPr>
+        <w:t xml:space="preserve">参数化（最快）</w:t>
+      </w:r>
+    </w:p>
+    <w:p>
+      <w:pPr>
+        <w:pStyle w:val="FirstParagraph"/>
+      </w:pPr>
       <w:r>
         <w:rPr>
           <w:rStyle w:val="VerbatimChar"/>
-        </w:rPr>
-        <w:t xml:space="preserve">1 </w:t>
-      </w:r>
+          <w:rFonts w:hint="eastAsia"/>
+        </w:rPr>
+        <w:t xml:space="preserve">建模</w:t>
+      </w:r>
+      <w:r>
+        <w:t xml:space="preserve"> </w:t>
+      </w:r>
+      <w:r>
+        <w:t xml:space="preserve">→ </w:t>
+      </w:r>
+      <w:r>
+        <w:rPr>
+          <w:rFonts w:hint="eastAsia"/>
+        </w:rPr>
+        <w:t xml:space="preserve">「规则框架」/「门式刚架」。规则结构直接生成。</w:t>
+      </w:r>
+    </w:p>
+    <w:bookmarkEnd w:id="22"/>
+    <w:bookmarkStart w:id="23" w:name="Xbebcdb22baa54c2804e46a1e14f37454db7dfb4"/>
+    <w:p>
+      <w:pPr>
+        <w:pStyle w:val="Heading3"/>
+      </w:pPr>
+      <w:r>
+        <w:t xml:space="preserve">3.2 </w:t>
+      </w:r>
+      <w:r>
+        <w:rPr>
+          <w:rFonts w:hint="eastAsia"/>
+        </w:rPr>
+        <w:t xml:space="preserve">草图拉伸（Abaqus</w:t>
+      </w:r>
+      <w:r>
+        <w:t xml:space="preserve"> </w:t>
+      </w:r>
+      <w:r>
+        <w:rPr>
+          <w:rFonts w:hint="eastAsia"/>
+        </w:rPr>
+        <w:t xml:space="preserve">式）</w:t>
+      </w:r>
+    </w:p>
+    <w:p>
+      <w:pPr>
+        <w:pStyle w:val="FirstParagraph"/>
+      </w:pPr>
       <w:r>
         <w:rPr>
           <w:rStyle w:val="VerbatimChar"/>
@@ -2455,73 +3004,529 @@
         <w:t xml:space="preserve"> </w:t>
       </w:r>
       <w:r>
-        <w:t xml:space="preserve">→</w:t>
-      </w:r>
-      <w:r>
-        <w:t xml:space="preserve"> </w:t>
+        <w:t xml:space="preserve">→ </w:t>
+      </w:r>
+      <w:r>
+        <w:rPr>
+          <w:rFonts w:hint="eastAsia"/>
+        </w:rPr>
+        <w:t xml:space="preserve">「草图建模」（</w:t>
       </w:r>
       <w:r>
         <w:rPr>
           <w:rStyle w:val="VerbatimChar"/>
         </w:rPr>
-        <w:t xml:space="preserve">2 </w:t>
+        <w:t xml:space="preserve">Ctrl+K</w:t>
+      </w:r>
+      <w:r>
+        <w:rPr>
+          <w:rFonts w:hint="eastAsia"/>
+        </w:rPr>
+        <w:t xml:space="preserve">）。二维画一榀框架，沿进深拉伸成三维。</w:t>
+      </w:r>
+      <w:r>
+        <w:t xml:space="preserve"> </w:t>
+      </w:r>
+      <w:r>
+        <w:rPr>
+          <w:rFonts w:hint="eastAsia"/>
+        </w:rPr>
+        <w:t xml:space="preserve">适合平面规则、进深重复的结构。</w:t>
+      </w:r>
+    </w:p>
+    <w:bookmarkEnd w:id="23"/>
+    <w:bookmarkStart w:id="24" w:name="X60a6fe545087e7214de1b77e613fdec0a4583b8"/>
+    <w:p>
+      <w:pPr>
+        <w:pStyle w:val="Heading3"/>
+      </w:pPr>
+      <w:r>
+        <w:t xml:space="preserve">3.3 </w:t>
+      </w:r>
+      <w:r>
+        <w:rPr>
+          <w:rFonts w:hint="eastAsia"/>
+        </w:rPr>
+        <w:t xml:space="preserve">手工建模</w:t>
+      </w:r>
+    </w:p>
+    <w:p>
+      <w:pPr>
+        <w:pStyle w:val="FirstParagraph"/>
+      </w:pPr>
+      <w:r>
+        <w:rPr>
+          <w:rFonts w:hint="eastAsia"/>
+        </w:rPr>
+        <w:t xml:space="preserve">拾取过滤器先定</w:t>
+      </w:r>
+      <w:r>
+        <w:rPr>
+          <w:rFonts w:hint="eastAsia"/>
+          <w:b/>
+          <w:bCs/>
+        </w:rPr>
+        <w:t xml:space="preserve">选什么</w:t>
+      </w:r>
+      <w:r>
+        <w:rPr>
+          <w:rFonts w:hint="eastAsia"/>
+        </w:rPr>
+        <w:t xml:space="preserve">再点：</w:t>
       </w:r>
       <w:r>
         <w:rPr>
           <w:rStyle w:val="VerbatimChar"/>
-          <w:rFonts w:hint="eastAsia"/>
-        </w:rPr>
-        <w:t xml:space="preserve">定义</w:t>
-      </w:r>
-      <w:r>
-        <w:t xml:space="preserve"> </w:t>
-      </w:r>
-      <w:r>
-        <w:t xml:space="preserve">→</w:t>
-      </w:r>
-      <w:r>
-        <w:t xml:space="preserve"> </w:t>
+        </w:rPr>
+        <w:t xml:space="preserve">N</w:t>
+      </w:r>
+      <w:r>
+        <w:t xml:space="preserve"> </w:t>
+      </w:r>
+      <w:r>
+        <w:rPr>
+          <w:rFonts w:hint="eastAsia"/>
+        </w:rPr>
+        <w:t xml:space="preserve">只选节点，</w:t>
       </w:r>
       <w:r>
         <w:rPr>
           <w:rStyle w:val="VerbatimChar"/>
         </w:rPr>
-        <w:t xml:space="preserve">3 </w:t>
+        <w:t xml:space="preserve">M</w:t>
+      </w:r>
+      <w:r>
+        <w:t xml:space="preserve"> </w:t>
+      </w:r>
+      <w:r>
+        <w:rPr>
+          <w:rFonts w:hint="eastAsia"/>
+        </w:rPr>
+        <w:t xml:space="preserve">只选杆件。</w:t>
+      </w:r>
+      <w:r>
+        <w:t xml:space="preserve"> </w:t>
+      </w:r>
+      <w:r>
+        <w:rPr>
+          <w:rFonts w:hint="eastAsia"/>
+        </w:rPr>
+        <w:t xml:space="preserve">然后「建节点」（</w:t>
       </w:r>
       <w:r>
         <w:rPr>
           <w:rStyle w:val="VerbatimChar"/>
-          <w:rFonts w:hint="eastAsia"/>
-        </w:rPr>
-        <w:t xml:space="preserve">校验</w:t>
-      </w:r>
-      <w:r>
-        <w:t xml:space="preserve"> </w:t>
-      </w:r>
-      <w:r>
-        <w:t xml:space="preserve">→</w:t>
-      </w:r>
-      <w:r>
-        <w:t xml:space="preserve"> </w:t>
+        </w:rPr>
+        <w:t xml:space="preserve">Ctrl+Shift+N</w:t>
+      </w:r>
+      <w:r>
+        <w:rPr>
+          <w:rFonts w:hint="eastAsia"/>
+        </w:rPr>
+        <w:t xml:space="preserve">）在视口里点位置，「建杆件」（</w:t>
       </w:r>
       <w:r>
         <w:rPr>
           <w:rStyle w:val="VerbatimChar"/>
         </w:rPr>
+        <w:t xml:space="preserve">Ctrl+M</w:t>
+      </w:r>
+      <w:r>
+        <w:rPr>
+          <w:rFonts w:hint="eastAsia"/>
+        </w:rPr>
+        <w:t xml:space="preserve">）</w:t>
+      </w:r>
+      <w:r>
+        <w:t xml:space="preserve"> </w:t>
+      </w:r>
+      <w:r>
+        <w:rPr>
+          <w:rFonts w:hint="eastAsia"/>
+        </w:rPr>
+        <w:t xml:space="preserve">点两个节点连一根。</w:t>
+      </w:r>
+    </w:p>
+    <w:p>
+      <w:pPr>
+        <w:pStyle w:val="BodyText"/>
+      </w:pPr>
+      <w:r>
+        <w:rPr>
+          <w:rFonts w:hint="eastAsia"/>
+        </w:rPr>
+        <w:t xml:space="preserve">配合</w:t>
+      </w:r>
+      <w:r>
+        <w:t xml:space="preserve"> </w:t>
+      </w:r>
+      <w:r>
+        <w:rPr>
+          <w:rFonts w:hint="eastAsia"/>
+          <w:b/>
+          <w:bCs/>
+        </w:rPr>
+        <w:t xml:space="preserve">工作平面</w:t>
+      </w:r>
+      <w:r>
+        <w:rPr>
+          <w:rFonts w:hint="eastAsia"/>
+        </w:rPr>
+        <w:t xml:space="preserve">（XY/YZ/XZ</w:t>
+      </w:r>
+      <w:r>
+        <w:t xml:space="preserve"> + </w:t>
+      </w:r>
+      <w:r>
+        <w:rPr>
+          <w:rFonts w:hint="eastAsia"/>
+        </w:rPr>
+        <w:t xml:space="preserve">偏移</w:t>
+      </w:r>
+      <w:r>
+        <w:t xml:space="preserve"> </w:t>
+      </w:r>
+      <w:r>
+        <w:rPr>
+          <w:rFonts w:hint="eastAsia"/>
+        </w:rPr>
+        <w:t xml:space="preserve">z=）和</w:t>
+      </w:r>
+      <w:r>
+        <w:rPr>
+          <w:rFonts w:hint="eastAsia"/>
+          <w:b/>
+          <w:bCs/>
+        </w:rPr>
+        <w:t xml:space="preserve">捕捉</w:t>
+      </w:r>
+      <w:r>
+        <w:rPr>
+          <w:rFonts w:hint="eastAsia"/>
+        </w:rPr>
+        <w:t xml:space="preserve">用，否则三维里点不准。</w:t>
+      </w:r>
+    </w:p>
+    <w:bookmarkEnd w:id="24"/>
+    <w:bookmarkStart w:id="25" w:name="X2ad481195b20e086c1c78bdd5d5ac7a7ed651d4"/>
+    <w:p>
+      <w:pPr>
+        <w:pStyle w:val="Heading3"/>
+      </w:pPr>
+      <w:r>
+        <w:t xml:space="preserve">3.4 </w:t>
+      </w:r>
+      <w:r>
+        <w:rPr>
+          <w:rFonts w:hint="eastAsia"/>
+        </w:rPr>
+        <w:t xml:space="preserve">表格</w:t>
+      </w:r>
+      <w:r>
+        <w:t xml:space="preserve"> / JSON</w:t>
+      </w:r>
+    </w:p>
+    <w:p>
+      <w:pPr>
+        <w:pStyle w:val="FirstParagraph"/>
+      </w:pPr>
+      <w:r>
+        <w:rPr>
+          <w:rStyle w:val="VerbatimChar"/>
+          <w:rFonts w:hint="eastAsia"/>
+        </w:rPr>
+        <w:t xml:space="preserve">建模</w:t>
+      </w:r>
+      <w:r>
+        <w:t xml:space="preserve"> </w:t>
+      </w:r>
+      <w:r>
+        <w:t xml:space="preserve">→ </w:t>
+      </w:r>
+      <w:r>
+        <w:rPr>
+          <w:rFonts w:hint="eastAsia"/>
+        </w:rPr>
+        <w:t xml:space="preserve">「模型表格」（</w:t>
+      </w:r>
+      <w:r>
+        <w:rPr>
+          <w:rStyle w:val="VerbatimChar"/>
+        </w:rPr>
+        <w:t xml:space="preserve">Ctrl+T</w:t>
+      </w:r>
+      <w:r>
+        <w:rPr>
+          <w:rFonts w:hint="eastAsia"/>
+        </w:rPr>
+        <w:t xml:space="preserve">）七张表直接编辑，支持</w:t>
+      </w:r>
+      <w:r>
+        <w:t xml:space="preserve"> CSV </w:t>
+      </w:r>
+      <w:r>
+        <w:rPr>
+          <w:rFonts w:hint="eastAsia"/>
+        </w:rPr>
+        <w:t xml:space="preserve">导入导出；</w:t>
+      </w:r>
+      <w:r>
+        <w:t xml:space="preserve"> </w:t>
+      </w:r>
+      <w:r>
+        <w:rPr>
+          <w:rFonts w:hint="eastAsia"/>
+        </w:rPr>
+        <w:t xml:space="preserve">或「模型</w:t>
+      </w:r>
+      <w:r>
+        <w:t xml:space="preserve"> </w:t>
+      </w:r>
+      <w:r>
+        <w:rPr>
+          <w:rFonts w:hint="eastAsia"/>
+        </w:rPr>
+        <w:t xml:space="preserve">JSON」直接改原始数据，写回前会做结构校验。</w:t>
+      </w:r>
+    </w:p>
+    <w:p>
+      <w:pPr>
+        <w:pStyle w:val="BodyText"/>
+      </w:pPr>
+      <w:r>
+        <w:rPr>
+          <w:rFonts w:hint="eastAsia"/>
+          <w:b/>
+          <w:bCs/>
+        </w:rPr>
+        <w:t xml:space="preserve">从别的软件导数据时走这条。</w:t>
+      </w:r>
+    </w:p>
+    <w:bookmarkEnd w:id="25"/>
+    <w:bookmarkStart w:id="26" w:name="X9100b279715a0e4b4eae0a1802c6ed955c9ffcd"/>
+    <w:p>
+      <w:pPr>
+        <w:pStyle w:val="Heading3"/>
+      </w:pPr>
+      <w:r>
+        <w:t xml:space="preserve">3.5 </w:t>
+      </w:r>
+      <w:r>
+        <w:rPr>
+          <w:rFonts w:hint="eastAsia"/>
+        </w:rPr>
+        <w:t xml:space="preserve">手绘草图识别（多模态）</w:t>
+      </w:r>
+    </w:p>
+    <w:p>
+      <w:pPr>
+        <w:pStyle w:val="FirstParagraph"/>
+      </w:pPr>
+      <w:r>
+        <w:rPr>
+          <w:rStyle w:val="VerbatimChar"/>
+          <w:rFonts w:hint="eastAsia"/>
+        </w:rPr>
+        <w:t xml:space="preserve">建模</w:t>
+      </w:r>
+      <w:r>
+        <w:t xml:space="preserve"> </w:t>
+      </w:r>
+      <w:r>
+        <w:t xml:space="preserve">→ </w:t>
+      </w:r>
+      <w:r>
+        <w:rPr>
+          <w:rFonts w:hint="eastAsia"/>
+        </w:rPr>
+        <w:t xml:space="preserve">「草图识别」（</w:t>
+      </w:r>
+      <w:r>
+        <w:rPr>
+          <w:rStyle w:val="VerbatimChar"/>
+        </w:rPr>
+        <w:t xml:space="preserve">Ctrl+I</w:t>
+      </w:r>
+      <w:r>
+        <w:rPr>
+          <w:rFonts w:hint="eastAsia"/>
+        </w:rPr>
+        <w:t xml:space="preserve">）。上传手绘图，AI</w:t>
+      </w:r>
+      <w:r>
+        <w:t xml:space="preserve"> </w:t>
+      </w:r>
+      <w:r>
+        <w:rPr>
+          <w:rFonts w:hint="eastAsia"/>
+        </w:rPr>
+        <w:t xml:space="preserve">给出识别覆盖层，</w:t>
+      </w:r>
+      <w:r>
+        <w:t xml:space="preserve"> </w:t>
+      </w:r>
+      <w:r>
+        <w:rPr>
+          <w:rFonts w:hint="eastAsia"/>
+          <w:b/>
+          <w:bCs/>
+        </w:rPr>
+        <w:t xml:space="preserve">你逐条核对并编辑</w:t>
+      </w:r>
+      <w:r>
+        <w:rPr>
+          <w:rFonts w:hint="eastAsia"/>
+        </w:rPr>
+        <w:t xml:space="preserve">，标定尺度后再加载。</w:t>
+      </w:r>
+    </w:p>
+    <w:p>
+      <w:pPr>
+        <w:pStyle w:val="BodyText"/>
+      </w:pPr>
+      <w:r>
+        <w:rPr>
+          <w:rFonts w:hint="eastAsia"/>
+        </w:rPr>
+        <w:t xml:space="preserve">注意这条路径的定位：</w:t>
+      </w:r>
+      <w:r>
+        <w:rPr>
+          <w:rFonts w:hint="eastAsia"/>
+          <w:b/>
+          <w:bCs/>
+        </w:rPr>
+        <w:t xml:space="preserve">它是"帮你少打字"，不是"帮你看懂图"</w:t>
+      </w:r>
+      <w:r>
+        <w:t xml:space="preserve">。</w:t>
+      </w:r>
+      <w:r>
+        <w:t xml:space="preserve"> </w:t>
+      </w:r>
+      <w:r>
+        <w:rPr>
+          <w:rFonts w:hint="eastAsia"/>
+        </w:rPr>
+        <w:t xml:space="preserve">识别结果一律要你确认，因为识别错了是静默的——生成的模型合法，只是不是你画的那个。</w:t>
+      </w:r>
+    </w:p>
+    <w:p>
+      <w:r>
+        <w:pict>
+          <v:rect style="width:0;height:1.5pt" o:hralign="center" o:hrstd="t" o:hr="t"/>
+        </w:pict>
+      </w:r>
+    </w:p>
+    <w:bookmarkEnd w:id="26"/>
+    <w:bookmarkEnd w:id="27"/>
+    <w:bookmarkStart w:id="33" w:name="X0e2f760696acf07f72a9619f63034fbb67d4ef7"/>
+    <w:p>
+      <w:pPr>
+        <w:pStyle w:val="Heading2"/>
+      </w:pPr>
+      <w:r>
         <w:t xml:space="preserve">4 </w:t>
       </w:r>
       <w:r>
         <w:rPr>
+          <w:rFonts w:hint="eastAsia"/>
+        </w:rPr>
+        <w:t xml:space="preserve">属性：材料与截面</w:t>
+      </w:r>
+    </w:p>
+    <w:p>
+      <w:pPr>
+        <w:pStyle w:val="FirstParagraph"/>
+      </w:pPr>
+      <w:r>
+        <w:t xml:space="preserve">CAE </w:t>
+      </w:r>
+      <w:r>
+        <w:rPr>
+          <w:rFonts w:hint="eastAsia"/>
+        </w:rPr>
+        <w:t xml:space="preserve">的经典顺序：</w:t>
+      </w:r>
+      <w:r>
+        <w:rPr>
+          <w:rFonts w:hint="eastAsia"/>
+          <w:b/>
+          <w:bCs/>
+        </w:rPr>
+        <w:t xml:space="preserve">先有材料</w:t>
+      </w:r>
+      <w:r>
+        <w:rPr>
+          <w:b/>
+          <w:bCs/>
+        </w:rPr>
+        <w:t xml:space="preserve"> → </w:t>
+      </w:r>
+      <w:r>
+        <w:rPr>
+          <w:rFonts w:hint="eastAsia"/>
+          <w:b/>
+          <w:bCs/>
+        </w:rPr>
+        <w:t xml:space="preserve">再有截面</w:t>
+      </w:r>
+      <w:r>
+        <w:rPr>
+          <w:b/>
+          <w:bCs/>
+        </w:rPr>
+        <w:t xml:space="preserve"> → </w:t>
+      </w:r>
+      <w:r>
+        <w:rPr>
+          <w:rFonts w:hint="eastAsia"/>
+          <w:b/>
+          <w:bCs/>
+        </w:rPr>
+        <w:t xml:space="preserve">再指派给杆件</w:t>
+      </w:r>
+      <w:r>
+        <w:t xml:space="preserve">。</w:t>
+      </w:r>
+    </w:p>
+    <w:bookmarkStart w:id="28" w:name="X3c4d23fb8778201a82934d11605b9e3a30c44ff"/>
+    <w:p>
+      <w:pPr>
+        <w:pStyle w:val="Heading3"/>
+      </w:pPr>
+      <w:r>
+        <w:t xml:space="preserve">4.1 </w:t>
+      </w:r>
+      <w:r>
+        <w:rPr>
+          <w:rFonts w:hint="eastAsia"/>
+        </w:rPr>
+        <w:t xml:space="preserve">创建材料</w:t>
+      </w:r>
+    </w:p>
+    <w:p>
+      <w:pPr>
+        <w:pStyle w:val="FirstParagraph"/>
+      </w:pPr>
+      <w:r>
+        <w:rPr>
           <w:rStyle w:val="VerbatimChar"/>
           <w:rFonts w:hint="eastAsia"/>
         </w:rPr>
-        <w:t xml:space="preserve">求解</w:t>
-      </w:r>
-      <w:r>
-        <w:t xml:space="preserve"> </w:t>
-      </w:r>
-      <w:r>
-        <w:t xml:space="preserve">→</w:t>
+        <w:t xml:space="preserve">属性</w:t>
+      </w:r>
+      <w:r>
+        <w:t xml:space="preserve"> </w:t>
+      </w:r>
+      <w:r>
+        <w:t xml:space="preserve">→ </w:t>
+      </w:r>
+      <w:r>
+        <w:rPr>
+          <w:rFonts w:hint="eastAsia"/>
+        </w:rPr>
+        <w:t xml:space="preserve">「创建材料」。必填弹性模量</w:t>
       </w:r>
       <w:r>
         <w:t xml:space="preserve"> </w:t>
@@ -2530,26 +3535,899 @@
         <w:rPr>
           <w:rStyle w:val="VerbatimChar"/>
         </w:rPr>
+        <w:t xml:space="preserve">E</w:t>
+      </w:r>
+      <w:r>
+        <w:rPr>
+          <w:rFonts w:hint="eastAsia"/>
+        </w:rPr>
+        <w:t xml:space="preserve">、泊松比</w:t>
+      </w:r>
+      <w:r>
+        <w:t xml:space="preserve"> </w:t>
+      </w:r>
+      <w:r>
+        <w:rPr>
+          <w:rStyle w:val="VerbatimChar"/>
+        </w:rPr>
+        <w:t xml:space="preserve">ν</w:t>
+      </w:r>
+      <w:r>
+        <w:rPr>
+          <w:rFonts w:hint="eastAsia"/>
+        </w:rPr>
+        <w:t xml:space="preserve">、密度</w:t>
+      </w:r>
+      <w:r>
+        <w:t xml:space="preserve"> </w:t>
+      </w:r>
+      <w:r>
+        <w:rPr>
+          <w:rStyle w:val="VerbatimChar"/>
+        </w:rPr>
+        <w:t xml:space="preserve">ρ</w:t>
+      </w:r>
+      <w:r>
+        <w:t xml:space="preserve">。</w:t>
+      </w:r>
+    </w:p>
+    <w:p>
+      <w:pPr>
+        <w:pStyle w:val="BodyText"/>
+      </w:pPr>
+      <w:r>
+        <w:rPr>
+          <w:rFonts w:hint="eastAsia"/>
+        </w:rPr>
+        <w:t xml:space="preserve">下面还有一组**「强度验算与温度（可选）」**：</w:t>
+      </w:r>
+    </w:p>
+    <w:tbl>
+      <w:tblPr>
+        <w:tblStyle w:val="Table"/>
+        <w:tblW w:type="auto" w:w="0"/>
+        <w:tblLook w:firstRow="1" w:lastRow="0" w:firstColumn="0" w:lastColumn="0" w:noHBand="0" w:noVBand="0" w:val="0020"/>
+      </w:tblPr>
+      <w:tblGrid>
+        <w:gridCol w:w="3960"/>
+        <w:gridCol w:w="3960"/>
+      </w:tblGrid>
+      <w:tr>
+        <w:trPr>
+          <w:tblHeader w:val="on"/>
+        </w:trPr>
+        <w:tc>
+          <w:tcPr/>
+          <w:p>
+            <w:pPr>
+              <w:pStyle w:val="Compact"/>
+            </w:pPr>
+            <w:r>
+              <w:rPr>
+                <w:rFonts w:hint="eastAsia"/>
+              </w:rPr>
+              <w:t xml:space="preserve">字段</w:t>
+            </w:r>
+          </w:p>
+        </w:tc>
+        <w:tc>
+          <w:tcPr/>
+          <w:p>
+            <w:pPr>
+              <w:pStyle w:val="Compact"/>
+            </w:pPr>
+            <w:r>
+              <w:rPr>
+                <w:rFonts w:hint="eastAsia"/>
+              </w:rPr>
+              <w:t xml:space="preserve">不填的后果</w:t>
+            </w:r>
+          </w:p>
+        </w:tc>
+      </w:tr>
+      <w:tr>
+        <w:tc>
+          <w:tcPr/>
+          <w:p>
+            <w:pPr>
+              <w:pStyle w:val="Compact"/>
+            </w:pPr>
+            <w:r>
+              <w:rPr>
+                <w:rFonts w:hint="eastAsia"/>
+              </w:rPr>
+              <w:t xml:space="preserve">许用拉应力</w:t>
+            </w:r>
+            <w:r>
+              <w:t xml:space="preserve"> / </w:t>
+            </w:r>
+            <w:r>
+              <w:rPr>
+                <w:rFonts w:hint="eastAsia"/>
+              </w:rPr>
+              <w:t xml:space="preserve">许用压应力</w:t>
+            </w:r>
+          </w:p>
+        </w:tc>
+        <w:tc>
+          <w:tcPr/>
+          <w:p>
+            <w:pPr>
+              <w:pStyle w:val="Compact"/>
+            </w:pPr>
+            <w:r>
+              <w:rPr>
+                <w:rFonts w:hint="eastAsia"/>
+                <w:b/>
+                <w:bCs/>
+              </w:rPr>
+              <w:t xml:space="preserve">强度验算会被拒绝</w:t>
+            </w:r>
+            <w:r>
+              <w:rPr>
+                <w:rFonts w:hint="eastAsia"/>
+              </w:rPr>
+              <w:t xml:space="preserve">，不是给你个估计值</w:t>
+            </w:r>
+          </w:p>
+        </w:tc>
+      </w:tr>
+      <w:tr>
+        <w:tc>
+          <w:tcPr/>
+          <w:p>
+            <w:pPr>
+              <w:pStyle w:val="Compact"/>
+            </w:pPr>
+            <w:r>
+              <w:rPr>
+                <w:rFonts w:hint="eastAsia"/>
+              </w:rPr>
+              <w:t xml:space="preserve">屈服应力</w:t>
+            </w:r>
+          </w:p>
+        </w:tc>
+        <w:tc>
+          <w:tcPr/>
+          <w:p>
+            <w:pPr>
+              <w:pStyle w:val="Compact"/>
+            </w:pPr>
+            <w:r>
+              <w:rPr>
+                <w:rFonts w:hint="eastAsia"/>
+              </w:rPr>
+              <w:t xml:space="preserve">稳定校核的</w:t>
+            </w:r>
+            <w:r>
+              <w:t xml:space="preserve"> λp </w:t>
+            </w:r>
+            <w:r>
+              <w:rPr>
+                <w:rFonts w:hint="eastAsia"/>
+              </w:rPr>
+              <w:t xml:space="preserve">算不出来</w:t>
+            </w:r>
+          </w:p>
+        </w:tc>
+      </w:tr>
+      <w:tr>
+        <w:tc>
+          <w:tcPr/>
+          <w:p>
+            <w:pPr>
+              <w:pStyle w:val="Compact"/>
+            </w:pPr>
+            <w:r>
+              <w:rPr>
+                <w:rFonts w:hint="eastAsia"/>
+              </w:rPr>
+              <w:t xml:space="preserve">线膨胀系数</w:t>
+            </w:r>
+            <w:r>
+              <w:t xml:space="preserve"> α</w:t>
+            </w:r>
+          </w:p>
+        </w:tc>
+        <w:tc>
+          <w:tcPr/>
+          <w:p>
+            <w:pPr>
+              <w:pStyle w:val="Compact"/>
+            </w:pPr>
+            <w:r>
+              <w:rPr>
+                <w:rFonts w:hint="eastAsia"/>
+              </w:rPr>
+              <w:t xml:space="preserve">温度荷载算不了</w:t>
+            </w:r>
+          </w:p>
+        </w:tc>
+      </w:tr>
+    </w:tbl>
+    <w:p>
+      <w:pPr>
+        <w:pStyle w:val="BodyText"/>
+      </w:pPr>
+      <w:r>
+        <w:rPr>
+          <w:rFonts w:hint="eastAsia"/>
+        </w:rPr>
+        <w:t xml:space="preserve">拉压许用是</w:t>
+      </w:r>
+      <w:r>
+        <w:rPr>
+          <w:rFonts w:hint="eastAsia"/>
+          <w:b/>
+          <w:bCs/>
+        </w:rPr>
+        <w:t xml:space="preserve">分开</w:t>
+      </w:r>
+      <w:r>
+        <w:rPr>
+          <w:rFonts w:hint="eastAsia"/>
+        </w:rPr>
+        <w:t xml:space="preserve">的：铸铁、混凝土这类材料两者差很远，合成一个就错了。</w:t>
+      </w:r>
+    </w:p>
+    <w:bookmarkEnd w:id="28"/>
+    <w:bookmarkStart w:id="29" w:name="Xb2b1335b523210d90dd82fd7a42b404e9aef67d"/>
+    <w:p>
+      <w:pPr>
+        <w:pStyle w:val="Heading3"/>
+      </w:pPr>
+      <w:r>
+        <w:t xml:space="preserve">4.2 </w:t>
+      </w:r>
+      <w:r>
+        <w:rPr>
+          <w:rFonts w:hint="eastAsia"/>
+        </w:rPr>
+        <w:t xml:space="preserve">创建截面</w:t>
+      </w:r>
+    </w:p>
+    <w:p>
+      <w:pPr>
+        <w:pStyle w:val="FirstParagraph"/>
+      </w:pPr>
+      <w:r>
+        <w:rPr>
+          <w:rStyle w:val="VerbatimChar"/>
+          <w:rFonts w:hint="eastAsia"/>
+        </w:rPr>
+        <w:t xml:space="preserve">属性</w:t>
+      </w:r>
+      <w:r>
+        <w:t xml:space="preserve"> </w:t>
+      </w:r>
+      <w:r>
+        <w:t xml:space="preserve">→ </w:t>
+      </w:r>
+      <w:r>
+        <w:rPr>
+          <w:rFonts w:hint="eastAsia"/>
+        </w:rPr>
+        <w:t xml:space="preserve">「创建截面」。选类型（工字/箱形/管/矩形/圆等）填尺寸，</w:t>
+      </w:r>
+      <w:r>
+        <w:t xml:space="preserve"> </w:t>
+      </w:r>
+      <w:r>
+        <w:rPr>
+          <w:rFonts w:hint="eastAsia"/>
+        </w:rPr>
+        <w:t xml:space="preserve">程序自动算</w:t>
+      </w:r>
+      <w:r>
+        <w:t xml:space="preserve"> </w:t>
+      </w:r>
+      <w:r>
+        <w:rPr>
+          <w:rStyle w:val="VerbatimChar"/>
+        </w:rPr>
+        <w:t xml:space="preserve">A / Iy / Iz / J</w:t>
+      </w:r>
+      <w:r>
+        <w:rPr>
+          <w:rFonts w:hint="eastAsia"/>
+        </w:rPr>
+        <w:t xml:space="preserve">，</w:t>
+      </w:r>
+      <w:r>
+        <w:rPr>
+          <w:rFonts w:hint="eastAsia"/>
+          <w:b/>
+          <w:bCs/>
+        </w:rPr>
+        <w:t xml:space="preserve">并且算出</w:t>
+      </w:r>
+      <w:r>
+        <w:rPr>
+          <w:b/>
+          <w:bCs/>
+        </w:rPr>
+        <w:t xml:space="preserve"> </w:t>
+      </w:r>
+      <w:r>
+        <w:rPr>
+          <w:rStyle w:val="VerbatimChar"/>
+          <w:b/>
+          <w:bCs/>
+        </w:rPr>
+        <w:t xml:space="preserve">cy / cz</w:t>
+      </w:r>
+      <w:r>
+        <w:rPr>
+          <w:rFonts w:hint="eastAsia"/>
+          <w:b/>
+          <w:bCs/>
+        </w:rPr>
+        <w:t xml:space="preserve">（极端纤维距离）</w:t>
+      </w:r>
+      <w:r>
+        <w:t xml:space="preserve">。</w:t>
+      </w:r>
+    </w:p>
+    <w:p>
+      <w:pPr>
+        <w:pStyle w:val="BodyText"/>
+      </w:pPr>
+      <w:r>
+        <w:rPr>
+          <w:rFonts w:hint="eastAsia"/>
+          <w:b/>
+          <w:bCs/>
+        </w:rPr>
+        <w:t xml:space="preserve">这一点很关键</w:t>
+      </w:r>
+      <w:r>
+        <w:rPr>
+          <w:rFonts w:hint="eastAsia"/>
+        </w:rPr>
+        <w:t xml:space="preserve">：如果你直接填</w:t>
+      </w:r>
+      <w:r>
+        <w:t xml:space="preserve"> </w:t>
+      </w:r>
+      <w:r>
+        <w:rPr>
+          <w:rStyle w:val="VerbatimChar"/>
+        </w:rPr>
+        <w:t xml:space="preserve">A/I/J</w:t>
+      </w:r>
+      <w:r>
+        <w:rPr>
+          <w:rFonts w:hint="eastAsia"/>
+        </w:rPr>
+        <w:t xml:space="preserve">（截面管理器里可以），</w:t>
+      </w:r>
+      <w:r>
+        <w:t xml:space="preserve"> </w:t>
+      </w:r>
+      <w:r>
+        <w:rPr>
+          <w:rFonts w:hint="eastAsia"/>
+        </w:rPr>
+        <w:t xml:space="preserve">程序就没有</w:t>
+      </w:r>
+      <w:r>
+        <w:t xml:space="preserve"> </w:t>
+      </w:r>
+      <w:r>
+        <w:rPr>
+          <w:rStyle w:val="VerbatimChar"/>
+        </w:rPr>
+        <w:t xml:space="preserve">cy/cz</w:t>
+      </w:r>
+      <w:r>
+        <w:rPr>
+          <w:rFonts w:hint="eastAsia"/>
+        </w:rPr>
+        <w:t xml:space="preserve">，于是：</w:t>
+      </w:r>
+    </w:p>
+    <w:p>
+      <w:pPr>
+        <w:pStyle w:val="Compact"/>
+        <w:numPr>
+          <w:ilvl w:val="0"/>
+          <w:numId w:val="1007"/>
+        </w:numPr>
+      </w:pPr>
+      <w:r>
+        <w:rPr>
+          <w:rFonts w:hint="eastAsia"/>
+          <w:b/>
+          <w:bCs/>
+        </w:rPr>
+        <w:t xml:space="preserve">应力云图会被拒绝</w:t>
+      </w:r>
+    </w:p>
+    <w:p>
+      <w:pPr>
+        <w:pStyle w:val="Compact"/>
+        <w:numPr>
+          <w:ilvl w:val="0"/>
+          <w:numId w:val="1007"/>
+        </w:numPr>
+      </w:pPr>
+      <w:r>
+        <w:rPr>
+          <w:rFonts w:hint="eastAsia"/>
+          <w:b/>
+          <w:bCs/>
+        </w:rPr>
+        <w:t xml:space="preserve">强度验算会被拒绝</w:t>
+      </w:r>
+    </w:p>
+    <w:p>
+      <w:pPr>
+        <w:pStyle w:val="FirstParagraph"/>
+      </w:pPr>
+      <w:r>
+        <w:rPr>
+          <w:rFonts w:hint="eastAsia"/>
+        </w:rPr>
+        <w:t xml:space="preserve">不是算不出来就估一个，是明确告诉你缺什么。想要应力就用「创建截面」按尺寸建。</w:t>
+      </w:r>
+    </w:p>
+    <w:p>
+      <w:pPr>
+        <w:pStyle w:val="BlockText"/>
+      </w:pPr>
+      <w:r>
+        <w:rPr>
+          <w:rFonts w:hint="eastAsia"/>
+        </w:rPr>
+        <w:t xml:space="preserve">偏心截面（如</w:t>
+      </w:r>
+      <w:r>
+        <w:t xml:space="preserve"> T </w:t>
+      </w:r>
+      <w:r>
+        <w:rPr>
+          <w:rFonts w:hint="eastAsia"/>
+        </w:rPr>
+        <w:t xml:space="preserve">形、角钢）不给</w:t>
+      </w:r>
+      <w:r>
+        <w:t xml:space="preserve"> </w:t>
+      </w:r>
+      <w:r>
+        <w:rPr>
+          <w:rStyle w:val="VerbatimChar"/>
+        </w:rPr>
+        <w:t xml:space="preserve">cy/cz</w:t>
+      </w:r>
+      <w:r>
+        <w:rPr>
+          <w:rFonts w:hint="eastAsia"/>
+        </w:rPr>
+        <w:t xml:space="preserve">：它们形心不在几何中心，</w:t>
+      </w:r>
+      <w:r>
+        <w:t xml:space="preserve"> </w:t>
+      </w:r>
+      <w:r>
+        <w:rPr>
+          <w:rFonts w:hint="eastAsia"/>
+        </w:rPr>
+        <w:t xml:space="preserve">单个"极端纤维距离"表达不了，预览里会解释原因。</w:t>
+      </w:r>
+    </w:p>
+    <w:bookmarkEnd w:id="29"/>
+    <w:bookmarkStart w:id="30" w:name="X871d9b1d39610e6260290164792433ad77b1279"/>
+    <w:p>
+      <w:pPr>
+        <w:pStyle w:val="Heading3"/>
+      </w:pPr>
+      <w:r>
+        <w:t xml:space="preserve">4.3 </w:t>
+      </w:r>
+      <w:r>
+        <w:rPr>
+          <w:rFonts w:hint="eastAsia"/>
+        </w:rPr>
+        <w:t xml:space="preserve">属性指派</w:t>
+      </w:r>
+    </w:p>
+    <w:p>
+      <w:pPr>
+        <w:pStyle w:val="FirstParagraph"/>
+      </w:pPr>
+      <w:r>
+        <w:rPr>
+          <w:rStyle w:val="VerbatimChar"/>
+          <w:rFonts w:hint="eastAsia"/>
+        </w:rPr>
+        <w:t xml:space="preserve">属性</w:t>
+      </w:r>
+      <w:r>
+        <w:t xml:space="preserve"> </w:t>
+      </w:r>
+      <w:r>
+        <w:t xml:space="preserve">→ </w:t>
+      </w:r>
+      <w:r>
+        <w:rPr>
+          <w:rFonts w:hint="eastAsia"/>
+        </w:rPr>
+        <w:t xml:space="preserve">「属性指派」。选中杆件</w:t>
+      </w:r>
+      <w:r>
+        <w:t xml:space="preserve"> → </w:t>
+      </w:r>
+      <w:r>
+        <w:rPr>
+          <w:rFonts w:hint="eastAsia"/>
+        </w:rPr>
+        <w:t xml:space="preserve">一次指派材料与截面。</w:t>
+      </w:r>
+      <w:r>
+        <w:t xml:space="preserve"> </w:t>
+      </w:r>
+      <w:r>
+        <w:rPr>
+          <w:rFonts w:hint="eastAsia"/>
+        </w:rPr>
+        <w:t xml:space="preserve">这是</w:t>
+      </w:r>
+      <w:r>
+        <w:t xml:space="preserve"> Abaqus Property </w:t>
+      </w:r>
+      <w:r>
+        <w:rPr>
+          <w:rFonts w:hint="eastAsia"/>
+        </w:rPr>
+        <w:t xml:space="preserve">模块的核心操作。</w:t>
+      </w:r>
+    </w:p>
+    <w:bookmarkEnd w:id="30"/>
+    <w:bookmarkStart w:id="31" w:name="Xdaa96e8185b6b6374d13ea0883322f8ae56092b"/>
+    <w:p>
+      <w:pPr>
+        <w:pStyle w:val="Heading3"/>
+      </w:pPr>
+      <w:r>
+        <w:t xml:space="preserve">4.4 </w:t>
+      </w:r>
+      <w:r>
+        <w:rPr>
+          <w:rFonts w:hint="eastAsia"/>
+        </w:rPr>
+        <w:t xml:space="preserve">截面朝向（</w:t>
+      </w:r>
+      <w:r>
+        <w:rPr>
+          <w:rFonts w:hint="eastAsia"/>
+          <w:b/>
+          <w:bCs/>
+        </w:rPr>
+        <w:t xml:space="preserve">最容易静默出错的一处</w:t>
+      </w:r>
+      <w:r>
+        <w:rPr>
+          <w:rFonts w:hint="eastAsia"/>
+        </w:rPr>
+        <w:t xml:space="preserve">）</w:t>
+      </w:r>
+    </w:p>
+    <w:p>
+      <w:pPr>
+        <w:pStyle w:val="FirstParagraph"/>
+      </w:pPr>
+      <w:r>
+        <w:rPr>
+          <w:rFonts w:hint="eastAsia"/>
+        </w:rPr>
+        <w:t xml:space="preserve">强弱轴悬殊的截面（如</w:t>
+      </w:r>
+      <w:r>
+        <w:t xml:space="preserve"> 400×200 </w:t>
+      </w:r>
+      <w:r>
+        <w:rPr>
+          <w:rFonts w:hint="eastAsia"/>
+        </w:rPr>
+        <w:t xml:space="preserve">工字钢，</w:t>
+      </w:r>
+      <w:r>
+        <w:rPr>
+          <w:rStyle w:val="VerbatimChar"/>
+        </w:rPr>
+        <w:t xml:space="preserve">Iz/Iy ≈ 13</w:t>
+      </w:r>
+      <w:r>
+        <w:rPr>
+          <w:rFonts w:hint="eastAsia"/>
+        </w:rPr>
+        <w:t xml:space="preserve">），</w:t>
+      </w:r>
+      <w:r>
+        <w:t xml:space="preserve"> </w:t>
+      </w:r>
+      <w:r>
+        <w:rPr>
+          <w:rFonts w:hint="eastAsia"/>
+          <w:b/>
+          <w:bCs/>
+        </w:rPr>
+        <w:t xml:space="preserve">如果局部</w:t>
+      </w:r>
+      <w:r>
+        <w:rPr>
+          <w:b/>
+          <w:bCs/>
+        </w:rPr>
+        <w:t xml:space="preserve"> y </w:t>
+      </w:r>
+      <w:r>
+        <w:rPr>
+          <w:rFonts w:hint="eastAsia"/>
+          <w:b/>
+          <w:bCs/>
+        </w:rPr>
+        <w:t xml:space="preserve">轴朝向反了，弯矩分量全部张冠李戴，程序一声不吭。</w:t>
+      </w:r>
+    </w:p>
+    <w:p>
+      <w:pPr>
+        <w:pStyle w:val="Compact"/>
+        <w:numPr>
+          <w:ilvl w:val="0"/>
+          <w:numId w:val="1008"/>
+        </w:numPr>
+      </w:pPr>
+      <w:r>
+        <w:rPr>
+          <w:rFonts w:hint="eastAsia"/>
+        </w:rPr>
+        <w:t xml:space="preserve">想看某根杆的局部轴：选中它，属性面板里有局部</w:t>
+      </w:r>
+      <w:r>
+        <w:t xml:space="preserve"> x/y/z </w:t>
+      </w:r>
+      <w:r>
+        <w:rPr>
+          <w:rFonts w:hint="eastAsia"/>
+        </w:rPr>
+        <w:t xml:space="preserve">三色箭头（x</w:t>
+      </w:r>
+      <w:r>
+        <w:t xml:space="preserve"> </w:t>
+      </w:r>
+      <w:r>
+        <w:rPr>
+          <w:rFonts w:hint="eastAsia"/>
+        </w:rPr>
+        <w:t xml:space="preserve">红</w:t>
+      </w:r>
+      <w:r>
+        <w:t xml:space="preserve"> y </w:t>
+      </w:r>
+      <w:r>
+        <w:rPr>
+          <w:rFonts w:hint="eastAsia"/>
+        </w:rPr>
+        <w:t xml:space="preserve">绿</w:t>
+      </w:r>
+      <w:r>
+        <w:t xml:space="preserve"> z </w:t>
+      </w:r>
+      <w:r>
+        <w:rPr>
+          <w:rFonts w:hint="eastAsia"/>
+        </w:rPr>
+        <w:t xml:space="preserve">蓝）</w:t>
+      </w:r>
+    </w:p>
+    <w:p>
+      <w:pPr>
+        <w:pStyle w:val="Compact"/>
+        <w:numPr>
+          <w:ilvl w:val="0"/>
+          <w:numId w:val="1008"/>
+        </w:numPr>
+      </w:pPr>
+      <w:r>
+        <w:rPr>
+          <w:rFonts w:hint="eastAsia"/>
+        </w:rPr>
+        <w:t xml:space="preserve">生成器会给竖直杆显式写入参考向量，避免</w:t>
+      </w:r>
+      <w:r>
+        <w:t xml:space="preserve"> 0.01°/0.1° </w:t>
+      </w:r>
+      <w:r>
+        <w:rPr>
+          <w:rFonts w:hint="eastAsia"/>
+        </w:rPr>
+        <w:t xml:space="preserve">之间翻号</w:t>
+      </w:r>
+    </w:p>
+    <w:p>
+      <w:pPr>
+        <w:pStyle w:val="Compact"/>
+        <w:numPr>
+          <w:ilvl w:val="0"/>
+          <w:numId w:val="1008"/>
+        </w:numPr>
+      </w:pPr>
+      <w:r>
+        <w:rPr>
+          <w:rFonts w:hint="eastAsia"/>
+        </w:rPr>
+        <w:t xml:space="preserve">手工建模时若发现弯矩分量不对，</w:t>
+      </w:r>
+      <w:r>
+        <w:rPr>
+          <w:rFonts w:hint="eastAsia"/>
+          <w:b/>
+          <w:bCs/>
+        </w:rPr>
+        <w:t xml:space="preserve">第一个要怀疑的就是这里</w:t>
+      </w:r>
+    </w:p>
+    <w:bookmarkEnd w:id="31"/>
+    <w:bookmarkStart w:id="32" w:name="X281e04c35118044cd4e35f7911021b6757a69c1"/>
+    <w:p>
+      <w:pPr>
+        <w:pStyle w:val="Heading3"/>
+      </w:pPr>
+      <w:r>
+        <w:t xml:space="preserve">4.5 </w:t>
+      </w:r>
+      <w:r>
+        <w:rPr>
+          <w:rFonts w:hint="eastAsia"/>
+        </w:rPr>
+        <w:t xml:space="preserve">单位制</w:t>
+      </w:r>
+    </w:p>
+    <w:p>
+      <w:pPr>
+        <w:pStyle w:val="FirstParagraph"/>
+      </w:pPr>
+      <w:r>
+        <w:rPr>
+          <w:rStyle w:val="VerbatimChar"/>
+          <w:rFonts w:hint="eastAsia"/>
+        </w:rPr>
+        <w:t xml:space="preserve">属性</w:t>
+      </w:r>
+      <w:r>
+        <w:t xml:space="preserve"> </w:t>
+      </w:r>
+      <w:r>
+        <w:t xml:space="preserve">→ </w:t>
+      </w:r>
+      <w:r>
+        <w:rPr>
+          <w:rFonts w:hint="eastAsia"/>
+        </w:rPr>
+        <w:t xml:space="preserve">「单位制」在</w:t>
+      </w:r>
+      <w:r>
+        <w:t xml:space="preserve"> </w:t>
+      </w:r>
+      <w:r>
+        <w:rPr>
+          <w:rStyle w:val="VerbatimChar"/>
+        </w:rPr>
+        <w:t xml:space="preserve">N-m-Pa</w:t>
+      </w:r>
+      <w:r>
+        <w:t xml:space="preserve"> </w:t>
+      </w:r>
+      <w:r>
+        <w:rPr>
+          <w:rFonts w:hint="eastAsia"/>
+        </w:rPr>
+        <w:t xml:space="preserve">与</w:t>
+      </w:r>
+      <w:r>
+        <w:t xml:space="preserve"> </w:t>
+      </w:r>
+      <w:r>
+        <w:rPr>
+          <w:rStyle w:val="VerbatimChar"/>
+        </w:rPr>
+        <w:t xml:space="preserve">N-mm-MPa</w:t>
+      </w:r>
+      <w:r>
+        <w:t xml:space="preserve"> </w:t>
+      </w:r>
+      <w:r>
+        <w:rPr>
+          <w:rFonts w:hint="eastAsia"/>
+        </w:rPr>
+        <w:t xml:space="preserve">之间</w:t>
+      </w:r>
+      <w:r>
+        <w:rPr>
+          <w:rFonts w:hint="eastAsia"/>
+          <w:b/>
+          <w:bCs/>
+        </w:rPr>
+        <w:t xml:space="preserve">整份模型转换</w:t>
+      </w:r>
+      <w:r>
+        <w:rPr>
+          <w:rFonts w:hint="eastAsia"/>
+        </w:rPr>
+        <w:t xml:space="preserve">，</w:t>
+      </w:r>
+      <w:r>
+        <w:t xml:space="preserve"> </w:t>
+      </w:r>
+      <w:r>
+        <w:rPr>
+          <w:rFonts w:hint="eastAsia"/>
+        </w:rPr>
+        <w:t xml:space="preserve">不是只改显示。状态栏右下角常驻显示当前单位制。</w:t>
+      </w:r>
+    </w:p>
+    <w:p>
+      <w:r>
+        <w:pict>
+          <v:rect style="width:0;height:1.5pt" o:hralign="center" o:hrstd="t" o:hr="t"/>
+        </w:pict>
+      </w:r>
+    </w:p>
+    <w:bookmarkEnd w:id="32"/>
+    <w:bookmarkEnd w:id="33"/>
+    <w:bookmarkStart w:id="37" w:name="X442b27c0b0e3b05e6fe51eceed426bfe2126cc9"/>
+    <w:p>
+      <w:pPr>
+        <w:pStyle w:val="Heading2"/>
+      </w:pPr>
+      <w:r>
         <w:t xml:space="preserve">5 </w:t>
       </w:r>
       <w:r>
         <w:rPr>
+          <w:rFonts w:hint="eastAsia"/>
+        </w:rPr>
+        <w:t xml:space="preserve">边界条件与荷载</w:t>
+      </w:r>
+    </w:p>
+    <w:bookmarkStart w:id="34" w:name="X05e64d2455d8374a8840f216210d0dc6a1f42fa"/>
+    <w:p>
+      <w:pPr>
+        <w:pStyle w:val="Heading3"/>
+      </w:pPr>
+      <w:r>
+        <w:t xml:space="preserve">5.1 </w:t>
+      </w:r>
+      <w:r>
+        <w:rPr>
+          <w:rFonts w:hint="eastAsia"/>
+        </w:rPr>
+        <w:t xml:space="preserve">支座</w:t>
+      </w:r>
+    </w:p>
+    <w:p>
+      <w:pPr>
+        <w:pStyle w:val="FirstParagraph"/>
+      </w:pPr>
+      <w:r>
+        <w:rPr>
           <w:rStyle w:val="VerbatimChar"/>
           <w:rFonts w:hint="eastAsia"/>
         </w:rPr>
-        <w:t xml:space="preserve">结果</w:t>
-      </w:r>
-      <w:r>
-        <w:t xml:space="preserve">。</w:t>
-      </w:r>
-      <w:r>
-        <w:t xml:space="preserve"> </w:t>
-      </w:r>
-      <w:r>
-        <w:rPr>
-          <w:rFonts w:hint="eastAsia"/>
-        </w:rPr>
-        <w:t xml:space="preserve">鼠标停上去看每一步在干什么。被阻断时按钮上会挂</w:t>
+        <w:t xml:space="preserve">载荷</w:t>
+      </w:r>
+      <w:r>
+        <w:t xml:space="preserve"> </w:t>
+      </w:r>
+      <w:r>
+        <w:t xml:space="preserve">→ </w:t>
+      </w:r>
+      <w:r>
+        <w:rPr>
+          <w:rFonts w:hint="eastAsia"/>
+        </w:rPr>
+        <w:t xml:space="preserve">「创建边界条件」。选中节点，勾</w:t>
       </w:r>
       <w:r>
         <w:t xml:space="preserve"> </w:t>
@@ -2558,41 +4436,75 @@
         <w:rPr>
           <w:rStyle w:val="VerbatimChar"/>
         </w:rPr>
-        <w:t xml:space="preserve">!3</w:t>
-      </w:r>
-      <w:r>
-        <w:t xml:space="preserve"> </w:t>
-      </w:r>
-      <w:r>
-        <w:rPr>
-          <w:rFonts w:hint="eastAsia"/>
-        </w:rPr>
-        <w:t xml:space="preserve">这样的数字，</w:t>
-      </w:r>
-      <w:r>
-        <w:t xml:space="preserve"> </w:t>
-      </w:r>
-      <w:r>
-        <w:rPr>
-          <w:rFonts w:hint="eastAsia"/>
-        </w:rPr>
-        <w:t xml:space="preserve">表示有三条校验问题，下方问题面板里逐条列着。</w:t>
-      </w:r>
-    </w:p>
-    <w:bookmarkEnd w:id="19"/>
-    <w:bookmarkStart w:id="20" w:name="X7f9907e52f7ffa590bdab70d83ff22b0f492712"/>
+        <w:t xml:space="preserve">U1/U2/U3/UR1/UR2/UR3</w:t>
+      </w:r>
+      <w:r>
+        <w:t xml:space="preserve"> </w:t>
+      </w:r>
+      <w:r>
+        <w:rPr>
+          <w:rFonts w:hint="eastAsia"/>
+        </w:rPr>
+        <w:t xml:space="preserve">六个自由度。</w:t>
+      </w:r>
+      <w:r>
+        <w:t xml:space="preserve"> </w:t>
+      </w:r>
+      <w:r>
+        <w:rPr>
+          <w:rFonts w:hint="eastAsia"/>
+        </w:rPr>
+        <w:t xml:space="preserve">全勾是固接，只勾三个平动是铰接。</w:t>
+      </w:r>
+    </w:p>
+    <w:p>
+      <w:pPr>
+        <w:pStyle w:val="BlockText"/>
+      </w:pPr>
+      <w:r>
+        <w:rPr>
+          <w:rFonts w:hint="eastAsia"/>
+        </w:rPr>
+        <w:t xml:space="preserve">视口里</w:t>
+      </w:r>
+      <w:r>
+        <w:rPr>
+          <w:rFonts w:hint="eastAsia"/>
+          <w:b/>
+          <w:bCs/>
+        </w:rPr>
+        <w:t xml:space="preserve">不是每个受约束节点都画符号</w:t>
+      </w:r>
+      <w:r>
+        <w:rPr>
+          <w:rFonts w:hint="eastAsia"/>
+        </w:rPr>
+        <w:t xml:space="preserve">：平面刚架的面外自由度是代码自动约束的，</w:t>
+      </w:r>
+      <w:r>
+        <w:t xml:space="preserve"> </w:t>
+      </w:r>
+      <w:r>
+        <w:rPr>
+          <w:rFonts w:hint="eastAsia"/>
+        </w:rPr>
+        <w:t xml:space="preserve">全画出来满屏符号，真正的柱脚反而看不见。只画约束住两个及以上平动方向的节点。</w:t>
+      </w:r>
+    </w:p>
+    <w:bookmarkEnd w:id="34"/>
+    <w:bookmarkStart w:id="35" w:name="Xadee4747154a81b5b46b94e95a4034c92d5821a"/>
     <w:p>
       <w:pPr>
         <w:pStyle w:val="Heading3"/>
       </w:pPr>
       <w:r>
-        <w:t xml:space="preserve">2.4 </w:t>
-      </w:r>
-      <w:r>
-        <w:rPr>
-          <w:rFonts w:hint="eastAsia"/>
-        </w:rPr>
-        <w:t xml:space="preserve">面板都收在三个抽屉里</w:t>
+        <w:t xml:space="preserve">5.2 </w:t>
+      </w:r>
+      <w:r>
+        <w:rPr>
+          <w:rFonts w:hint="eastAsia"/>
+        </w:rPr>
+        <w:t xml:space="preserve">荷载</w:t>
       </w:r>
     </w:p>
     <w:p>
@@ -2601,23 +4513,179 @@
       </w:pPr>
       <w:r>
         <w:rPr>
-          <w:rFonts w:hint="eastAsia"/>
-        </w:rPr>
-        <w:t xml:space="preserve">视口两侧各有一条窄栏，面板都从这里拉出来，收进</w:t>
-      </w:r>
-      <w:r>
-        <w:rPr>
-          <w:rFonts w:hint="eastAsia"/>
-          <w:b/>
-          <w:bCs/>
-        </w:rPr>
-        <w:t xml:space="preserve">左、右、底三个抽屉</w:t>
-      </w:r>
-      <w:r>
-        <w:rPr>
-          <w:rFonts w:hint="eastAsia"/>
-        </w:rPr>
-        <w:t xml:space="preserve">：</w:t>
+          <w:rStyle w:val="VerbatimChar"/>
+          <w:rFonts w:hint="eastAsia"/>
+        </w:rPr>
+        <w:t xml:space="preserve">载荷</w:t>
+      </w:r>
+      <w:r>
+        <w:t xml:space="preserve"> </w:t>
+      </w:r>
+      <w:r>
+        <w:t xml:space="preserve">→ </w:t>
+      </w:r>
+      <w:r>
+        <w:rPr>
+          <w:rFonts w:hint="eastAsia"/>
+        </w:rPr>
+        <w:t xml:space="preserve">「创建载荷」：集中力、线荷载、重力，选中对象后输入分量。</w:t>
+      </w:r>
+      <w:r>
+        <w:t xml:space="preserve"> </w:t>
+      </w:r>
+      <w:r>
+        <w:rPr>
+          <w:rFonts w:hint="eastAsia"/>
+        </w:rPr>
+        <w:t xml:space="preserve">「重力」按密度和截面面积自动算自重。</w:t>
+      </w:r>
+    </w:p>
+    <w:p>
+      <w:pPr>
+        <w:pStyle w:val="BodyText"/>
+      </w:pPr>
+      <w:r>
+        <w:rPr>
+          <w:rFonts w:hint="eastAsia"/>
+        </w:rPr>
+        <w:t xml:space="preserve">荷载箭头旁边默认标数值。模型一大会糊成一片，</w:t>
+      </w:r>
+      <w:r>
+        <w:rPr>
+          <w:rStyle w:val="VerbatimChar"/>
+          <w:rFonts w:hint="eastAsia"/>
+        </w:rPr>
+        <w:t xml:space="preserve">视图</w:t>
+      </w:r>
+      <w:r>
+        <w:t xml:space="preserve"> </w:t>
+      </w:r>
+      <w:r>
+        <w:t xml:space="preserve">→ </w:t>
+      </w:r>
+      <w:r>
+        <w:rPr>
+          <w:rFonts w:hint="eastAsia"/>
+        </w:rPr>
+        <w:t xml:space="preserve">「荷载数值」</w:t>
+      </w:r>
+      <w:r>
+        <w:t xml:space="preserve"> </w:t>
+      </w:r>
+      <w:r>
+        <w:rPr>
+          <w:rFonts w:hint="eastAsia"/>
+        </w:rPr>
+        <w:t xml:space="preserve">（</w:t>
+      </w:r>
+      <w:r>
+        <w:rPr>
+          <w:rStyle w:val="VerbatimChar"/>
+        </w:rPr>
+        <w:t xml:space="preserve">Shift+L</w:t>
+      </w:r>
+      <w:r>
+        <w:rPr>
+          <w:rFonts w:hint="eastAsia"/>
+        </w:rPr>
+        <w:t xml:space="preserve">）整体关掉，箭头保留。</w:t>
+      </w:r>
+    </w:p>
+    <w:bookmarkEnd w:id="35"/>
+    <w:bookmarkStart w:id="36" w:name="X13763b8349c775d170840af371dac1902a1076b"/>
+    <w:p>
+      <w:pPr>
+        <w:pStyle w:val="Heading3"/>
+      </w:pPr>
+      <w:r>
+        <w:t xml:space="preserve">5.3 </w:t>
+      </w:r>
+      <w:r>
+        <w:rPr>
+          <w:rFonts w:hint="eastAsia"/>
+        </w:rPr>
+        <w:t xml:space="preserve">工况与组合</w:t>
+      </w:r>
+    </w:p>
+    <w:p>
+      <w:pPr>
+        <w:pStyle w:val="FirstParagraph"/>
+      </w:pPr>
+      <w:r>
+        <w:rPr>
+          <w:rStyle w:val="VerbatimChar"/>
+          <w:rFonts w:hint="eastAsia"/>
+        </w:rPr>
+        <w:t xml:space="preserve">载荷</w:t>
+      </w:r>
+      <w:r>
+        <w:t xml:space="preserve"> </w:t>
+      </w:r>
+      <w:r>
+        <w:t xml:space="preserve">→ </w:t>
+      </w:r>
+      <w:r>
+        <w:rPr>
+          <w:rFonts w:hint="eastAsia"/>
+        </w:rPr>
+        <w:t xml:space="preserve">「荷载组合」按分项系数组合。求解一次算完所有工况——</w:t>
+      </w:r>
+      <w:r>
+        <w:t xml:space="preserve"> </w:t>
+      </w:r>
+      <w:r>
+        <w:rPr>
+          <w:rFonts w:hint="eastAsia"/>
+        </w:rPr>
+        <w:t xml:space="preserve">总刚只分解一次，逐工况回代，这是多工况的全部好处所在。</w:t>
+      </w:r>
+    </w:p>
+    <w:p>
+      <w:r>
+        <w:pict>
+          <v:rect style="width:0;height:1.5pt" o:hralign="center" o:hrstd="t" o:hr="t"/>
+        </w:pict>
+      </w:r>
+    </w:p>
+    <w:bookmarkEnd w:id="36"/>
+    <w:bookmarkEnd w:id="37"/>
+    <w:bookmarkStart w:id="38" w:name="Xce1bd0484bb3dd7401a97218b2b152ab92cbe8e"/>
+    <w:p>
+      <w:pPr>
+        <w:pStyle w:val="Heading2"/>
+      </w:pPr>
+      <w:r>
+        <w:t xml:space="preserve">6 </w:t>
+      </w:r>
+      <w:r>
+        <w:rPr>
+          <w:rFonts w:hint="eastAsia"/>
+        </w:rPr>
+        <w:t xml:space="preserve">分析步、对象与作业</w:t>
+      </w:r>
+    </w:p>
+    <w:p>
+      <w:pPr>
+        <w:pStyle w:val="FirstParagraph"/>
+      </w:pPr>
+      <w:r>
+        <w:rPr>
+          <w:rStyle w:val="VerbatimChar"/>
+          <w:rFonts w:hint="eastAsia"/>
+        </w:rPr>
+        <w:t xml:space="preserve">分析</w:t>
+      </w:r>
+      <w:r>
+        <w:t xml:space="preserve"> </w:t>
+      </w:r>
+      <w:r>
+        <w:t xml:space="preserve">→ </w:t>
+      </w:r>
+      <w:r>
+        <w:rPr>
+          <w:rFonts w:hint="eastAsia"/>
+        </w:rPr>
+        <w:t xml:space="preserve">「分析步」创建并管理步骤：</w:t>
       </w:r>
     </w:p>
     <w:tbl>
@@ -2645,35 +4713,35 @@
               <w:rPr>
                 <w:rFonts w:hint="eastAsia"/>
               </w:rPr>
-              <w:t xml:space="preserve">抽屉</w:t>
-            </w:r>
-          </w:p>
-        </w:tc>
-        <w:tc>
-          <w:tcPr/>
-          <w:p>
-            <w:pPr>
-              <w:pStyle w:val="Compact"/>
-            </w:pPr>
-            <w:r>
-              <w:rPr>
-                <w:rFonts w:hint="eastAsia"/>
-              </w:rPr>
-              <w:t xml:space="preserve">页签</w:t>
-            </w:r>
-          </w:p>
-        </w:tc>
-        <w:tc>
-          <w:tcPr/>
-          <w:p>
-            <w:pPr>
-              <w:pStyle w:val="Compact"/>
-            </w:pPr>
-            <w:r>
-              <w:rPr>
-                <w:rFonts w:hint="eastAsia"/>
-              </w:rPr>
-              <w:t xml:space="preserve">从哪儿打开</w:t>
+              <w:t xml:space="preserve">类型</w:t>
+            </w:r>
+          </w:p>
+        </w:tc>
+        <w:tc>
+          <w:tcPr/>
+          <w:p>
+            <w:pPr>
+              <w:pStyle w:val="Compact"/>
+            </w:pPr>
+            <w:r>
+              <w:rPr>
+                <w:rFonts w:hint="eastAsia"/>
+              </w:rPr>
+              <w:t xml:space="preserve">什么时候用</w:t>
+            </w:r>
+          </w:p>
+        </w:tc>
+        <w:tc>
+          <w:tcPr/>
+          <w:p>
+            <w:pPr>
+              <w:pStyle w:val="Compact"/>
+            </w:pPr>
+            <w:r>
+              <w:rPr>
+                <w:rFonts w:hint="eastAsia"/>
+              </w:rPr>
+              <w:t xml:space="preserve">注意</w:t>
             </w:r>
           </w:p>
         </w:tc>
@@ -2689,49 +4757,35 @@
               <w:rPr>
                 <w:rFonts w:hint="eastAsia"/>
               </w:rPr>
-              <w:t xml:space="preserve">左</w:t>
-            </w:r>
-          </w:p>
-        </w:tc>
-        <w:tc>
-          <w:tcPr/>
-          <w:p>
-            <w:pPr>
-              <w:pStyle w:val="Compact"/>
-            </w:pPr>
-            <w:r>
-              <w:rPr>
-                <w:rFonts w:hint="eastAsia"/>
-              </w:rPr>
-              <w:t xml:space="preserve">模型树、属性、建模过程</w:t>
-            </w:r>
-          </w:p>
-        </w:tc>
-        <w:tc>
-          <w:tcPr/>
-          <w:p>
-            <w:pPr>
-              <w:pStyle w:val="Compact"/>
-            </w:pPr>
-            <w:r>
-              <w:rPr>
-                <w:rFonts w:hint="eastAsia"/>
-              </w:rPr>
-              <w:t xml:space="preserve">左侧窄栏。</w:t>
-            </w:r>
-            <w:r>
-              <w:rPr>
-                <w:rFonts w:hint="eastAsia"/>
-                <w:b/>
-                <w:bCs/>
-              </w:rPr>
-              <w:t xml:space="preserve">模型树是你的检查清单</w:t>
-            </w:r>
-            <w:r>
-              <w:rPr>
-                <w:rFonts w:hint="eastAsia"/>
-              </w:rPr>
-              <w:t xml:space="preserve">——材料几种、截面几种、多少节点杆件支座工况，数字对不上就说明哪一步漏了</w:t>
+              <w:t xml:space="preserve">线性静力</w:t>
+            </w:r>
+          </w:p>
+        </w:tc>
+        <w:tc>
+          <w:tcPr/>
+          <w:p>
+            <w:pPr>
+              <w:pStyle w:val="Compact"/>
+            </w:pPr>
+            <w:r>
+              <w:rPr>
+                <w:rFonts w:hint="eastAsia"/>
+              </w:rPr>
+              <w:t xml:space="preserve">初始模型的独立静力平衡</w:t>
+            </w:r>
+          </w:p>
+        </w:tc>
+        <w:tc>
+          <w:tcPr/>
+          <w:p>
+            <w:pPr>
+              <w:pStyle w:val="Compact"/>
+            </w:pPr>
+            <w:r>
+              <w:rPr>
+                <w:rFonts w:hint="eastAsia"/>
+              </w:rPr>
+              <w:t xml:space="preserve">荷载属于工况，分析步激活工况</w:t>
             </w:r>
           </w:p>
         </w:tc>
@@ -2744,63 +4798,41 @@
               <w:pStyle w:val="Compact"/>
             </w:pPr>
             <w:r>
-              <w:rPr>
-                <w:rFonts w:hint="eastAsia"/>
-              </w:rPr>
-              <w:t xml:space="preserve">右</w:t>
-            </w:r>
-          </w:p>
-        </w:tc>
-        <w:tc>
-          <w:tcPr/>
-          <w:p>
-            <w:pPr>
-              <w:pStyle w:val="Compact"/>
-            </w:pPr>
-            <w:r>
-              <w:t xml:space="preserve">AI </w:t>
-            </w:r>
-            <w:r>
-              <w:rPr>
-                <w:rFonts w:hint="eastAsia"/>
-              </w:rPr>
-              <w:t xml:space="preserve">助手、边界条件、手绘草图</w:t>
-            </w:r>
-          </w:p>
-        </w:tc>
-        <w:tc>
-          <w:tcPr/>
-          <w:p>
-            <w:pPr>
-              <w:pStyle w:val="Compact"/>
-            </w:pPr>
-            <w:r>
-              <w:rPr>
-                <w:rFonts w:hint="eastAsia"/>
-              </w:rPr>
-              <w:t xml:space="preserve">右侧窄栏最上面的</w:t>
-            </w:r>
-            <w:r>
-              <w:t xml:space="preserve"> </w:t>
-            </w:r>
-            <w:r>
-              <w:rPr>
-                <w:rStyle w:val="VerbatimChar"/>
-              </w:rPr>
-              <w:t xml:space="preserve">AI </w:t>
-            </w:r>
-            <w:r>
-              <w:rPr>
-                <w:rStyle w:val="VerbatimChar"/>
-                <w:rFonts w:hint="eastAsia"/>
-              </w:rPr>
-              <w:t xml:space="preserve">助手</w:t>
-            </w:r>
-            <w:r>
-              <w:rPr>
-                <w:rFonts w:hint="eastAsia"/>
-              </w:rPr>
-              <w:t xml:space="preserve">：一点召唤，再点收起；另两页由功能区命令打开</w:t>
+              <w:t xml:space="preserve">P-Delta </w:t>
+            </w:r>
+            <w:r>
+              <w:rPr>
+                <w:rFonts w:hint="eastAsia"/>
+              </w:rPr>
+              <w:t xml:space="preserve">二阶弹性</w:t>
+            </w:r>
+          </w:p>
+        </w:tc>
+        <w:tc>
+          <w:tcPr/>
+          <w:p>
+            <w:pPr>
+              <w:pStyle w:val="Compact"/>
+            </w:pPr>
+            <w:r>
+              <w:rPr>
+                <w:rFonts w:hint="eastAsia"/>
+              </w:rPr>
+              <w:t xml:space="preserve">轴压大、侧移敏感的框架</w:t>
+            </w:r>
+          </w:p>
+        </w:tc>
+        <w:tc>
+          <w:tcPr/>
+          <w:p>
+            <w:pPr>
+              <w:pStyle w:val="Compact"/>
+            </w:pPr>
+            <w:r>
+              <w:rPr>
+                <w:rFonts w:hint="eastAsia"/>
+              </w:rPr>
+              <w:t xml:space="preserve">小应变，非通用大变形；不继承塑性历史</w:t>
             </w:r>
           </w:p>
         </w:tc>
@@ -2816,65 +4848,79 @@
               <w:rPr>
                 <w:rFonts w:hint="eastAsia"/>
               </w:rPr>
-              <w:t xml:space="preserve">底</w:t>
-            </w:r>
-          </w:p>
-        </w:tc>
-        <w:tc>
-          <w:tcPr/>
-          <w:p>
-            <w:pPr>
-              <w:pStyle w:val="Compact"/>
-            </w:pPr>
-            <w:r>
-              <w:rPr>
-                <w:rFonts w:hint="eastAsia"/>
-              </w:rPr>
-              <w:t xml:space="preserve">结果表、内力图、截面优化</w:t>
-            </w:r>
-          </w:p>
-        </w:tc>
-        <w:tc>
-          <w:tcPr/>
-          <w:p>
-            <w:pPr>
-              <w:pStyle w:val="Compact"/>
-            </w:pPr>
-            <w:r>
-              <w:rPr>
-                <w:rFonts w:hint="eastAsia"/>
-              </w:rPr>
-              <w:t xml:space="preserve">右侧窄栏的</w:t>
-            </w:r>
-            <w:r>
-              <w:t xml:space="preserve"> </w:t>
-            </w:r>
-            <w:r>
-              <w:rPr>
-                <w:rStyle w:val="VerbatimChar"/>
-                <w:rFonts w:hint="eastAsia"/>
-              </w:rPr>
-              <w:t xml:space="preserve">结果</w:t>
-            </w:r>
-            <w:r>
-              <w:t xml:space="preserve"> </w:t>
-            </w:r>
-            <w:r>
-              <w:rPr>
-                <w:rStyle w:val="VerbatimChar"/>
-                <w:rFonts w:hint="eastAsia"/>
-              </w:rPr>
-              <w:t xml:space="preserve">内力图</w:t>
-            </w:r>
-            <w:r>
-              <w:t xml:space="preserve"> </w:t>
-            </w:r>
-            <w:r>
-              <w:rPr>
-                <w:rStyle w:val="VerbatimChar"/>
-                <w:rFonts w:hint="eastAsia"/>
-              </w:rPr>
-              <w:t xml:space="preserve">优化</w:t>
+              <w:t xml:space="preserve">频率</w:t>
+            </w:r>
+          </w:p>
+        </w:tc>
+        <w:tc>
+          <w:tcPr/>
+          <w:p>
+            <w:pPr>
+              <w:pStyle w:val="Compact"/>
+            </w:pPr>
+            <w:r>
+              <w:rPr>
+                <w:rFonts w:hint="eastAsia"/>
+              </w:rPr>
+              <w:t xml:space="preserve">自振频率、振型与参与质量</w:t>
+            </w:r>
+          </w:p>
+        </w:tc>
+        <w:tc>
+          <w:tcPr/>
+          <w:p>
+            <w:pPr>
+              <w:pStyle w:val="Compact"/>
+            </w:pPr>
+            <w:r>
+              <w:rPr>
+                <w:rFonts w:hint="eastAsia"/>
+              </w:rPr>
+              <w:t xml:space="preserve">需要密度；线性摄动步修改不向后传播</w:t>
+            </w:r>
+          </w:p>
+        </w:tc>
+      </w:tr>
+      <w:tr>
+        <w:tc>
+          <w:tcPr/>
+          <w:p>
+            <w:pPr>
+              <w:pStyle w:val="Compact"/>
+            </w:pPr>
+            <w:r>
+              <w:rPr>
+                <w:rFonts w:hint="eastAsia"/>
+              </w:rPr>
+              <w:t xml:space="preserve">屈曲</w:t>
+            </w:r>
+          </w:p>
+        </w:tc>
+        <w:tc>
+          <w:tcPr/>
+          <w:p>
+            <w:pPr>
+              <w:pStyle w:val="Compact"/>
+            </w:pPr>
+            <w:r>
+              <w:rPr>
+                <w:rFonts w:hint="eastAsia"/>
+              </w:rPr>
+              <w:t xml:space="preserve">参考荷载下的临界放大倍数与模态</w:t>
+            </w:r>
+          </w:p>
+        </w:tc>
+        <w:tc>
+          <w:tcPr/>
+          <w:p>
+            <w:pPr>
+              <w:pStyle w:val="Compact"/>
+            </w:pPr>
+            <w:r>
+              <w:rPr>
+                <w:rFonts w:hint="eastAsia"/>
+              </w:rPr>
+              <w:t xml:space="preserve">线弹性上限，不能直接作为设计承载力</w:t>
             </w:r>
           </w:p>
         </w:tc>
@@ -2888,7 +4934,25 @@
         <w:rPr>
           <w:rFonts w:hint="eastAsia"/>
         </w:rPr>
-        <w:t xml:space="preserve">三条规矩：</w:t>
+        <w:t xml:space="preserve">普通求解设置中仍提供双线性轴向材料分析，仅轴向塑性、弯曲弹性，不能把多工况非线性结果事后叠加。</w:t>
+      </w:r>
+      <w:r>
+        <w:t xml:space="preserve"> </w:t>
+      </w:r>
+      <w:r>
+        <w:rPr>
+          <w:rFonts w:hint="eastAsia"/>
+        </w:rPr>
+        <w:t xml:space="preserve">「模态」（Ctrl+4）显示振型，「屈曲」入口可单独执行特征值分析；</w:t>
+      </w:r>
+      <w:r>
+        <w:t xml:space="preserve"> </w:t>
+      </w:r>
+      <w:r>
+        <w:rPr>
+          <w:rFonts w:hint="eastAsia"/>
+        </w:rPr>
+        <w:t xml:space="preserve">统一流程是在分析步中定义，再通过作业管理器提交。作业保存模型指纹、状态和消息；会话仅保留当前结果，模型变化或结果被其他作业覆盖后须重新提交，不支持多作业快照对比。</w:t>
       </w:r>
     </w:p>
     <w:p>
@@ -2896,7 +4960,7 @@
         <w:pStyle w:val="Compact"/>
         <w:numPr>
           <w:ilvl w:val="0"/>
-          <w:numId w:val="1005"/>
+          <w:numId w:val="1009"/>
         </w:numPr>
       </w:pPr>
       <w:r>
@@ -2905,34 +4969,62 @@
           <w:b/>
           <w:bCs/>
         </w:rPr>
-        <w:t xml:space="preserve">抽屉叠在视口上，视口尺寸从头到尾不变。</w:t>
-      </w:r>
-      <w:r>
-        <w:t xml:space="preserve"> </w:t>
-      </w:r>
-      <w:r>
-        <w:rPr>
-          <w:rFonts w:hint="eastAsia"/>
-        </w:rPr>
-        <w:t xml:space="preserve">停靠会每开一个面板就把视口</w:t>
-      </w:r>
-      <w:r>
-        <w:t xml:space="preserve"> </w:t>
-      </w:r>
-      <w:r>
-        <w:rPr>
-          <w:rFonts w:hint="eastAsia"/>
-        </w:rPr>
-        <w:t xml:space="preserve">挤小一次；上一版的九个自由浮窗不挤视口，却会压在功能区上把按钮挡住，</w:t>
-      </w:r>
-      <w:r>
-        <w:t xml:space="preserve"> </w:t>
-      </w:r>
-      <w:r>
-        <w:rPr>
-          <w:rFonts w:hint="eastAsia"/>
-        </w:rPr>
-        <w:t xml:space="preserve">拖走了还找不回来。抽屉的位置由视口决定，永远碰不到上面的工具栏。</w:t>
+        <w:t xml:space="preserve">「模态」</w:t>
+      </w:r>
+      <w:r>
+        <w:rPr>
+          <w:rFonts w:hint="eastAsia"/>
+        </w:rPr>
+        <w:t xml:space="preserve">（</w:t>
+      </w:r>
+      <w:r>
+        <w:rPr>
+          <w:rStyle w:val="VerbatimChar"/>
+        </w:rPr>
+        <w:t xml:space="preserve">Ctrl+4</w:t>
+      </w:r>
+      <w:r>
+        <w:rPr>
+          <w:rFonts w:hint="eastAsia"/>
+        </w:rPr>
+        <w:t xml:space="preserve">）：自振频率与振型，</w:t>
+      </w:r>
+      <w:r>
+        <w:rPr>
+          <w:rFonts w:hint="eastAsia"/>
+          <w:b/>
+          <w:bCs/>
+        </w:rPr>
+        <w:t xml:space="preserve">需要材料密度</w:t>
+      </w:r>
+      <w:r>
+        <w:t xml:space="preserve">。</w:t>
+      </w:r>
+      <w:r>
+        <w:t xml:space="preserve"> </w:t>
+      </w:r>
+      <w:r>
+        <w:rPr>
+          <w:rFonts w:hint="eastAsia"/>
+        </w:rPr>
+        <w:t xml:space="preserve">一致质量阵会</w:t>
+      </w:r>
+      <w:r>
+        <w:rPr>
+          <w:rFonts w:hint="eastAsia"/>
+          <w:b/>
+          <w:bCs/>
+        </w:rPr>
+        <w:t xml:space="preserve">高估</w:t>
+      </w:r>
+      <w:r>
+        <w:rPr>
+          <w:rFonts w:hint="eastAsia"/>
+        </w:rPr>
+        <w:t xml:space="preserve">频率，这是该做法的真实精度，不是</w:t>
+      </w:r>
+      <w:r>
+        <w:t xml:space="preserve"> bug。</w:t>
       </w:r>
     </w:p>
     <w:p>
@@ -2940,2244 +5032,7 @@
         <w:pStyle w:val="Compact"/>
         <w:numPr>
           <w:ilvl w:val="0"/>
-          <w:numId w:val="1005"/>
-        </w:numPr>
-      </w:pPr>
-      <w:r>
-        <w:rPr>
-          <w:rFonts w:hint="eastAsia"/>
-          <w:b/>
-          <w:bCs/>
-        </w:rPr>
-        <w:t xml:space="preserve">抽屉打开时模型会自动挪进没被盖住的那一块</w:t>
-      </w:r>
-      <w:r>
-        <w:rPr>
-          <w:rFonts w:hint="eastAsia"/>
-        </w:rPr>
-        <w:t xml:space="preserve">，并按比例缩小，所以开着</w:t>
-      </w:r>
-      <w:r>
-        <w:t xml:space="preserve"> </w:t>
-      </w:r>
-      <w:r>
-        <w:rPr>
-          <w:rFonts w:hint="eastAsia"/>
-        </w:rPr>
-        <w:t xml:space="preserve">结果表也能看到整个结构；收起抽屉就原样复位。</w:t>
-      </w:r>
-    </w:p>
-    <w:p>
-      <w:pPr>
-        <w:pStyle w:val="Compact"/>
-        <w:numPr>
-          <w:ilvl w:val="0"/>
-          <w:numId w:val="1005"/>
-        </w:numPr>
-      </w:pPr>
-      <w:r>
-        <w:rPr>
-          <w:b/>
-          <w:bCs/>
-        </w:rPr>
-        <w:t xml:space="preserve">Esc </w:t>
-      </w:r>
-      <w:r>
-        <w:rPr>
-          <w:rFonts w:hint="eastAsia"/>
-          <w:b/>
-          <w:bCs/>
-        </w:rPr>
-        <w:t xml:space="preserve">收起最后打开的那个抽屉</w:t>
-      </w:r>
-      <w:r>
-        <w:rPr>
-          <w:rFonts w:hint="eastAsia"/>
-        </w:rPr>
-        <w:t xml:space="preserve">（在拾取或建模模式里时先退出那个模式）。</w:t>
-      </w:r>
-      <w:r>
-        <w:t xml:space="preserve"> </w:t>
-      </w:r>
-      <w:r>
-        <w:rPr>
-          <w:rFonts w:hint="eastAsia"/>
-        </w:rPr>
-        <w:t xml:space="preserve">抽屉内侧的边可以拖动改宽高。</w:t>
-      </w:r>
-    </w:p>
-    <w:p>
-      <w:pPr>
-        <w:pStyle w:val="FirstParagraph"/>
-      </w:pPr>
-      <w:r>
-        <w:rPr>
-          <w:rFonts w:hint="eastAsia"/>
-        </w:rPr>
-        <w:t xml:space="preserve">求解完成后结果先画在模型上，</w:t>
-      </w:r>
-      <w:r>
-        <w:rPr>
-          <w:rFonts w:hint="eastAsia"/>
-          <w:b/>
-          <w:bCs/>
-        </w:rPr>
-        <w:t xml:space="preserve">结果表不会自动弹出</w:t>
-      </w:r>
-      <w:r>
-        <w:rPr>
-          <w:rFonts w:hint="eastAsia"/>
-        </w:rPr>
-        <w:t xml:space="preserve">——各工况的最大位移、</w:t>
-      </w:r>
-      <w:r>
-        <w:t xml:space="preserve"> </w:t>
-      </w:r>
-      <w:r>
-        <w:rPr>
-          <w:rFonts w:hint="eastAsia"/>
-        </w:rPr>
-        <w:t xml:space="preserve">挠度和平衡检查已经填好在「结果」里，想看数字时再点。</w:t>
-      </w:r>
-    </w:p>
-    <w:p>
-      <w:pPr>
-        <w:pStyle w:val="BodyText"/>
-      </w:pPr>
-      <w:r>
-        <w:rPr>
-          <w:b/>
-          <w:bCs/>
-        </w:rPr>
-        <w:t xml:space="preserve">AI </w:t>
-      </w:r>
-      <w:r>
-        <w:rPr>
-          <w:rFonts w:hint="eastAsia"/>
-          <w:b/>
-          <w:bCs/>
-        </w:rPr>
-        <w:t xml:space="preserve">助手默认收起</w:t>
-      </w:r>
-      <w:r>
-        <w:rPr>
-          <w:rFonts w:hint="eastAsia"/>
-        </w:rPr>
-        <w:t xml:space="preserve">——没配密钥时一打开就是一段配置说明，第一眼看到的</w:t>
-      </w:r>
-      <w:r>
-        <w:t xml:space="preserve"> </w:t>
-      </w:r>
-      <w:r>
-        <w:rPr>
-          <w:rFonts w:hint="eastAsia"/>
-        </w:rPr>
-        <w:t xml:space="preserve">不该是它。</w:t>
-      </w:r>
-    </w:p>
-    <w:p>
-      <w:r>
-        <w:pict>
-          <v:rect style="width:0;height:1.5pt" o:hralign="center" o:hrstd="t" o:hr="t"/>
-        </w:pict>
-      </w:r>
-    </w:p>
-    <w:bookmarkEnd w:id="20"/>
-    <w:bookmarkEnd w:id="21"/>
-    <w:bookmarkStart w:id="27" w:name="X8325591aa31b1ca8a47b6028787de14f32c5757"/>
-    <w:p>
-      <w:pPr>
-        <w:pStyle w:val="Heading2"/>
-      </w:pPr>
-      <w:r>
-        <w:t xml:space="preserve">3 </w:t>
-      </w:r>
-      <w:r>
-        <w:rPr>
-          <w:rFonts w:hint="eastAsia"/>
-        </w:rPr>
-        <w:t xml:space="preserve">建模：五条路径</w:t>
-      </w:r>
-    </w:p>
-    <w:p>
-      <w:pPr>
-        <w:pStyle w:val="FirstParagraph"/>
-      </w:pPr>
-      <w:r>
-        <w:rPr>
-          <w:rFonts w:hint="eastAsia"/>
-          <w:b/>
-          <w:bCs/>
-        </w:rPr>
-        <w:t xml:space="preserve">都通向同一个模型对象</w:t>
-      </w:r>
-      <w:r>
-        <w:rPr>
-          <w:rFonts w:hint="eastAsia"/>
-        </w:rPr>
-        <w:t xml:space="preserve">，选顺手的那条。</w:t>
-      </w:r>
-    </w:p>
-    <w:bookmarkStart w:id="22" w:name="X108307fe129d64528412f08ca0e49ab0f40db02"/>
-    <w:p>
-      <w:pPr>
-        <w:pStyle w:val="Heading3"/>
-      </w:pPr>
-      <w:r>
-        <w:t xml:space="preserve">3.1 </w:t>
-      </w:r>
-      <w:r>
-        <w:rPr>
-          <w:rFonts w:hint="eastAsia"/>
-        </w:rPr>
-        <w:t xml:space="preserve">参数化（最快）</w:t>
-      </w:r>
-    </w:p>
-    <w:p>
-      <w:pPr>
-        <w:pStyle w:val="FirstParagraph"/>
-      </w:pPr>
-      <w:r>
-        <w:rPr>
-          <w:rStyle w:val="VerbatimChar"/>
-          <w:rFonts w:hint="eastAsia"/>
-        </w:rPr>
-        <w:t xml:space="preserve">建模</w:t>
-      </w:r>
-      <w:r>
-        <w:t xml:space="preserve"> </w:t>
-      </w:r>
-      <w:r>
-        <w:t xml:space="preserve">→ </w:t>
-      </w:r>
-      <w:r>
-        <w:rPr>
-          <w:rFonts w:hint="eastAsia"/>
-        </w:rPr>
-        <w:t xml:space="preserve">「规则框架」/「门式刚架」。规则结构直接生成。</w:t>
-      </w:r>
-    </w:p>
-    <w:bookmarkEnd w:id="22"/>
-    <w:bookmarkStart w:id="23" w:name="Xbebcdb22baa54c2804e46a1e14f37454db7dfb4"/>
-    <w:p>
-      <w:pPr>
-        <w:pStyle w:val="Heading3"/>
-      </w:pPr>
-      <w:r>
-        <w:t xml:space="preserve">3.2 </w:t>
-      </w:r>
-      <w:r>
-        <w:rPr>
-          <w:rFonts w:hint="eastAsia"/>
-        </w:rPr>
-        <w:t xml:space="preserve">草图拉伸（Abaqus</w:t>
-      </w:r>
-      <w:r>
-        <w:t xml:space="preserve"> </w:t>
-      </w:r>
-      <w:r>
-        <w:rPr>
-          <w:rFonts w:hint="eastAsia"/>
-        </w:rPr>
-        <w:t xml:space="preserve">式）</w:t>
-      </w:r>
-    </w:p>
-    <w:p>
-      <w:pPr>
-        <w:pStyle w:val="FirstParagraph"/>
-      </w:pPr>
-      <w:r>
-        <w:rPr>
-          <w:rStyle w:val="VerbatimChar"/>
-          <w:rFonts w:hint="eastAsia"/>
-        </w:rPr>
-        <w:t xml:space="preserve">建模</w:t>
-      </w:r>
-      <w:r>
-        <w:t xml:space="preserve"> </w:t>
-      </w:r>
-      <w:r>
-        <w:t xml:space="preserve">→ </w:t>
-      </w:r>
-      <w:r>
-        <w:rPr>
-          <w:rFonts w:hint="eastAsia"/>
-        </w:rPr>
-        <w:t xml:space="preserve">「草图建模」（</w:t>
-      </w:r>
-      <w:r>
-        <w:rPr>
-          <w:rStyle w:val="VerbatimChar"/>
-        </w:rPr>
-        <w:t xml:space="preserve">Ctrl+K</w:t>
-      </w:r>
-      <w:r>
-        <w:rPr>
-          <w:rFonts w:hint="eastAsia"/>
-        </w:rPr>
-        <w:t xml:space="preserve">）。二维画一榀框架，沿进深拉伸成三维。</w:t>
-      </w:r>
-      <w:r>
-        <w:t xml:space="preserve"> </w:t>
-      </w:r>
-      <w:r>
-        <w:rPr>
-          <w:rFonts w:hint="eastAsia"/>
-        </w:rPr>
-        <w:t xml:space="preserve">适合平面规则、进深重复的结构。</w:t>
-      </w:r>
-    </w:p>
-    <w:bookmarkEnd w:id="23"/>
-    <w:bookmarkStart w:id="24" w:name="X60a6fe545087e7214de1b77e613fdec0a4583b8"/>
-    <w:p>
-      <w:pPr>
-        <w:pStyle w:val="Heading3"/>
-      </w:pPr>
-      <w:r>
-        <w:t xml:space="preserve">3.3 </w:t>
-      </w:r>
-      <w:r>
-        <w:rPr>
-          <w:rFonts w:hint="eastAsia"/>
-        </w:rPr>
-        <w:t xml:space="preserve">手工建模</w:t>
-      </w:r>
-    </w:p>
-    <w:p>
-      <w:pPr>
-        <w:pStyle w:val="FirstParagraph"/>
-      </w:pPr>
-      <w:r>
-        <w:rPr>
-          <w:rFonts w:hint="eastAsia"/>
-        </w:rPr>
-        <w:t xml:space="preserve">拾取过滤器先定</w:t>
-      </w:r>
-      <w:r>
-        <w:rPr>
-          <w:rFonts w:hint="eastAsia"/>
-          <w:b/>
-          <w:bCs/>
-        </w:rPr>
-        <w:t xml:space="preserve">选什么</w:t>
-      </w:r>
-      <w:r>
-        <w:rPr>
-          <w:rFonts w:hint="eastAsia"/>
-        </w:rPr>
-        <w:t xml:space="preserve">再点：</w:t>
-      </w:r>
-      <w:r>
-        <w:rPr>
-          <w:rStyle w:val="VerbatimChar"/>
-        </w:rPr>
-        <w:t xml:space="preserve">N</w:t>
-      </w:r>
-      <w:r>
-        <w:t xml:space="preserve"> </w:t>
-      </w:r>
-      <w:r>
-        <w:rPr>
-          <w:rFonts w:hint="eastAsia"/>
-        </w:rPr>
-        <w:t xml:space="preserve">只选节点，</w:t>
-      </w:r>
-      <w:r>
-        <w:rPr>
-          <w:rStyle w:val="VerbatimChar"/>
-        </w:rPr>
-        <w:t xml:space="preserve">M</w:t>
-      </w:r>
-      <w:r>
-        <w:t xml:space="preserve"> </w:t>
-      </w:r>
-      <w:r>
-        <w:rPr>
-          <w:rFonts w:hint="eastAsia"/>
-        </w:rPr>
-        <w:t xml:space="preserve">只选杆件。</w:t>
-      </w:r>
-      <w:r>
-        <w:t xml:space="preserve"> </w:t>
-      </w:r>
-      <w:r>
-        <w:rPr>
-          <w:rFonts w:hint="eastAsia"/>
-        </w:rPr>
-        <w:t xml:space="preserve">然后「建节点」（</w:t>
-      </w:r>
-      <w:r>
-        <w:rPr>
-          <w:rStyle w:val="VerbatimChar"/>
-        </w:rPr>
-        <w:t xml:space="preserve">Ctrl+Shift+N</w:t>
-      </w:r>
-      <w:r>
-        <w:rPr>
-          <w:rFonts w:hint="eastAsia"/>
-        </w:rPr>
-        <w:t xml:space="preserve">）在视口里点位置，「建杆件」（</w:t>
-      </w:r>
-      <w:r>
-        <w:rPr>
-          <w:rStyle w:val="VerbatimChar"/>
-        </w:rPr>
-        <w:t xml:space="preserve">Ctrl+M</w:t>
-      </w:r>
-      <w:r>
-        <w:rPr>
-          <w:rFonts w:hint="eastAsia"/>
-        </w:rPr>
-        <w:t xml:space="preserve">）</w:t>
-      </w:r>
-      <w:r>
-        <w:t xml:space="preserve"> </w:t>
-      </w:r>
-      <w:r>
-        <w:rPr>
-          <w:rFonts w:hint="eastAsia"/>
-        </w:rPr>
-        <w:t xml:space="preserve">点两个节点连一根。</w:t>
-      </w:r>
-    </w:p>
-    <w:p>
-      <w:pPr>
-        <w:pStyle w:val="BodyText"/>
-      </w:pPr>
-      <w:r>
-        <w:rPr>
-          <w:rFonts w:hint="eastAsia"/>
-        </w:rPr>
-        <w:t xml:space="preserve">配合</w:t>
-      </w:r>
-      <w:r>
-        <w:t xml:space="preserve"> </w:t>
-      </w:r>
-      <w:r>
-        <w:rPr>
-          <w:rFonts w:hint="eastAsia"/>
-          <w:b/>
-          <w:bCs/>
-        </w:rPr>
-        <w:t xml:space="preserve">工作平面</w:t>
-      </w:r>
-      <w:r>
-        <w:rPr>
-          <w:rFonts w:hint="eastAsia"/>
-        </w:rPr>
-        <w:t xml:space="preserve">（XY/YZ/XZ</w:t>
-      </w:r>
-      <w:r>
-        <w:t xml:space="preserve"> + </w:t>
-      </w:r>
-      <w:r>
-        <w:rPr>
-          <w:rFonts w:hint="eastAsia"/>
-        </w:rPr>
-        <w:t xml:space="preserve">偏移</w:t>
-      </w:r>
-      <w:r>
-        <w:t xml:space="preserve"> </w:t>
-      </w:r>
-      <w:r>
-        <w:rPr>
-          <w:rFonts w:hint="eastAsia"/>
-        </w:rPr>
-        <w:t xml:space="preserve">z=）和</w:t>
-      </w:r>
-      <w:r>
-        <w:rPr>
-          <w:rFonts w:hint="eastAsia"/>
-          <w:b/>
-          <w:bCs/>
-        </w:rPr>
-        <w:t xml:space="preserve">捕捉</w:t>
-      </w:r>
-      <w:r>
-        <w:rPr>
-          <w:rFonts w:hint="eastAsia"/>
-        </w:rPr>
-        <w:t xml:space="preserve">用，否则三维里点不准。</w:t>
-      </w:r>
-    </w:p>
-    <w:bookmarkEnd w:id="24"/>
-    <w:bookmarkStart w:id="25" w:name="X2ad481195b20e086c1c78bdd5d5ac7a7ed651d4"/>
-    <w:p>
-      <w:pPr>
-        <w:pStyle w:val="Heading3"/>
-      </w:pPr>
-      <w:r>
-        <w:t xml:space="preserve">3.4 </w:t>
-      </w:r>
-      <w:r>
-        <w:rPr>
-          <w:rFonts w:hint="eastAsia"/>
-        </w:rPr>
-        <w:t xml:space="preserve">表格</w:t>
-      </w:r>
-      <w:r>
-        <w:t xml:space="preserve"> / JSON</w:t>
-      </w:r>
-    </w:p>
-    <w:p>
-      <w:pPr>
-        <w:pStyle w:val="FirstParagraph"/>
-      </w:pPr>
-      <w:r>
-        <w:rPr>
-          <w:rStyle w:val="VerbatimChar"/>
-          <w:rFonts w:hint="eastAsia"/>
-        </w:rPr>
-        <w:t xml:space="preserve">建模</w:t>
-      </w:r>
-      <w:r>
-        <w:t xml:space="preserve"> </w:t>
-      </w:r>
-      <w:r>
-        <w:t xml:space="preserve">→ </w:t>
-      </w:r>
-      <w:r>
-        <w:rPr>
-          <w:rFonts w:hint="eastAsia"/>
-        </w:rPr>
-        <w:t xml:space="preserve">「模型表格」（</w:t>
-      </w:r>
-      <w:r>
-        <w:rPr>
-          <w:rStyle w:val="VerbatimChar"/>
-        </w:rPr>
-        <w:t xml:space="preserve">Ctrl+T</w:t>
-      </w:r>
-      <w:r>
-        <w:rPr>
-          <w:rFonts w:hint="eastAsia"/>
-        </w:rPr>
-        <w:t xml:space="preserve">）七张表直接编辑，支持</w:t>
-      </w:r>
-      <w:r>
-        <w:t xml:space="preserve"> CSV </w:t>
-      </w:r>
-      <w:r>
-        <w:rPr>
-          <w:rFonts w:hint="eastAsia"/>
-        </w:rPr>
-        <w:t xml:space="preserve">导入导出；</w:t>
-      </w:r>
-      <w:r>
-        <w:t xml:space="preserve"> </w:t>
-      </w:r>
-      <w:r>
-        <w:rPr>
-          <w:rFonts w:hint="eastAsia"/>
-        </w:rPr>
-        <w:t xml:space="preserve">或「模型</w:t>
-      </w:r>
-      <w:r>
-        <w:t xml:space="preserve"> </w:t>
-      </w:r>
-      <w:r>
-        <w:rPr>
-          <w:rFonts w:hint="eastAsia"/>
-        </w:rPr>
-        <w:t xml:space="preserve">JSON」直接改原始数据，写回前会做结构校验。</w:t>
-      </w:r>
-    </w:p>
-    <w:p>
-      <w:pPr>
-        <w:pStyle w:val="BodyText"/>
-      </w:pPr>
-      <w:r>
-        <w:rPr>
-          <w:rFonts w:hint="eastAsia"/>
-          <w:b/>
-          <w:bCs/>
-        </w:rPr>
-        <w:t xml:space="preserve">从别的软件导数据时走这条。</w:t>
-      </w:r>
-    </w:p>
-    <w:bookmarkEnd w:id="25"/>
-    <w:bookmarkStart w:id="26" w:name="X9100b279715a0e4b4eae0a1802c6ed955c9ffcd"/>
-    <w:p>
-      <w:pPr>
-        <w:pStyle w:val="Heading3"/>
-      </w:pPr>
-      <w:r>
-        <w:t xml:space="preserve">3.5 </w:t>
-      </w:r>
-      <w:r>
-        <w:rPr>
-          <w:rFonts w:hint="eastAsia"/>
-        </w:rPr>
-        <w:t xml:space="preserve">手绘草图识别（多模态）</w:t>
-      </w:r>
-    </w:p>
-    <w:p>
-      <w:pPr>
-        <w:pStyle w:val="FirstParagraph"/>
-      </w:pPr>
-      <w:r>
-        <w:rPr>
-          <w:rStyle w:val="VerbatimChar"/>
-          <w:rFonts w:hint="eastAsia"/>
-        </w:rPr>
-        <w:t xml:space="preserve">建模</w:t>
-      </w:r>
-      <w:r>
-        <w:t xml:space="preserve"> </w:t>
-      </w:r>
-      <w:r>
-        <w:t xml:space="preserve">→ </w:t>
-      </w:r>
-      <w:r>
-        <w:rPr>
-          <w:rFonts w:hint="eastAsia"/>
-        </w:rPr>
-        <w:t xml:space="preserve">「草图识别」（</w:t>
-      </w:r>
-      <w:r>
-        <w:rPr>
-          <w:rStyle w:val="VerbatimChar"/>
-        </w:rPr>
-        <w:t xml:space="preserve">Ctrl+I</w:t>
-      </w:r>
-      <w:r>
-        <w:rPr>
-          <w:rFonts w:hint="eastAsia"/>
-        </w:rPr>
-        <w:t xml:space="preserve">）。上传手绘图，AI</w:t>
-      </w:r>
-      <w:r>
-        <w:t xml:space="preserve"> </w:t>
-      </w:r>
-      <w:r>
-        <w:rPr>
-          <w:rFonts w:hint="eastAsia"/>
-        </w:rPr>
-        <w:t xml:space="preserve">给出识别覆盖层，</w:t>
-      </w:r>
-      <w:r>
-        <w:t xml:space="preserve"> </w:t>
-      </w:r>
-      <w:r>
-        <w:rPr>
-          <w:rFonts w:hint="eastAsia"/>
-          <w:b/>
-          <w:bCs/>
-        </w:rPr>
-        <w:t xml:space="preserve">你逐条核对并编辑</w:t>
-      </w:r>
-      <w:r>
-        <w:rPr>
-          <w:rFonts w:hint="eastAsia"/>
-        </w:rPr>
-        <w:t xml:space="preserve">，标定尺度后再加载。</w:t>
-      </w:r>
-    </w:p>
-    <w:p>
-      <w:pPr>
-        <w:pStyle w:val="BodyText"/>
-      </w:pPr>
-      <w:r>
-        <w:rPr>
-          <w:rFonts w:hint="eastAsia"/>
-        </w:rPr>
-        <w:t xml:space="preserve">注意这条路径的定位：</w:t>
-      </w:r>
-      <w:r>
-        <w:rPr>
-          <w:rFonts w:hint="eastAsia"/>
-          <w:b/>
-          <w:bCs/>
-        </w:rPr>
-        <w:t xml:space="preserve">它是"帮你少打字"，不是"帮你看懂图"</w:t>
-      </w:r>
-      <w:r>
-        <w:t xml:space="preserve">。</w:t>
-      </w:r>
-      <w:r>
-        <w:t xml:space="preserve"> </w:t>
-      </w:r>
-      <w:r>
-        <w:rPr>
-          <w:rFonts w:hint="eastAsia"/>
-        </w:rPr>
-        <w:t xml:space="preserve">识别结果一律要你确认，因为识别错了是静默的——生成的模型合法，只是不是你画的那个。</w:t>
-      </w:r>
-    </w:p>
-    <w:p>
-      <w:r>
-        <w:pict>
-          <v:rect style="width:0;height:1.5pt" o:hralign="center" o:hrstd="t" o:hr="t"/>
-        </w:pict>
-      </w:r>
-    </w:p>
-    <w:bookmarkEnd w:id="26"/>
-    <w:bookmarkEnd w:id="27"/>
-    <w:bookmarkStart w:id="33" w:name="X0e2f760696acf07f72a9619f63034fbb67d4ef7"/>
-    <w:p>
-      <w:pPr>
-        <w:pStyle w:val="Heading2"/>
-      </w:pPr>
-      <w:r>
-        <w:t xml:space="preserve">4 </w:t>
-      </w:r>
-      <w:r>
-        <w:rPr>
-          <w:rFonts w:hint="eastAsia"/>
-        </w:rPr>
-        <w:t xml:space="preserve">属性：材料与截面</w:t>
-      </w:r>
-    </w:p>
-    <w:p>
-      <w:pPr>
-        <w:pStyle w:val="FirstParagraph"/>
-      </w:pPr>
-      <w:r>
-        <w:t xml:space="preserve">CAE </w:t>
-      </w:r>
-      <w:r>
-        <w:rPr>
-          <w:rFonts w:hint="eastAsia"/>
-        </w:rPr>
-        <w:t xml:space="preserve">的经典顺序：</w:t>
-      </w:r>
-      <w:r>
-        <w:rPr>
-          <w:rFonts w:hint="eastAsia"/>
-          <w:b/>
-          <w:bCs/>
-        </w:rPr>
-        <w:t xml:space="preserve">先有材料</w:t>
-      </w:r>
-      <w:r>
-        <w:rPr>
-          <w:b/>
-          <w:bCs/>
-        </w:rPr>
-        <w:t xml:space="preserve"> → </w:t>
-      </w:r>
-      <w:r>
-        <w:rPr>
-          <w:rFonts w:hint="eastAsia"/>
-          <w:b/>
-          <w:bCs/>
-        </w:rPr>
-        <w:t xml:space="preserve">再有截面</w:t>
-      </w:r>
-      <w:r>
-        <w:rPr>
-          <w:b/>
-          <w:bCs/>
-        </w:rPr>
-        <w:t xml:space="preserve"> → </w:t>
-      </w:r>
-      <w:r>
-        <w:rPr>
-          <w:rFonts w:hint="eastAsia"/>
-          <w:b/>
-          <w:bCs/>
-        </w:rPr>
-        <w:t xml:space="preserve">再指派给杆件</w:t>
-      </w:r>
-      <w:r>
-        <w:t xml:space="preserve">。</w:t>
-      </w:r>
-    </w:p>
-    <w:bookmarkStart w:id="28" w:name="X3c4d23fb8778201a82934d11605b9e3a30c44ff"/>
-    <w:p>
-      <w:pPr>
-        <w:pStyle w:val="Heading3"/>
-      </w:pPr>
-      <w:r>
-        <w:t xml:space="preserve">4.1 </w:t>
-      </w:r>
-      <w:r>
-        <w:rPr>
-          <w:rFonts w:hint="eastAsia"/>
-        </w:rPr>
-        <w:t xml:space="preserve">创建材料</w:t>
-      </w:r>
-    </w:p>
-    <w:p>
-      <w:pPr>
-        <w:pStyle w:val="FirstParagraph"/>
-      </w:pPr>
-      <w:r>
-        <w:rPr>
-          <w:rStyle w:val="VerbatimChar"/>
-          <w:rFonts w:hint="eastAsia"/>
-        </w:rPr>
-        <w:t xml:space="preserve">属性</w:t>
-      </w:r>
-      <w:r>
-        <w:t xml:space="preserve"> </w:t>
-      </w:r>
-      <w:r>
-        <w:t xml:space="preserve">→ </w:t>
-      </w:r>
-      <w:r>
-        <w:rPr>
-          <w:rFonts w:hint="eastAsia"/>
-        </w:rPr>
-        <w:t xml:space="preserve">「创建材料」。必填弹性模量</w:t>
-      </w:r>
-      <w:r>
-        <w:t xml:space="preserve"> </w:t>
-      </w:r>
-      <w:r>
-        <w:rPr>
-          <w:rStyle w:val="VerbatimChar"/>
-        </w:rPr>
-        <w:t xml:space="preserve">E</w:t>
-      </w:r>
-      <w:r>
-        <w:rPr>
-          <w:rFonts w:hint="eastAsia"/>
-        </w:rPr>
-        <w:t xml:space="preserve">、泊松比</w:t>
-      </w:r>
-      <w:r>
-        <w:t xml:space="preserve"> </w:t>
-      </w:r>
-      <w:r>
-        <w:rPr>
-          <w:rStyle w:val="VerbatimChar"/>
-        </w:rPr>
-        <w:t xml:space="preserve">ν</w:t>
-      </w:r>
-      <w:r>
-        <w:rPr>
-          <w:rFonts w:hint="eastAsia"/>
-        </w:rPr>
-        <w:t xml:space="preserve">、密度</w:t>
-      </w:r>
-      <w:r>
-        <w:t xml:space="preserve"> </w:t>
-      </w:r>
-      <w:r>
-        <w:rPr>
-          <w:rStyle w:val="VerbatimChar"/>
-        </w:rPr>
-        <w:t xml:space="preserve">ρ</w:t>
-      </w:r>
-      <w:r>
-        <w:t xml:space="preserve">。</w:t>
-      </w:r>
-    </w:p>
-    <w:p>
-      <w:pPr>
-        <w:pStyle w:val="BodyText"/>
-      </w:pPr>
-      <w:r>
-        <w:rPr>
-          <w:rFonts w:hint="eastAsia"/>
-        </w:rPr>
-        <w:t xml:space="preserve">下面还有一组**「强度验算与温度（可选）」**：</w:t>
-      </w:r>
-    </w:p>
-    <w:tbl>
-      <w:tblPr>
-        <w:tblStyle w:val="Table"/>
-        <w:tblW w:type="auto" w:w="0"/>
-        <w:tblLook w:firstRow="1" w:lastRow="0" w:firstColumn="0" w:lastColumn="0" w:noHBand="0" w:noVBand="0" w:val="0020"/>
-      </w:tblPr>
-      <w:tblGrid>
-        <w:gridCol w:w="3960"/>
-        <w:gridCol w:w="3960"/>
-      </w:tblGrid>
-      <w:tr>
-        <w:trPr>
-          <w:tblHeader w:val="on"/>
-        </w:trPr>
-        <w:tc>
-          <w:tcPr/>
-          <w:p>
-            <w:pPr>
-              <w:pStyle w:val="Compact"/>
-            </w:pPr>
-            <w:r>
-              <w:rPr>
-                <w:rFonts w:hint="eastAsia"/>
-              </w:rPr>
-              <w:t xml:space="preserve">字段</w:t>
-            </w:r>
-          </w:p>
-        </w:tc>
-        <w:tc>
-          <w:tcPr/>
-          <w:p>
-            <w:pPr>
-              <w:pStyle w:val="Compact"/>
-            </w:pPr>
-            <w:r>
-              <w:rPr>
-                <w:rFonts w:hint="eastAsia"/>
-              </w:rPr>
-              <w:t xml:space="preserve">不填的后果</w:t>
-            </w:r>
-          </w:p>
-        </w:tc>
-      </w:tr>
-      <w:tr>
-        <w:tc>
-          <w:tcPr/>
-          <w:p>
-            <w:pPr>
-              <w:pStyle w:val="Compact"/>
-            </w:pPr>
-            <w:r>
-              <w:rPr>
-                <w:rFonts w:hint="eastAsia"/>
-              </w:rPr>
-              <w:t xml:space="preserve">许用拉应力</w:t>
-            </w:r>
-            <w:r>
-              <w:t xml:space="preserve"> / </w:t>
-            </w:r>
-            <w:r>
-              <w:rPr>
-                <w:rFonts w:hint="eastAsia"/>
-              </w:rPr>
-              <w:t xml:space="preserve">许用压应力</w:t>
-            </w:r>
-          </w:p>
-        </w:tc>
-        <w:tc>
-          <w:tcPr/>
-          <w:p>
-            <w:pPr>
-              <w:pStyle w:val="Compact"/>
-            </w:pPr>
-            <w:r>
-              <w:rPr>
-                <w:rFonts w:hint="eastAsia"/>
-                <w:b/>
-                <w:bCs/>
-              </w:rPr>
-              <w:t xml:space="preserve">强度验算会被拒绝</w:t>
-            </w:r>
-            <w:r>
-              <w:rPr>
-                <w:rFonts w:hint="eastAsia"/>
-              </w:rPr>
-              <w:t xml:space="preserve">，不是给你个估计值</w:t>
-            </w:r>
-          </w:p>
-        </w:tc>
-      </w:tr>
-      <w:tr>
-        <w:tc>
-          <w:tcPr/>
-          <w:p>
-            <w:pPr>
-              <w:pStyle w:val="Compact"/>
-            </w:pPr>
-            <w:r>
-              <w:rPr>
-                <w:rFonts w:hint="eastAsia"/>
-              </w:rPr>
-              <w:t xml:space="preserve">屈服应力</w:t>
-            </w:r>
-          </w:p>
-        </w:tc>
-        <w:tc>
-          <w:tcPr/>
-          <w:p>
-            <w:pPr>
-              <w:pStyle w:val="Compact"/>
-            </w:pPr>
-            <w:r>
-              <w:rPr>
-                <w:rFonts w:hint="eastAsia"/>
-              </w:rPr>
-              <w:t xml:space="preserve">稳定校核的</w:t>
-            </w:r>
-            <w:r>
-              <w:t xml:space="preserve"> λp </w:t>
-            </w:r>
-            <w:r>
-              <w:rPr>
-                <w:rFonts w:hint="eastAsia"/>
-              </w:rPr>
-              <w:t xml:space="preserve">算不出来</w:t>
-            </w:r>
-          </w:p>
-        </w:tc>
-      </w:tr>
-      <w:tr>
-        <w:tc>
-          <w:tcPr/>
-          <w:p>
-            <w:pPr>
-              <w:pStyle w:val="Compact"/>
-            </w:pPr>
-            <w:r>
-              <w:rPr>
-                <w:rFonts w:hint="eastAsia"/>
-              </w:rPr>
-              <w:t xml:space="preserve">线膨胀系数</w:t>
-            </w:r>
-            <w:r>
-              <w:t xml:space="preserve"> α</w:t>
-            </w:r>
-          </w:p>
-        </w:tc>
-        <w:tc>
-          <w:tcPr/>
-          <w:p>
-            <w:pPr>
-              <w:pStyle w:val="Compact"/>
-            </w:pPr>
-            <w:r>
-              <w:rPr>
-                <w:rFonts w:hint="eastAsia"/>
-              </w:rPr>
-              <w:t xml:space="preserve">温度荷载算不了</w:t>
-            </w:r>
-          </w:p>
-        </w:tc>
-      </w:tr>
-    </w:tbl>
-    <w:p>
-      <w:pPr>
-        <w:pStyle w:val="BodyText"/>
-      </w:pPr>
-      <w:r>
-        <w:rPr>
-          <w:rFonts w:hint="eastAsia"/>
-        </w:rPr>
-        <w:t xml:space="preserve">拉压许用是</w:t>
-      </w:r>
-      <w:r>
-        <w:rPr>
-          <w:rFonts w:hint="eastAsia"/>
-          <w:b/>
-          <w:bCs/>
-        </w:rPr>
-        <w:t xml:space="preserve">分开</w:t>
-      </w:r>
-      <w:r>
-        <w:rPr>
-          <w:rFonts w:hint="eastAsia"/>
-        </w:rPr>
-        <w:t xml:space="preserve">的：铸铁、混凝土这类材料两者差很远，合成一个就错了。</w:t>
-      </w:r>
-    </w:p>
-    <w:bookmarkEnd w:id="28"/>
-    <w:bookmarkStart w:id="29" w:name="Xb2b1335b523210d90dd82fd7a42b404e9aef67d"/>
-    <w:p>
-      <w:pPr>
-        <w:pStyle w:val="Heading3"/>
-      </w:pPr>
-      <w:r>
-        <w:t xml:space="preserve">4.2 </w:t>
-      </w:r>
-      <w:r>
-        <w:rPr>
-          <w:rFonts w:hint="eastAsia"/>
-        </w:rPr>
-        <w:t xml:space="preserve">创建截面</w:t>
-      </w:r>
-    </w:p>
-    <w:p>
-      <w:pPr>
-        <w:pStyle w:val="FirstParagraph"/>
-      </w:pPr>
-      <w:r>
-        <w:rPr>
-          <w:rStyle w:val="VerbatimChar"/>
-          <w:rFonts w:hint="eastAsia"/>
-        </w:rPr>
-        <w:t xml:space="preserve">属性</w:t>
-      </w:r>
-      <w:r>
-        <w:t xml:space="preserve"> </w:t>
-      </w:r>
-      <w:r>
-        <w:t xml:space="preserve">→ </w:t>
-      </w:r>
-      <w:r>
-        <w:rPr>
-          <w:rFonts w:hint="eastAsia"/>
-        </w:rPr>
-        <w:t xml:space="preserve">「创建截面」。选类型（工字/箱形/管/矩形/圆等）填尺寸，</w:t>
-      </w:r>
-      <w:r>
-        <w:t xml:space="preserve"> </w:t>
-      </w:r>
-      <w:r>
-        <w:rPr>
-          <w:rFonts w:hint="eastAsia"/>
-        </w:rPr>
-        <w:t xml:space="preserve">程序自动算</w:t>
-      </w:r>
-      <w:r>
-        <w:t xml:space="preserve"> </w:t>
-      </w:r>
-      <w:r>
-        <w:rPr>
-          <w:rStyle w:val="VerbatimChar"/>
-        </w:rPr>
-        <w:t xml:space="preserve">A / Iy / Iz / J</w:t>
-      </w:r>
-      <w:r>
-        <w:rPr>
-          <w:rFonts w:hint="eastAsia"/>
-        </w:rPr>
-        <w:t xml:space="preserve">，</w:t>
-      </w:r>
-      <w:r>
-        <w:rPr>
-          <w:rFonts w:hint="eastAsia"/>
-          <w:b/>
-          <w:bCs/>
-        </w:rPr>
-        <w:t xml:space="preserve">并且算出</w:t>
-      </w:r>
-      <w:r>
-        <w:rPr>
-          <w:b/>
-          <w:bCs/>
-        </w:rPr>
-        <w:t xml:space="preserve"> </w:t>
-      </w:r>
-      <w:r>
-        <w:rPr>
-          <w:rStyle w:val="VerbatimChar"/>
-          <w:b/>
-          <w:bCs/>
-        </w:rPr>
-        <w:t xml:space="preserve">cy / cz</w:t>
-      </w:r>
-      <w:r>
-        <w:rPr>
-          <w:rFonts w:hint="eastAsia"/>
-          <w:b/>
-          <w:bCs/>
-        </w:rPr>
-        <w:t xml:space="preserve">（极端纤维距离）</w:t>
-      </w:r>
-      <w:r>
-        <w:t xml:space="preserve">。</w:t>
-      </w:r>
-    </w:p>
-    <w:p>
-      <w:pPr>
-        <w:pStyle w:val="BodyText"/>
-      </w:pPr>
-      <w:r>
-        <w:rPr>
-          <w:rFonts w:hint="eastAsia"/>
-          <w:b/>
-          <w:bCs/>
-        </w:rPr>
-        <w:t xml:space="preserve">这一点很关键</w:t>
-      </w:r>
-      <w:r>
-        <w:rPr>
-          <w:rFonts w:hint="eastAsia"/>
-        </w:rPr>
-        <w:t xml:space="preserve">：如果你直接填</w:t>
-      </w:r>
-      <w:r>
-        <w:t xml:space="preserve"> </w:t>
-      </w:r>
-      <w:r>
-        <w:rPr>
-          <w:rStyle w:val="VerbatimChar"/>
-        </w:rPr>
-        <w:t xml:space="preserve">A/I/J</w:t>
-      </w:r>
-      <w:r>
-        <w:rPr>
-          <w:rFonts w:hint="eastAsia"/>
-        </w:rPr>
-        <w:t xml:space="preserve">（截面管理器里可以），</w:t>
-      </w:r>
-      <w:r>
-        <w:t xml:space="preserve"> </w:t>
-      </w:r>
-      <w:r>
-        <w:rPr>
-          <w:rFonts w:hint="eastAsia"/>
-        </w:rPr>
-        <w:t xml:space="preserve">程序就没有</w:t>
-      </w:r>
-      <w:r>
-        <w:t xml:space="preserve"> </w:t>
-      </w:r>
-      <w:r>
-        <w:rPr>
-          <w:rStyle w:val="VerbatimChar"/>
-        </w:rPr>
-        <w:t xml:space="preserve">cy/cz</w:t>
-      </w:r>
-      <w:r>
-        <w:rPr>
-          <w:rFonts w:hint="eastAsia"/>
-        </w:rPr>
-        <w:t xml:space="preserve">，于是：</w:t>
-      </w:r>
-    </w:p>
-    <w:p>
-      <w:pPr>
-        <w:pStyle w:val="Compact"/>
-        <w:numPr>
-          <w:ilvl w:val="0"/>
-          <w:numId w:val="1006"/>
-        </w:numPr>
-      </w:pPr>
-      <w:r>
-        <w:rPr>
-          <w:rFonts w:hint="eastAsia"/>
-          <w:b/>
-          <w:bCs/>
-        </w:rPr>
-        <w:t xml:space="preserve">应力云图会被拒绝</w:t>
-      </w:r>
-    </w:p>
-    <w:p>
-      <w:pPr>
-        <w:pStyle w:val="Compact"/>
-        <w:numPr>
-          <w:ilvl w:val="0"/>
-          <w:numId w:val="1006"/>
-        </w:numPr>
-      </w:pPr>
-      <w:r>
-        <w:rPr>
-          <w:rFonts w:hint="eastAsia"/>
-          <w:b/>
-          <w:bCs/>
-        </w:rPr>
-        <w:t xml:space="preserve">强度验算会被拒绝</w:t>
-      </w:r>
-    </w:p>
-    <w:p>
-      <w:pPr>
-        <w:pStyle w:val="FirstParagraph"/>
-      </w:pPr>
-      <w:r>
-        <w:rPr>
-          <w:rFonts w:hint="eastAsia"/>
-        </w:rPr>
-        <w:t xml:space="preserve">不是算不出来就估一个，是明确告诉你缺什么。想要应力就用「创建截面」按尺寸建。</w:t>
-      </w:r>
-    </w:p>
-    <w:p>
-      <w:pPr>
-        <w:pStyle w:val="BlockText"/>
-      </w:pPr>
-      <w:r>
-        <w:rPr>
-          <w:rFonts w:hint="eastAsia"/>
-        </w:rPr>
-        <w:t xml:space="preserve">偏心截面（如</w:t>
-      </w:r>
-      <w:r>
-        <w:t xml:space="preserve"> T </w:t>
-      </w:r>
-      <w:r>
-        <w:rPr>
-          <w:rFonts w:hint="eastAsia"/>
-        </w:rPr>
-        <w:t xml:space="preserve">形、角钢）不给</w:t>
-      </w:r>
-      <w:r>
-        <w:t xml:space="preserve"> </w:t>
-      </w:r>
-      <w:r>
-        <w:rPr>
-          <w:rStyle w:val="VerbatimChar"/>
-        </w:rPr>
-        <w:t xml:space="preserve">cy/cz</w:t>
-      </w:r>
-      <w:r>
-        <w:rPr>
-          <w:rFonts w:hint="eastAsia"/>
-        </w:rPr>
-        <w:t xml:space="preserve">：它们形心不在几何中心，</w:t>
-      </w:r>
-      <w:r>
-        <w:t xml:space="preserve"> </w:t>
-      </w:r>
-      <w:r>
-        <w:rPr>
-          <w:rFonts w:hint="eastAsia"/>
-        </w:rPr>
-        <w:t xml:space="preserve">单个"极端纤维距离"表达不了，预览里会解释原因。</w:t>
-      </w:r>
-    </w:p>
-    <w:bookmarkEnd w:id="29"/>
-    <w:bookmarkStart w:id="30" w:name="X871d9b1d39610e6260290164792433ad77b1279"/>
-    <w:p>
-      <w:pPr>
-        <w:pStyle w:val="Heading3"/>
-      </w:pPr>
-      <w:r>
-        <w:t xml:space="preserve">4.3 </w:t>
-      </w:r>
-      <w:r>
-        <w:rPr>
-          <w:rFonts w:hint="eastAsia"/>
-        </w:rPr>
-        <w:t xml:space="preserve">属性指派</w:t>
-      </w:r>
-    </w:p>
-    <w:p>
-      <w:pPr>
-        <w:pStyle w:val="FirstParagraph"/>
-      </w:pPr>
-      <w:r>
-        <w:rPr>
-          <w:rStyle w:val="VerbatimChar"/>
-          <w:rFonts w:hint="eastAsia"/>
-        </w:rPr>
-        <w:t xml:space="preserve">属性</w:t>
-      </w:r>
-      <w:r>
-        <w:t xml:space="preserve"> </w:t>
-      </w:r>
-      <w:r>
-        <w:t xml:space="preserve">→ </w:t>
-      </w:r>
-      <w:r>
-        <w:rPr>
-          <w:rFonts w:hint="eastAsia"/>
-        </w:rPr>
-        <w:t xml:space="preserve">「属性指派」。选中杆件</w:t>
-      </w:r>
-      <w:r>
-        <w:t xml:space="preserve"> → </w:t>
-      </w:r>
-      <w:r>
-        <w:rPr>
-          <w:rFonts w:hint="eastAsia"/>
-        </w:rPr>
-        <w:t xml:space="preserve">一次指派材料与截面。</w:t>
-      </w:r>
-      <w:r>
-        <w:t xml:space="preserve"> </w:t>
-      </w:r>
-      <w:r>
-        <w:rPr>
-          <w:rFonts w:hint="eastAsia"/>
-        </w:rPr>
-        <w:t xml:space="preserve">这是</w:t>
-      </w:r>
-      <w:r>
-        <w:t xml:space="preserve"> Abaqus Property </w:t>
-      </w:r>
-      <w:r>
-        <w:rPr>
-          <w:rFonts w:hint="eastAsia"/>
-        </w:rPr>
-        <w:t xml:space="preserve">模块的核心操作。</w:t>
-      </w:r>
-    </w:p>
-    <w:bookmarkEnd w:id="30"/>
-    <w:bookmarkStart w:id="31" w:name="Xdaa96e8185b6b6374d13ea0883322f8ae56092b"/>
-    <w:p>
-      <w:pPr>
-        <w:pStyle w:val="Heading3"/>
-      </w:pPr>
-      <w:r>
-        <w:t xml:space="preserve">4.4 </w:t>
-      </w:r>
-      <w:r>
-        <w:rPr>
-          <w:rFonts w:hint="eastAsia"/>
-        </w:rPr>
-        <w:t xml:space="preserve">截面朝向（</w:t>
-      </w:r>
-      <w:r>
-        <w:rPr>
-          <w:rFonts w:hint="eastAsia"/>
-          <w:b/>
-          <w:bCs/>
-        </w:rPr>
-        <w:t xml:space="preserve">最容易静默出错的一处</w:t>
-      </w:r>
-      <w:r>
-        <w:rPr>
-          <w:rFonts w:hint="eastAsia"/>
-        </w:rPr>
-        <w:t xml:space="preserve">）</w:t>
-      </w:r>
-    </w:p>
-    <w:p>
-      <w:pPr>
-        <w:pStyle w:val="FirstParagraph"/>
-      </w:pPr>
-      <w:r>
-        <w:rPr>
-          <w:rFonts w:hint="eastAsia"/>
-        </w:rPr>
-        <w:t xml:space="preserve">强弱轴悬殊的截面（如</w:t>
-      </w:r>
-      <w:r>
-        <w:t xml:space="preserve"> 400×200 </w:t>
-      </w:r>
-      <w:r>
-        <w:rPr>
-          <w:rFonts w:hint="eastAsia"/>
-        </w:rPr>
-        <w:t xml:space="preserve">工字钢，</w:t>
-      </w:r>
-      <w:r>
-        <w:rPr>
-          <w:rStyle w:val="VerbatimChar"/>
-        </w:rPr>
-        <w:t xml:space="preserve">Iz/Iy ≈ 13</w:t>
-      </w:r>
-      <w:r>
-        <w:rPr>
-          <w:rFonts w:hint="eastAsia"/>
-        </w:rPr>
-        <w:t xml:space="preserve">），</w:t>
-      </w:r>
-      <w:r>
-        <w:t xml:space="preserve"> </w:t>
-      </w:r>
-      <w:r>
-        <w:rPr>
-          <w:rFonts w:hint="eastAsia"/>
-          <w:b/>
-          <w:bCs/>
-        </w:rPr>
-        <w:t xml:space="preserve">如果局部</w:t>
-      </w:r>
-      <w:r>
-        <w:rPr>
-          <w:b/>
-          <w:bCs/>
-        </w:rPr>
-        <w:t xml:space="preserve"> y </w:t>
-      </w:r>
-      <w:r>
-        <w:rPr>
-          <w:rFonts w:hint="eastAsia"/>
-          <w:b/>
-          <w:bCs/>
-        </w:rPr>
-        <w:t xml:space="preserve">轴朝向反了，弯矩分量全部张冠李戴，程序一声不吭。</w:t>
-      </w:r>
-    </w:p>
-    <w:p>
-      <w:pPr>
-        <w:pStyle w:val="Compact"/>
-        <w:numPr>
-          <w:ilvl w:val="0"/>
-          <w:numId w:val="1007"/>
-        </w:numPr>
-      </w:pPr>
-      <w:r>
-        <w:rPr>
-          <w:rFonts w:hint="eastAsia"/>
-        </w:rPr>
-        <w:t xml:space="preserve">想看某根杆的局部轴：选中它，属性面板里有局部</w:t>
-      </w:r>
-      <w:r>
-        <w:t xml:space="preserve"> x/y/z </w:t>
-      </w:r>
-      <w:r>
-        <w:rPr>
-          <w:rFonts w:hint="eastAsia"/>
-        </w:rPr>
-        <w:t xml:space="preserve">三色箭头（x</w:t>
-      </w:r>
-      <w:r>
-        <w:t xml:space="preserve"> </w:t>
-      </w:r>
-      <w:r>
-        <w:rPr>
-          <w:rFonts w:hint="eastAsia"/>
-        </w:rPr>
-        <w:t xml:space="preserve">红</w:t>
-      </w:r>
-      <w:r>
-        <w:t xml:space="preserve"> y </w:t>
-      </w:r>
-      <w:r>
-        <w:rPr>
-          <w:rFonts w:hint="eastAsia"/>
-        </w:rPr>
-        <w:t xml:space="preserve">绿</w:t>
-      </w:r>
-      <w:r>
-        <w:t xml:space="preserve"> z </w:t>
-      </w:r>
-      <w:r>
-        <w:rPr>
-          <w:rFonts w:hint="eastAsia"/>
-        </w:rPr>
-        <w:t xml:space="preserve">蓝）</w:t>
-      </w:r>
-    </w:p>
-    <w:p>
-      <w:pPr>
-        <w:pStyle w:val="Compact"/>
-        <w:numPr>
-          <w:ilvl w:val="0"/>
-          <w:numId w:val="1007"/>
-        </w:numPr>
-      </w:pPr>
-      <w:r>
-        <w:rPr>
-          <w:rFonts w:hint="eastAsia"/>
-        </w:rPr>
-        <w:t xml:space="preserve">生成器会给竖直杆显式写入参考向量，避免</w:t>
-      </w:r>
-      <w:r>
-        <w:t xml:space="preserve"> 0.01°/0.1° </w:t>
-      </w:r>
-      <w:r>
-        <w:rPr>
-          <w:rFonts w:hint="eastAsia"/>
-        </w:rPr>
-        <w:t xml:space="preserve">之间翻号</w:t>
-      </w:r>
-    </w:p>
-    <w:p>
-      <w:pPr>
-        <w:pStyle w:val="Compact"/>
-        <w:numPr>
-          <w:ilvl w:val="0"/>
-          <w:numId w:val="1007"/>
-        </w:numPr>
-      </w:pPr>
-      <w:r>
-        <w:rPr>
-          <w:rFonts w:hint="eastAsia"/>
-        </w:rPr>
-        <w:t xml:space="preserve">手工建模时若发现弯矩分量不对，</w:t>
-      </w:r>
-      <w:r>
-        <w:rPr>
-          <w:rFonts w:hint="eastAsia"/>
-          <w:b/>
-          <w:bCs/>
-        </w:rPr>
-        <w:t xml:space="preserve">第一个要怀疑的就是这里</w:t>
-      </w:r>
-    </w:p>
-    <w:bookmarkEnd w:id="31"/>
-    <w:bookmarkStart w:id="32" w:name="X281e04c35118044cd4e35f7911021b6757a69c1"/>
-    <w:p>
-      <w:pPr>
-        <w:pStyle w:val="Heading3"/>
-      </w:pPr>
-      <w:r>
-        <w:t xml:space="preserve">4.5 </w:t>
-      </w:r>
-      <w:r>
-        <w:rPr>
-          <w:rFonts w:hint="eastAsia"/>
-        </w:rPr>
-        <w:t xml:space="preserve">单位制</w:t>
-      </w:r>
-    </w:p>
-    <w:p>
-      <w:pPr>
-        <w:pStyle w:val="FirstParagraph"/>
-      </w:pPr>
-      <w:r>
-        <w:rPr>
-          <w:rStyle w:val="VerbatimChar"/>
-          <w:rFonts w:hint="eastAsia"/>
-        </w:rPr>
-        <w:t xml:space="preserve">属性</w:t>
-      </w:r>
-      <w:r>
-        <w:t xml:space="preserve"> </w:t>
-      </w:r>
-      <w:r>
-        <w:t xml:space="preserve">→ </w:t>
-      </w:r>
-      <w:r>
-        <w:rPr>
-          <w:rFonts w:hint="eastAsia"/>
-        </w:rPr>
-        <w:t xml:space="preserve">「单位制」在</w:t>
-      </w:r>
-      <w:r>
-        <w:t xml:space="preserve"> </w:t>
-      </w:r>
-      <w:r>
-        <w:rPr>
-          <w:rStyle w:val="VerbatimChar"/>
-        </w:rPr>
-        <w:t xml:space="preserve">N-m-Pa</w:t>
-      </w:r>
-      <w:r>
-        <w:t xml:space="preserve"> </w:t>
-      </w:r>
-      <w:r>
-        <w:rPr>
-          <w:rFonts w:hint="eastAsia"/>
-        </w:rPr>
-        <w:t xml:space="preserve">与</w:t>
-      </w:r>
-      <w:r>
-        <w:t xml:space="preserve"> </w:t>
-      </w:r>
-      <w:r>
-        <w:rPr>
-          <w:rStyle w:val="VerbatimChar"/>
-        </w:rPr>
-        <w:t xml:space="preserve">N-mm-MPa</w:t>
-      </w:r>
-      <w:r>
-        <w:t xml:space="preserve"> </w:t>
-      </w:r>
-      <w:r>
-        <w:rPr>
-          <w:rFonts w:hint="eastAsia"/>
-        </w:rPr>
-        <w:t xml:space="preserve">之间</w:t>
-      </w:r>
-      <w:r>
-        <w:rPr>
-          <w:rFonts w:hint="eastAsia"/>
-          <w:b/>
-          <w:bCs/>
-        </w:rPr>
-        <w:t xml:space="preserve">整份模型转换</w:t>
-      </w:r>
-      <w:r>
-        <w:rPr>
-          <w:rFonts w:hint="eastAsia"/>
-        </w:rPr>
-        <w:t xml:space="preserve">，</w:t>
-      </w:r>
-      <w:r>
-        <w:t xml:space="preserve"> </w:t>
-      </w:r>
-      <w:r>
-        <w:rPr>
-          <w:rFonts w:hint="eastAsia"/>
-        </w:rPr>
-        <w:t xml:space="preserve">不是只改显示。状态栏右下角常驻显示当前单位制。</w:t>
-      </w:r>
-    </w:p>
-    <w:p>
-      <w:r>
-        <w:pict>
-          <v:rect style="width:0;height:1.5pt" o:hralign="center" o:hrstd="t" o:hr="t"/>
-        </w:pict>
-      </w:r>
-    </w:p>
-    <w:bookmarkEnd w:id="32"/>
-    <w:bookmarkEnd w:id="33"/>
-    <w:bookmarkStart w:id="37" w:name="X442b27c0b0e3b05e6fe51eceed426bfe2126cc9"/>
-    <w:p>
-      <w:pPr>
-        <w:pStyle w:val="Heading2"/>
-      </w:pPr>
-      <w:r>
-        <w:t xml:space="preserve">5 </w:t>
-      </w:r>
-      <w:r>
-        <w:rPr>
-          <w:rFonts w:hint="eastAsia"/>
-        </w:rPr>
-        <w:t xml:space="preserve">边界条件与荷载</w:t>
-      </w:r>
-    </w:p>
-    <w:bookmarkStart w:id="34" w:name="X05e64d2455d8374a8840f216210d0dc6a1f42fa"/>
-    <w:p>
-      <w:pPr>
-        <w:pStyle w:val="Heading3"/>
-      </w:pPr>
-      <w:r>
-        <w:t xml:space="preserve">5.1 </w:t>
-      </w:r>
-      <w:r>
-        <w:rPr>
-          <w:rFonts w:hint="eastAsia"/>
-        </w:rPr>
-        <w:t xml:space="preserve">支座</w:t>
-      </w:r>
-    </w:p>
-    <w:p>
-      <w:pPr>
-        <w:pStyle w:val="FirstParagraph"/>
-      </w:pPr>
-      <w:r>
-        <w:rPr>
-          <w:rStyle w:val="VerbatimChar"/>
-          <w:rFonts w:hint="eastAsia"/>
-        </w:rPr>
-        <w:t xml:space="preserve">载荷</w:t>
-      </w:r>
-      <w:r>
-        <w:t xml:space="preserve"> </w:t>
-      </w:r>
-      <w:r>
-        <w:t xml:space="preserve">→ </w:t>
-      </w:r>
-      <w:r>
-        <w:rPr>
-          <w:rFonts w:hint="eastAsia"/>
-        </w:rPr>
-        <w:t xml:space="preserve">「创建边界条件」。选中节点，勾</w:t>
-      </w:r>
-      <w:r>
-        <w:t xml:space="preserve"> </w:t>
-      </w:r>
-      <w:r>
-        <w:rPr>
-          <w:rStyle w:val="VerbatimChar"/>
-        </w:rPr>
-        <w:t xml:space="preserve">U1/U2/U3/UR1/UR2/UR3</w:t>
-      </w:r>
-      <w:r>
-        <w:t xml:space="preserve"> </w:t>
-      </w:r>
-      <w:r>
-        <w:rPr>
-          <w:rFonts w:hint="eastAsia"/>
-        </w:rPr>
-        <w:t xml:space="preserve">六个自由度。</w:t>
-      </w:r>
-      <w:r>
-        <w:t xml:space="preserve"> </w:t>
-      </w:r>
-      <w:r>
-        <w:rPr>
-          <w:rFonts w:hint="eastAsia"/>
-        </w:rPr>
-        <w:t xml:space="preserve">全勾是固接，只勾三个平动是铰接。</w:t>
-      </w:r>
-    </w:p>
-    <w:p>
-      <w:pPr>
-        <w:pStyle w:val="BlockText"/>
-      </w:pPr>
-      <w:r>
-        <w:rPr>
-          <w:rFonts w:hint="eastAsia"/>
-        </w:rPr>
-        <w:t xml:space="preserve">视口里</w:t>
-      </w:r>
-      <w:r>
-        <w:rPr>
-          <w:rFonts w:hint="eastAsia"/>
-          <w:b/>
-          <w:bCs/>
-        </w:rPr>
-        <w:t xml:space="preserve">不是每个受约束节点都画符号</w:t>
-      </w:r>
-      <w:r>
-        <w:rPr>
-          <w:rFonts w:hint="eastAsia"/>
-        </w:rPr>
-        <w:t xml:space="preserve">：平面刚架的面外自由度是代码自动约束的，</w:t>
-      </w:r>
-      <w:r>
-        <w:t xml:space="preserve"> </w:t>
-      </w:r>
-      <w:r>
-        <w:rPr>
-          <w:rFonts w:hint="eastAsia"/>
-        </w:rPr>
-        <w:t xml:space="preserve">全画出来满屏符号，真正的柱脚反而看不见。只画约束住两个及以上平动方向的节点。</w:t>
-      </w:r>
-    </w:p>
-    <w:bookmarkEnd w:id="34"/>
-    <w:bookmarkStart w:id="35" w:name="Xadee4747154a81b5b46b94e95a4034c92d5821a"/>
-    <w:p>
-      <w:pPr>
-        <w:pStyle w:val="Heading3"/>
-      </w:pPr>
-      <w:r>
-        <w:t xml:space="preserve">5.2 </w:t>
-      </w:r>
-      <w:r>
-        <w:rPr>
-          <w:rFonts w:hint="eastAsia"/>
-        </w:rPr>
-        <w:t xml:space="preserve">荷载</w:t>
-      </w:r>
-    </w:p>
-    <w:p>
-      <w:pPr>
-        <w:pStyle w:val="FirstParagraph"/>
-      </w:pPr>
-      <w:r>
-        <w:rPr>
-          <w:rStyle w:val="VerbatimChar"/>
-          <w:rFonts w:hint="eastAsia"/>
-        </w:rPr>
-        <w:t xml:space="preserve">载荷</w:t>
-      </w:r>
-      <w:r>
-        <w:t xml:space="preserve"> </w:t>
-      </w:r>
-      <w:r>
-        <w:t xml:space="preserve">→ </w:t>
-      </w:r>
-      <w:r>
-        <w:rPr>
-          <w:rFonts w:hint="eastAsia"/>
-        </w:rPr>
-        <w:t xml:space="preserve">「创建载荷」：集中力、线荷载、重力，选中对象后输入分量。</w:t>
-      </w:r>
-      <w:r>
-        <w:t xml:space="preserve"> </w:t>
-      </w:r>
-      <w:r>
-        <w:rPr>
-          <w:rFonts w:hint="eastAsia"/>
-        </w:rPr>
-        <w:t xml:space="preserve">「重力」按密度和截面面积自动算自重。</w:t>
-      </w:r>
-    </w:p>
-    <w:p>
-      <w:pPr>
-        <w:pStyle w:val="BodyText"/>
-      </w:pPr>
-      <w:r>
-        <w:rPr>
-          <w:rFonts w:hint="eastAsia"/>
-        </w:rPr>
-        <w:t xml:space="preserve">荷载箭头旁边默认标数值。模型一大会糊成一片，</w:t>
-      </w:r>
-      <w:r>
-        <w:rPr>
-          <w:rStyle w:val="VerbatimChar"/>
-          <w:rFonts w:hint="eastAsia"/>
-        </w:rPr>
-        <w:t xml:space="preserve">视图</w:t>
-      </w:r>
-      <w:r>
-        <w:t xml:space="preserve"> </w:t>
-      </w:r>
-      <w:r>
-        <w:t xml:space="preserve">→ </w:t>
-      </w:r>
-      <w:r>
-        <w:rPr>
-          <w:rFonts w:hint="eastAsia"/>
-        </w:rPr>
-        <w:t xml:space="preserve">「荷载数值」</w:t>
-      </w:r>
-      <w:r>
-        <w:t xml:space="preserve"> </w:t>
-      </w:r>
-      <w:r>
-        <w:rPr>
-          <w:rFonts w:hint="eastAsia"/>
-        </w:rPr>
-        <w:t xml:space="preserve">（</w:t>
-      </w:r>
-      <w:r>
-        <w:rPr>
-          <w:rStyle w:val="VerbatimChar"/>
-        </w:rPr>
-        <w:t xml:space="preserve">Shift+L</w:t>
-      </w:r>
-      <w:r>
-        <w:rPr>
-          <w:rFonts w:hint="eastAsia"/>
-        </w:rPr>
-        <w:t xml:space="preserve">）整体关掉，箭头保留。</w:t>
-      </w:r>
-    </w:p>
-    <w:bookmarkEnd w:id="35"/>
-    <w:bookmarkStart w:id="36" w:name="X13763b8349c775d170840af371dac1902a1076b"/>
-    <w:p>
-      <w:pPr>
-        <w:pStyle w:val="Heading3"/>
-      </w:pPr>
-      <w:r>
-        <w:t xml:space="preserve">5.3 </w:t>
-      </w:r>
-      <w:r>
-        <w:rPr>
-          <w:rFonts w:hint="eastAsia"/>
-        </w:rPr>
-        <w:t xml:space="preserve">工况与组合</w:t>
-      </w:r>
-    </w:p>
-    <w:p>
-      <w:pPr>
-        <w:pStyle w:val="FirstParagraph"/>
-      </w:pPr>
-      <w:r>
-        <w:rPr>
-          <w:rStyle w:val="VerbatimChar"/>
-          <w:rFonts w:hint="eastAsia"/>
-        </w:rPr>
-        <w:t xml:space="preserve">载荷</w:t>
-      </w:r>
-      <w:r>
-        <w:t xml:space="preserve"> </w:t>
-      </w:r>
-      <w:r>
-        <w:t xml:space="preserve">→ </w:t>
-      </w:r>
-      <w:r>
-        <w:rPr>
-          <w:rFonts w:hint="eastAsia"/>
-        </w:rPr>
-        <w:t xml:space="preserve">「荷载组合」按分项系数组合。求解一次算完所有工况——</w:t>
-      </w:r>
-      <w:r>
-        <w:t xml:space="preserve"> </w:t>
-      </w:r>
-      <w:r>
-        <w:rPr>
-          <w:rFonts w:hint="eastAsia"/>
-        </w:rPr>
-        <w:t xml:space="preserve">总刚只分解一次，逐工况回代，这是多工况的全部好处所在。</w:t>
-      </w:r>
-    </w:p>
-    <w:p>
-      <w:r>
-        <w:pict>
-          <v:rect style="width:0;height:1.5pt" o:hralign="center" o:hrstd="t" o:hr="t"/>
-        </w:pict>
-      </w:r>
-    </w:p>
-    <w:bookmarkEnd w:id="36"/>
-    <w:bookmarkEnd w:id="37"/>
-    <w:bookmarkStart w:id="38" w:name="X4b27e17e9f4dd996024dd42f887aba91296199b"/>
-    <w:p>
-      <w:pPr>
-        <w:pStyle w:val="Heading2"/>
-      </w:pPr>
-      <w:r>
-        <w:t xml:space="preserve">6 </w:t>
-      </w:r>
-      <w:r>
-        <w:rPr>
-          <w:rFonts w:hint="eastAsia"/>
-        </w:rPr>
-        <w:t xml:space="preserve">分析步</w:t>
-      </w:r>
-    </w:p>
-    <w:p>
-      <w:pPr>
-        <w:pStyle w:val="FirstParagraph"/>
-      </w:pPr>
-      <w:r>
-        <w:rPr>
-          <w:rStyle w:val="VerbatimChar"/>
-          <w:rFonts w:hint="eastAsia"/>
-        </w:rPr>
-        <w:t xml:space="preserve">分析</w:t>
-      </w:r>
-      <w:r>
-        <w:t xml:space="preserve"> </w:t>
-      </w:r>
-      <w:r>
-        <w:t xml:space="preserve">→ </w:t>
-      </w:r>
-      <w:r>
-        <w:rPr>
-          <w:rFonts w:hint="eastAsia"/>
-        </w:rPr>
-        <w:t xml:space="preserve">「分析步」选类型：</w:t>
-      </w:r>
-    </w:p>
-    <w:tbl>
-      <w:tblPr>
-        <w:tblStyle w:val="Table"/>
-        <w:tblW w:type="auto" w:w="0"/>
-        <w:tblLook w:firstRow="1" w:lastRow="0" w:firstColumn="0" w:lastColumn="0" w:noHBand="0" w:noVBand="0" w:val="0020"/>
-      </w:tblPr>
-      <w:tblGrid>
-        <w:gridCol w:w="2640"/>
-        <w:gridCol w:w="2640"/>
-        <w:gridCol w:w="2640"/>
-      </w:tblGrid>
-      <w:tr>
-        <w:trPr>
-          <w:tblHeader w:val="on"/>
-        </w:trPr>
-        <w:tc>
-          <w:tcPr/>
-          <w:p>
-            <w:pPr>
-              <w:pStyle w:val="Compact"/>
-            </w:pPr>
-            <w:r>
-              <w:rPr>
-                <w:rFonts w:hint="eastAsia"/>
-              </w:rPr>
-              <w:t xml:space="preserve">类型</w:t>
-            </w:r>
-          </w:p>
-        </w:tc>
-        <w:tc>
-          <w:tcPr/>
-          <w:p>
-            <w:pPr>
-              <w:pStyle w:val="Compact"/>
-            </w:pPr>
-            <w:r>
-              <w:rPr>
-                <w:rFonts w:hint="eastAsia"/>
-              </w:rPr>
-              <w:t xml:space="preserve">什么时候用</w:t>
-            </w:r>
-          </w:p>
-        </w:tc>
-        <w:tc>
-          <w:tcPr/>
-          <w:p>
-            <w:pPr>
-              <w:pStyle w:val="Compact"/>
-            </w:pPr>
-            <w:r>
-              <w:rPr>
-                <w:rFonts w:hint="eastAsia"/>
-              </w:rPr>
-              <w:t xml:space="preserve">注意</w:t>
-            </w:r>
-          </w:p>
-        </w:tc>
-      </w:tr>
-      <w:tr>
-        <w:tc>
-          <w:tcPr/>
-          <w:p>
-            <w:pPr>
-              <w:pStyle w:val="Compact"/>
-            </w:pPr>
-            <w:r>
-              <w:rPr>
-                <w:rFonts w:hint="eastAsia"/>
-              </w:rPr>
-              <w:t xml:space="preserve">线性静力</w:t>
-            </w:r>
-          </w:p>
-        </w:tc>
-        <w:tc>
-          <w:tcPr/>
-          <w:p>
-            <w:pPr>
-              <w:pStyle w:val="Compact"/>
-            </w:pPr>
-            <w:r>
-              <w:rPr>
-                <w:rFonts w:hint="eastAsia"/>
-              </w:rPr>
-              <w:t xml:space="preserve">默认</w:t>
-            </w:r>
-          </w:p>
-        </w:tc>
-        <w:tc>
-          <w:tcPr/>
-          <w:p>
-            <w:pPr>
-              <w:pStyle w:val="Compact"/>
-            </w:pPr>
-            <w:r>
-              <w:t xml:space="preserve">—</w:t>
-            </w:r>
-          </w:p>
-        </w:tc>
-      </w:tr>
-      <w:tr>
-        <w:tc>
-          <w:tcPr/>
-          <w:p>
-            <w:pPr>
-              <w:pStyle w:val="Compact"/>
-            </w:pPr>
-            <w:r>
-              <w:t xml:space="preserve">P-Delta </w:t>
-            </w:r>
-            <w:r>
-              <w:rPr>
-                <w:rFonts w:hint="eastAsia"/>
-              </w:rPr>
-              <w:t xml:space="preserve">二阶弹性</w:t>
-            </w:r>
-          </w:p>
-        </w:tc>
-        <w:tc>
-          <w:tcPr/>
-          <w:p>
-            <w:pPr>
-              <w:pStyle w:val="Compact"/>
-            </w:pPr>
-            <w:r>
-              <w:rPr>
-                <w:rFonts w:hint="eastAsia"/>
-              </w:rPr>
-              <w:t xml:space="preserve">轴压大、侧移敏感的框架</w:t>
-            </w:r>
-          </w:p>
-        </w:tc>
-        <w:tc>
-          <w:tcPr/>
-          <w:p>
-            <w:pPr>
-              <w:pStyle w:val="Compact"/>
-            </w:pPr>
-            <w:r>
-              <w:rPr>
-                <w:rFonts w:hint="eastAsia"/>
-              </w:rPr>
-              <w:t xml:space="preserve">小应变，非</w:t>
-            </w:r>
-            <w:r>
-              <w:t xml:space="preserve"> </w:t>
-            </w:r>
-            <w:r>
-              <w:rPr>
-                <w:rStyle w:val="VerbatimChar"/>
-              </w:rPr>
-              <w:t xml:space="preserve">NLGEOM</w:t>
-            </w:r>
-          </w:p>
-        </w:tc>
-      </w:tr>
-      <w:tr>
-        <w:tc>
-          <w:tcPr/>
-          <w:p>
-            <w:pPr>
-              <w:pStyle w:val="Compact"/>
-            </w:pPr>
-            <w:r>
-              <w:rPr>
-                <w:rFonts w:hint="eastAsia"/>
-              </w:rPr>
-              <w:t xml:space="preserve">双线性轴向材料非线性</w:t>
-            </w:r>
-          </w:p>
-        </w:tc>
-        <w:tc>
-          <w:tcPr/>
-          <w:p>
-            <w:pPr>
-              <w:pStyle w:val="Compact"/>
-            </w:pPr>
-            <w:r>
-              <w:rPr>
-                <w:rFonts w:hint="eastAsia"/>
-              </w:rPr>
-              <w:t xml:space="preserve">轴向进入塑性</w:t>
-            </w:r>
-          </w:p>
-        </w:tc>
-        <w:tc>
-          <w:tcPr/>
-          <w:p>
-            <w:pPr>
-              <w:pStyle w:val="Compact"/>
-            </w:pPr>
-            <w:r>
-              <w:rPr>
-                <w:rFonts w:hint="eastAsia"/>
-                <w:b/>
-                <w:bCs/>
-              </w:rPr>
-              <w:t xml:space="preserve">仅轴向</w:t>
-            </w:r>
-            <w:r>
-              <w:rPr>
-                <w:rFonts w:hint="eastAsia"/>
-              </w:rPr>
-              <w:t xml:space="preserve">，弯曲仍弹性</w:t>
-            </w:r>
-          </w:p>
-        </w:tc>
-      </w:tr>
-    </w:tbl>
-    <w:p>
-      <w:pPr>
-        <w:pStyle w:val="BodyText"/>
-      </w:pPr>
-      <w:r>
-        <w:rPr>
-          <w:rFonts w:hint="eastAsia"/>
-        </w:rPr>
-        <w:t xml:space="preserve">另外两个独立分析：</w:t>
-      </w:r>
-    </w:p>
-    <w:p>
-      <w:pPr>
-        <w:pStyle w:val="Compact"/>
-        <w:numPr>
-          <w:ilvl w:val="0"/>
-          <w:numId w:val="1008"/>
-        </w:numPr>
-      </w:pPr>
-      <w:r>
-        <w:rPr>
-          <w:rFonts w:hint="eastAsia"/>
-          <w:b/>
-          <w:bCs/>
-        </w:rPr>
-        <w:t xml:space="preserve">「模态」</w:t>
-      </w:r>
-      <w:r>
-        <w:rPr>
-          <w:rFonts w:hint="eastAsia"/>
-        </w:rPr>
-        <w:t xml:space="preserve">（</w:t>
-      </w:r>
-      <w:r>
-        <w:rPr>
-          <w:rStyle w:val="VerbatimChar"/>
-        </w:rPr>
-        <w:t xml:space="preserve">Ctrl+4</w:t>
-      </w:r>
-      <w:r>
-        <w:rPr>
-          <w:rFonts w:hint="eastAsia"/>
-        </w:rPr>
-        <w:t xml:space="preserve">）：自振频率与振型，</w:t>
-      </w:r>
-      <w:r>
-        <w:rPr>
-          <w:rFonts w:hint="eastAsia"/>
-          <w:b/>
-          <w:bCs/>
-        </w:rPr>
-        <w:t xml:space="preserve">需要材料密度</w:t>
-      </w:r>
-      <w:r>
-        <w:t xml:space="preserve">。</w:t>
-      </w:r>
-      <w:r>
-        <w:t xml:space="preserve"> </w:t>
-      </w:r>
-      <w:r>
-        <w:rPr>
-          <w:rFonts w:hint="eastAsia"/>
-        </w:rPr>
-        <w:t xml:space="preserve">一致质量阵会</w:t>
-      </w:r>
-      <w:r>
-        <w:rPr>
-          <w:rFonts w:hint="eastAsia"/>
-          <w:b/>
-          <w:bCs/>
-        </w:rPr>
-        <w:t xml:space="preserve">高估</w:t>
-      </w:r>
-      <w:r>
-        <w:rPr>
-          <w:rFonts w:hint="eastAsia"/>
-        </w:rPr>
-        <w:t xml:space="preserve">频率，这是该做法的真实精度，不是</w:t>
-      </w:r>
-      <w:r>
-        <w:t xml:space="preserve"> bug。</w:t>
-      </w:r>
-    </w:p>
-    <w:p>
-      <w:pPr>
-        <w:pStyle w:val="Compact"/>
-        <w:numPr>
-          <w:ilvl w:val="0"/>
-          <w:numId w:val="1008"/>
+          <w:numId w:val="1009"/>
         </w:numPr>
       </w:pPr>
       <w:r>
@@ -5780,7 +5635,25 @@
         <w:rPr>
           <w:rFonts w:hint="eastAsia"/>
         </w:rPr>
-        <w:t xml:space="preserve">现在工具会自己把这件事说出来：网格不够时，屈曲与模态的结果里会多一个</w:t>
+        <w:t xml:space="preserve">当前频率、屈曲与P-Δ分析会按每根杆件至少4段自动加密，用户布种要求更细时取更细的网格。</w:t>
+      </w:r>
+      <w:r>
+        <w:t xml:space="preserve"> </w:t>
+      </w:r>
+      <w:r>
+        <w:rPr>
+          <w:rFonts w:hint="eastAsia"/>
+        </w:rPr>
+        <w:t xml:space="preserve">原有粗网格对照说明为什么不能把一根杆直接当成一个分析杆段；自动加密仍不能替代收敛检查。</w:t>
+      </w:r>
+      <w:r>
+        <w:t xml:space="preserve"> </w:t>
+      </w:r>
+      <w:r>
+        <w:rPr>
+          <w:rFonts w:hint="eastAsia"/>
+        </w:rPr>
+        <w:t xml:space="preserve">网格不够时，屈曲与模态的结果里会多一个</w:t>
       </w:r>
       <w:r>
         <w:t xml:space="preserve"> </w:t>
@@ -5838,6 +5711,84 @@
           <w:rFonts w:hint="eastAsia"/>
         </w:rPr>
         <w:t xml:space="preserve">个单元以上就不再提示。</w:t>
+      </w:r>
+    </w:p>
+    <w:p>
+      <w:pPr>
+        <w:pStyle w:val="FirstParagraph"/>
+      </w:pPr>
+      <w:r>
+        <w:rPr>
+          <w:rFonts w:hint="eastAsia"/>
+        </w:rPr>
+        <w:t xml:space="preserve">边界条件、荷载、截面指派及梁方向是作用于区域的命名对象。区域写集合名时是活引用，</w:t>
+      </w:r>
+      <w:r>
+        <w:t xml:space="preserve"> </w:t>
+      </w:r>
+      <w:r>
+        <w:rPr>
+          <w:rFonts w:hint="eastAsia"/>
+        </w:rPr>
+        <w:t xml:space="preserve">修改集合会触发再生成；对象与旧式逐节点直接定义的条目不能重叠覆盖。</w:t>
+      </w:r>
+      <w:r>
+        <w:t xml:space="preserve"> </w:t>
+      </w:r>
+      <w:r>
+        <w:rPr>
+          <w:rFonts w:hint="eastAsia"/>
+        </w:rPr>
+        <w:t xml:space="preserve">旧支座可从模型树一键转换成边界条件对象，转换保持数值模型并可撤销。</w:t>
+      </w:r>
+      <w:r>
+        <w:t xml:space="preserve"> </w:t>
+      </w:r>
+      <w:r>
+        <w:rPr>
+          <w:rFonts w:hint="eastAsia"/>
+        </w:rPr>
+        <w:t xml:space="preserve">管理器按分析步显示创建、传播、修改、失活；给定位移仅在Initial创建，指定工况，且只能作用于固定方向。</w:t>
+      </w:r>
+    </w:p>
+    <w:p>
+      <w:pPr>
+        <w:pStyle w:val="BodyText"/>
+      </w:pPr>
+      <w:r>
+        <w:rPr>
+          <w:rFonts w:hint="eastAsia"/>
+        </w:rPr>
+        <w:t xml:space="preserve">连接约束用主从自由度消元处理。BEAM刚性连杆、TIE、PIN与运动耦合覆盖偏心连接、重合节点连接和刚性楼板。</w:t>
+      </w:r>
+      <w:r>
+        <w:t xml:space="preserve"> </w:t>
+      </w:r>
+      <w:r>
+        <w:rPr>
+          <w:rFonts w:hint="eastAsia"/>
+        </w:rPr>
+        <w:t xml:space="preserve">重叠从自由度、从节点支座冲突及约束环会被拒绝。实例阵列只复制杆系及属性，不复制装配荷载与边界条件。</w:t>
+      </w:r>
+    </w:p>
+    <w:p>
+      <w:pPr>
+        <w:pStyle w:val="BodyText"/>
+      </w:pPr>
+      <w:r>
+        <w:rPr>
+          <w:rFonts w:hint="eastAsia"/>
+        </w:rPr>
+        <w:t xml:space="preserve">三维屈曲扫描应先核对控制模态。保持GJ不变而只增大极惯性矩时，纯扭转临界力可能降低；</w:t>
+      </w:r>
+      <w:r>
+        <w:t xml:space="preserve"> </w:t>
+      </w:r>
+      <w:r>
+        <w:rPr>
+          <w:rFonts w:hint="eastAsia"/>
+        </w:rPr>
+        <w:t xml:space="preserve">“截面越大临界因子必然越大”只适用于相应的弯曲控制条件，不能据此删掉有效模态。</w:t>
       </w:r>
     </w:p>
     <w:p>
@@ -5886,16 +5837,7 @@
         <w:rPr>
           <w:rFonts w:hint="eastAsia"/>
         </w:rPr>
-        <w:t xml:space="preserve">点「4</w:t>
-      </w:r>
-      <w:r>
-        <w:t xml:space="preserve"> </w:t>
-      </w:r>
-      <w:r>
-        <w:rPr>
-          <w:rFonts w:hint="eastAsia"/>
-        </w:rPr>
-        <w:t xml:space="preserve">求解」之前，程序先做确定性完整性校验：有没有杆子悬空、有没有地方</w:t>
+        <w:t xml:space="preserve">点「求解」之前，程序先做确定性完整性校验：有没有杆子悬空、有没有地方</w:t>
       </w:r>
       <w:r>
         <w:t xml:space="preserve"> </w:t>
@@ -5984,7 +5926,7 @@
         <w:pStyle w:val="Compact"/>
         <w:numPr>
           <w:ilvl w:val="0"/>
-          <w:numId w:val="1009"/>
+          <w:numId w:val="1010"/>
         </w:numPr>
       </w:pPr>
       <w:r>
@@ -6022,7 +5964,7 @@
         <w:pStyle w:val="Compact"/>
         <w:numPr>
           <w:ilvl w:val="0"/>
-          <w:numId w:val="1009"/>
+          <w:numId w:val="1010"/>
         </w:numPr>
       </w:pPr>
       <w:r>
@@ -6607,7 +6549,7 @@
         <w:pStyle w:val="Compact"/>
         <w:numPr>
           <w:ilvl w:val="0"/>
-          <w:numId w:val="1010"/>
+          <w:numId w:val="1011"/>
         </w:numPr>
       </w:pPr>
       <w:r>
@@ -6623,198 +6565,6 @@
           <w:rFonts w:hint="eastAsia"/>
         </w:rPr>
         <w:t xml:space="preserve">，用顺序色标，从零起</w:t>
-      </w:r>
-    </w:p>
-    <w:p>
-      <w:pPr>
-        <w:pStyle w:val="Compact"/>
-        <w:numPr>
-          <w:ilvl w:val="0"/>
-          <w:numId w:val="1010"/>
-        </w:numPr>
-      </w:pPr>
-      <w:r>
-        <w:rPr>
-          <w:rFonts w:hint="eastAsia"/>
-          <w:b/>
-          <w:bCs/>
-        </w:rPr>
-        <w:t xml:space="preserve">有符号分量关于零对称</w:t>
-      </w:r>
-      <w:r>
-        <w:rPr>
-          <w:rFonts w:hint="eastAsia"/>
-        </w:rPr>
-        <w:t xml:space="preserve">，中点是零</w:t>
-      </w:r>
-    </w:p>
-    <w:p>
-      <w:pPr>
-        <w:pStyle w:val="Compact"/>
-        <w:numPr>
-          <w:ilvl w:val="0"/>
-          <w:numId w:val="1010"/>
-        </w:numPr>
-      </w:pPr>
-      <w:r>
-        <w:rPr>
-          <w:rFonts w:hint="eastAsia"/>
-        </w:rPr>
-        <w:t xml:space="preserve">超出量程的段单独画成</w:t>
-      </w:r>
-      <w:r>
-        <w:rPr>
-          <w:rFonts w:hint="eastAsia"/>
-          <w:b/>
-          <w:bCs/>
-        </w:rPr>
-        <w:t xml:space="preserve">橙色</w:t>
-      </w:r>
-      <w:r>
-        <w:rPr>
-          <w:rFonts w:hint="eastAsia"/>
-        </w:rPr>
-        <w:t xml:space="preserve">，否则峰值位置会消失在饱和的同色里</w:t>
-      </w:r>
-    </w:p>
-    <w:p>
-      <w:pPr>
-        <w:pStyle w:val="Compact"/>
-        <w:numPr>
-          <w:ilvl w:val="0"/>
-          <w:numId w:val="1010"/>
-        </w:numPr>
-      </w:pPr>
-      <w:r>
-        <w:rPr>
-          <w:rFonts w:hint="eastAsia"/>
-        </w:rPr>
-        <w:t xml:space="preserve">彩虹色系明度不单调，</w:t>
-      </w:r>
-      <w:r>
-        <w:rPr>
-          <w:rFonts w:hint="eastAsia"/>
-          <w:b/>
-          <w:bCs/>
-        </w:rPr>
-        <w:t xml:space="preserve">黑白打印和色盲读不出高低</w:t>
-      </w:r>
-      <w:r>
-        <w:rPr>
-          <w:rFonts w:hint="eastAsia"/>
-        </w:rPr>
-        <w:t xml:space="preserve">，那两种场合换另外两套</w:t>
-      </w:r>
-    </w:p>
-    <w:p>
-      <w:pPr>
-        <w:pStyle w:val="BlockText"/>
-      </w:pPr>
-      <w:r>
-        <w:rPr>
-          <w:b/>
-          <w:bCs/>
-        </w:rPr>
-        <w:t xml:space="preserve">σ </w:t>
-      </w:r>
-      <w:r>
-        <w:rPr>
-          <w:rFonts w:hint="eastAsia"/>
-          <w:b/>
-          <w:bCs/>
-        </w:rPr>
-        <w:t xml:space="preserve">是极端纤维正应力</w:t>
-      </w:r>
-      <w:r>
-        <w:t xml:space="preserve"> </w:t>
-      </w:r>
-      <w:r>
-        <w:rPr>
-          <w:rStyle w:val="VerbatimChar"/>
-        </w:rPr>
-        <w:t xml:space="preserve">σ = N/A ± M·c/I</w:t>
-      </w:r>
-      <w:r>
-        <w:rPr>
-          <w:rFonts w:hint="eastAsia"/>
-        </w:rPr>
-        <w:t xml:space="preserve">，不含剪应力与扭转，</w:t>
-      </w:r>
-      <w:r>
-        <w:t xml:space="preserve"> </w:t>
-      </w:r>
-      <w:r>
-        <w:rPr>
-          <w:rFonts w:hint="eastAsia"/>
-        </w:rPr>
-        <w:t xml:space="preserve">所以</w:t>
-      </w:r>
-      <w:r>
-        <w:rPr>
-          <w:rFonts w:hint="eastAsia"/>
-          <w:b/>
-          <w:bCs/>
-        </w:rPr>
-        <w:t xml:space="preserve">不是</w:t>
-      </w:r>
-      <w:r>
-        <w:rPr>
-          <w:b/>
-          <w:bCs/>
-        </w:rPr>
-        <w:t xml:space="preserve"> von Mises</w:t>
-      </w:r>
-      <w:r>
-        <w:rPr>
-          <w:rFonts w:hint="eastAsia"/>
-        </w:rPr>
-        <w:t xml:space="preserve">。截面缺</w:t>
-      </w:r>
-      <w:r>
-        <w:t xml:space="preserve"> </w:t>
-      </w:r>
-      <w:r>
-        <w:rPr>
-          <w:rStyle w:val="VerbatimChar"/>
-        </w:rPr>
-        <w:t xml:space="preserve">cy/cz</w:t>
-      </w:r>
-      <w:r>
-        <w:t xml:space="preserve"> </w:t>
-      </w:r>
-      <w:r>
-        <w:rPr>
-          <w:rFonts w:hint="eastAsia"/>
-        </w:rPr>
-        <w:t xml:space="preserve">时点它会被当场拒绝。</w:t>
-      </w:r>
-    </w:p>
-    <w:bookmarkEnd w:id="44"/>
-    <w:bookmarkStart w:id="45" w:name="Xed9ea7b943ddd954bd7215cb8fdadabecf6bcf5"/>
-    <w:p>
-      <w:pPr>
-        <w:pStyle w:val="Heading3"/>
-      </w:pPr>
-      <w:r>
-        <w:t xml:space="preserve">8.3 </w:t>
-      </w:r>
-      <w:r>
-        <w:rPr>
-          <w:rFonts w:hint="eastAsia"/>
-        </w:rPr>
-        <w:t xml:space="preserve">内力图（</w:t>
-      </w:r>
-      <w:r>
-        <w:rPr>
-          <w:rStyle w:val="VerbatimChar"/>
-        </w:rPr>
-        <w:t xml:space="preserve">Ctrl+D</w:t>
-      </w:r>
-      <w:r>
-        <w:rPr>
-          <w:rFonts w:hint="eastAsia"/>
-        </w:rPr>
-        <w:t xml:space="preserve">）与包络</w:t>
       </w:r>
     </w:p>
     <w:p>
@@ -6828,8 +6578,16 @@
       <w:r>
         <w:rPr>
           <w:rFonts w:hint="eastAsia"/>
-        </w:rPr>
-        <w:t xml:space="preserve">「内力图」：沿杆长的曲线，峰值位置、过零点、各组合包络</w:t>
+          <w:b/>
+          <w:bCs/>
+        </w:rPr>
+        <w:t xml:space="preserve">有符号分量关于零对称</w:t>
+      </w:r>
+      <w:r>
+        <w:rPr>
+          <w:rFonts w:hint="eastAsia"/>
+        </w:rPr>
+        <w:t xml:space="preserve">，中点是零</w:t>
       </w:r>
     </w:p>
     <w:p>
@@ -6844,15 +6602,21 @@
         <w:rPr>
           <w:rFonts w:hint="eastAsia"/>
         </w:rPr>
-        <w:t xml:space="preserve">「包络」：各分量沿杆件的极值与</w:t>
-      </w:r>
-      <w:r>
-        <w:rPr>
-          <w:rFonts w:hint="eastAsia"/>
-          <w:b/>
-          <w:bCs/>
-        </w:rPr>
-        <w:t xml:space="preserve">控制组合</w:t>
+        <w:t xml:space="preserve">超出量程的段单独画成</w:t>
+      </w:r>
+      <w:r>
+        <w:rPr>
+          <w:rFonts w:hint="eastAsia"/>
+          <w:b/>
+          <w:bCs/>
+        </w:rPr>
+        <w:t xml:space="preserve">橙色</w:t>
+      </w:r>
+      <w:r>
+        <w:rPr>
+          <w:rFonts w:hint="eastAsia"/>
+        </w:rPr>
+        <w:t xml:space="preserve">，否则峰值位置会消失在饱和的同色里</w:t>
       </w:r>
     </w:p>
     <w:p>
@@ -6867,152 +6631,132 @@
         <w:rPr>
           <w:rFonts w:hint="eastAsia"/>
         </w:rPr>
-        <w:t xml:space="preserve">「最大挠度」：最不利杆件的挠度、位置与</w:t>
-      </w:r>
-      <w:r>
-        <w:rPr>
-          <w:rFonts w:hint="eastAsia"/>
-          <w:b/>
-          <w:bCs/>
-        </w:rPr>
-        <w:t xml:space="preserve">挠跨比</w:t>
-      </w:r>
-    </w:p>
-    <w:bookmarkEnd w:id="45"/>
-    <w:bookmarkStart w:id="46" w:name="X576bd797637f7ea3bb611b3e9dcf87d227915ad"/>
+        <w:t xml:space="preserve">彩虹色系明度不单调，</w:t>
+      </w:r>
+      <w:r>
+        <w:rPr>
+          <w:rFonts w:hint="eastAsia"/>
+          <w:b/>
+          <w:bCs/>
+        </w:rPr>
+        <w:t xml:space="preserve">黑白打印和色盲读不出高低</w:t>
+      </w:r>
+      <w:r>
+        <w:rPr>
+          <w:rFonts w:hint="eastAsia"/>
+        </w:rPr>
+        <w:t xml:space="preserve">，那两种场合换另外两套</w:t>
+      </w:r>
+    </w:p>
+    <w:p>
+      <w:pPr>
+        <w:pStyle w:val="BlockText"/>
+      </w:pPr>
+      <w:r>
+        <w:rPr>
+          <w:b/>
+          <w:bCs/>
+        </w:rPr>
+        <w:t xml:space="preserve">σ </w:t>
+      </w:r>
+      <w:r>
+        <w:rPr>
+          <w:rFonts w:hint="eastAsia"/>
+          <w:b/>
+          <w:bCs/>
+        </w:rPr>
+        <w:t xml:space="preserve">是极端纤维正应力</w:t>
+      </w:r>
+      <w:r>
+        <w:t xml:space="preserve"> </w:t>
+      </w:r>
+      <w:r>
+        <w:rPr>
+          <w:rStyle w:val="VerbatimChar"/>
+        </w:rPr>
+        <w:t xml:space="preserve">σ = N/A ± M·c/I</w:t>
+      </w:r>
+      <w:r>
+        <w:rPr>
+          <w:rFonts w:hint="eastAsia"/>
+        </w:rPr>
+        <w:t xml:space="preserve">，不含剪应力与扭转，</w:t>
+      </w:r>
+      <w:r>
+        <w:t xml:space="preserve"> </w:t>
+      </w:r>
+      <w:r>
+        <w:rPr>
+          <w:rFonts w:hint="eastAsia"/>
+        </w:rPr>
+        <w:t xml:space="preserve">所以</w:t>
+      </w:r>
+      <w:r>
+        <w:rPr>
+          <w:rFonts w:hint="eastAsia"/>
+          <w:b/>
+          <w:bCs/>
+        </w:rPr>
+        <w:t xml:space="preserve">不是</w:t>
+      </w:r>
+      <w:r>
+        <w:rPr>
+          <w:b/>
+          <w:bCs/>
+        </w:rPr>
+        <w:t xml:space="preserve"> von Mises</w:t>
+      </w:r>
+      <w:r>
+        <w:rPr>
+          <w:rFonts w:hint="eastAsia"/>
+        </w:rPr>
+        <w:t xml:space="preserve">。截面缺</w:t>
+      </w:r>
+      <w:r>
+        <w:t xml:space="preserve"> </w:t>
+      </w:r>
+      <w:r>
+        <w:rPr>
+          <w:rStyle w:val="VerbatimChar"/>
+        </w:rPr>
+        <w:t xml:space="preserve">cy/cz</w:t>
+      </w:r>
+      <w:r>
+        <w:t xml:space="preserve"> </w:t>
+      </w:r>
+      <w:r>
+        <w:rPr>
+          <w:rFonts w:hint="eastAsia"/>
+        </w:rPr>
+        <w:t xml:space="preserve">时点它会被当场拒绝。</w:t>
+      </w:r>
+    </w:p>
+    <w:bookmarkEnd w:id="44"/>
+    <w:bookmarkStart w:id="45" w:name="Xed9ea7b943ddd954bd7215cb8fdadabecf6bcf5"/>
     <w:p>
       <w:pPr>
         <w:pStyle w:val="Heading3"/>
       </w:pPr>
       <w:r>
-        <w:t xml:space="preserve">8.4 </w:t>
-      </w:r>
-      <w:r>
-        <w:rPr>
-          <w:rFonts w:hint="eastAsia"/>
-        </w:rPr>
-        <w:t xml:space="preserve">定位</w:t>
-      </w:r>
-    </w:p>
-    <w:p>
-      <w:pPr>
-        <w:pStyle w:val="FirstParagraph"/>
-      </w:pPr>
-      <w:r>
-        <w:rPr>
-          <w:rFonts w:hint="eastAsia"/>
-        </w:rPr>
-        <w:t xml:space="preserve">结果表里点一行</w:t>
-      </w:r>
-      <w:r>
-        <w:t xml:space="preserve"> → </w:t>
-      </w:r>
-      <w:r>
-        <w:rPr>
-          <w:rFonts w:hint="eastAsia"/>
-        </w:rPr>
-        <w:t xml:space="preserve">视口高亮那根杆。「定位当前分量极值」直接跳到峰值位置。</w:t>
-      </w:r>
-      <w:r>
-        <w:t xml:space="preserve"> </w:t>
+        <w:t xml:space="preserve">8.3 </w:t>
+      </w:r>
+      <w:r>
+        <w:rPr>
+          <w:rFonts w:hint="eastAsia"/>
+        </w:rPr>
+        <w:t xml:space="preserve">内力图（</w:t>
       </w:r>
       <w:r>
         <w:rPr>
           <w:rStyle w:val="VerbatimChar"/>
         </w:rPr>
-        <w:t xml:space="preserve">L</w:t>
-      </w:r>
-      <w:r>
-        <w:t xml:space="preserve"> </w:t>
-      </w:r>
-      <w:r>
-        <w:rPr>
-          <w:rFonts w:hint="eastAsia"/>
-        </w:rPr>
-        <w:t xml:space="preserve">键打开编号标注，报错和结果定位时必备。</w:t>
-      </w:r>
-    </w:p>
-    <w:p>
-      <w:r>
-        <w:pict>
-          <v:rect style="width:0;height:1.5pt" o:hralign="center" o:hrstd="t" o:hr="t"/>
-        </w:pict>
-      </w:r>
-    </w:p>
-    <w:bookmarkEnd w:id="46"/>
-    <w:bookmarkEnd w:id="47"/>
-    <w:bookmarkStart w:id="54" w:name="X660251ce4c178a48b6d3910f1a9e676c5ac806e"/>
-    <w:p>
-      <w:pPr>
-        <w:pStyle w:val="Heading2"/>
-      </w:pPr>
-      <w:r>
-        <w:t xml:space="preserve">9 </w:t>
-      </w:r>
-      <w:r>
-        <w:rPr>
-          <w:rFonts w:hint="eastAsia"/>
-        </w:rPr>
-        <w:t xml:space="preserve">四项校核</w:t>
-      </w:r>
-    </w:p>
-    <w:p>
-      <w:pPr>
-        <w:pStyle w:val="FirstParagraph"/>
-      </w:pPr>
-      <w:r>
-        <w:rPr>
-          <w:rFonts w:hint="eastAsia"/>
-        </w:rPr>
-        <w:t xml:space="preserve">这四项对应课程讲义《程序灵活应用及讨论》的具体条目，是这个程序区别于</w:t>
-      </w:r>
-      <w:r>
-        <w:t xml:space="preserve"> </w:t>
-      </w:r>
-      <w:r>
-        <w:rPr>
-          <w:rFonts w:hint="eastAsia"/>
-        </w:rPr>
-        <w:t xml:space="preserve">"能算就行"的地方。</w:t>
-      </w:r>
-    </w:p>
-    <w:bookmarkStart w:id="50" w:name="Xa23393f9708cb39449696ab767e8ec5c29ec730"/>
-    <w:p>
-      <w:pPr>
-        <w:pStyle w:val="Heading3"/>
-      </w:pPr>
-      <w:r>
-        <w:t xml:space="preserve">9.1 </w:t>
-      </w:r>
-      <w:r>
-        <w:rPr>
-          <w:rFonts w:hint="eastAsia"/>
-        </w:rPr>
-        <w:t xml:space="preserve">强度验算</w:t>
-      </w:r>
-    </w:p>
-    <w:p>
-      <w:pPr>
-        <w:pStyle w:val="FirstParagraph"/>
-      </w:pPr>
-      <w:r>
-        <w:rPr>
-          <w:rStyle w:val="VerbatimChar"/>
-          <w:rFonts w:hint="eastAsia"/>
-        </w:rPr>
-        <w:t xml:space="preserve">结果</w:t>
-      </w:r>
-      <w:r>
-        <w:t xml:space="preserve"> </w:t>
-      </w:r>
-      <w:r>
-        <w:t xml:space="preserve">→ </w:t>
-      </w:r>
-      <w:r>
-        <w:rPr>
-          <w:rFonts w:hint="eastAsia"/>
-        </w:rPr>
-        <w:t xml:space="preserve">「强度验算」。逐杆给出：</w:t>
+        <w:t xml:space="preserve">Ctrl+D</w:t>
+      </w:r>
+      <w:r>
+        <w:rPr>
+          <w:rFonts w:hint="eastAsia"/>
+        </w:rPr>
+        <w:t xml:space="preserve">）与包络</w:t>
       </w:r>
     </w:p>
     <w:p>
@@ -7026,23 +6770,8 @@
       <w:r>
         <w:rPr>
           <w:rFonts w:hint="eastAsia"/>
-          <w:b/>
-          <w:bCs/>
-        </w:rPr>
-        <w:t xml:space="preserve">应力比</w:t>
-      </w:r>
-      <w:r>
-        <w:rPr>
-          <w:b/>
-          <w:bCs/>
-        </w:rPr>
-        <w:t xml:space="preserve"> σ/[σ]</w:t>
-      </w:r>
-      <w:r>
-        <w:rPr>
-          <w:rFonts w:hint="eastAsia"/>
-        </w:rPr>
-        <w:t xml:space="preserve">，拉压许用分开算，取较大者</w:t>
+        </w:rPr>
+        <w:t xml:space="preserve">「内力图」：沿杆长的曲线，峰值位置、过零点、各组合包络</w:t>
       </w:r>
     </w:p>
     <w:p>
@@ -7056,32 +6785,16 @@
       <w:r>
         <w:rPr>
           <w:rFonts w:hint="eastAsia"/>
-          <w:b/>
-          <w:bCs/>
-        </w:rPr>
-        <w:t xml:space="preserve">折算应力</w:t>
-      </w:r>
-      <w:r>
-        <w:rPr>
-          <w:b/>
-          <w:bCs/>
-        </w:rPr>
-        <w:t xml:space="preserve"> √(σ²+3τ²)</w:t>
-      </w:r>
-      <w:r>
-        <w:rPr>
-          <w:rFonts w:hint="eastAsia"/>
-        </w:rPr>
-        <w:t xml:space="preserve">，即第四强度理论，也是</w:t>
-      </w:r>
-      <w:r>
-        <w:t xml:space="preserve"> GB 50017 §6.1.5 </w:t>
-      </w:r>
-      <w:r>
-        <w:rPr>
-          <w:rFonts w:hint="eastAsia"/>
-        </w:rPr>
-        <w:t xml:space="preserve">的式子</w:t>
+        </w:rPr>
+        <w:t xml:space="preserve">「包络」：各分量沿杆件的极值与</w:t>
+      </w:r>
+      <w:r>
+        <w:rPr>
+          <w:rFonts w:hint="eastAsia"/>
+          <w:b/>
+          <w:bCs/>
+        </w:rPr>
+        <w:t xml:space="preserve">控制组合</w:t>
       </w:r>
     </w:p>
     <w:p>
@@ -7095,25 +6808,153 @@
       <w:r>
         <w:rPr>
           <w:rFonts w:hint="eastAsia"/>
-          <w:b/>
-          <w:bCs/>
-        </w:rPr>
-        <w:t xml:space="preserve">材力四个强度理论</w:t>
-      </w:r>
-      <w:r>
-        <w:rPr>
-          <w:rFonts w:hint="eastAsia"/>
-        </w:rPr>
-        <w:t xml:space="preserve">的相当应力</w:t>
-      </w:r>
-      <w:r>
-        <w:t xml:space="preserve"> </w:t>
-      </w:r>
-      <w:r>
-        <w:rPr>
-          <w:rFonts w:hint="eastAsia"/>
-        </w:rPr>
-        <w:t xml:space="preserve">σr1~σr4，一并列出</w:t>
+        </w:rPr>
+        <w:t xml:space="preserve">「最大挠度」：最不利杆件的挠度、位置与</w:t>
+      </w:r>
+      <w:r>
+        <w:rPr>
+          <w:rFonts w:hint="eastAsia"/>
+          <w:b/>
+          <w:bCs/>
+        </w:rPr>
+        <w:t xml:space="preserve">挠跨比</w:t>
+      </w:r>
+    </w:p>
+    <w:bookmarkEnd w:id="45"/>
+    <w:bookmarkStart w:id="46" w:name="X576bd797637f7ea3bb611b3e9dcf87d227915ad"/>
+    <w:p>
+      <w:pPr>
+        <w:pStyle w:val="Heading3"/>
+      </w:pPr>
+      <w:r>
+        <w:t xml:space="preserve">8.4 </w:t>
+      </w:r>
+      <w:r>
+        <w:rPr>
+          <w:rFonts w:hint="eastAsia"/>
+        </w:rPr>
+        <w:t xml:space="preserve">定位</w:t>
+      </w:r>
+    </w:p>
+    <w:p>
+      <w:pPr>
+        <w:pStyle w:val="FirstParagraph"/>
+      </w:pPr>
+      <w:r>
+        <w:rPr>
+          <w:rFonts w:hint="eastAsia"/>
+        </w:rPr>
+        <w:t xml:space="preserve">结果表里点一行</w:t>
+      </w:r>
+      <w:r>
+        <w:t xml:space="preserve"> → </w:t>
+      </w:r>
+      <w:r>
+        <w:rPr>
+          <w:rFonts w:hint="eastAsia"/>
+        </w:rPr>
+        <w:t xml:space="preserve">视口高亮那根杆。「定位当前分量极值」直接跳到峰值位置。</w:t>
+      </w:r>
+      <w:r>
+        <w:t xml:space="preserve"> </w:t>
+      </w:r>
+      <w:r>
+        <w:rPr>
+          <w:rStyle w:val="VerbatimChar"/>
+        </w:rPr>
+        <w:t xml:space="preserve">L</w:t>
+      </w:r>
+      <w:r>
+        <w:t xml:space="preserve"> </w:t>
+      </w:r>
+      <w:r>
+        <w:rPr>
+          <w:rFonts w:hint="eastAsia"/>
+        </w:rPr>
+        <w:t xml:space="preserve">键打开编号标注，报错和结果定位时必备。</w:t>
+      </w:r>
+    </w:p>
+    <w:p>
+      <w:r>
+        <w:pict>
+          <v:rect style="width:0;height:1.5pt" o:hralign="center" o:hrstd="t" o:hr="t"/>
+        </w:pict>
+      </w:r>
+    </w:p>
+    <w:bookmarkEnd w:id="46"/>
+    <w:bookmarkEnd w:id="47"/>
+    <w:bookmarkStart w:id="54" w:name="X660251ce4c178a48b6d3910f1a9e676c5ac806e"/>
+    <w:p>
+      <w:pPr>
+        <w:pStyle w:val="Heading2"/>
+      </w:pPr>
+      <w:r>
+        <w:t xml:space="preserve">9 </w:t>
+      </w:r>
+      <w:r>
+        <w:rPr>
+          <w:rFonts w:hint="eastAsia"/>
+        </w:rPr>
+        <w:t xml:space="preserve">四项校核</w:t>
+      </w:r>
+    </w:p>
+    <w:p>
+      <w:pPr>
+        <w:pStyle w:val="FirstParagraph"/>
+      </w:pPr>
+      <w:r>
+        <w:rPr>
+          <w:rFonts w:hint="eastAsia"/>
+        </w:rPr>
+        <w:t xml:space="preserve">这四项对应课程讲义《程序灵活应用及讨论》的具体条目，是这个程序区别于</w:t>
+      </w:r>
+      <w:r>
+        <w:t xml:space="preserve"> </w:t>
+      </w:r>
+      <w:r>
+        <w:rPr>
+          <w:rFonts w:hint="eastAsia"/>
+        </w:rPr>
+        <w:t xml:space="preserve">"能算就行"的地方。</w:t>
+      </w:r>
+    </w:p>
+    <w:bookmarkStart w:id="50" w:name="Xa23393f9708cb39449696ab767e8ec5c29ec730"/>
+    <w:p>
+      <w:pPr>
+        <w:pStyle w:val="Heading3"/>
+      </w:pPr>
+      <w:r>
+        <w:t xml:space="preserve">9.1 </w:t>
+      </w:r>
+      <w:r>
+        <w:rPr>
+          <w:rFonts w:hint="eastAsia"/>
+        </w:rPr>
+        <w:t xml:space="preserve">强度验算</w:t>
+      </w:r>
+    </w:p>
+    <w:p>
+      <w:pPr>
+        <w:pStyle w:val="FirstParagraph"/>
+      </w:pPr>
+      <w:r>
+        <w:rPr>
+          <w:rStyle w:val="VerbatimChar"/>
+          <w:rFonts w:hint="eastAsia"/>
+        </w:rPr>
+        <w:t xml:space="preserve">结果</w:t>
+      </w:r>
+      <w:r>
+        <w:t xml:space="preserve"> </w:t>
+      </w:r>
+      <w:r>
+        <w:t xml:space="preserve">→ </w:t>
+      </w:r>
+      <w:r>
+        <w:rPr>
+          <w:rFonts w:hint="eastAsia"/>
+        </w:rPr>
+        <w:t xml:space="preserve">「强度验算」。逐杆给出：</w:t>
       </w:r>
     </w:p>
     <w:p>
@@ -7121,7 +6962,7 @@
         <w:pStyle w:val="Compact"/>
         <w:numPr>
           <w:ilvl w:val="0"/>
-          <w:numId w:val="1012"/>
+          <w:numId w:val="1013"/>
         </w:numPr>
       </w:pPr>
       <w:r>
@@ -7130,25 +6971,20 @@
           <w:b/>
           <w:bCs/>
         </w:rPr>
-        <w:t xml:space="preserve">受压杆的欧拉临界力</w:t>
-      </w:r>
-      <w:r>
-        <w:t xml:space="preserve"> </w:t>
-      </w:r>
-      <w:r>
-        <w:rPr>
-          <w:rStyle w:val="VerbatimChar"/>
-        </w:rPr>
-        <w:t xml:space="preserve">Pcr = π²EI/(μl)²</w:t>
-      </w:r>
-      <w:r>
-        <w:rPr>
-          <w:rFonts w:hint="eastAsia"/>
-        </w:rPr>
-        <w:t xml:space="preserve">，长细比</w:t>
-      </w:r>
-      <w:r>
-        <w:t xml:space="preserve"> λ</w:t>
+        <w:t xml:space="preserve">应力比</w:t>
+      </w:r>
+      <w:r>
+        <w:rPr>
+          <w:b/>
+          <w:bCs/>
+        </w:rPr>
+        <w:t xml:space="preserve"> σ/[σ]</w:t>
+      </w:r>
+      <w:r>
+        <w:rPr>
+          <w:rFonts w:hint="eastAsia"/>
+        </w:rPr>
+        <w:t xml:space="preserve">，拉压许用分开算，取较大者</w:t>
       </w:r>
     </w:p>
     <w:p>
@@ -7156,7 +6992,113 @@
         <w:pStyle w:val="Compact"/>
         <w:numPr>
           <w:ilvl w:val="0"/>
-          <w:numId w:val="1012"/>
+          <w:numId w:val="1013"/>
+        </w:numPr>
+      </w:pPr>
+      <w:r>
+        <w:rPr>
+          <w:rFonts w:hint="eastAsia"/>
+          <w:b/>
+          <w:bCs/>
+        </w:rPr>
+        <w:t xml:space="preserve">折算应力</w:t>
+      </w:r>
+      <w:r>
+        <w:rPr>
+          <w:b/>
+          <w:bCs/>
+        </w:rPr>
+        <w:t xml:space="preserve"> √(σ²+3τ²)</w:t>
+      </w:r>
+      <w:r>
+        <w:rPr>
+          <w:rFonts w:hint="eastAsia"/>
+        </w:rPr>
+        <w:t xml:space="preserve">，即第四强度理论，也是</w:t>
+      </w:r>
+      <w:r>
+        <w:t xml:space="preserve"> GB 50017 §6.1.5 </w:t>
+      </w:r>
+      <w:r>
+        <w:rPr>
+          <w:rFonts w:hint="eastAsia"/>
+        </w:rPr>
+        <w:t xml:space="preserve">的式子</w:t>
+      </w:r>
+    </w:p>
+    <w:p>
+      <w:pPr>
+        <w:pStyle w:val="Compact"/>
+        <w:numPr>
+          <w:ilvl w:val="0"/>
+          <w:numId w:val="1013"/>
+        </w:numPr>
+      </w:pPr>
+      <w:r>
+        <w:rPr>
+          <w:rFonts w:hint="eastAsia"/>
+          <w:b/>
+          <w:bCs/>
+        </w:rPr>
+        <w:t xml:space="preserve">材力四个强度理论</w:t>
+      </w:r>
+      <w:r>
+        <w:rPr>
+          <w:rFonts w:hint="eastAsia"/>
+        </w:rPr>
+        <w:t xml:space="preserve">的相当应力</w:t>
+      </w:r>
+      <w:r>
+        <w:t xml:space="preserve"> </w:t>
+      </w:r>
+      <w:r>
+        <w:rPr>
+          <w:rFonts w:hint="eastAsia"/>
+        </w:rPr>
+        <w:t xml:space="preserve">σr1~σr4，一并列出</w:t>
+      </w:r>
+    </w:p>
+    <w:p>
+      <w:pPr>
+        <w:pStyle w:val="Compact"/>
+        <w:numPr>
+          <w:ilvl w:val="0"/>
+          <w:numId w:val="1013"/>
+        </w:numPr>
+      </w:pPr>
+      <w:r>
+        <w:rPr>
+          <w:rFonts w:hint="eastAsia"/>
+          <w:b/>
+          <w:bCs/>
+        </w:rPr>
+        <w:t xml:space="preserve">受压杆的欧拉临界力</w:t>
+      </w:r>
+      <w:r>
+        <w:t xml:space="preserve"> </w:t>
+      </w:r>
+      <w:r>
+        <w:rPr>
+          <w:rStyle w:val="VerbatimChar"/>
+        </w:rPr>
+        <w:t xml:space="preserve">Pcr = π²EI/(μl)²</w:t>
+      </w:r>
+      <w:r>
+        <w:rPr>
+          <w:rFonts w:hint="eastAsia"/>
+        </w:rPr>
+        <w:t xml:space="preserve">，长细比</w:t>
+      </w:r>
+      <w:r>
+        <w:t xml:space="preserve"> λ</w:t>
+      </w:r>
+    </w:p>
+    <w:p>
+      <w:pPr>
+        <w:pStyle w:val="Compact"/>
+        <w:numPr>
+          <w:ilvl w:val="0"/>
+          <w:numId w:val="1013"/>
         </w:numPr>
       </w:pPr>
       <w:r>
@@ -8636,11 +8578,430 @@
         <w:pStyle w:val="FirstParagraph"/>
       </w:pPr>
       <w:r>
+        <w:t xml:space="preserve">2026-10-13 </w:t>
+      </w:r>
+      <w:r>
+        <w:rPr>
+          <w:rFonts w:hint="eastAsia"/>
+        </w:rPr>
+        <w:t xml:space="preserve">修复加载节点：切面位移驱动同时重建实体保留区的集中力、力矩和线荷载。</w:t>
+      </w:r>
+      <w:r>
+        <w:t xml:space="preserve"> </w:t>
+      </w:r>
+      <w:r>
+        <w:rPr>
+          <w:rFonts w:hint="eastAsia"/>
+        </w:rPr>
+        <w:t xml:space="preserve">使用已编译工况和组合系数，集中力剖分成节点荷载后只计一次；分布荷载按保留长度裁切，</w:t>
+      </w:r>
+      <w:r>
+        <w:t xml:space="preserve"> </w:t>
+      </w:r>
+      <w:r>
+        <w:rPr>
+          <w:rFonts w:hint="eastAsia"/>
+        </w:rPr>
+        <w:t xml:space="preserve">线性强度逐段解析积分，保留合力及关于节点原点的合矩。</w:t>
+      </w:r>
+      <w:r>
+        <w:t xml:space="preserve"> </w:t>
+      </w:r>
+      <w:r>
+        <w:rPr>
+          <w:rFonts w:hint="eastAsia"/>
+        </w:rPr>
+        <w:t xml:space="preserve">加载区采用实体外表面的正面积权重，通过六分量对偶算子施加静力等效节点力；驱动切面不参与加载区。</w:t>
+      </w:r>
+      <w:r>
+        <w:t xml:space="preserve"> </w:t>
+      </w:r>
+      <w:r>
+        <w:rPr>
+          <w:rFonts w:hint="eastAsia"/>
+        </w:rPr>
+        <w:t xml:space="preserve">加载区范围与截面尺度有关，属于缺少真实加载头时的施力假设，区内峰值不能解释为真实接触或焊缝应力。</w:t>
+      </w:r>
+      <w:r>
+        <w:t xml:space="preserve"> </w:t>
+      </w:r>
+      <w:r>
+        <w:rPr>
+          <w:rFonts w:hint="eastAsia"/>
+        </w:rPr>
+        <w:t xml:space="preserve">自研与Abaqus共用同一表面积分配算法，结果保存原载荷来源、加载区及实际施加合力与合矩。</w:t>
+      </w:r>
+      <w:r>
+        <w:t xml:space="preserve"> </w:t>
+      </w:r>
+      <w:r>
+        <w:rPr>
+          <w:rFonts w:hint="eastAsia"/>
+        </w:rPr>
+        <w:t xml:space="preserve">切面反力对照改为整体梁真实切面内力，包含保留段分布荷载的影响；内部支承、温度或初应变未重建时仍拒绝。</w:t>
+      </w:r>
+      <w:r>
+        <w:t xml:space="preserve"> </w:t>
+      </w:r>
+      <w:r>
+        <w:rPr>
+          <w:rFonts w:hint="eastAsia"/>
+        </w:rPr>
+        <w:t xml:space="preserve">云图按二次单元中点提取曲面，以连续应力张量平均着色，保留截面锐边并增加轮廓线；不改变原始网格和峰值。</w:t>
+      </w:r>
+      <w:r>
+        <w:t xml:space="preserve"> </w:t>
+      </w:r>
+      <w:r>
+        <w:rPr>
+          <w:rFonts w:hint="eastAsia"/>
+        </w:rPr>
+        <w:t xml:space="preserve">显示曲面单元号映回原体单元；色标明确绑定应力图层，防止轮廓图层改变色谱或单位范围。</w:t>
+      </w:r>
+      <w:r>
+        <w:t xml:space="preserve"> </w:t>
+      </w:r>
+      <w:r>
+        <w:rPr>
+          <w:rFonts w:hint="eastAsia"/>
+        </w:rPr>
+        <w:t xml:space="preserve">实体配色默认采用Abaqus</w:t>
+      </w:r>
+      <w:r>
+        <w:t xml:space="preserve"> </w:t>
+      </w:r>
+      <w:r>
+        <w:rPr>
+          <w:rFonts w:hint="eastAsia"/>
+        </w:rPr>
+        <w:t xml:space="preserve">Rainbow十二级离散彩虹谱，低值蓝、经青绿黄到高值红；桌面、自研图片和Abaqus导出一致，仍可选择柔和蓝红、蓝绿黄或蓝黄。</w:t>
+      </w:r>
+    </w:p>
+    <w:p>
+      <w:pPr>
+        <w:pStyle w:val="BodyText"/>
+      </w:pPr>
+      <w:r>
+        <w:rPr>
+          <w:rFonts w:hint="eastAsia"/>
+        </w:rPr>
+        <w:t xml:space="preserve">教学示例</w:t>
+      </w:r>
+      <w:r>
+        <w:t xml:space="preserve"> </w:t>
+      </w:r>
+      <w:r>
         <w:rPr>
           <w:rStyle w:val="VerbatimChar"/>
           <w:rFonts w:hint="eastAsia"/>
         </w:rPr>
-        <w:t xml:space="preserve">分析</w:t>
+        <w:t xml:space="preserve">examples/空间刚架_简单整体复杂实体.json</w:t>
+      </w:r>
+      <w:r>
+        <w:t xml:space="preserve"> </w:t>
+      </w:r>
+      <w:r>
+        <w:rPr>
+          <w:rFonts w:hint="eastAsia"/>
+        </w:rPr>
+        <w:t xml:space="preserve">可直接打开：4m×3m平面、3m层高，</w:t>
+      </w:r>
+      <w:r>
+        <w:t xml:space="preserve"> </w:t>
+      </w:r>
+      <w:r>
+        <w:rPr>
+          <w:rFonts w:hint="eastAsia"/>
+        </w:rPr>
+        <w:t xml:space="preserve">8个节点、4柱4梁，柱脚固接；H200×200×12×16柱与H200×100×10×14梁保留真实轮廓。</w:t>
+      </w:r>
+      <w:r>
+        <w:t xml:space="preserve"> </w:t>
+      </w:r>
+      <w:r>
+        <w:rPr>
+          <w:rFonts w:hint="eastAsia"/>
+        </w:rPr>
+        <w:t xml:space="preserve">G工况四个柱顶各向下10kN，柱脚各反力10kN，柱顶Uz=-0.0173040717634464mm与-P·L/(EA)一致；</w:t>
+      </w:r>
+      <w:r>
+        <w:t xml:space="preserve"> </w:t>
+      </w:r>
+      <w:r>
+        <w:rPr>
+          <w:rFonts w:hint="eastAsia"/>
+        </w:rPr>
+        <w:t xml:space="preserve">W工况用于空间侧移，节点5的一体连续版已完成19244个C3D10试算，实际局部过渡半径9mm。</w:t>
+      </w:r>
+      <w:r>
+        <w:t xml:space="preserve"> </w:t>
+      </w:r>
+      <w:r>
+        <w:rPr>
+          <w:rFonts w:hint="eastAsia"/>
+        </w:rPr>
+        <w:t xml:space="preserve">原材料与远端截面保持；单档网格和切面反力差异不作为局部应力收敛结论。</w:t>
+      </w:r>
+    </w:p>
+    <w:p>
+      <w:pPr>
+        <w:pStyle w:val="BodyText"/>
+      </w:pPr>
+      <w:r>
+        <w:t xml:space="preserve">2026-10-14 </w:t>
+      </w:r>
+      <w:r>
+        <w:rPr>
+          <w:rFonts w:hint="eastAsia"/>
+        </w:rPr>
+        <w:t xml:space="preserve">一体连续节点：用户明确选择一体成形实体假设，无焊缝、螺栓或接触界面。</w:t>
+      </w:r>
+      <w:r>
+        <w:t xml:space="preserve"> </w:t>
+      </w:r>
+      <w:r>
+        <w:rPr>
+          <w:rFonts w:hint="eastAsia"/>
+        </w:rPr>
+        <w:t xml:space="preserve">柱顶模板先保留完整柱截面并按真实材料面定位梁端，再使用OpenCASCADE滚动球算法生成交汇处曲面。</w:t>
+      </w:r>
+      <w:r>
+        <w:t xml:space="preserve"> </w:t>
+      </w:r>
+      <w:r>
+        <w:rPr>
+          <w:rFonts w:hint="eastAsia"/>
+        </w:rPr>
+        <w:t xml:space="preserve">请求半径取最小截面特征厚度的0.9倍，内核不接受时尝试半径减半；这属于几何模板参数，不是规范设计尺寸。</w:t>
+      </w:r>
+      <w:r>
+        <w:t xml:space="preserve"> </w:t>
+      </w:r>
+      <w:r>
+        <w:rPr>
+          <w:rFonts w:hint="eastAsia"/>
+        </w:rPr>
+        <w:t xml:space="preserve">通过CAD实体差集验证原材料未被削减、新增材料全部位于半径为最短臂长度0.6倍的局部球域内；</w:t>
+      </w:r>
+      <w:r>
+        <w:t xml:space="preserve"> </w:t>
+      </w:r>
+      <w:r>
+        <w:rPr>
+          <w:rFonts w:hint="eastAsia"/>
+        </w:rPr>
+        <w:t xml:space="preserve">校验不通过则拒绝候选过渡，两个候选都失败时说明原因，不把尖角实体标成曲面过渡。</w:t>
+      </w:r>
+      <w:r>
+        <w:t xml:space="preserve"> </w:t>
+      </w:r>
+      <w:r>
+        <w:rPr>
+          <w:rFonts w:hint="eastAsia"/>
+        </w:rPr>
+        <w:t xml:space="preserve">保留驱动切面原轮廓与面积，结果记录实际半径、材料损失量、过渡域外增材量与容差。</w:t>
+      </w:r>
+      <w:r>
+        <w:t xml:space="preserve"> </w:t>
+      </w:r>
+      <w:r>
+        <w:rPr>
+          <w:rFonts w:hint="eastAsia"/>
+        </w:rPr>
+        <w:t xml:space="preserve">当前明确验证的是三向H型柱顶模板；匹配两臂继续采用G2扫掠，其他拓扑按实际算法记录核对。</w:t>
+      </w:r>
+      <w:r>
+        <w:t xml:space="preserve"> </w:t>
+      </w:r>
+      <w:r>
+        <w:rPr>
+          <w:rFonts w:hint="eastAsia"/>
+        </w:rPr>
+        <w:t xml:space="preserve">一体连续实体与实际钢结构装配节点的局部应力、刚度不同，几何光顺不作为强度或刚度验算结论。</w:t>
+      </w:r>
+    </w:p>
+    <w:p>
+      <w:pPr>
+        <w:pStyle w:val="BodyText"/>
+      </w:pPr>
+      <w:r>
+        <w:t xml:space="preserve">2026-10-13 </w:t>
+      </w:r>
+      <w:r>
+        <w:rPr>
+          <w:rFonts w:hint="eastAsia"/>
+        </w:rPr>
+        <w:t xml:space="preserve">修复柱顶连接：唯一竖向柱与水平梁相接时，自动方式优先保持完整柱截面。</w:t>
+      </w:r>
+      <w:r>
+        <w:t xml:space="preserve"> </w:t>
+      </w:r>
+      <w:r>
+        <w:rPr>
+          <w:rFonts w:hint="eastAsia"/>
+        </w:rPr>
+        <w:t xml:space="preserve">梁端根据柱真实轮廓与轴线的交点接到翼缘或腹板，逐段检查梁宽投影是否完整落在柱材料范围，</w:t>
+      </w:r>
+      <w:r>
+        <w:t xml:space="preserve"> </w:t>
+      </w:r>
+      <w:r>
+        <w:rPr>
+          <w:rFonts w:hint="eastAsia"/>
+        </w:rPr>
+        <w:t xml:space="preserve">孔洞、过宽梁或不能贴合的斜面明确拒绝，不用角平分面削切柱翼缘或向后延拓梁填入柱空隙。</w:t>
+      </w:r>
+      <w:r>
+        <w:t xml:space="preserve"> </w:t>
+      </w:r>
+      <w:r>
+        <w:rPr>
+          <w:rFonts w:hint="eastAsia"/>
+        </w:rPr>
+        <w:t xml:space="preserve">柱顶延长至梁外缘，保存柱杆件号、延长量及各梁起点；这是明确的柱顶尺寸与理想粘结假设，</w:t>
+      </w:r>
+      <w:r>
+        <w:t xml:space="preserve"> </w:t>
+      </w:r>
+      <w:r>
+        <w:rPr>
+          <w:rFonts w:hint="eastAsia"/>
+        </w:rPr>
+        <w:t xml:space="preserve">未建立焊缝、连接板或接触。其他节点仍按已记录的扫掠或斜接方式处理，显式斜接选项保留。</w:t>
+      </w:r>
+    </w:p>
+    <w:p>
+      <w:pPr>
+        <w:pStyle w:val="BodyText"/>
+      </w:pPr>
+      <w:r>
+        <w:t xml:space="preserve">2026-10-13 </w:t>
+      </w:r>
+      <w:r>
+        <w:rPr>
+          <w:rFonts w:hint="eastAsia"/>
+        </w:rPr>
+        <w:t xml:space="preserve">更新节点连接算法：匹配的两臂截面优先采用五次Bézier曲线扫掠。</w:t>
+      </w:r>
+      <w:r>
+        <w:t xml:space="preserve"> </w:t>
+      </w:r>
+      <w:r>
+        <w:rPr>
+          <w:rFonts w:hint="eastAsia"/>
+        </w:rPr>
+        <w:t xml:space="preserve">前三与后三控制点分别沿直杆方向共线且等距，端点曲率为零；优化控制点比例以降低最大曲率，</w:t>
+      </w:r>
+      <w:r>
+        <w:t xml:space="preserve"> </w:t>
+      </w:r>
+      <w:r>
+        <w:rPr>
+          <w:rFonts w:hint="eastAsia"/>
+        </w:rPr>
+        <w:t xml:space="preserve">并将最小中心线曲率半径限制在截面包围半径的1.3倍以上。由真实轮廓生成CAD扫掠实体，</w:t>
+      </w:r>
+      <w:r>
+        <w:t xml:space="preserve"> </w:t>
+      </w:r>
+      <w:r>
+        <w:rPr>
+          <w:rFonts w:hint="eastAsia"/>
+        </w:rPr>
+        <w:t xml:space="preserve">腹板、翼缘、管壁和孔洞随曲线连续过渡，远端切面尺寸与朝向保留。</w:t>
+      </w:r>
+      <w:r>
+        <w:t xml:space="preserve"> </w:t>
+      </w:r>
+      <w:r>
+        <w:rPr>
+          <w:rFonts w:hint="eastAsia"/>
+        </w:rPr>
+        <w:t xml:space="preserve">多臂、截面不一致或朝向不匹配时，沿角平分半空间延拓与裁切杆件及空腔，再并为连续实体，</w:t>
+      </w:r>
+      <w:r>
+        <w:t xml:space="preserve"> </w:t>
+      </w:r>
+      <w:r>
+        <w:rPr>
+          <w:rFonts w:hint="eastAsia"/>
+        </w:rPr>
+        <w:t xml:space="preserve">按局部材料占比识别凹边并生成滚动球圆角；圆角失败明确记录，保留有效斜接，不自动改回凸包。</w:t>
+      </w:r>
+      <w:r>
+        <w:t xml:space="preserve"> </w:t>
+      </w:r>
+      <w:r>
+        <w:rPr>
+          <w:rFonts w:hint="eastAsia"/>
+        </w:rPr>
+        <w:t xml:space="preserve">节点几何提供一体连续节点（自动）、斜接裁切与圆角、截面包络填充（原方式）、原始杆件交汇。</w:t>
+      </w:r>
+      <w:r>
+        <w:t xml:space="preserve"> </w:t>
+      </w:r>
+      <w:r>
+        <w:rPr>
+          <w:rFonts w:hint="eastAsia"/>
+        </w:rPr>
+        <w:t xml:space="preserve">结果保存实际算法、控制点、过渡长度、最小中心线半径或实际圆角状态，实体面板同步显示。</w:t>
+      </w:r>
+      <w:r>
+        <w:t xml:space="preserve"> </w:t>
+      </w:r>
+      <w:r>
+        <w:rPr>
+          <w:rFonts w:hint="eastAsia"/>
+        </w:rPr>
+        <w:t xml:space="preserve">支持八类参数截面和带孔多边形，旧模型只有A/I/J而无真实尺寸时仍须补充轮廓。</w:t>
+      </w:r>
+      <w:r>
+        <w:t xml:space="preserve"> </w:t>
+      </w:r>
+      <w:r>
+        <w:rPr>
+          <w:rFonts w:hint="eastAsia"/>
+        </w:rPr>
+        <w:t xml:space="preserve">G2扫掠改变节点中心线形状，斜接和圆角也代表几何假设；一体连续实体与实际焊接节点应分别解释，</w:t>
+      </w:r>
+      <w:r>
+        <w:t xml:space="preserve"> </w:t>
+      </w:r>
+      <w:r>
+        <w:rPr>
+          <w:rFonts w:hint="eastAsia"/>
+        </w:rPr>
+        <w:t xml:space="preserve">应按实际图纸校核。当前仍限同材料、无刚域偏移和线性静力整体解，未定义真实焊缝、螺栓或接触。</w:t>
+      </w:r>
+      <w:r>
+        <w:t xml:space="preserve"> </w:t>
+      </w:r>
+      <w:r>
+        <w:rPr>
+          <w:rFonts w:hint="eastAsia"/>
+        </w:rPr>
+        <w:t xml:space="preserve">网格可指定尺寸并局部加密，圆角区域按实际半径细化；云图张量平均仅用于显示，原始峰值保留。</w:t>
+      </w:r>
+      <w:r>
+        <w:t xml:space="preserve"> </w:t>
+      </w:r>
+      <w:r>
+        <w:rPr>
+          <w:rFonts w:hint="eastAsia"/>
+        </w:rPr>
+        <w:t xml:space="preserve">自动过渡尚无IIW焊趾路径，暂不给正式Kt；几何光顺不代表强度优化完成，切面反力差异仍需校核。</w:t>
+      </w:r>
+    </w:p>
+    <w:p>
+      <w:pPr>
+        <w:pStyle w:val="BodyText"/>
+      </w:pPr>
+      <w:r>
+        <w:rPr>
+          <w:rStyle w:val="VerbatimChar"/>
+          <w:rFonts w:hint="eastAsia"/>
+        </w:rPr>
+        <w:t xml:space="preserve">作业</w:t>
       </w:r>
       <w:r>
         <w:t xml:space="preserve"> </w:t>
@@ -8652,16 +9013,16 @@
         <w:rPr>
           <w:rFonts w:hint="eastAsia"/>
         </w:rPr>
-        <w:t xml:space="preserve">「节点实体」。选中已求解的圆管节点，把梁单元算出的杆端力</w:t>
-      </w:r>
-      <w:r>
-        <w:t xml:space="preserve"> </w:t>
-      </w:r>
-      <w:r>
-        <w:rPr>
-          <w:rFonts w:hint="eastAsia"/>
-        </w:rPr>
-        <w:t xml:space="preserve">变成局部实体模型的边界条件，用自研</w:t>
+        <w:t xml:space="preserve">「节点实体」。选中已求解的节点，恢复每个实际切面处的整体梁平移和转角，</w:t>
+      </w:r>
+      <w:r>
+        <w:t xml:space="preserve"> </w:t>
+      </w:r>
+      <w:r>
+        <w:rPr>
+          <w:rFonts w:hint="eastAsia"/>
+        </w:rPr>
+        <w:t xml:space="preserve">用面积加权分布耦合约束切面的平均运动，用自研</w:t>
       </w:r>
       <w:r>
         <w:t xml:space="preserve"> </w:t>
@@ -8686,6 +9047,15 @@
         <w:t xml:space="preserve"> </w:t>
       </w:r>
       <w:r>
+        <w:rPr>
+          <w:rFonts w:hint="eastAsia"/>
+        </w:rPr>
+        <w:t xml:space="preserve">切面仍可发生局部变形；位移模式不再任选一个切面固定。原六分量内力加载保留用于对照。</w:t>
+      </w:r>
+      <w:r>
+        <w:t xml:space="preserve"> </w:t>
+      </w:r>
+      <w:r>
         <w:t xml:space="preserve">Gmsh </w:t>
       </w:r>
       <w:r>
@@ -8712,221 +9082,6 @@
           <w:rFonts w:hint="eastAsia"/>
         </w:rPr>
         <w:t xml:space="preserve">：</w:t>
-      </w:r>
-    </w:p>
-    <w:p>
-      <w:pPr>
-        <w:pStyle w:val="Compact"/>
-        <w:numPr>
-          <w:ilvl w:val="0"/>
-          <w:numId w:val="1013"/>
-        </w:numPr>
-      </w:pPr>
-      <w:r>
-        <w:rPr>
-          <w:rFonts w:hint="eastAsia"/>
-        </w:rPr>
-        <w:t xml:space="preserve">几何不含焊缝倒圆时，相贯线是</w:t>
-      </w:r>
-      <w:r>
-        <w:rPr>
-          <w:rFonts w:hint="eastAsia"/>
-          <w:b/>
-          <w:bCs/>
-        </w:rPr>
-        <w:t xml:space="preserve">应力奇异点</w:t>
-      </w:r>
-      <w:r>
-        <w:rPr>
-          <w:rFonts w:hint="eastAsia"/>
-        </w:rPr>
-        <w:t xml:space="preserve">，峰值随网格加密</w:t>
-      </w:r>
-      <w:r>
-        <w:rPr>
-          <w:rFonts w:hint="eastAsia"/>
-          <w:b/>
-          <w:bCs/>
-        </w:rPr>
-        <w:t xml:space="preserve">无上界</w:t>
-      </w:r>
-    </w:p>
-    <w:p>
-      <w:pPr>
-        <w:pStyle w:val="Compact"/>
-        <w:numPr>
-          <w:ilvl w:val="0"/>
-          <w:numId w:val="1013"/>
-        </w:numPr>
-      </w:pPr>
-      <w:r>
-        <w:rPr>
-          <w:rFonts w:hint="eastAsia"/>
-        </w:rPr>
-        <w:t xml:space="preserve">所以</w:t>
-      </w:r>
-      <w:r>
-        <w:t xml:space="preserve"> Kt </w:t>
-      </w:r>
-      <w:r>
-        <w:rPr>
-          <w:rFonts w:hint="eastAsia"/>
-        </w:rPr>
-        <w:t xml:space="preserve">一律以</w:t>
-      </w:r>
-      <w:r>
-        <w:t xml:space="preserve"> </w:t>
-      </w:r>
-      <w:r>
-        <w:rPr>
-          <w:b/>
-          <w:bCs/>
-        </w:rPr>
-        <w:t xml:space="preserve">IIW 0.4t/1.0t </w:t>
-      </w:r>
-      <w:r>
-        <w:rPr>
-          <w:rFonts w:hint="eastAsia"/>
-          <w:b/>
-          <w:bCs/>
-        </w:rPr>
-        <w:t xml:space="preserve">线性外推的热点应力</w:t>
-      </w:r>
-      <w:r>
-        <w:rPr>
-          <w:rFonts w:hint="eastAsia"/>
-        </w:rPr>
-        <w:t xml:space="preserve">为分子</w:t>
-      </w:r>
-    </w:p>
-    <w:p>
-      <w:pPr>
-        <w:pStyle w:val="Compact"/>
-        <w:numPr>
-          <w:ilvl w:val="0"/>
-          <w:numId w:val="1013"/>
-        </w:numPr>
-      </w:pPr>
-      <w:r>
-        <w:rPr>
-          <w:rFonts w:hint="eastAsia"/>
-        </w:rPr>
-        <w:t xml:space="preserve">拿不到热点应力就</w:t>
-      </w:r>
-      <w:r>
-        <w:rPr>
-          <w:rFonts w:hint="eastAsia"/>
-          <w:b/>
-          <w:bCs/>
-        </w:rPr>
-        <w:t xml:space="preserve">明确拒绝</w:t>
-      </w:r>
-      <w:r>
-        <w:rPr>
-          <w:rFonts w:hint="eastAsia"/>
-        </w:rPr>
-        <w:t xml:space="preserve">，不报一个随网格变的假数</w:t>
-      </w:r>
-    </w:p>
-    <w:p>
-      <w:pPr>
-        <w:pStyle w:val="Compact"/>
-        <w:numPr>
-          <w:ilvl w:val="0"/>
-          <w:numId w:val="1013"/>
-        </w:numPr>
-      </w:pPr>
-      <w:r>
-        <w:rPr>
-          <w:rFonts w:hint="eastAsia"/>
-        </w:rPr>
-        <w:t xml:space="preserve">收敛判据是三档网格</w:t>
-      </w:r>
-      <w:r>
-        <w:t xml:space="preserve"> + </w:t>
-      </w:r>
-      <w:r>
-        <w:rPr>
-          <w:rFonts w:hint="eastAsia"/>
-        </w:rPr>
-        <w:t xml:space="preserve">发散识别，不是"两档差</w:t>
-      </w:r>
-      <w:r>
-        <w:t xml:space="preserve"> 5% </w:t>
-      </w:r>
-      <w:r>
-        <w:rPr>
-          <w:rFonts w:hint="eastAsia"/>
-        </w:rPr>
-        <w:t xml:space="preserve">就算收敛"</w:t>
-      </w:r>
-      <w:r>
-        <w:t xml:space="preserve"> </w:t>
-      </w:r>
-      <w:r>
-        <w:rPr>
-          <w:rFonts w:hint="eastAsia"/>
-        </w:rPr>
-        <w:t xml:space="preserve">（那个判据会把奇异问题误判成收敛）</w:t>
-      </w:r>
-    </w:p>
-    <w:p>
-      <w:r>
-        <w:pict>
-          <v:rect style="width:0;height:1.5pt" o:hralign="center" o:hrstd="t" o:hr="t"/>
-        </w:pict>
-      </w:r>
-    </w:p>
-    <w:bookmarkEnd w:id="53"/>
-    <w:bookmarkEnd w:id="54"/>
-    <w:bookmarkStart w:id="58" w:name="Xe0b52d0ef780a93371dd320c47d57e3591c5817"/>
-    <w:p>
-      <w:pPr>
-        <w:pStyle w:val="Heading2"/>
-      </w:pPr>
-      <w:r>
-        <w:t xml:space="preserve">10 AI </w:t>
-      </w:r>
-      <w:r>
-        <w:rPr>
-          <w:rFonts w:hint="eastAsia"/>
-        </w:rPr>
-        <w:t xml:space="preserve">面板怎么用</w:t>
-      </w:r>
-    </w:p>
-    <w:p>
-      <w:pPr>
-        <w:pStyle w:val="FirstParagraph"/>
-      </w:pPr>
-      <w:r>
-        <w:rPr>
-          <w:rStyle w:val="VerbatimChar"/>
-        </w:rPr>
-        <w:t xml:space="preserve">Ctrl+G</w:t>
-      </w:r>
-      <w:r>
-        <w:t xml:space="preserve"> </w:t>
-      </w:r>
-      <w:r>
-        <w:rPr>
-          <w:rFonts w:hint="eastAsia"/>
-        </w:rPr>
-        <w:t xml:space="preserve">打开右侧对话面板。</w:t>
-      </w:r>
-    </w:p>
-    <w:bookmarkStart w:id="55" w:name="X7689556b281b6a8c29f43cf0b5c1e2971b0fea4"/>
-    <w:p>
-      <w:pPr>
-        <w:pStyle w:val="Heading3"/>
-      </w:pPr>
-      <w:r>
-        <w:t xml:space="preserve">10.1 </w:t>
-      </w:r>
-      <w:r>
-        <w:rPr>
-          <w:rFonts w:hint="eastAsia"/>
-        </w:rPr>
-        <w:t xml:space="preserve">它能做什么</w:t>
       </w:r>
     </w:p>
     <w:p>
@@ -8941,34 +9096,7 @@
         <w:rPr>
           <w:rFonts w:hint="eastAsia"/>
         </w:rPr>
-        <w:t xml:space="preserve">把"两跨三层、跨度</w:t>
-      </w:r>
-      <w:r>
-        <w:t xml:space="preserve"> 6 </w:t>
-      </w:r>
-      <w:r>
-        <w:rPr>
-          <w:rFonts w:hint="eastAsia"/>
-        </w:rPr>
-        <w:t xml:space="preserve">米、层高</w:t>
-      </w:r>
-      <w:r>
-        <w:t xml:space="preserve"> 3.6 </w:t>
-      </w:r>
-      <w:r>
-        <w:rPr>
-          <w:rFonts w:hint="eastAsia"/>
-        </w:rPr>
-        <w:t xml:space="preserve">米、梁上均布</w:t>
-      </w:r>
-      <w:r>
-        <w:t xml:space="preserve"> 20 </w:t>
-      </w:r>
-      <w:r>
-        <w:rPr>
-          <w:rFonts w:hint="eastAsia"/>
-        </w:rPr>
-        <w:t xml:space="preserve">kN/m"变成一次建模调用</w:t>
+        <w:t xml:space="preserve">当前支持八类参数截面和带孔多边形；要求同材料、无刚域偏移与线性静力整体解；局部几何仍需正确反映结构</w:t>
       </w:r>
     </w:p>
     <w:p>
@@ -8982,16 +9110,8 @@
       <w:r>
         <w:rPr>
           <w:rFonts w:hint="eastAsia"/>
-          <w:b/>
-          <w:bCs/>
-        </w:rPr>
-        <w:t xml:space="preserve">信息不全时主动追问</w:t>
-      </w:r>
-      <w:r>
-        <w:rPr>
-          <w:rFonts w:hint="eastAsia"/>
-        </w:rPr>
-        <w:t xml:space="preserve">，而不是套个默认值算下去</w:t>
+        </w:rPr>
+        <w:t xml:space="preserve">位移驱动要求整体与实体的平均刚度相近，切面远离关注区域；应改变短臂长度检查边界影响</w:t>
       </w:r>
     </w:p>
     <w:p>
@@ -9006,7 +9126,7 @@
         <w:rPr>
           <w:rFonts w:hint="eastAsia"/>
         </w:rPr>
-        <w:t xml:space="preserve">求解奇异时，把零空间方向翻译成"哪根杆缺什么约束"</w:t>
+        <w:t xml:space="preserve">保留区集中力、力矩和线荷载已按静力等效加载区重建；未重建的温度场和内部支承仍拒绝，不能漏载后给出应力</w:t>
       </w:r>
     </w:p>
     <w:p>
@@ -9021,6 +9141,301 @@
         <w:rPr>
           <w:rFonts w:hint="eastAsia"/>
         </w:rPr>
+        <w:t xml:space="preserve">几何不含焊缝倒圆时，相贯线是</w:t>
+      </w:r>
+      <w:r>
+        <w:rPr>
+          <w:rFonts w:hint="eastAsia"/>
+          <w:b/>
+          <w:bCs/>
+        </w:rPr>
+        <w:t xml:space="preserve">应力奇异点</w:t>
+      </w:r>
+      <w:r>
+        <w:rPr>
+          <w:rFonts w:hint="eastAsia"/>
+        </w:rPr>
+        <w:t xml:space="preserve">，峰值随网格加密</w:t>
+      </w:r>
+      <w:r>
+        <w:rPr>
+          <w:rFonts w:hint="eastAsia"/>
+          <w:b/>
+          <w:bCs/>
+        </w:rPr>
+        <w:t xml:space="preserve">无上界</w:t>
+      </w:r>
+    </w:p>
+    <w:p>
+      <w:pPr>
+        <w:pStyle w:val="Compact"/>
+        <w:numPr>
+          <w:ilvl w:val="0"/>
+          <w:numId w:val="1014"/>
+        </w:numPr>
+      </w:pPr>
+      <w:r>
+        <w:rPr>
+          <w:rFonts w:hint="eastAsia"/>
+        </w:rPr>
+        <w:t xml:space="preserve">所以</w:t>
+      </w:r>
+      <w:r>
+        <w:t xml:space="preserve"> Kt </w:t>
+      </w:r>
+      <w:r>
+        <w:rPr>
+          <w:rFonts w:hint="eastAsia"/>
+        </w:rPr>
+        <w:t xml:space="preserve">一律以</w:t>
+      </w:r>
+      <w:r>
+        <w:t xml:space="preserve"> </w:t>
+      </w:r>
+      <w:r>
+        <w:rPr>
+          <w:b/>
+          <w:bCs/>
+        </w:rPr>
+        <w:t xml:space="preserve">IIW 0.4t/1.0t </w:t>
+      </w:r>
+      <w:r>
+        <w:rPr>
+          <w:rFonts w:hint="eastAsia"/>
+          <w:b/>
+          <w:bCs/>
+        </w:rPr>
+        <w:t xml:space="preserve">线性外推的热点应力</w:t>
+      </w:r>
+      <w:r>
+        <w:rPr>
+          <w:rFonts w:hint="eastAsia"/>
+        </w:rPr>
+        <w:t xml:space="preserve">为分子</w:t>
+      </w:r>
+    </w:p>
+    <w:p>
+      <w:pPr>
+        <w:pStyle w:val="Compact"/>
+        <w:numPr>
+          <w:ilvl w:val="0"/>
+          <w:numId w:val="1014"/>
+        </w:numPr>
+      </w:pPr>
+      <w:r>
+        <w:rPr>
+          <w:rFonts w:hint="eastAsia"/>
+        </w:rPr>
+        <w:t xml:space="preserve">拿不到热点应力就</w:t>
+      </w:r>
+      <w:r>
+        <w:rPr>
+          <w:rFonts w:hint="eastAsia"/>
+          <w:b/>
+          <w:bCs/>
+        </w:rPr>
+        <w:t xml:space="preserve">明确拒绝</w:t>
+      </w:r>
+      <w:r>
+        <w:rPr>
+          <w:rFonts w:hint="eastAsia"/>
+        </w:rPr>
+        <w:t xml:space="preserve">，不报一个随网格变的假数</w:t>
+      </w:r>
+    </w:p>
+    <w:p>
+      <w:pPr>
+        <w:pStyle w:val="Compact"/>
+        <w:numPr>
+          <w:ilvl w:val="0"/>
+          <w:numId w:val="1014"/>
+        </w:numPr>
+      </w:pPr>
+      <w:r>
+        <w:rPr>
+          <w:rFonts w:hint="eastAsia"/>
+        </w:rPr>
+        <w:t xml:space="preserve">收敛判据是三档网格</w:t>
+      </w:r>
+      <w:r>
+        <w:t xml:space="preserve"> + </w:t>
+      </w:r>
+      <w:r>
+        <w:rPr>
+          <w:rFonts w:hint="eastAsia"/>
+        </w:rPr>
+        <w:t xml:space="preserve">发散识别，不是"两档差</w:t>
+      </w:r>
+      <w:r>
+        <w:t xml:space="preserve"> 5% </w:t>
+      </w:r>
+      <w:r>
+        <w:rPr>
+          <w:rFonts w:hint="eastAsia"/>
+        </w:rPr>
+        <w:t xml:space="preserve">就算收敛"</w:t>
+      </w:r>
+      <w:r>
+        <w:t xml:space="preserve"> </w:t>
+      </w:r>
+      <w:r>
+        <w:rPr>
+          <w:rFonts w:hint="eastAsia"/>
+        </w:rPr>
+        <w:t xml:space="preserve">（那个判据会把奇异问题误判成收敛）</w:t>
+      </w:r>
+    </w:p>
+    <w:p>
+      <w:r>
+        <w:pict>
+          <v:rect style="width:0;height:1.5pt" o:hralign="center" o:hrstd="t" o:hr="t"/>
+        </w:pict>
+      </w:r>
+    </w:p>
+    <w:bookmarkEnd w:id="53"/>
+    <w:bookmarkEnd w:id="54"/>
+    <w:bookmarkStart w:id="58" w:name="Xe0b52d0ef780a93371dd320c47d57e3591c5817"/>
+    <w:p>
+      <w:pPr>
+        <w:pStyle w:val="Heading2"/>
+      </w:pPr>
+      <w:r>
+        <w:t xml:space="preserve">10 AI </w:t>
+      </w:r>
+      <w:r>
+        <w:rPr>
+          <w:rFonts w:hint="eastAsia"/>
+        </w:rPr>
+        <w:t xml:space="preserve">面板怎么用</w:t>
+      </w:r>
+    </w:p>
+    <w:p>
+      <w:pPr>
+        <w:pStyle w:val="FirstParagraph"/>
+      </w:pPr>
+      <w:r>
+        <w:rPr>
+          <w:rStyle w:val="VerbatimChar"/>
+        </w:rPr>
+        <w:t xml:space="preserve">Ctrl+G</w:t>
+      </w:r>
+      <w:r>
+        <w:t xml:space="preserve"> </w:t>
+      </w:r>
+      <w:r>
+        <w:rPr>
+          <w:rFonts w:hint="eastAsia"/>
+        </w:rPr>
+        <w:t xml:space="preserve">显示或隐藏并排对话面板。</w:t>
+      </w:r>
+    </w:p>
+    <w:bookmarkStart w:id="55" w:name="X7689556b281b6a8c29f43cf0b5c1e2971b0fea4"/>
+    <w:p>
+      <w:pPr>
+        <w:pStyle w:val="Heading3"/>
+      </w:pPr>
+      <w:r>
+        <w:t xml:space="preserve">10.1 </w:t>
+      </w:r>
+      <w:r>
+        <w:rPr>
+          <w:rFonts w:hint="eastAsia"/>
+        </w:rPr>
+        <w:t xml:space="preserve">它能做什么</w:t>
+      </w:r>
+    </w:p>
+    <w:p>
+      <w:pPr>
+        <w:pStyle w:val="Compact"/>
+        <w:numPr>
+          <w:ilvl w:val="0"/>
+          <w:numId w:val="1015"/>
+        </w:numPr>
+      </w:pPr>
+      <w:r>
+        <w:rPr>
+          <w:rFonts w:hint="eastAsia"/>
+        </w:rPr>
+        <w:t xml:space="preserve">把"两跨三层、跨度</w:t>
+      </w:r>
+      <w:r>
+        <w:t xml:space="preserve"> 6 </w:t>
+      </w:r>
+      <w:r>
+        <w:rPr>
+          <w:rFonts w:hint="eastAsia"/>
+        </w:rPr>
+        <w:t xml:space="preserve">米、层高</w:t>
+      </w:r>
+      <w:r>
+        <w:t xml:space="preserve"> 3.6 </w:t>
+      </w:r>
+      <w:r>
+        <w:rPr>
+          <w:rFonts w:hint="eastAsia"/>
+        </w:rPr>
+        <w:t xml:space="preserve">米、梁上均布</w:t>
+      </w:r>
+      <w:r>
+        <w:t xml:space="preserve"> 20 </w:t>
+      </w:r>
+      <w:r>
+        <w:rPr>
+          <w:rFonts w:hint="eastAsia"/>
+        </w:rPr>
+        <w:t xml:space="preserve">kN/m"变成一次建模调用</w:t>
+      </w:r>
+    </w:p>
+    <w:p>
+      <w:pPr>
+        <w:pStyle w:val="Compact"/>
+        <w:numPr>
+          <w:ilvl w:val="0"/>
+          <w:numId w:val="1015"/>
+        </w:numPr>
+      </w:pPr>
+      <w:r>
+        <w:rPr>
+          <w:rFonts w:hint="eastAsia"/>
+          <w:b/>
+          <w:bCs/>
+        </w:rPr>
+        <w:t xml:space="preserve">信息不全时主动追问</w:t>
+      </w:r>
+      <w:r>
+        <w:rPr>
+          <w:rFonts w:hint="eastAsia"/>
+        </w:rPr>
+        <w:t xml:space="preserve">，而不是套个默认值算下去</w:t>
+      </w:r>
+    </w:p>
+    <w:p>
+      <w:pPr>
+        <w:pStyle w:val="Compact"/>
+        <w:numPr>
+          <w:ilvl w:val="0"/>
+          <w:numId w:val="1015"/>
+        </w:numPr>
+      </w:pPr>
+      <w:r>
+        <w:rPr>
+          <w:rFonts w:hint="eastAsia"/>
+        </w:rPr>
+        <w:t xml:space="preserve">求解奇异时，把零空间方向翻译成"哪根杆缺什么约束"</w:t>
+      </w:r>
+    </w:p>
+    <w:p>
+      <w:pPr>
+        <w:pStyle w:val="Compact"/>
+        <w:numPr>
+          <w:ilvl w:val="0"/>
+          <w:numId w:val="1015"/>
+        </w:numPr>
+      </w:pPr>
+      <w:r>
+        <w:rPr>
+          <w:rFonts w:hint="eastAsia"/>
+        </w:rPr>
         <w:t xml:space="preserve">改模型前给出</w:t>
       </w:r>
       <w:r>
@@ -9217,54 +9632,144 @@
         <w:rPr>
           <w:rFonts w:hint="eastAsia"/>
         </w:rPr>
-        <w:t xml:space="preserve">配密钥的方法：界面上那行提示会直接印出该放的</w:t>
-      </w:r>
-      <w:r>
-        <w:rPr>
-          <w:rFonts w:hint="eastAsia"/>
-          <w:b/>
-          <w:bCs/>
-        </w:rPr>
-        <w:t xml:space="preserve">绝对路径</w:t>
-      </w:r>
-      <w:r>
-        <w:rPr>
-          <w:rFonts w:hint="eastAsia"/>
-        </w:rPr>
-        <w:t xml:space="preserve">，</w:t>
-      </w:r>
-      <w:r>
-        <w:t xml:space="preserve"> </w:t>
-      </w:r>
-      <w:r>
-        <w:rPr>
-          <w:rFonts w:hint="eastAsia"/>
-        </w:rPr>
-        <w:t xml:space="preserve">新建一个纯文本文件写入你自己的</w:t>
-      </w:r>
-      <w:r>
-        <w:t xml:space="preserve"> API key </w:t>
-      </w:r>
-      <w:r>
-        <w:rPr>
-          <w:rFonts w:hint="eastAsia"/>
-        </w:rPr>
-        <w:t xml:space="preserve">一行即可；或设环境变量</w:t>
-      </w:r>
-      <w:r>
-        <w:t xml:space="preserve"> </w:t>
-      </w:r>
-      <w:r>
-        <w:rPr>
-          <w:rStyle w:val="VerbatimChar"/>
-        </w:rPr>
-        <w:t xml:space="preserve">DEEPSEEK_API_KEY</w:t>
-      </w:r>
-      <w:r>
-        <w:rPr>
-          <w:rFonts w:hint="eastAsia"/>
-        </w:rPr>
-        <w:t xml:space="preserve">。程序不会打印密钥，只显示一个不可还原的短指纹。</w:t>
+        <w:t xml:space="preserve">配密钥的方法：在对话面板打开模型连接设置，可粘贴密钥或导入单行</w:t>
+      </w:r>
+      <w:r>
+        <w:t xml:space="preserve"> UTF-8 </w:t>
+      </w:r>
+      <w:r>
+        <w:rPr>
+          <w:rFonts w:hint="eastAsia"/>
+        </w:rPr>
+        <w:t xml:space="preserve">密钥文件，</w:t>
+      </w:r>
+      <w:r>
+        <w:t xml:space="preserve"> </w:t>
+      </w:r>
+      <w:r>
+        <w:rPr>
+          <w:rFonts w:hint="eastAsia"/>
+        </w:rPr>
+        <w:t xml:space="preserve">选择提供商协议、基础地址与实际模型标识。Windows</w:t>
+      </w:r>
+      <w:r>
+        <w:t xml:space="preserve"> </w:t>
+      </w:r>
+      <w:r>
+        <w:rPr>
+          <w:rFonts w:hint="eastAsia"/>
+        </w:rPr>
+        <w:t xml:space="preserve">可使用当前用户安全存储；仅本次运行模式不保存密钥。</w:t>
+      </w:r>
+      <w:r>
+        <w:t xml:space="preserve"> </w:t>
+      </w:r>
+      <w:r>
+        <w:rPr>
+          <w:rFonts w:hint="eastAsia"/>
+        </w:rPr>
+        <w:t xml:space="preserve">先读取模型目录，再检测工具调用，最后保存并使用。目录成功不代表工程工具可用；检测产生一次固定模型请求。</w:t>
+      </w:r>
+      <w:r>
+        <w:t xml:space="preserve"> </w:t>
+      </w:r>
+      <w:r>
+        <w:rPr>
+          <w:rFonts w:hint="eastAsia"/>
+        </w:rPr>
+        <w:t xml:space="preserve">环境变量</w:t>
+      </w:r>
+      <w:r>
+        <w:t xml:space="preserve"> DEEPSEEK_API_KEY </w:t>
+      </w:r>
+      <w:r>
+        <w:rPr>
+          <w:rFonts w:hint="eastAsia"/>
+        </w:rPr>
+        <w:t xml:space="preserve">与程序目录下的</w:t>
+      </w:r>
+      <w:r>
+        <w:t xml:space="preserve"> deepseek.key </w:t>
+      </w:r>
+      <w:r>
+        <w:rPr>
+          <w:rFonts w:hint="eastAsia"/>
+        </w:rPr>
+        <w:t xml:space="preserve">仍可使用。程序只显示密钥来源或短指纹。</w:t>
+      </w:r>
+    </w:p>
+    <w:p>
+      <w:pPr>
+        <w:pStyle w:val="BodyText"/>
+      </w:pPr>
+      <w:r>
+        <w:rPr>
+          <w:rFonts w:hint="eastAsia"/>
+        </w:rPr>
+        <w:t xml:space="preserve">切换模型保留历史与工程；对话及其模型上下文可在本地保存并于重启后恢复，所有会话共用当前工程。聊天历史不代表已恢复当时的工程模型。</w:t>
+      </w:r>
+      <w:r>
+        <w:t xml:space="preserve"> </w:t>
+      </w:r>
+      <w:r>
+        <w:rPr>
+          <w:rFonts w:hint="eastAsia"/>
+        </w:rPr>
+        <w:t xml:space="preserve">选择工程对象窗口支持搜索与多选，或在视口选中后显式加入对话；模型修改后必须重新选择引用。</w:t>
+      </w:r>
+      <w:r>
+        <w:t xml:space="preserve"> </w:t>
+      </w:r>
+      <w:r>
+        <w:rPr>
+          <w:rFonts w:hint="eastAsia"/>
+        </w:rPr>
+        <w:t xml:space="preserve">点击</w:t>
+      </w:r>
+      <w:r>
+        <w:t xml:space="preserve"> Agent </w:t>
+      </w:r>
+      <w:r>
+        <w:rPr>
+          <w:rFonts w:hint="eastAsia"/>
+        </w:rPr>
+        <w:t xml:space="preserve">任务进入真实协作窗口：主Agent组织步骤，建模与检查子Agent使用独立Session和受限工具。</w:t>
+      </w:r>
+      <w:r>
+        <w:t xml:space="preserve"> </w:t>
+      </w:r>
+      <w:r>
+        <w:rPr>
+          <w:rFonts w:hint="eastAsia"/>
+        </w:rPr>
+        <w:t xml:space="preserve">缺参选项先填入输入框再继续任务，停止或网络失败可在本次运行恢复，预算累计不重置。</w:t>
+      </w:r>
+      <w:r>
+        <w:t xml:space="preserve"> </w:t>
+      </w:r>
+      <w:r>
+        <w:rPr>
+          <w:rFonts w:hint="eastAsia"/>
+        </w:rPr>
+        <w:t xml:space="preserve">检查使用指定候选的真实工具，不直接改变原工程；预览差异并明确应用后才写入主模型，原有分析结果失效。</w:t>
+      </w:r>
+      <w:r>
+        <w:t xml:space="preserve"> </w:t>
+      </w:r>
+      <w:r>
+        <w:rPr>
+          <w:rFonts w:hint="eastAsia"/>
+        </w:rPr>
+        <w:t xml:space="preserve">人工编辑会使旧基线失效，任务记录保留模型版本、工具参数和结果。离线只检查已有模型，不代替自由在线任务。</w:t>
+      </w:r>
+      <w:r>
+        <w:t xml:space="preserve"> </w:t>
+      </w:r>
+      <w:r>
+        <w:rPr>
+          <w:rFonts w:hint="eastAsia"/>
+        </w:rPr>
+        <w:t xml:space="preserve">知识库检索、跨运行恢复与参数比较界面仍未接入。</w:t>
       </w:r>
     </w:p>
     <w:p>
@@ -11099,7 +11604,7 @@
         <w:pStyle w:val="Compact"/>
         <w:numPr>
           <w:ilvl w:val="0"/>
-          <w:numId w:val="1015"/>
+          <w:numId w:val="1016"/>
         </w:numPr>
       </w:pPr>
       <w:r>
@@ -11134,7 +11639,7 @@
         <w:pStyle w:val="Compact"/>
         <w:numPr>
           <w:ilvl w:val="0"/>
-          <w:numId w:val="1015"/>
+          <w:numId w:val="1016"/>
         </w:numPr>
       </w:pPr>
       <w:r>
@@ -11169,7 +11674,7 @@
         <w:pStyle w:val="Compact"/>
         <w:numPr>
           <w:ilvl w:val="0"/>
-          <w:numId w:val="1015"/>
+          <w:numId w:val="1016"/>
         </w:numPr>
       </w:pPr>
       <w:r>
@@ -11540,6 +12045,9 @@
     <w:abstractNumId w:val="991"/>
   </w:num>
   <w:num w:numId="1015">
+    <w:abstractNumId w:val="991"/>
+  </w:num>
+  <w:num w:numId="1016">
     <w:abstractNumId w:val="99411"/>
     <w:lvlOverride w:ilvl="0">
       <w:startOverride w:val="1"/>

--- a/docs/word/大学生教程.docx
+++ b/docs/word/大学生教程.docx
@@ -2571,7 +2571,7 @@
         <w:rPr>
           <w:rFonts w:hint="eastAsia"/>
         </w:rPr>
-        <w:t xml:space="preserve">流程按建模、定义、校验、求解、结果组织，下一步所属页签有圆点提示；底部显示校验问题和拾取说明。</w:t>
+        <w:t xml:space="preserve">流程按建模、定义、校验、求解、结果组织，下一步所属页签前有绿色箭头（已在该页时不显示，当前页只用下划线标出）；底部显示校验问题和拾取说明。</w:t>
       </w:r>
       <w:r>
         <w:t xml:space="preserve"> </w:t>
@@ -2630,7 +2630,7 @@
         <w:rPr>
           <w:rFonts w:hint="eastAsia"/>
         </w:rPr>
-        <w:t xml:space="preserve">：模型树在上、属性在下，常驻并占用布局宽度。树中单击高亮对象，右键打开对象管理；材料、截面、集合、分析步、约束、装配及作业按类型组织。</w:t>
+        <w:t xml:space="preserve">：模型树在上、属性在下，常驻并占用布局宽度。树中单击高亮对象，右键打开对象管理；材料、截面、集合、分析步、约束、装配及作业按类型组织，各类带图标与展开箭头，尚未定义的空分类以浅灰显示。</w:t>
       </w:r>
     </w:p>
     <w:p>
@@ -2653,7 +2653,7 @@
         <w:rPr>
           <w:rFonts w:hint="eastAsia"/>
         </w:rPr>
-        <w:t xml:space="preserve">：AI助手在视口右侧，可拖动分隔线调整宽度；页签行右端按钮切换显隐。</w:t>
+        <w:t xml:space="preserve">：AI助手在视口右侧，可拖动分隔线调整宽度；页签行右端按钮切换显隐。输入框下方的「引用对象」「加入所选」是按钮，右侧小字显示当前引用状态。</w:t>
       </w:r>
     </w:p>
     <w:p>

--- a/docs/word/大学生教程.docx
+++ b/docs/word/大学生教程.docx
@@ -2653,7 +2653,7 @@
         <w:rPr>
           <w:rFonts w:hint="eastAsia"/>
         </w:rPr>
-        <w:t xml:space="preserve">：AI助手在视口右侧，可拖动分隔线调整宽度；页签行右端按钮切换显隐。输入框下方的「引用对象」「加入所选」是按钮，右侧小字显示当前引用状态。</w:t>
+        <w:t xml:space="preserve">：AI助手在视口右侧，可拖动分隔线调整宽度；页签行右端按钮切换显隐。顶栏左边是当前模型，右边四个图标依次为「对话记录」「新建」「协作任务」「连接设置」（悬停显示名称）。用户消息靠右显示为气泡，连续几次工具调用收成一张写明调用链的卡片，点开逐次查看参数与结果。输入框下方的「引用对象」「加入所选」是按钮，右下角圆形按钮发送，运行中变为停止（Esc）；空输入框按↑取回上一条消息。</w:t>
       </w:r>
     </w:p>
     <w:p>

--- a/docs/word/大学生教程.docx
+++ b/docs/word/大学生教程.docx
@@ -1677,7 +1677,7 @@
               <w:rPr>
                 <w:rFonts w:hint="eastAsia"/>
               </w:rPr>
-              <w:t xml:space="preserve">草图建模、草图识别、规则框架、门式刚架、模型表格、模型</w:t>
+              <w:t xml:space="preserve">草图建模、图纸识别、草图识别、规则框架、门式刚架、模型表格、模型</w:t>
             </w:r>
             <w:r>
               <w:t xml:space="preserve"> JSON</w:t>
@@ -2653,7 +2653,7 @@
         <w:rPr>
           <w:rFonts w:hint="eastAsia"/>
         </w:rPr>
-        <w:t xml:space="preserve">：AI助手在视口右侧，可拖动分隔线调整宽度；页签行右端按钮切换显隐。顶栏左边是当前模型，右边四个图标依次为「对话记录」「新建」「协作任务」「连接设置」（悬停显示名称）。用户消息靠右显示为气泡，连续几次工具调用收成一张写明调用链的卡片，点开逐次查看参数与结果。输入框下方的「引用对象」「加入所选」是按钮，右下角圆形按钮发送，运行中变为停止（Esc）；空输入框按↑取回上一条消息。</w:t>
+        <w:t xml:space="preserve">：AI助手在视口右侧，可拖动分隔线调整宽度；页签行右端按钮切换显隐。输入框下方的「引用对象」「加入所选」是按钮，右侧小字显示当前引用状态。</w:t>
       </w:r>
     </w:p>
     <w:p>
@@ -2891,7 +2891,7 @@
     </w:p>
     <w:bookmarkEnd w:id="20"/>
     <w:bookmarkEnd w:id="21"/>
-    <w:bookmarkStart w:id="27" w:name="X8325591aa31b1ca8a47b6028787de14f32c5757"/>
+    <w:bookmarkStart w:id="28" w:name="X8325591aa31b1ca8a47b6028787de14f32c5757"/>
     <w:p>
       <w:pPr>
         <w:pStyle w:val="Heading2"/>
@@ -3303,7 +3303,7 @@
       </w:r>
     </w:p>
     <w:bookmarkEnd w:id="25"/>
-    <w:bookmarkStart w:id="26" w:name="X9100b279715a0e4b4eae0a1802c6ed955c9ffcd"/>
+    <w:bookmarkStart w:id="26" w:name="Xd1ff50c6e93374003b806a789dc2ef90cf9019e"/>
     <w:p>
       <w:pPr>
         <w:pStyle w:val="Heading3"/>
@@ -3315,6 +3315,277 @@
         <w:rPr>
           <w:rFonts w:hint="eastAsia"/>
         </w:rPr>
+        <w:t xml:space="preserve">结构图纸识别（多模态）</w:t>
+      </w:r>
+    </w:p>
+    <w:p>
+      <w:pPr>
+        <w:pStyle w:val="FirstParagraph"/>
+      </w:pPr>
+      <w:r>
+        <w:rPr>
+          <w:rStyle w:val="VerbatimChar"/>
+          <w:rFonts w:hint="eastAsia"/>
+        </w:rPr>
+        <w:t xml:space="preserve">建模</w:t>
+      </w:r>
+      <w:r>
+        <w:t xml:space="preserve"> </w:t>
+      </w:r>
+      <w:r>
+        <w:t xml:space="preserve">→ </w:t>
+      </w:r>
+      <w:r>
+        <w:rPr>
+          <w:rFonts w:hint="eastAsia"/>
+        </w:rPr>
+        <w:t xml:space="preserve">「图纸识别」（</w:t>
+      </w:r>
+      <w:r>
+        <w:rPr>
+          <w:rStyle w:val="VerbatimChar"/>
+        </w:rPr>
+        <w:t xml:space="preserve">Ctrl+I</w:t>
+      </w:r>
+      <w:r>
+        <w:rPr>
+          <w:rFonts w:hint="eastAsia"/>
+        </w:rPr>
+        <w:t xml:space="preserve">）。上传平面图、立面图与截面表，得到一份通过模型校验的模型</w:t>
+      </w:r>
+      <w:r>
+        <w:t xml:space="preserve"> JSON。</w:t>
+      </w:r>
+    </w:p>
+    <w:p>
+      <w:pPr>
+        <w:pStyle w:val="BodyText"/>
+      </w:pPr>
+      <w:r>
+        <w:rPr>
+          <w:rFonts w:hint="eastAsia"/>
+        </w:rPr>
+        <w:t xml:space="preserve">这条路径的设计和"让</w:t>
+      </w:r>
+      <w:r>
+        <w:t xml:space="preserve"> AI </w:t>
+      </w:r>
+      <w:r>
+        <w:rPr>
+          <w:rFonts w:hint="eastAsia"/>
+        </w:rPr>
+        <w:t xml:space="preserve">看图建模"正好相反：</w:t>
+      </w:r>
+      <w:r>
+        <w:rPr>
+          <w:rFonts w:hint="eastAsia"/>
+          <w:b/>
+          <w:bCs/>
+        </w:rPr>
+        <w:t xml:space="preserve">数值从不来自</w:t>
+      </w:r>
+      <w:r>
+        <w:rPr>
+          <w:b/>
+          <w:bCs/>
+        </w:rPr>
+        <w:t xml:space="preserve"> AI </w:t>
+      </w:r>
+      <w:r>
+        <w:rPr>
+          <w:rFonts w:hint="eastAsia"/>
+          <w:b/>
+          <w:bCs/>
+        </w:rPr>
+        <w:t xml:space="preserve">的判断</w:t>
+      </w:r>
+      <w:r>
+        <w:t xml:space="preserve">。</w:t>
+      </w:r>
+      <w:r>
+        <w:t xml:space="preserve"> </w:t>
+      </w:r>
+      <w:r>
+        <w:t xml:space="preserve">AI </w:t>
+      </w:r>
+      <w:r>
+        <w:rPr>
+          <w:rFonts w:hint="eastAsia"/>
+        </w:rPr>
+        <w:t xml:space="preserve">只照抄图上的文字（轴号、"6000"、"3.600"、"HN400×200×8×13"、"柱脚刚接"），</w:t>
+      </w:r>
+      <w:r>
+        <w:t xml:space="preserve"> </w:t>
+      </w:r>
+      <w:r>
+        <w:rPr>
+          <w:rFonts w:hint="eastAsia"/>
+        </w:rPr>
+        <w:t xml:space="preserve">每条附带出处；代码把间距累加成轴线坐标、标高给出</w:t>
+      </w:r>
+      <w:r>
+        <w:t xml:space="preserve"> </w:t>
+      </w:r>
+      <w:r>
+        <w:rPr>
+          <w:rFonts w:hint="eastAsia"/>
+        </w:rPr>
+        <w:t xml:space="preserve">z，梁沿轴线逐跨拆分、柱在交点逐层拆分，</w:t>
+      </w:r>
+      <w:r>
+        <w:t xml:space="preserve"> </w:t>
+      </w:r>
+      <w:r>
+        <w:rPr>
+          <w:rFonts w:hint="eastAsia"/>
+        </w:rPr>
+        <w:t xml:space="preserve">规格交给截面构造器算特性，材料按规范表取弹性模量（钢材</w:t>
+      </w:r>
+      <w:r>
+        <w:t xml:space="preserve"> GB 50017-2017 </w:t>
+      </w:r>
+      <w:r>
+        <w:rPr>
+          <w:rFonts w:hint="eastAsia"/>
+        </w:rPr>
+        <w:t xml:space="preserve">表</w:t>
+      </w:r>
+      <w:r>
+        <w:t xml:space="preserve"> </w:t>
+      </w:r>
+      <w:r>
+        <w:rPr>
+          <w:rFonts w:hint="eastAsia"/>
+        </w:rPr>
+        <w:t xml:space="preserve">4.4.8，</w:t>
+      </w:r>
+      <w:r>
+        <w:t xml:space="preserve"> </w:t>
+      </w:r>
+      <w:r>
+        <w:rPr>
+          <w:rFonts w:hint="eastAsia"/>
+        </w:rPr>
+        <w:t xml:space="preserve">混凝土</w:t>
+      </w:r>
+      <w:r>
+        <w:t xml:space="preserve"> GB 50010 </w:t>
+      </w:r>
+      <w:r>
+        <w:rPr>
+          <w:rFonts w:hint="eastAsia"/>
+        </w:rPr>
+        <w:t xml:space="preserve">表</w:t>
+      </w:r>
+      <w:r>
+        <w:t xml:space="preserve"> </w:t>
+      </w:r>
+      <w:r>
+        <w:rPr>
+          <w:rFonts w:hint="eastAsia"/>
+        </w:rPr>
+        <w:t xml:space="preserve">4.1.5）并要求确认。图上没写的单位、间距、柱脚做法一律进核对表让你填，</w:t>
+      </w:r>
+      <w:r>
+        <w:t xml:space="preserve"> </w:t>
+      </w:r>
+      <w:r>
+        <w:rPr>
+          <w:rFonts w:hint="eastAsia"/>
+        </w:rPr>
+        <w:t xml:space="preserve">不按惯例默认，也不从像素量。分段间距之和与总尺寸不符、某段间距在图上的长度比例离群</w:t>
+      </w:r>
+      <w:r>
+        <w:t xml:space="preserve"> </w:t>
+      </w:r>
+      <w:r>
+        <w:rPr>
+          <w:rFonts w:hint="eastAsia"/>
+        </w:rPr>
+        <w:t xml:space="preserve">（多半是</w:t>
+      </w:r>
+      <w:r>
+        <w:t xml:space="preserve"> 6000 </w:t>
+      </w:r>
+      <w:r>
+        <w:rPr>
+          <w:rFonts w:hint="eastAsia"/>
+        </w:rPr>
+        <w:t xml:space="preserve">被抄成</w:t>
+      </w:r>
+      <w:r>
+        <w:t xml:space="preserve"> </w:t>
+      </w:r>
+      <w:r>
+        <w:rPr>
+          <w:rFonts w:hint="eastAsia"/>
+        </w:rPr>
+        <w:t xml:space="preserve">8000），都会被拦下。</w:t>
+      </w:r>
+    </w:p>
+    <w:p>
+      <w:pPr>
+        <w:pStyle w:val="BodyText"/>
+      </w:pPr>
+      <w:r>
+        <w:rPr>
+          <w:rFonts w:hint="eastAsia"/>
+        </w:rPr>
+        <w:t xml:space="preserve">判读要点：核对表全部处理完才会生成；导入后检查模型树里的节点、杆件数与图纸一致，</w:t>
+      </w:r>
+      <w:r>
+        <w:t xml:space="preserve"> </w:t>
+      </w:r>
+      <w:r>
+        <w:rPr>
+          <w:rFonts w:hint="eastAsia"/>
+        </w:rPr>
+        <w:t xml:space="preserve">再加荷载求解。H</w:t>
+      </w:r>
+      <w:r>
+        <w:t xml:space="preserve"> </w:t>
+      </w:r>
+      <w:r>
+        <w:rPr>
+          <w:rFonts w:hint="eastAsia"/>
+        </w:rPr>
+        <w:t xml:space="preserve">型钢规格不含根部圆角</w:t>
+      </w:r>
+      <w:r>
+        <w:t xml:space="preserve"> </w:t>
+      </w:r>
+      <w:r>
+        <w:rPr>
+          <w:rFonts w:hint="eastAsia"/>
+        </w:rPr>
+        <w:t xml:space="preserve">r，截面面积比型钢表小约</w:t>
+      </w:r>
+      <w:r>
+        <w:t xml:space="preserve"> </w:t>
+      </w:r>
+      <w:r>
+        <w:rPr>
+          <w:rFonts w:hint="eastAsia"/>
+        </w:rPr>
+        <w:t xml:space="preserve">2%～3%，需要时在「创建截面」中补</w:t>
+      </w:r>
+      <w:r>
+        <w:t xml:space="preserve"> r。</w:t>
+      </w:r>
+    </w:p>
+    <w:bookmarkEnd w:id="26"/>
+    <w:bookmarkStart w:id="27" w:name="X1f947aea4a100d5566f61ffb5f1a195de2893a7"/>
+    <w:p>
+      <w:pPr>
+        <w:pStyle w:val="Heading3"/>
+      </w:pPr>
+      <w:r>
+        <w:t xml:space="preserve">3.6 </w:t>
+      </w:r>
+      <w:r>
+        <w:rPr>
+          <w:rFonts w:hint="eastAsia"/>
+        </w:rPr>
         <w:t xml:space="preserve">手绘草图识别（多模态）</w:t>
       </w:r>
     </w:p>
@@ -3339,19 +3610,7 @@
         <w:rPr>
           <w:rFonts w:hint="eastAsia"/>
         </w:rPr>
-        <w:t xml:space="preserve">「草图识别」（</w:t>
-      </w:r>
-      <w:r>
-        <w:rPr>
-          <w:rStyle w:val="VerbatimChar"/>
-        </w:rPr>
-        <w:t xml:space="preserve">Ctrl+I</w:t>
-      </w:r>
-      <w:r>
-        <w:rPr>
-          <w:rFonts w:hint="eastAsia"/>
-        </w:rPr>
-        <w:t xml:space="preserve">）。上传手绘图，AI</w:t>
+        <w:t xml:space="preserve">「草图识别」。上传没有尺寸标注的手绘图，AI</w:t>
       </w:r>
       <w:r>
         <w:t xml:space="preserve"> </w:t>
@@ -3418,9 +3677,9 @@
         </w:pict>
       </w:r>
     </w:p>
-    <w:bookmarkEnd w:id="26"/>
     <w:bookmarkEnd w:id="27"/>
-    <w:bookmarkStart w:id="33" w:name="X0e2f760696acf07f72a9619f63034fbb67d4ef7"/>
+    <w:bookmarkEnd w:id="28"/>
+    <w:bookmarkStart w:id="34" w:name="X0e2f760696acf07f72a9619f63034fbb67d4ef7"/>
     <w:p>
       <w:pPr>
         <w:pStyle w:val="Heading2"/>
@@ -3490,7 +3749,7 @@
         <w:t xml:space="preserve">。</w:t>
       </w:r>
     </w:p>
-    <w:bookmarkStart w:id="28" w:name="X3c4d23fb8778201a82934d11605b9e3a30c44ff"/>
+    <w:bookmarkStart w:id="29" w:name="X3c4d23fb8778201a82934d11605b9e3a30c44ff"/>
     <w:p>
       <w:pPr>
         <w:pStyle w:val="Heading3"/>
@@ -3770,8 +4029,8 @@
         <w:t xml:space="preserve">的：铸铁、混凝土这类材料两者差很远，合成一个就错了。</w:t>
       </w:r>
     </w:p>
-    <w:bookmarkEnd w:id="28"/>
-    <w:bookmarkStart w:id="29" w:name="Xb2b1335b523210d90dd82fd7a42b404e9aef67d"/>
+    <w:bookmarkEnd w:id="29"/>
+    <w:bookmarkStart w:id="30" w:name="Xb2b1335b523210d90dd82fd7a42b404e9aef67d"/>
     <w:p>
       <w:pPr>
         <w:pStyle w:val="Heading3"/>
@@ -4015,8 +4274,8 @@
         <w:t xml:space="preserve">单个"极端纤维距离"表达不了，预览里会解释原因。</w:t>
       </w:r>
     </w:p>
-    <w:bookmarkEnd w:id="29"/>
-    <w:bookmarkStart w:id="30" w:name="X871d9b1d39610e6260290164792433ad77b1279"/>
+    <w:bookmarkEnd w:id="30"/>
+    <w:bookmarkStart w:id="31" w:name="X871d9b1d39610e6260290164792433ad77b1279"/>
     <w:p>
       <w:pPr>
         <w:pStyle w:val="Heading3"/>
@@ -4082,8 +4341,8 @@
         <w:t xml:space="preserve">模块的核心操作。</w:t>
       </w:r>
     </w:p>
-    <w:bookmarkEnd w:id="30"/>
-    <w:bookmarkStart w:id="31" w:name="Xdaa96e8185b6b6374d13ea0883322f8ae56092b"/>
+    <w:bookmarkEnd w:id="31"/>
+    <w:bookmarkStart w:id="32" w:name="Xdaa96e8185b6b6374d13ea0883322f8ae56092b"/>
     <w:p>
       <w:pPr>
         <w:pStyle w:val="Heading3"/>
@@ -4268,8 +4527,8 @@
         <w:t xml:space="preserve">第一个要怀疑的就是这里</w:t>
       </w:r>
     </w:p>
-    <w:bookmarkEnd w:id="31"/>
-    <w:bookmarkStart w:id="32" w:name="X281e04c35118044cd4e35f7911021b6757a69c1"/>
+    <w:bookmarkEnd w:id="32"/>
+    <w:bookmarkStart w:id="33" w:name="X281e04c35118044cd4e35f7911021b6757a69c1"/>
     <w:p>
       <w:pPr>
         <w:pStyle w:val="Heading3"/>
@@ -4374,9 +4633,9 @@
         </w:pict>
       </w:r>
     </w:p>
-    <w:bookmarkEnd w:id="32"/>
     <w:bookmarkEnd w:id="33"/>
-    <w:bookmarkStart w:id="37" w:name="X442b27c0b0e3b05e6fe51eceed426bfe2126cc9"/>
+    <w:bookmarkEnd w:id="34"/>
+    <w:bookmarkStart w:id="38" w:name="X442b27c0b0e3b05e6fe51eceed426bfe2126cc9"/>
     <w:p>
       <w:pPr>
         <w:pStyle w:val="Heading2"/>
@@ -4391,7 +4650,7 @@
         <w:t xml:space="preserve">边界条件与荷载</w:t>
       </w:r>
     </w:p>
-    <w:bookmarkStart w:id="34" w:name="X05e64d2455d8374a8840f216210d0dc6a1f42fa"/>
+    <w:bookmarkStart w:id="35" w:name="X05e64d2455d8374a8840f216210d0dc6a1f42fa"/>
     <w:p>
       <w:pPr>
         <w:pStyle w:val="Heading3"/>
@@ -4491,8 +4750,8 @@
         <w:t xml:space="preserve">全画出来满屏符号，真正的柱脚反而看不见。只画约束住两个及以上平动方向的节点。</w:t>
       </w:r>
     </w:p>
-    <w:bookmarkEnd w:id="34"/>
-    <w:bookmarkStart w:id="35" w:name="Xadee4747154a81b5b46b94e95a4034c92d5821a"/>
+    <w:bookmarkEnd w:id="35"/>
+    <w:bookmarkStart w:id="36" w:name="Xadee4747154a81b5b46b94e95a4034c92d5821a"/>
     <w:p>
       <w:pPr>
         <w:pStyle w:val="Heading3"/>
@@ -4537,33 +4796,6 @@
         <w:rPr>
           <w:rFonts w:hint="eastAsia"/>
         </w:rPr>
-        <w:t xml:space="preserve">杆中的集中力、只压一段的均布或梯形荷载选「杆上集中力」「区间均布荷载」「区间梯形荷载」，</w:t>
-      </w:r>
-      <w:r>
-        <w:t xml:space="preserve"> </w:t>
-      </w:r>
-      <w:r>
-        <w:rPr>
-          <w:rFonts w:hint="eastAsia"/>
-        </w:rPr>
-        <w:t xml:space="preserve">位置按「距</w:t>
-      </w:r>
-      <w:r>
-        <w:t xml:space="preserve"> i </w:t>
-      </w:r>
-      <w:r>
-        <w:rPr>
-          <w:rFonts w:hint="eastAsia"/>
-        </w:rPr>
-        <w:t xml:space="preserve">端距离」或「全局坐标」给。</w:t>
-      </w:r>
-      <w:r>
-        <w:t xml:space="preserve"> </w:t>
-      </w:r>
-      <w:r>
-        <w:rPr>
-          <w:rFonts w:hint="eastAsia"/>
-        </w:rPr>
         <w:t xml:space="preserve">「重力」按密度和截面面积自动算自重。</w:t>
       </w:r>
     </w:p>
@@ -4618,8 +4850,8 @@
         <w:t xml:space="preserve">）整体关掉，箭头保留。</w:t>
       </w:r>
     </w:p>
-    <w:bookmarkEnd w:id="35"/>
-    <w:bookmarkStart w:id="36" w:name="X13763b8349c775d170840af371dac1902a1076b"/>
+    <w:bookmarkEnd w:id="36"/>
+    <w:bookmarkStart w:id="37" w:name="X13763b8349c775d170840af371dac1902a1076b"/>
     <w:p>
       <w:pPr>
         <w:pStyle w:val="Heading3"/>
@@ -4674,9 +4906,9 @@
         </w:pict>
       </w:r>
     </w:p>
-    <w:bookmarkEnd w:id="36"/>
     <w:bookmarkEnd w:id="37"/>
-    <w:bookmarkStart w:id="38" w:name="Xce1bd0484bb3dd7401a97218b2b152ab92cbe8e"/>
+    <w:bookmarkEnd w:id="38"/>
+    <w:bookmarkStart w:id="39" w:name="Xce1bd0484bb3dd7401a97218b2b152ab92cbe8e"/>
     <w:p>
       <w:pPr>
         <w:pStyle w:val="Heading2"/>
@@ -5825,8 +6057,8 @@
         </w:pict>
       </w:r>
     </w:p>
-    <w:bookmarkEnd w:id="38"/>
-    <w:bookmarkStart w:id="42" w:name="X5a2839469973bfe4f1bc9aedc3eee54e9d5ebbe"/>
+    <w:bookmarkEnd w:id="39"/>
+    <w:bookmarkStart w:id="43" w:name="X5a2839469973bfe4f1bc9aedc3eee54e9d5ebbe"/>
     <w:p>
       <w:pPr>
         <w:pStyle w:val="Heading2"/>
@@ -5841,7 +6073,7 @@
         <w:t xml:space="preserve">求解与校验</w:t>
       </w:r>
     </w:p>
-    <w:bookmarkStart w:id="39" w:name="X5b409cfc290fe3258b1722c9a022964bb4f81c1"/>
+    <w:bookmarkStart w:id="40" w:name="X5b409cfc290fe3258b1722c9a022964bb4f81c1"/>
     <w:p>
       <w:pPr>
         <w:pStyle w:val="Heading3"/>
@@ -5921,8 +6153,8 @@
         <w:t xml:space="preserve">所以要在算之前拦，不能指望求解器替你发现建模错误。</w:t>
       </w:r>
     </w:p>
-    <w:bookmarkEnd w:id="39"/>
-    <w:bookmarkStart w:id="40" w:name="X1002b6c1e65fbd6992e73c3052ec0204103bb8a"/>
+    <w:bookmarkEnd w:id="40"/>
+    <w:bookmarkStart w:id="41" w:name="X1002b6c1e65fbd6992e73c3052ec0204103bb8a"/>
     <w:p>
       <w:pPr>
         <w:pStyle w:val="Heading3"/>
@@ -6027,8 +6259,8 @@
         <w:t xml:space="preserve">约束"）</w:t>
       </w:r>
     </w:p>
-    <w:bookmarkEnd w:id="40"/>
-    <w:bookmarkStart w:id="41" w:name="X0fa2182453307ddcdba3ede26f2de1ed7d0c8ec"/>
+    <w:bookmarkEnd w:id="41"/>
+    <w:bookmarkStart w:id="42" w:name="X0fa2182453307ddcdba3ede26f2de1ed7d0c8ec"/>
     <w:p>
       <w:pPr>
         <w:pStyle w:val="Heading3"/>
@@ -6101,9 +6333,9 @@
         </w:pict>
       </w:r>
     </w:p>
-    <w:bookmarkEnd w:id="41"/>
     <w:bookmarkEnd w:id="42"/>
-    <w:bookmarkStart w:id="47" w:name="X3713a768020631cfb06b237df0b9ce598d6d7a5"/>
+    <w:bookmarkEnd w:id="43"/>
+    <w:bookmarkStart w:id="48" w:name="X3713a768020631cfb06b237df0b9ce598d6d7a5"/>
     <w:p>
       <w:pPr>
         <w:pStyle w:val="Heading2"/>
@@ -6118,7 +6350,7 @@
         <w:t xml:space="preserve">结果判读</w:t>
       </w:r>
     </w:p>
-    <w:bookmarkStart w:id="43" w:name="X33dbc25b3572f06369414c6c8c14bc2bc71faf7"/>
+    <w:bookmarkStart w:id="44" w:name="X33dbc25b3572f06369414c6c8c14bc2bc71faf7"/>
     <w:p>
       <w:pPr>
         <w:pStyle w:val="Heading3"/>
@@ -6201,8 +6433,8 @@
         <w:t xml:space="preserve">否则单跨一个单元的梁会画成直线，跨中那个鼓看不见。</w:t>
       </w:r>
     </w:p>
-    <w:bookmarkEnd w:id="43"/>
-    <w:bookmarkStart w:id="44" w:name="X3aea6f7f932bdc230f148af79604a72cc1128ca"/>
+    <w:bookmarkEnd w:id="44"/>
+    <w:bookmarkStart w:id="45" w:name="X3aea6f7f932bdc230f148af79604a72cc1128ca"/>
     <w:p>
       <w:pPr>
         <w:pStyle w:val="Heading3"/>
@@ -6758,8 +6990,8 @@
         <w:t xml:space="preserve">时点它会被当场拒绝。</w:t>
       </w:r>
     </w:p>
-    <w:bookmarkEnd w:id="44"/>
-    <w:bookmarkStart w:id="45" w:name="Xed9ea7b943ddd954bd7215cb8fdadabecf6bcf5"/>
+    <w:bookmarkEnd w:id="45"/>
+    <w:bookmarkStart w:id="46" w:name="Xed9ea7b943ddd954bd7215cb8fdadabecf6bcf5"/>
     <w:p>
       <w:pPr>
         <w:pStyle w:val="Heading3"/>
@@ -6847,8 +7079,8 @@
         <w:t xml:space="preserve">挠跨比</w:t>
       </w:r>
     </w:p>
-    <w:bookmarkEnd w:id="45"/>
-    <w:bookmarkStart w:id="46" w:name="X576bd797637f7ea3bb611b3e9dcf87d227915ad"/>
+    <w:bookmarkEnd w:id="46"/>
+    <w:bookmarkStart w:id="47" w:name="X576bd797637f7ea3bb611b3e9dcf87d227915ad"/>
     <w:p>
       <w:pPr>
         <w:pStyle w:val="Heading3"/>
@@ -6908,9 +7140,9 @@
         </w:pict>
       </w:r>
     </w:p>
-    <w:bookmarkEnd w:id="46"/>
     <w:bookmarkEnd w:id="47"/>
-    <w:bookmarkStart w:id="54" w:name="X660251ce4c178a48b6d3910f1a9e676c5ac806e"/>
+    <w:bookmarkEnd w:id="48"/>
+    <w:bookmarkStart w:id="55" w:name="X660251ce4c178a48b6d3910f1a9e676c5ac806e"/>
     <w:p>
       <w:pPr>
         <w:pStyle w:val="Heading2"/>
@@ -6945,7 +7177,7 @@
         <w:t xml:space="preserve">"能算就行"的地方。</w:t>
       </w:r>
     </w:p>
-    <w:bookmarkStart w:id="50" w:name="Xa23393f9708cb39449696ab767e8ec5c29ec730"/>
+    <w:bookmarkStart w:id="51" w:name="Xa23393f9708cb39449696ab767e8ec5c29ec730"/>
     <w:p>
       <w:pPr>
         <w:pStyle w:val="Heading3"/>
@@ -7169,7 +7401,7 @@
         <w:t xml:space="preserve">N/(φA) ≤ f</w:t>
       </w:r>
     </w:p>
-    <w:bookmarkStart w:id="48" w:name="为什么正应力不够"/>
+    <w:bookmarkStart w:id="49" w:name="为什么正应力不够"/>
     <w:p>
       <w:pPr>
         <w:pStyle w:val="Heading4"/>
@@ -7664,8 +7896,8 @@
         <w:t xml:space="preserve">凑成一个数——那个组合在截面上并不存在。</w:t>
       </w:r>
     </w:p>
-    <w:bookmarkEnd w:id="48"/>
-    <w:bookmarkStart w:id="49" w:name="为什么欧拉不够"/>
+    <w:bookmarkEnd w:id="49"/>
+    <w:bookmarkStart w:id="50" w:name="为什么欧拉不够"/>
     <w:p>
       <w:pPr>
         <w:pStyle w:val="Heading4"/>
@@ -8265,9 +8497,9 @@
         <w:t xml:space="preserve">算的，不是按剖分后的分段——按分段算会偏大四倍。</w:t>
       </w:r>
     </w:p>
-    <w:bookmarkEnd w:id="49"/>
     <w:bookmarkEnd w:id="50"/>
-    <w:bookmarkStart w:id="51" w:name="X1b6d3735f0e930bc479663dd57728655f4b0861"/>
+    <w:bookmarkEnd w:id="51"/>
+    <w:bookmarkStart w:id="52" w:name="X1b6d3735f0e930bc479663dd57728655f4b0861"/>
     <w:p>
       <w:pPr>
         <w:pStyle w:val="Heading3"/>
@@ -8397,8 +8629,8 @@
         <w:t xml:space="preserve">对称性校核自己"值钱。</w:t>
       </w:r>
     </w:p>
-    <w:bookmarkEnd w:id="51"/>
-    <w:bookmarkStart w:id="52" w:name="X51baf0cf2399782416aa521666470bc4d6c1435"/>
+    <w:bookmarkEnd w:id="52"/>
+    <w:bookmarkStart w:id="53" w:name="X51baf0cf2399782416aa521666470bc4d6c1435"/>
     <w:p>
       <w:pPr>
         <w:pStyle w:val="Heading3"/>
@@ -8584,8 +8816,8 @@
         <w:t xml:space="preserve">，只告诉你代价。</w:t>
       </w:r>
     </w:p>
-    <w:bookmarkEnd w:id="52"/>
-    <w:bookmarkStart w:id="53" w:name="X23a619f8ffd72c07f22b1599583f07c8238bea2"/>
+    <w:bookmarkEnd w:id="53"/>
+    <w:bookmarkStart w:id="54" w:name="X23a619f8ffd72c07f22b1599583f07c8238bea2"/>
     <w:p>
       <w:pPr>
         <w:pStyle w:val="Heading3"/>
@@ -9319,9 +9551,9 @@
         </w:pict>
       </w:r>
     </w:p>
-    <w:bookmarkEnd w:id="53"/>
     <w:bookmarkEnd w:id="54"/>
-    <w:bookmarkStart w:id="58" w:name="Xe0b52d0ef780a93371dd320c47d57e3591c5817"/>
+    <w:bookmarkEnd w:id="55"/>
+    <w:bookmarkStart w:id="59" w:name="Xe0b52d0ef780a93371dd320c47d57e3591c5817"/>
     <w:p>
       <w:pPr>
         <w:pStyle w:val="Heading2"/>
@@ -9356,7 +9588,7 @@
         <w:t xml:space="preserve">显示或隐藏并排对话面板。</w:t>
       </w:r>
     </w:p>
-    <w:bookmarkStart w:id="55" w:name="X7689556b281b6a8c29f43cf0b5c1e2971b0fea4"/>
+    <w:bookmarkStart w:id="56" w:name="X7689556b281b6a8c29f43cf0b5c1e2971b0fea4"/>
     <w:p>
       <w:pPr>
         <w:pStyle w:val="Heading3"/>
@@ -9495,8 +9727,8 @@
         <w:t xml:space="preserve">，你确认了才应用；删除类操作强制预演</w:t>
       </w:r>
     </w:p>
-    <w:bookmarkEnd w:id="55"/>
-    <w:bookmarkStart w:id="56" w:name="Xddcce370035533a63365ce5be47d63a5689cfa8"/>
+    <w:bookmarkEnd w:id="56"/>
+    <w:bookmarkStart w:id="57" w:name="Xddcce370035533a63365ce5be47d63a5689cfa8"/>
     <w:p>
       <w:pPr>
         <w:pStyle w:val="Heading3"/>
@@ -9587,8 +9819,8 @@
         <w:t xml:space="preserve">：不许把"判不了"说成"通过"。</w:t>
       </w:r>
     </w:p>
-    <w:bookmarkEnd w:id="56"/>
-    <w:bookmarkStart w:id="57" w:name="X28809e3e8b2ef58d7101e16c6d4d66626146c95"/>
+    <w:bookmarkEnd w:id="57"/>
+    <w:bookmarkStart w:id="58" w:name="X28809e3e8b2ef58d7101e16c6d4d66626146c95"/>
     <w:p>
       <w:pPr>
         <w:pStyle w:val="Heading3"/>
@@ -9806,9 +10038,9 @@
         </w:pict>
       </w:r>
     </w:p>
-    <w:bookmarkEnd w:id="57"/>
     <w:bookmarkEnd w:id="58"/>
-    <w:bookmarkStart w:id="59" w:name="X82cb241971a171aef8047a92a0b3e61803726b4"/>
+    <w:bookmarkEnd w:id="59"/>
+    <w:bookmarkStart w:id="60" w:name="X82cb241971a171aef8047a92a0b3e61803726b4"/>
     <w:p>
       <w:pPr>
         <w:pStyle w:val="Heading2"/>
@@ -9897,8 +10129,8 @@
         </w:pict>
       </w:r>
     </w:p>
-    <w:bookmarkEnd w:id="59"/>
-    <w:bookmarkStart w:id="60" w:name="X66a1a4b906e5e54c2ee7d08b5baf14c6d2acb1e"/>
+    <w:bookmarkEnd w:id="60"/>
+    <w:bookmarkStart w:id="61" w:name="X66a1a4b906e5e54c2ee7d08b5baf14c6d2acb1e"/>
     <w:p>
       <w:pPr>
         <w:pStyle w:val="Heading2"/>
@@ -10298,8 +10530,8 @@
         </w:pict>
       </w:r>
     </w:p>
-    <w:bookmarkEnd w:id="60"/>
-    <w:bookmarkStart w:id="61" w:name="Xe4e71f373c5962550378fc544b6dac455f040c3"/>
+    <w:bookmarkEnd w:id="61"/>
+    <w:bookmarkStart w:id="62" w:name="Xe4e71f373c5962550378fc544b6dac455f040c3"/>
     <w:p>
       <w:pPr>
         <w:pStyle w:val="Heading2"/>
@@ -10653,7 +10885,7 @@
               <w:rPr>
                 <w:rFonts w:hint="eastAsia"/>
               </w:rPr>
-              <w:t xml:space="preserve">草图识别</w:t>
+              <w:t xml:space="preserve">图纸识别</w:t>
             </w:r>
           </w:p>
         </w:tc>
@@ -11129,8 +11361,8 @@
         </w:pict>
       </w:r>
     </w:p>
-    <w:bookmarkEnd w:id="61"/>
-    <w:bookmarkStart w:id="62" w:name="Xcdd73ec1195bd62b46f00da72fb281346606492"/>
+    <w:bookmarkEnd w:id="62"/>
+    <w:bookmarkStart w:id="63" w:name="Xcdd73ec1195bd62b46f00da72fb281346606492"/>
     <w:p>
       <w:pPr>
         <w:pStyle w:val="Heading2"/>
@@ -11259,8 +11491,8 @@
         </w:pict>
       </w:r>
     </w:p>
-    <w:bookmarkEnd w:id="62"/>
-    <w:bookmarkStart w:id="63" w:name="X366e2222c88aad6d69a5f110e0df7ce62ce4f7f"/>
+    <w:bookmarkEnd w:id="63"/>
+    <w:bookmarkStart w:id="64" w:name="X366e2222c88aad6d69a5f110e0df7ce62ce4f7f"/>
     <w:p>
       <w:pPr>
         <w:pStyle w:val="Heading2"/>
@@ -11610,8 +11842,8 @@
         </w:pict>
       </w:r>
     </w:p>
-    <w:bookmarkEnd w:id="63"/>
-    <w:bookmarkStart w:id="64" w:name="Xf8a61105dea46a54bffec07bc8bd2bef5a6c3ba"/>
+    <w:bookmarkEnd w:id="64"/>
+    <w:bookmarkStart w:id="65" w:name="Xf8a61105dea46a54bffec07bc8bd2bef5a6c3ba"/>
     <w:p>
       <w:pPr>
         <w:pStyle w:val="Heading2"/>
@@ -11731,7 +11963,7 @@
         <w:t xml:space="preserve">这个问题"，绕过去等于给自己一个来路不明的结论。</w:t>
       </w:r>
     </w:p>
-    <w:bookmarkEnd w:id="64"/>
+    <w:bookmarkEnd w:id="65"/>
     <w:sectPr/>
   </w:body>
 </w:document>

--- a/docs/word/大学生教程.docx
+++ b/docs/word/大学生教程.docx
@@ -2653,7 +2653,7 @@
         <w:rPr>
           <w:rFonts w:hint="eastAsia"/>
         </w:rPr>
-        <w:t xml:space="preserve">：AI助手在视口右侧，可拖动分隔线调整宽度；页签行右端按钮切换显隐。输入框下方的「引用对象」「加入所选」是按钮，右侧小字显示当前引用状态。</w:t>
+        <w:t xml:space="preserve">：AI助手在视口右侧，可拖动分隔线调整宽度；页签行右端按钮切换显隐。顶栏左边是当前模型，右边四个图标依次为「对话记录」「新建」「协作任务」「连接设置」（悬停显示名称）。用户消息靠右显示为气泡，连续几次工具调用收成一张写明调用链的卡片，点开逐次查看参数与结果。输入框下方的「引用对象」「加入所选」是按钮，右下角圆形按钮发送，运行中变为停止（Esc）；空输入框按↑取回上一条消息。</w:t>
       </w:r>
     </w:p>
     <w:p>
@@ -4788,6 +4788,33 @@
           <w:rFonts w:hint="eastAsia"/>
         </w:rPr>
         <w:t xml:space="preserve">「创建载荷」：集中力、线荷载、重力，选中对象后输入分量。</w:t>
+      </w:r>
+      <w:r>
+        <w:t xml:space="preserve"> </w:t>
+      </w:r>
+      <w:r>
+        <w:rPr>
+          <w:rFonts w:hint="eastAsia"/>
+        </w:rPr>
+        <w:t xml:space="preserve">杆中的集中力、只压一段的均布或梯形荷载选「杆上集中力」「区间均布荷载」「区间梯形荷载」，</w:t>
+      </w:r>
+      <w:r>
+        <w:t xml:space="preserve"> </w:t>
+      </w:r>
+      <w:r>
+        <w:rPr>
+          <w:rFonts w:hint="eastAsia"/>
+        </w:rPr>
+        <w:t xml:space="preserve">位置按「距</w:t>
+      </w:r>
+      <w:r>
+        <w:t xml:space="preserve"> i </w:t>
+      </w:r>
+      <w:r>
+        <w:rPr>
+          <w:rFonts w:hint="eastAsia"/>
+        </w:rPr>
+        <w:t xml:space="preserve">端距离」或「全局坐标」给。</w:t>
       </w:r>
       <w:r>
         <w:t xml:space="preserve"> </w:t>

--- a/docs/word/大学生教程.docx
+++ b/docs/word/大学生教程.docx
@@ -3520,7 +3520,34 @@
         <w:rPr>
           <w:rFonts w:hint="eastAsia"/>
         </w:rPr>
-        <w:t xml:space="preserve">8000），都会被拦下。</w:t>
+        <w:t xml:space="preserve">8000），都会被拦下。英尺英寸（25'-0"）和重复写法（7</w:t>
+      </w:r>
+      <w:r>
+        <w:t xml:space="preserve"> at </w:t>
+      </w:r>
+      <w:r>
+        <w:rPr>
+          <w:rFonts w:hint="eastAsia"/>
+        </w:rPr>
+        <w:t xml:space="preserve">25'-0"、6@3600）</w:t>
+      </w:r>
+      <w:r>
+        <w:t xml:space="preserve"> </w:t>
+      </w:r>
+      <w:r>
+        <w:rPr>
+          <w:rFonts w:hint="eastAsia"/>
+        </w:rPr>
+        <w:t xml:space="preserve">由代码逐段展开换算；立面图只给层高时按层高累加标高，最低层按</w:t>
+      </w:r>
+      <w:r>
+        <w:t xml:space="preserve"> ±0.000 </w:t>
+      </w:r>
+      <w:r>
+        <w:rPr>
+          <w:rFonts w:hint="eastAsia"/>
+        </w:rPr>
+        <w:t xml:space="preserve">计并请你确认。</w:t>
       </w:r>
     </w:p>
     <w:p>

--- a/docs/word/大学生教程.docx
+++ b/docs/word/大学生教程.docx
@@ -4529,6 +4529,33 @@
           <w:rFonts w:hint="eastAsia"/>
         </w:rPr>
         <w:t xml:space="preserve">「创建载荷」：集中力、线荷载、重力，选中对象后输入分量。</w:t>
+      </w:r>
+      <w:r>
+        <w:t xml:space="preserve"> </w:t>
+      </w:r>
+      <w:r>
+        <w:rPr>
+          <w:rFonts w:hint="eastAsia"/>
+        </w:rPr>
+        <w:t xml:space="preserve">杆中的集中力、只压一段的均布或梯形荷载选「杆上集中力」「区间均布荷载」「区间梯形荷载」，</w:t>
+      </w:r>
+      <w:r>
+        <w:t xml:space="preserve"> </w:t>
+      </w:r>
+      <w:r>
+        <w:rPr>
+          <w:rFonts w:hint="eastAsia"/>
+        </w:rPr>
+        <w:t xml:space="preserve">位置按「距</w:t>
+      </w:r>
+      <w:r>
+        <w:t xml:space="preserve"> i </w:t>
+      </w:r>
+      <w:r>
+        <w:rPr>
+          <w:rFonts w:hint="eastAsia"/>
+        </w:rPr>
+        <w:t xml:space="preserve">端距离」或「全局坐标」给。</w:t>
       </w:r>
       <w:r>
         <w:t xml:space="preserve"> </w:t>

--- a/docs/word/大学生教程.docx
+++ b/docs/word/大学生教程.docx
@@ -1677,7 +1677,7 @@
               <w:rPr>
                 <w:rFonts w:hint="eastAsia"/>
               </w:rPr>
-              <w:t xml:space="preserve">草图建模、草图识别、规则框架、门式刚架、模型表格、模型</w:t>
+              <w:t xml:space="preserve">草图建模、图纸识别、草图识别、规则框架、门式刚架、模型表格、模型</w:t>
             </w:r>
             <w:r>
               <w:t xml:space="preserve"> JSON</w:t>
@@ -2891,7 +2891,7 @@
     </w:p>
     <w:bookmarkEnd w:id="20"/>
     <w:bookmarkEnd w:id="21"/>
-    <w:bookmarkStart w:id="27" w:name="X8325591aa31b1ca8a47b6028787de14f32c5757"/>
+    <w:bookmarkStart w:id="28" w:name="X8325591aa31b1ca8a47b6028787de14f32c5757"/>
     <w:p>
       <w:pPr>
         <w:pStyle w:val="Heading2"/>
@@ -3303,7 +3303,7 @@
       </w:r>
     </w:p>
     <w:bookmarkEnd w:id="25"/>
-    <w:bookmarkStart w:id="26" w:name="X9100b279715a0e4b4eae0a1802c6ed955c9ffcd"/>
+    <w:bookmarkStart w:id="26" w:name="Xd1ff50c6e93374003b806a789dc2ef90cf9019e"/>
     <w:p>
       <w:pPr>
         <w:pStyle w:val="Heading3"/>
@@ -3315,6 +3315,277 @@
         <w:rPr>
           <w:rFonts w:hint="eastAsia"/>
         </w:rPr>
+        <w:t xml:space="preserve">结构图纸识别（多模态）</w:t>
+      </w:r>
+    </w:p>
+    <w:p>
+      <w:pPr>
+        <w:pStyle w:val="FirstParagraph"/>
+      </w:pPr>
+      <w:r>
+        <w:rPr>
+          <w:rStyle w:val="VerbatimChar"/>
+          <w:rFonts w:hint="eastAsia"/>
+        </w:rPr>
+        <w:t xml:space="preserve">建模</w:t>
+      </w:r>
+      <w:r>
+        <w:t xml:space="preserve"> </w:t>
+      </w:r>
+      <w:r>
+        <w:t xml:space="preserve">→ </w:t>
+      </w:r>
+      <w:r>
+        <w:rPr>
+          <w:rFonts w:hint="eastAsia"/>
+        </w:rPr>
+        <w:t xml:space="preserve">「图纸识别」（</w:t>
+      </w:r>
+      <w:r>
+        <w:rPr>
+          <w:rStyle w:val="VerbatimChar"/>
+        </w:rPr>
+        <w:t xml:space="preserve">Ctrl+I</w:t>
+      </w:r>
+      <w:r>
+        <w:rPr>
+          <w:rFonts w:hint="eastAsia"/>
+        </w:rPr>
+        <w:t xml:space="preserve">）。上传平面图、立面图与截面表，得到一份通过模型校验的模型</w:t>
+      </w:r>
+      <w:r>
+        <w:t xml:space="preserve"> JSON。</w:t>
+      </w:r>
+    </w:p>
+    <w:p>
+      <w:pPr>
+        <w:pStyle w:val="BodyText"/>
+      </w:pPr>
+      <w:r>
+        <w:rPr>
+          <w:rFonts w:hint="eastAsia"/>
+        </w:rPr>
+        <w:t xml:space="preserve">这条路径的设计和"让</w:t>
+      </w:r>
+      <w:r>
+        <w:t xml:space="preserve"> AI </w:t>
+      </w:r>
+      <w:r>
+        <w:rPr>
+          <w:rFonts w:hint="eastAsia"/>
+        </w:rPr>
+        <w:t xml:space="preserve">看图建模"正好相反：</w:t>
+      </w:r>
+      <w:r>
+        <w:rPr>
+          <w:rFonts w:hint="eastAsia"/>
+          <w:b/>
+          <w:bCs/>
+        </w:rPr>
+        <w:t xml:space="preserve">数值从不来自</w:t>
+      </w:r>
+      <w:r>
+        <w:rPr>
+          <w:b/>
+          <w:bCs/>
+        </w:rPr>
+        <w:t xml:space="preserve"> AI </w:t>
+      </w:r>
+      <w:r>
+        <w:rPr>
+          <w:rFonts w:hint="eastAsia"/>
+          <w:b/>
+          <w:bCs/>
+        </w:rPr>
+        <w:t xml:space="preserve">的判断</w:t>
+      </w:r>
+      <w:r>
+        <w:t xml:space="preserve">。</w:t>
+      </w:r>
+      <w:r>
+        <w:t xml:space="preserve"> </w:t>
+      </w:r>
+      <w:r>
+        <w:t xml:space="preserve">AI </w:t>
+      </w:r>
+      <w:r>
+        <w:rPr>
+          <w:rFonts w:hint="eastAsia"/>
+        </w:rPr>
+        <w:t xml:space="preserve">只照抄图上的文字（轴号、"6000"、"3.600"、"HN400×200×8×13"、"柱脚刚接"），</w:t>
+      </w:r>
+      <w:r>
+        <w:t xml:space="preserve"> </w:t>
+      </w:r>
+      <w:r>
+        <w:rPr>
+          <w:rFonts w:hint="eastAsia"/>
+        </w:rPr>
+        <w:t xml:space="preserve">每条附带出处；代码把间距累加成轴线坐标、标高给出</w:t>
+      </w:r>
+      <w:r>
+        <w:t xml:space="preserve"> </w:t>
+      </w:r>
+      <w:r>
+        <w:rPr>
+          <w:rFonts w:hint="eastAsia"/>
+        </w:rPr>
+        <w:t xml:space="preserve">z，梁沿轴线逐跨拆分、柱在交点逐层拆分，</w:t>
+      </w:r>
+      <w:r>
+        <w:t xml:space="preserve"> </w:t>
+      </w:r>
+      <w:r>
+        <w:rPr>
+          <w:rFonts w:hint="eastAsia"/>
+        </w:rPr>
+        <w:t xml:space="preserve">规格交给截面构造器算特性，材料按规范表取弹性模量（钢材</w:t>
+      </w:r>
+      <w:r>
+        <w:t xml:space="preserve"> GB 50017-2017 </w:t>
+      </w:r>
+      <w:r>
+        <w:rPr>
+          <w:rFonts w:hint="eastAsia"/>
+        </w:rPr>
+        <w:t xml:space="preserve">表</w:t>
+      </w:r>
+      <w:r>
+        <w:t xml:space="preserve"> </w:t>
+      </w:r>
+      <w:r>
+        <w:rPr>
+          <w:rFonts w:hint="eastAsia"/>
+        </w:rPr>
+        <w:t xml:space="preserve">4.4.8，</w:t>
+      </w:r>
+      <w:r>
+        <w:t xml:space="preserve"> </w:t>
+      </w:r>
+      <w:r>
+        <w:rPr>
+          <w:rFonts w:hint="eastAsia"/>
+        </w:rPr>
+        <w:t xml:space="preserve">混凝土</w:t>
+      </w:r>
+      <w:r>
+        <w:t xml:space="preserve"> GB 50010 </w:t>
+      </w:r>
+      <w:r>
+        <w:rPr>
+          <w:rFonts w:hint="eastAsia"/>
+        </w:rPr>
+        <w:t xml:space="preserve">表</w:t>
+      </w:r>
+      <w:r>
+        <w:t xml:space="preserve"> </w:t>
+      </w:r>
+      <w:r>
+        <w:rPr>
+          <w:rFonts w:hint="eastAsia"/>
+        </w:rPr>
+        <w:t xml:space="preserve">4.1.5）并要求确认。图上没写的单位、间距、柱脚做法一律进核对表让你填，</w:t>
+      </w:r>
+      <w:r>
+        <w:t xml:space="preserve"> </w:t>
+      </w:r>
+      <w:r>
+        <w:rPr>
+          <w:rFonts w:hint="eastAsia"/>
+        </w:rPr>
+        <w:t xml:space="preserve">不按惯例默认，也不从像素量。分段间距之和与总尺寸不符、某段间距在图上的长度比例离群</w:t>
+      </w:r>
+      <w:r>
+        <w:t xml:space="preserve"> </w:t>
+      </w:r>
+      <w:r>
+        <w:rPr>
+          <w:rFonts w:hint="eastAsia"/>
+        </w:rPr>
+        <w:t xml:space="preserve">（多半是</w:t>
+      </w:r>
+      <w:r>
+        <w:t xml:space="preserve"> 6000 </w:t>
+      </w:r>
+      <w:r>
+        <w:rPr>
+          <w:rFonts w:hint="eastAsia"/>
+        </w:rPr>
+        <w:t xml:space="preserve">被抄成</w:t>
+      </w:r>
+      <w:r>
+        <w:t xml:space="preserve"> </w:t>
+      </w:r>
+      <w:r>
+        <w:rPr>
+          <w:rFonts w:hint="eastAsia"/>
+        </w:rPr>
+        <w:t xml:space="preserve">8000），都会被拦下。</w:t>
+      </w:r>
+    </w:p>
+    <w:p>
+      <w:pPr>
+        <w:pStyle w:val="BodyText"/>
+      </w:pPr>
+      <w:r>
+        <w:rPr>
+          <w:rFonts w:hint="eastAsia"/>
+        </w:rPr>
+        <w:t xml:space="preserve">判读要点：核对表全部处理完才会生成；导入后检查模型树里的节点、杆件数与图纸一致，</w:t>
+      </w:r>
+      <w:r>
+        <w:t xml:space="preserve"> </w:t>
+      </w:r>
+      <w:r>
+        <w:rPr>
+          <w:rFonts w:hint="eastAsia"/>
+        </w:rPr>
+        <w:t xml:space="preserve">再加荷载求解。H</w:t>
+      </w:r>
+      <w:r>
+        <w:t xml:space="preserve"> </w:t>
+      </w:r>
+      <w:r>
+        <w:rPr>
+          <w:rFonts w:hint="eastAsia"/>
+        </w:rPr>
+        <w:t xml:space="preserve">型钢规格不含根部圆角</w:t>
+      </w:r>
+      <w:r>
+        <w:t xml:space="preserve"> </w:t>
+      </w:r>
+      <w:r>
+        <w:rPr>
+          <w:rFonts w:hint="eastAsia"/>
+        </w:rPr>
+        <w:t xml:space="preserve">r，截面面积比型钢表小约</w:t>
+      </w:r>
+      <w:r>
+        <w:t xml:space="preserve"> </w:t>
+      </w:r>
+      <w:r>
+        <w:rPr>
+          <w:rFonts w:hint="eastAsia"/>
+        </w:rPr>
+        <w:t xml:space="preserve">2%～3%，需要时在「创建截面」中补</w:t>
+      </w:r>
+      <w:r>
+        <w:t xml:space="preserve"> r。</w:t>
+      </w:r>
+    </w:p>
+    <w:bookmarkEnd w:id="26"/>
+    <w:bookmarkStart w:id="27" w:name="X1f947aea4a100d5566f61ffb5f1a195de2893a7"/>
+    <w:p>
+      <w:pPr>
+        <w:pStyle w:val="Heading3"/>
+      </w:pPr>
+      <w:r>
+        <w:t xml:space="preserve">3.6 </w:t>
+      </w:r>
+      <w:r>
+        <w:rPr>
+          <w:rFonts w:hint="eastAsia"/>
+        </w:rPr>
         <w:t xml:space="preserve">手绘草图识别（多模态）</w:t>
       </w:r>
     </w:p>
@@ -3339,19 +3610,7 @@
         <w:rPr>
           <w:rFonts w:hint="eastAsia"/>
         </w:rPr>
-        <w:t xml:space="preserve">「草图识别」（</w:t>
-      </w:r>
-      <w:r>
-        <w:rPr>
-          <w:rStyle w:val="VerbatimChar"/>
-        </w:rPr>
-        <w:t xml:space="preserve">Ctrl+I</w:t>
-      </w:r>
-      <w:r>
-        <w:rPr>
-          <w:rFonts w:hint="eastAsia"/>
-        </w:rPr>
-        <w:t xml:space="preserve">）。上传手绘图，AI</w:t>
+        <w:t xml:space="preserve">「草图识别」。上传没有尺寸标注的手绘图，AI</w:t>
       </w:r>
       <w:r>
         <w:t xml:space="preserve"> </w:t>
@@ -3418,9 +3677,9 @@
         </w:pict>
       </w:r>
     </w:p>
-    <w:bookmarkEnd w:id="26"/>
     <w:bookmarkEnd w:id="27"/>
-    <w:bookmarkStart w:id="33" w:name="X0e2f760696acf07f72a9619f63034fbb67d4ef7"/>
+    <w:bookmarkEnd w:id="28"/>
+    <w:bookmarkStart w:id="34" w:name="X0e2f760696acf07f72a9619f63034fbb67d4ef7"/>
     <w:p>
       <w:pPr>
         <w:pStyle w:val="Heading2"/>
@@ -3490,7 +3749,7 @@
         <w:t xml:space="preserve">。</w:t>
       </w:r>
     </w:p>
-    <w:bookmarkStart w:id="28" w:name="X3c4d23fb8778201a82934d11605b9e3a30c44ff"/>
+    <w:bookmarkStart w:id="29" w:name="X3c4d23fb8778201a82934d11605b9e3a30c44ff"/>
     <w:p>
       <w:pPr>
         <w:pStyle w:val="Heading3"/>
@@ -3770,8 +4029,8 @@
         <w:t xml:space="preserve">的：铸铁、混凝土这类材料两者差很远，合成一个就错了。</w:t>
       </w:r>
     </w:p>
-    <w:bookmarkEnd w:id="28"/>
-    <w:bookmarkStart w:id="29" w:name="Xb2b1335b523210d90dd82fd7a42b404e9aef67d"/>
+    <w:bookmarkEnd w:id="29"/>
+    <w:bookmarkStart w:id="30" w:name="Xb2b1335b523210d90dd82fd7a42b404e9aef67d"/>
     <w:p>
       <w:pPr>
         <w:pStyle w:val="Heading3"/>
@@ -4015,8 +4274,8 @@
         <w:t xml:space="preserve">单个"极端纤维距离"表达不了，预览里会解释原因。</w:t>
       </w:r>
     </w:p>
-    <w:bookmarkEnd w:id="29"/>
-    <w:bookmarkStart w:id="30" w:name="X871d9b1d39610e6260290164792433ad77b1279"/>
+    <w:bookmarkEnd w:id="30"/>
+    <w:bookmarkStart w:id="31" w:name="X871d9b1d39610e6260290164792433ad77b1279"/>
     <w:p>
       <w:pPr>
         <w:pStyle w:val="Heading3"/>
@@ -4082,8 +4341,8 @@
         <w:t xml:space="preserve">模块的核心操作。</w:t>
       </w:r>
     </w:p>
-    <w:bookmarkEnd w:id="30"/>
-    <w:bookmarkStart w:id="31" w:name="Xdaa96e8185b6b6374d13ea0883322f8ae56092b"/>
+    <w:bookmarkEnd w:id="31"/>
+    <w:bookmarkStart w:id="32" w:name="Xdaa96e8185b6b6374d13ea0883322f8ae56092b"/>
     <w:p>
       <w:pPr>
         <w:pStyle w:val="Heading3"/>
@@ -4268,8 +4527,8 @@
         <w:t xml:space="preserve">第一个要怀疑的就是这里</w:t>
       </w:r>
     </w:p>
-    <w:bookmarkEnd w:id="31"/>
-    <w:bookmarkStart w:id="32" w:name="X281e04c35118044cd4e35f7911021b6757a69c1"/>
+    <w:bookmarkEnd w:id="32"/>
+    <w:bookmarkStart w:id="33" w:name="X281e04c35118044cd4e35f7911021b6757a69c1"/>
     <w:p>
       <w:pPr>
         <w:pStyle w:val="Heading3"/>
@@ -4374,9 +4633,9 @@
         </w:pict>
       </w:r>
     </w:p>
-    <w:bookmarkEnd w:id="32"/>
     <w:bookmarkEnd w:id="33"/>
-    <w:bookmarkStart w:id="37" w:name="X442b27c0b0e3b05e6fe51eceed426bfe2126cc9"/>
+    <w:bookmarkEnd w:id="34"/>
+    <w:bookmarkStart w:id="38" w:name="X442b27c0b0e3b05e6fe51eceed426bfe2126cc9"/>
     <w:p>
       <w:pPr>
         <w:pStyle w:val="Heading2"/>
@@ -4391,7 +4650,7 @@
         <w:t xml:space="preserve">边界条件与荷载</w:t>
       </w:r>
     </w:p>
-    <w:bookmarkStart w:id="34" w:name="X05e64d2455d8374a8840f216210d0dc6a1f42fa"/>
+    <w:bookmarkStart w:id="35" w:name="X05e64d2455d8374a8840f216210d0dc6a1f42fa"/>
     <w:p>
       <w:pPr>
         <w:pStyle w:val="Heading3"/>
@@ -4491,8 +4750,8 @@
         <w:t xml:space="preserve">全画出来满屏符号，真正的柱脚反而看不见。只画约束住两个及以上平动方向的节点。</w:t>
       </w:r>
     </w:p>
-    <w:bookmarkEnd w:id="34"/>
-    <w:bookmarkStart w:id="35" w:name="Xadee4747154a81b5b46b94e95a4034c92d5821a"/>
+    <w:bookmarkEnd w:id="35"/>
+    <w:bookmarkStart w:id="36" w:name="Xadee4747154a81b5b46b94e95a4034c92d5821a"/>
     <w:p>
       <w:pPr>
         <w:pStyle w:val="Heading3"/>
@@ -4618,8 +4877,8 @@
         <w:t xml:space="preserve">）整体关掉，箭头保留。</w:t>
       </w:r>
     </w:p>
-    <w:bookmarkEnd w:id="35"/>
-    <w:bookmarkStart w:id="36" w:name="X13763b8349c775d170840af371dac1902a1076b"/>
+    <w:bookmarkEnd w:id="36"/>
+    <w:bookmarkStart w:id="37" w:name="X13763b8349c775d170840af371dac1902a1076b"/>
     <w:p>
       <w:pPr>
         <w:pStyle w:val="Heading3"/>
@@ -4674,9 +4933,9 @@
         </w:pict>
       </w:r>
     </w:p>
-    <w:bookmarkEnd w:id="36"/>
     <w:bookmarkEnd w:id="37"/>
-    <w:bookmarkStart w:id="38" w:name="Xce1bd0484bb3dd7401a97218b2b152ab92cbe8e"/>
+    <w:bookmarkEnd w:id="38"/>
+    <w:bookmarkStart w:id="39" w:name="Xce1bd0484bb3dd7401a97218b2b152ab92cbe8e"/>
     <w:p>
       <w:pPr>
         <w:pStyle w:val="Heading2"/>
@@ -5825,8 +6084,8 @@
         </w:pict>
       </w:r>
     </w:p>
-    <w:bookmarkEnd w:id="38"/>
-    <w:bookmarkStart w:id="42" w:name="X5a2839469973bfe4f1bc9aedc3eee54e9d5ebbe"/>
+    <w:bookmarkEnd w:id="39"/>
+    <w:bookmarkStart w:id="43" w:name="X5a2839469973bfe4f1bc9aedc3eee54e9d5ebbe"/>
     <w:p>
       <w:pPr>
         <w:pStyle w:val="Heading2"/>
@@ -5841,7 +6100,7 @@
         <w:t xml:space="preserve">求解与校验</w:t>
       </w:r>
     </w:p>
-    <w:bookmarkStart w:id="39" w:name="X5b409cfc290fe3258b1722c9a022964bb4f81c1"/>
+    <w:bookmarkStart w:id="40" w:name="X5b409cfc290fe3258b1722c9a022964bb4f81c1"/>
     <w:p>
       <w:pPr>
         <w:pStyle w:val="Heading3"/>
@@ -5921,8 +6180,8 @@
         <w:t xml:space="preserve">所以要在算之前拦，不能指望求解器替你发现建模错误。</w:t>
       </w:r>
     </w:p>
-    <w:bookmarkEnd w:id="39"/>
-    <w:bookmarkStart w:id="40" w:name="X1002b6c1e65fbd6992e73c3052ec0204103bb8a"/>
+    <w:bookmarkEnd w:id="40"/>
+    <w:bookmarkStart w:id="41" w:name="X1002b6c1e65fbd6992e73c3052ec0204103bb8a"/>
     <w:p>
       <w:pPr>
         <w:pStyle w:val="Heading3"/>
@@ -6027,8 +6286,8 @@
         <w:t xml:space="preserve">约束"）</w:t>
       </w:r>
     </w:p>
-    <w:bookmarkEnd w:id="40"/>
-    <w:bookmarkStart w:id="41" w:name="X0fa2182453307ddcdba3ede26f2de1ed7d0c8ec"/>
+    <w:bookmarkEnd w:id="41"/>
+    <w:bookmarkStart w:id="42" w:name="X0fa2182453307ddcdba3ede26f2de1ed7d0c8ec"/>
     <w:p>
       <w:pPr>
         <w:pStyle w:val="Heading3"/>
@@ -6101,9 +6360,9 @@
         </w:pict>
       </w:r>
     </w:p>
-    <w:bookmarkEnd w:id="41"/>
     <w:bookmarkEnd w:id="42"/>
-    <w:bookmarkStart w:id="47" w:name="X3713a768020631cfb06b237df0b9ce598d6d7a5"/>
+    <w:bookmarkEnd w:id="43"/>
+    <w:bookmarkStart w:id="48" w:name="X3713a768020631cfb06b237df0b9ce598d6d7a5"/>
     <w:p>
       <w:pPr>
         <w:pStyle w:val="Heading2"/>
@@ -6118,7 +6377,7 @@
         <w:t xml:space="preserve">结果判读</w:t>
       </w:r>
     </w:p>
-    <w:bookmarkStart w:id="43" w:name="X33dbc25b3572f06369414c6c8c14bc2bc71faf7"/>
+    <w:bookmarkStart w:id="44" w:name="X33dbc25b3572f06369414c6c8c14bc2bc71faf7"/>
     <w:p>
       <w:pPr>
         <w:pStyle w:val="Heading3"/>
@@ -6201,8 +6460,8 @@
         <w:t xml:space="preserve">否则单跨一个单元的梁会画成直线，跨中那个鼓看不见。</w:t>
       </w:r>
     </w:p>
-    <w:bookmarkEnd w:id="43"/>
-    <w:bookmarkStart w:id="44" w:name="X3aea6f7f932bdc230f148af79604a72cc1128ca"/>
+    <w:bookmarkEnd w:id="44"/>
+    <w:bookmarkStart w:id="45" w:name="X3aea6f7f932bdc230f148af79604a72cc1128ca"/>
     <w:p>
       <w:pPr>
         <w:pStyle w:val="Heading3"/>
@@ -6758,8 +7017,8 @@
         <w:t xml:space="preserve">时点它会被当场拒绝。</w:t>
       </w:r>
     </w:p>
-    <w:bookmarkEnd w:id="44"/>
-    <w:bookmarkStart w:id="45" w:name="Xed9ea7b943ddd954bd7215cb8fdadabecf6bcf5"/>
+    <w:bookmarkEnd w:id="45"/>
+    <w:bookmarkStart w:id="46" w:name="Xed9ea7b943ddd954bd7215cb8fdadabecf6bcf5"/>
     <w:p>
       <w:pPr>
         <w:pStyle w:val="Heading3"/>
@@ -6847,8 +7106,8 @@
         <w:t xml:space="preserve">挠跨比</w:t>
       </w:r>
     </w:p>
-    <w:bookmarkEnd w:id="45"/>
-    <w:bookmarkStart w:id="46" w:name="X576bd797637f7ea3bb611b3e9dcf87d227915ad"/>
+    <w:bookmarkEnd w:id="46"/>
+    <w:bookmarkStart w:id="47" w:name="X576bd797637f7ea3bb611b3e9dcf87d227915ad"/>
     <w:p>
       <w:pPr>
         <w:pStyle w:val="Heading3"/>
@@ -6908,9 +7167,9 @@
         </w:pict>
       </w:r>
     </w:p>
-    <w:bookmarkEnd w:id="46"/>
     <w:bookmarkEnd w:id="47"/>
-    <w:bookmarkStart w:id="54" w:name="X660251ce4c178a48b6d3910f1a9e676c5ac806e"/>
+    <w:bookmarkEnd w:id="48"/>
+    <w:bookmarkStart w:id="55" w:name="X660251ce4c178a48b6d3910f1a9e676c5ac806e"/>
     <w:p>
       <w:pPr>
         <w:pStyle w:val="Heading2"/>
@@ -6945,7 +7204,7 @@
         <w:t xml:space="preserve">"能算就行"的地方。</w:t>
       </w:r>
     </w:p>
-    <w:bookmarkStart w:id="50" w:name="Xa23393f9708cb39449696ab767e8ec5c29ec730"/>
+    <w:bookmarkStart w:id="51" w:name="Xa23393f9708cb39449696ab767e8ec5c29ec730"/>
     <w:p>
       <w:pPr>
         <w:pStyle w:val="Heading3"/>
@@ -7169,7 +7428,7 @@
         <w:t xml:space="preserve">N/(φA) ≤ f</w:t>
       </w:r>
     </w:p>
-    <w:bookmarkStart w:id="48" w:name="为什么正应力不够"/>
+    <w:bookmarkStart w:id="49" w:name="为什么正应力不够"/>
     <w:p>
       <w:pPr>
         <w:pStyle w:val="Heading4"/>
@@ -7664,8 +7923,8 @@
         <w:t xml:space="preserve">凑成一个数——那个组合在截面上并不存在。</w:t>
       </w:r>
     </w:p>
-    <w:bookmarkEnd w:id="48"/>
-    <w:bookmarkStart w:id="49" w:name="为什么欧拉不够"/>
+    <w:bookmarkEnd w:id="49"/>
+    <w:bookmarkStart w:id="50" w:name="为什么欧拉不够"/>
     <w:p>
       <w:pPr>
         <w:pStyle w:val="Heading4"/>
@@ -8265,9 +8524,9 @@
         <w:t xml:space="preserve">算的，不是按剖分后的分段——按分段算会偏大四倍。</w:t>
       </w:r>
     </w:p>
-    <w:bookmarkEnd w:id="49"/>
     <w:bookmarkEnd w:id="50"/>
-    <w:bookmarkStart w:id="51" w:name="X1b6d3735f0e930bc479663dd57728655f4b0861"/>
+    <w:bookmarkEnd w:id="51"/>
+    <w:bookmarkStart w:id="52" w:name="X1b6d3735f0e930bc479663dd57728655f4b0861"/>
     <w:p>
       <w:pPr>
         <w:pStyle w:val="Heading3"/>
@@ -8397,8 +8656,8 @@
         <w:t xml:space="preserve">对称性校核自己"值钱。</w:t>
       </w:r>
     </w:p>
-    <w:bookmarkEnd w:id="51"/>
-    <w:bookmarkStart w:id="52" w:name="X51baf0cf2399782416aa521666470bc4d6c1435"/>
+    <w:bookmarkEnd w:id="52"/>
+    <w:bookmarkStart w:id="53" w:name="X51baf0cf2399782416aa521666470bc4d6c1435"/>
     <w:p>
       <w:pPr>
         <w:pStyle w:val="Heading3"/>
@@ -8584,8 +8843,8 @@
         <w:t xml:space="preserve">，只告诉你代价。</w:t>
       </w:r>
     </w:p>
-    <w:bookmarkEnd w:id="52"/>
-    <w:bookmarkStart w:id="53" w:name="X23a619f8ffd72c07f22b1599583f07c8238bea2"/>
+    <w:bookmarkEnd w:id="53"/>
+    <w:bookmarkStart w:id="54" w:name="X23a619f8ffd72c07f22b1599583f07c8238bea2"/>
     <w:p>
       <w:pPr>
         <w:pStyle w:val="Heading3"/>
@@ -9319,9 +9578,9 @@
         </w:pict>
       </w:r>
     </w:p>
-    <w:bookmarkEnd w:id="53"/>
     <w:bookmarkEnd w:id="54"/>
-    <w:bookmarkStart w:id="58" w:name="Xe0b52d0ef780a93371dd320c47d57e3591c5817"/>
+    <w:bookmarkEnd w:id="55"/>
+    <w:bookmarkStart w:id="59" w:name="Xe0b52d0ef780a93371dd320c47d57e3591c5817"/>
     <w:p>
       <w:pPr>
         <w:pStyle w:val="Heading2"/>
@@ -9356,7 +9615,7 @@
         <w:t xml:space="preserve">显示或隐藏并排对话面板。</w:t>
       </w:r>
     </w:p>
-    <w:bookmarkStart w:id="55" w:name="X7689556b281b6a8c29f43cf0b5c1e2971b0fea4"/>
+    <w:bookmarkStart w:id="56" w:name="X7689556b281b6a8c29f43cf0b5c1e2971b0fea4"/>
     <w:p>
       <w:pPr>
         <w:pStyle w:val="Heading3"/>
@@ -9495,8 +9754,8 @@
         <w:t xml:space="preserve">，你确认了才应用；删除类操作强制预演</w:t>
       </w:r>
     </w:p>
-    <w:bookmarkEnd w:id="55"/>
-    <w:bookmarkStart w:id="56" w:name="Xddcce370035533a63365ce5be47d63a5689cfa8"/>
+    <w:bookmarkEnd w:id="56"/>
+    <w:bookmarkStart w:id="57" w:name="Xddcce370035533a63365ce5be47d63a5689cfa8"/>
     <w:p>
       <w:pPr>
         <w:pStyle w:val="Heading3"/>
@@ -9587,8 +9846,8 @@
         <w:t xml:space="preserve">：不许把"判不了"说成"通过"。</w:t>
       </w:r>
     </w:p>
-    <w:bookmarkEnd w:id="56"/>
-    <w:bookmarkStart w:id="57" w:name="X28809e3e8b2ef58d7101e16c6d4d66626146c95"/>
+    <w:bookmarkEnd w:id="57"/>
+    <w:bookmarkStart w:id="58" w:name="X28809e3e8b2ef58d7101e16c6d4d66626146c95"/>
     <w:p>
       <w:pPr>
         <w:pStyle w:val="Heading3"/>
@@ -9806,9 +10065,9 @@
         </w:pict>
       </w:r>
     </w:p>
-    <w:bookmarkEnd w:id="57"/>
     <w:bookmarkEnd w:id="58"/>
-    <w:bookmarkStart w:id="59" w:name="X82cb241971a171aef8047a92a0b3e61803726b4"/>
+    <w:bookmarkEnd w:id="59"/>
+    <w:bookmarkStart w:id="60" w:name="X82cb241971a171aef8047a92a0b3e61803726b4"/>
     <w:p>
       <w:pPr>
         <w:pStyle w:val="Heading2"/>
@@ -9897,8 +10156,8 @@
         </w:pict>
       </w:r>
     </w:p>
-    <w:bookmarkEnd w:id="59"/>
-    <w:bookmarkStart w:id="60" w:name="X66a1a4b906e5e54c2ee7d08b5baf14c6d2acb1e"/>
+    <w:bookmarkEnd w:id="60"/>
+    <w:bookmarkStart w:id="61" w:name="X66a1a4b906e5e54c2ee7d08b5baf14c6d2acb1e"/>
     <w:p>
       <w:pPr>
         <w:pStyle w:val="Heading2"/>
@@ -10298,8 +10557,8 @@
         </w:pict>
       </w:r>
     </w:p>
-    <w:bookmarkEnd w:id="60"/>
-    <w:bookmarkStart w:id="61" w:name="Xe4e71f373c5962550378fc544b6dac455f040c3"/>
+    <w:bookmarkEnd w:id="61"/>
+    <w:bookmarkStart w:id="62" w:name="Xe4e71f373c5962550378fc544b6dac455f040c3"/>
     <w:p>
       <w:pPr>
         <w:pStyle w:val="Heading2"/>
@@ -10653,7 +10912,7 @@
               <w:rPr>
                 <w:rFonts w:hint="eastAsia"/>
               </w:rPr>
-              <w:t xml:space="preserve">草图识别</w:t>
+              <w:t xml:space="preserve">图纸识别</w:t>
             </w:r>
           </w:p>
         </w:tc>
@@ -11129,8 +11388,8 @@
         </w:pict>
       </w:r>
     </w:p>
-    <w:bookmarkEnd w:id="61"/>
-    <w:bookmarkStart w:id="62" w:name="Xcdd73ec1195bd62b46f00da72fb281346606492"/>
+    <w:bookmarkEnd w:id="62"/>
+    <w:bookmarkStart w:id="63" w:name="Xcdd73ec1195bd62b46f00da72fb281346606492"/>
     <w:p>
       <w:pPr>
         <w:pStyle w:val="Heading2"/>
@@ -11259,8 +11518,8 @@
         </w:pict>
       </w:r>
     </w:p>
-    <w:bookmarkEnd w:id="62"/>
-    <w:bookmarkStart w:id="63" w:name="X366e2222c88aad6d69a5f110e0df7ce62ce4f7f"/>
+    <w:bookmarkEnd w:id="63"/>
+    <w:bookmarkStart w:id="64" w:name="X366e2222c88aad6d69a5f110e0df7ce62ce4f7f"/>
     <w:p>
       <w:pPr>
         <w:pStyle w:val="Heading2"/>
@@ -11610,8 +11869,8 @@
         </w:pict>
       </w:r>
     </w:p>
-    <w:bookmarkEnd w:id="63"/>
-    <w:bookmarkStart w:id="64" w:name="Xf8a61105dea46a54bffec07bc8bd2bef5a6c3ba"/>
+    <w:bookmarkEnd w:id="64"/>
+    <w:bookmarkStart w:id="65" w:name="Xf8a61105dea46a54bffec07bc8bd2bef5a6c3ba"/>
     <w:p>
       <w:pPr>
         <w:pStyle w:val="Heading2"/>
@@ -11731,7 +11990,7 @@
         <w:t xml:space="preserve">这个问题"，绕过去等于给自己一个来路不明的结论。</w:t>
       </w:r>
     </w:p>
-    <w:bookmarkEnd w:id="64"/>
+    <w:bookmarkEnd w:id="65"/>
     <w:sectPr/>
   </w:body>
 </w:document>

--- a/docs/word/大学生教程.docx
+++ b/docs/word/大学生教程.docx
@@ -3548,6 +3548,60 @@
           <w:rFonts w:hint="eastAsia"/>
         </w:rPr>
         <w:t xml:space="preserve">计并请你确认。</w:t>
+      </w:r>
+      <w:r>
+        <w:t xml:space="preserve"> </w:t>
+      </w:r>
+      <w:r>
+        <w:rPr>
+          <w:rFonts w:hint="eastAsia"/>
+        </w:rPr>
+        <w:t xml:space="preserve">图片、几个</w:t>
+      </w:r>
+      <w:r>
+        <w:t xml:space="preserve"> DXF </w:t>
+      </w:r>
+      <w:r>
+        <w:rPr>
+          <w:rFonts w:hint="eastAsia"/>
+        </w:rPr>
+        <w:t xml:space="preserve">与「补充说明」可以一起提交：说明按句编号，AI</w:t>
+      </w:r>
+      <w:r>
+        <w:t xml:space="preserve"> </w:t>
+      </w:r>
+      <w:r>
+        <w:rPr>
+          <w:rFonts w:hint="eastAsia"/>
+        </w:rPr>
+        <w:t xml:space="preserve">只能原样抄句子里写明的内容，</w:t>
+      </w:r>
+      <w:r>
+        <w:t xml:space="preserve"> </w:t>
+      </w:r>
+      <w:r>
+        <w:rPr>
+          <w:rFonts w:hint="eastAsia"/>
+        </w:rPr>
+        <w:t xml:space="preserve">程序逐字核对，来源记为“用户说明第</w:t>
+      </w:r>
+      <w:r>
+        <w:t xml:space="preserve"> N </w:t>
+      </w:r>
+      <w:r>
+        <w:rPr>
+          <w:rFonts w:hint="eastAsia"/>
+        </w:rPr>
+        <w:t xml:space="preserve">句”；几份证据同一项值相同就合并，值不同就报冲突</w:t>
+      </w:r>
+      <w:r>
+        <w:t xml:space="preserve"> </w:t>
+      </w:r>
+      <w:r>
+        <w:rPr>
+          <w:rFonts w:hint="eastAsia"/>
+        </w:rPr>
+        <w:t xml:space="preserve">并列出两边来源由你选，不自动以哪一边为准。</w:t>
       </w:r>
     </w:p>
     <w:p>
